--- a/templates/設立登記表.docx
+++ b/templates/設立登記表.docx
@@ -46,44 +46,8 @@
         <w:gridCol w:w="370"/>
         <w:gridCol w:w="371"/>
         <w:gridCol w:w="507"/>
-        <w:tblGridChange w:id="0">
-          <w:tblGrid>
-            <w:gridCol w:w="537"/>
-            <w:gridCol w:w="1267"/>
-            <w:gridCol w:w="637"/>
-            <w:gridCol w:w="619"/>
-            <w:gridCol w:w="511"/>
-            <w:gridCol w:w="482"/>
-            <w:gridCol w:w="326"/>
-            <w:gridCol w:w="121"/>
-            <w:gridCol w:w="6"/>
-            <w:gridCol w:w="88"/>
-            <w:gridCol w:w="256"/>
-            <w:gridCol w:w="364"/>
-            <w:gridCol w:w="867"/>
-            <w:gridCol w:w="308"/>
-            <w:gridCol w:w="280"/>
-            <w:gridCol w:w="262"/>
-            <w:gridCol w:w="283"/>
-            <w:gridCol w:w="145"/>
-            <w:gridCol w:w="374"/>
-            <w:gridCol w:w="356"/>
-            <w:gridCol w:w="259"/>
-            <w:gridCol w:w="260"/>
-            <w:gridCol w:w="393"/>
-            <w:gridCol w:w="370"/>
-            <w:gridCol w:w="371"/>
-            <w:gridCol w:w="507"/>
-          </w:tblGrid>
-        </w:tblGridChange>
       </w:tblGrid>
       <w:tr>
-        <w:tblPrEx>
-          <w:tblCellMar>
-            <w:top w:w="0" w:type="dxa"/>
-            <w:bottom w:w="0" w:type="dxa"/>
-          </w:tblCellMar>
-        </w:tblPrEx>
         <w:trPr>
           <w:cantSplit/>
           <w:trHeight w:hRule="exact" w:val="240"/>
@@ -286,12 +250,6 @@
         </w:tc>
       </w:tr>
       <w:tr>
-        <w:tblPrEx>
-          <w:tblCellMar>
-            <w:top w:w="0" w:type="dxa"/>
-            <w:bottom w:w="0" w:type="dxa"/>
-          </w:tblCellMar>
-        </w:tblPrEx>
         <w:trPr>
           <w:cantSplit/>
           <w:trHeight w:val="500"/>
@@ -376,12 +334,6 @@
         </w:tc>
       </w:tr>
       <w:tr>
-        <w:tblPrEx>
-          <w:tblCellMar>
-            <w:top w:w="0" w:type="dxa"/>
-            <w:bottom w:w="0" w:type="dxa"/>
-          </w:tblCellMar>
-        </w:tblPrEx>
         <w:trPr>
           <w:cantSplit/>
           <w:trHeight w:hRule="exact" w:val="340"/>
@@ -521,12 +473,6 @@
         </w:tc>
       </w:tr>
       <w:tr>
-        <w:tblPrEx>
-          <w:tblCellMar>
-            <w:top w:w="0" w:type="dxa"/>
-            <w:bottom w:w="0" w:type="dxa"/>
-          </w:tblCellMar>
-        </w:tblPrEx>
         <w:trPr>
           <w:cantSplit/>
           <w:trHeight w:hRule="exact" w:val="340"/>
@@ -674,12 +620,6 @@
         </w:tc>
       </w:tr>
       <w:tr>
-        <w:tblPrEx>
-          <w:tblCellMar>
-            <w:top w:w="0" w:type="dxa"/>
-            <w:bottom w:w="0" w:type="dxa"/>
-          </w:tblCellMar>
-        </w:tblPrEx>
         <w:trPr>
           <w:cantSplit/>
           <w:trHeight w:hRule="exact" w:val="340"/>
@@ -852,12 +792,6 @@
         </w:tc>
       </w:tr>
       <w:tr>
-        <w:tblPrEx>
-          <w:tblCellMar>
-            <w:top w:w="0" w:type="dxa"/>
-            <w:bottom w:w="0" w:type="dxa"/>
-          </w:tblCellMar>
-        </w:tblPrEx>
         <w:trPr>
           <w:cantSplit/>
           <w:trHeight w:hRule="exact" w:val="340"/>
@@ -1264,12 +1198,6 @@
         </w:tc>
       </w:tr>
       <w:tr>
-        <w:tblPrEx>
-          <w:tblCellMar>
-            <w:top w:w="0" w:type="dxa"/>
-            <w:bottom w:w="0" w:type="dxa"/>
-          </w:tblCellMar>
-        </w:tblPrEx>
         <w:trPr>
           <w:cantSplit/>
           <w:trHeight w:hRule="exact" w:val="340"/>
@@ -1368,7 +1296,7 @@
               <w:jc w:val="distribute"/>
               <w:textAlignment w:val="center"/>
               <w:rPr>
-                <w:rFonts w:ascii="標楷體" w:eastAsia="標楷體" w:hint="eastAsia"/>
+                <w:rFonts w:ascii="標楷體" w:eastAsia="標楷體"/>
                 <w:sz w:val="22"/>
                 <w:szCs w:val="22"/>
               </w:rPr>
@@ -1427,7 +1355,7 @@
               <w:jc w:val="both"/>
               <w:textAlignment w:val="center"/>
               <w:rPr>
-                <w:rFonts w:ascii="標楷體" w:eastAsia="標楷體" w:hint="eastAsia"/>
+                <w:rFonts w:ascii="標楷體" w:eastAsia="標楷體"/>
                 <w:spacing w:val="-12"/>
                 <w:sz w:val="22"/>
                 <w:szCs w:val="22"/>
@@ -1497,6 +1425,7 @@
                 <w:szCs w:val="22"/>
               </w:rPr>
             </w:pPr>
+            <w:proofErr w:type="gramStart"/>
             <w:r>
               <w:rPr>
                 <w:rFonts w:ascii="標楷體" w:eastAsia="標楷體" w:hint="eastAsia"/>
@@ -1505,6 +1434,7 @@
               </w:rPr>
               <w:t>否</w:t>
             </w:r>
+            <w:proofErr w:type="gramEnd"/>
           </w:p>
           <w:p>
             <w:pPr>
@@ -1518,7 +1448,7 @@
               <w:jc w:val="both"/>
               <w:textAlignment w:val="center"/>
               <w:rPr>
-                <w:rFonts w:ascii="標楷體" w:eastAsia="標楷體" w:hint="eastAsia"/>
+                <w:rFonts w:ascii="標楷體" w:eastAsia="標楷體"/>
                 <w:spacing w:val="-12"/>
                 <w:sz w:val="22"/>
                 <w:szCs w:val="22"/>
@@ -1601,7 +1531,7 @@
               <w:jc w:val="center"/>
               <w:textAlignment w:val="center"/>
               <w:rPr>
-                <w:rFonts w:ascii="標楷體" w:eastAsia="標楷體" w:hint="eastAsia"/>
+                <w:rFonts w:ascii="標楷體" w:eastAsia="標楷體"/>
                 <w:sz w:val="22"/>
                 <w:szCs w:val="22"/>
               </w:rPr>
@@ -1618,12 +1548,6 @@
         </w:tc>
       </w:tr>
       <w:tr>
-        <w:tblPrEx>
-          <w:tblCellMar>
-            <w:top w:w="0" w:type="dxa"/>
-            <w:bottom w:w="0" w:type="dxa"/>
-          </w:tblCellMar>
-        </w:tblPrEx>
         <w:trPr>
           <w:cantSplit/>
           <w:trHeight w:hRule="exact" w:val="340"/>
@@ -1723,7 +1647,7 @@
               <w:jc w:val="both"/>
               <w:textAlignment w:val="center"/>
               <w:rPr>
-                <w:rFonts w:ascii="標楷體" w:eastAsia="標楷體" w:hint="eastAsia"/>
+                <w:rFonts w:ascii="標楷體" w:eastAsia="標楷體"/>
                 <w:sz w:val="22"/>
                 <w:szCs w:val="22"/>
               </w:rPr>
@@ -1772,12 +1696,6 @@
         </w:tc>
       </w:tr>
       <w:tr>
-        <w:tblPrEx>
-          <w:tblCellMar>
-            <w:top w:w="0" w:type="dxa"/>
-            <w:bottom w:w="0" w:type="dxa"/>
-          </w:tblCellMar>
-        </w:tblPrEx>
         <w:trPr>
           <w:cantSplit/>
           <w:trHeight w:hRule="exact" w:val="284"/>
@@ -1877,7 +1795,7 @@
               <w:jc w:val="both"/>
               <w:textAlignment w:val="center"/>
               <w:rPr>
-                <w:rFonts w:ascii="標楷體" w:eastAsia="標楷體" w:hint="eastAsia"/>
+                <w:rFonts w:ascii="標楷體" w:eastAsia="標楷體"/>
                 <w:sz w:val="22"/>
                 <w:szCs w:val="22"/>
               </w:rPr>
@@ -1910,12 +1828,6 @@
         </w:tc>
       </w:tr>
       <w:tr>
-        <w:tblPrEx>
-          <w:tblCellMar>
-            <w:top w:w="0" w:type="dxa"/>
-            <w:bottom w:w="0" w:type="dxa"/>
-          </w:tblCellMar>
-        </w:tblPrEx>
         <w:trPr>
           <w:cantSplit/>
           <w:trHeight w:hRule="exact" w:val="284"/>
@@ -2015,29 +1927,23 @@
               <w:jc w:val="both"/>
               <w:textAlignment w:val="center"/>
               <w:rPr>
+                <w:rFonts w:ascii="標楷體" w:eastAsia="標楷體" w:hAnsi="標楷體"/>
+                <w:sz w:val="22"/>
+                <w:szCs w:val="22"/>
+              </w:rPr>
+            </w:pPr>
+            <w:r>
+              <w:rPr>
                 <w:rFonts w:ascii="標楷體" w:eastAsia="標楷體" w:hAnsi="標楷體" w:hint="eastAsia"/>
                 <w:sz w:val="22"/>
                 <w:szCs w:val="22"/>
               </w:rPr>
-            </w:pPr>
-            <w:r>
-              <w:rPr>
-                <w:rFonts w:ascii="標楷體" w:eastAsia="標楷體" w:hAnsi="標楷體" w:hint="eastAsia"/>
-                <w:sz w:val="22"/>
-                <w:szCs w:val="22"/>
-              </w:rPr>
               <w:t>對於特定事項具否決權特別股   □有□無</w:t>
             </w:r>
           </w:p>
         </w:tc>
       </w:tr>
       <w:tr>
-        <w:tblPrEx>
-          <w:tblCellMar>
-            <w:top w:w="0" w:type="dxa"/>
-            <w:bottom w:w="0" w:type="dxa"/>
-          </w:tblCellMar>
-        </w:tblPrEx>
         <w:trPr>
           <w:cantSplit/>
           <w:trHeight w:hRule="exact" w:val="284"/>
@@ -2137,7 +2043,7 @@
               <w:jc w:val="both"/>
               <w:textAlignment w:val="center"/>
               <w:rPr>
-                <w:rFonts w:ascii="標楷體" w:eastAsia="標楷體" w:hint="eastAsia"/>
+                <w:rFonts w:ascii="標楷體" w:eastAsia="標楷體"/>
                 <w:sz w:val="22"/>
                 <w:szCs w:val="22"/>
               </w:rPr>
@@ -2186,12 +2092,6 @@
         </w:tc>
       </w:tr>
       <w:tr>
-        <w:tblPrEx>
-          <w:tblCellMar>
-            <w:top w:w="0" w:type="dxa"/>
-            <w:bottom w:w="0" w:type="dxa"/>
-          </w:tblCellMar>
-        </w:tblPrEx>
         <w:trPr>
           <w:cantSplit/>
           <w:trHeight w:hRule="exact" w:val="284"/>
@@ -2293,29 +2193,23 @@
               <w:jc w:val="both"/>
               <w:textAlignment w:val="center"/>
               <w:rPr>
+                <w:rFonts w:ascii="標楷體" w:eastAsia="標楷體" w:hAnsi="標楷體"/>
+                <w:sz w:val="22"/>
+                <w:szCs w:val="22"/>
+              </w:rPr>
+            </w:pPr>
+            <w:r>
+              <w:rPr>
                 <w:rFonts w:ascii="標楷體" w:eastAsia="標楷體" w:hAnsi="標楷體" w:hint="eastAsia"/>
                 <w:sz w:val="22"/>
                 <w:szCs w:val="22"/>
               </w:rPr>
-            </w:pPr>
-            <w:r>
-              <w:rPr>
-                <w:rFonts w:ascii="標楷體" w:eastAsia="標楷體" w:hAnsi="標楷體" w:hint="eastAsia"/>
-                <w:sz w:val="22"/>
-                <w:szCs w:val="22"/>
-              </w:rPr>
               <w:t>或當選一定名額之權利</w:t>
             </w:r>
           </w:p>
         </w:tc>
       </w:tr>
       <w:tr>
-        <w:tblPrEx>
-          <w:tblCellMar>
-            <w:top w:w="0" w:type="dxa"/>
-            <w:bottom w:w="0" w:type="dxa"/>
-          </w:tblCellMar>
-        </w:tblPrEx>
         <w:trPr>
           <w:gridAfter w:val="21"/>
           <w:wAfter w:w="6678" w:type="dxa"/>
@@ -2373,12 +2267,6 @@
         </w:tc>
       </w:tr>
       <w:tr>
-        <w:tblPrEx>
-          <w:tblCellMar>
-            <w:top w:w="0" w:type="dxa"/>
-            <w:bottom w:w="0" w:type="dxa"/>
-          </w:tblCellMar>
-        </w:tblPrEx>
         <w:trPr>
           <w:cantSplit/>
           <w:trHeight w:val="329"/>
@@ -2407,11 +2295,19 @@
                 <w:rFonts w:ascii="標楷體" w:eastAsia="標楷體"/>
               </w:rPr>
             </w:pPr>
-            <w:r>
-              <w:rPr>
-                <w:rFonts w:ascii="標楷體" w:eastAsia="標楷體" w:hint="eastAsia"/>
-              </w:rPr>
-              <w:t>一﹑</w:t>
+            <w:proofErr w:type="gramStart"/>
+            <w:r>
+              <w:rPr>
+                <w:rFonts w:ascii="標楷體" w:eastAsia="標楷體" w:hint="eastAsia"/>
+              </w:rPr>
+              <w:t>一</w:t>
+            </w:r>
+            <w:proofErr w:type="gramEnd"/>
+            <w:r>
+              <w:rPr>
+                <w:rFonts w:ascii="標楷體" w:eastAsia="標楷體" w:hint="eastAsia"/>
+              </w:rPr>
+              <w:t>﹑</w:t>
             </w:r>
             <w:r>
               <w:rPr>
@@ -2476,14 +2372,28 @@
               <w:spacing w:after="100" w:line="240" w:lineRule="atLeast"/>
               <w:jc w:val="both"/>
               <w:rPr>
-                <w:rFonts w:ascii="標楷體" w:eastAsia="標楷體" w:hint="eastAsia"/>
-              </w:rPr>
-            </w:pPr>
-            <w:r>
-              <w:rPr>
-                <w:rFonts w:ascii="標楷體" w:eastAsia="標楷體" w:hint="eastAsia"/>
-              </w:rPr>
-              <w:t>{{compnanyName}}</w:t>
+                <w:rFonts w:ascii="標楷體" w:eastAsia="標楷體"/>
+              </w:rPr>
+            </w:pPr>
+            <w:r>
+              <w:rPr>
+                <w:rFonts w:ascii="標楷體" w:eastAsia="標楷體" w:hint="eastAsia"/>
+              </w:rPr>
+              <w:t>{{</w:t>
+            </w:r>
+            <w:proofErr w:type="spellStart"/>
+            <w:r>
+              <w:rPr>
+                <w:rFonts w:ascii="標楷體" w:eastAsia="標楷體" w:hint="eastAsia"/>
+              </w:rPr>
+              <w:t>compnanyName</w:t>
+            </w:r>
+            <w:proofErr w:type="spellEnd"/>
+            <w:r>
+              <w:rPr>
+                <w:rFonts w:ascii="標楷體" w:eastAsia="標楷體" w:hint="eastAsia"/>
+              </w:rPr>
+              <w:t>}}</w:t>
             </w:r>
           </w:p>
         </w:tc>
@@ -2521,12 +2431,6 @@
         </w:tc>
       </w:tr>
       <w:tr>
-        <w:tblPrEx>
-          <w:tblCellMar>
-            <w:top w:w="0" w:type="dxa"/>
-            <w:bottom w:w="0" w:type="dxa"/>
-          </w:tblCellMar>
-        </w:tblPrEx>
         <w:trPr>
           <w:cantSplit/>
           <w:trHeight w:hRule="exact" w:val="592"/>
@@ -2628,18 +2532,26 @@
               <w:rPr>
                 <w:rFonts w:ascii="標楷體" w:eastAsia="標楷體" w:hAnsi="標楷體" w:cs="標楷體" w:hint="eastAsia"/>
               </w:rPr>
-              <w:t>{companyName_eng}}</w:t>
+              <w:t>{</w:t>
+            </w:r>
+            <w:proofErr w:type="spellStart"/>
+            <w:r>
+              <w:rPr>
+                <w:rFonts w:ascii="標楷體" w:eastAsia="標楷體" w:hAnsi="標楷體" w:cs="標楷體" w:hint="eastAsia"/>
+              </w:rPr>
+              <w:t>companyName_eng</w:t>
+            </w:r>
+            <w:proofErr w:type="spellEnd"/>
+            <w:r>
+              <w:rPr>
+                <w:rFonts w:ascii="標楷體" w:eastAsia="標楷體" w:hAnsi="標楷體" w:cs="標楷體" w:hint="eastAsia"/>
+              </w:rPr>
+              <w:t>}}</w:t>
             </w:r>
           </w:p>
         </w:tc>
       </w:tr>
       <w:tr>
-        <w:tblPrEx>
-          <w:tblCellMar>
-            <w:top w:w="0" w:type="dxa"/>
-            <w:bottom w:w="0" w:type="dxa"/>
-          </w:tblCellMar>
-        </w:tblPrEx>
         <w:trPr>
           <w:cantSplit/>
           <w:trHeight w:hRule="exact" w:val="510"/>
@@ -2670,8 +2582,16 @@
               <w:rPr>
                 <w:rFonts w:ascii="標楷體" w:eastAsia="標楷體" w:hint="eastAsia"/>
               </w:rPr>
-              <w:t>二﹑</w:t>
-            </w:r>
+              <w:t>二</w:t>
+            </w:r>
+            <w:proofErr w:type="gramStart"/>
+            <w:r>
+              <w:rPr>
+                <w:rFonts w:ascii="標楷體" w:eastAsia="標楷體" w:hint="eastAsia"/>
+              </w:rPr>
+              <w:t>﹑</w:t>
+            </w:r>
+            <w:proofErr w:type="gramEnd"/>
           </w:p>
         </w:tc>
         <w:tc>
@@ -2788,9 +2708,11 @@
               </w:rPr>
               <w:t>{{</w:t>
             </w:r>
+            <w:proofErr w:type="spellStart"/>
             <w:r>
               <w:t>zipcode</w:t>
             </w:r>
+            <w:proofErr w:type="spellEnd"/>
             <w:r>
               <w:rPr>
                 <w:rFonts w:hint="eastAsia"/>
@@ -2833,18 +2755,26 @@
               <w:rPr>
                 <w:rFonts w:eastAsia="標楷體"/>
               </w:rPr>
-              <w:t>{{company_address}}</w:t>
+              <w:t>{{</w:t>
+            </w:r>
+            <w:proofErr w:type="spellStart"/>
+            <w:r>
+              <w:rPr>
+                <w:rFonts w:eastAsia="標楷體"/>
+              </w:rPr>
+              <w:t>company_address</w:t>
+            </w:r>
+            <w:proofErr w:type="spellEnd"/>
+            <w:r>
+              <w:rPr>
+                <w:rFonts w:eastAsia="標楷體"/>
+              </w:rPr>
+              <w:t>}}</w:t>
             </w:r>
           </w:p>
         </w:tc>
       </w:tr>
       <w:tr>
-        <w:tblPrEx>
-          <w:tblCellMar>
-            <w:top w:w="0" w:type="dxa"/>
-            <w:bottom w:w="0" w:type="dxa"/>
-          </w:tblCellMar>
-        </w:tblPrEx>
         <w:trPr>
           <w:cantSplit/>
           <w:trHeight w:val="210"/>
@@ -2876,8 +2806,16 @@
               <w:rPr>
                 <w:rFonts w:ascii="標楷體" w:eastAsia="標楷體" w:hint="eastAsia"/>
               </w:rPr>
-              <w:t>三﹑</w:t>
-            </w:r>
+              <w:t>三</w:t>
+            </w:r>
+            <w:proofErr w:type="gramStart"/>
+            <w:r>
+              <w:rPr>
+                <w:rFonts w:ascii="標楷體" w:eastAsia="標楷體" w:hint="eastAsia"/>
+              </w:rPr>
+              <w:t>﹑</w:t>
+            </w:r>
+            <w:proofErr w:type="gramEnd"/>
           </w:p>
         </w:tc>
         <w:tc>
@@ -3078,6 +3016,7 @@
               </w:rPr>
               <w:t>四</w:t>
             </w:r>
+            <w:proofErr w:type="gramStart"/>
             <w:r>
               <w:rPr>
                 <w:rFonts w:ascii="標楷體" w:eastAsia="標楷體" w:hint="eastAsia"/>
@@ -3086,6 +3025,7 @@
               </w:rPr>
               <w:t>﹑</w:t>
             </w:r>
+            <w:proofErr w:type="gramEnd"/>
             <w:r>
               <w:rPr>
                 <w:rFonts w:ascii="標楷體" w:eastAsia="標楷體" w:hint="eastAsia"/>
@@ -3149,7 +3089,23 @@
                 <w:rFonts w:ascii="標楷體" w:eastAsia="標楷體" w:hAnsi="標楷體" w:hint="eastAsia"/>
                 <w:color w:val="000000"/>
               </w:rPr>
-              <w:t>{{parvalue}}</w:t>
+              <w:t>{{</w:t>
+            </w:r>
+            <w:proofErr w:type="spellStart"/>
+            <w:r>
+              <w:rPr>
+                <w:rFonts w:ascii="標楷體" w:eastAsia="標楷體" w:hAnsi="標楷體" w:hint="eastAsia"/>
+                <w:color w:val="000000"/>
+              </w:rPr>
+              <w:t>parvalue</w:t>
+            </w:r>
+            <w:proofErr w:type="spellEnd"/>
+            <w:r>
+              <w:rPr>
+                <w:rFonts w:ascii="標楷體" w:eastAsia="標楷體" w:hAnsi="標楷體" w:hint="eastAsia"/>
+                <w:color w:val="000000"/>
+              </w:rPr>
+              <w:t>}}</w:t>
             </w:r>
           </w:p>
         </w:tc>
@@ -3186,12 +3142,6 @@
         </w:tc>
       </w:tr>
       <w:tr>
-        <w:tblPrEx>
-          <w:tblCellMar>
-            <w:top w:w="0" w:type="dxa"/>
-            <w:bottom w:w="0" w:type="dxa"/>
-          </w:tblCellMar>
-        </w:tblPrEx>
         <w:trPr>
           <w:cantSplit/>
           <w:trHeight w:val="314"/>
@@ -3225,6 +3175,7 @@
               </w:rPr>
               <w:t>五</w:t>
             </w:r>
+            <w:proofErr w:type="gramStart"/>
             <w:r>
               <w:rPr>
                 <w:rFonts w:ascii="標楷體" w:eastAsia="標楷體" w:hint="eastAsia"/>
@@ -3233,6 +3184,7 @@
               </w:rPr>
               <w:t>﹑</w:t>
             </w:r>
+            <w:proofErr w:type="gramEnd"/>
           </w:p>
         </w:tc>
         <w:tc>
@@ -3356,12 +3308,6 @@
         </w:tc>
       </w:tr>
       <w:tr>
-        <w:tblPrEx>
-          <w:tblCellMar>
-            <w:top w:w="0" w:type="dxa"/>
-            <w:bottom w:w="0" w:type="dxa"/>
-          </w:tblCellMar>
-        </w:tblPrEx>
         <w:trPr>
           <w:cantSplit/>
           <w:trHeight w:val="314"/>
@@ -3393,8 +3339,16 @@
               <w:rPr>
                 <w:rFonts w:ascii="標楷體" w:eastAsia="標楷體" w:hint="eastAsia"/>
               </w:rPr>
-              <w:t>六﹑</w:t>
-            </w:r>
+              <w:t>六</w:t>
+            </w:r>
+            <w:proofErr w:type="gramStart"/>
+            <w:r>
+              <w:rPr>
+                <w:rFonts w:ascii="標楷體" w:eastAsia="標楷體" w:hint="eastAsia"/>
+              </w:rPr>
+              <w:t>﹑</w:t>
+            </w:r>
+            <w:proofErr w:type="gramEnd"/>
           </w:p>
         </w:tc>
         <w:tc>
@@ -3520,12 +3474,6 @@
         </w:tc>
       </w:tr>
       <w:tr>
-        <w:tblPrEx>
-          <w:tblCellMar>
-            <w:top w:w="0" w:type="dxa"/>
-            <w:bottom w:w="0" w:type="dxa"/>
-          </w:tblCellMar>
-        </w:tblPrEx>
         <w:trPr>
           <w:cantSplit/>
           <w:trHeight w:val="94"/>
@@ -3556,8 +3504,16 @@
               <w:rPr>
                 <w:rFonts w:ascii="標楷體" w:eastAsia="標楷體" w:hint="eastAsia"/>
               </w:rPr>
-              <w:t>七﹑</w:t>
-            </w:r>
+              <w:t>七</w:t>
+            </w:r>
+            <w:proofErr w:type="gramStart"/>
+            <w:r>
+              <w:rPr>
+                <w:rFonts w:ascii="標楷體" w:eastAsia="標楷體" w:hint="eastAsia"/>
+              </w:rPr>
+              <w:t>﹑</w:t>
+            </w:r>
+            <w:proofErr w:type="gramEnd"/>
           </w:p>
         </w:tc>
         <w:tc>
@@ -3861,12 +3817,6 @@
         </w:tc>
       </w:tr>
       <w:tr>
-        <w:tblPrEx>
-          <w:tblCellMar>
-            <w:top w:w="0" w:type="dxa"/>
-            <w:bottom w:w="0" w:type="dxa"/>
-          </w:tblCellMar>
-        </w:tblPrEx>
         <w:trPr>
           <w:cantSplit/>
           <w:trHeight w:val="142"/>
@@ -4102,12 +4052,6 @@
         </w:tc>
       </w:tr>
       <w:tr>
-        <w:tblPrEx>
-          <w:tblCellMar>
-            <w:top w:w="0" w:type="dxa"/>
-            <w:bottom w:w="0" w:type="dxa"/>
-          </w:tblCellMar>
-        </w:tblPrEx>
         <w:trPr>
           <w:cantSplit/>
           <w:trHeight w:val="317"/>
@@ -4143,6 +4087,7 @@
               </w:rPr>
               <w:t>九</w:t>
             </w:r>
+            <w:proofErr w:type="gramStart"/>
             <w:r>
               <w:rPr>
                 <w:rFonts w:ascii="標楷體" w:eastAsia="標楷體" w:hint="eastAsia"/>
@@ -4150,6 +4095,7 @@
               </w:rPr>
               <w:t>﹑</w:t>
             </w:r>
+            <w:proofErr w:type="gramEnd"/>
             <w:r>
               <w:rPr>
                 <w:rFonts w:ascii="標楷體" w:eastAsia="標楷體" w:hint="eastAsia"/>
@@ -4316,12 +4262,6 @@
         </w:tc>
       </w:tr>
       <w:tr>
-        <w:tblPrEx>
-          <w:tblCellMar>
-            <w:top w:w="0" w:type="dxa"/>
-            <w:bottom w:w="0" w:type="dxa"/>
-          </w:tblCellMar>
-        </w:tblPrEx>
         <w:trPr>
           <w:cantSplit/>
           <w:trHeight w:val="288"/>
@@ -4348,7 +4288,7 @@
               <w:ind w:left="-28" w:right="114" w:firstLine="28"/>
               <w:jc w:val="both"/>
               <w:rPr>
-                <w:rFonts w:ascii="標楷體" w:eastAsia="標楷體" w:hint="eastAsia"/>
+                <w:rFonts w:ascii="標楷體" w:eastAsia="標楷體"/>
               </w:rPr>
             </w:pPr>
           </w:p>
@@ -4380,7 +4320,7 @@
               <w:spacing w:after="100" w:line="240" w:lineRule="atLeast"/>
               <w:jc w:val="both"/>
               <w:rPr>
-                <w:rFonts w:ascii="標楷體" w:eastAsia="標楷體" w:hint="eastAsia"/>
+                <w:rFonts w:ascii="標楷體" w:eastAsia="標楷體"/>
               </w:rPr>
             </w:pPr>
             <w:r>
@@ -4427,12 +4367,6 @@
         </w:tc>
       </w:tr>
       <w:tr>
-        <w:tblPrEx>
-          <w:tblCellMar>
-            <w:top w:w="0" w:type="dxa"/>
-            <w:bottom w:w="0" w:type="dxa"/>
-          </w:tblCellMar>
-        </w:tblPrEx>
         <w:trPr>
           <w:cantSplit/>
           <w:trHeight w:val="499"/>
@@ -4465,8 +4399,17 @@
                 <w:rFonts w:ascii="標楷體" w:eastAsia="標楷體" w:hint="eastAsia"/>
                 <w:spacing w:val="-20"/>
               </w:rPr>
-              <w:t>十﹑</w:t>
-            </w:r>
+              <w:t>十</w:t>
+            </w:r>
+            <w:proofErr w:type="gramStart"/>
+            <w:r>
+              <w:rPr>
+                <w:rFonts w:ascii="標楷體" w:eastAsia="標楷體" w:hint="eastAsia"/>
+                <w:spacing w:val="-20"/>
+              </w:rPr>
+              <w:t>﹑</w:t>
+            </w:r>
+            <w:proofErr w:type="gramEnd"/>
             <w:r>
               <w:rPr>
                 <w:rFonts w:ascii="標楷體" w:eastAsia="標楷體"/>
@@ -4697,12 +4640,6 @@
         </w:tc>
       </w:tr>
       <w:tr>
-        <w:tblPrEx>
-          <w:tblCellMar>
-            <w:top w:w="0" w:type="dxa"/>
-            <w:bottom w:w="0" w:type="dxa"/>
-          </w:tblCellMar>
-        </w:tblPrEx>
         <w:trPr>
           <w:cantSplit/>
           <w:trHeight w:val="443"/>
@@ -4774,12 +4711,6 @@
         </w:tc>
       </w:tr>
       <w:tr>
-        <w:tblPrEx>
-          <w:tblCellMar>
-            <w:top w:w="0" w:type="dxa"/>
-            <w:bottom w:w="0" w:type="dxa"/>
-          </w:tblCellMar>
-        </w:tblPrEx>
         <w:trPr>
           <w:cantSplit/>
           <w:trHeight w:val="443"/>
@@ -4822,12 +4753,21 @@
               </w:rPr>
               <w:t>一</w:t>
             </w:r>
+            <w:proofErr w:type="gramStart"/>
             <w:r>
               <w:rPr>
                 <w:rFonts w:ascii="標楷體" w:eastAsia="標楷體" w:hint="eastAsia"/>
                 <w:spacing w:val="-20"/>
               </w:rPr>
-              <w:t>﹑公司章程訂定日期</w:t>
+              <w:t>﹑</w:t>
+            </w:r>
+            <w:proofErr w:type="gramEnd"/>
+            <w:r>
+              <w:rPr>
+                <w:rFonts w:ascii="標楷體" w:eastAsia="標楷體" w:hint="eastAsia"/>
+                <w:spacing w:val="-20"/>
+              </w:rPr>
+              <w:t>公司章程訂定日期</w:t>
             </w:r>
           </w:p>
         </w:tc>
@@ -4925,12 +4865,6 @@
         <w:gridCol w:w="2687"/>
       </w:tblGrid>
       <w:tr>
-        <w:tblPrEx>
-          <w:tblCellMar>
-            <w:top w:w="0" w:type="dxa"/>
-            <w:bottom w:w="0" w:type="dxa"/>
-          </w:tblCellMar>
-        </w:tblPrEx>
         <w:trPr>
           <w:cantSplit/>
           <w:trHeight w:val="709"/>
@@ -5121,12 +5055,6 @@
         </w:tc>
       </w:tr>
       <w:tr>
-        <w:tblPrEx>
-          <w:tblCellMar>
-            <w:top w:w="0" w:type="dxa"/>
-            <w:bottom w:w="0" w:type="dxa"/>
-          </w:tblCellMar>
-        </w:tblPrEx>
         <w:trPr>
           <w:cantSplit/>
           <w:trHeight w:val="162"/>
@@ -5153,12 +5081,6 @@
         </w:tc>
       </w:tr>
       <w:tr>
-        <w:tblPrEx>
-          <w:tblCellMar>
-            <w:top w:w="0" w:type="dxa"/>
-            <w:bottom w:w="0" w:type="dxa"/>
-          </w:tblCellMar>
-        </w:tblPrEx>
         <w:trPr>
           <w:cantSplit/>
           <w:trHeight w:val="327"/>
@@ -5198,12 +5120,6 @@
         </w:tc>
       </w:tr>
       <w:tr>
-        <w:tblPrEx>
-          <w:tblCellMar>
-            <w:top w:w="0" w:type="dxa"/>
-            <w:bottom w:w="0" w:type="dxa"/>
-          </w:tblCellMar>
-        </w:tblPrEx>
         <w:trPr>
           <w:cantSplit/>
           <w:trHeight w:val="1204"/>
@@ -5233,12 +5149,6 @@
         </w:tc>
       </w:tr>
       <w:tr>
-        <w:tblPrEx>
-          <w:tblCellMar>
-            <w:top w:w="0" w:type="dxa"/>
-            <w:bottom w:w="0" w:type="dxa"/>
-          </w:tblCellMar>
-        </w:tblPrEx>
         <w:trPr>
           <w:cantSplit/>
           <w:trHeight w:val="50"/>
@@ -5265,12 +5175,6 @@
         </w:tc>
       </w:tr>
       <w:tr>
-        <w:tblPrEx>
-          <w:tblCellMar>
-            <w:top w:w="0" w:type="dxa"/>
-            <w:bottom w:w="0" w:type="dxa"/>
-          </w:tblCellMar>
-        </w:tblPrEx>
         <w:trPr>
           <w:cantSplit/>
           <w:trHeight w:val="916"/>
@@ -5297,6 +5201,7 @@
               </w:rPr>
               <w:t>(</w:t>
             </w:r>
+            <w:proofErr w:type="gramStart"/>
             <w:r>
               <w:rPr>
                 <w:rFonts w:ascii="標楷體" w:eastAsia="標楷體" w:hint="eastAsia"/>
@@ -5305,6 +5210,7 @@
               </w:rPr>
               <w:t>一</w:t>
             </w:r>
+            <w:proofErr w:type="gramEnd"/>
             <w:r>
               <w:rPr>
                 <w:rFonts w:ascii="標楷體" w:eastAsia="標楷體"/>
@@ -5319,91 +5225,172 @@
                 <w:sz w:val="16"/>
                 <w:szCs w:val="16"/>
               </w:rPr>
-              <w:t>申請表一式二份﹐於核辦後一份存核辦單位﹐一份送還申請公司收執。</w:t>
-            </w:r>
-          </w:p>
-          <w:p>
-            <w:pPr>
-              <w:spacing w:line="120" w:lineRule="atLeast"/>
-              <w:rPr>
-                <w:rFonts w:ascii="標楷體" w:eastAsia="標楷體"/>
+              <w:t>申請表一式二份</w:t>
+            </w:r>
+            <w:proofErr w:type="gramStart"/>
+            <w:r>
+              <w:rPr>
+                <w:rFonts w:ascii="標楷體" w:eastAsia="標楷體" w:hint="eastAsia"/>
                 <w:sz w:val="16"/>
                 <w:szCs w:val="16"/>
               </w:rPr>
-            </w:pPr>
-            <w:r>
-              <w:rPr>
-                <w:rFonts w:ascii="標楷體" w:eastAsia="標楷體"/>
+              <w:t>﹐</w:t>
+            </w:r>
+            <w:proofErr w:type="gramEnd"/>
+            <w:r>
+              <w:rPr>
+                <w:rFonts w:ascii="標楷體" w:eastAsia="標楷體" w:hint="eastAsia"/>
                 <w:sz w:val="16"/>
                 <w:szCs w:val="16"/>
               </w:rPr>
-              <w:t>(</w:t>
-            </w:r>
+              <w:t>於核辦</w:t>
+            </w:r>
+            <w:proofErr w:type="gramStart"/>
             <w:r>
               <w:rPr>
                 <w:rFonts w:ascii="標楷體" w:eastAsia="標楷體" w:hint="eastAsia"/>
                 <w:sz w:val="16"/>
                 <w:szCs w:val="16"/>
               </w:rPr>
-              <w:t>二</w:t>
-            </w:r>
-            <w:r>
-              <w:rPr>
-                <w:rFonts w:ascii="標楷體" w:eastAsia="標楷體"/>
+              <w:t>後一份存核辦</w:t>
+            </w:r>
+            <w:proofErr w:type="gramEnd"/>
+            <w:r>
+              <w:rPr>
+                <w:rFonts w:ascii="標楷體" w:eastAsia="標楷體" w:hint="eastAsia"/>
                 <w:sz w:val="16"/>
                 <w:szCs w:val="16"/>
               </w:rPr>
-              <w:t>)</w:t>
-            </w:r>
+              <w:t>單位</w:t>
+            </w:r>
+            <w:proofErr w:type="gramStart"/>
             <w:r>
               <w:rPr>
                 <w:rFonts w:ascii="標楷體" w:eastAsia="標楷體" w:hint="eastAsia"/>
                 <w:sz w:val="16"/>
                 <w:szCs w:val="16"/>
               </w:rPr>
-              <w:t>為配合電腦作業，請打字或電腦以黑色列印填寫清楚，數字部份請採用阿拉伯數字，並請勿折疊、挖補、浮貼或塗改。</w:t>
-            </w:r>
-          </w:p>
-          <w:p>
-            <w:pPr>
-              <w:spacing w:line="120" w:lineRule="atLeast"/>
-              <w:rPr>
-                <w:rFonts w:ascii="標楷體" w:eastAsia="標楷體"/>
+              <w:t>﹐</w:t>
+            </w:r>
+            <w:proofErr w:type="gramEnd"/>
+            <w:r>
+              <w:rPr>
+                <w:rFonts w:ascii="標楷體" w:eastAsia="標楷體" w:hint="eastAsia"/>
                 <w:sz w:val="16"/>
                 <w:szCs w:val="16"/>
               </w:rPr>
-            </w:pPr>
-            <w:r>
+              <w:t>一份送還申請公司收執。</w:t>
+            </w:r>
+          </w:p>
+          <w:p>
+            <w:pPr>
+              <w:spacing w:line="120" w:lineRule="atLeast"/>
               <w:rPr>
                 <w:rFonts w:ascii="標楷體" w:eastAsia="標楷體"/>
                 <w:sz w:val="16"/>
                 <w:szCs w:val="16"/>
               </w:rPr>
-              <w:t>(</w:t>
-            </w:r>
-            <w:r>
-              <w:rPr>
-                <w:rFonts w:ascii="標楷體" w:eastAsia="標楷體" w:hint="eastAsia"/>
+            </w:pPr>
+            <w:r>
+              <w:rPr>
+                <w:rFonts w:ascii="標楷體" w:eastAsia="標楷體"/>
                 <w:sz w:val="16"/>
                 <w:szCs w:val="16"/>
               </w:rPr>
-              <w:t>三</w:t>
-            </w:r>
-            <w:r>
-              <w:rPr>
-                <w:rFonts w:ascii="標楷體" w:eastAsia="標楷體"/>
+              <w:t>(</w:t>
+            </w:r>
+            <w:r>
+              <w:rPr>
+                <w:rFonts w:ascii="標楷體" w:eastAsia="標楷體" w:hint="eastAsia"/>
                 <w:sz w:val="16"/>
                 <w:szCs w:val="16"/>
               </w:rPr>
-              <w:t>)</w:t>
-            </w:r>
-            <w:r>
-              <w:rPr>
-                <w:rFonts w:ascii="標楷體" w:eastAsia="標楷體" w:hint="eastAsia"/>
+              <w:t>二</w:t>
+            </w:r>
+            <w:r>
+              <w:rPr>
+                <w:rFonts w:ascii="標楷體" w:eastAsia="標楷體"/>
                 <w:sz w:val="16"/>
                 <w:szCs w:val="16"/>
               </w:rPr>
-              <w:t>※各欄如</w:t>
+              <w:t>)</w:t>
+            </w:r>
+            <w:r>
+              <w:rPr>
+                <w:rFonts w:ascii="標楷體" w:eastAsia="標楷體" w:hint="eastAsia"/>
+                <w:sz w:val="16"/>
+                <w:szCs w:val="16"/>
+              </w:rPr>
+              <w:t>為配合電腦作業，請打字或電腦以黑色列印填寫</w:t>
+            </w:r>
+            <w:proofErr w:type="gramStart"/>
+            <w:r>
+              <w:rPr>
+                <w:rFonts w:ascii="標楷體" w:eastAsia="標楷體" w:hint="eastAsia"/>
+                <w:sz w:val="16"/>
+                <w:szCs w:val="16"/>
+              </w:rPr>
+              <w:t>清楚，</w:t>
+            </w:r>
+            <w:proofErr w:type="gramEnd"/>
+            <w:r>
+              <w:rPr>
+                <w:rFonts w:ascii="標楷體" w:eastAsia="標楷體" w:hint="eastAsia"/>
+                <w:sz w:val="16"/>
+                <w:szCs w:val="16"/>
+              </w:rPr>
+              <w:t>數字部份請採用阿拉伯數字，並請勿折疊、挖補、浮貼或塗改。</w:t>
+            </w:r>
+          </w:p>
+          <w:p>
+            <w:pPr>
+              <w:spacing w:line="120" w:lineRule="atLeast"/>
+              <w:rPr>
+                <w:rFonts w:ascii="標楷體" w:eastAsia="標楷體"/>
+                <w:sz w:val="16"/>
+                <w:szCs w:val="16"/>
+              </w:rPr>
+            </w:pPr>
+            <w:r>
+              <w:rPr>
+                <w:rFonts w:ascii="標楷體" w:eastAsia="標楷體"/>
+                <w:sz w:val="16"/>
+                <w:szCs w:val="16"/>
+              </w:rPr>
+              <w:t>(</w:t>
+            </w:r>
+            <w:r>
+              <w:rPr>
+                <w:rFonts w:ascii="標楷體" w:eastAsia="標楷體" w:hint="eastAsia"/>
+                <w:sz w:val="16"/>
+                <w:szCs w:val="16"/>
+              </w:rPr>
+              <w:t>三</w:t>
+            </w:r>
+            <w:r>
+              <w:rPr>
+                <w:rFonts w:ascii="標楷體" w:eastAsia="標楷體"/>
+                <w:sz w:val="16"/>
+                <w:szCs w:val="16"/>
+              </w:rPr>
+              <w:t>)</w:t>
+            </w:r>
+            <w:r>
+              <w:rPr>
+                <w:rFonts w:ascii="標楷體" w:eastAsia="標楷體" w:hint="eastAsia"/>
+                <w:sz w:val="16"/>
+                <w:szCs w:val="16"/>
+              </w:rPr>
+              <w:t>※</w:t>
+            </w:r>
+            <w:proofErr w:type="gramStart"/>
+            <w:r>
+              <w:rPr>
+                <w:rFonts w:ascii="標楷體" w:eastAsia="標楷體" w:hint="eastAsia"/>
+                <w:sz w:val="16"/>
+                <w:szCs w:val="16"/>
+              </w:rPr>
+              <w:t>各欄如</w:t>
             </w:r>
             <w:r>
               <w:rPr>
@@ -5412,57 +5399,85 @@
                 <w:sz w:val="16"/>
                 <w:szCs w:val="16"/>
               </w:rPr>
-              <w:t>公司統一編號</w:t>
-            </w:r>
-            <w:r>
-              <w:rPr>
-                <w:rFonts w:ascii="標楷體" w:eastAsia="標楷體" w:hint="eastAsia"/>
+              <w:t>公司</w:t>
+            </w:r>
+            <w:proofErr w:type="gramEnd"/>
+            <w:r>
+              <w:rPr>
+                <w:rFonts w:ascii="標楷體" w:eastAsia="標楷體" w:hint="eastAsia"/>
+                <w:spacing w:val="-20"/>
                 <w:sz w:val="16"/>
                 <w:szCs w:val="16"/>
               </w:rPr>
-              <w:t>、核准登記日期文號、檔號等，申請人請勿填寫。</w:t>
-            </w:r>
-          </w:p>
-          <w:p>
-            <w:pPr>
-              <w:spacing w:line="120" w:lineRule="atLeast"/>
-              <w:rPr>
-                <w:rFonts w:ascii="標楷體" w:eastAsia="標楷體"/>
+              <w:t>統一編號</w:t>
+            </w:r>
+            <w:r>
+              <w:rPr>
+                <w:rFonts w:ascii="標楷體" w:eastAsia="標楷體" w:hint="eastAsia"/>
                 <w:sz w:val="16"/>
                 <w:szCs w:val="16"/>
               </w:rPr>
-            </w:pPr>
-            <w:r>
+              <w:t>、核准登記日期文號、檔號等，申請人請勿填寫。</w:t>
+            </w:r>
+          </w:p>
+          <w:p>
+            <w:pPr>
+              <w:spacing w:line="120" w:lineRule="atLeast"/>
               <w:rPr>
                 <w:rFonts w:ascii="標楷體" w:eastAsia="標楷體"/>
                 <w:sz w:val="16"/>
                 <w:szCs w:val="16"/>
               </w:rPr>
-              <w:t>(</w:t>
-            </w:r>
-            <w:r>
-              <w:rPr>
-                <w:rFonts w:ascii="標楷體" w:eastAsia="標楷體" w:hint="eastAsia"/>
+            </w:pPr>
+            <w:r>
+              <w:rPr>
+                <w:rFonts w:ascii="標楷體" w:eastAsia="標楷體"/>
                 <w:sz w:val="16"/>
                 <w:szCs w:val="16"/>
               </w:rPr>
-              <w:t>四</w:t>
-            </w:r>
-            <w:r>
-              <w:rPr>
-                <w:rFonts w:ascii="標楷體" w:eastAsia="標楷體"/>
+              <w:t>(</w:t>
+            </w:r>
+            <w:r>
+              <w:rPr>
+                <w:rFonts w:ascii="標楷體" w:eastAsia="標楷體" w:hint="eastAsia"/>
                 <w:sz w:val="16"/>
                 <w:szCs w:val="16"/>
               </w:rPr>
-              <w:t>)</w:t>
-            </w:r>
-            <w:r>
-              <w:rPr>
-                <w:rFonts w:ascii="標楷體" w:eastAsia="標楷體" w:hint="eastAsia"/>
+              <w:t>四</w:t>
+            </w:r>
+            <w:r>
+              <w:rPr>
+                <w:rFonts w:ascii="標楷體" w:eastAsia="標楷體"/>
                 <w:sz w:val="16"/>
                 <w:szCs w:val="16"/>
               </w:rPr>
-              <w:t>違反公司法代作資金導致公司資本不實，公司負責人最高可處五年以下有期徒刑。</w:t>
+              <w:t>)</w:t>
+            </w:r>
+            <w:r>
+              <w:rPr>
+                <w:rFonts w:ascii="標楷體" w:eastAsia="標楷體" w:hint="eastAsia"/>
+                <w:sz w:val="16"/>
+                <w:szCs w:val="16"/>
+              </w:rPr>
+              <w:t>違反</w:t>
+            </w:r>
+            <w:proofErr w:type="gramStart"/>
+            <w:r>
+              <w:rPr>
+                <w:rFonts w:ascii="標楷體" w:eastAsia="標楷體" w:hint="eastAsia"/>
+                <w:sz w:val="16"/>
+                <w:szCs w:val="16"/>
+              </w:rPr>
+              <w:t>公司法代作資金</w:t>
+            </w:r>
+            <w:proofErr w:type="gramEnd"/>
+            <w:r>
+              <w:rPr>
+                <w:rFonts w:ascii="標楷體" w:eastAsia="標楷體" w:hint="eastAsia"/>
+                <w:sz w:val="16"/>
+                <w:szCs w:val="16"/>
+              </w:rPr>
+              <w:t>導致公司資本不實，公司負責人最高可處五年以下有期徒刑。</w:t>
             </w:r>
           </w:p>
           <w:p>
@@ -5527,7 +5542,7 @@
               <w:spacing w:line="240" w:lineRule="atLeast"/>
               <w:textAlignment w:val="bottom"/>
               <w:rPr>
-                <w:rFonts w:ascii="標楷體" w:eastAsia="標楷體" w:hint="eastAsia"/>
+                <w:rFonts w:ascii="標楷體" w:eastAsia="標楷體"/>
                 <w:sz w:val="16"/>
                 <w:szCs w:val="16"/>
               </w:rPr>
@@ -5562,7 +5577,25 @@
                 <w:sz w:val="16"/>
                 <w:szCs w:val="16"/>
               </w:rPr>
-              <w:t>第十欄位請依公司章程內容，於「監察人人數任期」前註記■，並填寫人數任期；或於「審計委員會」前註記■，監察人之人數任期免填。</w:t>
+              <w:t>第十欄位請依公司章程內容，於「監察人人數任期」前註記■，並填寫人數任期；或於「審計委員會」前註記■，監察人之人數</w:t>
+            </w:r>
+            <w:proofErr w:type="gramStart"/>
+            <w:r>
+              <w:rPr>
+                <w:rFonts w:ascii="標楷體" w:eastAsia="標楷體" w:hint="eastAsia"/>
+                <w:sz w:val="16"/>
+                <w:szCs w:val="16"/>
+              </w:rPr>
+              <w:t>任期免填</w:t>
+            </w:r>
+            <w:proofErr w:type="gramEnd"/>
+            <w:r>
+              <w:rPr>
+                <w:rFonts w:ascii="標楷體" w:eastAsia="標楷體" w:hint="eastAsia"/>
+                <w:sz w:val="16"/>
+                <w:szCs w:val="16"/>
+              </w:rPr>
+              <w:t>。</w:t>
             </w:r>
           </w:p>
           <w:p>
@@ -5646,23 +5679,59 @@
                 <w:sz w:val="16"/>
                 <w:szCs w:val="16"/>
               </w:rPr>
-              <w:t>出資者應填列章程載明之核給股數與抵充金額</w:t>
-            </w:r>
+              <w:t>出資者應填列章程載明之</w:t>
+            </w:r>
+            <w:proofErr w:type="gramStart"/>
             <w:r>
               <w:rPr>
                 <w:rFonts w:ascii="標楷體" w:eastAsia="標楷體" w:hint="eastAsia"/>
                 <w:sz w:val="16"/>
                 <w:szCs w:val="16"/>
               </w:rPr>
-              <w:t>(勞務出資僅適用</w:t>
-            </w:r>
+              <w:t>核給股數</w:t>
+            </w:r>
+            <w:proofErr w:type="gramEnd"/>
             <w:r>
               <w:rPr>
                 <w:rFonts w:ascii="標楷體" w:eastAsia="標楷體" w:hint="eastAsia"/>
                 <w:sz w:val="16"/>
                 <w:szCs w:val="16"/>
               </w:rPr>
-              <w:t>閉鎖性股份有限公司</w:t>
+              <w:t>與抵充金額</w:t>
+            </w:r>
+            <w:r>
+              <w:rPr>
+                <w:rFonts w:ascii="標楷體" w:eastAsia="標楷體" w:hint="eastAsia"/>
+                <w:sz w:val="16"/>
+                <w:szCs w:val="16"/>
+              </w:rPr>
+              <w:t>(勞務出資僅</w:t>
+            </w:r>
+            <w:proofErr w:type="gramStart"/>
+            <w:r>
+              <w:rPr>
+                <w:rFonts w:ascii="標楷體" w:eastAsia="標楷體" w:hint="eastAsia"/>
+                <w:sz w:val="16"/>
+                <w:szCs w:val="16"/>
+              </w:rPr>
+              <w:t>適用</w:t>
+            </w:r>
+            <w:r>
+              <w:rPr>
+                <w:rFonts w:ascii="標楷體" w:eastAsia="標楷體" w:hint="eastAsia"/>
+                <w:sz w:val="16"/>
+                <w:szCs w:val="16"/>
+              </w:rPr>
+              <w:t>閉</w:t>
+            </w:r>
+            <w:proofErr w:type="gramEnd"/>
+            <w:r>
+              <w:rPr>
+                <w:rFonts w:ascii="標楷體" w:eastAsia="標楷體" w:hint="eastAsia"/>
+                <w:sz w:val="16"/>
+                <w:szCs w:val="16"/>
+              </w:rPr>
+              <w:t>鎖性股份有限公司</w:t>
             </w:r>
             <w:r>
               <w:rPr>
@@ -5723,12 +5792,6 @@
         <w:gridCol w:w="5580"/>
       </w:tblGrid>
       <w:tr>
-        <w:tblPrEx>
-          <w:tblCellMar>
-            <w:top w:w="0" w:type="dxa"/>
-            <w:bottom w:w="0" w:type="dxa"/>
-          </w:tblCellMar>
-        </w:tblPrEx>
         <w:trPr>
           <w:cantSplit/>
           <w:trHeight w:val="530"/>
@@ -5837,6 +5900,7 @@
       <w:r>
         <w:t xml:space="preserve"> </w:t>
       </w:r>
+      <w:proofErr w:type="gramStart"/>
       <w:r>
         <w:rPr>
           <w:rFonts w:hint="eastAsia"/>
@@ -5845,6 +5909,7 @@
         </w:rPr>
         <w:t>註</w:t>
       </w:r>
+      <w:proofErr w:type="gramEnd"/>
       <w:r>
         <w:rPr>
           <w:sz w:val="20"/>
@@ -5858,7 +5923,25 @@
           <w:sz w:val="20"/>
           <w:szCs w:val="20"/>
         </w:rPr>
-        <w:t>欄位不足請自行複製，未使用之欄位可自行刪除，若本頁不足使用，請複製全頁後自行增減欄位。</w:t>
+        <w:t>欄位不足請自行複製，未使用之欄位可自行刪除，若本頁不足使用，請複製</w:t>
+      </w:r>
+      <w:proofErr w:type="gramStart"/>
+      <w:r>
+        <w:rPr>
+          <w:rFonts w:hint="eastAsia"/>
+          <w:sz w:val="20"/>
+          <w:szCs w:val="20"/>
+        </w:rPr>
+        <w:t>全頁後自行</w:t>
+      </w:r>
+      <w:proofErr w:type="gramEnd"/>
+      <w:r>
+        <w:rPr>
+          <w:rFonts w:hint="eastAsia"/>
+          <w:sz w:val="20"/>
+          <w:szCs w:val="20"/>
+        </w:rPr>
+        <w:t>增減欄位。</w:t>
       </w:r>
     </w:p>
     <w:p>
@@ -5900,12 +5983,6 @@
         <w:gridCol w:w="543"/>
       </w:tblGrid>
       <w:tr>
-        <w:tblPrEx>
-          <w:tblCellMar>
-            <w:top w:w="0" w:type="dxa"/>
-            <w:bottom w:w="0" w:type="dxa"/>
-          </w:tblCellMar>
-        </w:tblPrEx>
         <w:trPr>
           <w:cantSplit/>
           <w:trHeight w:val="340"/>
@@ -5940,7 +6017,23 @@
                 <w:rFonts w:ascii="標楷體" w:eastAsia="標楷體" w:hAnsi="標楷體" w:hint="eastAsia"/>
                 <w:spacing w:val="-20"/>
               </w:rPr>
-              <w:t>十二﹑股本明細</w:t>
+              <w:t>十二</w:t>
+            </w:r>
+            <w:proofErr w:type="gramStart"/>
+            <w:r>
+              <w:rPr>
+                <w:rFonts w:ascii="標楷體" w:eastAsia="標楷體" w:hAnsi="標楷體" w:hint="eastAsia"/>
+                <w:spacing w:val="-20"/>
+              </w:rPr>
+              <w:t>﹑</w:t>
+            </w:r>
+            <w:proofErr w:type="gramEnd"/>
+            <w:r>
+              <w:rPr>
+                <w:rFonts w:ascii="標楷體" w:eastAsia="標楷體" w:hAnsi="標楷體" w:hint="eastAsia"/>
+                <w:spacing w:val="-20"/>
+              </w:rPr>
+              <w:t>股本明細</w:t>
             </w:r>
           </w:p>
           <w:p>
@@ -6032,7 +6125,27 @@
                 <w:sz w:val="20"/>
                 <w:szCs w:val="20"/>
               </w:rPr>
-              <w:t>之併購者，請加填第十三欄）</w:t>
+              <w:t>之</w:t>
+            </w:r>
+            <w:proofErr w:type="gramStart"/>
+            <w:r>
+              <w:rPr>
+                <w:rFonts w:ascii="標楷體" w:eastAsia="標楷體" w:hAnsi="標楷體" w:hint="eastAsia"/>
+                <w:spacing w:val="10"/>
+                <w:sz w:val="20"/>
+                <w:szCs w:val="20"/>
+              </w:rPr>
+              <w:t>併</w:t>
+            </w:r>
+            <w:proofErr w:type="gramEnd"/>
+            <w:r>
+              <w:rPr>
+                <w:rFonts w:ascii="標楷體" w:eastAsia="標楷體" w:hAnsi="標楷體" w:hint="eastAsia"/>
+                <w:spacing w:val="10"/>
+                <w:sz w:val="20"/>
+                <w:szCs w:val="20"/>
+              </w:rPr>
+              <w:t>購者，請加填第十三欄）</w:t>
             </w:r>
           </w:p>
         </w:tc>
@@ -6170,12 +6283,6 @@
         </w:tc>
       </w:tr>
       <w:tr>
-        <w:tblPrEx>
-          <w:tblCellMar>
-            <w:top w:w="0" w:type="dxa"/>
-            <w:bottom w:w="0" w:type="dxa"/>
-          </w:tblCellMar>
-        </w:tblPrEx>
         <w:trPr>
           <w:cantSplit/>
           <w:trHeight w:val="340"/>
@@ -6201,7 +6308,7 @@
               <w:spacing w:line="240" w:lineRule="atLeast"/>
               <w:ind w:left="616" w:right="113" w:hangingChars="308" w:hanging="616"/>
               <w:rPr>
-                <w:rFonts w:ascii="標楷體" w:eastAsia="標楷體" w:hAnsi="標楷體" w:hint="eastAsia"/>
+                <w:rFonts w:ascii="標楷體" w:eastAsia="標楷體" w:hAnsi="標楷體"/>
                 <w:spacing w:val="-20"/>
               </w:rPr>
             </w:pPr>
@@ -6330,12 +6437,6 @@
         </w:tc>
       </w:tr>
       <w:tr>
-        <w:tblPrEx>
-          <w:tblCellMar>
-            <w:top w:w="0" w:type="dxa"/>
-            <w:bottom w:w="0" w:type="dxa"/>
-          </w:tblCellMar>
-        </w:tblPrEx>
         <w:trPr>
           <w:cantSplit/>
           <w:trHeight w:val="340"/>
@@ -6361,7 +6462,7 @@
               <w:spacing w:line="240" w:lineRule="atLeast"/>
               <w:ind w:left="616" w:right="113" w:hangingChars="308" w:hanging="616"/>
               <w:rPr>
-                <w:rFonts w:ascii="標楷體" w:eastAsia="標楷體" w:hAnsi="標楷體" w:hint="eastAsia"/>
+                <w:rFonts w:ascii="標楷體" w:eastAsia="標楷體" w:hAnsi="標楷體"/>
                 <w:spacing w:val="-20"/>
               </w:rPr>
             </w:pPr>
@@ -6417,7 +6518,7 @@
               <w:spacing w:line="240" w:lineRule="atLeast"/>
               <w:jc w:val="both"/>
               <w:rPr>
-                <w:rFonts w:ascii="標楷體" w:eastAsia="標楷體" w:hAnsi="標楷體" w:hint="eastAsia"/>
+                <w:rFonts w:ascii="標楷體" w:eastAsia="標楷體" w:hAnsi="標楷體"/>
               </w:rPr>
             </w:pPr>
             <w:r>
@@ -6503,12 +6604,6 @@
         </w:tc>
       </w:tr>
       <w:tr>
-        <w:tblPrEx>
-          <w:tblCellMar>
-            <w:top w:w="0" w:type="dxa"/>
-            <w:bottom w:w="0" w:type="dxa"/>
-          </w:tblCellMar>
-        </w:tblPrEx>
         <w:trPr>
           <w:cantSplit/>
           <w:trHeight w:val="340"/>
@@ -6534,7 +6629,7 @@
               <w:spacing w:line="240" w:lineRule="atLeast"/>
               <w:ind w:left="616" w:right="113" w:hangingChars="308" w:hanging="616"/>
               <w:rPr>
-                <w:rFonts w:ascii="標楷體" w:eastAsia="標楷體" w:hAnsi="標楷體" w:hint="eastAsia"/>
+                <w:rFonts w:ascii="標楷體" w:eastAsia="標楷體" w:hAnsi="標楷體"/>
                 <w:spacing w:val="-20"/>
               </w:rPr>
             </w:pPr>
@@ -6566,11 +6661,19 @@
                 <w:rFonts w:ascii="標楷體" w:eastAsia="標楷體" w:hAnsi="標楷體"/>
               </w:rPr>
             </w:pPr>
+            <w:proofErr w:type="gramStart"/>
             <w:r>
               <w:rPr>
                 <w:rFonts w:ascii="標楷體" w:eastAsia="標楷體" w:hAnsi="標楷體" w:hint="eastAsia"/>
               </w:rPr>
-              <w:t>併購</w:t>
+              <w:t>併</w:t>
+            </w:r>
+            <w:proofErr w:type="gramEnd"/>
+            <w:r>
+              <w:rPr>
+                <w:rFonts w:ascii="標楷體" w:eastAsia="標楷體" w:hAnsi="標楷體" w:hint="eastAsia"/>
+              </w:rPr>
+              <w:t>購</w:t>
             </w:r>
           </w:p>
         </w:tc>
@@ -6670,12 +6773,6 @@
         </w:tc>
       </w:tr>
       <w:tr>
-        <w:tblPrEx>
-          <w:tblCellMar>
-            <w:top w:w="0" w:type="dxa"/>
-            <w:bottom w:w="0" w:type="dxa"/>
-          </w:tblCellMar>
-        </w:tblPrEx>
         <w:trPr>
           <w:cantSplit/>
           <w:trHeight w:val="340"/>
@@ -6700,7 +6797,7 @@
               <w:spacing w:line="240" w:lineRule="atLeast"/>
               <w:ind w:left="616" w:right="113" w:hangingChars="308" w:hanging="616"/>
               <w:rPr>
-                <w:rFonts w:ascii="標楷體" w:eastAsia="標楷體" w:hAnsi="標楷體" w:hint="eastAsia"/>
+                <w:rFonts w:ascii="標楷體" w:eastAsia="標楷體" w:hAnsi="標楷體"/>
                 <w:spacing w:val="-20"/>
               </w:rPr>
             </w:pPr>
@@ -6829,12 +6926,6 @@
         </w:tc>
       </w:tr>
       <w:tr>
-        <w:tblPrEx>
-          <w:tblCellMar>
-            <w:top w:w="0" w:type="dxa"/>
-            <w:bottom w:w="0" w:type="dxa"/>
-          </w:tblCellMar>
-        </w:tblPrEx>
         <w:trPr>
           <w:cantSplit/>
           <w:trHeight w:val="340"/>
@@ -6859,7 +6950,7 @@
               <w:spacing w:line="240" w:lineRule="atLeast"/>
               <w:ind w:left="616" w:right="113" w:hangingChars="308" w:hanging="616"/>
               <w:rPr>
-                <w:rFonts w:ascii="標楷體" w:eastAsia="標楷體" w:hAnsi="標楷體" w:hint="eastAsia"/>
+                <w:rFonts w:ascii="標楷體" w:eastAsia="標楷體" w:hAnsi="標楷體"/>
                 <w:spacing w:val="-20"/>
               </w:rPr>
             </w:pPr>
@@ -6989,12 +7080,6 @@
         </w:tc>
       </w:tr>
       <w:tr>
-        <w:tblPrEx>
-          <w:tblCellMar>
-            <w:top w:w="0" w:type="dxa"/>
-            <w:bottom w:w="0" w:type="dxa"/>
-          </w:tblCellMar>
-        </w:tblPrEx>
         <w:trPr>
           <w:cantSplit/>
           <w:trHeight w:val="340"/>
@@ -7019,7 +7104,7 @@
               <w:spacing w:line="240" w:lineRule="atLeast"/>
               <w:ind w:left="616" w:right="113" w:hangingChars="308" w:hanging="616"/>
               <w:rPr>
-                <w:rFonts w:ascii="標楷體" w:eastAsia="標楷體" w:hAnsi="標楷體" w:hint="eastAsia"/>
+                <w:rFonts w:ascii="標楷體" w:eastAsia="標楷體" w:hAnsi="標楷體"/>
                 <w:spacing w:val="-20"/>
               </w:rPr>
             </w:pPr>
@@ -7146,12 +7231,6 @@
         </w:tc>
       </w:tr>
       <w:tr>
-        <w:tblPrEx>
-          <w:tblCellMar>
-            <w:top w:w="0" w:type="dxa"/>
-            <w:bottom w:w="0" w:type="dxa"/>
-          </w:tblCellMar>
-        </w:tblPrEx>
         <w:trPr>
           <w:cantSplit/>
           <w:trHeight w:val="340"/>
@@ -7175,7 +7254,7 @@
               <w:spacing w:line="240" w:lineRule="atLeast"/>
               <w:ind w:left="616" w:right="113" w:hangingChars="308" w:hanging="616"/>
               <w:rPr>
-                <w:rFonts w:ascii="標楷體" w:eastAsia="標楷體" w:hAnsi="標楷體" w:hint="eastAsia"/>
+                <w:rFonts w:ascii="標楷體" w:eastAsia="標楷體" w:hAnsi="標楷體"/>
                 <w:spacing w:val="-20"/>
               </w:rPr>
             </w:pPr>
@@ -7203,7 +7282,7 @@
               <w:ind w:left="-28"/>
               <w:jc w:val="both"/>
               <w:rPr>
-                <w:rFonts w:ascii="標楷體" w:eastAsia="標楷體" w:hAnsi="標楷體" w:hint="eastAsia"/>
+                <w:rFonts w:ascii="標楷體" w:eastAsia="標楷體" w:hAnsi="標楷體"/>
               </w:rPr>
             </w:pPr>
           </w:p>
@@ -7283,12 +7362,6 @@
         </w:tc>
       </w:tr>
       <w:tr>
-        <w:tblPrEx>
-          <w:tblCellMar>
-            <w:top w:w="0" w:type="dxa"/>
-            <w:bottom w:w="0" w:type="dxa"/>
-          </w:tblCellMar>
-        </w:tblPrEx>
         <w:trPr>
           <w:cantSplit/>
           <w:trHeight w:val="340"/>
@@ -7312,7 +7385,7 @@
               <w:spacing w:line="240" w:lineRule="atLeast"/>
               <w:ind w:left="616" w:right="113" w:hangingChars="308" w:hanging="616"/>
               <w:rPr>
-                <w:rFonts w:ascii="標楷體" w:eastAsia="標楷體" w:hAnsi="標楷體" w:hint="eastAsia"/>
+                <w:rFonts w:ascii="標楷體" w:eastAsia="標楷體" w:hAnsi="標楷體"/>
                 <w:spacing w:val="-20"/>
               </w:rPr>
             </w:pPr>
@@ -7340,7 +7413,7 @@
               <w:ind w:left="-28"/>
               <w:jc w:val="both"/>
               <w:rPr>
-                <w:rFonts w:ascii="標楷體" w:eastAsia="標楷體" w:hAnsi="標楷體" w:hint="eastAsia"/>
+                <w:rFonts w:ascii="標楷體" w:eastAsia="標楷體" w:hAnsi="標楷體"/>
               </w:rPr>
             </w:pPr>
           </w:p>
@@ -7437,10 +7510,6 @@
             <w:right w:val="single" w:sz="12" w:space="0" w:color="auto"/>
             <w:insideH w:val="single" w:sz="6" w:space="0" w:color="auto"/>
           </w:tblBorders>
-          <w:tblCellMar>
-            <w:top w:w="0" w:type="dxa"/>
-            <w:bottom w:w="0" w:type="dxa"/>
-          </w:tblCellMar>
         </w:tblPrEx>
         <w:trPr>
           <w:cantSplit/>
@@ -7478,6 +7547,7 @@
               </w:rPr>
               <w:t>十三</w:t>
             </w:r>
+            <w:proofErr w:type="gramStart"/>
             <w:r>
               <w:rPr>
                 <w:rFonts w:ascii="標楷體" w:eastAsia="標楷體" w:hAnsi="標楷體" w:hint="eastAsia"/>
@@ -7486,11 +7556,26 @@
               </w:rPr>
               <w:t>﹑</w:t>
             </w:r>
+            <w:proofErr w:type="gramEnd"/>
             <w:r>
               <w:rPr>
                 <w:rFonts w:ascii="標楷體" w:eastAsia="標楷體" w:hAnsi="標楷體" w:hint="eastAsia"/>
               </w:rPr>
-              <w:t>被併購公司資料明細</w:t>
+              <w:t>被</w:t>
+            </w:r>
+            <w:proofErr w:type="gramStart"/>
+            <w:r>
+              <w:rPr>
+                <w:rFonts w:ascii="標楷體" w:eastAsia="標楷體" w:hAnsi="標楷體" w:hint="eastAsia"/>
+              </w:rPr>
+              <w:t>併</w:t>
+            </w:r>
+            <w:proofErr w:type="gramEnd"/>
+            <w:r>
+              <w:rPr>
+                <w:rFonts w:ascii="標楷體" w:eastAsia="標楷體" w:hAnsi="標楷體" w:hint="eastAsia"/>
+              </w:rPr>
+              <w:t>購公司資料明細</w:t>
             </w:r>
           </w:p>
         </w:tc>
@@ -7504,10 +7589,6 @@
             <w:right w:val="single" w:sz="12" w:space="0" w:color="auto"/>
             <w:insideH w:val="single" w:sz="6" w:space="0" w:color="auto"/>
           </w:tblBorders>
-          <w:tblCellMar>
-            <w:top w:w="0" w:type="dxa"/>
-            <w:bottom w:w="0" w:type="dxa"/>
-          </w:tblCellMar>
         </w:tblPrEx>
         <w:trPr>
           <w:cantSplit/>
@@ -7535,12 +7616,21 @@
                 <w:spacing w:val="-20"/>
               </w:rPr>
             </w:pPr>
+            <w:proofErr w:type="gramStart"/>
             <w:r>
               <w:rPr>
                 <w:rFonts w:ascii="標楷體" w:eastAsia="標楷體" w:hAnsi="標楷體" w:hint="eastAsia"/>
                 <w:spacing w:val="-20"/>
               </w:rPr>
-              <w:t>併購種類</w:t>
+              <w:t>併</w:t>
+            </w:r>
+            <w:proofErr w:type="gramEnd"/>
+            <w:r>
+              <w:rPr>
+                <w:rFonts w:ascii="標楷體" w:eastAsia="標楷體" w:hAnsi="標楷體" w:hint="eastAsia"/>
+                <w:spacing w:val="-20"/>
+              </w:rPr>
+              <w:t>購種類</w:t>
             </w:r>
           </w:p>
         </w:tc>
@@ -7566,11 +7656,19 @@
                 <w:rFonts w:ascii="標楷體" w:eastAsia="標楷體" w:hAnsi="標楷體"/>
               </w:rPr>
             </w:pPr>
+            <w:proofErr w:type="gramStart"/>
             <w:r>
               <w:rPr>
                 <w:rFonts w:ascii="標楷體" w:eastAsia="標楷體" w:hAnsi="標楷體" w:hint="eastAsia"/>
               </w:rPr>
-              <w:t>併購基準日</w:t>
+              <w:t>併</w:t>
+            </w:r>
+            <w:proofErr w:type="gramEnd"/>
+            <w:r>
+              <w:rPr>
+                <w:rFonts w:ascii="標楷體" w:eastAsia="標楷體" w:hAnsi="標楷體" w:hint="eastAsia"/>
+              </w:rPr>
+              <w:t>購基準日</w:t>
             </w:r>
           </w:p>
         </w:tc>
@@ -7599,7 +7697,21 @@
               <w:rPr>
                 <w:rFonts w:ascii="標楷體" w:eastAsia="標楷體" w:hAnsi="標楷體" w:hint="eastAsia"/>
               </w:rPr>
-              <w:t>被併購公司</w:t>
+              <w:t>被</w:t>
+            </w:r>
+            <w:proofErr w:type="gramStart"/>
+            <w:r>
+              <w:rPr>
+                <w:rFonts w:ascii="標楷體" w:eastAsia="標楷體" w:hAnsi="標楷體" w:hint="eastAsia"/>
+              </w:rPr>
+              <w:t>併</w:t>
+            </w:r>
+            <w:proofErr w:type="gramEnd"/>
+            <w:r>
+              <w:rPr>
+                <w:rFonts w:ascii="標楷體" w:eastAsia="標楷體" w:hAnsi="標楷體" w:hint="eastAsia"/>
+              </w:rPr>
+              <w:t>購公司</w:t>
             </w:r>
           </w:p>
         </w:tc>
@@ -7613,10 +7725,6 @@
             <w:right w:val="single" w:sz="12" w:space="0" w:color="auto"/>
             <w:insideH w:val="single" w:sz="6" w:space="0" w:color="auto"/>
           </w:tblBorders>
-          <w:tblCellMar>
-            <w:top w:w="0" w:type="dxa"/>
-            <w:bottom w:w="0" w:type="dxa"/>
-          </w:tblCellMar>
         </w:tblPrEx>
         <w:trPr>
           <w:cantSplit/>
@@ -7738,10 +7846,6 @@
             <w:right w:val="single" w:sz="12" w:space="0" w:color="auto"/>
             <w:insideH w:val="single" w:sz="6" w:space="0" w:color="auto"/>
           </w:tblBorders>
-          <w:tblCellMar>
-            <w:top w:w="0" w:type="dxa"/>
-            <w:bottom w:w="0" w:type="dxa"/>
-          </w:tblCellMar>
         </w:tblPrEx>
         <w:trPr>
           <w:cantSplit/>
@@ -7863,10 +7967,6 @@
             <w:right w:val="single" w:sz="12" w:space="0" w:color="auto"/>
             <w:insideH w:val="single" w:sz="6" w:space="0" w:color="auto"/>
           </w:tblBorders>
-          <w:tblCellMar>
-            <w:top w:w="0" w:type="dxa"/>
-            <w:bottom w:w="0" w:type="dxa"/>
-          </w:tblCellMar>
         </w:tblPrEx>
         <w:trPr>
           <w:cantSplit/>
@@ -8014,12 +8114,6 @@
         <w:gridCol w:w="7474"/>
       </w:tblGrid>
       <w:tr>
-        <w:tblPrEx>
-          <w:tblCellMar>
-            <w:top w:w="0" w:type="dxa"/>
-            <w:bottom w:w="0" w:type="dxa"/>
-          </w:tblCellMar>
-        </w:tblPrEx>
         <w:trPr>
           <w:cantSplit/>
           <w:trHeight w:hRule="exact" w:val="397"/>
@@ -8068,12 +8162,6 @@
         </w:tc>
       </w:tr>
       <w:tr>
-        <w:tblPrEx>
-          <w:tblCellMar>
-            <w:top w:w="0" w:type="dxa"/>
-            <w:bottom w:w="0" w:type="dxa"/>
-          </w:tblCellMar>
-        </w:tblPrEx>
         <w:trPr>
           <w:cantSplit/>
           <w:trHeight w:hRule="exact" w:val="400"/>
@@ -8193,7 +8281,7 @@
         </w:tabs>
         <w:spacing w:line="160" w:lineRule="atLeast"/>
         <w:rPr>
-          <w:rFonts w:ascii="新細明體" w:eastAsia="新細明體" w:hAnsi="新細明體" w:hint="eastAsia"/>
+          <w:rFonts w:ascii="新細明體" w:eastAsia="新細明體" w:hAnsi="新細明體"/>
         </w:rPr>
       </w:pPr>
     </w:p>
@@ -8220,12 +8308,6 @@
         <w:gridCol w:w="7474"/>
       </w:tblGrid>
       <w:tr>
-        <w:tblPrEx>
-          <w:tblCellMar>
-            <w:top w:w="0" w:type="dxa"/>
-            <w:bottom w:w="0" w:type="dxa"/>
-          </w:tblCellMar>
-        </w:tblPrEx>
         <w:trPr>
           <w:cantSplit/>
           <w:trHeight w:hRule="exact" w:val="440"/>
@@ -8251,7 +8333,7 @@
               <w:spacing w:after="100" w:line="240" w:lineRule="atLeast"/>
               <w:textAlignment w:val="center"/>
               <w:rPr>
-                <w:rFonts w:ascii="標楷體" w:eastAsia="標楷體" w:hint="eastAsia"/>
+                <w:rFonts w:ascii="標楷體" w:eastAsia="標楷體"/>
                 <w:spacing w:val="-20"/>
               </w:rPr>
             </w:pPr>
@@ -8261,7 +8343,16 @@
                 <w:color w:val="000000"/>
                 <w:spacing w:val="-20"/>
               </w:rPr>
-              <w:t>{{b</w:t>
+              <w:t>{{</w:t>
+            </w:r>
+            <w:proofErr w:type="spellStart"/>
+            <w:r>
+              <w:rPr>
+                <w:rFonts w:ascii="標楷體" w:eastAsia="標楷體" w:hAnsi="標楷體" w:hint="eastAsia"/>
+                <w:color w:val="000000"/>
+                <w:spacing w:val="-20"/>
+              </w:rPr>
+              <w:t>b</w:t>
             </w:r>
             <w:r>
               <w:rPr>
@@ -8295,6 +8386,7 @@
               </w:rPr>
               <w:t>_table</w:t>
             </w:r>
+            <w:proofErr w:type="spellEnd"/>
             <w:r>
               <w:rPr>
                 <w:rFonts w:ascii="標楷體" w:eastAsia="標楷體" w:hAnsi="標楷體" w:hint="eastAsia"/>
@@ -8307,12 +8399,6 @@
         </w:tc>
       </w:tr>
       <w:tr>
-        <w:tblPrEx>
-          <w:tblCellMar>
-            <w:top w:w="0" w:type="dxa"/>
-            <w:bottom w:w="0" w:type="dxa"/>
-          </w:tblCellMar>
-        </w:tblPrEx>
         <w:trPr>
           <w:cantSplit/>
           <w:trHeight w:hRule="exact" w:val="440"/>
@@ -8425,12 +8511,6 @@
         </w:tc>
       </w:tr>
       <w:tr>
-        <w:tblPrEx>
-          <w:tblCellMar>
-            <w:top w:w="0" w:type="dxa"/>
-            <w:bottom w:w="0" w:type="dxa"/>
-          </w:tblCellMar>
-        </w:tblPrEx>
         <w:trPr>
           <w:cantSplit/>
           <w:trHeight w:hRule="exact" w:val="440"/>
@@ -8515,12 +8595,6 @@
         </w:tc>
       </w:tr>
       <w:tr>
-        <w:tblPrEx>
-          <w:tblCellMar>
-            <w:top w:w="0" w:type="dxa"/>
-            <w:bottom w:w="0" w:type="dxa"/>
-          </w:tblCellMar>
-        </w:tblPrEx>
         <w:trPr>
           <w:cantSplit/>
           <w:trHeight w:hRule="exact" w:val="440"/>
@@ -8605,12 +8679,6 @@
         </w:tc>
       </w:tr>
       <w:tr>
-        <w:tblPrEx>
-          <w:tblCellMar>
-            <w:top w:w="0" w:type="dxa"/>
-            <w:bottom w:w="0" w:type="dxa"/>
-          </w:tblCellMar>
-        </w:tblPrEx>
         <w:trPr>
           <w:cantSplit/>
           <w:trHeight w:hRule="exact" w:val="440"/>
@@ -8695,12 +8763,6 @@
         </w:tc>
       </w:tr>
       <w:tr>
-        <w:tblPrEx>
-          <w:tblCellMar>
-            <w:top w:w="0" w:type="dxa"/>
-            <w:bottom w:w="0" w:type="dxa"/>
-          </w:tblCellMar>
-        </w:tblPrEx>
         <w:trPr>
           <w:cantSplit/>
           <w:trHeight w:hRule="exact" w:val="440"/>
@@ -8785,12 +8847,6 @@
         </w:tc>
       </w:tr>
       <w:tr>
-        <w:tblPrEx>
-          <w:tblCellMar>
-            <w:top w:w="0" w:type="dxa"/>
-            <w:bottom w:w="0" w:type="dxa"/>
-          </w:tblCellMar>
-        </w:tblPrEx>
         <w:trPr>
           <w:cantSplit/>
           <w:trHeight w:hRule="exact" w:val="440"/>
@@ -8875,12 +8931,6 @@
         </w:tc>
       </w:tr>
       <w:tr>
-        <w:tblPrEx>
-          <w:tblCellMar>
-            <w:top w:w="0" w:type="dxa"/>
-            <w:bottom w:w="0" w:type="dxa"/>
-          </w:tblCellMar>
-        </w:tblPrEx>
         <w:trPr>
           <w:cantSplit/>
           <w:trHeight w:hRule="exact" w:val="440"/>
@@ -8965,12 +9015,6 @@
         </w:tc>
       </w:tr>
       <w:tr>
-        <w:tblPrEx>
-          <w:tblCellMar>
-            <w:top w:w="0" w:type="dxa"/>
-            <w:bottom w:w="0" w:type="dxa"/>
-          </w:tblCellMar>
-        </w:tblPrEx>
         <w:trPr>
           <w:cantSplit/>
           <w:trHeight w:hRule="exact" w:val="440"/>
@@ -9055,12 +9099,6 @@
         </w:tc>
       </w:tr>
       <w:tr>
-        <w:tblPrEx>
-          <w:tblCellMar>
-            <w:top w:w="0" w:type="dxa"/>
-            <w:bottom w:w="0" w:type="dxa"/>
-          </w:tblCellMar>
-        </w:tblPrEx>
         <w:trPr>
           <w:cantSplit/>
           <w:trHeight w:hRule="exact" w:val="440"/>
@@ -9145,12 +9183,6 @@
         </w:tc>
       </w:tr>
       <w:tr>
-        <w:tblPrEx>
-          <w:tblCellMar>
-            <w:top w:w="0" w:type="dxa"/>
-            <w:bottom w:w="0" w:type="dxa"/>
-          </w:tblCellMar>
-        </w:tblPrEx>
         <w:trPr>
           <w:cantSplit/>
           <w:trHeight w:hRule="exact" w:val="440"/>
@@ -9257,7 +9289,7 @@
         </w:tabs>
         <w:spacing w:line="160" w:lineRule="atLeast"/>
         <w:rPr>
-          <w:rFonts w:ascii="新細明體" w:eastAsia="新細明體" w:hAnsi="新細明體" w:hint="eastAsia"/>
+          <w:rFonts w:ascii="新細明體" w:eastAsia="新細明體" w:hAnsi="新細明體"/>
         </w:rPr>
       </w:pPr>
     </w:p>
@@ -9285,12 +9317,6 @@
         <w:gridCol w:w="5580"/>
       </w:tblGrid>
       <w:tr>
-        <w:tblPrEx>
-          <w:tblCellMar>
-            <w:top w:w="0" w:type="dxa"/>
-            <w:bottom w:w="0" w:type="dxa"/>
-          </w:tblCellMar>
-        </w:tblPrEx>
         <w:trPr>
           <w:cantSplit/>
           <w:trHeight w:val="530"/>
@@ -9398,6 +9424,7 @@
       <w:r>
         <w:t xml:space="preserve"> </w:t>
       </w:r>
+      <w:proofErr w:type="gramStart"/>
       <w:r>
         <w:rPr>
           <w:rFonts w:hint="eastAsia"/>
@@ -9406,6 +9433,7 @@
         </w:rPr>
         <w:t>註</w:t>
       </w:r>
+      <w:proofErr w:type="gramEnd"/>
       <w:r>
         <w:rPr>
           <w:sz w:val="20"/>
@@ -9419,7 +9447,25 @@
           <w:sz w:val="20"/>
           <w:szCs w:val="20"/>
         </w:rPr>
-        <w:t>欄位不足請自行複製，未使用之欄位可自行刪除，若本頁不足使用，請複製全頁後自行增減欄位。</w:t>
+        <w:t>欄位不足請自行複製，未使用之欄位可自行刪除，若本頁不足使用，請複製</w:t>
+      </w:r>
+      <w:proofErr w:type="gramStart"/>
+      <w:r>
+        <w:rPr>
+          <w:rFonts w:hint="eastAsia"/>
+          <w:sz w:val="20"/>
+          <w:szCs w:val="20"/>
+        </w:rPr>
+        <w:t>全頁後自行</w:t>
+      </w:r>
+      <w:proofErr w:type="gramEnd"/>
+      <w:r>
+        <w:rPr>
+          <w:rFonts w:hint="eastAsia"/>
+          <w:sz w:val="20"/>
+          <w:szCs w:val="20"/>
+        </w:rPr>
+        <w:t>增減欄位。</w:t>
       </w:r>
     </w:p>
     <w:p>
@@ -9460,12 +9506,6 @@
         <w:gridCol w:w="1980"/>
       </w:tblGrid>
       <w:tr>
-        <w:tblPrEx>
-          <w:tblCellMar>
-            <w:top w:w="0" w:type="dxa"/>
-            <w:bottom w:w="0" w:type="dxa"/>
-          </w:tblCellMar>
-        </w:tblPrEx>
         <w:trPr>
           <w:cantSplit/>
           <w:trHeight w:hRule="exact" w:val="397"/>
@@ -9506,18 +9546,36 @@
                 <w:sz w:val="32"/>
                 <w:szCs w:val="32"/>
               </w:rPr>
-              <w:t>董事﹑監察人名單</w:t>
+              <w:t>董事</w:t>
+            </w:r>
+            <w:proofErr w:type="gramStart"/>
+            <w:r>
+              <w:rPr>
+                <w:rFonts w:ascii="標楷體" w:eastAsia="標楷體" w:hint="eastAsia"/>
+                <w:b/>
+                <w:bCs/>
+                <w:position w:val="10"/>
+                <w:sz w:val="32"/>
+                <w:szCs w:val="32"/>
+              </w:rPr>
+              <w:t>﹑</w:t>
+            </w:r>
+            <w:proofErr w:type="gramEnd"/>
+            <w:r>
+              <w:rPr>
+                <w:rFonts w:ascii="標楷體" w:eastAsia="標楷體" w:hint="eastAsia"/>
+                <w:b/>
+                <w:bCs/>
+                <w:position w:val="10"/>
+                <w:sz w:val="32"/>
+                <w:szCs w:val="32"/>
+              </w:rPr>
+              <w:t>監察人名單</w:t>
             </w:r>
           </w:p>
         </w:tc>
       </w:tr>
       <w:tr>
-        <w:tblPrEx>
-          <w:tblCellMar>
-            <w:top w:w="0" w:type="dxa"/>
-            <w:bottom w:w="0" w:type="dxa"/>
-          </w:tblCellMar>
-        </w:tblPrEx>
         <w:trPr>
           <w:cantSplit/>
           <w:trHeight w:hRule="exact" w:val="340"/>
@@ -9741,12 +9799,6 @@
         </w:tc>
       </w:tr>
       <w:tr>
-        <w:tblPrEx>
-          <w:tblCellMar>
-            <w:top w:w="0" w:type="dxa"/>
-            <w:bottom w:w="0" w:type="dxa"/>
-          </w:tblCellMar>
-        </w:tblPrEx>
         <w:trPr>
           <w:cantSplit/>
           <w:trHeight w:hRule="exact" w:val="340"/>
@@ -10009,12 +10061,6 @@
         <w:gridCol w:w="1980"/>
       </w:tblGrid>
       <w:tr>
-        <w:tblPrEx>
-          <w:tblCellMar>
-            <w:top w:w="0" w:type="dxa"/>
-            <w:bottom w:w="0" w:type="dxa"/>
-          </w:tblCellMar>
-        </w:tblPrEx>
         <w:trPr>
           <w:cantSplit/>
           <w:trHeight w:hRule="exact" w:val="425"/>
@@ -10037,25 +10083,33 @@
               <w:jc w:val="both"/>
               <w:textAlignment w:val="center"/>
               <w:rPr>
-                <w:rFonts w:ascii="標楷體" w:eastAsia="標楷體" w:hint="eastAsia"/>
-              </w:rPr>
-            </w:pPr>
-            <w:r>
-              <w:rPr>
-                <w:rFonts w:ascii="標楷體" w:eastAsia="標楷體" w:hint="eastAsia"/>
-              </w:rPr>
-              <w:t>{{director_table}}</w:t>
+                <w:rFonts w:ascii="標楷體" w:eastAsia="標楷體"/>
+              </w:rPr>
+            </w:pPr>
+            <w:r>
+              <w:rPr>
+                <w:rFonts w:ascii="標楷體" w:eastAsia="標楷體" w:hint="eastAsia"/>
+              </w:rPr>
+              <w:t>{{</w:t>
+            </w:r>
+            <w:proofErr w:type="spellStart"/>
+            <w:r>
+              <w:rPr>
+                <w:rFonts w:ascii="標楷體" w:eastAsia="標楷體" w:hint="eastAsia"/>
+              </w:rPr>
+              <w:t>director_table</w:t>
+            </w:r>
+            <w:proofErr w:type="spellEnd"/>
+            <w:r>
+              <w:rPr>
+                <w:rFonts w:ascii="標楷體" w:eastAsia="標楷體" w:hint="eastAsia"/>
+              </w:rPr>
+              <w:t>}}</w:t>
             </w:r>
           </w:p>
         </w:tc>
       </w:tr>
       <w:tr>
-        <w:tblPrEx>
-          <w:tblCellMar>
-            <w:top w:w="0" w:type="dxa"/>
-            <w:bottom w:w="0" w:type="dxa"/>
-          </w:tblCellMar>
-        </w:tblPrEx>
         <w:trPr>
           <w:cantSplit/>
           <w:trHeight w:hRule="exact" w:val="425"/>
@@ -10063,6 +10117,394 @@
         <w:tc>
           <w:tcPr>
             <w:tcW w:w="540" w:type="dxa"/>
+            <w:tcBorders>
+              <w:top w:val="single" w:sz="12" w:space="0" w:color="000000"/>
+              <w:left w:val="single" w:sz="12" w:space="0" w:color="000000"/>
+              <w:bottom w:val="nil"/>
+              <w:right w:val="single" w:sz="6" w:space="0" w:color="000000"/>
+            </w:tcBorders>
+          </w:tcPr>
+          <w:p>
+            <w:pPr>
+              <w:snapToGrid w:val="0"/>
+              <w:spacing w:after="100" w:line="240" w:lineRule="atLeast"/>
+              <w:jc w:val="center"/>
+              <w:rPr>
+                <w:rFonts w:ascii="標楷體" w:eastAsia="標楷體"/>
+              </w:rPr>
+            </w:pPr>
+          </w:p>
+        </w:tc>
+        <w:tc>
+          <w:tcPr>
+            <w:tcW w:w="1140" w:type="dxa"/>
+            <w:tcBorders>
+              <w:top w:val="single" w:sz="12" w:space="0" w:color="000000"/>
+              <w:left w:val="single" w:sz="6" w:space="0" w:color="000000"/>
+              <w:bottom w:val="single" w:sz="6" w:space="0" w:color="000000"/>
+              <w:right w:val="single" w:sz="6" w:space="0" w:color="000000"/>
+            </w:tcBorders>
+          </w:tcPr>
+          <w:p>
+            <w:pPr>
+              <w:snapToGrid w:val="0"/>
+              <w:spacing w:after="100" w:line="240" w:lineRule="atLeast"/>
+              <w:jc w:val="both"/>
+              <w:textAlignment w:val="center"/>
+              <w:rPr>
+                <w:rFonts w:ascii="標楷體" w:eastAsia="標楷體"/>
+              </w:rPr>
+            </w:pPr>
+          </w:p>
+        </w:tc>
+        <w:tc>
+          <w:tcPr>
+            <w:tcW w:w="3180" w:type="dxa"/>
+            <w:tcBorders>
+              <w:top w:val="single" w:sz="12" w:space="0" w:color="000000"/>
+              <w:left w:val="single" w:sz="6" w:space="0" w:color="000000"/>
+              <w:bottom w:val="single" w:sz="6" w:space="0" w:color="000000"/>
+              <w:right w:val="single" w:sz="6" w:space="0" w:color="000000"/>
+            </w:tcBorders>
+          </w:tcPr>
+          <w:p>
+            <w:pPr>
+              <w:snapToGrid w:val="0"/>
+              <w:spacing w:after="100" w:line="240" w:lineRule="atLeast"/>
+              <w:textAlignment w:val="center"/>
+              <w:rPr>
+                <w:rFonts w:ascii="標楷體" w:eastAsia="標楷體"/>
+              </w:rPr>
+            </w:pPr>
+          </w:p>
+        </w:tc>
+        <w:tc>
+          <w:tcPr>
+            <w:tcW w:w="3420" w:type="dxa"/>
+            <w:tcBorders>
+              <w:top w:val="single" w:sz="12" w:space="0" w:color="000000"/>
+              <w:left w:val="single" w:sz="6" w:space="0" w:color="000000"/>
+              <w:bottom w:val="single" w:sz="6" w:space="0" w:color="000000"/>
+              <w:right w:val="single" w:sz="6" w:space="0" w:color="000000"/>
+            </w:tcBorders>
+          </w:tcPr>
+          <w:p>
+            <w:pPr>
+              <w:snapToGrid w:val="0"/>
+              <w:spacing w:after="100" w:line="240" w:lineRule="atLeast"/>
+              <w:jc w:val="center"/>
+              <w:textAlignment w:val="center"/>
+              <w:rPr>
+                <w:rFonts w:ascii="標楷體" w:eastAsia="標楷體"/>
+              </w:rPr>
+            </w:pPr>
+          </w:p>
+        </w:tc>
+        <w:tc>
+          <w:tcPr>
+            <w:tcW w:w="1980" w:type="dxa"/>
+            <w:tcBorders>
+              <w:top w:val="single" w:sz="12" w:space="0" w:color="000000"/>
+              <w:left w:val="single" w:sz="6" w:space="0" w:color="000000"/>
+              <w:bottom w:val="single" w:sz="6" w:space="0" w:color="000000"/>
+              <w:right w:val="single" w:sz="12" w:space="0" w:color="000000"/>
+            </w:tcBorders>
+          </w:tcPr>
+          <w:p>
+            <w:pPr>
+              <w:snapToGrid w:val="0"/>
+              <w:spacing w:after="100" w:line="240" w:lineRule="atLeast"/>
+              <w:jc w:val="both"/>
+              <w:textAlignment w:val="center"/>
+              <w:rPr>
+                <w:rFonts w:ascii="標楷體" w:eastAsia="標楷體"/>
+              </w:rPr>
+            </w:pPr>
+          </w:p>
+        </w:tc>
+      </w:tr>
+      <w:tr>
+        <w:trPr>
+          <w:cantSplit/>
+          <w:trHeight w:hRule="exact" w:val="425"/>
+        </w:trPr>
+        <w:tc>
+          <w:tcPr>
+            <w:tcW w:w="540" w:type="dxa"/>
+            <w:tcBorders>
+              <w:top w:val="nil"/>
+              <w:left w:val="single" w:sz="12" w:space="0" w:color="000000"/>
+              <w:bottom w:val="single" w:sz="12" w:space="0" w:color="000000"/>
+              <w:right w:val="single" w:sz="6" w:space="0" w:color="000000"/>
+            </w:tcBorders>
+          </w:tcPr>
+          <w:p>
+            <w:pPr>
+              <w:snapToGrid w:val="0"/>
+              <w:spacing w:after="100" w:line="240" w:lineRule="atLeast"/>
+              <w:jc w:val="center"/>
+              <w:rPr>
+                <w:rFonts w:ascii="標楷體" w:eastAsia="標楷體"/>
+                <w:spacing w:val="12"/>
+              </w:rPr>
+            </w:pPr>
+          </w:p>
+        </w:tc>
+        <w:tc>
+          <w:tcPr>
+            <w:tcW w:w="1140" w:type="dxa"/>
+            <w:tcBorders>
+              <w:top w:val="single" w:sz="6" w:space="0" w:color="000000"/>
+              <w:left w:val="single" w:sz="6" w:space="0" w:color="000000"/>
+              <w:bottom w:val="single" w:sz="12" w:space="0" w:color="000000"/>
+              <w:right w:val="nil"/>
+            </w:tcBorders>
+          </w:tcPr>
+          <w:p>
+            <w:pPr>
+              <w:snapToGrid w:val="0"/>
+              <w:spacing w:after="100" w:line="240" w:lineRule="atLeast"/>
+              <w:jc w:val="distribute"/>
+              <w:textAlignment w:val="center"/>
+              <w:rPr>
+                <w:rFonts w:ascii="標楷體" w:eastAsia="標楷體"/>
+              </w:rPr>
+            </w:pPr>
+            <w:r>
+              <w:rPr>
+                <w:rFonts w:ascii="標楷體" w:eastAsia="標楷體"/>
+              </w:rPr>
+              <w:t>()</w:t>
+            </w:r>
+          </w:p>
+        </w:tc>
+        <w:tc>
+          <w:tcPr>
+            <w:tcW w:w="8580" w:type="dxa"/>
+            <w:gridSpan w:val="3"/>
+            <w:tcBorders>
+              <w:top w:val="single" w:sz="6" w:space="0" w:color="000000"/>
+              <w:left w:val="nil"/>
+              <w:bottom w:val="single" w:sz="12" w:space="0" w:color="000000"/>
+              <w:right w:val="single" w:sz="12" w:space="0" w:color="000000"/>
+            </w:tcBorders>
+          </w:tcPr>
+          <w:p>
+            <w:pPr>
+              <w:snapToGrid w:val="0"/>
+              <w:spacing w:after="100" w:line="240" w:lineRule="atLeast"/>
+              <w:jc w:val="both"/>
+              <w:textAlignment w:val="center"/>
+              <w:rPr>
+                <w:rFonts w:ascii="標楷體" w:eastAsia="標楷體"/>
+              </w:rPr>
+            </w:pPr>
+          </w:p>
+        </w:tc>
+      </w:tr>
+      <w:tr>
+        <w:trPr>
+          <w:cantSplit/>
+          <w:trHeight w:hRule="exact" w:val="425"/>
+        </w:trPr>
+        <w:tc>
+          <w:tcPr>
+            <w:tcW w:w="540" w:type="dxa"/>
+            <w:tcBorders>
+              <w:top w:val="single" w:sz="12" w:space="0" w:color="000000"/>
+              <w:left w:val="single" w:sz="12" w:space="0" w:color="000000"/>
+              <w:bottom w:val="nil"/>
+              <w:right w:val="single" w:sz="6" w:space="0" w:color="000000"/>
+            </w:tcBorders>
+          </w:tcPr>
+          <w:p>
+            <w:pPr>
+              <w:snapToGrid w:val="0"/>
+              <w:spacing w:after="100" w:line="240" w:lineRule="atLeast"/>
+              <w:jc w:val="center"/>
+              <w:rPr>
+                <w:rFonts w:ascii="標楷體" w:eastAsia="標楷體"/>
+                <w:spacing w:val="12"/>
+              </w:rPr>
+            </w:pPr>
+          </w:p>
+        </w:tc>
+        <w:tc>
+          <w:tcPr>
+            <w:tcW w:w="1140" w:type="dxa"/>
+            <w:tcBorders>
+              <w:top w:val="single" w:sz="12" w:space="0" w:color="000000"/>
+              <w:left w:val="single" w:sz="6" w:space="0" w:color="000000"/>
+              <w:bottom w:val="single" w:sz="6" w:space="0" w:color="000000"/>
+              <w:right w:val="single" w:sz="6" w:space="0" w:color="000000"/>
+            </w:tcBorders>
+          </w:tcPr>
+          <w:p>
+            <w:pPr>
+              <w:snapToGrid w:val="0"/>
+              <w:spacing w:after="100" w:line="240" w:lineRule="atLeast"/>
+              <w:jc w:val="distribute"/>
+              <w:textAlignment w:val="center"/>
+              <w:rPr>
+                <w:rFonts w:ascii="標楷體" w:eastAsia="標楷體"/>
+              </w:rPr>
+            </w:pPr>
+          </w:p>
+        </w:tc>
+        <w:tc>
+          <w:tcPr>
+            <w:tcW w:w="3180" w:type="dxa"/>
+            <w:tcBorders>
+              <w:top w:val="single" w:sz="12" w:space="0" w:color="000000"/>
+              <w:left w:val="single" w:sz="6" w:space="0" w:color="000000"/>
+              <w:bottom w:val="single" w:sz="6" w:space="0" w:color="000000"/>
+              <w:right w:val="single" w:sz="6" w:space="0" w:color="000000"/>
+            </w:tcBorders>
+          </w:tcPr>
+          <w:p>
+            <w:pPr>
+              <w:snapToGrid w:val="0"/>
+              <w:spacing w:after="100" w:line="240" w:lineRule="atLeast"/>
+              <w:jc w:val="both"/>
+              <w:textAlignment w:val="center"/>
+              <w:rPr>
+                <w:rFonts w:ascii="標楷體" w:eastAsia="標楷體"/>
+              </w:rPr>
+            </w:pPr>
+          </w:p>
+        </w:tc>
+        <w:tc>
+          <w:tcPr>
+            <w:tcW w:w="3420" w:type="dxa"/>
+            <w:tcBorders>
+              <w:top w:val="single" w:sz="12" w:space="0" w:color="000000"/>
+              <w:left w:val="single" w:sz="6" w:space="0" w:color="000000"/>
+              <w:bottom w:val="single" w:sz="6" w:space="0" w:color="000000"/>
+              <w:right w:val="single" w:sz="6" w:space="0" w:color="000000"/>
+            </w:tcBorders>
+          </w:tcPr>
+          <w:p>
+            <w:pPr>
+              <w:snapToGrid w:val="0"/>
+              <w:spacing w:after="100" w:line="240" w:lineRule="atLeast"/>
+              <w:jc w:val="center"/>
+              <w:textAlignment w:val="center"/>
+              <w:rPr>
+                <w:rFonts w:ascii="標楷體" w:eastAsia="標楷體"/>
+              </w:rPr>
+            </w:pPr>
+          </w:p>
+        </w:tc>
+        <w:tc>
+          <w:tcPr>
+            <w:tcW w:w="1980" w:type="dxa"/>
+            <w:tcBorders>
+              <w:top w:val="single" w:sz="12" w:space="0" w:color="000000"/>
+              <w:left w:val="single" w:sz="6" w:space="0" w:color="000000"/>
+              <w:bottom w:val="single" w:sz="6" w:space="0" w:color="000000"/>
+              <w:right w:val="single" w:sz="12" w:space="0" w:color="000000"/>
+            </w:tcBorders>
+          </w:tcPr>
+          <w:p>
+            <w:pPr>
+              <w:snapToGrid w:val="0"/>
+              <w:spacing w:after="100" w:line="240" w:lineRule="atLeast"/>
+              <w:jc w:val="both"/>
+              <w:textAlignment w:val="center"/>
+              <w:rPr>
+                <w:rFonts w:ascii="標楷體" w:eastAsia="標楷體"/>
+              </w:rPr>
+            </w:pPr>
+          </w:p>
+        </w:tc>
+      </w:tr>
+      <w:tr>
+        <w:trPr>
+          <w:cantSplit/>
+          <w:trHeight w:hRule="exact" w:val="425"/>
+        </w:trPr>
+        <w:tc>
+          <w:tcPr>
+            <w:tcW w:w="540" w:type="dxa"/>
+            <w:tcBorders>
+              <w:top w:val="nil"/>
+              <w:left w:val="single" w:sz="12" w:space="0" w:color="000000"/>
+              <w:bottom w:val="single" w:sz="12" w:space="0" w:color="000000"/>
+              <w:right w:val="single" w:sz="6" w:space="0" w:color="000000"/>
+            </w:tcBorders>
+          </w:tcPr>
+          <w:p>
+            <w:pPr>
+              <w:snapToGrid w:val="0"/>
+              <w:spacing w:after="100" w:line="240" w:lineRule="atLeast"/>
+              <w:jc w:val="center"/>
+              <w:rPr>
+                <w:rFonts w:ascii="標楷體" w:eastAsia="標楷體"/>
+                <w:spacing w:val="12"/>
+              </w:rPr>
+            </w:pPr>
+          </w:p>
+        </w:tc>
+        <w:tc>
+          <w:tcPr>
+            <w:tcW w:w="1140" w:type="dxa"/>
+            <w:tcBorders>
+              <w:top w:val="single" w:sz="6" w:space="0" w:color="000000"/>
+              <w:left w:val="single" w:sz="6" w:space="0" w:color="000000"/>
+              <w:bottom w:val="single" w:sz="12" w:space="0" w:color="000000"/>
+              <w:right w:val="nil"/>
+            </w:tcBorders>
+          </w:tcPr>
+          <w:p>
+            <w:pPr>
+              <w:snapToGrid w:val="0"/>
+              <w:spacing w:after="100" w:line="240" w:lineRule="atLeast"/>
+              <w:jc w:val="distribute"/>
+              <w:textAlignment w:val="center"/>
+              <w:rPr>
+                <w:rFonts w:ascii="標楷體" w:eastAsia="標楷體"/>
+              </w:rPr>
+            </w:pPr>
+            <w:r>
+              <w:rPr>
+                <w:rFonts w:ascii="標楷體" w:eastAsia="標楷體"/>
+              </w:rPr>
+              <w:t>()</w:t>
+            </w:r>
+          </w:p>
+        </w:tc>
+        <w:tc>
+          <w:tcPr>
+            <w:tcW w:w="8580" w:type="dxa"/>
+            <w:gridSpan w:val="3"/>
+            <w:tcBorders>
+              <w:top w:val="single" w:sz="6" w:space="0" w:color="000000"/>
+              <w:left w:val="nil"/>
+              <w:bottom w:val="single" w:sz="12" w:space="0" w:color="000000"/>
+              <w:right w:val="single" w:sz="12" w:space="0" w:color="000000"/>
+            </w:tcBorders>
+          </w:tcPr>
+          <w:p>
+            <w:pPr>
+              <w:snapToGrid w:val="0"/>
+              <w:spacing w:after="100" w:line="240" w:lineRule="atLeast"/>
+              <w:jc w:val="both"/>
+              <w:textAlignment w:val="center"/>
+              <w:rPr>
+                <w:rFonts w:ascii="標楷體" w:eastAsia="標楷體"/>
+              </w:rPr>
+            </w:pPr>
+          </w:p>
+        </w:tc>
+      </w:tr>
+      <w:tr>
+        <w:trPr>
+          <w:cantSplit/>
+          <w:trHeight w:hRule="exact" w:val="425"/>
+        </w:trPr>
+        <w:tc>
+          <w:tcPr>
+            <w:tcW w:w="540" w:type="dxa"/>
             <w:vMerge w:val="restart"/>
             <w:tcBorders>
               <w:top w:val="single" w:sz="12" w:space="0" w:color="000000"/>
@@ -10078,6 +10520,7 @@
               <w:jc w:val="center"/>
               <w:rPr>
                 <w:rFonts w:ascii="標楷體" w:eastAsia="標楷體"/>
+                <w:spacing w:val="12"/>
               </w:rPr>
             </w:pPr>
           </w:p>
@@ -10096,7 +10539,7 @@
             <w:pPr>
               <w:snapToGrid w:val="0"/>
               <w:spacing w:after="100" w:line="240" w:lineRule="atLeast"/>
-              <w:jc w:val="both"/>
+              <w:jc w:val="distribute"/>
               <w:textAlignment w:val="center"/>
               <w:rPr>
                 <w:rFonts w:ascii="標楷體" w:eastAsia="標楷體"/>
@@ -10118,6 +10561,7 @@
             <w:pPr>
               <w:snapToGrid w:val="0"/>
               <w:spacing w:after="100" w:line="240" w:lineRule="atLeast"/>
+              <w:jc w:val="both"/>
               <w:textAlignment w:val="center"/>
               <w:rPr>
                 <w:rFonts w:ascii="標楷體" w:eastAsia="標楷體"/>
@@ -10171,12 +10615,6 @@
         </w:tc>
       </w:tr>
       <w:tr>
-        <w:tblPrEx>
-          <w:tblCellMar>
-            <w:top w:w="0" w:type="dxa"/>
-            <w:bottom w:w="0" w:type="dxa"/>
-          </w:tblCellMar>
-        </w:tblPrEx>
         <w:trPr>
           <w:cantSplit/>
           <w:trHeight w:hRule="exact" w:val="425"/>
@@ -10257,12 +10695,6 @@
         </w:tc>
       </w:tr>
       <w:tr>
-        <w:tblPrEx>
-          <w:tblCellMar>
-            <w:top w:w="0" w:type="dxa"/>
-            <w:bottom w:w="0" w:type="dxa"/>
-          </w:tblCellMar>
-        </w:tblPrEx>
         <w:trPr>
           <w:cantSplit/>
           <w:trHeight w:hRule="exact" w:val="425"/>
@@ -10380,430 +10812,6 @@
         </w:tc>
       </w:tr>
       <w:tr>
-        <w:tblPrEx>
-          <w:tblCellMar>
-            <w:top w:w="0" w:type="dxa"/>
-            <w:bottom w:w="0" w:type="dxa"/>
-          </w:tblCellMar>
-        </w:tblPrEx>
-        <w:trPr>
-          <w:cantSplit/>
-          <w:trHeight w:hRule="exact" w:val="425"/>
-        </w:trPr>
-        <w:tc>
-          <w:tcPr>
-            <w:tcW w:w="540" w:type="dxa"/>
-            <w:vMerge/>
-            <w:tcBorders>
-              <w:top w:val="single" w:sz="6" w:space="0" w:color="000000"/>
-              <w:left w:val="single" w:sz="12" w:space="0" w:color="000000"/>
-              <w:bottom w:val="single" w:sz="12" w:space="0" w:color="000000"/>
-              <w:right w:val="single" w:sz="6" w:space="0" w:color="000000"/>
-            </w:tcBorders>
-          </w:tcPr>
-          <w:p>
-            <w:pPr>
-              <w:snapToGrid w:val="0"/>
-              <w:spacing w:after="100" w:line="240" w:lineRule="atLeast"/>
-              <w:jc w:val="center"/>
-              <w:rPr>
-                <w:rFonts w:ascii="標楷體" w:eastAsia="標楷體"/>
-                <w:spacing w:val="12"/>
-              </w:rPr>
-            </w:pPr>
-          </w:p>
-        </w:tc>
-        <w:tc>
-          <w:tcPr>
-            <w:tcW w:w="1140" w:type="dxa"/>
-            <w:tcBorders>
-              <w:top w:val="single" w:sz="6" w:space="0" w:color="000000"/>
-              <w:left w:val="single" w:sz="6" w:space="0" w:color="000000"/>
-              <w:bottom w:val="single" w:sz="12" w:space="0" w:color="000000"/>
-              <w:right w:val="nil"/>
-            </w:tcBorders>
-          </w:tcPr>
-          <w:p>
-            <w:pPr>
-              <w:snapToGrid w:val="0"/>
-              <w:spacing w:after="100" w:line="240" w:lineRule="atLeast"/>
-              <w:jc w:val="distribute"/>
-              <w:textAlignment w:val="center"/>
-              <w:rPr>
-                <w:rFonts w:ascii="標楷體" w:eastAsia="標楷體"/>
-              </w:rPr>
-            </w:pPr>
-            <w:r>
-              <w:rPr>
-                <w:rFonts w:ascii="標楷體" w:eastAsia="標楷體"/>
-              </w:rPr>
-              <w:t>()</w:t>
-            </w:r>
-          </w:p>
-        </w:tc>
-        <w:tc>
-          <w:tcPr>
-            <w:tcW w:w="8580" w:type="dxa"/>
-            <w:gridSpan w:val="3"/>
-            <w:tcBorders>
-              <w:top w:val="single" w:sz="6" w:space="0" w:color="000000"/>
-              <w:left w:val="nil"/>
-              <w:bottom w:val="single" w:sz="12" w:space="0" w:color="000000"/>
-              <w:right w:val="single" w:sz="12" w:space="0" w:color="000000"/>
-            </w:tcBorders>
-          </w:tcPr>
-          <w:p>
-            <w:pPr>
-              <w:snapToGrid w:val="0"/>
-              <w:spacing w:after="100" w:line="240" w:lineRule="atLeast"/>
-              <w:jc w:val="both"/>
-              <w:textAlignment w:val="center"/>
-              <w:rPr>
-                <w:rFonts w:ascii="標楷體" w:eastAsia="標楷體"/>
-              </w:rPr>
-            </w:pPr>
-          </w:p>
-        </w:tc>
-      </w:tr>
-      <w:tr>
-        <w:tblPrEx>
-          <w:tblCellMar>
-            <w:top w:w="0" w:type="dxa"/>
-            <w:bottom w:w="0" w:type="dxa"/>
-          </w:tblCellMar>
-        </w:tblPrEx>
-        <w:trPr>
-          <w:cantSplit/>
-          <w:trHeight w:hRule="exact" w:val="425"/>
-        </w:trPr>
-        <w:tc>
-          <w:tcPr>
-            <w:tcW w:w="540" w:type="dxa"/>
-            <w:vMerge w:val="restart"/>
-            <w:tcBorders>
-              <w:top w:val="single" w:sz="12" w:space="0" w:color="000000"/>
-              <w:left w:val="single" w:sz="12" w:space="0" w:color="000000"/>
-              <w:bottom w:val="single" w:sz="6" w:space="0" w:color="000000"/>
-              <w:right w:val="single" w:sz="6" w:space="0" w:color="000000"/>
-            </w:tcBorders>
-          </w:tcPr>
-          <w:p>
-            <w:pPr>
-              <w:snapToGrid w:val="0"/>
-              <w:spacing w:after="100" w:line="240" w:lineRule="atLeast"/>
-              <w:jc w:val="center"/>
-              <w:rPr>
-                <w:rFonts w:ascii="標楷體" w:eastAsia="標楷體"/>
-                <w:spacing w:val="12"/>
-              </w:rPr>
-            </w:pPr>
-          </w:p>
-        </w:tc>
-        <w:tc>
-          <w:tcPr>
-            <w:tcW w:w="1140" w:type="dxa"/>
-            <w:tcBorders>
-              <w:top w:val="single" w:sz="12" w:space="0" w:color="000000"/>
-              <w:left w:val="single" w:sz="6" w:space="0" w:color="000000"/>
-              <w:bottom w:val="single" w:sz="6" w:space="0" w:color="000000"/>
-              <w:right w:val="single" w:sz="6" w:space="0" w:color="000000"/>
-            </w:tcBorders>
-          </w:tcPr>
-          <w:p>
-            <w:pPr>
-              <w:snapToGrid w:val="0"/>
-              <w:spacing w:after="100" w:line="240" w:lineRule="atLeast"/>
-              <w:jc w:val="distribute"/>
-              <w:textAlignment w:val="center"/>
-              <w:rPr>
-                <w:rFonts w:ascii="標楷體" w:eastAsia="標楷體"/>
-              </w:rPr>
-            </w:pPr>
-          </w:p>
-        </w:tc>
-        <w:tc>
-          <w:tcPr>
-            <w:tcW w:w="3180" w:type="dxa"/>
-            <w:tcBorders>
-              <w:top w:val="single" w:sz="12" w:space="0" w:color="000000"/>
-              <w:left w:val="single" w:sz="6" w:space="0" w:color="000000"/>
-              <w:bottom w:val="single" w:sz="6" w:space="0" w:color="000000"/>
-              <w:right w:val="single" w:sz="6" w:space="0" w:color="000000"/>
-            </w:tcBorders>
-          </w:tcPr>
-          <w:p>
-            <w:pPr>
-              <w:snapToGrid w:val="0"/>
-              <w:spacing w:after="100" w:line="240" w:lineRule="atLeast"/>
-              <w:jc w:val="both"/>
-              <w:textAlignment w:val="center"/>
-              <w:rPr>
-                <w:rFonts w:ascii="標楷體" w:eastAsia="標楷體"/>
-              </w:rPr>
-            </w:pPr>
-          </w:p>
-        </w:tc>
-        <w:tc>
-          <w:tcPr>
-            <w:tcW w:w="3420" w:type="dxa"/>
-            <w:tcBorders>
-              <w:top w:val="single" w:sz="12" w:space="0" w:color="000000"/>
-              <w:left w:val="single" w:sz="6" w:space="0" w:color="000000"/>
-              <w:bottom w:val="single" w:sz="6" w:space="0" w:color="000000"/>
-              <w:right w:val="single" w:sz="6" w:space="0" w:color="000000"/>
-            </w:tcBorders>
-          </w:tcPr>
-          <w:p>
-            <w:pPr>
-              <w:snapToGrid w:val="0"/>
-              <w:spacing w:after="100" w:line="240" w:lineRule="atLeast"/>
-              <w:jc w:val="center"/>
-              <w:textAlignment w:val="center"/>
-              <w:rPr>
-                <w:rFonts w:ascii="標楷體" w:eastAsia="標楷體"/>
-              </w:rPr>
-            </w:pPr>
-          </w:p>
-        </w:tc>
-        <w:tc>
-          <w:tcPr>
-            <w:tcW w:w="1980" w:type="dxa"/>
-            <w:tcBorders>
-              <w:top w:val="single" w:sz="12" w:space="0" w:color="000000"/>
-              <w:left w:val="single" w:sz="6" w:space="0" w:color="000000"/>
-              <w:bottom w:val="single" w:sz="6" w:space="0" w:color="000000"/>
-              <w:right w:val="single" w:sz="12" w:space="0" w:color="000000"/>
-            </w:tcBorders>
-          </w:tcPr>
-          <w:p>
-            <w:pPr>
-              <w:snapToGrid w:val="0"/>
-              <w:spacing w:after="100" w:line="240" w:lineRule="atLeast"/>
-              <w:jc w:val="both"/>
-              <w:textAlignment w:val="center"/>
-              <w:rPr>
-                <w:rFonts w:ascii="標楷體" w:eastAsia="標楷體"/>
-              </w:rPr>
-            </w:pPr>
-          </w:p>
-        </w:tc>
-      </w:tr>
-      <w:tr>
-        <w:tblPrEx>
-          <w:tblCellMar>
-            <w:top w:w="0" w:type="dxa"/>
-            <w:bottom w:w="0" w:type="dxa"/>
-          </w:tblCellMar>
-        </w:tblPrEx>
-        <w:trPr>
-          <w:cantSplit/>
-          <w:trHeight w:hRule="exact" w:val="425"/>
-        </w:trPr>
-        <w:tc>
-          <w:tcPr>
-            <w:tcW w:w="540" w:type="dxa"/>
-            <w:vMerge/>
-            <w:tcBorders>
-              <w:top w:val="single" w:sz="6" w:space="0" w:color="000000"/>
-              <w:left w:val="single" w:sz="12" w:space="0" w:color="000000"/>
-              <w:bottom w:val="single" w:sz="12" w:space="0" w:color="000000"/>
-              <w:right w:val="single" w:sz="6" w:space="0" w:color="000000"/>
-            </w:tcBorders>
-          </w:tcPr>
-          <w:p>
-            <w:pPr>
-              <w:snapToGrid w:val="0"/>
-              <w:spacing w:after="100" w:line="240" w:lineRule="atLeast"/>
-              <w:jc w:val="center"/>
-              <w:rPr>
-                <w:rFonts w:ascii="標楷體" w:eastAsia="標楷體"/>
-                <w:spacing w:val="12"/>
-              </w:rPr>
-            </w:pPr>
-          </w:p>
-        </w:tc>
-        <w:tc>
-          <w:tcPr>
-            <w:tcW w:w="1140" w:type="dxa"/>
-            <w:tcBorders>
-              <w:top w:val="single" w:sz="6" w:space="0" w:color="000000"/>
-              <w:left w:val="single" w:sz="6" w:space="0" w:color="000000"/>
-              <w:bottom w:val="single" w:sz="12" w:space="0" w:color="000000"/>
-              <w:right w:val="nil"/>
-            </w:tcBorders>
-          </w:tcPr>
-          <w:p>
-            <w:pPr>
-              <w:snapToGrid w:val="0"/>
-              <w:spacing w:after="100" w:line="240" w:lineRule="atLeast"/>
-              <w:jc w:val="distribute"/>
-              <w:textAlignment w:val="center"/>
-              <w:rPr>
-                <w:rFonts w:ascii="標楷體" w:eastAsia="標楷體"/>
-              </w:rPr>
-            </w:pPr>
-            <w:r>
-              <w:rPr>
-                <w:rFonts w:ascii="標楷體" w:eastAsia="標楷體"/>
-              </w:rPr>
-              <w:t>()</w:t>
-            </w:r>
-          </w:p>
-        </w:tc>
-        <w:tc>
-          <w:tcPr>
-            <w:tcW w:w="8580" w:type="dxa"/>
-            <w:gridSpan w:val="3"/>
-            <w:tcBorders>
-              <w:top w:val="single" w:sz="6" w:space="0" w:color="000000"/>
-              <w:left w:val="nil"/>
-              <w:bottom w:val="single" w:sz="12" w:space="0" w:color="000000"/>
-              <w:right w:val="single" w:sz="12" w:space="0" w:color="000000"/>
-            </w:tcBorders>
-          </w:tcPr>
-          <w:p>
-            <w:pPr>
-              <w:snapToGrid w:val="0"/>
-              <w:spacing w:after="100" w:line="240" w:lineRule="atLeast"/>
-              <w:jc w:val="both"/>
-              <w:textAlignment w:val="center"/>
-              <w:rPr>
-                <w:rFonts w:ascii="標楷體" w:eastAsia="標楷體"/>
-              </w:rPr>
-            </w:pPr>
-          </w:p>
-        </w:tc>
-      </w:tr>
-      <w:tr>
-        <w:tblPrEx>
-          <w:tblCellMar>
-            <w:top w:w="0" w:type="dxa"/>
-            <w:bottom w:w="0" w:type="dxa"/>
-          </w:tblCellMar>
-        </w:tblPrEx>
-        <w:trPr>
-          <w:cantSplit/>
-          <w:trHeight w:hRule="exact" w:val="425"/>
-        </w:trPr>
-        <w:tc>
-          <w:tcPr>
-            <w:tcW w:w="540" w:type="dxa"/>
-            <w:vMerge w:val="restart"/>
-            <w:tcBorders>
-              <w:top w:val="single" w:sz="12" w:space="0" w:color="000000"/>
-              <w:left w:val="single" w:sz="12" w:space="0" w:color="000000"/>
-              <w:bottom w:val="single" w:sz="6" w:space="0" w:color="000000"/>
-              <w:right w:val="single" w:sz="6" w:space="0" w:color="000000"/>
-            </w:tcBorders>
-          </w:tcPr>
-          <w:p>
-            <w:pPr>
-              <w:snapToGrid w:val="0"/>
-              <w:spacing w:after="100" w:line="240" w:lineRule="atLeast"/>
-              <w:jc w:val="center"/>
-              <w:rPr>
-                <w:rFonts w:ascii="標楷體" w:eastAsia="標楷體"/>
-                <w:spacing w:val="12"/>
-              </w:rPr>
-            </w:pPr>
-          </w:p>
-        </w:tc>
-        <w:tc>
-          <w:tcPr>
-            <w:tcW w:w="1140" w:type="dxa"/>
-            <w:tcBorders>
-              <w:top w:val="single" w:sz="12" w:space="0" w:color="000000"/>
-              <w:left w:val="single" w:sz="6" w:space="0" w:color="000000"/>
-              <w:bottom w:val="single" w:sz="6" w:space="0" w:color="000000"/>
-              <w:right w:val="single" w:sz="6" w:space="0" w:color="000000"/>
-            </w:tcBorders>
-          </w:tcPr>
-          <w:p>
-            <w:pPr>
-              <w:snapToGrid w:val="0"/>
-              <w:spacing w:after="100" w:line="240" w:lineRule="atLeast"/>
-              <w:jc w:val="distribute"/>
-              <w:textAlignment w:val="center"/>
-              <w:rPr>
-                <w:rFonts w:ascii="標楷體" w:eastAsia="標楷體"/>
-              </w:rPr>
-            </w:pPr>
-          </w:p>
-        </w:tc>
-        <w:tc>
-          <w:tcPr>
-            <w:tcW w:w="3180" w:type="dxa"/>
-            <w:tcBorders>
-              <w:top w:val="single" w:sz="12" w:space="0" w:color="000000"/>
-              <w:left w:val="single" w:sz="6" w:space="0" w:color="000000"/>
-              <w:bottom w:val="single" w:sz="6" w:space="0" w:color="000000"/>
-              <w:right w:val="single" w:sz="6" w:space="0" w:color="000000"/>
-            </w:tcBorders>
-          </w:tcPr>
-          <w:p>
-            <w:pPr>
-              <w:snapToGrid w:val="0"/>
-              <w:spacing w:after="100" w:line="240" w:lineRule="atLeast"/>
-              <w:jc w:val="both"/>
-              <w:textAlignment w:val="center"/>
-              <w:rPr>
-                <w:rFonts w:ascii="標楷體" w:eastAsia="標楷體"/>
-              </w:rPr>
-            </w:pPr>
-          </w:p>
-        </w:tc>
-        <w:tc>
-          <w:tcPr>
-            <w:tcW w:w="3420" w:type="dxa"/>
-            <w:tcBorders>
-              <w:top w:val="single" w:sz="12" w:space="0" w:color="000000"/>
-              <w:left w:val="single" w:sz="6" w:space="0" w:color="000000"/>
-              <w:bottom w:val="single" w:sz="6" w:space="0" w:color="000000"/>
-              <w:right w:val="single" w:sz="6" w:space="0" w:color="000000"/>
-            </w:tcBorders>
-          </w:tcPr>
-          <w:p>
-            <w:pPr>
-              <w:snapToGrid w:val="0"/>
-              <w:spacing w:after="100" w:line="240" w:lineRule="atLeast"/>
-              <w:jc w:val="center"/>
-              <w:textAlignment w:val="center"/>
-              <w:rPr>
-                <w:rFonts w:ascii="標楷體" w:eastAsia="標楷體"/>
-              </w:rPr>
-            </w:pPr>
-          </w:p>
-        </w:tc>
-        <w:tc>
-          <w:tcPr>
-            <w:tcW w:w="1980" w:type="dxa"/>
-            <w:tcBorders>
-              <w:top w:val="single" w:sz="12" w:space="0" w:color="000000"/>
-              <w:left w:val="single" w:sz="6" w:space="0" w:color="000000"/>
-              <w:bottom w:val="single" w:sz="6" w:space="0" w:color="000000"/>
-              <w:right w:val="single" w:sz="12" w:space="0" w:color="000000"/>
-            </w:tcBorders>
-          </w:tcPr>
-          <w:p>
-            <w:pPr>
-              <w:snapToGrid w:val="0"/>
-              <w:spacing w:after="100" w:line="240" w:lineRule="atLeast"/>
-              <w:jc w:val="both"/>
-              <w:textAlignment w:val="center"/>
-              <w:rPr>
-                <w:rFonts w:ascii="標楷體" w:eastAsia="標楷體"/>
-              </w:rPr>
-            </w:pPr>
-          </w:p>
-        </w:tc>
-      </w:tr>
-      <w:tr>
-        <w:tblPrEx>
-          <w:tblCellMar>
-            <w:top w:w="0" w:type="dxa"/>
-            <w:bottom w:w="0" w:type="dxa"/>
-          </w:tblCellMar>
-        </w:tblPrEx>
         <w:trPr>
           <w:cantSplit/>
           <w:trHeight w:hRule="exact" w:val="425"/>
@@ -10900,9 +10908,6 @@
         </w:tabs>
         <w:ind w:right="191"/>
         <w:jc w:val="both"/>
-        <w:rPr>
-          <w:rFonts w:hint="eastAsia"/>
-        </w:rPr>
       </w:pPr>
     </w:p>
     <w:tbl>
@@ -10931,12 +10936,6 @@
         <w:gridCol w:w="3617"/>
       </w:tblGrid>
       <w:tr>
-        <w:tblPrEx>
-          <w:tblCellMar>
-            <w:top w:w="0" w:type="dxa"/>
-            <w:bottom w:w="0" w:type="dxa"/>
-          </w:tblCellMar>
-        </w:tblPrEx>
         <w:trPr>
           <w:cantSplit/>
           <w:trHeight w:hRule="exact" w:val="397"/>
@@ -11079,12 +11078,6 @@
         </w:tc>
       </w:tr>
       <w:tr>
-        <w:tblPrEx>
-          <w:tblCellMar>
-            <w:top w:w="0" w:type="dxa"/>
-            <w:bottom w:w="0" w:type="dxa"/>
-          </w:tblCellMar>
-        </w:tblPrEx>
         <w:trPr>
           <w:cantSplit/>
           <w:trHeight w:val="357"/>
@@ -11284,12 +11277,6 @@
         </w:tc>
       </w:tr>
       <w:tr>
-        <w:tblPrEx>
-          <w:tblCellMar>
-            <w:top w:w="0" w:type="dxa"/>
-            <w:bottom w:w="0" w:type="dxa"/>
-          </w:tblCellMar>
-        </w:tblPrEx>
         <w:trPr>
           <w:cantSplit/>
           <w:trHeight w:hRule="exact" w:val="280"/>
@@ -11440,9 +11427,6 @@
         <w:spacing w:line="120" w:lineRule="exact"/>
         <w:ind w:right="193"/>
         <w:jc w:val="both"/>
-        <w:rPr>
-          <w:rFonts w:hint="eastAsia"/>
-        </w:rPr>
       </w:pPr>
     </w:p>
     <w:tbl>
@@ -11473,12 +11457,6 @@
         <w:gridCol w:w="3584"/>
       </w:tblGrid>
       <w:tr>
-        <w:tblPrEx>
-          <w:tblCellMar>
-            <w:top w:w="0" w:type="dxa"/>
-            <w:bottom w:w="0" w:type="dxa"/>
-          </w:tblCellMar>
-        </w:tblPrEx>
         <w:trPr>
           <w:cantSplit/>
           <w:trHeight w:val="356"/>
@@ -11501,25 +11479,33 @@
               <w:jc w:val="both"/>
               <w:textAlignment w:val="center"/>
               <w:rPr>
-                <w:rFonts w:ascii="標楷體" w:eastAsia="標楷體" w:hint="eastAsia"/>
-              </w:rPr>
-            </w:pPr>
-            <w:r>
-              <w:rPr>
-                <w:rFonts w:ascii="標楷體" w:eastAsia="標楷體" w:hint="eastAsia"/>
-              </w:rPr>
-              <w:t>{{management_table}}</w:t>
+                <w:rFonts w:ascii="標楷體" w:eastAsia="標楷體"/>
+              </w:rPr>
+            </w:pPr>
+            <w:r>
+              <w:rPr>
+                <w:rFonts w:ascii="標楷體" w:eastAsia="標楷體" w:hint="eastAsia"/>
+              </w:rPr>
+              <w:t>{{</w:t>
+            </w:r>
+            <w:proofErr w:type="spellStart"/>
+            <w:r>
+              <w:rPr>
+                <w:rFonts w:ascii="標楷體" w:eastAsia="標楷體" w:hint="eastAsia"/>
+              </w:rPr>
+              <w:t>management_table</w:t>
+            </w:r>
+            <w:proofErr w:type="spellEnd"/>
+            <w:r>
+              <w:rPr>
+                <w:rFonts w:ascii="標楷體" w:eastAsia="標楷體" w:hint="eastAsia"/>
+              </w:rPr>
+              <w:t>}}</w:t>
             </w:r>
           </w:p>
         </w:tc>
       </w:tr>
       <w:tr>
-        <w:tblPrEx>
-          <w:tblCellMar>
-            <w:top w:w="0" w:type="dxa"/>
-            <w:bottom w:w="0" w:type="dxa"/>
-          </w:tblCellMar>
-        </w:tblPrEx>
         <w:trPr>
           <w:cantSplit/>
           <w:trHeight w:val="356"/>
@@ -11616,12 +11602,6 @@
         </w:tc>
       </w:tr>
       <w:tr>
-        <w:tblPrEx>
-          <w:tblCellMar>
-            <w:top w:w="0" w:type="dxa"/>
-            <w:bottom w:w="0" w:type="dxa"/>
-          </w:tblCellMar>
-        </w:tblPrEx>
         <w:trPr>
           <w:cantSplit/>
           <w:trHeight w:val="344"/>
@@ -11701,12 +11681,6 @@
         </w:tc>
       </w:tr>
       <w:tr>
-        <w:tblPrEx>
-          <w:tblCellMar>
-            <w:top w:w="0" w:type="dxa"/>
-            <w:bottom w:w="0" w:type="dxa"/>
-          </w:tblCellMar>
-        </w:tblPrEx>
         <w:trPr>
           <w:cantSplit/>
           <w:trHeight w:val="344"/>
@@ -11804,12 +11778,6 @@
         </w:tc>
       </w:tr>
       <w:tr>
-        <w:tblPrEx>
-          <w:tblCellMar>
-            <w:top w:w="0" w:type="dxa"/>
-            <w:bottom w:w="0" w:type="dxa"/>
-          </w:tblCellMar>
-        </w:tblPrEx>
         <w:trPr>
           <w:cantSplit/>
           <w:trHeight w:val="344"/>
@@ -11896,9 +11864,6 @@
         </w:tabs>
         <w:ind w:right="191"/>
         <w:jc w:val="both"/>
-        <w:rPr>
-          <w:rFonts w:hint="eastAsia"/>
-        </w:rPr>
       </w:pPr>
     </w:p>
     <w:p>
@@ -11917,9 +11882,6 @@
         </w:tabs>
         <w:ind w:right="191"/>
         <w:jc w:val="both"/>
-        <w:rPr>
-          <w:rFonts w:hint="eastAsia"/>
-        </w:rPr>
       </w:pPr>
     </w:p>
     <w:p>
@@ -11929,9 +11891,6 @@
         </w:tabs>
         <w:ind w:right="191"/>
         <w:jc w:val="both"/>
-        <w:rPr>
-          <w:rFonts w:hint="eastAsia"/>
-        </w:rPr>
       </w:pPr>
     </w:p>
     <w:p>
@@ -11941,9 +11900,6 @@
         </w:tabs>
         <w:ind w:right="191"/>
         <w:jc w:val="both"/>
-        <w:rPr>
-          <w:rFonts w:hint="eastAsia"/>
-        </w:rPr>
       </w:pPr>
     </w:p>
     <w:tbl>
@@ -11970,12 +11926,6 @@
         <w:gridCol w:w="5580"/>
       </w:tblGrid>
       <w:tr>
-        <w:tblPrEx>
-          <w:tblCellMar>
-            <w:top w:w="0" w:type="dxa"/>
-            <w:bottom w:w="0" w:type="dxa"/>
-          </w:tblCellMar>
-        </w:tblPrEx>
         <w:trPr>
           <w:cantSplit/>
           <w:trHeight w:val="530"/>
@@ -12083,6 +12033,7 @@
       <w:r>
         <w:t xml:space="preserve"> </w:t>
       </w:r>
+      <w:proofErr w:type="gramStart"/>
       <w:r>
         <w:rPr>
           <w:rFonts w:hint="eastAsia"/>
@@ -12091,6 +12042,7 @@
         </w:rPr>
         <w:t>註</w:t>
       </w:r>
+      <w:proofErr w:type="gramEnd"/>
       <w:r>
         <w:rPr>
           <w:sz w:val="20"/>
@@ -12104,7 +12056,25 @@
           <w:sz w:val="20"/>
           <w:szCs w:val="20"/>
         </w:rPr>
-        <w:t>欄位不足請自行複製，未使用之欄位可自行刪除，若本頁不足使用，請複製全頁後自行增減欄位。</w:t>
+        <w:t>欄位不足請自行複製，未使用之欄位可自行刪除，若本頁不足使用，請複製</w:t>
+      </w:r>
+      <w:proofErr w:type="gramStart"/>
+      <w:r>
+        <w:rPr>
+          <w:rFonts w:hint="eastAsia"/>
+          <w:sz w:val="20"/>
+          <w:szCs w:val="20"/>
+        </w:rPr>
+        <w:t>全頁後自行</w:t>
+      </w:r>
+      <w:proofErr w:type="gramEnd"/>
+      <w:r>
+        <w:rPr>
+          <w:rFonts w:hint="eastAsia"/>
+          <w:sz w:val="20"/>
+          <w:szCs w:val="20"/>
+        </w:rPr>
+        <w:t>增減欄位。</w:t>
       </w:r>
     </w:p>
     <w:p>
@@ -12114,9 +12084,6 @@
         </w:tabs>
         <w:ind w:right="193" w:firstLineChars="200" w:firstLine="480"/>
         <w:jc w:val="both"/>
-        <w:rPr>
-          <w:rFonts w:hint="eastAsia"/>
-        </w:rPr>
       </w:pPr>
     </w:p>
     <w:tbl>
@@ -12145,12 +12112,6 @@
         <w:gridCol w:w="3785"/>
       </w:tblGrid>
       <w:tr>
-        <w:tblPrEx>
-          <w:tblCellMar>
-            <w:top w:w="0" w:type="dxa"/>
-            <w:bottom w:w="0" w:type="dxa"/>
-          </w:tblCellMar>
-        </w:tblPrEx>
         <w:trPr>
           <w:cantSplit/>
           <w:trHeight w:hRule="exact" w:val="397"/>
@@ -12294,12 +12255,6 @@
         </w:tc>
       </w:tr>
       <w:tr>
-        <w:tblPrEx>
-          <w:tblCellMar>
-            <w:top w:w="0" w:type="dxa"/>
-            <w:bottom w:w="0" w:type="dxa"/>
-          </w:tblCellMar>
-        </w:tblPrEx>
         <w:trPr>
           <w:cantSplit/>
           <w:trHeight w:hRule="exact" w:val="300"/>
@@ -12421,12 +12376,6 @@
         </w:tc>
       </w:tr>
       <w:tr>
-        <w:tblPrEx>
-          <w:tblCellMar>
-            <w:top w:w="0" w:type="dxa"/>
-            <w:bottom w:w="0" w:type="dxa"/>
-          </w:tblCellMar>
-        </w:tblPrEx>
         <w:trPr>
           <w:cantSplit/>
           <w:trHeight w:hRule="exact" w:val="300"/>
@@ -12613,12 +12562,6 @@
         <w:gridCol w:w="3765"/>
       </w:tblGrid>
       <w:tr>
-        <w:tblPrEx>
-          <w:tblCellMar>
-            <w:top w:w="0" w:type="dxa"/>
-            <w:bottom w:w="0" w:type="dxa"/>
-          </w:tblCellMar>
-        </w:tblPrEx>
         <w:trPr>
           <w:cantSplit/>
           <w:trHeight w:hRule="exact" w:val="425"/>
@@ -12641,25 +12584,33 @@
               <w:spacing w:after="100" w:line="240" w:lineRule="atLeast"/>
               <w:textAlignment w:val="center"/>
               <w:rPr>
-                <w:rFonts w:ascii="標楷體" w:eastAsia="標楷體" w:hint="eastAsia"/>
-              </w:rPr>
-            </w:pPr>
-            <w:r>
-              <w:rPr>
-                <w:rFonts w:ascii="標楷體" w:eastAsia="標楷體" w:hint="eastAsia"/>
-              </w:rPr>
-              <w:t>{{leagalperson_table}}</w:t>
+                <w:rFonts w:ascii="標楷體" w:eastAsia="標楷體"/>
+              </w:rPr>
+            </w:pPr>
+            <w:r>
+              <w:rPr>
+                <w:rFonts w:ascii="標楷體" w:eastAsia="標楷體" w:hint="eastAsia"/>
+              </w:rPr>
+              <w:t>{{</w:t>
+            </w:r>
+            <w:proofErr w:type="spellStart"/>
+            <w:r>
+              <w:rPr>
+                <w:rFonts w:ascii="標楷體" w:eastAsia="標楷體" w:hint="eastAsia"/>
+              </w:rPr>
+              <w:t>leagalperson_table</w:t>
+            </w:r>
+            <w:proofErr w:type="spellEnd"/>
+            <w:r>
+              <w:rPr>
+                <w:rFonts w:ascii="標楷體" w:eastAsia="標楷體" w:hint="eastAsia"/>
+              </w:rPr>
+              <w:t>}}</w:t>
             </w:r>
           </w:p>
         </w:tc>
       </w:tr>
       <w:tr>
-        <w:tblPrEx>
-          <w:tblCellMar>
-            <w:top w:w="0" w:type="dxa"/>
-            <w:bottom w:w="0" w:type="dxa"/>
-          </w:tblCellMar>
-        </w:tblPrEx>
         <w:trPr>
           <w:cantSplit/>
           <w:trHeight w:hRule="exact" w:val="425"/>
@@ -12814,12 +12765,6 @@
         </w:tc>
       </w:tr>
       <w:tr>
-        <w:tblPrEx>
-          <w:tblCellMar>
-            <w:top w:w="0" w:type="dxa"/>
-            <w:bottom w:w="0" w:type="dxa"/>
-          </w:tblCellMar>
-        </w:tblPrEx>
         <w:trPr>
           <w:cantSplit/>
           <w:trHeight w:hRule="exact" w:val="425"/>
@@ -12901,12 +12846,6 @@
         </w:tc>
       </w:tr>
       <w:tr>
-        <w:tblPrEx>
-          <w:tblCellMar>
-            <w:top w:w="0" w:type="dxa"/>
-            <w:bottom w:w="0" w:type="dxa"/>
-          </w:tblCellMar>
-        </w:tblPrEx>
         <w:trPr>
           <w:cantSplit/>
           <w:trHeight w:hRule="exact" w:val="425"/>
@@ -13062,12 +13001,6 @@
         </w:tc>
       </w:tr>
       <w:tr>
-        <w:tblPrEx>
-          <w:tblCellMar>
-            <w:top w:w="0" w:type="dxa"/>
-            <w:bottom w:w="0" w:type="dxa"/>
-          </w:tblCellMar>
-        </w:tblPrEx>
         <w:trPr>
           <w:cantSplit/>
           <w:trHeight w:hRule="exact" w:val="425"/>
@@ -13149,12 +13082,6 @@
         </w:tc>
       </w:tr>
       <w:tr>
-        <w:tblPrEx>
-          <w:tblCellMar>
-            <w:top w:w="0" w:type="dxa"/>
-            <w:bottom w:w="0" w:type="dxa"/>
-          </w:tblCellMar>
-        </w:tblPrEx>
         <w:trPr>
           <w:cantSplit/>
           <w:trHeight w:hRule="exact" w:val="425"/>
@@ -13310,12 +13237,6 @@
         </w:tc>
       </w:tr>
       <w:tr>
-        <w:tblPrEx>
-          <w:tblCellMar>
-            <w:top w:w="0" w:type="dxa"/>
-            <w:bottom w:w="0" w:type="dxa"/>
-          </w:tblCellMar>
-        </w:tblPrEx>
         <w:trPr>
           <w:cantSplit/>
           <w:trHeight w:hRule="exact" w:val="425"/>
@@ -13403,9 +13324,6 @@
         </w:tabs>
         <w:ind w:right="191"/>
         <w:jc w:val="both"/>
-        <w:rPr>
-          <w:rFonts w:hint="eastAsia"/>
-        </w:rPr>
       </w:pPr>
     </w:p>
     <w:sectPr>
@@ -13485,7 +13403,6 @@
       <w:jc w:val="right"/>
       <w:rPr>
         <w:rStyle w:val="a3"/>
-        <w:rFonts w:hint="eastAsia"/>
       </w:rPr>
     </w:pPr>
     <w:r>
@@ -13558,7 +13475,7 @@
       <w:spacing w:line="160" w:lineRule="atLeast"/>
       <w:jc w:val="center"/>
       <w:rPr>
-        <w:rFonts w:ascii="3 of 9 Barcode" w:hAnsi="3 of 9 Barcode" w:hint="eastAsia"/>
+        <w:rFonts w:ascii="3 of 9 Barcode" w:hAnsi="3 of 9 Barcode"/>
         <w:sz w:val="16"/>
         <w:szCs w:val="16"/>
       </w:rPr>
@@ -13570,7 +13487,7 @@
       <w:spacing w:line="160" w:lineRule="atLeast"/>
       <w:jc w:val="center"/>
       <w:rPr>
-        <w:rFonts w:ascii="3 of 9 Barcode" w:hAnsi="3 of 9 Barcode" w:hint="eastAsia"/>
+        <w:rFonts w:ascii="3 of 9 Barcode" w:hAnsi="3 of 9 Barcode"/>
         <w:sz w:val="16"/>
         <w:szCs w:val="16"/>
       </w:rPr>
@@ -13582,7 +13499,7 @@
       <w:spacing w:line="160" w:lineRule="atLeast"/>
       <w:jc w:val="center"/>
       <w:rPr>
-        <w:rFonts w:ascii="3 of 9 Barcode" w:hAnsi="3 of 9 Barcode" w:hint="eastAsia"/>
+        <w:rFonts w:ascii="3 of 9 Barcode" w:hAnsi="3 of 9 Barcode"/>
         <w:sz w:val="16"/>
         <w:szCs w:val="16"/>
       </w:rPr>
@@ -13594,7 +13511,7 @@
       <w:spacing w:line="160" w:lineRule="atLeast"/>
       <w:jc w:val="center"/>
       <w:rPr>
-        <w:rFonts w:ascii="3 of 9 Barcode" w:hAnsi="3 of 9 Barcode" w:hint="eastAsia"/>
+        <w:rFonts w:ascii="3 of 9 Barcode" w:hAnsi="3 of 9 Barcode"/>
         <w:sz w:val="16"/>
         <w:szCs w:val="16"/>
       </w:rPr>
@@ -13635,12 +13552,6 @@
       <w:gridCol w:w="10319"/>
     </w:tblGrid>
     <w:tr>
-      <w:tblPrEx>
-        <w:tblCellMar>
-          <w:top w:w="0" w:type="dxa"/>
-          <w:bottom w:w="0" w:type="dxa"/>
-        </w:tblCellMar>
-      </w:tblPrEx>
       <w:trPr>
         <w:cantSplit/>
         <w:trHeight w:val="250"/>
@@ -13678,12 +13589,6 @@
       </w:tc>
     </w:tr>
     <w:tr>
-      <w:tblPrEx>
-        <w:tblCellMar>
-          <w:top w:w="0" w:type="dxa"/>
-          <w:bottom w:w="0" w:type="dxa"/>
-        </w:tblCellMar>
-      </w:tblPrEx>
       <w:trPr>
         <w:cantSplit/>
         <w:trHeight w:val="914"/>
@@ -13703,9 +13608,6 @@
             <w:framePr w:w="10377" w:h="2700" w:hRule="exact" w:hSpace="181" w:wrap="auto" w:vAnchor="page" w:hAnchor="page" w:x="744" w:y="13320"/>
             <w:spacing w:line="200" w:lineRule="atLeast"/>
             <w:jc w:val="center"/>
-            <w:rPr>
-              <w:rFonts w:hint="eastAsia"/>
-            </w:rPr>
           </w:pPr>
         </w:p>
         <w:p>
@@ -13713,9 +13615,6 @@
             <w:framePr w:w="10377" w:h="2700" w:hRule="exact" w:hSpace="181" w:wrap="auto" w:vAnchor="page" w:hAnchor="page" w:x="744" w:y="13320"/>
             <w:spacing w:line="200" w:lineRule="atLeast"/>
             <w:jc w:val="center"/>
-            <w:rPr>
-              <w:rFonts w:hint="eastAsia"/>
-            </w:rPr>
           </w:pPr>
         </w:p>
         <w:p>
@@ -13723,9 +13622,6 @@
             <w:framePr w:w="10377" w:h="2700" w:hRule="exact" w:hSpace="181" w:wrap="auto" w:vAnchor="page" w:hAnchor="page" w:x="744" w:y="13320"/>
             <w:spacing w:line="200" w:lineRule="atLeast"/>
             <w:jc w:val="center"/>
-            <w:rPr>
-              <w:rFonts w:hint="eastAsia"/>
-            </w:rPr>
           </w:pPr>
         </w:p>
         <w:p>
@@ -14047,6 +13943,50 @@
     <w:lsdException w:name="Subtitle" w:qFormat="1"/>
     <w:lsdException w:name="Strong" w:qFormat="1"/>
     <w:lsdException w:name="Emphasis" w:qFormat="1"/>
+    <w:lsdException w:name="Normal Table" w:semiHidden="1" w:unhideWhenUsed="1"/>
+    <w:lsdException w:name="Table Simple 1" w:semiHidden="1" w:unhideWhenUsed="1"/>
+    <w:lsdException w:name="Table Simple 2" w:semiHidden="1" w:unhideWhenUsed="1"/>
+    <w:lsdException w:name="Table Simple 3" w:semiHidden="1" w:unhideWhenUsed="1"/>
+    <w:lsdException w:name="Table Classic 1" w:semiHidden="1" w:unhideWhenUsed="1"/>
+    <w:lsdException w:name="Table Classic 2" w:semiHidden="1" w:unhideWhenUsed="1"/>
+    <w:lsdException w:name="Table Classic 3" w:semiHidden="1" w:unhideWhenUsed="1"/>
+    <w:lsdException w:name="Table Classic 4" w:semiHidden="1" w:unhideWhenUsed="1"/>
+    <w:lsdException w:name="Table Colorful 1" w:semiHidden="1" w:unhideWhenUsed="1"/>
+    <w:lsdException w:name="Table Colorful 2" w:semiHidden="1" w:unhideWhenUsed="1"/>
+    <w:lsdException w:name="Table Colorful 3" w:semiHidden="1" w:unhideWhenUsed="1"/>
+    <w:lsdException w:name="Table Columns 1" w:semiHidden="1" w:unhideWhenUsed="1"/>
+    <w:lsdException w:name="Table Columns 2" w:semiHidden="1" w:unhideWhenUsed="1"/>
+    <w:lsdException w:name="Table Columns 3" w:semiHidden="1" w:unhideWhenUsed="1"/>
+    <w:lsdException w:name="Table Columns 4" w:semiHidden="1" w:unhideWhenUsed="1"/>
+    <w:lsdException w:name="Table Columns 5" w:semiHidden="1" w:unhideWhenUsed="1"/>
+    <w:lsdException w:name="Table Grid 1" w:semiHidden="1" w:unhideWhenUsed="1"/>
+    <w:lsdException w:name="Table Grid 2" w:semiHidden="1" w:unhideWhenUsed="1"/>
+    <w:lsdException w:name="Table Grid 3" w:semiHidden="1" w:unhideWhenUsed="1"/>
+    <w:lsdException w:name="Table Grid 4" w:semiHidden="1" w:unhideWhenUsed="1"/>
+    <w:lsdException w:name="Table Grid 5" w:semiHidden="1" w:unhideWhenUsed="1"/>
+    <w:lsdException w:name="Table Grid 6" w:semiHidden="1" w:unhideWhenUsed="1"/>
+    <w:lsdException w:name="Table Grid 7" w:semiHidden="1" w:unhideWhenUsed="1"/>
+    <w:lsdException w:name="Table Grid 8" w:semiHidden="1" w:unhideWhenUsed="1"/>
+    <w:lsdException w:name="Table List 1" w:semiHidden="1" w:unhideWhenUsed="1"/>
+    <w:lsdException w:name="Table List 2" w:semiHidden="1" w:unhideWhenUsed="1"/>
+    <w:lsdException w:name="Table List 3" w:semiHidden="1" w:unhideWhenUsed="1"/>
+    <w:lsdException w:name="Table List 4" w:semiHidden="1" w:unhideWhenUsed="1"/>
+    <w:lsdException w:name="Table List 5" w:semiHidden="1" w:unhideWhenUsed="1"/>
+    <w:lsdException w:name="Table List 6" w:semiHidden="1" w:unhideWhenUsed="1"/>
+    <w:lsdException w:name="Table List 7" w:semiHidden="1" w:unhideWhenUsed="1"/>
+    <w:lsdException w:name="Table List 8" w:semiHidden="1" w:unhideWhenUsed="1"/>
+    <w:lsdException w:name="Table 3D effects 1" w:semiHidden="1" w:unhideWhenUsed="1"/>
+    <w:lsdException w:name="Table 3D effects 2" w:semiHidden="1" w:unhideWhenUsed="1"/>
+    <w:lsdException w:name="Table 3D effects 3" w:semiHidden="1" w:unhideWhenUsed="1"/>
+    <w:lsdException w:name="Table Contemporary" w:semiHidden="1" w:unhideWhenUsed="1"/>
+    <w:lsdException w:name="Table Elegant" w:semiHidden="1" w:unhideWhenUsed="1"/>
+    <w:lsdException w:name="Table Professional" w:semiHidden="1" w:unhideWhenUsed="1"/>
+    <w:lsdException w:name="Table Subtle 1" w:semiHidden="1" w:unhideWhenUsed="1"/>
+    <w:lsdException w:name="Table Subtle 2" w:semiHidden="1" w:unhideWhenUsed="1"/>
+    <w:lsdException w:name="Table Web 1" w:semiHidden="1" w:unhideWhenUsed="1"/>
+    <w:lsdException w:name="Table Web 2" w:semiHidden="1" w:unhideWhenUsed="1"/>
+    <w:lsdException w:name="Table Web 3" w:semiHidden="1" w:unhideWhenUsed="1"/>
+    <w:lsdException w:name="Table Theme" w:semiHidden="1" w:unhideWhenUsed="1"/>
     <w:lsdException w:name="Placeholder Text" w:semiHidden="1" w:uiPriority="99"/>
     <w:lsdException w:name="No Spacing" w:uiPriority="1" w:qFormat="1"/>
     <w:lsdException w:name="Light Shading" w:uiPriority="60"/>
@@ -14284,11 +14224,15 @@
   </w:style>
   <w:style w:type="character" w:default="1" w:styleId="a0">
     <w:name w:val="Default Paragraph Font"/>
+    <w:uiPriority w:val="1"/>
     <w:semiHidden/>
+    <w:unhideWhenUsed/>
   </w:style>
   <w:style w:type="table" w:default="1" w:styleId="a1">
     <w:name w:val="Normal Table"/>
+    <w:uiPriority w:val="99"/>
     <w:semiHidden/>
+    <w:unhideWhenUsed/>
     <w:tblPr>
       <w:tblInd w:w="0" w:type="dxa"/>
       <w:tblCellMar>
@@ -14301,7 +14245,9 @@
   </w:style>
   <w:style w:type="numbering" w:default="1" w:styleId="a2">
     <w:name w:val="No List"/>
+    <w:uiPriority w:val="99"/>
     <w:semiHidden/>
+    <w:unhideWhenUsed/>
   </w:style>
   <w:style w:type="character" w:styleId="a3">
     <w:name w:val="page number"/>
@@ -14356,8 +14302,8 @@
       <w:szCs w:val="16"/>
     </w:rPr>
   </w:style>
-  <w:style w:type="paragraph" w:customStyle="1" w:styleId="BalloonText">
-    <w:name w:val="Balloon Text"/>
+  <w:style w:type="paragraph" w:customStyle="1" w:styleId="1">
+    <w:name w:val="註解方塊文字1"/>
     <w:basedOn w:val="a"/>
     <w:rPr>
       <w:rFonts w:ascii="Arial" w:hAnsi="Arial"/>

--- a/templates/設立登記表.docx
+++ b/templates/設立登記表.docx
@@ -2300,15 +2300,9 @@
               <w:rPr>
                 <w:rFonts w:ascii="標楷體" w:eastAsia="標楷體" w:hint="eastAsia"/>
               </w:rPr>
-              <w:t>一</w:t>
+              <w:t>一﹑</w:t>
             </w:r>
             <w:proofErr w:type="gramEnd"/>
-            <w:r>
-              <w:rPr>
-                <w:rFonts w:ascii="標楷體" w:eastAsia="標楷體" w:hint="eastAsia"/>
-              </w:rPr>
-              <w:t>﹑</w:t>
-            </w:r>
             <w:r>
               <w:rPr>
                 <w:rFonts w:ascii="標楷體" w:eastAsia="標楷體" w:hint="eastAsia"/>
@@ -3016,7 +3010,6 @@
               </w:rPr>
               <w:t>四</w:t>
             </w:r>
-            <w:proofErr w:type="gramStart"/>
             <w:r>
               <w:rPr>
                 <w:rFonts w:ascii="標楷體" w:eastAsia="標楷體" w:hint="eastAsia"/>
@@ -3025,7 +3018,6 @@
               </w:rPr>
               <w:t>﹑</w:t>
             </w:r>
-            <w:proofErr w:type="gramEnd"/>
             <w:r>
               <w:rPr>
                 <w:rFonts w:ascii="標楷體" w:eastAsia="標楷體" w:hint="eastAsia"/>
@@ -3175,7 +3167,6 @@
               </w:rPr>
               <w:t>五</w:t>
             </w:r>
-            <w:proofErr w:type="gramStart"/>
             <w:r>
               <w:rPr>
                 <w:rFonts w:ascii="標楷體" w:eastAsia="標楷體" w:hint="eastAsia"/>
@@ -3184,7 +3175,6 @@
               </w:rPr>
               <w:t>﹑</w:t>
             </w:r>
-            <w:proofErr w:type="gramEnd"/>
           </w:p>
         </w:tc>
         <w:tc>
@@ -3339,16 +3329,8 @@
               <w:rPr>
                 <w:rFonts w:ascii="標楷體" w:eastAsia="標楷體" w:hint="eastAsia"/>
               </w:rPr>
-              <w:t>六</w:t>
-            </w:r>
-            <w:proofErr w:type="gramStart"/>
-            <w:r>
-              <w:rPr>
-                <w:rFonts w:ascii="標楷體" w:eastAsia="標楷體" w:hint="eastAsia"/>
-              </w:rPr>
-              <w:t>﹑</w:t>
-            </w:r>
-            <w:proofErr w:type="gramEnd"/>
+              <w:t>六﹑</w:t>
+            </w:r>
           </w:p>
         </w:tc>
         <w:tc>
@@ -3504,16 +3486,8 @@
               <w:rPr>
                 <w:rFonts w:ascii="標楷體" w:eastAsia="標楷體" w:hint="eastAsia"/>
               </w:rPr>
-              <w:t>七</w:t>
-            </w:r>
-            <w:proofErr w:type="gramStart"/>
-            <w:r>
-              <w:rPr>
-                <w:rFonts w:ascii="標楷體" w:eastAsia="標楷體" w:hint="eastAsia"/>
-              </w:rPr>
-              <w:t>﹑</w:t>
-            </w:r>
-            <w:proofErr w:type="gramEnd"/>
+              <w:t>七﹑</w:t>
+            </w:r>
           </w:p>
         </w:tc>
         <w:tc>
@@ -4087,7 +4061,6 @@
               </w:rPr>
               <w:t>九</w:t>
             </w:r>
-            <w:proofErr w:type="gramStart"/>
             <w:r>
               <w:rPr>
                 <w:rFonts w:ascii="標楷體" w:eastAsia="標楷體" w:hint="eastAsia"/>
@@ -4095,7 +4068,6 @@
               </w:rPr>
               <w:t>﹑</w:t>
             </w:r>
-            <w:proofErr w:type="gramEnd"/>
             <w:r>
               <w:rPr>
                 <w:rFonts w:ascii="標楷體" w:eastAsia="標楷體" w:hint="eastAsia"/>
@@ -4399,17 +4371,8 @@
                 <w:rFonts w:ascii="標楷體" w:eastAsia="標楷體" w:hint="eastAsia"/>
                 <w:spacing w:val="-20"/>
               </w:rPr>
-              <w:t>十</w:t>
-            </w:r>
-            <w:proofErr w:type="gramStart"/>
-            <w:r>
-              <w:rPr>
-                <w:rFonts w:ascii="標楷體" w:eastAsia="標楷體" w:hint="eastAsia"/>
-                <w:spacing w:val="-20"/>
-              </w:rPr>
-              <w:t>﹑</w:t>
-            </w:r>
-            <w:proofErr w:type="gramEnd"/>
+              <w:t>十﹑</w:t>
+            </w:r>
             <w:r>
               <w:rPr>
                 <w:rFonts w:ascii="標楷體" w:eastAsia="標楷體"/>
@@ -4753,21 +4716,12 @@
               </w:rPr>
               <w:t>一</w:t>
             </w:r>
-            <w:proofErr w:type="gramStart"/>
             <w:r>
               <w:rPr>
                 <w:rFonts w:ascii="標楷體" w:eastAsia="標楷體" w:hint="eastAsia"/>
                 <w:spacing w:val="-20"/>
               </w:rPr>
-              <w:t>﹑</w:t>
-            </w:r>
-            <w:proofErr w:type="gramEnd"/>
-            <w:r>
-              <w:rPr>
-                <w:rFonts w:ascii="標楷體" w:eastAsia="標楷體" w:hint="eastAsia"/>
-                <w:spacing w:val="-20"/>
-              </w:rPr>
-              <w:t>公司章程訂定日期</w:t>
+              <w:t>﹑公司章程訂定日期</w:t>
             </w:r>
           </w:p>
         </w:tc>
@@ -5201,7 +5155,6 @@
               </w:rPr>
               <w:t>(</w:t>
             </w:r>
-            <w:proofErr w:type="gramStart"/>
             <w:r>
               <w:rPr>
                 <w:rFonts w:ascii="標楷體" w:eastAsia="標楷體" w:hint="eastAsia"/>
@@ -5210,7 +5163,6 @@
               </w:rPr>
               <w:t>一</w:t>
             </w:r>
-            <w:proofErr w:type="gramEnd"/>
             <w:r>
               <w:rPr>
                 <w:rFonts w:ascii="標楷體" w:eastAsia="標楷體"/>
@@ -5225,172 +5177,91 @@
                 <w:sz w:val="16"/>
                 <w:szCs w:val="16"/>
               </w:rPr>
-              <w:t>申請表一式二份</w:t>
-            </w:r>
-            <w:proofErr w:type="gramStart"/>
-            <w:r>
-              <w:rPr>
-                <w:rFonts w:ascii="標楷體" w:eastAsia="標楷體" w:hint="eastAsia"/>
+              <w:t>申請表一式二份﹐於核辦後一份存核辦單位﹐一份送還申請公司收執。</w:t>
+            </w:r>
+          </w:p>
+          <w:p>
+            <w:pPr>
+              <w:spacing w:line="120" w:lineRule="atLeast"/>
+              <w:rPr>
+                <w:rFonts w:ascii="標楷體" w:eastAsia="標楷體"/>
                 <w:sz w:val="16"/>
                 <w:szCs w:val="16"/>
               </w:rPr>
-              <w:t>﹐</w:t>
-            </w:r>
-            <w:proofErr w:type="gramEnd"/>
-            <w:r>
-              <w:rPr>
-                <w:rFonts w:ascii="標楷體" w:eastAsia="標楷體" w:hint="eastAsia"/>
+            </w:pPr>
+            <w:r>
+              <w:rPr>
+                <w:rFonts w:ascii="標楷體" w:eastAsia="標楷體"/>
                 <w:sz w:val="16"/>
                 <w:szCs w:val="16"/>
               </w:rPr>
-              <w:t>於核辦</w:t>
-            </w:r>
-            <w:proofErr w:type="gramStart"/>
+              <w:t>(</w:t>
+            </w:r>
             <w:r>
               <w:rPr>
                 <w:rFonts w:ascii="標楷體" w:eastAsia="標楷體" w:hint="eastAsia"/>
                 <w:sz w:val="16"/>
                 <w:szCs w:val="16"/>
               </w:rPr>
-              <w:t>後一份存核辦</w:t>
-            </w:r>
-            <w:proofErr w:type="gramEnd"/>
-            <w:r>
-              <w:rPr>
-                <w:rFonts w:ascii="標楷體" w:eastAsia="標楷體" w:hint="eastAsia"/>
+              <w:t>二</w:t>
+            </w:r>
+            <w:r>
+              <w:rPr>
+                <w:rFonts w:ascii="標楷體" w:eastAsia="標楷體"/>
                 <w:sz w:val="16"/>
                 <w:szCs w:val="16"/>
               </w:rPr>
-              <w:t>單位</w:t>
-            </w:r>
-            <w:proofErr w:type="gramStart"/>
+              <w:t>)</w:t>
+            </w:r>
             <w:r>
               <w:rPr>
                 <w:rFonts w:ascii="標楷體" w:eastAsia="標楷體" w:hint="eastAsia"/>
                 <w:sz w:val="16"/>
                 <w:szCs w:val="16"/>
               </w:rPr>
-              <w:t>﹐</w:t>
-            </w:r>
-            <w:proofErr w:type="gramEnd"/>
-            <w:r>
-              <w:rPr>
-                <w:rFonts w:ascii="標楷體" w:eastAsia="標楷體" w:hint="eastAsia"/>
+              <w:t>為配合電腦作業，請打字或電腦以黑色列印填寫清楚，數字部份請採用阿拉伯數字，並請勿折疊、挖補、浮貼或塗改。</w:t>
+            </w:r>
+          </w:p>
+          <w:p>
+            <w:pPr>
+              <w:spacing w:line="120" w:lineRule="atLeast"/>
+              <w:rPr>
+                <w:rFonts w:ascii="標楷體" w:eastAsia="標楷體"/>
                 <w:sz w:val="16"/>
                 <w:szCs w:val="16"/>
               </w:rPr>
-              <w:t>一份送還申請公司收執。</w:t>
-            </w:r>
-          </w:p>
-          <w:p>
-            <w:pPr>
-              <w:spacing w:line="120" w:lineRule="atLeast"/>
+            </w:pPr>
+            <w:r>
               <w:rPr>
                 <w:rFonts w:ascii="標楷體" w:eastAsia="標楷體"/>
                 <w:sz w:val="16"/>
                 <w:szCs w:val="16"/>
               </w:rPr>
-            </w:pPr>
-            <w:r>
-              <w:rPr>
-                <w:rFonts w:ascii="標楷體" w:eastAsia="標楷體"/>
+              <w:t>(</w:t>
+            </w:r>
+            <w:r>
+              <w:rPr>
+                <w:rFonts w:ascii="標楷體" w:eastAsia="標楷體" w:hint="eastAsia"/>
                 <w:sz w:val="16"/>
                 <w:szCs w:val="16"/>
               </w:rPr>
-              <w:t>(</w:t>
-            </w:r>
-            <w:r>
-              <w:rPr>
-                <w:rFonts w:ascii="標楷體" w:eastAsia="標楷體" w:hint="eastAsia"/>
+              <w:t>三</w:t>
+            </w:r>
+            <w:r>
+              <w:rPr>
+                <w:rFonts w:ascii="標楷體" w:eastAsia="標楷體"/>
                 <w:sz w:val="16"/>
                 <w:szCs w:val="16"/>
               </w:rPr>
-              <w:t>二</w:t>
-            </w:r>
-            <w:r>
-              <w:rPr>
-                <w:rFonts w:ascii="標楷體" w:eastAsia="標楷體"/>
+              <w:t>)</w:t>
+            </w:r>
+            <w:r>
+              <w:rPr>
+                <w:rFonts w:ascii="標楷體" w:eastAsia="標楷體" w:hint="eastAsia"/>
                 <w:sz w:val="16"/>
                 <w:szCs w:val="16"/>
               </w:rPr>
-              <w:t>)</w:t>
-            </w:r>
-            <w:r>
-              <w:rPr>
-                <w:rFonts w:ascii="標楷體" w:eastAsia="標楷體" w:hint="eastAsia"/>
-                <w:sz w:val="16"/>
-                <w:szCs w:val="16"/>
-              </w:rPr>
-              <w:t>為配合電腦作業，請打字或電腦以黑色列印填寫</w:t>
-            </w:r>
-            <w:proofErr w:type="gramStart"/>
-            <w:r>
-              <w:rPr>
-                <w:rFonts w:ascii="標楷體" w:eastAsia="標楷體" w:hint="eastAsia"/>
-                <w:sz w:val="16"/>
-                <w:szCs w:val="16"/>
-              </w:rPr>
-              <w:t>清楚，</w:t>
-            </w:r>
-            <w:proofErr w:type="gramEnd"/>
-            <w:r>
-              <w:rPr>
-                <w:rFonts w:ascii="標楷體" w:eastAsia="標楷體" w:hint="eastAsia"/>
-                <w:sz w:val="16"/>
-                <w:szCs w:val="16"/>
-              </w:rPr>
-              <w:t>數字部份請採用阿拉伯數字，並請勿折疊、挖補、浮貼或塗改。</w:t>
-            </w:r>
-          </w:p>
-          <w:p>
-            <w:pPr>
-              <w:spacing w:line="120" w:lineRule="atLeast"/>
-              <w:rPr>
-                <w:rFonts w:ascii="標楷體" w:eastAsia="標楷體"/>
-                <w:sz w:val="16"/>
-                <w:szCs w:val="16"/>
-              </w:rPr>
-            </w:pPr>
-            <w:r>
-              <w:rPr>
-                <w:rFonts w:ascii="標楷體" w:eastAsia="標楷體"/>
-                <w:sz w:val="16"/>
-                <w:szCs w:val="16"/>
-              </w:rPr>
-              <w:t>(</w:t>
-            </w:r>
-            <w:r>
-              <w:rPr>
-                <w:rFonts w:ascii="標楷體" w:eastAsia="標楷體" w:hint="eastAsia"/>
-                <w:sz w:val="16"/>
-                <w:szCs w:val="16"/>
-              </w:rPr>
-              <w:t>三</w:t>
-            </w:r>
-            <w:r>
-              <w:rPr>
-                <w:rFonts w:ascii="標楷體" w:eastAsia="標楷體"/>
-                <w:sz w:val="16"/>
-                <w:szCs w:val="16"/>
-              </w:rPr>
-              <w:t>)</w:t>
-            </w:r>
-            <w:r>
-              <w:rPr>
-                <w:rFonts w:ascii="標楷體" w:eastAsia="標楷體" w:hint="eastAsia"/>
-                <w:sz w:val="16"/>
-                <w:szCs w:val="16"/>
-              </w:rPr>
-              <w:t>※</w:t>
-            </w:r>
-            <w:proofErr w:type="gramStart"/>
-            <w:r>
-              <w:rPr>
-                <w:rFonts w:ascii="標楷體" w:eastAsia="標楷體" w:hint="eastAsia"/>
-                <w:sz w:val="16"/>
-                <w:szCs w:val="16"/>
-              </w:rPr>
-              <w:t>各欄如</w:t>
+              <w:t>※各欄如</w:t>
             </w:r>
             <w:r>
               <w:rPr>
@@ -5399,85 +5270,107 @@
                 <w:sz w:val="16"/>
                 <w:szCs w:val="16"/>
               </w:rPr>
-              <w:t>公司</w:t>
-            </w:r>
-            <w:proofErr w:type="gramEnd"/>
-            <w:r>
-              <w:rPr>
-                <w:rFonts w:ascii="標楷體" w:eastAsia="標楷體" w:hint="eastAsia"/>
-                <w:spacing w:val="-20"/>
+              <w:t>公司統一編號</w:t>
+            </w:r>
+            <w:r>
+              <w:rPr>
+                <w:rFonts w:ascii="標楷體" w:eastAsia="標楷體" w:hint="eastAsia"/>
                 <w:sz w:val="16"/>
                 <w:szCs w:val="16"/>
               </w:rPr>
-              <w:t>統一編號</w:t>
-            </w:r>
-            <w:r>
-              <w:rPr>
-                <w:rFonts w:ascii="標楷體" w:eastAsia="標楷體" w:hint="eastAsia"/>
+              <w:t>、核准登記日期文號、檔號等，申請人請勿填寫。</w:t>
+            </w:r>
+          </w:p>
+          <w:p>
+            <w:pPr>
+              <w:spacing w:line="120" w:lineRule="atLeast"/>
+              <w:rPr>
+                <w:rFonts w:ascii="標楷體" w:eastAsia="標楷體"/>
                 <w:sz w:val="16"/>
                 <w:szCs w:val="16"/>
               </w:rPr>
-              <w:t>、核准登記日期文號、檔號等，申請人請勿填寫。</w:t>
-            </w:r>
-          </w:p>
-          <w:p>
-            <w:pPr>
-              <w:spacing w:line="120" w:lineRule="atLeast"/>
+            </w:pPr>
+            <w:r>
               <w:rPr>
                 <w:rFonts w:ascii="標楷體" w:eastAsia="標楷體"/>
                 <w:sz w:val="16"/>
                 <w:szCs w:val="16"/>
               </w:rPr>
-            </w:pPr>
-            <w:r>
-              <w:rPr>
-                <w:rFonts w:ascii="標楷體" w:eastAsia="標楷體"/>
+              <w:t>(</w:t>
+            </w:r>
+            <w:r>
+              <w:rPr>
+                <w:rFonts w:ascii="標楷體" w:eastAsia="標楷體" w:hint="eastAsia"/>
                 <w:sz w:val="16"/>
                 <w:szCs w:val="16"/>
               </w:rPr>
-              <w:t>(</w:t>
-            </w:r>
-            <w:r>
-              <w:rPr>
-                <w:rFonts w:ascii="標楷體" w:eastAsia="標楷體" w:hint="eastAsia"/>
+              <w:t>四</w:t>
+            </w:r>
+            <w:r>
+              <w:rPr>
+                <w:rFonts w:ascii="標楷體" w:eastAsia="標楷體"/>
                 <w:sz w:val="16"/>
                 <w:szCs w:val="16"/>
               </w:rPr>
-              <w:t>四</w:t>
-            </w:r>
-            <w:r>
-              <w:rPr>
-                <w:rFonts w:ascii="標楷體" w:eastAsia="標楷體"/>
+              <w:t>)</w:t>
+            </w:r>
+            <w:r>
+              <w:rPr>
+                <w:rFonts w:ascii="標楷體" w:eastAsia="標楷體" w:hint="eastAsia"/>
                 <w:sz w:val="16"/>
                 <w:szCs w:val="16"/>
               </w:rPr>
-              <w:t>)</w:t>
-            </w:r>
-            <w:r>
-              <w:rPr>
-                <w:rFonts w:ascii="標楷體" w:eastAsia="標楷體" w:hint="eastAsia"/>
+              <w:t>違反公司法代作資金導致公司資本不實，公司負責人最高可處五年以下有期徒刑。</w:t>
+            </w:r>
+          </w:p>
+          <w:p>
+            <w:pPr>
+              <w:widowControl/>
+              <w:tabs>
+                <w:tab w:val="left" w:pos="0"/>
+              </w:tabs>
+              <w:autoSpaceDE w:val="0"/>
+              <w:autoSpaceDN w:val="0"/>
+              <w:snapToGrid w:val="0"/>
+              <w:spacing w:line="240" w:lineRule="atLeast"/>
+              <w:textAlignment w:val="bottom"/>
+              <w:rPr>
+                <w:rFonts w:ascii="標楷體" w:eastAsia="標楷體"/>
                 <w:sz w:val="16"/>
                 <w:szCs w:val="16"/>
               </w:rPr>
-              <w:t>違反</w:t>
-            </w:r>
-            <w:proofErr w:type="gramStart"/>
-            <w:r>
-              <w:rPr>
-                <w:rFonts w:ascii="標楷體" w:eastAsia="標楷體" w:hint="eastAsia"/>
+            </w:pPr>
+            <w:r>
+              <w:rPr>
+                <w:rFonts w:ascii="標楷體" w:eastAsia="標楷體"/>
                 <w:sz w:val="16"/>
                 <w:szCs w:val="16"/>
               </w:rPr>
-              <w:t>公司法代作資金</w:t>
-            </w:r>
-            <w:proofErr w:type="gramEnd"/>
+              <w:t>(</w:t>
+            </w:r>
             <w:r>
               <w:rPr>
                 <w:rFonts w:ascii="標楷體" w:eastAsia="標楷體" w:hint="eastAsia"/>
                 <w:sz w:val="16"/>
                 <w:szCs w:val="16"/>
               </w:rPr>
-              <w:t>導致公司資本不實，公司負責人最高可處五年以下有期徒刑。</w:t>
+              <w:t>五</w:t>
+            </w:r>
+            <w:r>
+              <w:rPr>
+                <w:rFonts w:ascii="標楷體" w:eastAsia="標楷體"/>
+                <w:sz w:val="16"/>
+                <w:szCs w:val="16"/>
+              </w:rPr>
+              <w:t>)</w:t>
+            </w:r>
+            <w:r>
+              <w:rPr>
+                <w:rFonts w:ascii="標楷體" w:eastAsia="標楷體" w:hint="eastAsia"/>
+                <w:sz w:val="16"/>
+                <w:szCs w:val="16"/>
+              </w:rPr>
+              <w:t>為配合郵政作業，請於所在地加填郵遞區號。</w:t>
             </w:r>
           </w:p>
           <w:p>
@@ -5511,7 +5404,7 @@
                 <w:sz w:val="16"/>
                 <w:szCs w:val="16"/>
               </w:rPr>
-              <w:t>五</w:t>
+              <w:t>六</w:t>
             </w:r>
             <w:r>
               <w:rPr>
@@ -5527,75 +5420,7 @@
                 <w:sz w:val="16"/>
                 <w:szCs w:val="16"/>
               </w:rPr>
-              <w:t>為配合郵政作業，請於所在地加填郵遞區號。</w:t>
-            </w:r>
-          </w:p>
-          <w:p>
-            <w:pPr>
-              <w:widowControl/>
-              <w:tabs>
-                <w:tab w:val="left" w:pos="0"/>
-              </w:tabs>
-              <w:autoSpaceDE w:val="0"/>
-              <w:autoSpaceDN w:val="0"/>
-              <w:snapToGrid w:val="0"/>
-              <w:spacing w:line="240" w:lineRule="atLeast"/>
-              <w:textAlignment w:val="bottom"/>
-              <w:rPr>
-                <w:rFonts w:ascii="標楷體" w:eastAsia="標楷體"/>
-                <w:sz w:val="16"/>
-                <w:szCs w:val="16"/>
-              </w:rPr>
-            </w:pPr>
-            <w:r>
-              <w:rPr>
-                <w:rFonts w:ascii="標楷體" w:eastAsia="標楷體"/>
-                <w:sz w:val="16"/>
-                <w:szCs w:val="16"/>
-              </w:rPr>
-              <w:t>(</w:t>
-            </w:r>
-            <w:r>
-              <w:rPr>
-                <w:rFonts w:ascii="標楷體" w:eastAsia="標楷體" w:hint="eastAsia"/>
-                <w:sz w:val="16"/>
-                <w:szCs w:val="16"/>
-              </w:rPr>
-              <w:t>六</w:t>
-            </w:r>
-            <w:r>
-              <w:rPr>
-                <w:rFonts w:ascii="標楷體" w:eastAsia="標楷體"/>
-                <w:sz w:val="16"/>
-                <w:szCs w:val="16"/>
-              </w:rPr>
-              <w:t>)</w:t>
-            </w:r>
-            <w:r>
-              <w:rPr>
-                <w:rFonts w:ascii="標楷體" w:eastAsia="標楷體" w:hint="eastAsia"/>
-                <w:sz w:val="16"/>
-                <w:szCs w:val="16"/>
-              </w:rPr>
-              <w:t>第十欄位請依公司章程內容，於「監察人人數任期」前註記■，並填寫人數任期；或於「審計委員會」前註記■，監察人之人數</w:t>
-            </w:r>
-            <w:proofErr w:type="gramStart"/>
-            <w:r>
-              <w:rPr>
-                <w:rFonts w:ascii="標楷體" w:eastAsia="標楷體" w:hint="eastAsia"/>
-                <w:sz w:val="16"/>
-                <w:szCs w:val="16"/>
-              </w:rPr>
-              <w:t>任期免填</w:t>
-            </w:r>
-            <w:proofErr w:type="gramEnd"/>
-            <w:r>
-              <w:rPr>
-                <w:rFonts w:ascii="標楷體" w:eastAsia="標楷體" w:hint="eastAsia"/>
-                <w:sz w:val="16"/>
-                <w:szCs w:val="16"/>
-              </w:rPr>
-              <w:t>。</w:t>
+              <w:t>第十欄位請依公司章程內容，於「監察人人數任期」前註記■，並填寫人數任期；或於「審計委員會」前註記■，監察人之人數任期免填。</w:t>
             </w:r>
           </w:p>
           <w:p>
@@ -5679,59 +5504,23 @@
                 <w:sz w:val="16"/>
                 <w:szCs w:val="16"/>
               </w:rPr>
-              <w:t>出資者應填列章程載明之</w:t>
-            </w:r>
-            <w:proofErr w:type="gramStart"/>
+              <w:t>出資者應填列章程載明之核給股數與抵充金額</w:t>
+            </w:r>
             <w:r>
               <w:rPr>
                 <w:rFonts w:ascii="標楷體" w:eastAsia="標楷體" w:hint="eastAsia"/>
                 <w:sz w:val="16"/>
                 <w:szCs w:val="16"/>
               </w:rPr>
-              <w:t>核給股數</w:t>
-            </w:r>
-            <w:proofErr w:type="gramEnd"/>
+              <w:t>(勞務出資僅適用</w:t>
+            </w:r>
             <w:r>
               <w:rPr>
                 <w:rFonts w:ascii="標楷體" w:eastAsia="標楷體" w:hint="eastAsia"/>
                 <w:sz w:val="16"/>
                 <w:szCs w:val="16"/>
               </w:rPr>
-              <w:t>與抵充金額</w:t>
-            </w:r>
-            <w:r>
-              <w:rPr>
-                <w:rFonts w:ascii="標楷體" w:eastAsia="標楷體" w:hint="eastAsia"/>
-                <w:sz w:val="16"/>
-                <w:szCs w:val="16"/>
-              </w:rPr>
-              <w:t>(勞務出資僅</w:t>
-            </w:r>
-            <w:proofErr w:type="gramStart"/>
-            <w:r>
-              <w:rPr>
-                <w:rFonts w:ascii="標楷體" w:eastAsia="標楷體" w:hint="eastAsia"/>
-                <w:sz w:val="16"/>
-                <w:szCs w:val="16"/>
-              </w:rPr>
-              <w:t>適用</w:t>
-            </w:r>
-            <w:r>
-              <w:rPr>
-                <w:rFonts w:ascii="標楷體" w:eastAsia="標楷體" w:hint="eastAsia"/>
-                <w:sz w:val="16"/>
-                <w:szCs w:val="16"/>
-              </w:rPr>
-              <w:t>閉</w:t>
-            </w:r>
-            <w:proofErr w:type="gramEnd"/>
-            <w:r>
-              <w:rPr>
-                <w:rFonts w:ascii="標楷體" w:eastAsia="標楷體" w:hint="eastAsia"/>
-                <w:sz w:val="16"/>
-                <w:szCs w:val="16"/>
-              </w:rPr>
-              <w:t>鎖性股份有限公司</w:t>
+              <w:t>閉鎖性股份有限公司</w:t>
             </w:r>
             <w:r>
               <w:rPr>
@@ -5900,7 +5689,6 @@
       <w:r>
         <w:t xml:space="preserve"> </w:t>
       </w:r>
-      <w:proofErr w:type="gramStart"/>
       <w:r>
         <w:rPr>
           <w:rFonts w:hint="eastAsia"/>
@@ -5909,7 +5697,6 @@
         </w:rPr>
         <w:t>註</w:t>
       </w:r>
-      <w:proofErr w:type="gramEnd"/>
       <w:r>
         <w:rPr>
           <w:sz w:val="20"/>
@@ -5923,25 +5710,7 @@
           <w:sz w:val="20"/>
           <w:szCs w:val="20"/>
         </w:rPr>
-        <w:t>欄位不足請自行複製，未使用之欄位可自行刪除，若本頁不足使用，請複製</w:t>
-      </w:r>
-      <w:proofErr w:type="gramStart"/>
-      <w:r>
-        <w:rPr>
-          <w:rFonts w:hint="eastAsia"/>
-          <w:sz w:val="20"/>
-          <w:szCs w:val="20"/>
-        </w:rPr>
-        <w:t>全頁後自行</w:t>
-      </w:r>
-      <w:proofErr w:type="gramEnd"/>
-      <w:r>
-        <w:rPr>
-          <w:rFonts w:hint="eastAsia"/>
-          <w:sz w:val="20"/>
-          <w:szCs w:val="20"/>
-        </w:rPr>
-        <w:t>增減欄位。</w:t>
+        <w:t>欄位不足請自行複製，未使用之欄位可自行刪除，若本頁不足使用，請複製全頁後自行增減欄位。</w:t>
       </w:r>
     </w:p>
     <w:p>
@@ -6017,23 +5786,7 @@
                 <w:rFonts w:ascii="標楷體" w:eastAsia="標楷體" w:hAnsi="標楷體" w:hint="eastAsia"/>
                 <w:spacing w:val="-20"/>
               </w:rPr>
-              <w:t>十二</w:t>
-            </w:r>
-            <w:proofErr w:type="gramStart"/>
-            <w:r>
-              <w:rPr>
-                <w:rFonts w:ascii="標楷體" w:eastAsia="標楷體" w:hAnsi="標楷體" w:hint="eastAsia"/>
-                <w:spacing w:val="-20"/>
-              </w:rPr>
-              <w:t>﹑</w:t>
-            </w:r>
-            <w:proofErr w:type="gramEnd"/>
-            <w:r>
-              <w:rPr>
-                <w:rFonts w:ascii="標楷體" w:eastAsia="標楷體" w:hAnsi="標楷體" w:hint="eastAsia"/>
-                <w:spacing w:val="-20"/>
-              </w:rPr>
-              <w:t>股本明細</w:t>
+              <w:t>十二﹑股本明細</w:t>
             </w:r>
           </w:p>
           <w:p>
@@ -6125,27 +5878,7 @@
                 <w:sz w:val="20"/>
                 <w:szCs w:val="20"/>
               </w:rPr>
-              <w:t>之</w:t>
-            </w:r>
-            <w:proofErr w:type="gramStart"/>
-            <w:r>
-              <w:rPr>
-                <w:rFonts w:ascii="標楷體" w:eastAsia="標楷體" w:hAnsi="標楷體" w:hint="eastAsia"/>
-                <w:spacing w:val="10"/>
-                <w:sz w:val="20"/>
-                <w:szCs w:val="20"/>
-              </w:rPr>
-              <w:t>併</w:t>
-            </w:r>
-            <w:proofErr w:type="gramEnd"/>
-            <w:r>
-              <w:rPr>
-                <w:rFonts w:ascii="標楷體" w:eastAsia="標楷體" w:hAnsi="標楷體" w:hint="eastAsia"/>
-                <w:spacing w:val="10"/>
-                <w:sz w:val="20"/>
-                <w:szCs w:val="20"/>
-              </w:rPr>
-              <w:t>購者，請加填第十三欄）</w:t>
+              <w:t>之併購者，請加填第十三欄）</w:t>
             </w:r>
           </w:p>
         </w:tc>
@@ -6661,19 +6394,11 @@
                 <w:rFonts w:ascii="標楷體" w:eastAsia="標楷體" w:hAnsi="標楷體"/>
               </w:rPr>
             </w:pPr>
-            <w:proofErr w:type="gramStart"/>
             <w:r>
               <w:rPr>
                 <w:rFonts w:ascii="標楷體" w:eastAsia="標楷體" w:hAnsi="標楷體" w:hint="eastAsia"/>
               </w:rPr>
-              <w:t>併</w:t>
-            </w:r>
-            <w:proofErr w:type="gramEnd"/>
-            <w:r>
-              <w:rPr>
-                <w:rFonts w:ascii="標楷體" w:eastAsia="標楷體" w:hAnsi="標楷體" w:hint="eastAsia"/>
-              </w:rPr>
-              <w:t>購</w:t>
+              <w:t>併購</w:t>
             </w:r>
           </w:p>
         </w:tc>
@@ -7547,7 +7272,6 @@
               </w:rPr>
               <w:t>十三</w:t>
             </w:r>
-            <w:proofErr w:type="gramStart"/>
             <w:r>
               <w:rPr>
                 <w:rFonts w:ascii="標楷體" w:eastAsia="標楷體" w:hAnsi="標楷體" w:hint="eastAsia"/>
@@ -7556,26 +7280,11 @@
               </w:rPr>
               <w:t>﹑</w:t>
             </w:r>
-            <w:proofErr w:type="gramEnd"/>
             <w:r>
               <w:rPr>
                 <w:rFonts w:ascii="標楷體" w:eastAsia="標楷體" w:hAnsi="標楷體" w:hint="eastAsia"/>
               </w:rPr>
-              <w:t>被</w:t>
-            </w:r>
-            <w:proofErr w:type="gramStart"/>
-            <w:r>
-              <w:rPr>
-                <w:rFonts w:ascii="標楷體" w:eastAsia="標楷體" w:hAnsi="標楷體" w:hint="eastAsia"/>
-              </w:rPr>
-              <w:t>併</w:t>
-            </w:r>
-            <w:proofErr w:type="gramEnd"/>
-            <w:r>
-              <w:rPr>
-                <w:rFonts w:ascii="標楷體" w:eastAsia="標楷體" w:hAnsi="標楷體" w:hint="eastAsia"/>
-              </w:rPr>
-              <w:t>購公司資料明細</w:t>
+              <w:t>被併購公司資料明細</w:t>
             </w:r>
           </w:p>
         </w:tc>
@@ -7616,21 +7325,12 @@
                 <w:spacing w:val="-20"/>
               </w:rPr>
             </w:pPr>
-            <w:proofErr w:type="gramStart"/>
             <w:r>
               <w:rPr>
                 <w:rFonts w:ascii="標楷體" w:eastAsia="標楷體" w:hAnsi="標楷體" w:hint="eastAsia"/>
                 <w:spacing w:val="-20"/>
               </w:rPr>
-              <w:t>併</w:t>
-            </w:r>
-            <w:proofErr w:type="gramEnd"/>
-            <w:r>
-              <w:rPr>
-                <w:rFonts w:ascii="標楷體" w:eastAsia="標楷體" w:hAnsi="標楷體" w:hint="eastAsia"/>
-                <w:spacing w:val="-20"/>
-              </w:rPr>
-              <w:t>購種類</w:t>
+              <w:t>併購種類</w:t>
             </w:r>
           </w:p>
         </w:tc>
@@ -7656,19 +7356,11 @@
                 <w:rFonts w:ascii="標楷體" w:eastAsia="標楷體" w:hAnsi="標楷體"/>
               </w:rPr>
             </w:pPr>
-            <w:proofErr w:type="gramStart"/>
             <w:r>
               <w:rPr>
                 <w:rFonts w:ascii="標楷體" w:eastAsia="標楷體" w:hAnsi="標楷體" w:hint="eastAsia"/>
               </w:rPr>
-              <w:t>併</w:t>
-            </w:r>
-            <w:proofErr w:type="gramEnd"/>
-            <w:r>
-              <w:rPr>
-                <w:rFonts w:ascii="標楷體" w:eastAsia="標楷體" w:hAnsi="標楷體" w:hint="eastAsia"/>
-              </w:rPr>
-              <w:t>購基準日</w:t>
+              <w:t>併購基準日</w:t>
             </w:r>
           </w:p>
         </w:tc>
@@ -7697,21 +7389,7 @@
               <w:rPr>
                 <w:rFonts w:ascii="標楷體" w:eastAsia="標楷體" w:hAnsi="標楷體" w:hint="eastAsia"/>
               </w:rPr>
-              <w:t>被</w:t>
-            </w:r>
-            <w:proofErr w:type="gramStart"/>
-            <w:r>
-              <w:rPr>
-                <w:rFonts w:ascii="標楷體" w:eastAsia="標楷體" w:hAnsi="標楷體" w:hint="eastAsia"/>
-              </w:rPr>
-              <w:t>併</w:t>
-            </w:r>
-            <w:proofErr w:type="gramEnd"/>
-            <w:r>
-              <w:rPr>
-                <w:rFonts w:ascii="標楷體" w:eastAsia="標楷體" w:hAnsi="標楷體" w:hint="eastAsia"/>
-              </w:rPr>
-              <w:t>購公司</w:t>
+              <w:t>被併購公司</w:t>
             </w:r>
           </w:p>
         </w:tc>
@@ -9424,7 +9102,6 @@
       <w:r>
         <w:t xml:space="preserve"> </w:t>
       </w:r>
-      <w:proofErr w:type="gramStart"/>
       <w:r>
         <w:rPr>
           <w:rFonts w:hint="eastAsia"/>
@@ -9433,7 +9110,6 @@
         </w:rPr>
         <w:t>註</w:t>
       </w:r>
-      <w:proofErr w:type="gramEnd"/>
       <w:r>
         <w:rPr>
           <w:sz w:val="20"/>
@@ -9447,25 +9123,7 @@
           <w:sz w:val="20"/>
           <w:szCs w:val="20"/>
         </w:rPr>
-        <w:t>欄位不足請自行複製，未使用之欄位可自行刪除，若本頁不足使用，請複製</w:t>
-      </w:r>
-      <w:proofErr w:type="gramStart"/>
-      <w:r>
-        <w:rPr>
-          <w:rFonts w:hint="eastAsia"/>
-          <w:sz w:val="20"/>
-          <w:szCs w:val="20"/>
-        </w:rPr>
-        <w:t>全頁後自行</w:t>
-      </w:r>
-      <w:proofErr w:type="gramEnd"/>
-      <w:r>
-        <w:rPr>
-          <w:rFonts w:hint="eastAsia"/>
-          <w:sz w:val="20"/>
-          <w:szCs w:val="20"/>
-        </w:rPr>
-        <w:t>增減欄位。</w:t>
+        <w:t>欄位不足請自行複製，未使用之欄位可自行刪除，若本頁不足使用，請複製全頁後自行增減欄位。</w:t>
       </w:r>
     </w:p>
     <w:p>
@@ -9546,31 +9204,7 @@
                 <w:sz w:val="32"/>
                 <w:szCs w:val="32"/>
               </w:rPr>
-              <w:t>董事</w:t>
-            </w:r>
-            <w:proofErr w:type="gramStart"/>
-            <w:r>
-              <w:rPr>
-                <w:rFonts w:ascii="標楷體" w:eastAsia="標楷體" w:hint="eastAsia"/>
-                <w:b/>
-                <w:bCs/>
-                <w:position w:val="10"/>
-                <w:sz w:val="32"/>
-                <w:szCs w:val="32"/>
-              </w:rPr>
-              <w:t>﹑</w:t>
-            </w:r>
-            <w:proofErr w:type="gramEnd"/>
-            <w:r>
-              <w:rPr>
-                <w:rFonts w:ascii="標楷體" w:eastAsia="標楷體" w:hint="eastAsia"/>
-                <w:b/>
-                <w:bCs/>
-                <w:position w:val="10"/>
-                <w:sz w:val="32"/>
-                <w:szCs w:val="32"/>
-              </w:rPr>
-              <w:t>監察人名單</w:t>
+              <w:t>董事﹑監察人名單</w:t>
             </w:r>
           </w:p>
         </w:tc>
@@ -10036,45 +9670,26 @@
     </w:p>
     <w:tbl>
       <w:tblPr>
+        <w:tblStyle w:val="directortable"/>
         <w:tblW w:w="0" w:type="auto"/>
-        <w:tblInd w:w="28" w:type="dxa"/>
-        <w:tblBorders>
-          <w:top w:val="single" w:sz="6" w:space="0" w:color="auto"/>
-          <w:left w:val="single" w:sz="6" w:space="0" w:color="auto"/>
-          <w:bottom w:val="single" w:sz="6" w:space="0" w:color="auto"/>
-          <w:right w:val="single" w:sz="6" w:space="0" w:color="auto"/>
-          <w:insideH w:val="single" w:sz="6" w:space="0" w:color="auto"/>
-          <w:insideV w:val="single" w:sz="6" w:space="0" w:color="auto"/>
-        </w:tblBorders>
         <w:tblLayout w:type="fixed"/>
-        <w:tblCellMar>
-          <w:left w:w="28" w:type="dxa"/>
-          <w:right w:w="28" w:type="dxa"/>
-        </w:tblCellMar>
         <w:tblLook w:val="0000" w:firstRow="0" w:lastRow="0" w:firstColumn="0" w:lastColumn="0" w:noHBand="0" w:noVBand="0"/>
       </w:tblPr>
       <w:tblGrid>
-        <w:gridCol w:w="540"/>
-        <w:gridCol w:w="1140"/>
+        <w:gridCol w:w="552"/>
+        <w:gridCol w:w="1128"/>
         <w:gridCol w:w="3180"/>
         <w:gridCol w:w="3420"/>
         <w:gridCol w:w="1980"/>
       </w:tblGrid>
       <w:tr>
         <w:trPr>
-          <w:cantSplit/>
           <w:trHeight w:hRule="exact" w:val="425"/>
         </w:trPr>
         <w:tc>
           <w:tcPr>
             <w:tcW w:w="10260" w:type="dxa"/>
             <w:gridSpan w:val="5"/>
-            <w:tcBorders>
-              <w:top w:val="single" w:sz="12" w:space="0" w:color="000000"/>
-              <w:left w:val="single" w:sz="12" w:space="0" w:color="000000"/>
-              <w:bottom w:val="single" w:sz="6" w:space="0" w:color="000000"/>
-              <w:right w:val="single" w:sz="12" w:space="0" w:color="000000"/>
-            </w:tcBorders>
           </w:tcPr>
           <w:p>
             <w:pPr>
@@ -10083,26 +9698,26 @@
               <w:jc w:val="both"/>
               <w:textAlignment w:val="center"/>
               <w:rPr>
-                <w:rFonts w:ascii="標楷體" w:eastAsia="標楷體"/>
-              </w:rPr>
-            </w:pPr>
-            <w:r>
-              <w:rPr>
-                <w:rFonts w:ascii="標楷體" w:eastAsia="標楷體" w:hint="eastAsia"/>
+                <w:rFonts w:ascii="標楷體"/>
+              </w:rPr>
+            </w:pPr>
+            <w:r>
+              <w:rPr>
+                <w:rFonts w:ascii="標楷體" w:hint="eastAsia"/>
               </w:rPr>
               <w:t>{{</w:t>
             </w:r>
             <w:proofErr w:type="spellStart"/>
             <w:r>
               <w:rPr>
-                <w:rFonts w:ascii="標楷體" w:eastAsia="標楷體" w:hint="eastAsia"/>
+                <w:rFonts w:ascii="標楷體" w:hint="eastAsia"/>
               </w:rPr>
               <w:t>director_table</w:t>
             </w:r>
             <w:proofErr w:type="spellEnd"/>
             <w:r>
               <w:rPr>
-                <w:rFonts w:ascii="標楷體" w:eastAsia="標楷體" w:hint="eastAsia"/>
+                <w:rFonts w:ascii="標楷體" w:hint="eastAsia"/>
               </w:rPr>
               <w:t>}}</w:t>
             </w:r>
@@ -10111,18 +9726,11 @@
       </w:tr>
       <w:tr>
         <w:trPr>
-          <w:cantSplit/>
           <w:trHeight w:hRule="exact" w:val="425"/>
         </w:trPr>
         <w:tc>
           <w:tcPr>
-            <w:tcW w:w="540" w:type="dxa"/>
-            <w:tcBorders>
-              <w:top w:val="single" w:sz="12" w:space="0" w:color="000000"/>
-              <w:left w:val="single" w:sz="12" w:space="0" w:color="000000"/>
-              <w:bottom w:val="nil"/>
-              <w:right w:val="single" w:sz="6" w:space="0" w:color="000000"/>
-            </w:tcBorders>
+            <w:tcW w:w="552" w:type="dxa"/>
           </w:tcPr>
           <w:p>
             <w:pPr>
@@ -10130,20 +9738,14 @@
               <w:spacing w:after="100" w:line="240" w:lineRule="atLeast"/>
               <w:jc w:val="center"/>
               <w:rPr>
-                <w:rFonts w:ascii="標楷體" w:eastAsia="標楷體"/>
-              </w:rPr>
-            </w:pPr>
-          </w:p>
-        </w:tc>
-        <w:tc>
-          <w:tcPr>
-            <w:tcW w:w="1140" w:type="dxa"/>
-            <w:tcBorders>
-              <w:top w:val="single" w:sz="12" w:space="0" w:color="000000"/>
-              <w:left w:val="single" w:sz="6" w:space="0" w:color="000000"/>
-              <w:bottom w:val="single" w:sz="6" w:space="0" w:color="000000"/>
-              <w:right w:val="single" w:sz="6" w:space="0" w:color="000000"/>
-            </w:tcBorders>
+                <w:rFonts w:ascii="標楷體"/>
+              </w:rPr>
+            </w:pPr>
+          </w:p>
+        </w:tc>
+        <w:tc>
+          <w:tcPr>
+            <w:tcW w:w="1128" w:type="dxa"/>
           </w:tcPr>
           <w:p>
             <w:pPr>
@@ -10152,7 +9754,7 @@
               <w:jc w:val="both"/>
               <w:textAlignment w:val="center"/>
               <w:rPr>
-                <w:rFonts w:ascii="標楷體" w:eastAsia="標楷體"/>
+                <w:rFonts w:ascii="標楷體"/>
               </w:rPr>
             </w:pPr>
           </w:p>
@@ -10160,20 +9762,14 @@
         <w:tc>
           <w:tcPr>
             <w:tcW w:w="3180" w:type="dxa"/>
-            <w:tcBorders>
-              <w:top w:val="single" w:sz="12" w:space="0" w:color="000000"/>
-              <w:left w:val="single" w:sz="6" w:space="0" w:color="000000"/>
-              <w:bottom w:val="single" w:sz="6" w:space="0" w:color="000000"/>
-              <w:right w:val="single" w:sz="6" w:space="0" w:color="000000"/>
-            </w:tcBorders>
-          </w:tcPr>
-          <w:p>
-            <w:pPr>
-              <w:snapToGrid w:val="0"/>
-              <w:spacing w:after="100" w:line="240" w:lineRule="atLeast"/>
-              <w:textAlignment w:val="center"/>
-              <w:rPr>
-                <w:rFonts w:ascii="標楷體" w:eastAsia="標楷體"/>
+          </w:tcPr>
+          <w:p>
+            <w:pPr>
+              <w:snapToGrid w:val="0"/>
+              <w:spacing w:after="100" w:line="240" w:lineRule="atLeast"/>
+              <w:textAlignment w:val="center"/>
+              <w:rPr>
+                <w:rFonts w:ascii="標楷體"/>
               </w:rPr>
             </w:pPr>
           </w:p>
@@ -10181,12 +9777,6 @@
         <w:tc>
           <w:tcPr>
             <w:tcW w:w="3420" w:type="dxa"/>
-            <w:tcBorders>
-              <w:top w:val="single" w:sz="12" w:space="0" w:color="000000"/>
-              <w:left w:val="single" w:sz="6" w:space="0" w:color="000000"/>
-              <w:bottom w:val="single" w:sz="6" w:space="0" w:color="000000"/>
-              <w:right w:val="single" w:sz="6" w:space="0" w:color="000000"/>
-            </w:tcBorders>
           </w:tcPr>
           <w:p>
             <w:pPr>
@@ -10195,7 +9785,7 @@
               <w:jc w:val="center"/>
               <w:textAlignment w:val="center"/>
               <w:rPr>
-                <w:rFonts w:ascii="標楷體" w:eastAsia="標楷體"/>
+                <w:rFonts w:ascii="標楷體"/>
               </w:rPr>
             </w:pPr>
           </w:p>
@@ -10203,12 +9793,6 @@
         <w:tc>
           <w:tcPr>
             <w:tcW w:w="1980" w:type="dxa"/>
-            <w:tcBorders>
-              <w:top w:val="single" w:sz="12" w:space="0" w:color="000000"/>
-              <w:left w:val="single" w:sz="6" w:space="0" w:color="000000"/>
-              <w:bottom w:val="single" w:sz="6" w:space="0" w:color="000000"/>
-              <w:right w:val="single" w:sz="12" w:space="0" w:color="000000"/>
-            </w:tcBorders>
           </w:tcPr>
           <w:p>
             <w:pPr>
@@ -10217,7 +9801,7 @@
               <w:jc w:val="both"/>
               <w:textAlignment w:val="center"/>
               <w:rPr>
-                <w:rFonts w:ascii="標楷體" w:eastAsia="標楷體"/>
+                <w:rFonts w:ascii="標楷體"/>
               </w:rPr>
             </w:pPr>
           </w:p>
@@ -10225,18 +9809,11 @@
       </w:tr>
       <w:tr>
         <w:trPr>
-          <w:cantSplit/>
           <w:trHeight w:hRule="exact" w:val="425"/>
         </w:trPr>
         <w:tc>
           <w:tcPr>
-            <w:tcW w:w="540" w:type="dxa"/>
-            <w:tcBorders>
-              <w:top w:val="nil"/>
-              <w:left w:val="single" w:sz="12" w:space="0" w:color="000000"/>
-              <w:bottom w:val="single" w:sz="12" w:space="0" w:color="000000"/>
-              <w:right w:val="single" w:sz="6" w:space="0" w:color="000000"/>
-            </w:tcBorders>
+            <w:tcW w:w="552" w:type="dxa"/>
           </w:tcPr>
           <w:p>
             <w:pPr>
@@ -10244,7 +9821,7 @@
               <w:spacing w:after="100" w:line="240" w:lineRule="atLeast"/>
               <w:jc w:val="center"/>
               <w:rPr>
-                <w:rFonts w:ascii="標楷體" w:eastAsia="標楷體"/>
+                <w:rFonts w:ascii="標楷體"/>
                 <w:spacing w:val="12"/>
               </w:rPr>
             </w:pPr>
@@ -10252,13 +9829,7 @@
         </w:tc>
         <w:tc>
           <w:tcPr>
-            <w:tcW w:w="1140" w:type="dxa"/>
-            <w:tcBorders>
-              <w:top w:val="single" w:sz="6" w:space="0" w:color="000000"/>
-              <w:left w:val="single" w:sz="6" w:space="0" w:color="000000"/>
-              <w:bottom w:val="single" w:sz="12" w:space="0" w:color="000000"/>
-              <w:right w:val="nil"/>
-            </w:tcBorders>
+            <w:tcW w:w="1128" w:type="dxa"/>
           </w:tcPr>
           <w:p>
             <w:pPr>
@@ -10267,12 +9838,12 @@
               <w:jc w:val="distribute"/>
               <w:textAlignment w:val="center"/>
               <w:rPr>
-                <w:rFonts w:ascii="標楷體" w:eastAsia="標楷體"/>
-              </w:rPr>
-            </w:pPr>
-            <w:r>
-              <w:rPr>
-                <w:rFonts w:ascii="標楷體" w:eastAsia="標楷體"/>
+                <w:rFonts w:ascii="標楷體"/>
+              </w:rPr>
+            </w:pPr>
+            <w:r>
+              <w:rPr>
+                <w:rFonts w:ascii="標楷體"/>
               </w:rPr>
               <w:t>()</w:t>
             </w:r>
@@ -10282,12 +9853,6 @@
           <w:tcPr>
             <w:tcW w:w="8580" w:type="dxa"/>
             <w:gridSpan w:val="3"/>
-            <w:tcBorders>
-              <w:top w:val="single" w:sz="6" w:space="0" w:color="000000"/>
-              <w:left w:val="nil"/>
-              <w:bottom w:val="single" w:sz="12" w:space="0" w:color="000000"/>
-              <w:right w:val="single" w:sz="12" w:space="0" w:color="000000"/>
-            </w:tcBorders>
           </w:tcPr>
           <w:p>
             <w:pPr>
@@ -10296,7 +9861,7 @@
               <w:jc w:val="both"/>
               <w:textAlignment w:val="center"/>
               <w:rPr>
-                <w:rFonts w:ascii="標楷體" w:eastAsia="標楷體"/>
+                <w:rFonts w:ascii="標楷體"/>
               </w:rPr>
             </w:pPr>
           </w:p>
@@ -10304,18 +9869,11 @@
       </w:tr>
       <w:tr>
         <w:trPr>
-          <w:cantSplit/>
           <w:trHeight w:hRule="exact" w:val="425"/>
         </w:trPr>
         <w:tc>
           <w:tcPr>
-            <w:tcW w:w="540" w:type="dxa"/>
-            <w:tcBorders>
-              <w:top w:val="single" w:sz="12" w:space="0" w:color="000000"/>
-              <w:left w:val="single" w:sz="12" w:space="0" w:color="000000"/>
-              <w:bottom w:val="nil"/>
-              <w:right w:val="single" w:sz="6" w:space="0" w:color="000000"/>
-            </w:tcBorders>
+            <w:tcW w:w="552" w:type="dxa"/>
           </w:tcPr>
           <w:p>
             <w:pPr>
@@ -10323,7 +9881,7 @@
               <w:spacing w:after="100" w:line="240" w:lineRule="atLeast"/>
               <w:jc w:val="center"/>
               <w:rPr>
-                <w:rFonts w:ascii="標楷體" w:eastAsia="標楷體"/>
+                <w:rFonts w:ascii="標楷體"/>
                 <w:spacing w:val="12"/>
               </w:rPr>
             </w:pPr>
@@ -10331,13 +9889,7 @@
         </w:tc>
         <w:tc>
           <w:tcPr>
-            <w:tcW w:w="1140" w:type="dxa"/>
-            <w:tcBorders>
-              <w:top w:val="single" w:sz="12" w:space="0" w:color="000000"/>
-              <w:left w:val="single" w:sz="6" w:space="0" w:color="000000"/>
-              <w:bottom w:val="single" w:sz="6" w:space="0" w:color="000000"/>
-              <w:right w:val="single" w:sz="6" w:space="0" w:color="000000"/>
-            </w:tcBorders>
+            <w:tcW w:w="1128" w:type="dxa"/>
           </w:tcPr>
           <w:p>
             <w:pPr>
@@ -10346,7 +9898,7 @@
               <w:jc w:val="distribute"/>
               <w:textAlignment w:val="center"/>
               <w:rPr>
-                <w:rFonts w:ascii="標楷體" w:eastAsia="標楷體"/>
+                <w:rFonts w:ascii="標楷體"/>
               </w:rPr>
             </w:pPr>
           </w:p>
@@ -10354,12 +9906,6 @@
         <w:tc>
           <w:tcPr>
             <w:tcW w:w="3180" w:type="dxa"/>
-            <w:tcBorders>
-              <w:top w:val="single" w:sz="12" w:space="0" w:color="000000"/>
-              <w:left w:val="single" w:sz="6" w:space="0" w:color="000000"/>
-              <w:bottom w:val="single" w:sz="6" w:space="0" w:color="000000"/>
-              <w:right w:val="single" w:sz="6" w:space="0" w:color="000000"/>
-            </w:tcBorders>
           </w:tcPr>
           <w:p>
             <w:pPr>
@@ -10368,7 +9914,7 @@
               <w:jc w:val="both"/>
               <w:textAlignment w:val="center"/>
               <w:rPr>
-                <w:rFonts w:ascii="標楷體" w:eastAsia="標楷體"/>
+                <w:rFonts w:ascii="標楷體"/>
               </w:rPr>
             </w:pPr>
           </w:p>
@@ -10376,12 +9922,6 @@
         <w:tc>
           <w:tcPr>
             <w:tcW w:w="3420" w:type="dxa"/>
-            <w:tcBorders>
-              <w:top w:val="single" w:sz="12" w:space="0" w:color="000000"/>
-              <w:left w:val="single" w:sz="6" w:space="0" w:color="000000"/>
-              <w:bottom w:val="single" w:sz="6" w:space="0" w:color="000000"/>
-              <w:right w:val="single" w:sz="6" w:space="0" w:color="000000"/>
-            </w:tcBorders>
           </w:tcPr>
           <w:p>
             <w:pPr>
@@ -10390,7 +9930,7 @@
               <w:jc w:val="center"/>
               <w:textAlignment w:val="center"/>
               <w:rPr>
-                <w:rFonts w:ascii="標楷體" w:eastAsia="標楷體"/>
+                <w:rFonts w:ascii="標楷體"/>
               </w:rPr>
             </w:pPr>
           </w:p>
@@ -10398,12 +9938,6 @@
         <w:tc>
           <w:tcPr>
             <w:tcW w:w="1980" w:type="dxa"/>
-            <w:tcBorders>
-              <w:top w:val="single" w:sz="12" w:space="0" w:color="000000"/>
-              <w:left w:val="single" w:sz="6" w:space="0" w:color="000000"/>
-              <w:bottom w:val="single" w:sz="6" w:space="0" w:color="000000"/>
-              <w:right w:val="single" w:sz="12" w:space="0" w:color="000000"/>
-            </w:tcBorders>
           </w:tcPr>
           <w:p>
             <w:pPr>
@@ -10412,7 +9946,7 @@
               <w:jc w:val="both"/>
               <w:textAlignment w:val="center"/>
               <w:rPr>
-                <w:rFonts w:ascii="標楷體" w:eastAsia="標楷體"/>
+                <w:rFonts w:ascii="標楷體"/>
               </w:rPr>
             </w:pPr>
           </w:p>
@@ -10420,18 +9954,11 @@
       </w:tr>
       <w:tr>
         <w:trPr>
-          <w:cantSplit/>
           <w:trHeight w:hRule="exact" w:val="425"/>
         </w:trPr>
         <w:tc>
           <w:tcPr>
-            <w:tcW w:w="540" w:type="dxa"/>
-            <w:tcBorders>
-              <w:top w:val="nil"/>
-              <w:left w:val="single" w:sz="12" w:space="0" w:color="000000"/>
-              <w:bottom w:val="single" w:sz="12" w:space="0" w:color="000000"/>
-              <w:right w:val="single" w:sz="6" w:space="0" w:color="000000"/>
-            </w:tcBorders>
+            <w:tcW w:w="552" w:type="dxa"/>
           </w:tcPr>
           <w:p>
             <w:pPr>
@@ -10439,7 +9966,7 @@
               <w:spacing w:after="100" w:line="240" w:lineRule="atLeast"/>
               <w:jc w:val="center"/>
               <w:rPr>
-                <w:rFonts w:ascii="標楷體" w:eastAsia="標楷體"/>
+                <w:rFonts w:ascii="標楷體"/>
                 <w:spacing w:val="12"/>
               </w:rPr>
             </w:pPr>
@@ -10447,13 +9974,7 @@
         </w:tc>
         <w:tc>
           <w:tcPr>
-            <w:tcW w:w="1140" w:type="dxa"/>
-            <w:tcBorders>
-              <w:top w:val="single" w:sz="6" w:space="0" w:color="000000"/>
-              <w:left w:val="single" w:sz="6" w:space="0" w:color="000000"/>
-              <w:bottom w:val="single" w:sz="12" w:space="0" w:color="000000"/>
-              <w:right w:val="nil"/>
-            </w:tcBorders>
+            <w:tcW w:w="1128" w:type="dxa"/>
           </w:tcPr>
           <w:p>
             <w:pPr>
@@ -10462,12 +9983,12 @@
               <w:jc w:val="distribute"/>
               <w:textAlignment w:val="center"/>
               <w:rPr>
-                <w:rFonts w:ascii="標楷體" w:eastAsia="標楷體"/>
-              </w:rPr>
-            </w:pPr>
-            <w:r>
-              <w:rPr>
-                <w:rFonts w:ascii="標楷體" w:eastAsia="標楷體"/>
+                <w:rFonts w:ascii="標楷體"/>
+              </w:rPr>
+            </w:pPr>
+            <w:r>
+              <w:rPr>
+                <w:rFonts w:ascii="標楷體"/>
               </w:rPr>
               <w:t>()</w:t>
             </w:r>
@@ -10477,12 +9998,6 @@
           <w:tcPr>
             <w:tcW w:w="8580" w:type="dxa"/>
             <w:gridSpan w:val="3"/>
-            <w:tcBorders>
-              <w:top w:val="single" w:sz="6" w:space="0" w:color="000000"/>
-              <w:left w:val="nil"/>
-              <w:bottom w:val="single" w:sz="12" w:space="0" w:color="000000"/>
-              <w:right w:val="single" w:sz="12" w:space="0" w:color="000000"/>
-            </w:tcBorders>
           </w:tcPr>
           <w:p>
             <w:pPr>
@@ -10491,401 +10006,7 @@
               <w:jc w:val="both"/>
               <w:textAlignment w:val="center"/>
               <w:rPr>
-                <w:rFonts w:ascii="標楷體" w:eastAsia="標楷體"/>
-              </w:rPr>
-            </w:pPr>
-          </w:p>
-        </w:tc>
-      </w:tr>
-      <w:tr>
-        <w:trPr>
-          <w:cantSplit/>
-          <w:trHeight w:hRule="exact" w:val="425"/>
-        </w:trPr>
-        <w:tc>
-          <w:tcPr>
-            <w:tcW w:w="540" w:type="dxa"/>
-            <w:vMerge w:val="restart"/>
-            <w:tcBorders>
-              <w:top w:val="single" w:sz="12" w:space="0" w:color="000000"/>
-              <w:left w:val="single" w:sz="12" w:space="0" w:color="000000"/>
-              <w:bottom w:val="single" w:sz="6" w:space="0" w:color="000000"/>
-              <w:right w:val="single" w:sz="6" w:space="0" w:color="000000"/>
-            </w:tcBorders>
-          </w:tcPr>
-          <w:p>
-            <w:pPr>
-              <w:snapToGrid w:val="0"/>
-              <w:spacing w:after="100" w:line="240" w:lineRule="atLeast"/>
-              <w:jc w:val="center"/>
-              <w:rPr>
-                <w:rFonts w:ascii="標楷體" w:eastAsia="標楷體"/>
-                <w:spacing w:val="12"/>
-              </w:rPr>
-            </w:pPr>
-          </w:p>
-        </w:tc>
-        <w:tc>
-          <w:tcPr>
-            <w:tcW w:w="1140" w:type="dxa"/>
-            <w:tcBorders>
-              <w:top w:val="single" w:sz="12" w:space="0" w:color="000000"/>
-              <w:left w:val="single" w:sz="6" w:space="0" w:color="000000"/>
-              <w:bottom w:val="single" w:sz="6" w:space="0" w:color="000000"/>
-              <w:right w:val="single" w:sz="6" w:space="0" w:color="000000"/>
-            </w:tcBorders>
-          </w:tcPr>
-          <w:p>
-            <w:pPr>
-              <w:snapToGrid w:val="0"/>
-              <w:spacing w:after="100" w:line="240" w:lineRule="atLeast"/>
-              <w:jc w:val="distribute"/>
-              <w:textAlignment w:val="center"/>
-              <w:rPr>
-                <w:rFonts w:ascii="標楷體" w:eastAsia="標楷體"/>
-              </w:rPr>
-            </w:pPr>
-          </w:p>
-        </w:tc>
-        <w:tc>
-          <w:tcPr>
-            <w:tcW w:w="3180" w:type="dxa"/>
-            <w:tcBorders>
-              <w:top w:val="single" w:sz="12" w:space="0" w:color="000000"/>
-              <w:left w:val="single" w:sz="6" w:space="0" w:color="000000"/>
-              <w:bottom w:val="single" w:sz="6" w:space="0" w:color="000000"/>
-              <w:right w:val="single" w:sz="6" w:space="0" w:color="000000"/>
-            </w:tcBorders>
-          </w:tcPr>
-          <w:p>
-            <w:pPr>
-              <w:snapToGrid w:val="0"/>
-              <w:spacing w:after="100" w:line="240" w:lineRule="atLeast"/>
-              <w:jc w:val="both"/>
-              <w:textAlignment w:val="center"/>
-              <w:rPr>
-                <w:rFonts w:ascii="標楷體" w:eastAsia="標楷體"/>
-              </w:rPr>
-            </w:pPr>
-          </w:p>
-        </w:tc>
-        <w:tc>
-          <w:tcPr>
-            <w:tcW w:w="3420" w:type="dxa"/>
-            <w:tcBorders>
-              <w:top w:val="single" w:sz="12" w:space="0" w:color="000000"/>
-              <w:left w:val="single" w:sz="6" w:space="0" w:color="000000"/>
-              <w:bottom w:val="single" w:sz="6" w:space="0" w:color="000000"/>
-              <w:right w:val="single" w:sz="6" w:space="0" w:color="000000"/>
-            </w:tcBorders>
-          </w:tcPr>
-          <w:p>
-            <w:pPr>
-              <w:snapToGrid w:val="0"/>
-              <w:spacing w:after="100" w:line="240" w:lineRule="atLeast"/>
-              <w:jc w:val="center"/>
-              <w:textAlignment w:val="center"/>
-              <w:rPr>
-                <w:rFonts w:ascii="標楷體" w:eastAsia="標楷體"/>
-              </w:rPr>
-            </w:pPr>
-          </w:p>
-        </w:tc>
-        <w:tc>
-          <w:tcPr>
-            <w:tcW w:w="1980" w:type="dxa"/>
-            <w:tcBorders>
-              <w:top w:val="single" w:sz="12" w:space="0" w:color="000000"/>
-              <w:left w:val="single" w:sz="6" w:space="0" w:color="000000"/>
-              <w:bottom w:val="single" w:sz="6" w:space="0" w:color="000000"/>
-              <w:right w:val="single" w:sz="12" w:space="0" w:color="000000"/>
-            </w:tcBorders>
-          </w:tcPr>
-          <w:p>
-            <w:pPr>
-              <w:snapToGrid w:val="0"/>
-              <w:spacing w:after="100" w:line="240" w:lineRule="atLeast"/>
-              <w:jc w:val="both"/>
-              <w:textAlignment w:val="center"/>
-              <w:rPr>
-                <w:rFonts w:ascii="標楷體" w:eastAsia="標楷體"/>
-              </w:rPr>
-            </w:pPr>
-          </w:p>
-        </w:tc>
-      </w:tr>
-      <w:tr>
-        <w:trPr>
-          <w:cantSplit/>
-          <w:trHeight w:hRule="exact" w:val="425"/>
-        </w:trPr>
-        <w:tc>
-          <w:tcPr>
-            <w:tcW w:w="540" w:type="dxa"/>
-            <w:vMerge/>
-            <w:tcBorders>
-              <w:top w:val="single" w:sz="6" w:space="0" w:color="000000"/>
-              <w:left w:val="single" w:sz="12" w:space="0" w:color="000000"/>
-              <w:bottom w:val="single" w:sz="12" w:space="0" w:color="000000"/>
-              <w:right w:val="single" w:sz="6" w:space="0" w:color="000000"/>
-            </w:tcBorders>
-          </w:tcPr>
-          <w:p>
-            <w:pPr>
-              <w:snapToGrid w:val="0"/>
-              <w:spacing w:after="100" w:line="240" w:lineRule="atLeast"/>
-              <w:jc w:val="center"/>
-              <w:rPr>
-                <w:rFonts w:ascii="標楷體" w:eastAsia="標楷體"/>
-                <w:spacing w:val="12"/>
-              </w:rPr>
-            </w:pPr>
-          </w:p>
-        </w:tc>
-        <w:tc>
-          <w:tcPr>
-            <w:tcW w:w="1140" w:type="dxa"/>
-            <w:tcBorders>
-              <w:top w:val="single" w:sz="6" w:space="0" w:color="000000"/>
-              <w:left w:val="single" w:sz="6" w:space="0" w:color="000000"/>
-              <w:bottom w:val="single" w:sz="12" w:space="0" w:color="000000"/>
-              <w:right w:val="nil"/>
-            </w:tcBorders>
-          </w:tcPr>
-          <w:p>
-            <w:pPr>
-              <w:snapToGrid w:val="0"/>
-              <w:spacing w:after="100" w:line="240" w:lineRule="atLeast"/>
-              <w:jc w:val="distribute"/>
-              <w:textAlignment w:val="center"/>
-              <w:rPr>
-                <w:rFonts w:ascii="標楷體" w:eastAsia="標楷體"/>
-              </w:rPr>
-            </w:pPr>
-            <w:r>
-              <w:rPr>
-                <w:rFonts w:ascii="標楷體" w:eastAsia="標楷體"/>
-              </w:rPr>
-              <w:t>()</w:t>
-            </w:r>
-          </w:p>
-        </w:tc>
-        <w:tc>
-          <w:tcPr>
-            <w:tcW w:w="8580" w:type="dxa"/>
-            <w:gridSpan w:val="3"/>
-            <w:tcBorders>
-              <w:top w:val="single" w:sz="6" w:space="0" w:color="000000"/>
-              <w:left w:val="nil"/>
-              <w:bottom w:val="single" w:sz="12" w:space="0" w:color="000000"/>
-              <w:right w:val="single" w:sz="12" w:space="0" w:color="000000"/>
-            </w:tcBorders>
-          </w:tcPr>
-          <w:p>
-            <w:pPr>
-              <w:snapToGrid w:val="0"/>
-              <w:spacing w:after="100" w:line="240" w:lineRule="atLeast"/>
-              <w:jc w:val="both"/>
-              <w:textAlignment w:val="center"/>
-              <w:rPr>
-                <w:rFonts w:ascii="標楷體" w:eastAsia="標楷體"/>
-              </w:rPr>
-            </w:pPr>
-          </w:p>
-        </w:tc>
-      </w:tr>
-      <w:tr>
-        <w:trPr>
-          <w:cantSplit/>
-          <w:trHeight w:hRule="exact" w:val="425"/>
-        </w:trPr>
-        <w:tc>
-          <w:tcPr>
-            <w:tcW w:w="540" w:type="dxa"/>
-            <w:vMerge w:val="restart"/>
-            <w:tcBorders>
-              <w:top w:val="single" w:sz="12" w:space="0" w:color="000000"/>
-              <w:left w:val="single" w:sz="12" w:space="0" w:color="000000"/>
-              <w:bottom w:val="single" w:sz="6" w:space="0" w:color="000000"/>
-              <w:right w:val="single" w:sz="6" w:space="0" w:color="000000"/>
-            </w:tcBorders>
-          </w:tcPr>
-          <w:p>
-            <w:pPr>
-              <w:snapToGrid w:val="0"/>
-              <w:spacing w:after="100" w:line="240" w:lineRule="atLeast"/>
-              <w:jc w:val="center"/>
-              <w:rPr>
-                <w:rFonts w:ascii="標楷體" w:eastAsia="標楷體"/>
-                <w:spacing w:val="12"/>
-              </w:rPr>
-            </w:pPr>
-          </w:p>
-        </w:tc>
-        <w:tc>
-          <w:tcPr>
-            <w:tcW w:w="1140" w:type="dxa"/>
-            <w:tcBorders>
-              <w:top w:val="single" w:sz="12" w:space="0" w:color="000000"/>
-              <w:left w:val="single" w:sz="6" w:space="0" w:color="000000"/>
-              <w:bottom w:val="single" w:sz="6" w:space="0" w:color="000000"/>
-              <w:right w:val="single" w:sz="6" w:space="0" w:color="000000"/>
-            </w:tcBorders>
-          </w:tcPr>
-          <w:p>
-            <w:pPr>
-              <w:snapToGrid w:val="0"/>
-              <w:spacing w:after="100" w:line="240" w:lineRule="atLeast"/>
-              <w:jc w:val="distribute"/>
-              <w:textAlignment w:val="center"/>
-              <w:rPr>
-                <w:rFonts w:ascii="標楷體" w:eastAsia="標楷體"/>
-              </w:rPr>
-            </w:pPr>
-          </w:p>
-        </w:tc>
-        <w:tc>
-          <w:tcPr>
-            <w:tcW w:w="3180" w:type="dxa"/>
-            <w:tcBorders>
-              <w:top w:val="single" w:sz="12" w:space="0" w:color="000000"/>
-              <w:left w:val="single" w:sz="6" w:space="0" w:color="000000"/>
-              <w:bottom w:val="single" w:sz="6" w:space="0" w:color="000000"/>
-              <w:right w:val="single" w:sz="6" w:space="0" w:color="000000"/>
-            </w:tcBorders>
-          </w:tcPr>
-          <w:p>
-            <w:pPr>
-              <w:snapToGrid w:val="0"/>
-              <w:spacing w:after="100" w:line="240" w:lineRule="atLeast"/>
-              <w:jc w:val="both"/>
-              <w:textAlignment w:val="center"/>
-              <w:rPr>
-                <w:rFonts w:ascii="標楷體" w:eastAsia="標楷體"/>
-              </w:rPr>
-            </w:pPr>
-          </w:p>
-        </w:tc>
-        <w:tc>
-          <w:tcPr>
-            <w:tcW w:w="3420" w:type="dxa"/>
-            <w:tcBorders>
-              <w:top w:val="single" w:sz="12" w:space="0" w:color="000000"/>
-              <w:left w:val="single" w:sz="6" w:space="0" w:color="000000"/>
-              <w:bottom w:val="single" w:sz="6" w:space="0" w:color="000000"/>
-              <w:right w:val="single" w:sz="6" w:space="0" w:color="000000"/>
-            </w:tcBorders>
-          </w:tcPr>
-          <w:p>
-            <w:pPr>
-              <w:snapToGrid w:val="0"/>
-              <w:spacing w:after="100" w:line="240" w:lineRule="atLeast"/>
-              <w:jc w:val="center"/>
-              <w:textAlignment w:val="center"/>
-              <w:rPr>
-                <w:rFonts w:ascii="標楷體" w:eastAsia="標楷體"/>
-              </w:rPr>
-            </w:pPr>
-          </w:p>
-        </w:tc>
-        <w:tc>
-          <w:tcPr>
-            <w:tcW w:w="1980" w:type="dxa"/>
-            <w:tcBorders>
-              <w:top w:val="single" w:sz="12" w:space="0" w:color="000000"/>
-              <w:left w:val="single" w:sz="6" w:space="0" w:color="000000"/>
-              <w:bottom w:val="single" w:sz="6" w:space="0" w:color="000000"/>
-              <w:right w:val="single" w:sz="12" w:space="0" w:color="000000"/>
-            </w:tcBorders>
-          </w:tcPr>
-          <w:p>
-            <w:pPr>
-              <w:snapToGrid w:val="0"/>
-              <w:spacing w:after="100" w:line="240" w:lineRule="atLeast"/>
-              <w:jc w:val="both"/>
-              <w:textAlignment w:val="center"/>
-              <w:rPr>
-                <w:rFonts w:ascii="標楷體" w:eastAsia="標楷體"/>
-              </w:rPr>
-            </w:pPr>
-          </w:p>
-        </w:tc>
-      </w:tr>
-      <w:tr>
-        <w:trPr>
-          <w:cantSplit/>
-          <w:trHeight w:hRule="exact" w:val="425"/>
-        </w:trPr>
-        <w:tc>
-          <w:tcPr>
-            <w:tcW w:w="540" w:type="dxa"/>
-            <w:vMerge/>
-            <w:tcBorders>
-              <w:top w:val="single" w:sz="6" w:space="0" w:color="000000"/>
-              <w:left w:val="single" w:sz="12" w:space="0" w:color="000000"/>
-              <w:bottom w:val="single" w:sz="12" w:space="0" w:color="000000"/>
-              <w:right w:val="single" w:sz="6" w:space="0" w:color="000000"/>
-            </w:tcBorders>
-          </w:tcPr>
-          <w:p>
-            <w:pPr>
-              <w:snapToGrid w:val="0"/>
-              <w:spacing w:after="100" w:line="240" w:lineRule="atLeast"/>
-              <w:jc w:val="center"/>
-              <w:rPr>
-                <w:rFonts w:ascii="標楷體" w:eastAsia="標楷體"/>
-                <w:spacing w:val="12"/>
-              </w:rPr>
-            </w:pPr>
-          </w:p>
-        </w:tc>
-        <w:tc>
-          <w:tcPr>
-            <w:tcW w:w="1140" w:type="dxa"/>
-            <w:tcBorders>
-              <w:top w:val="single" w:sz="6" w:space="0" w:color="000000"/>
-              <w:left w:val="single" w:sz="6" w:space="0" w:color="000000"/>
-              <w:bottom w:val="single" w:sz="12" w:space="0" w:color="000000"/>
-              <w:right w:val="nil"/>
-            </w:tcBorders>
-          </w:tcPr>
-          <w:p>
-            <w:pPr>
-              <w:snapToGrid w:val="0"/>
-              <w:spacing w:after="100" w:line="240" w:lineRule="atLeast"/>
-              <w:jc w:val="distribute"/>
-              <w:textAlignment w:val="center"/>
-              <w:rPr>
-                <w:rFonts w:ascii="標楷體" w:eastAsia="標楷體"/>
-              </w:rPr>
-            </w:pPr>
-            <w:r>
-              <w:rPr>
-                <w:rFonts w:ascii="標楷體" w:eastAsia="標楷體"/>
-              </w:rPr>
-              <w:t>()</w:t>
-            </w:r>
-          </w:p>
-        </w:tc>
-        <w:tc>
-          <w:tcPr>
-            <w:tcW w:w="8580" w:type="dxa"/>
-            <w:gridSpan w:val="3"/>
-            <w:tcBorders>
-              <w:top w:val="single" w:sz="6" w:space="0" w:color="000000"/>
-              <w:left w:val="nil"/>
-              <w:bottom w:val="single" w:sz="12" w:space="0" w:color="000000"/>
-              <w:right w:val="single" w:sz="12" w:space="0" w:color="000000"/>
-            </w:tcBorders>
-          </w:tcPr>
-          <w:p>
-            <w:pPr>
-              <w:snapToGrid w:val="0"/>
-              <w:spacing w:after="100" w:line="240" w:lineRule="atLeast"/>
-              <w:jc w:val="both"/>
-              <w:textAlignment w:val="center"/>
-              <w:rPr>
-                <w:rFonts w:ascii="標楷體" w:eastAsia="標楷體"/>
+                <w:rFonts w:ascii="標楷體"/>
               </w:rPr>
             </w:pPr>
           </w:p>
@@ -14335,6 +13456,40 @@
       <w:szCs w:val="18"/>
     </w:rPr>
   </w:style>
+  <w:style w:type="table" w:customStyle="1" w:styleId="directortable">
+    <w:name w:val="director_table"/>
+    <w:basedOn w:val="a1"/>
+    <w:uiPriority w:val="99"/>
+    <w:rsid w:val="00857504"/>
+    <w:rPr>
+      <w:rFonts w:eastAsia="標楷體"/>
+    </w:rPr>
+    <w:tblPr>
+      <w:tblBorders>
+        <w:top w:val="single" w:sz="12" w:space="0" w:color="auto"/>
+        <w:left w:val="single" w:sz="12" w:space="0" w:color="auto"/>
+        <w:bottom w:val="single" w:sz="12" w:space="0" w:color="auto"/>
+        <w:right w:val="single" w:sz="12" w:space="0" w:color="auto"/>
+        <w:insideH w:val="single" w:sz="8" w:space="0" w:color="auto"/>
+        <w:insideV w:val="single" w:sz="8" w:space="0" w:color="auto"/>
+      </w:tblBorders>
+    </w:tblPr>
+  </w:style>
+  <w:style w:type="table" w:styleId="a9">
+    <w:name w:val="Table Grid"/>
+    <w:basedOn w:val="a1"/>
+    <w:rsid w:val="00857504"/>
+    <w:tblPr>
+      <w:tblBorders>
+        <w:top w:val="single" w:sz="4" w:space="0" w:color="auto"/>
+        <w:left w:val="single" w:sz="4" w:space="0" w:color="auto"/>
+        <w:bottom w:val="single" w:sz="4" w:space="0" w:color="auto"/>
+        <w:right w:val="single" w:sz="4" w:space="0" w:color="auto"/>
+        <w:insideH w:val="single" w:sz="4" w:space="0" w:color="auto"/>
+        <w:insideV w:val="single" w:sz="4" w:space="0" w:color="auto"/>
+      </w:tblBorders>
+    </w:tblPr>
+  </w:style>
 </w:styles>
 </file>
 

--- a/templates/設立登記表.docx
+++ b/templates/設立登記表.docx
@@ -4,64 +4,47 @@
   <w:body>
     <w:tbl>
       <w:tblPr>
+        <w:tblStyle w:val="registertable"/>
         <w:tblW w:w="10249" w:type="dxa"/>
-        <w:tblInd w:w="208" w:type="dxa"/>
-        <w:tblBorders>
-          <w:top w:val="single" w:sz="6" w:space="0" w:color="auto"/>
-          <w:left w:val="single" w:sz="6" w:space="0" w:color="auto"/>
-          <w:bottom w:val="single" w:sz="6" w:space="0" w:color="auto"/>
-          <w:right w:val="single" w:sz="6" w:space="0" w:color="auto"/>
-        </w:tblBorders>
         <w:tblLayout w:type="fixed"/>
-        <w:tblCellMar>
-          <w:left w:w="28" w:type="dxa"/>
-          <w:right w:w="28" w:type="dxa"/>
-        </w:tblCellMar>
         <w:tblLook w:val="0000" w:firstRow="0" w:lastRow="0" w:firstColumn="0" w:lastColumn="0" w:noHBand="0" w:noVBand="0"/>
       </w:tblPr>
       <w:tblGrid>
-        <w:gridCol w:w="537"/>
-        <w:gridCol w:w="1267"/>
-        <w:gridCol w:w="637"/>
-        <w:gridCol w:w="619"/>
-        <w:gridCol w:w="511"/>
-        <w:gridCol w:w="482"/>
-        <w:gridCol w:w="326"/>
-        <w:gridCol w:w="121"/>
-        <w:gridCol w:w="6"/>
-        <w:gridCol w:w="88"/>
-        <w:gridCol w:w="256"/>
+        <w:gridCol w:w="535"/>
+        <w:gridCol w:w="1263"/>
+        <w:gridCol w:w="635"/>
+        <w:gridCol w:w="618"/>
+        <w:gridCol w:w="510"/>
+        <w:gridCol w:w="481"/>
+        <w:gridCol w:w="325"/>
+        <w:gridCol w:w="130"/>
+        <w:gridCol w:w="11"/>
+        <w:gridCol w:w="95"/>
+        <w:gridCol w:w="255"/>
         <w:gridCol w:w="364"/>
-        <w:gridCol w:w="867"/>
+        <w:gridCol w:w="864"/>
         <w:gridCol w:w="308"/>
         <w:gridCol w:w="280"/>
         <w:gridCol w:w="262"/>
         <w:gridCol w:w="283"/>
         <w:gridCol w:w="145"/>
-        <w:gridCol w:w="374"/>
-        <w:gridCol w:w="356"/>
+        <w:gridCol w:w="373"/>
+        <w:gridCol w:w="355"/>
+        <w:gridCol w:w="258"/>
         <w:gridCol w:w="259"/>
-        <w:gridCol w:w="260"/>
         <w:gridCol w:w="393"/>
         <w:gridCol w:w="370"/>
         <w:gridCol w:w="371"/>
-        <w:gridCol w:w="507"/>
+        <w:gridCol w:w="506"/>
       </w:tblGrid>
       <w:tr>
         <w:trPr>
-          <w:cantSplit/>
           <w:trHeight w:hRule="exact" w:val="240"/>
         </w:trPr>
         <w:tc>
           <w:tcPr>
             <w:tcW w:w="2441" w:type="dxa"/>
             <w:gridSpan w:val="3"/>
-            <w:tcBorders>
-              <w:top w:val="nil"/>
-              <w:left w:val="nil"/>
-              <w:bottom w:val="nil"/>
-              <w:right w:val="nil"/>
-            </w:tcBorders>
           </w:tcPr>
           <w:p>
             <w:pPr>
@@ -71,14 +54,14 @@
               <w:spacing w:line="240" w:lineRule="atLeast"/>
               <w:jc w:val="center"/>
               <w:rPr>
-                <w:rFonts w:ascii="標楷體" w:eastAsia="標楷體"/>
+                <w:rFonts w:ascii="標楷體"/>
                 <w:sz w:val="20"/>
                 <w:szCs w:val="20"/>
               </w:rPr>
             </w:pPr>
             <w:r>
               <w:rPr>
-                <w:rFonts w:ascii="標楷體" w:eastAsia="標楷體"/>
+                <w:rFonts w:ascii="標楷體"/>
                 <w:sz w:val="20"/>
                 <w:szCs w:val="20"/>
               </w:rPr>
@@ -86,7 +69,7 @@
             </w:r>
             <w:r>
               <w:rPr>
-                <w:rFonts w:ascii="標楷體" w:eastAsia="標楷體"/>
+                <w:rFonts w:ascii="標楷體"/>
                 <w:sz w:val="20"/>
                 <w:szCs w:val="20"/>
               </w:rPr>
@@ -94,7 +77,7 @@
             </w:r>
             <w:r>
               <w:rPr>
-                <w:rFonts w:ascii="標楷體" w:eastAsia="標楷體" w:hint="eastAsia"/>
+                <w:rFonts w:ascii="標楷體" w:hint="eastAsia"/>
                 <w:sz w:val="20"/>
                 <w:szCs w:val="20"/>
               </w:rPr>
@@ -102,7 +85,7 @@
             </w:r>
             <w:r>
               <w:rPr>
-                <w:rFonts w:ascii="標楷體" w:eastAsia="標楷體"/>
+                <w:rFonts w:ascii="標楷體"/>
                 <w:sz w:val="20"/>
                 <w:szCs w:val="20"/>
               </w:rPr>
@@ -110,7 +93,7 @@
             </w:r>
             <w:r>
               <w:rPr>
-                <w:rFonts w:ascii="標楷體" w:eastAsia="標楷體" w:hint="eastAsia"/>
+                <w:rFonts w:ascii="標楷體" w:hint="eastAsia"/>
                 <w:sz w:val="20"/>
                 <w:szCs w:val="20"/>
               </w:rPr>
@@ -118,7 +101,7 @@
             </w:r>
             <w:r>
               <w:rPr>
-                <w:rFonts w:ascii="標楷體" w:eastAsia="標楷體"/>
+                <w:rFonts w:ascii="標楷體"/>
                 <w:sz w:val="20"/>
                 <w:szCs w:val="20"/>
               </w:rPr>
@@ -126,7 +109,7 @@
             </w:r>
             <w:r>
               <w:rPr>
-                <w:rFonts w:ascii="標楷體" w:eastAsia="標楷體" w:hint="eastAsia"/>
+                <w:rFonts w:ascii="標楷體" w:hint="eastAsia"/>
                 <w:sz w:val="20"/>
                 <w:szCs w:val="20"/>
               </w:rPr>
@@ -134,7 +117,7 @@
             </w:r>
             <w:r>
               <w:rPr>
-                <w:rFonts w:ascii="標楷體" w:eastAsia="標楷體"/>
+                <w:rFonts w:ascii="標楷體"/>
                 <w:sz w:val="20"/>
                 <w:szCs w:val="20"/>
               </w:rPr>
@@ -142,7 +125,7 @@
             </w:r>
             <w:r>
               <w:rPr>
-                <w:rFonts w:ascii="標楷體" w:eastAsia="標楷體" w:hint="eastAsia"/>
+                <w:rFonts w:ascii="標楷體" w:hint="eastAsia"/>
                 <w:sz w:val="20"/>
                 <w:szCs w:val="20"/>
               </w:rPr>
@@ -150,7 +133,7 @@
             </w:r>
             <w:r>
               <w:rPr>
-                <w:rFonts w:ascii="標楷體" w:eastAsia="標楷體"/>
+                <w:rFonts w:ascii="標楷體"/>
                 <w:sz w:val="20"/>
                 <w:szCs w:val="20"/>
               </w:rPr>
@@ -162,12 +145,6 @@
           <w:tcPr>
             <w:tcW w:w="1938" w:type="dxa"/>
             <w:gridSpan w:val="4"/>
-            <w:tcBorders>
-              <w:top w:val="nil"/>
-              <w:left w:val="nil"/>
-              <w:bottom w:val="nil"/>
-              <w:right w:val="nil"/>
-            </w:tcBorders>
           </w:tcPr>
           <w:p>
             <w:pPr>
@@ -177,7 +154,7 @@
               <w:spacing w:line="240" w:lineRule="atLeast"/>
               <w:jc w:val="center"/>
               <w:rPr>
-                <w:rFonts w:ascii="標楷體" w:eastAsia="標楷體"/>
+                <w:rFonts w:ascii="標楷體"/>
                 <w:spacing w:val="-10"/>
                 <w:sz w:val="20"/>
                 <w:szCs w:val="20"/>
@@ -185,7 +162,7 @@
             </w:pPr>
             <w:r>
               <w:rPr>
-                <w:rFonts w:ascii="標楷體" w:eastAsia="標楷體"/>
+                <w:rFonts w:ascii="標楷體"/>
                 <w:spacing w:val="-10"/>
                 <w:sz w:val="20"/>
                 <w:szCs w:val="20"/>
@@ -194,7 +171,7 @@
             </w:r>
             <w:r>
               <w:rPr>
-                <w:rFonts w:ascii="標楷體" w:eastAsia="標楷體" w:hint="eastAsia"/>
+                <w:rFonts w:ascii="標楷體" w:hint="eastAsia"/>
                 <w:spacing w:val="-10"/>
                 <w:sz w:val="20"/>
                 <w:szCs w:val="20"/>
@@ -203,7 +180,7 @@
             </w:r>
             <w:r>
               <w:rPr>
-                <w:rFonts w:ascii="標楷體" w:eastAsia="標楷體"/>
+                <w:rFonts w:ascii="標楷體"/>
                 <w:spacing w:val="-10"/>
                 <w:sz w:val="20"/>
                 <w:szCs w:val="20"/>
@@ -217,12 +194,6 @@
             <w:tcW w:w="5870" w:type="dxa"/>
             <w:gridSpan w:val="19"/>
             <w:vMerge w:val="restart"/>
-            <w:tcBorders>
-              <w:top w:val="nil"/>
-              <w:left w:val="nil"/>
-              <w:bottom w:val="nil"/>
-              <w:right w:val="nil"/>
-            </w:tcBorders>
           </w:tcPr>
           <w:p>
             <w:pPr>
@@ -232,12 +203,12 @@
               <w:spacing w:line="560" w:lineRule="atLeast"/>
               <w:ind w:left="271"/>
               <w:rPr>
-                <w:rFonts w:ascii="標楷體" w:eastAsia="標楷體"/>
-              </w:rPr>
-            </w:pPr>
-            <w:r>
-              <w:rPr>
-                <w:rFonts w:ascii="標楷體" w:eastAsia="標楷體" w:hint="eastAsia"/>
+                <w:rFonts w:ascii="標楷體"/>
+              </w:rPr>
+            </w:pPr>
+            <w:r>
+              <w:rPr>
+                <w:rFonts w:ascii="標楷體" w:hint="eastAsia"/>
                 <w:b/>
                 <w:bCs/>
                 <w:spacing w:val="-10"/>
@@ -251,7 +222,6 @@
       </w:tr>
       <w:tr>
         <w:trPr>
-          <w:cantSplit/>
           <w:trHeight w:val="500"/>
         </w:trPr>
         <w:tc>
@@ -259,11 +229,6 @@
             <w:tcW w:w="2441" w:type="dxa"/>
             <w:gridSpan w:val="3"/>
             <w:vMerge w:val="restart"/>
-            <w:tcBorders>
-              <w:top w:val="single" w:sz="12" w:space="0" w:color="000000"/>
-              <w:left w:val="single" w:sz="12" w:space="0" w:color="000000"/>
-              <w:right w:val="single" w:sz="12" w:space="0" w:color="000000"/>
-            </w:tcBorders>
           </w:tcPr>
           <w:p>
             <w:pPr>
@@ -274,7 +239,7 @@
               <w:jc w:val="both"/>
               <w:textAlignment w:val="center"/>
               <w:rPr>
-                <w:rFonts w:ascii="標楷體" w:eastAsia="標楷體"/>
+                <w:rFonts w:ascii="標楷體"/>
                 <w:spacing w:val="-12"/>
               </w:rPr>
             </w:pPr>
@@ -285,11 +250,6 @@
             <w:tcW w:w="1938" w:type="dxa"/>
             <w:gridSpan w:val="4"/>
             <w:vMerge w:val="restart"/>
-            <w:tcBorders>
-              <w:top w:val="single" w:sz="12" w:space="0" w:color="000000"/>
-              <w:left w:val="single" w:sz="12" w:space="0" w:color="000000"/>
-              <w:right w:val="single" w:sz="12" w:space="0" w:color="000000"/>
-            </w:tcBorders>
           </w:tcPr>
           <w:p>
             <w:pPr>
@@ -300,7 +260,7 @@
               <w:spacing w:line="240" w:lineRule="atLeast"/>
               <w:jc w:val="both"/>
               <w:rPr>
-                <w:rFonts w:ascii="標楷體" w:eastAsia="標楷體"/>
+                <w:rFonts w:ascii="標楷體"/>
                 <w:spacing w:val="-10"/>
                 <w:sz w:val="20"/>
                 <w:szCs w:val="20"/>
@@ -313,12 +273,6 @@
             <w:tcW w:w="5870" w:type="dxa"/>
             <w:gridSpan w:val="19"/>
             <w:vMerge/>
-            <w:tcBorders>
-              <w:top w:val="nil"/>
-              <w:left w:val="nil"/>
-              <w:bottom w:val="nil"/>
-              <w:right w:val="nil"/>
-            </w:tcBorders>
           </w:tcPr>
           <w:p>
             <w:pPr>
@@ -327,7 +281,7 @@
               </w:tabs>
               <w:spacing w:line="440" w:lineRule="exact"/>
               <w:rPr>
-                <w:rFonts w:ascii="標楷體" w:eastAsia="標楷體"/>
+                <w:rFonts w:ascii="標楷體"/>
               </w:rPr>
             </w:pPr>
           </w:p>
@@ -335,7 +289,6 @@
       </w:tr>
       <w:tr>
         <w:trPr>
-          <w:cantSplit/>
           <w:trHeight w:hRule="exact" w:val="340"/>
         </w:trPr>
         <w:tc>
@@ -343,10 +296,6 @@
             <w:tcW w:w="2441" w:type="dxa"/>
             <w:gridSpan w:val="3"/>
             <w:vMerge/>
-            <w:tcBorders>
-              <w:left w:val="single" w:sz="12" w:space="0" w:color="000000"/>
-              <w:right w:val="single" w:sz="12" w:space="0" w:color="000000"/>
-            </w:tcBorders>
           </w:tcPr>
           <w:p>
             <w:pPr>
@@ -356,7 +305,7 @@
               <w:spacing w:line="440" w:lineRule="exact"/>
               <w:jc w:val="center"/>
               <w:rPr>
-                <w:rFonts w:ascii="標楷體" w:eastAsia="標楷體"/>
+                <w:rFonts w:ascii="標楷體"/>
                 <w:sz w:val="16"/>
                 <w:szCs w:val="16"/>
               </w:rPr>
@@ -368,10 +317,6 @@
             <w:tcW w:w="1938" w:type="dxa"/>
             <w:gridSpan w:val="4"/>
             <w:vMerge/>
-            <w:tcBorders>
-              <w:left w:val="single" w:sz="12" w:space="0" w:color="000000"/>
-              <w:right w:val="single" w:sz="12" w:space="0" w:color="000000"/>
-            </w:tcBorders>
           </w:tcPr>
           <w:p>
             <w:pPr>
@@ -380,7 +325,7 @@
               </w:tabs>
               <w:spacing w:line="440" w:lineRule="exact"/>
               <w:rPr>
-                <w:rFonts w:ascii="標楷體" w:eastAsia="標楷體"/>
+                <w:rFonts w:ascii="標楷體"/>
                 <w:sz w:val="16"/>
                 <w:szCs w:val="16"/>
               </w:rPr>
@@ -391,12 +336,6 @@
           <w:tcPr>
             <w:tcW w:w="215" w:type="dxa"/>
             <w:gridSpan w:val="3"/>
-            <w:tcBorders>
-              <w:top w:val="nil"/>
-              <w:left w:val="nil"/>
-              <w:bottom w:val="nil"/>
-              <w:right w:val="nil"/>
-            </w:tcBorders>
           </w:tcPr>
           <w:p>
             <w:pPr>
@@ -407,7 +346,7 @@
               <w:jc w:val="center"/>
               <w:textAlignment w:val="center"/>
               <w:rPr>
-                <w:rFonts w:ascii="標楷體" w:eastAsia="標楷體"/>
+                <w:rFonts w:ascii="標楷體"/>
               </w:rPr>
             </w:pPr>
           </w:p>
@@ -416,12 +355,6 @@
           <w:tcPr>
             <w:tcW w:w="1487" w:type="dxa"/>
             <w:gridSpan w:val="3"/>
-            <w:tcBorders>
-              <w:top w:val="nil"/>
-              <w:left w:val="nil"/>
-              <w:bottom w:val="nil"/>
-              <w:right w:val="nil"/>
-            </w:tcBorders>
           </w:tcPr>
           <w:p>
             <w:pPr>
@@ -432,12 +365,12 @@
               <w:jc w:val="distribute"/>
               <w:textAlignment w:val="center"/>
               <w:rPr>
-                <w:rFonts w:ascii="標楷體" w:eastAsia="標楷體"/>
-              </w:rPr>
-            </w:pPr>
-            <w:r>
-              <w:rPr>
-                <w:rFonts w:ascii="標楷體" w:eastAsia="標楷體" w:hint="eastAsia"/>
+                <w:rFonts w:ascii="標楷體"/>
+              </w:rPr>
+            </w:pPr>
+            <w:r>
+              <w:rPr>
+                <w:rFonts w:ascii="標楷體" w:hint="eastAsia"/>
                 <w:sz w:val="22"/>
                 <w:szCs w:val="22"/>
               </w:rPr>
@@ -449,12 +382,6 @@
           <w:tcPr>
             <w:tcW w:w="4168" w:type="dxa"/>
             <w:gridSpan w:val="13"/>
-            <w:tcBorders>
-              <w:top w:val="single" w:sz="12" w:space="0" w:color="auto"/>
-              <w:left w:val="single" w:sz="12" w:space="0" w:color="auto"/>
-              <w:bottom w:val="single" w:sz="12" w:space="0" w:color="auto"/>
-              <w:right w:val="single" w:sz="12" w:space="0" w:color="auto"/>
-            </w:tcBorders>
           </w:tcPr>
           <w:p>
             <w:pPr>
@@ -465,7 +392,7 @@
               <w:jc w:val="distribute"/>
               <w:textAlignment w:val="center"/>
               <w:rPr>
-                <w:rFonts w:ascii="標楷體" w:eastAsia="標楷體"/>
+                <w:rFonts w:ascii="標楷體"/>
                 <w:spacing w:val="-12"/>
               </w:rPr>
             </w:pPr>
@@ -474,7 +401,6 @@
       </w:tr>
       <w:tr>
         <w:trPr>
-          <w:cantSplit/>
           <w:trHeight w:hRule="exact" w:val="340"/>
         </w:trPr>
         <w:tc>
@@ -482,10 +408,6 @@
             <w:tcW w:w="2441" w:type="dxa"/>
             <w:gridSpan w:val="3"/>
             <w:vMerge/>
-            <w:tcBorders>
-              <w:left w:val="single" w:sz="12" w:space="0" w:color="000000"/>
-              <w:right w:val="single" w:sz="12" w:space="0" w:color="000000"/>
-            </w:tcBorders>
           </w:tcPr>
           <w:p>
             <w:pPr>
@@ -495,7 +417,7 @@
               <w:spacing w:line="440" w:lineRule="exact"/>
               <w:jc w:val="center"/>
               <w:rPr>
-                <w:rFonts w:ascii="標楷體" w:eastAsia="標楷體"/>
+                <w:rFonts w:ascii="標楷體"/>
                 <w:sz w:val="16"/>
                 <w:szCs w:val="16"/>
               </w:rPr>
@@ -507,10 +429,6 @@
             <w:tcW w:w="1938" w:type="dxa"/>
             <w:gridSpan w:val="4"/>
             <w:vMerge/>
-            <w:tcBorders>
-              <w:left w:val="single" w:sz="12" w:space="0" w:color="000000"/>
-              <w:right w:val="single" w:sz="12" w:space="0" w:color="000000"/>
-            </w:tcBorders>
           </w:tcPr>
           <w:p>
             <w:pPr>
@@ -519,7 +437,7 @@
               </w:tabs>
               <w:spacing w:line="440" w:lineRule="exact"/>
               <w:rPr>
-                <w:rFonts w:ascii="標楷體" w:eastAsia="標楷體"/>
+                <w:rFonts w:ascii="標楷體"/>
                 <w:sz w:val="16"/>
                 <w:szCs w:val="16"/>
               </w:rPr>
@@ -530,12 +448,6 @@
           <w:tcPr>
             <w:tcW w:w="215" w:type="dxa"/>
             <w:gridSpan w:val="3"/>
-            <w:tcBorders>
-              <w:top w:val="nil"/>
-              <w:left w:val="nil"/>
-              <w:bottom w:val="nil"/>
-              <w:right w:val="nil"/>
-            </w:tcBorders>
           </w:tcPr>
           <w:p>
             <w:pPr>
@@ -546,12 +458,12 @@
               <w:jc w:val="center"/>
               <w:textAlignment w:val="center"/>
               <w:rPr>
-                <w:rFonts w:ascii="標楷體" w:eastAsia="標楷體"/>
-              </w:rPr>
-            </w:pPr>
-            <w:r>
-              <w:rPr>
-                <w:rFonts w:ascii="標楷體" w:eastAsia="標楷體" w:hint="eastAsia"/>
+                <w:rFonts w:ascii="標楷體"/>
+              </w:rPr>
+            </w:pPr>
+            <w:r>
+              <w:rPr>
+                <w:rFonts w:ascii="標楷體" w:hint="eastAsia"/>
                 <w:sz w:val="22"/>
                 <w:szCs w:val="22"/>
               </w:rPr>
@@ -563,12 +475,6 @@
           <w:tcPr>
             <w:tcW w:w="1487" w:type="dxa"/>
             <w:gridSpan w:val="3"/>
-            <w:tcBorders>
-              <w:top w:val="nil"/>
-              <w:left w:val="nil"/>
-              <w:bottom w:val="nil"/>
-              <w:right w:val="nil"/>
-            </w:tcBorders>
           </w:tcPr>
           <w:p>
             <w:pPr>
@@ -579,12 +485,12 @@
               <w:jc w:val="distribute"/>
               <w:textAlignment w:val="center"/>
               <w:rPr>
-                <w:rFonts w:ascii="標楷體" w:eastAsia="標楷體"/>
-              </w:rPr>
-            </w:pPr>
-            <w:r>
-              <w:rPr>
-                <w:rFonts w:ascii="標楷體" w:eastAsia="標楷體" w:hint="eastAsia"/>
+                <w:rFonts w:ascii="標楷體"/>
+              </w:rPr>
+            </w:pPr>
+            <w:r>
+              <w:rPr>
+                <w:rFonts w:ascii="標楷體" w:hint="eastAsia"/>
                 <w:sz w:val="22"/>
                 <w:szCs w:val="22"/>
               </w:rPr>
@@ -596,12 +502,6 @@
           <w:tcPr>
             <w:tcW w:w="4168" w:type="dxa"/>
             <w:gridSpan w:val="13"/>
-            <w:tcBorders>
-              <w:top w:val="single" w:sz="12" w:space="0" w:color="auto"/>
-              <w:left w:val="single" w:sz="12" w:space="0" w:color="auto"/>
-              <w:bottom w:val="single" w:sz="12" w:space="0" w:color="auto"/>
-              <w:right w:val="single" w:sz="12" w:space="0" w:color="auto"/>
-            </w:tcBorders>
           </w:tcPr>
           <w:p>
             <w:pPr>
@@ -612,7 +512,7 @@
               <w:jc w:val="distribute"/>
               <w:textAlignment w:val="center"/>
               <w:rPr>
-                <w:rFonts w:ascii="標楷體" w:eastAsia="標楷體"/>
+                <w:rFonts w:ascii="標楷體"/>
                 <w:spacing w:val="-12"/>
               </w:rPr>
             </w:pPr>
@@ -621,7 +521,6 @@
       </w:tr>
       <w:tr>
         <w:trPr>
-          <w:cantSplit/>
           <w:trHeight w:hRule="exact" w:val="340"/>
         </w:trPr>
         <w:tc>
@@ -629,10 +528,6 @@
             <w:tcW w:w="2441" w:type="dxa"/>
             <w:gridSpan w:val="3"/>
             <w:vMerge/>
-            <w:tcBorders>
-              <w:left w:val="single" w:sz="12" w:space="0" w:color="000000"/>
-              <w:right w:val="single" w:sz="12" w:space="0" w:color="000000"/>
-            </w:tcBorders>
           </w:tcPr>
           <w:p>
             <w:pPr>
@@ -642,7 +537,7 @@
               <w:spacing w:line="440" w:lineRule="exact"/>
               <w:jc w:val="center"/>
               <w:rPr>
-                <w:rFonts w:ascii="標楷體" w:eastAsia="標楷體"/>
+                <w:rFonts w:ascii="標楷體"/>
                 <w:sz w:val="16"/>
                 <w:szCs w:val="16"/>
               </w:rPr>
@@ -654,10 +549,6 @@
             <w:tcW w:w="1938" w:type="dxa"/>
             <w:gridSpan w:val="4"/>
             <w:vMerge/>
-            <w:tcBorders>
-              <w:left w:val="single" w:sz="12" w:space="0" w:color="000000"/>
-              <w:right w:val="single" w:sz="12" w:space="0" w:color="000000"/>
-            </w:tcBorders>
           </w:tcPr>
           <w:p>
             <w:pPr>
@@ -666,7 +557,7 @@
               </w:tabs>
               <w:spacing w:line="440" w:lineRule="exact"/>
               <w:rPr>
-                <w:rFonts w:ascii="標楷體" w:eastAsia="標楷體"/>
+                <w:rFonts w:ascii="標楷體"/>
                 <w:sz w:val="16"/>
                 <w:szCs w:val="16"/>
               </w:rPr>
@@ -677,12 +568,6 @@
           <w:tcPr>
             <w:tcW w:w="215" w:type="dxa"/>
             <w:gridSpan w:val="3"/>
-            <w:tcBorders>
-              <w:top w:val="nil"/>
-              <w:left w:val="nil"/>
-              <w:bottom w:val="nil"/>
-              <w:right w:val="nil"/>
-            </w:tcBorders>
           </w:tcPr>
           <w:p>
             <w:pPr>
@@ -693,7 +578,7 @@
               <w:jc w:val="center"/>
               <w:textAlignment w:val="center"/>
               <w:rPr>
-                <w:rFonts w:ascii="標楷體" w:eastAsia="標楷體"/>
+                <w:rFonts w:ascii="標楷體"/>
               </w:rPr>
             </w:pPr>
           </w:p>
@@ -702,12 +587,6 @@
           <w:tcPr>
             <w:tcW w:w="1487" w:type="dxa"/>
             <w:gridSpan w:val="3"/>
-            <w:tcBorders>
-              <w:top w:val="nil"/>
-              <w:left w:val="nil"/>
-              <w:bottom w:val="nil"/>
-              <w:right w:val="nil"/>
-            </w:tcBorders>
           </w:tcPr>
           <w:p>
             <w:pPr>
@@ -718,12 +597,12 @@
               <w:jc w:val="distribute"/>
               <w:textAlignment w:val="center"/>
               <w:rPr>
-                <w:rFonts w:ascii="標楷體" w:eastAsia="標楷體"/>
-              </w:rPr>
-            </w:pPr>
-            <w:r>
-              <w:rPr>
-                <w:rFonts w:ascii="標楷體" w:eastAsia="標楷體" w:hint="eastAsia"/>
+                <w:rFonts w:ascii="標楷體"/>
+              </w:rPr>
+            </w:pPr>
+            <w:r>
+              <w:rPr>
+                <w:rFonts w:ascii="標楷體" w:hint="eastAsia"/>
                 <w:sz w:val="22"/>
                 <w:szCs w:val="22"/>
               </w:rPr>
@@ -735,12 +614,6 @@
           <w:tcPr>
             <w:tcW w:w="850" w:type="dxa"/>
             <w:gridSpan w:val="3"/>
-            <w:tcBorders>
-              <w:top w:val="single" w:sz="12" w:space="0" w:color="auto"/>
-              <w:left w:val="single" w:sz="12" w:space="0" w:color="auto"/>
-              <w:bottom w:val="single" w:sz="12" w:space="0" w:color="auto"/>
-              <w:right w:val="nil"/>
-            </w:tcBorders>
           </w:tcPr>
           <w:p>
             <w:pPr>
@@ -751,13 +624,13 @@
               <w:jc w:val="distribute"/>
               <w:textAlignment w:val="center"/>
               <w:rPr>
-                <w:rFonts w:ascii="標楷體" w:eastAsia="標楷體"/>
+                <w:rFonts w:ascii="標楷體"/>
                 <w:spacing w:val="-12"/>
               </w:rPr>
             </w:pPr>
             <w:r>
               <w:rPr>
-                <w:rFonts w:ascii="標楷體" w:eastAsia="標楷體"/>
+                <w:rFonts w:ascii="標楷體"/>
                 <w:spacing w:val="-12"/>
               </w:rPr>
               <w:t>()</w:t>
@@ -768,12 +641,6 @@
           <w:tcPr>
             <w:tcW w:w="3318" w:type="dxa"/>
             <w:gridSpan w:val="10"/>
-            <w:tcBorders>
-              <w:top w:val="single" w:sz="12" w:space="0" w:color="auto"/>
-              <w:left w:val="nil"/>
-              <w:bottom w:val="nil"/>
-              <w:right w:val="single" w:sz="12" w:space="0" w:color="auto"/>
-            </w:tcBorders>
           </w:tcPr>
           <w:p>
             <w:pPr>
@@ -784,7 +651,7 @@
               <w:jc w:val="distribute"/>
               <w:textAlignment w:val="center"/>
               <w:rPr>
-                <w:rFonts w:ascii="標楷體" w:eastAsia="標楷體"/>
+                <w:rFonts w:ascii="標楷體"/>
                 <w:spacing w:val="-12"/>
               </w:rPr>
             </w:pPr>
@@ -793,7 +660,6 @@
       </w:tr>
       <w:tr>
         <w:trPr>
-          <w:cantSplit/>
           <w:trHeight w:hRule="exact" w:val="340"/>
         </w:trPr>
         <w:tc>
@@ -801,10 +667,6 @@
             <w:tcW w:w="2441" w:type="dxa"/>
             <w:gridSpan w:val="3"/>
             <w:vMerge/>
-            <w:tcBorders>
-              <w:left w:val="single" w:sz="12" w:space="0" w:color="000000"/>
-              <w:right w:val="single" w:sz="12" w:space="0" w:color="000000"/>
-            </w:tcBorders>
           </w:tcPr>
           <w:p>
             <w:pPr>
@@ -814,7 +676,7 @@
               <w:spacing w:line="440" w:lineRule="exact"/>
               <w:jc w:val="center"/>
               <w:rPr>
-                <w:rFonts w:ascii="標楷體" w:eastAsia="標楷體"/>
+                <w:rFonts w:ascii="標楷體"/>
                 <w:sz w:val="16"/>
                 <w:szCs w:val="16"/>
               </w:rPr>
@@ -826,10 +688,6 @@
             <w:tcW w:w="1938" w:type="dxa"/>
             <w:gridSpan w:val="4"/>
             <w:vMerge/>
-            <w:tcBorders>
-              <w:left w:val="single" w:sz="12" w:space="0" w:color="000000"/>
-              <w:right w:val="single" w:sz="12" w:space="0" w:color="000000"/>
-            </w:tcBorders>
           </w:tcPr>
           <w:p>
             <w:pPr>
@@ -838,7 +696,7 @@
               </w:tabs>
               <w:spacing w:line="440" w:lineRule="exact"/>
               <w:rPr>
-                <w:rFonts w:ascii="標楷體" w:eastAsia="標楷體"/>
+                <w:rFonts w:ascii="標楷體"/>
                 <w:sz w:val="16"/>
                 <w:szCs w:val="16"/>
               </w:rPr>
@@ -849,12 +707,6 @@
           <w:tcPr>
             <w:tcW w:w="215" w:type="dxa"/>
             <w:gridSpan w:val="3"/>
-            <w:tcBorders>
-              <w:top w:val="nil"/>
-              <w:left w:val="nil"/>
-              <w:bottom w:val="nil"/>
-              <w:right w:val="nil"/>
-            </w:tcBorders>
           </w:tcPr>
           <w:p>
             <w:pPr>
@@ -865,7 +717,7 @@
               <w:jc w:val="center"/>
               <w:textAlignment w:val="center"/>
               <w:rPr>
-                <w:rFonts w:ascii="標楷體" w:eastAsia="標楷體"/>
+                <w:rFonts w:ascii="標楷體"/>
               </w:rPr>
             </w:pPr>
           </w:p>
@@ -874,12 +726,6 @@
           <w:tcPr>
             <w:tcW w:w="1487" w:type="dxa"/>
             <w:gridSpan w:val="3"/>
-            <w:tcBorders>
-              <w:top w:val="nil"/>
-              <w:left w:val="nil"/>
-              <w:bottom w:val="nil"/>
-              <w:right w:val="nil"/>
-            </w:tcBorders>
           </w:tcPr>
           <w:p>
             <w:pPr>
@@ -890,12 +736,12 @@
               <w:jc w:val="distribute"/>
               <w:textAlignment w:val="center"/>
               <w:rPr>
-                <w:rFonts w:ascii="標楷體" w:eastAsia="標楷體"/>
-              </w:rPr>
-            </w:pPr>
-            <w:r>
-              <w:rPr>
-                <w:rFonts w:ascii="標楷體" w:eastAsia="標楷體" w:hint="eastAsia"/>
+                <w:rFonts w:ascii="標楷體"/>
+              </w:rPr>
+            </w:pPr>
+            <w:r>
+              <w:rPr>
+                <w:rFonts w:ascii="標楷體" w:hint="eastAsia"/>
                 <w:sz w:val="22"/>
                 <w:szCs w:val="22"/>
               </w:rPr>
@@ -906,12 +752,6 @@
         <w:tc>
           <w:tcPr>
             <w:tcW w:w="308" w:type="dxa"/>
-            <w:tcBorders>
-              <w:top w:val="nil"/>
-              <w:left w:val="single" w:sz="12" w:space="0" w:color="auto"/>
-              <w:bottom w:val="single" w:sz="12" w:space="0" w:color="auto"/>
-              <w:right w:val="nil"/>
-            </w:tcBorders>
           </w:tcPr>
           <w:p>
             <w:pPr>
@@ -922,7 +762,7 @@
               <w:jc w:val="center"/>
               <w:textAlignment w:val="center"/>
               <w:rPr>
-                <w:rFonts w:ascii="標楷體" w:eastAsia="標楷體"/>
+                <w:rFonts w:ascii="標楷體"/>
                 <w:spacing w:val="-12"/>
               </w:rPr>
             </w:pPr>
@@ -931,12 +771,6 @@
         <w:tc>
           <w:tcPr>
             <w:tcW w:w="280" w:type="dxa"/>
-            <w:tcBorders>
-              <w:top w:val="nil"/>
-              <w:left w:val="single" w:sz="12" w:space="0" w:color="auto"/>
-              <w:bottom w:val="nil"/>
-              <w:right w:val="single" w:sz="12" w:space="0" w:color="auto"/>
-            </w:tcBorders>
           </w:tcPr>
           <w:p>
             <w:pPr>
@@ -947,13 +781,13 @@
               <w:jc w:val="both"/>
               <w:textAlignment w:val="center"/>
               <w:rPr>
-                <w:rFonts w:ascii="標楷體" w:eastAsia="標楷體"/>
+                <w:rFonts w:ascii="標楷體"/>
                 <w:spacing w:val="-12"/>
               </w:rPr>
             </w:pPr>
             <w:r>
               <w:rPr>
-                <w:rFonts w:ascii="標楷體" w:eastAsia="標楷體" w:hint="eastAsia"/>
+                <w:rFonts w:ascii="標楷體" w:hint="eastAsia"/>
                 <w:spacing w:val="-12"/>
                 <w:sz w:val="22"/>
                 <w:szCs w:val="22"/>
@@ -965,12 +799,6 @@
         <w:tc>
           <w:tcPr>
             <w:tcW w:w="262" w:type="dxa"/>
-            <w:tcBorders>
-              <w:top w:val="nil"/>
-              <w:left w:val="nil"/>
-              <w:bottom w:val="single" w:sz="12" w:space="0" w:color="auto"/>
-              <w:right w:val="nil"/>
-            </w:tcBorders>
           </w:tcPr>
           <w:p>
             <w:pPr>
@@ -981,7 +809,7 @@
               <w:jc w:val="center"/>
               <w:textAlignment w:val="center"/>
               <w:rPr>
-                <w:rFonts w:ascii="標楷體" w:eastAsia="標楷體"/>
+                <w:rFonts w:ascii="標楷體"/>
                 <w:spacing w:val="-12"/>
               </w:rPr>
             </w:pPr>
@@ -991,12 +819,6 @@
           <w:tcPr>
             <w:tcW w:w="428" w:type="dxa"/>
             <w:gridSpan w:val="2"/>
-            <w:tcBorders>
-              <w:top w:val="single" w:sz="12" w:space="0" w:color="auto"/>
-              <w:left w:val="single" w:sz="12" w:space="0" w:color="auto"/>
-              <w:bottom w:val="nil"/>
-              <w:right w:val="nil"/>
-            </w:tcBorders>
           </w:tcPr>
           <w:p>
             <w:pPr>
@@ -1010,13 +832,13 @@
               <w:jc w:val="both"/>
               <w:textAlignment w:val="center"/>
               <w:rPr>
-                <w:rFonts w:ascii="標楷體" w:eastAsia="標楷體"/>
+                <w:rFonts w:ascii="標楷體"/>
                 <w:spacing w:val="-12"/>
               </w:rPr>
             </w:pPr>
             <w:r>
               <w:rPr>
-                <w:rFonts w:ascii="標楷體" w:eastAsia="標楷體" w:hint="eastAsia"/>
+                <w:rFonts w:ascii="標楷體" w:hint="eastAsia"/>
                 <w:spacing w:val="-12"/>
                 <w:sz w:val="22"/>
                 <w:szCs w:val="22"/>
@@ -1029,12 +851,6 @@
           <w:tcPr>
             <w:tcW w:w="1249" w:type="dxa"/>
             <w:gridSpan w:val="4"/>
-            <w:tcBorders>
-              <w:top w:val="single" w:sz="12" w:space="0" w:color="auto"/>
-              <w:left w:val="nil"/>
-              <w:bottom w:val="nil"/>
-              <w:right w:val="nil"/>
-            </w:tcBorders>
           </w:tcPr>
           <w:p>
             <w:pPr>
@@ -1048,7 +864,7 @@
               <w:jc w:val="right"/>
               <w:textAlignment w:val="center"/>
               <w:rPr>
-                <w:rFonts w:ascii="標楷體" w:eastAsia="標楷體"/>
+                <w:rFonts w:ascii="標楷體"/>
                 <w:spacing w:val="-12"/>
                 <w:sz w:val="22"/>
                 <w:szCs w:val="22"/>
@@ -1056,7 +872,7 @@
             </w:pPr>
             <w:r>
               <w:rPr>
-                <w:rFonts w:ascii="標楷體" w:eastAsia="標楷體" w:hint="eastAsia"/>
+                <w:rFonts w:ascii="標楷體" w:hint="eastAsia"/>
                 <w:sz w:val="22"/>
                 <w:szCs w:val="22"/>
               </w:rPr>
@@ -1067,12 +883,6 @@
         <w:tc>
           <w:tcPr>
             <w:tcW w:w="393" w:type="dxa"/>
-            <w:tcBorders>
-              <w:top w:val="single" w:sz="12" w:space="0" w:color="auto"/>
-              <w:left w:val="single" w:sz="12" w:space="0" w:color="auto"/>
-              <w:bottom w:val="single" w:sz="12" w:space="0" w:color="auto"/>
-              <w:right w:val="single" w:sz="12" w:space="0" w:color="auto"/>
-            </w:tcBorders>
           </w:tcPr>
           <w:p>
             <w:pPr>
@@ -1086,7 +896,7 @@
               <w:jc w:val="center"/>
               <w:textAlignment w:val="center"/>
               <w:rPr>
-                <w:rFonts w:ascii="標楷體" w:eastAsia="標楷體"/>
+                <w:rFonts w:ascii="標楷體"/>
                 <w:sz w:val="22"/>
                 <w:szCs w:val="22"/>
               </w:rPr>
@@ -1096,12 +906,6 @@
         <w:tc>
           <w:tcPr>
             <w:tcW w:w="370" w:type="dxa"/>
-            <w:tcBorders>
-              <w:top w:val="single" w:sz="12" w:space="0" w:color="auto"/>
-              <w:left w:val="single" w:sz="12" w:space="0" w:color="auto"/>
-              <w:bottom w:val="nil"/>
-              <w:right w:val="single" w:sz="12" w:space="0" w:color="auto"/>
-            </w:tcBorders>
           </w:tcPr>
           <w:p>
             <w:pPr>
@@ -1115,14 +919,14 @@
               <w:jc w:val="center"/>
               <w:textAlignment w:val="center"/>
               <w:rPr>
-                <w:rFonts w:ascii="標楷體" w:eastAsia="標楷體"/>
+                <w:rFonts w:ascii="標楷體"/>
                 <w:sz w:val="22"/>
                 <w:szCs w:val="22"/>
               </w:rPr>
             </w:pPr>
             <w:r>
               <w:rPr>
-                <w:rFonts w:ascii="標楷體" w:eastAsia="標楷體" w:hint="eastAsia"/>
+                <w:rFonts w:ascii="標楷體" w:hint="eastAsia"/>
                 <w:sz w:val="22"/>
                 <w:szCs w:val="22"/>
               </w:rPr>
@@ -1133,12 +937,6 @@
         <w:tc>
           <w:tcPr>
             <w:tcW w:w="371" w:type="dxa"/>
-            <w:tcBorders>
-              <w:top w:val="single" w:sz="12" w:space="0" w:color="auto"/>
-              <w:left w:val="single" w:sz="12" w:space="0" w:color="auto"/>
-              <w:bottom w:val="single" w:sz="12" w:space="0" w:color="auto"/>
-              <w:right w:val="single" w:sz="12" w:space="0" w:color="auto"/>
-            </w:tcBorders>
           </w:tcPr>
           <w:p>
             <w:pPr>
@@ -1152,7 +950,7 @@
               <w:jc w:val="center"/>
               <w:textAlignment w:val="center"/>
               <w:rPr>
-                <w:rFonts w:ascii="標楷體" w:eastAsia="標楷體"/>
+                <w:rFonts w:ascii="標楷體"/>
                 <w:sz w:val="22"/>
                 <w:szCs w:val="22"/>
               </w:rPr>
@@ -1162,12 +960,6 @@
         <w:tc>
           <w:tcPr>
             <w:tcW w:w="507" w:type="dxa"/>
-            <w:tcBorders>
-              <w:top w:val="single" w:sz="12" w:space="0" w:color="auto"/>
-              <w:left w:val="single" w:sz="12" w:space="0" w:color="auto"/>
-              <w:bottom w:val="nil"/>
-              <w:right w:val="nil"/>
-            </w:tcBorders>
           </w:tcPr>
           <w:p>
             <w:pPr>
@@ -1181,14 +973,14 @@
               <w:jc w:val="center"/>
               <w:textAlignment w:val="center"/>
               <w:rPr>
-                <w:rFonts w:ascii="標楷體" w:eastAsia="標楷體"/>
+                <w:rFonts w:ascii="標楷體"/>
                 <w:sz w:val="22"/>
                 <w:szCs w:val="22"/>
               </w:rPr>
             </w:pPr>
             <w:r>
               <w:rPr>
-                <w:rFonts w:ascii="標楷體" w:eastAsia="標楷體" w:hint="eastAsia"/>
+                <w:rFonts w:ascii="標楷體" w:hint="eastAsia"/>
                 <w:sz w:val="22"/>
                 <w:szCs w:val="22"/>
               </w:rPr>
@@ -1199,7 +991,6 @@
       </w:tr>
       <w:tr>
         <w:trPr>
-          <w:cantSplit/>
           <w:trHeight w:hRule="exact" w:val="340"/>
         </w:trPr>
         <w:tc>
@@ -1207,10 +998,6 @@
             <w:tcW w:w="2441" w:type="dxa"/>
             <w:gridSpan w:val="3"/>
             <w:vMerge/>
-            <w:tcBorders>
-              <w:left w:val="single" w:sz="12" w:space="0" w:color="000000"/>
-              <w:right w:val="single" w:sz="12" w:space="0" w:color="000000"/>
-            </w:tcBorders>
           </w:tcPr>
           <w:p>
             <w:pPr>
@@ -1220,7 +1007,7 @@
               <w:spacing w:line="440" w:lineRule="exact"/>
               <w:jc w:val="center"/>
               <w:rPr>
-                <w:rFonts w:ascii="標楷體" w:eastAsia="標楷體"/>
+                <w:rFonts w:ascii="標楷體"/>
                 <w:sz w:val="16"/>
                 <w:szCs w:val="16"/>
               </w:rPr>
@@ -1232,10 +1019,6 @@
             <w:tcW w:w="1938" w:type="dxa"/>
             <w:gridSpan w:val="4"/>
             <w:vMerge/>
-            <w:tcBorders>
-              <w:left w:val="single" w:sz="12" w:space="0" w:color="000000"/>
-              <w:right w:val="single" w:sz="12" w:space="0" w:color="000000"/>
-            </w:tcBorders>
           </w:tcPr>
           <w:p>
             <w:pPr>
@@ -1244,7 +1027,7 @@
               </w:tabs>
               <w:spacing w:line="440" w:lineRule="exact"/>
               <w:rPr>
-                <w:rFonts w:ascii="標楷體" w:eastAsia="標楷體"/>
+                <w:rFonts w:ascii="標楷體"/>
                 <w:sz w:val="16"/>
                 <w:szCs w:val="16"/>
               </w:rPr>
@@ -1255,12 +1038,6 @@
           <w:tcPr>
             <w:tcW w:w="215" w:type="dxa"/>
             <w:gridSpan w:val="3"/>
-            <w:tcBorders>
-              <w:top w:val="nil"/>
-              <w:left w:val="nil"/>
-              <w:bottom w:val="nil"/>
-              <w:right w:val="nil"/>
-            </w:tcBorders>
           </w:tcPr>
           <w:p>
             <w:pPr>
@@ -1271,7 +1048,7 @@
               <w:jc w:val="center"/>
               <w:textAlignment w:val="center"/>
               <w:rPr>
-                <w:rFonts w:ascii="標楷體" w:eastAsia="標楷體"/>
+                <w:rFonts w:ascii="標楷體"/>
               </w:rPr>
             </w:pPr>
           </w:p>
@@ -1280,12 +1057,6 @@
           <w:tcPr>
             <w:tcW w:w="1487" w:type="dxa"/>
             <w:gridSpan w:val="3"/>
-            <w:tcBorders>
-              <w:top w:val="nil"/>
-              <w:left w:val="nil"/>
-              <w:bottom w:val="nil"/>
-              <w:right w:val="nil"/>
-            </w:tcBorders>
           </w:tcPr>
           <w:p>
             <w:pPr>
@@ -1296,14 +1067,14 @@
               <w:jc w:val="distribute"/>
               <w:textAlignment w:val="center"/>
               <w:rPr>
-                <w:rFonts w:ascii="標楷體" w:eastAsia="標楷體"/>
+                <w:rFonts w:ascii="標楷體"/>
                 <w:sz w:val="22"/>
                 <w:szCs w:val="22"/>
               </w:rPr>
             </w:pPr>
             <w:r>
               <w:rPr>
-                <w:rFonts w:ascii="標楷體" w:eastAsia="標楷體" w:hint="eastAsia"/>
+                <w:rFonts w:ascii="標楷體" w:hint="eastAsia"/>
                 <w:sz w:val="22"/>
                 <w:szCs w:val="22"/>
               </w:rPr>
@@ -1314,12 +1085,6 @@
         <w:tc>
           <w:tcPr>
             <w:tcW w:w="308" w:type="dxa"/>
-            <w:tcBorders>
-              <w:top w:val="nil"/>
-              <w:left w:val="single" w:sz="12" w:space="0" w:color="auto"/>
-              <w:bottom w:val="single" w:sz="12" w:space="0" w:color="auto"/>
-              <w:right w:val="nil"/>
-            </w:tcBorders>
           </w:tcPr>
           <w:p>
             <w:pPr>
@@ -1330,7 +1095,7 @@
               <w:jc w:val="center"/>
               <w:textAlignment w:val="center"/>
               <w:rPr>
-                <w:rFonts w:ascii="標楷體" w:eastAsia="標楷體"/>
+                <w:rFonts w:ascii="標楷體"/>
                 <w:spacing w:val="-12"/>
               </w:rPr>
             </w:pPr>
@@ -1339,12 +1104,6 @@
         <w:tc>
           <w:tcPr>
             <w:tcW w:w="280" w:type="dxa"/>
-            <w:tcBorders>
-              <w:top w:val="nil"/>
-              <w:left w:val="single" w:sz="12" w:space="0" w:color="auto"/>
-              <w:bottom w:val="nil"/>
-              <w:right w:val="single" w:sz="12" w:space="0" w:color="auto"/>
-            </w:tcBorders>
           </w:tcPr>
           <w:p>
             <w:pPr>
@@ -1355,7 +1114,7 @@
               <w:jc w:val="both"/>
               <w:textAlignment w:val="center"/>
               <w:rPr>
-                <w:rFonts w:ascii="標楷體" w:eastAsia="標楷體"/>
+                <w:rFonts w:ascii="標楷體"/>
                 <w:spacing w:val="-12"/>
                 <w:sz w:val="22"/>
                 <w:szCs w:val="22"/>
@@ -1363,7 +1122,7 @@
             </w:pPr>
             <w:r>
               <w:rPr>
-                <w:rFonts w:ascii="標楷體" w:eastAsia="標楷體" w:hint="eastAsia"/>
+                <w:rFonts w:ascii="標楷體" w:hint="eastAsia"/>
                 <w:spacing w:val="-12"/>
                 <w:sz w:val="22"/>
                 <w:szCs w:val="22"/>
@@ -1375,12 +1134,6 @@
         <w:tc>
           <w:tcPr>
             <w:tcW w:w="262" w:type="dxa"/>
-            <w:tcBorders>
-              <w:top w:val="nil"/>
-              <w:left w:val="nil"/>
-              <w:bottom w:val="single" w:sz="12" w:space="0" w:color="auto"/>
-              <w:right w:val="nil"/>
-            </w:tcBorders>
           </w:tcPr>
           <w:p>
             <w:pPr>
@@ -1391,7 +1144,7 @@
               <w:jc w:val="center"/>
               <w:textAlignment w:val="center"/>
               <w:rPr>
-                <w:rFonts w:ascii="標楷體" w:eastAsia="標楷體"/>
+                <w:rFonts w:ascii="標楷體"/>
                 <w:spacing w:val="-12"/>
               </w:rPr>
             </w:pPr>
@@ -1401,12 +1154,6 @@
           <w:tcPr>
             <w:tcW w:w="428" w:type="dxa"/>
             <w:gridSpan w:val="2"/>
-            <w:tcBorders>
-              <w:top w:val="nil"/>
-              <w:left w:val="single" w:sz="12" w:space="0" w:color="auto"/>
-              <w:bottom w:val="nil"/>
-              <w:right w:val="nil"/>
-            </w:tcBorders>
           </w:tcPr>
           <w:p>
             <w:pPr>
@@ -1420,7 +1167,7 @@
               <w:jc w:val="both"/>
               <w:textAlignment w:val="center"/>
               <w:rPr>
-                <w:rFonts w:ascii="標楷體" w:eastAsia="標楷體"/>
+                <w:rFonts w:ascii="標楷體"/>
                 <w:sz w:val="22"/>
                 <w:szCs w:val="22"/>
               </w:rPr>
@@ -1428,7 +1175,7 @@
             <w:proofErr w:type="gramStart"/>
             <w:r>
               <w:rPr>
-                <w:rFonts w:ascii="標楷體" w:eastAsia="標楷體" w:hint="eastAsia"/>
+                <w:rFonts w:ascii="標楷體" w:hint="eastAsia"/>
                 <w:sz w:val="22"/>
                 <w:szCs w:val="22"/>
               </w:rPr>
@@ -1448,7 +1195,7 @@
               <w:jc w:val="both"/>
               <w:textAlignment w:val="center"/>
               <w:rPr>
-                <w:rFonts w:ascii="標楷體" w:eastAsia="標楷體"/>
+                <w:rFonts w:ascii="標楷體"/>
                 <w:spacing w:val="-12"/>
                 <w:sz w:val="22"/>
                 <w:szCs w:val="22"/>
@@ -1460,12 +1207,6 @@
           <w:tcPr>
             <w:tcW w:w="2890" w:type="dxa"/>
             <w:gridSpan w:val="8"/>
-            <w:tcBorders>
-              <w:top w:val="nil"/>
-              <w:left w:val="nil"/>
-              <w:bottom w:val="nil"/>
-              <w:right w:val="nil"/>
-            </w:tcBorders>
           </w:tcPr>
           <w:p>
             <w:pPr>
@@ -1478,14 +1219,14 @@
               <w:spacing w:before="120" w:line="220" w:lineRule="exact"/>
               <w:textAlignment w:val="center"/>
               <w:rPr>
-                <w:rFonts w:ascii="標楷體" w:eastAsia="標楷體"/>
+                <w:rFonts w:ascii="標楷體"/>
                 <w:sz w:val="20"/>
                 <w:szCs w:val="20"/>
               </w:rPr>
             </w:pPr>
             <w:r>
               <w:rPr>
-                <w:rFonts w:ascii="標楷體" w:eastAsia="標楷體" w:hint="eastAsia"/>
+                <w:rFonts w:ascii="標楷體" w:hint="eastAsia"/>
                 <w:sz w:val="18"/>
                 <w:szCs w:val="18"/>
               </w:rPr>
@@ -1493,7 +1234,7 @@
             </w:r>
             <w:r>
               <w:rPr>
-                <w:rFonts w:ascii="標楷體" w:eastAsia="標楷體"/>
+                <w:rFonts w:ascii="標楷體"/>
                 <w:sz w:val="18"/>
                 <w:szCs w:val="18"/>
                 <w:u w:val="single"/>
@@ -1513,7 +1254,7 @@
               <w:jc w:val="center"/>
               <w:textAlignment w:val="center"/>
               <w:rPr>
-                <w:rFonts w:ascii="標楷體" w:eastAsia="標楷體"/>
+                <w:rFonts w:ascii="標楷體"/>
                 <w:sz w:val="22"/>
                 <w:szCs w:val="22"/>
               </w:rPr>
@@ -1531,14 +1272,14 @@
               <w:jc w:val="center"/>
               <w:textAlignment w:val="center"/>
               <w:rPr>
-                <w:rFonts w:ascii="標楷體" w:eastAsia="標楷體"/>
+                <w:rFonts w:ascii="標楷體"/>
                 <w:sz w:val="22"/>
                 <w:szCs w:val="22"/>
               </w:rPr>
             </w:pPr>
             <w:r>
               <w:rPr>
-                <w:rFonts w:ascii="標楷體" w:eastAsia="標楷體" w:hint="eastAsia"/>
+                <w:rFonts w:ascii="標楷體" w:hint="eastAsia"/>
                 <w:sz w:val="22"/>
                 <w:szCs w:val="22"/>
               </w:rPr>
@@ -1549,7 +1290,6 @@
       </w:tr>
       <w:tr>
         <w:trPr>
-          <w:cantSplit/>
           <w:trHeight w:hRule="exact" w:val="340"/>
         </w:trPr>
         <w:tc>
@@ -1557,10 +1297,6 @@
             <w:tcW w:w="2441" w:type="dxa"/>
             <w:gridSpan w:val="3"/>
             <w:vMerge/>
-            <w:tcBorders>
-              <w:left w:val="single" w:sz="12" w:space="0" w:color="000000"/>
-              <w:right w:val="single" w:sz="12" w:space="0" w:color="000000"/>
-            </w:tcBorders>
           </w:tcPr>
           <w:p>
             <w:pPr>
@@ -1570,7 +1306,7 @@
               <w:spacing w:line="440" w:lineRule="exact"/>
               <w:jc w:val="center"/>
               <w:rPr>
-                <w:rFonts w:ascii="標楷體" w:eastAsia="標楷體"/>
+                <w:rFonts w:ascii="標楷體"/>
                 <w:sz w:val="16"/>
                 <w:szCs w:val="16"/>
               </w:rPr>
@@ -1582,10 +1318,6 @@
             <w:tcW w:w="1938" w:type="dxa"/>
             <w:gridSpan w:val="4"/>
             <w:vMerge/>
-            <w:tcBorders>
-              <w:left w:val="single" w:sz="12" w:space="0" w:color="000000"/>
-              <w:right w:val="single" w:sz="12" w:space="0" w:color="000000"/>
-            </w:tcBorders>
           </w:tcPr>
           <w:p>
             <w:pPr>
@@ -1594,7 +1326,7 @@
               </w:tabs>
               <w:spacing w:line="440" w:lineRule="exact"/>
               <w:rPr>
-                <w:rFonts w:ascii="標楷體" w:eastAsia="標楷體"/>
+                <w:rFonts w:ascii="標楷體"/>
                 <w:sz w:val="16"/>
                 <w:szCs w:val="16"/>
               </w:rPr>
@@ -1605,12 +1337,6 @@
           <w:tcPr>
             <w:tcW w:w="215" w:type="dxa"/>
             <w:gridSpan w:val="3"/>
-            <w:tcBorders>
-              <w:top w:val="nil"/>
-              <w:left w:val="nil"/>
-              <w:bottom w:val="nil"/>
-              <w:right w:val="nil"/>
-            </w:tcBorders>
           </w:tcPr>
           <w:p>
             <w:pPr>
@@ -1621,7 +1347,7 @@
               <w:jc w:val="center"/>
               <w:textAlignment w:val="center"/>
               <w:rPr>
-                <w:rFonts w:ascii="標楷體" w:eastAsia="標楷體"/>
+                <w:rFonts w:ascii="標楷體"/>
               </w:rPr>
             </w:pPr>
           </w:p>
@@ -1630,13 +1356,6 @@
           <w:tcPr>
             <w:tcW w:w="5655" w:type="dxa"/>
             <w:gridSpan w:val="16"/>
-            <w:tcBorders>
-              <w:top w:val="nil"/>
-              <w:left w:val="nil"/>
-              <w:bottom w:val="nil"/>
-              <w:right w:val="nil"/>
-            </w:tcBorders>
-            <w:vAlign w:val="center"/>
           </w:tcPr>
           <w:p>
             <w:pPr>
@@ -1647,14 +1366,14 @@
               <w:jc w:val="both"/>
               <w:textAlignment w:val="center"/>
               <w:rPr>
-                <w:rFonts w:ascii="標楷體" w:eastAsia="標楷體"/>
+                <w:rFonts w:ascii="標楷體"/>
                 <w:sz w:val="22"/>
                 <w:szCs w:val="22"/>
               </w:rPr>
             </w:pPr>
             <w:r>
               <w:rPr>
-                <w:rFonts w:ascii="標楷體" w:eastAsia="標楷體" w:hint="eastAsia"/>
+                <w:rFonts w:ascii="標楷體" w:hint="eastAsia"/>
                 <w:sz w:val="22"/>
                 <w:szCs w:val="22"/>
               </w:rPr>
@@ -1662,7 +1381,7 @@
             </w:r>
             <w:r>
               <w:rPr>
-                <w:rFonts w:ascii="標楷體" w:eastAsia="標楷體" w:hint="eastAsia"/>
+                <w:rFonts w:ascii="標楷體" w:hint="eastAsia"/>
                 <w:sz w:val="22"/>
                 <w:szCs w:val="22"/>
                 <w:u w:val="single"/>
@@ -1671,7 +1390,7 @@
             </w:r>
             <w:r>
               <w:rPr>
-                <w:rFonts w:ascii="標楷體" w:eastAsia="標楷體" w:hint="eastAsia"/>
+                <w:rFonts w:ascii="標楷體" w:hint="eastAsia"/>
                 <w:sz w:val="22"/>
                 <w:szCs w:val="22"/>
               </w:rPr>
@@ -1687,7 +1406,7 @@
               <w:jc w:val="both"/>
               <w:textAlignment w:val="center"/>
               <w:rPr>
-                <w:rFonts w:ascii="標楷體" w:eastAsia="標楷體"/>
+                <w:rFonts w:ascii="標楷體"/>
                 <w:sz w:val="18"/>
                 <w:szCs w:val="18"/>
               </w:rPr>
@@ -1697,7 +1416,6 @@
       </w:tr>
       <w:tr>
         <w:trPr>
-          <w:cantSplit/>
           <w:trHeight w:hRule="exact" w:val="284"/>
         </w:trPr>
         <w:tc>
@@ -1705,10 +1423,6 @@
             <w:tcW w:w="2441" w:type="dxa"/>
             <w:gridSpan w:val="3"/>
             <w:vMerge/>
-            <w:tcBorders>
-              <w:left w:val="single" w:sz="12" w:space="0" w:color="000000"/>
-              <w:right w:val="single" w:sz="12" w:space="0" w:color="000000"/>
-            </w:tcBorders>
           </w:tcPr>
           <w:p>
             <w:pPr>
@@ -1718,7 +1432,7 @@
               <w:spacing w:line="440" w:lineRule="exact"/>
               <w:jc w:val="center"/>
               <w:rPr>
-                <w:rFonts w:ascii="標楷體" w:eastAsia="標楷體"/>
+                <w:rFonts w:ascii="標楷體"/>
                 <w:sz w:val="16"/>
                 <w:szCs w:val="16"/>
               </w:rPr>
@@ -1730,10 +1444,6 @@
             <w:tcW w:w="1938" w:type="dxa"/>
             <w:gridSpan w:val="4"/>
             <w:vMerge/>
-            <w:tcBorders>
-              <w:left w:val="single" w:sz="12" w:space="0" w:color="000000"/>
-              <w:right w:val="single" w:sz="12" w:space="0" w:color="000000"/>
-            </w:tcBorders>
           </w:tcPr>
           <w:p>
             <w:pPr>
@@ -1742,7 +1452,7 @@
               </w:tabs>
               <w:spacing w:line="440" w:lineRule="exact"/>
               <w:rPr>
-                <w:rFonts w:ascii="標楷體" w:eastAsia="標楷體"/>
+                <w:rFonts w:ascii="標楷體"/>
                 <w:sz w:val="16"/>
                 <w:szCs w:val="16"/>
               </w:rPr>
@@ -1753,12 +1463,6 @@
           <w:tcPr>
             <w:tcW w:w="215" w:type="dxa"/>
             <w:gridSpan w:val="3"/>
-            <w:tcBorders>
-              <w:top w:val="nil"/>
-              <w:left w:val="nil"/>
-              <w:bottom w:val="nil"/>
-              <w:right w:val="nil"/>
-            </w:tcBorders>
           </w:tcPr>
           <w:p>
             <w:pPr>
@@ -1769,7 +1473,7 @@
               <w:jc w:val="center"/>
               <w:textAlignment w:val="center"/>
               <w:rPr>
-                <w:rFonts w:ascii="標楷體" w:eastAsia="標楷體"/>
+                <w:rFonts w:ascii="標楷體"/>
               </w:rPr>
             </w:pPr>
           </w:p>
@@ -1778,13 +1482,6 @@
           <w:tcPr>
             <w:tcW w:w="5655" w:type="dxa"/>
             <w:gridSpan w:val="16"/>
-            <w:tcBorders>
-              <w:top w:val="nil"/>
-              <w:left w:val="nil"/>
-              <w:bottom w:val="nil"/>
-              <w:right w:val="nil"/>
-            </w:tcBorders>
-            <w:vAlign w:val="center"/>
           </w:tcPr>
           <w:p>
             <w:pPr>
@@ -1795,14 +1492,14 @@
               <w:jc w:val="both"/>
               <w:textAlignment w:val="center"/>
               <w:rPr>
-                <w:rFonts w:ascii="標楷體" w:eastAsia="標楷體"/>
+                <w:rFonts w:ascii="標楷體"/>
                 <w:sz w:val="22"/>
                 <w:szCs w:val="22"/>
               </w:rPr>
             </w:pPr>
             <w:r>
               <w:rPr>
-                <w:rFonts w:ascii="標楷體" w:eastAsia="標楷體" w:hAnsi="標楷體" w:hint="eastAsia"/>
+                <w:rFonts w:ascii="標楷體" w:hAnsi="標楷體" w:hint="eastAsia"/>
                 <w:sz w:val="22"/>
                 <w:szCs w:val="22"/>
               </w:rPr>
@@ -1810,7 +1507,7 @@
             </w:r>
             <w:r>
               <w:rPr>
-                <w:rFonts w:ascii="標楷體" w:eastAsia="標楷體" w:hAnsi="標楷體" w:hint="eastAsia"/>
+                <w:rFonts w:ascii="標楷體" w:hAnsi="標楷體" w:hint="eastAsia"/>
                 <w:sz w:val="22"/>
                 <w:szCs w:val="22"/>
               </w:rPr>
@@ -1818,7 +1515,7 @@
             </w:r>
             <w:r>
               <w:rPr>
-                <w:rFonts w:ascii="標楷體" w:eastAsia="標楷體" w:hAnsi="標楷體" w:hint="eastAsia"/>
+                <w:rFonts w:ascii="標楷體" w:hAnsi="標楷體" w:hint="eastAsia"/>
                 <w:sz w:val="22"/>
                 <w:szCs w:val="22"/>
               </w:rPr>
@@ -1829,7 +1526,6 @@
       </w:tr>
       <w:tr>
         <w:trPr>
-          <w:cantSplit/>
           <w:trHeight w:hRule="exact" w:val="284"/>
         </w:trPr>
         <w:tc>
@@ -1837,10 +1533,6 @@
             <w:tcW w:w="2441" w:type="dxa"/>
             <w:gridSpan w:val="3"/>
             <w:vMerge/>
-            <w:tcBorders>
-              <w:left w:val="single" w:sz="12" w:space="0" w:color="000000"/>
-              <w:right w:val="single" w:sz="12" w:space="0" w:color="000000"/>
-            </w:tcBorders>
           </w:tcPr>
           <w:p>
             <w:pPr>
@@ -1850,7 +1542,7 @@
               <w:spacing w:line="440" w:lineRule="exact"/>
               <w:jc w:val="center"/>
               <w:rPr>
-                <w:rFonts w:ascii="標楷體" w:eastAsia="標楷體"/>
+                <w:rFonts w:ascii="標楷體"/>
                 <w:sz w:val="16"/>
                 <w:szCs w:val="16"/>
               </w:rPr>
@@ -1862,10 +1554,6 @@
             <w:tcW w:w="1938" w:type="dxa"/>
             <w:gridSpan w:val="4"/>
             <w:vMerge/>
-            <w:tcBorders>
-              <w:left w:val="single" w:sz="12" w:space="0" w:color="000000"/>
-              <w:right w:val="single" w:sz="12" w:space="0" w:color="000000"/>
-            </w:tcBorders>
           </w:tcPr>
           <w:p>
             <w:pPr>
@@ -1874,7 +1562,7 @@
               </w:tabs>
               <w:spacing w:line="440" w:lineRule="exact"/>
               <w:rPr>
-                <w:rFonts w:ascii="標楷體" w:eastAsia="標楷體"/>
+                <w:rFonts w:ascii="標楷體"/>
                 <w:sz w:val="16"/>
                 <w:szCs w:val="16"/>
               </w:rPr>
@@ -1885,12 +1573,6 @@
           <w:tcPr>
             <w:tcW w:w="215" w:type="dxa"/>
             <w:gridSpan w:val="3"/>
-            <w:tcBorders>
-              <w:top w:val="nil"/>
-              <w:left w:val="nil"/>
-              <w:bottom w:val="nil"/>
-              <w:right w:val="nil"/>
-            </w:tcBorders>
           </w:tcPr>
           <w:p>
             <w:pPr>
@@ -1901,7 +1583,7 @@
               <w:jc w:val="center"/>
               <w:textAlignment w:val="center"/>
               <w:rPr>
-                <w:rFonts w:ascii="標楷體" w:eastAsia="標楷體"/>
+                <w:rFonts w:ascii="標楷體"/>
               </w:rPr>
             </w:pPr>
           </w:p>
@@ -1910,13 +1592,6 @@
           <w:tcPr>
             <w:tcW w:w="5655" w:type="dxa"/>
             <w:gridSpan w:val="16"/>
-            <w:tcBorders>
-              <w:top w:val="nil"/>
-              <w:left w:val="nil"/>
-              <w:bottom w:val="nil"/>
-              <w:right w:val="nil"/>
-            </w:tcBorders>
-            <w:vAlign w:val="center"/>
           </w:tcPr>
           <w:p>
             <w:pPr>
@@ -1927,14 +1602,14 @@
               <w:jc w:val="both"/>
               <w:textAlignment w:val="center"/>
               <w:rPr>
-                <w:rFonts w:ascii="標楷體" w:eastAsia="標楷體" w:hAnsi="標楷體"/>
+                <w:rFonts w:ascii="標楷體" w:hAnsi="標楷體"/>
                 <w:sz w:val="22"/>
                 <w:szCs w:val="22"/>
               </w:rPr>
             </w:pPr>
             <w:r>
               <w:rPr>
-                <w:rFonts w:ascii="標楷體" w:eastAsia="標楷體" w:hAnsi="標楷體" w:hint="eastAsia"/>
+                <w:rFonts w:ascii="標楷體" w:hAnsi="標楷體" w:hint="eastAsia"/>
                 <w:sz w:val="22"/>
                 <w:szCs w:val="22"/>
               </w:rPr>
@@ -1945,7 +1620,6 @@
       </w:tr>
       <w:tr>
         <w:trPr>
-          <w:cantSplit/>
           <w:trHeight w:hRule="exact" w:val="284"/>
         </w:trPr>
         <w:tc>
@@ -1953,10 +1627,6 @@
             <w:tcW w:w="2441" w:type="dxa"/>
             <w:gridSpan w:val="3"/>
             <w:vMerge/>
-            <w:tcBorders>
-              <w:left w:val="single" w:sz="12" w:space="0" w:color="000000"/>
-              <w:right w:val="single" w:sz="12" w:space="0" w:color="000000"/>
-            </w:tcBorders>
           </w:tcPr>
           <w:p>
             <w:pPr>
@@ -1966,7 +1636,7 @@
               <w:spacing w:line="440" w:lineRule="exact"/>
               <w:jc w:val="center"/>
               <w:rPr>
-                <w:rFonts w:ascii="標楷體" w:eastAsia="標楷體"/>
+                <w:rFonts w:ascii="標楷體"/>
                 <w:sz w:val="16"/>
                 <w:szCs w:val="16"/>
               </w:rPr>
@@ -1978,10 +1648,6 @@
             <w:tcW w:w="1938" w:type="dxa"/>
             <w:gridSpan w:val="4"/>
             <w:vMerge/>
-            <w:tcBorders>
-              <w:left w:val="single" w:sz="12" w:space="0" w:color="000000"/>
-              <w:right w:val="single" w:sz="12" w:space="0" w:color="000000"/>
-            </w:tcBorders>
           </w:tcPr>
           <w:p>
             <w:pPr>
@@ -1990,7 +1656,7 @@
               </w:tabs>
               <w:spacing w:line="440" w:lineRule="exact"/>
               <w:rPr>
-                <w:rFonts w:ascii="標楷體" w:eastAsia="標楷體"/>
+                <w:rFonts w:ascii="標楷體"/>
                 <w:sz w:val="16"/>
                 <w:szCs w:val="16"/>
               </w:rPr>
@@ -2001,12 +1667,6 @@
           <w:tcPr>
             <w:tcW w:w="215" w:type="dxa"/>
             <w:gridSpan w:val="3"/>
-            <w:tcBorders>
-              <w:top w:val="nil"/>
-              <w:left w:val="nil"/>
-              <w:bottom w:val="nil"/>
-              <w:right w:val="nil"/>
-            </w:tcBorders>
           </w:tcPr>
           <w:p>
             <w:pPr>
@@ -2017,7 +1677,7 @@
               <w:jc w:val="center"/>
               <w:textAlignment w:val="center"/>
               <w:rPr>
-                <w:rFonts w:ascii="標楷體" w:eastAsia="標楷體"/>
+                <w:rFonts w:ascii="標楷體"/>
               </w:rPr>
             </w:pPr>
           </w:p>
@@ -2026,13 +1686,6 @@
           <w:tcPr>
             <w:tcW w:w="5655" w:type="dxa"/>
             <w:gridSpan w:val="16"/>
-            <w:tcBorders>
-              <w:top w:val="nil"/>
-              <w:left w:val="nil"/>
-              <w:bottom w:val="nil"/>
-              <w:right w:val="nil"/>
-            </w:tcBorders>
-            <w:vAlign w:val="center"/>
           </w:tcPr>
           <w:p>
             <w:pPr>
@@ -2043,14 +1696,14 @@
               <w:jc w:val="both"/>
               <w:textAlignment w:val="center"/>
               <w:rPr>
-                <w:rFonts w:ascii="標楷體" w:eastAsia="標楷體"/>
+                <w:rFonts w:ascii="標楷體"/>
                 <w:sz w:val="22"/>
                 <w:szCs w:val="22"/>
               </w:rPr>
             </w:pPr>
             <w:r>
               <w:rPr>
-                <w:rFonts w:ascii="標楷體" w:eastAsia="標楷體" w:hAnsi="標楷體" w:hint="eastAsia"/>
+                <w:rFonts w:ascii="標楷體" w:hAnsi="標楷體" w:hint="eastAsia"/>
                 <w:sz w:val="22"/>
                 <w:szCs w:val="22"/>
               </w:rPr>
@@ -2058,7 +1711,7 @@
             </w:r>
             <w:r>
               <w:rPr>
-                <w:rFonts w:ascii="標楷體" w:eastAsia="標楷體" w:hAnsi="標楷體" w:hint="eastAsia"/>
+                <w:rFonts w:ascii="標楷體" w:hAnsi="標楷體" w:hint="eastAsia"/>
                 <w:sz w:val="22"/>
                 <w:szCs w:val="22"/>
               </w:rPr>
@@ -2066,7 +1719,7 @@
             </w:r>
             <w:r>
               <w:rPr>
-                <w:rFonts w:ascii="標楷體" w:eastAsia="標楷體" w:hAnsi="標楷體" w:hint="eastAsia"/>
+                <w:rFonts w:ascii="標楷體" w:hAnsi="標楷體" w:hint="eastAsia"/>
                 <w:sz w:val="22"/>
                 <w:szCs w:val="22"/>
               </w:rPr>
@@ -2074,7 +1727,7 @@
             </w:r>
             <w:r>
               <w:rPr>
-                <w:rFonts w:ascii="標楷體" w:eastAsia="標楷體" w:hAnsi="標楷體" w:hint="eastAsia"/>
+                <w:rFonts w:ascii="標楷體" w:hAnsi="標楷體" w:hint="eastAsia"/>
                 <w:sz w:val="22"/>
                 <w:szCs w:val="22"/>
               </w:rPr>
@@ -2082,7 +1735,7 @@
             </w:r>
             <w:r>
               <w:rPr>
-                <w:rFonts w:ascii="標楷體" w:eastAsia="標楷體" w:hAnsi="標楷體" w:hint="eastAsia"/>
+                <w:rFonts w:ascii="標楷體" w:hAnsi="標楷體" w:hint="eastAsia"/>
                 <w:sz w:val="22"/>
                 <w:szCs w:val="22"/>
               </w:rPr>
@@ -2093,7 +1746,6 @@
       </w:tr>
       <w:tr>
         <w:trPr>
-          <w:cantSplit/>
           <w:trHeight w:hRule="exact" w:val="284"/>
         </w:trPr>
         <w:tc>
@@ -2101,11 +1753,6 @@
             <w:tcW w:w="2441" w:type="dxa"/>
             <w:gridSpan w:val="3"/>
             <w:vMerge/>
-            <w:tcBorders>
-              <w:left w:val="single" w:sz="12" w:space="0" w:color="000000"/>
-              <w:bottom w:val="single" w:sz="12" w:space="0" w:color="000000"/>
-              <w:right w:val="single" w:sz="12" w:space="0" w:color="000000"/>
-            </w:tcBorders>
           </w:tcPr>
           <w:p>
             <w:pPr>
@@ -2115,7 +1762,7 @@
               <w:spacing w:line="440" w:lineRule="exact"/>
               <w:jc w:val="center"/>
               <w:rPr>
-                <w:rFonts w:ascii="標楷體" w:eastAsia="標楷體"/>
+                <w:rFonts w:ascii="標楷體"/>
                 <w:sz w:val="16"/>
                 <w:szCs w:val="16"/>
               </w:rPr>
@@ -2127,11 +1774,6 @@
             <w:tcW w:w="1938" w:type="dxa"/>
             <w:gridSpan w:val="4"/>
             <w:vMerge/>
-            <w:tcBorders>
-              <w:left w:val="single" w:sz="12" w:space="0" w:color="000000"/>
-              <w:bottom w:val="single" w:sz="12" w:space="0" w:color="000000"/>
-              <w:right w:val="single" w:sz="12" w:space="0" w:color="000000"/>
-            </w:tcBorders>
           </w:tcPr>
           <w:p>
             <w:pPr>
@@ -2140,7 +1782,7 @@
               </w:tabs>
               <w:spacing w:line="440" w:lineRule="exact"/>
               <w:rPr>
-                <w:rFonts w:ascii="標楷體" w:eastAsia="標楷體"/>
+                <w:rFonts w:ascii="標楷體"/>
                 <w:sz w:val="16"/>
                 <w:szCs w:val="16"/>
               </w:rPr>
@@ -2151,12 +1793,6 @@
           <w:tcPr>
             <w:tcW w:w="215" w:type="dxa"/>
             <w:gridSpan w:val="3"/>
-            <w:tcBorders>
-              <w:top w:val="nil"/>
-              <w:left w:val="nil"/>
-              <w:bottom w:val="nil"/>
-              <w:right w:val="nil"/>
-            </w:tcBorders>
           </w:tcPr>
           <w:p>
             <w:pPr>
@@ -2167,7 +1803,7 @@
               <w:jc w:val="center"/>
               <w:textAlignment w:val="center"/>
               <w:rPr>
-                <w:rFonts w:ascii="標楷體" w:eastAsia="標楷體"/>
+                <w:rFonts w:ascii="標楷體"/>
               </w:rPr>
             </w:pPr>
           </w:p>
@@ -2176,13 +1812,6 @@
           <w:tcPr>
             <w:tcW w:w="5655" w:type="dxa"/>
             <w:gridSpan w:val="16"/>
-            <w:tcBorders>
-              <w:top w:val="nil"/>
-              <w:left w:val="nil"/>
-              <w:bottom w:val="nil"/>
-              <w:right w:val="nil"/>
-            </w:tcBorders>
-            <w:vAlign w:val="center"/>
           </w:tcPr>
           <w:p>
             <w:pPr>
@@ -2193,14 +1822,14 @@
               <w:jc w:val="both"/>
               <w:textAlignment w:val="center"/>
               <w:rPr>
-                <w:rFonts w:ascii="標楷體" w:eastAsia="標楷體" w:hAnsi="標楷體"/>
+                <w:rFonts w:ascii="標楷體" w:hAnsi="標楷體"/>
                 <w:sz w:val="22"/>
                 <w:szCs w:val="22"/>
               </w:rPr>
             </w:pPr>
             <w:r>
               <w:rPr>
-                <w:rFonts w:ascii="標楷體" w:eastAsia="標楷體" w:hAnsi="標楷體" w:hint="eastAsia"/>
+                <w:rFonts w:ascii="標楷體" w:hAnsi="標楷體" w:hint="eastAsia"/>
                 <w:sz w:val="22"/>
                 <w:szCs w:val="22"/>
               </w:rPr>
@@ -2213,19 +1842,12 @@
         <w:trPr>
           <w:gridAfter w:val="21"/>
           <w:wAfter w:w="6678" w:type="dxa"/>
-          <w:cantSplit/>
           <w:trHeight w:hRule="exact" w:val="264"/>
         </w:trPr>
         <w:tc>
           <w:tcPr>
             <w:tcW w:w="3571" w:type="dxa"/>
             <w:gridSpan w:val="5"/>
-            <w:tcBorders>
-              <w:top w:val="nil"/>
-              <w:left w:val="nil"/>
-              <w:bottom w:val="nil"/>
-              <w:right w:val="nil"/>
-            </w:tcBorders>
           </w:tcPr>
           <w:p>
             <w:pPr>
@@ -2234,14 +1856,14 @@
               </w:tabs>
               <w:spacing w:line="240" w:lineRule="exact"/>
               <w:rPr>
-                <w:rFonts w:ascii="標楷體" w:eastAsia="標楷體"/>
+                <w:rFonts w:ascii="標楷體"/>
                 <w:sz w:val="20"/>
                 <w:szCs w:val="20"/>
               </w:rPr>
             </w:pPr>
             <w:r>
               <w:rPr>
-                <w:rFonts w:ascii="標楷體" w:eastAsia="標楷體" w:hint="eastAsia"/>
+                <w:rFonts w:ascii="標楷體" w:hint="eastAsia"/>
                 <w:sz w:val="20"/>
                 <w:szCs w:val="20"/>
               </w:rPr>
@@ -2249,7 +1871,7 @@
             </w:r>
             <w:r>
               <w:rPr>
-                <w:rFonts w:ascii="標楷體" w:eastAsia="標楷體"/>
+                <w:rFonts w:ascii="標楷體"/>
                 <w:sz w:val="20"/>
                 <w:szCs w:val="20"/>
               </w:rPr>
@@ -2257,7 +1879,7 @@
             </w:r>
             <w:r>
               <w:rPr>
-                <w:rFonts w:ascii="標楷體" w:eastAsia="標楷體" w:hint="eastAsia"/>
+                <w:rFonts w:ascii="標楷體" w:hint="eastAsia"/>
                 <w:sz w:val="20"/>
                 <w:szCs w:val="20"/>
               </w:rPr>
@@ -2268,7 +1890,6 @@
       </w:tr>
       <w:tr>
         <w:trPr>
-          <w:cantSplit/>
           <w:trHeight w:val="329"/>
         </w:trPr>
         <w:tc>
@@ -2276,12 +1897,6 @@
             <w:tcW w:w="1804" w:type="dxa"/>
             <w:gridSpan w:val="2"/>
             <w:vMerge w:val="restart"/>
-            <w:tcBorders>
-              <w:top w:val="single" w:sz="12" w:space="0" w:color="000000"/>
-              <w:left w:val="single" w:sz="12" w:space="0" w:color="000000"/>
-              <w:right w:val="single" w:sz="6" w:space="0" w:color="auto"/>
-            </w:tcBorders>
-            <w:vAlign w:val="center"/>
           </w:tcPr>
           <w:p>
             <w:pPr>
@@ -2292,20 +1907,20 @@
               <w:spacing w:after="100" w:line="240" w:lineRule="atLeast"/>
               <w:jc w:val="both"/>
               <w:rPr>
-                <w:rFonts w:ascii="標楷體" w:eastAsia="標楷體"/>
+                <w:rFonts w:ascii="標楷體"/>
               </w:rPr>
             </w:pPr>
             <w:proofErr w:type="gramStart"/>
             <w:r>
               <w:rPr>
-                <w:rFonts w:ascii="標楷體" w:eastAsia="標楷體" w:hint="eastAsia"/>
+                <w:rFonts w:ascii="標楷體" w:hint="eastAsia"/>
               </w:rPr>
               <w:t>一﹑</w:t>
             </w:r>
             <w:proofErr w:type="gramEnd"/>
             <w:r>
               <w:rPr>
-                <w:rFonts w:ascii="標楷體" w:eastAsia="標楷體" w:hint="eastAsia"/>
+                <w:rFonts w:ascii="標楷體" w:hint="eastAsia"/>
                 <w:spacing w:val="50"/>
               </w:rPr>
               <w:t>公司名稱</w:t>
@@ -2316,13 +1931,6 @@
           <w:tcPr>
             <w:tcW w:w="1256" w:type="dxa"/>
             <w:gridSpan w:val="2"/>
-            <w:tcBorders>
-              <w:top w:val="single" w:sz="12" w:space="0" w:color="000000"/>
-              <w:left w:val="single" w:sz="6" w:space="0" w:color="auto"/>
-              <w:bottom w:val="single" w:sz="6" w:space="0" w:color="auto"/>
-              <w:right w:val="single" w:sz="6" w:space="0" w:color="000000"/>
-            </w:tcBorders>
-            <w:vAlign w:val="center"/>
           </w:tcPr>
           <w:p>
             <w:pPr>
@@ -2334,12 +1942,12 @@
               <w:ind w:right="113"/>
               <w:jc w:val="center"/>
               <w:rPr>
-                <w:rFonts w:ascii="標楷體" w:eastAsia="標楷體"/>
-              </w:rPr>
-            </w:pPr>
-            <w:r>
-              <w:rPr>
-                <w:rFonts w:ascii="標楷體" w:eastAsia="標楷體" w:hint="eastAsia"/>
+                <w:rFonts w:ascii="標楷體"/>
+              </w:rPr>
+            </w:pPr>
+            <w:r>
+              <w:rPr>
+                <w:rFonts w:ascii="標楷體" w:hint="eastAsia"/>
               </w:rPr>
               <w:t>中文</w:t>
             </w:r>
@@ -2349,13 +1957,6 @@
           <w:tcPr>
             <w:tcW w:w="5029" w:type="dxa"/>
             <w:gridSpan w:val="16"/>
-            <w:tcBorders>
-              <w:top w:val="single" w:sz="12" w:space="0" w:color="000000"/>
-              <w:left w:val="single" w:sz="6" w:space="0" w:color="000000"/>
-              <w:bottom w:val="single" w:sz="6" w:space="0" w:color="auto"/>
-              <w:right w:val="nil"/>
-            </w:tcBorders>
-            <w:vAlign w:val="center"/>
           </w:tcPr>
           <w:p>
             <w:pPr>
@@ -2366,26 +1967,26 @@
               <w:spacing w:after="100" w:line="240" w:lineRule="atLeast"/>
               <w:jc w:val="both"/>
               <w:rPr>
-                <w:rFonts w:ascii="標楷體" w:eastAsia="標楷體"/>
-              </w:rPr>
-            </w:pPr>
-            <w:r>
-              <w:rPr>
-                <w:rFonts w:ascii="標楷體" w:eastAsia="標楷體" w:hint="eastAsia"/>
+                <w:rFonts w:ascii="標楷體"/>
+              </w:rPr>
+            </w:pPr>
+            <w:r>
+              <w:rPr>
+                <w:rFonts w:ascii="標楷體" w:hint="eastAsia"/>
               </w:rPr>
               <w:t>{{</w:t>
             </w:r>
             <w:proofErr w:type="spellStart"/>
             <w:r>
               <w:rPr>
-                <w:rFonts w:ascii="標楷體" w:eastAsia="標楷體" w:hint="eastAsia"/>
+                <w:rFonts w:ascii="標楷體" w:hint="eastAsia"/>
               </w:rPr>
               <w:t>compnanyName</w:t>
             </w:r>
             <w:proofErr w:type="spellEnd"/>
             <w:r>
               <w:rPr>
-                <w:rFonts w:ascii="標楷體" w:eastAsia="標楷體" w:hint="eastAsia"/>
+                <w:rFonts w:ascii="標楷體" w:hint="eastAsia"/>
               </w:rPr>
               <w:t>}}</w:t>
             </w:r>
@@ -2395,13 +1996,6 @@
           <w:tcPr>
             <w:tcW w:w="2160" w:type="dxa"/>
             <w:gridSpan w:val="6"/>
-            <w:tcBorders>
-              <w:top w:val="single" w:sz="12" w:space="0" w:color="000000"/>
-              <w:left w:val="nil"/>
-              <w:bottom w:val="single" w:sz="6" w:space="0" w:color="auto"/>
-              <w:right w:val="single" w:sz="12" w:space="0" w:color="000000"/>
-            </w:tcBorders>
-            <w:vAlign w:val="center"/>
           </w:tcPr>
           <w:p>
             <w:pPr>
@@ -2412,12 +2006,12 @@
               <w:spacing w:after="100" w:line="240" w:lineRule="atLeast"/>
               <w:jc w:val="both"/>
               <w:rPr>
-                <w:rFonts w:ascii="標楷體" w:eastAsia="標楷體"/>
-              </w:rPr>
-            </w:pPr>
-            <w:r>
-              <w:rPr>
-                <w:rFonts w:ascii="標楷體" w:eastAsia="標楷體" w:hint="eastAsia"/>
+                <w:rFonts w:ascii="標楷體"/>
+              </w:rPr>
+            </w:pPr>
+            <w:r>
+              <w:rPr>
+                <w:rFonts w:ascii="標楷體" w:hint="eastAsia"/>
               </w:rPr>
               <w:t>股份有限公司</w:t>
             </w:r>
@@ -2426,7 +2020,6 @@
       </w:tr>
       <w:tr>
         <w:trPr>
-          <w:cantSplit/>
           <w:trHeight w:hRule="exact" w:val="592"/>
         </w:trPr>
         <w:tc>
@@ -2434,11 +2027,6 @@
             <w:tcW w:w="1804" w:type="dxa"/>
             <w:gridSpan w:val="2"/>
             <w:vMerge/>
-            <w:tcBorders>
-              <w:left w:val="single" w:sz="12" w:space="0" w:color="000000"/>
-              <w:bottom w:val="single" w:sz="6" w:space="0" w:color="000000"/>
-              <w:right w:val="single" w:sz="6" w:space="0" w:color="auto"/>
-            </w:tcBorders>
           </w:tcPr>
           <w:p>
             <w:pPr>
@@ -2449,7 +2037,7 @@
               <w:spacing w:line="120" w:lineRule="atLeast"/>
               <w:ind w:right="113"/>
               <w:rPr>
-                <w:rFonts w:ascii="標楷體" w:eastAsia="標楷體"/>
+                <w:rFonts w:ascii="標楷體"/>
                 <w:sz w:val="16"/>
                 <w:szCs w:val="16"/>
               </w:rPr>
@@ -2460,13 +2048,6 @@
           <w:tcPr>
             <w:tcW w:w="1256" w:type="dxa"/>
             <w:gridSpan w:val="2"/>
-            <w:tcBorders>
-              <w:top w:val="single" w:sz="6" w:space="0" w:color="auto"/>
-              <w:left w:val="single" w:sz="6" w:space="0" w:color="auto"/>
-              <w:bottom w:val="single" w:sz="6" w:space="0" w:color="auto"/>
-              <w:right w:val="single" w:sz="6" w:space="0" w:color="000000"/>
-            </w:tcBorders>
-            <w:vAlign w:val="center"/>
           </w:tcPr>
           <w:p>
             <w:pPr>
@@ -2478,21 +2059,21 @@
               <w:ind w:right="113"/>
               <w:jc w:val="center"/>
               <w:rPr>
-                <w:rFonts w:ascii="標楷體" w:eastAsia="標楷體"/>
+                <w:rFonts w:ascii="標楷體"/>
                 <w:sz w:val="16"/>
                 <w:szCs w:val="16"/>
               </w:rPr>
             </w:pPr>
             <w:r>
               <w:rPr>
-                <w:rFonts w:ascii="標楷體" w:eastAsia="標楷體" w:hint="eastAsia"/>
+                <w:rFonts w:ascii="標楷體" w:hint="eastAsia"/>
                 <w:sz w:val="20"/>
               </w:rPr>
               <w:t>(章程所訂)</w:t>
             </w:r>
             <w:r>
               <w:rPr>
-                <w:rFonts w:ascii="標楷體" w:eastAsia="標楷體" w:hint="eastAsia"/>
+                <w:rFonts w:ascii="標楷體" w:hint="eastAsia"/>
               </w:rPr>
               <w:t>外文</w:t>
             </w:r>
@@ -2502,13 +2083,6 @@
           <w:tcPr>
             <w:tcW w:w="7189" w:type="dxa"/>
             <w:gridSpan w:val="22"/>
-            <w:tcBorders>
-              <w:top w:val="single" w:sz="6" w:space="0" w:color="auto"/>
-              <w:left w:val="single" w:sz="6" w:space="0" w:color="000000"/>
-              <w:bottom w:val="single" w:sz="6" w:space="0" w:color="auto"/>
-              <w:right w:val="single" w:sz="12" w:space="0" w:color="000000"/>
-            </w:tcBorders>
-            <w:vAlign w:val="center"/>
           </w:tcPr>
           <w:p>
             <w:pPr>
@@ -2519,26 +2093,26 @@
               <w:spacing w:after="100" w:line="240" w:lineRule="atLeast"/>
               <w:jc w:val="both"/>
               <w:rPr>
-                <w:rFonts w:ascii="標楷體" w:eastAsia="標楷體"/>
-              </w:rPr>
-            </w:pPr>
-            <w:r>
-              <w:rPr>
-                <w:rFonts w:ascii="標楷體" w:eastAsia="標楷體" w:hAnsi="標楷體" w:cs="標楷體" w:hint="eastAsia"/>
+                <w:rFonts w:ascii="標楷體"/>
+              </w:rPr>
+            </w:pPr>
+            <w:r>
+              <w:rPr>
+                <w:rFonts w:ascii="標楷體" w:hAnsi="標楷體" w:cs="標楷體" w:hint="eastAsia"/>
               </w:rPr>
               <w:t>{</w:t>
             </w:r>
             <w:proofErr w:type="spellStart"/>
             <w:r>
               <w:rPr>
-                <w:rFonts w:ascii="標楷體" w:eastAsia="標楷體" w:hAnsi="標楷體" w:cs="標楷體" w:hint="eastAsia"/>
+                <w:rFonts w:ascii="標楷體" w:hAnsi="標楷體" w:cs="標楷體" w:hint="eastAsia"/>
               </w:rPr>
               <w:t>companyName_eng</w:t>
             </w:r>
             <w:proofErr w:type="spellEnd"/>
             <w:r>
               <w:rPr>
-                <w:rFonts w:ascii="標楷體" w:eastAsia="標楷體" w:hAnsi="標楷體" w:cs="標楷體" w:hint="eastAsia"/>
+                <w:rFonts w:ascii="標楷體" w:hAnsi="標楷體" w:cs="標楷體" w:hint="eastAsia"/>
               </w:rPr>
               <w:t>}}</w:t>
             </w:r>
@@ -2547,18 +2121,11 @@
       </w:tr>
       <w:tr>
         <w:trPr>
-          <w:cantSplit/>
           <w:trHeight w:hRule="exact" w:val="510"/>
         </w:trPr>
         <w:tc>
           <w:tcPr>
             <w:tcW w:w="537" w:type="dxa"/>
-            <w:tcBorders>
-              <w:top w:val="nil"/>
-              <w:left w:val="single" w:sz="12" w:space="0" w:color="000000"/>
-              <w:bottom w:val="single" w:sz="6" w:space="0" w:color="000000"/>
-              <w:right w:val="nil"/>
-            </w:tcBorders>
           </w:tcPr>
           <w:p>
             <w:pPr>
@@ -2569,19 +2136,19 @@
               <w:spacing w:after="100" w:line="240" w:lineRule="atLeast"/>
               <w:jc w:val="right"/>
               <w:rPr>
-                <w:rFonts w:ascii="標楷體" w:eastAsia="標楷體"/>
-              </w:rPr>
-            </w:pPr>
-            <w:r>
-              <w:rPr>
-                <w:rFonts w:ascii="標楷體" w:eastAsia="標楷體" w:hint="eastAsia"/>
+                <w:rFonts w:ascii="標楷體"/>
+              </w:rPr>
+            </w:pPr>
+            <w:r>
+              <w:rPr>
+                <w:rFonts w:ascii="標楷體" w:hint="eastAsia"/>
               </w:rPr>
               <w:t>二</w:t>
             </w:r>
             <w:proofErr w:type="gramStart"/>
             <w:r>
               <w:rPr>
-                <w:rFonts w:ascii="標楷體" w:eastAsia="標楷體" w:hint="eastAsia"/>
+                <w:rFonts w:ascii="標楷體" w:hint="eastAsia"/>
               </w:rPr>
               <w:t>﹑</w:t>
             </w:r>
@@ -2592,12 +2159,6 @@
           <w:tcPr>
             <w:tcW w:w="2523" w:type="dxa"/>
             <w:gridSpan w:val="3"/>
-            <w:tcBorders>
-              <w:top w:val="single" w:sz="6" w:space="0" w:color="auto"/>
-              <w:left w:val="nil"/>
-              <w:bottom w:val="nil"/>
-              <w:right w:val="single" w:sz="6" w:space="0" w:color="000000"/>
-            </w:tcBorders>
           </w:tcPr>
           <w:p>
             <w:pPr>
@@ -2608,12 +2169,12 @@
               <w:spacing w:line="120" w:lineRule="atLeast"/>
               <w:ind w:right="113"/>
               <w:rPr>
-                <w:rFonts w:ascii="標楷體" w:eastAsia="標楷體"/>
-              </w:rPr>
-            </w:pPr>
-            <w:r>
-              <w:rPr>
-                <w:rFonts w:ascii="標楷體" w:eastAsia="標楷體"/>
+                <w:rFonts w:ascii="標楷體"/>
+              </w:rPr>
+            </w:pPr>
+            <w:r>
+              <w:rPr>
+                <w:rFonts w:ascii="標楷體"/>
                 <w:sz w:val="16"/>
                 <w:szCs w:val="16"/>
               </w:rPr>
@@ -2621,7 +2182,7 @@
             </w:r>
             <w:r>
               <w:rPr>
-                <w:rFonts w:ascii="標楷體" w:eastAsia="標楷體" w:hint="eastAsia"/>
+                <w:rFonts w:ascii="標楷體" w:hint="eastAsia"/>
                 <w:sz w:val="16"/>
                 <w:szCs w:val="16"/>
               </w:rPr>
@@ -2629,7 +2190,7 @@
             </w:r>
             <w:r>
               <w:rPr>
-                <w:rFonts w:ascii="標楷體" w:eastAsia="標楷體"/>
+                <w:rFonts w:ascii="標楷體"/>
                 <w:sz w:val="16"/>
                 <w:szCs w:val="16"/>
               </w:rPr>
@@ -2637,7 +2198,7 @@
             </w:r>
             <w:r>
               <w:rPr>
-                <w:rFonts w:ascii="標楷體" w:eastAsia="標楷體" w:hint="eastAsia"/>
+                <w:rFonts w:ascii="標楷體" w:hint="eastAsia"/>
               </w:rPr>
               <w:t>公司所在地</w:t>
             </w:r>
@@ -2651,14 +2212,14 @@
               <w:spacing w:line="120" w:lineRule="atLeast"/>
               <w:ind w:right="113"/>
               <w:rPr>
-                <w:rFonts w:ascii="標楷體" w:eastAsia="標楷體"/>
+                <w:rFonts w:ascii="標楷體"/>
                 <w:sz w:val="16"/>
                 <w:szCs w:val="16"/>
               </w:rPr>
             </w:pPr>
             <w:r>
               <w:rPr>
-                <w:rFonts w:ascii="標楷體" w:eastAsia="標楷體" w:hint="eastAsia"/>
+                <w:rFonts w:ascii="標楷體" w:hint="eastAsia"/>
                 <w:sz w:val="16"/>
                 <w:szCs w:val="16"/>
               </w:rPr>
@@ -2670,13 +2231,6 @@
           <w:tcPr>
             <w:tcW w:w="993" w:type="dxa"/>
             <w:gridSpan w:val="2"/>
-            <w:tcBorders>
-              <w:top w:val="single" w:sz="6" w:space="0" w:color="auto"/>
-              <w:left w:val="single" w:sz="6" w:space="0" w:color="000000"/>
-              <w:bottom w:val="single" w:sz="6" w:space="0" w:color="000000"/>
-              <w:right w:val="nil"/>
-            </w:tcBorders>
-            <w:vAlign w:val="center"/>
           </w:tcPr>
           <w:p>
             <w:pPr>
@@ -2687,12 +2241,12 @@
               <w:spacing w:after="100" w:line="240" w:lineRule="atLeast"/>
               <w:jc w:val="distribute"/>
               <w:rPr>
-                <w:rFonts w:ascii="標楷體" w:eastAsia="標楷體"/>
-              </w:rPr>
-            </w:pPr>
-            <w:r>
-              <w:rPr>
-                <w:rFonts w:ascii="標楷體" w:eastAsia="標楷體"/>
+                <w:rFonts w:ascii="標楷體"/>
+              </w:rPr>
+            </w:pPr>
+            <w:r>
+              <w:rPr>
+                <w:rFonts w:ascii="標楷體"/>
               </w:rPr>
               <w:t>(</w:t>
             </w:r>
@@ -2715,7 +2269,7 @@
             </w:r>
             <w:r>
               <w:rPr>
-                <w:rFonts w:ascii="標楷體" w:eastAsia="標楷體"/>
+                <w:rFonts w:ascii="標楷體"/>
               </w:rPr>
               <w:t>)</w:t>
             </w:r>
@@ -2725,13 +2279,6 @@
           <w:tcPr>
             <w:tcW w:w="6196" w:type="dxa"/>
             <w:gridSpan w:val="20"/>
-            <w:tcBorders>
-              <w:top w:val="single" w:sz="6" w:space="0" w:color="auto"/>
-              <w:left w:val="nil"/>
-              <w:bottom w:val="single" w:sz="6" w:space="0" w:color="000000"/>
-              <w:right w:val="single" w:sz="12" w:space="0" w:color="000000"/>
-            </w:tcBorders>
-            <w:vAlign w:val="center"/>
           </w:tcPr>
           <w:p>
             <w:pPr>
@@ -2742,27 +2289,18 @@
               <w:spacing w:after="100" w:line="240" w:lineRule="atLeast"/>
               <w:jc w:val="both"/>
               <w:rPr>
-                <w:rFonts w:ascii="標楷體" w:eastAsia="標楷體"/>
-              </w:rPr>
-            </w:pPr>
-            <w:r>
-              <w:rPr>
-                <w:rFonts w:eastAsia="標楷體"/>
-              </w:rPr>
+                <w:rFonts w:ascii="標楷體"/>
+              </w:rPr>
+            </w:pPr>
+            <w:r>
               <w:t>{{</w:t>
             </w:r>
             <w:proofErr w:type="spellStart"/>
             <w:r>
-              <w:rPr>
-                <w:rFonts w:eastAsia="標楷體"/>
-              </w:rPr>
               <w:t>company_address</w:t>
             </w:r>
             <w:proofErr w:type="spellEnd"/>
             <w:r>
-              <w:rPr>
-                <w:rFonts w:eastAsia="標楷體"/>
-              </w:rPr>
               <w:t>}}</w:t>
             </w:r>
           </w:p>
@@ -2770,19 +2308,11 @@
       </w:tr>
       <w:tr>
         <w:trPr>
-          <w:cantSplit/>
           <w:trHeight w:val="210"/>
         </w:trPr>
         <w:tc>
           <w:tcPr>
             <w:tcW w:w="537" w:type="dxa"/>
-            <w:tcBorders>
-              <w:top w:val="single" w:sz="6" w:space="0" w:color="000000"/>
-              <w:left w:val="single" w:sz="12" w:space="0" w:color="000000"/>
-              <w:bottom w:val="nil"/>
-              <w:right w:val="nil"/>
-            </w:tcBorders>
-            <w:vAlign w:val="center"/>
           </w:tcPr>
           <w:p>
             <w:pPr>
@@ -2793,19 +2323,19 @@
               <w:spacing w:after="100" w:line="240" w:lineRule="atLeast"/>
               <w:jc w:val="both"/>
               <w:rPr>
-                <w:rFonts w:ascii="標楷體" w:eastAsia="標楷體"/>
-              </w:rPr>
-            </w:pPr>
-            <w:r>
-              <w:rPr>
-                <w:rFonts w:ascii="標楷體" w:eastAsia="標楷體" w:hint="eastAsia"/>
+                <w:rFonts w:ascii="標楷體"/>
+              </w:rPr>
+            </w:pPr>
+            <w:r>
+              <w:rPr>
+                <w:rFonts w:ascii="標楷體" w:hint="eastAsia"/>
               </w:rPr>
               <w:t>三</w:t>
             </w:r>
             <w:proofErr w:type="gramStart"/>
             <w:r>
               <w:rPr>
-                <w:rFonts w:ascii="標楷體" w:eastAsia="標楷體" w:hint="eastAsia"/>
+                <w:rFonts w:ascii="標楷體" w:hint="eastAsia"/>
               </w:rPr>
               <w:t>﹑</w:t>
             </w:r>
@@ -2816,13 +2346,6 @@
           <w:tcPr>
             <w:tcW w:w="2523" w:type="dxa"/>
             <w:gridSpan w:val="3"/>
-            <w:tcBorders>
-              <w:top w:val="single" w:sz="6" w:space="0" w:color="000000"/>
-              <w:left w:val="nil"/>
-              <w:bottom w:val="nil"/>
-              <w:right w:val="single" w:sz="6" w:space="0" w:color="000000"/>
-            </w:tcBorders>
-            <w:vAlign w:val="center"/>
           </w:tcPr>
           <w:p>
             <w:pPr>
@@ -2834,97 +2357,97 @@
               <w:ind w:right="181"/>
               <w:jc w:val="both"/>
               <w:rPr>
-                <w:rFonts w:ascii="標楷體" w:eastAsia="標楷體"/>
+                <w:rFonts w:ascii="標楷體"/>
                 <w:spacing w:val="50"/>
               </w:rPr>
             </w:pPr>
             <w:r>
               <w:rPr>
-                <w:rFonts w:ascii="標楷體" w:eastAsia="標楷體" w:hint="eastAsia"/>
+                <w:rFonts w:ascii="標楷體" w:hint="eastAsia"/>
                 <w:spacing w:val="-20"/>
               </w:rPr>
               <w:t>代</w:t>
             </w:r>
             <w:r>
               <w:rPr>
-                <w:rFonts w:ascii="標楷體" w:eastAsia="標楷體"/>
+                <w:rFonts w:ascii="標楷體"/>
                 <w:spacing w:val="-20"/>
               </w:rPr>
               <w:t xml:space="preserve"> </w:t>
             </w:r>
             <w:r>
               <w:rPr>
-                <w:rFonts w:ascii="標楷體" w:eastAsia="標楷體" w:hint="eastAsia"/>
+                <w:rFonts w:ascii="標楷體" w:hint="eastAsia"/>
                 <w:spacing w:val="-20"/>
               </w:rPr>
               <w:t>表</w:t>
             </w:r>
             <w:r>
               <w:rPr>
-                <w:rFonts w:ascii="標楷體" w:eastAsia="標楷體"/>
+                <w:rFonts w:ascii="標楷體"/>
                 <w:spacing w:val="-20"/>
               </w:rPr>
               <w:t xml:space="preserve"> </w:t>
             </w:r>
             <w:r>
               <w:rPr>
-                <w:rFonts w:ascii="標楷體" w:eastAsia="標楷體" w:hint="eastAsia"/>
+                <w:rFonts w:ascii="標楷體" w:hint="eastAsia"/>
                 <w:spacing w:val="-20"/>
               </w:rPr>
               <w:t>公</w:t>
             </w:r>
             <w:r>
               <w:rPr>
-                <w:rFonts w:ascii="標楷體" w:eastAsia="標楷體"/>
+                <w:rFonts w:ascii="標楷體"/>
                 <w:spacing w:val="-20"/>
               </w:rPr>
               <w:t xml:space="preserve"> </w:t>
             </w:r>
             <w:r>
               <w:rPr>
-                <w:rFonts w:ascii="標楷體" w:eastAsia="標楷體" w:hint="eastAsia"/>
+                <w:rFonts w:ascii="標楷體" w:hint="eastAsia"/>
                 <w:spacing w:val="-20"/>
               </w:rPr>
               <w:t>司</w:t>
             </w:r>
             <w:r>
               <w:rPr>
-                <w:rFonts w:ascii="標楷體" w:eastAsia="標楷體"/>
+                <w:rFonts w:ascii="標楷體"/>
                 <w:spacing w:val="-20"/>
               </w:rPr>
               <w:t xml:space="preserve"> </w:t>
             </w:r>
             <w:r>
               <w:rPr>
-                <w:rFonts w:ascii="標楷體" w:eastAsia="標楷體" w:hint="eastAsia"/>
+                <w:rFonts w:ascii="標楷體" w:hint="eastAsia"/>
                 <w:spacing w:val="-20"/>
               </w:rPr>
               <w:t>負</w:t>
             </w:r>
             <w:r>
               <w:rPr>
-                <w:rFonts w:ascii="標楷體" w:eastAsia="標楷體"/>
+                <w:rFonts w:ascii="標楷體"/>
                 <w:spacing w:val="-20"/>
               </w:rPr>
               <w:t xml:space="preserve"> </w:t>
             </w:r>
             <w:r>
               <w:rPr>
-                <w:rFonts w:ascii="標楷體" w:eastAsia="標楷體" w:hint="eastAsia"/>
+                <w:rFonts w:ascii="標楷體" w:hint="eastAsia"/>
                 <w:spacing w:val="-20"/>
               </w:rPr>
               <w:t>責</w:t>
             </w:r>
             <w:r>
               <w:rPr>
-                <w:rFonts w:ascii="標楷體" w:eastAsia="標楷體"/>
+                <w:rFonts w:ascii="標楷體"/>
                 <w:spacing w:val="-20"/>
               </w:rPr>
               <w:t xml:space="preserve"> </w:t>
             </w:r>
             <w:r>
               <w:rPr>
-                <w:rFonts w:ascii="標楷體" w:eastAsia="標楷體" w:hint="eastAsia"/>
+                <w:rFonts w:ascii="標楷體" w:hint="eastAsia"/>
                 <w:spacing w:val="-20"/>
               </w:rPr>
               <w:t>人</w:t>
@@ -2935,12 +2458,6 @@
           <w:tcPr>
             <w:tcW w:w="2154" w:type="dxa"/>
             <w:gridSpan w:val="8"/>
-            <w:tcBorders>
-              <w:top w:val="single" w:sz="6" w:space="0" w:color="000000"/>
-              <w:left w:val="single" w:sz="6" w:space="0" w:color="000000"/>
-              <w:bottom w:val="nil"/>
-              <w:right w:val="single" w:sz="6" w:space="0" w:color="000000"/>
-            </w:tcBorders>
           </w:tcPr>
           <w:p>
             <w:pPr>
@@ -2953,12 +2470,12 @@
               <w:ind w:left="-112" w:right="-100"/>
               <w:jc w:val="center"/>
               <w:rPr>
-                <w:rFonts w:ascii="標楷體" w:eastAsia="標楷體"/>
-              </w:rPr>
-            </w:pPr>
-            <w:r>
-              <w:rPr>
-                <w:rFonts w:eastAsia="標楷體" w:hAnsi="標楷體" w:hint="eastAsia"/>
+                <w:rFonts w:ascii="標楷體"/>
+              </w:rPr>
+            </w:pPr>
+            <w:r>
+              <w:rPr>
+                <w:rFonts w:hAnsi="標楷體" w:hint="eastAsia"/>
                 <w:bCs/>
                 <w:color w:val="000000"/>
               </w:rPr>
@@ -2966,7 +2483,7 @@
             </w:r>
             <w:r>
               <w:rPr>
-                <w:rFonts w:eastAsia="標楷體" w:hAnsi="標楷體"/>
+                <w:rFonts w:hAnsi="標楷體"/>
                 <w:bCs/>
                 <w:color w:val="000000"/>
               </w:rPr>
@@ -2974,7 +2491,7 @@
             </w:r>
             <w:r>
               <w:rPr>
-                <w:rFonts w:eastAsia="標楷體" w:hAnsi="標楷體" w:hint="eastAsia"/>
+                <w:rFonts w:hAnsi="標楷體" w:hint="eastAsia"/>
                 <w:bCs/>
                 <w:color w:val="000000"/>
               </w:rPr>
@@ -2986,12 +2503,6 @@
           <w:tcPr>
             <w:tcW w:w="2519" w:type="dxa"/>
             <w:gridSpan w:val="7"/>
-            <w:tcBorders>
-              <w:top w:val="single" w:sz="6" w:space="0" w:color="000000"/>
-              <w:left w:val="single" w:sz="6" w:space="0" w:color="000000"/>
-              <w:bottom w:val="nil"/>
-              <w:right w:val="single" w:sz="6" w:space="0" w:color="000000"/>
-            </w:tcBorders>
           </w:tcPr>
           <w:p>
             <w:pPr>
@@ -3001,33 +2512,35 @@
               <w:snapToGrid w:val="0"/>
               <w:spacing w:after="100" w:line="240" w:lineRule="atLeast"/>
               <w:rPr>
-                <w:rFonts w:ascii="標楷體" w:eastAsia="標楷體"/>
-              </w:rPr>
-            </w:pPr>
-            <w:r>
-              <w:rPr>
-                <w:rFonts w:ascii="標楷體" w:eastAsia="標楷體" w:hint="eastAsia"/>
+                <w:rFonts w:ascii="標楷體"/>
+              </w:rPr>
+            </w:pPr>
+            <w:r>
+              <w:rPr>
+                <w:rFonts w:ascii="標楷體" w:hint="eastAsia"/>
               </w:rPr>
               <w:t>四</w:t>
             </w:r>
-            <w:r>
-              <w:rPr>
-                <w:rFonts w:ascii="標楷體" w:eastAsia="標楷體" w:hint="eastAsia"/>
+            <w:proofErr w:type="gramStart"/>
+            <w:r>
+              <w:rPr>
+                <w:rFonts w:ascii="標楷體" w:hint="eastAsia"/>
                 <w:sz w:val="22"/>
                 <w:szCs w:val="22"/>
               </w:rPr>
               <w:t>﹑</w:t>
             </w:r>
-            <w:r>
-              <w:rPr>
-                <w:rFonts w:ascii="標楷體" w:eastAsia="標楷體" w:hint="eastAsia"/>
+            <w:proofErr w:type="gramEnd"/>
+            <w:r>
+              <w:rPr>
+                <w:rFonts w:ascii="標楷體" w:hint="eastAsia"/>
                 <w:snapToGrid w:val="0"/>
               </w:rPr>
               <w:t>每股金額</w:t>
             </w:r>
             <w:r>
               <w:rPr>
-                <w:rFonts w:ascii="標楷體" w:eastAsia="標楷體"/>
+                <w:rFonts w:ascii="標楷體"/>
                 <w:sz w:val="16"/>
                 <w:szCs w:val="16"/>
               </w:rPr>
@@ -3035,7 +2548,7 @@
             </w:r>
             <w:r>
               <w:rPr>
-                <w:rFonts w:ascii="標楷體" w:eastAsia="標楷體" w:hint="eastAsia"/>
+                <w:rFonts w:ascii="標楷體" w:hint="eastAsia"/>
                 <w:sz w:val="16"/>
                 <w:szCs w:val="16"/>
               </w:rPr>
@@ -3043,7 +2556,7 @@
             </w:r>
             <w:r>
               <w:rPr>
-                <w:rFonts w:ascii="標楷體" w:eastAsia="標楷體"/>
+                <w:rFonts w:ascii="標楷體"/>
                 <w:sz w:val="16"/>
                 <w:szCs w:val="16"/>
               </w:rPr>
@@ -3055,12 +2568,6 @@
           <w:tcPr>
             <w:tcW w:w="2009" w:type="dxa"/>
             <w:gridSpan w:val="6"/>
-            <w:tcBorders>
-              <w:top w:val="single" w:sz="6" w:space="0" w:color="000000"/>
-              <w:left w:val="single" w:sz="6" w:space="0" w:color="000000"/>
-              <w:bottom w:val="nil"/>
-              <w:right w:val="nil"/>
-            </w:tcBorders>
           </w:tcPr>
           <w:p>
             <w:pPr>
@@ -3073,12 +2580,12 @@
               <w:ind w:rightChars="33" w:right="79"/>
               <w:jc w:val="right"/>
               <w:rPr>
-                <w:rFonts w:ascii="標楷體" w:eastAsia="標楷體"/>
-              </w:rPr>
-            </w:pPr>
-            <w:r>
-              <w:rPr>
-                <w:rFonts w:ascii="標楷體" w:eastAsia="標楷體" w:hAnsi="標楷體" w:hint="eastAsia"/>
+                <w:rFonts w:ascii="標楷體"/>
+              </w:rPr>
+            </w:pPr>
+            <w:r>
+              <w:rPr>
+                <w:rFonts w:ascii="標楷體" w:hAnsi="標楷體" w:hint="eastAsia"/>
                 <w:color w:val="000000"/>
               </w:rPr>
               <w:t>{{</w:t>
@@ -3086,7 +2593,7 @@
             <w:proofErr w:type="spellStart"/>
             <w:r>
               <w:rPr>
-                <w:rFonts w:ascii="標楷體" w:eastAsia="標楷體" w:hAnsi="標楷體" w:hint="eastAsia"/>
+                <w:rFonts w:ascii="標楷體" w:hAnsi="標楷體" w:hint="eastAsia"/>
                 <w:color w:val="000000"/>
               </w:rPr>
               <w:t>parvalue</w:t>
@@ -3094,7 +2601,7 @@
             <w:proofErr w:type="spellEnd"/>
             <w:r>
               <w:rPr>
-                <w:rFonts w:ascii="標楷體" w:eastAsia="標楷體" w:hAnsi="標楷體" w:hint="eastAsia"/>
+                <w:rFonts w:ascii="標楷體" w:hAnsi="標楷體" w:hint="eastAsia"/>
                 <w:color w:val="000000"/>
               </w:rPr>
               <w:t>}}</w:t>
@@ -3104,12 +2611,6 @@
         <w:tc>
           <w:tcPr>
             <w:tcW w:w="507" w:type="dxa"/>
-            <w:tcBorders>
-              <w:top w:val="single" w:sz="6" w:space="0" w:color="000000"/>
-              <w:left w:val="nil"/>
-              <w:bottom w:val="nil"/>
-              <w:right w:val="single" w:sz="12" w:space="0" w:color="000000"/>
-            </w:tcBorders>
           </w:tcPr>
           <w:p>
             <w:pPr>
@@ -3121,12 +2622,12 @@
               <w:spacing w:after="100" w:line="240" w:lineRule="atLeast"/>
               <w:ind w:left="-28"/>
               <w:rPr>
-                <w:rFonts w:ascii="標楷體" w:eastAsia="標楷體"/>
-              </w:rPr>
-            </w:pPr>
-            <w:r>
-              <w:rPr>
-                <w:rFonts w:ascii="標楷體" w:eastAsia="標楷體" w:hint="eastAsia"/>
+                <w:rFonts w:ascii="標楷體"/>
+              </w:rPr>
+            </w:pPr>
+            <w:r>
+              <w:rPr>
+                <w:rFonts w:ascii="標楷體" w:hint="eastAsia"/>
               </w:rPr>
               <w:t>元</w:t>
             </w:r>
@@ -3135,19 +2636,11 @@
       </w:tr>
       <w:tr>
         <w:trPr>
-          <w:cantSplit/>
           <w:trHeight w:val="314"/>
         </w:trPr>
         <w:tc>
           <w:tcPr>
             <w:tcW w:w="537" w:type="dxa"/>
-            <w:tcBorders>
-              <w:top w:val="single" w:sz="6" w:space="0" w:color="000000"/>
-              <w:left w:val="single" w:sz="12" w:space="0" w:color="000000"/>
-              <w:bottom w:val="single" w:sz="6" w:space="0" w:color="000000"/>
-              <w:right w:val="nil"/>
-            </w:tcBorders>
-            <w:vAlign w:val="center"/>
           </w:tcPr>
           <w:p>
             <w:pPr>
@@ -3158,36 +2651,31 @@
               <w:spacing w:after="100" w:line="240" w:lineRule="atLeast"/>
               <w:jc w:val="both"/>
               <w:rPr>
-                <w:rFonts w:ascii="標楷體" w:eastAsia="標楷體"/>
-              </w:rPr>
-            </w:pPr>
-            <w:r>
-              <w:rPr>
-                <w:rFonts w:ascii="標楷體" w:eastAsia="標楷體" w:hint="eastAsia"/>
+                <w:rFonts w:ascii="標楷體"/>
+              </w:rPr>
+            </w:pPr>
+            <w:r>
+              <w:rPr>
+                <w:rFonts w:ascii="標楷體" w:hint="eastAsia"/>
               </w:rPr>
               <w:t>五</w:t>
             </w:r>
-            <w:r>
-              <w:rPr>
-                <w:rFonts w:ascii="標楷體" w:eastAsia="標楷體" w:hint="eastAsia"/>
+            <w:proofErr w:type="gramStart"/>
+            <w:r>
+              <w:rPr>
+                <w:rFonts w:ascii="標楷體" w:hint="eastAsia"/>
                 <w:sz w:val="22"/>
                 <w:szCs w:val="22"/>
               </w:rPr>
               <w:t>﹑</w:t>
             </w:r>
+            <w:proofErr w:type="gramEnd"/>
           </w:p>
         </w:tc>
         <w:tc>
           <w:tcPr>
             <w:tcW w:w="2523" w:type="dxa"/>
             <w:gridSpan w:val="3"/>
-            <w:tcBorders>
-              <w:top w:val="single" w:sz="6" w:space="0" w:color="000000"/>
-              <w:left w:val="nil"/>
-              <w:bottom w:val="nil"/>
-              <w:right w:val="single" w:sz="6" w:space="0" w:color="000000"/>
-            </w:tcBorders>
-            <w:vAlign w:val="center"/>
           </w:tcPr>
           <w:p>
             <w:pPr>
@@ -3199,20 +2687,20 @@
               <w:ind w:right="42"/>
               <w:jc w:val="both"/>
               <w:rPr>
-                <w:rFonts w:ascii="標楷體" w:eastAsia="標楷體"/>
+                <w:rFonts w:ascii="標楷體"/>
                 <w:snapToGrid w:val="0"/>
               </w:rPr>
             </w:pPr>
             <w:r>
               <w:rPr>
-                <w:rFonts w:ascii="標楷體" w:eastAsia="標楷體" w:hint="eastAsia"/>
+                <w:rFonts w:ascii="標楷體" w:hint="eastAsia"/>
                 <w:snapToGrid w:val="0"/>
               </w:rPr>
               <w:t>資本總額</w:t>
             </w:r>
             <w:r>
               <w:rPr>
-                <w:rFonts w:ascii="標楷體" w:eastAsia="標楷體"/>
+                <w:rFonts w:ascii="標楷體"/>
                 <w:sz w:val="16"/>
                 <w:szCs w:val="16"/>
               </w:rPr>
@@ -3220,7 +2708,7 @@
             </w:r>
             <w:r>
               <w:rPr>
-                <w:rFonts w:ascii="標楷體" w:eastAsia="標楷體" w:hint="eastAsia"/>
+                <w:rFonts w:ascii="標楷體" w:hint="eastAsia"/>
                 <w:sz w:val="16"/>
                 <w:szCs w:val="16"/>
               </w:rPr>
@@ -3228,7 +2716,7 @@
             </w:r>
             <w:r>
               <w:rPr>
-                <w:rFonts w:ascii="標楷體" w:eastAsia="標楷體"/>
+                <w:rFonts w:ascii="標楷體"/>
                 <w:sz w:val="16"/>
                 <w:szCs w:val="16"/>
               </w:rPr>
@@ -3240,13 +2728,6 @@
           <w:tcPr>
             <w:tcW w:w="6682" w:type="dxa"/>
             <w:gridSpan w:val="21"/>
-            <w:tcBorders>
-              <w:top w:val="single" w:sz="6" w:space="0" w:color="000000"/>
-              <w:left w:val="single" w:sz="6" w:space="0" w:color="000000"/>
-              <w:bottom w:val="nil"/>
-              <w:right w:val="nil"/>
-            </w:tcBorders>
-            <w:vAlign w:val="center"/>
           </w:tcPr>
           <w:p>
             <w:pPr>
@@ -3259,7 +2740,7 @@
               <w:jc w:val="right"/>
               <w:textAlignment w:val="center"/>
               <w:rPr>
-                <w:rFonts w:ascii="標楷體" w:eastAsia="標楷體"/>
+                <w:rFonts w:ascii="標楷體"/>
               </w:rPr>
             </w:pPr>
           </w:p>
@@ -3267,13 +2748,6 @@
         <w:tc>
           <w:tcPr>
             <w:tcW w:w="507" w:type="dxa"/>
-            <w:tcBorders>
-              <w:top w:val="single" w:sz="6" w:space="0" w:color="000000"/>
-              <w:left w:val="nil"/>
-              <w:bottom w:val="single" w:sz="6" w:space="0" w:color="000000"/>
-              <w:right w:val="single" w:sz="12" w:space="0" w:color="000000"/>
-            </w:tcBorders>
-            <w:vAlign w:val="center"/>
           </w:tcPr>
           <w:p>
             <w:pPr>
@@ -3285,12 +2759,12 @@
               <w:ind w:left="-28"/>
               <w:textAlignment w:val="center"/>
               <w:rPr>
-                <w:rFonts w:ascii="標楷體" w:eastAsia="標楷體"/>
-              </w:rPr>
-            </w:pPr>
-            <w:r>
-              <w:rPr>
-                <w:rFonts w:ascii="標楷體" w:eastAsia="標楷體" w:hint="eastAsia"/>
+                <w:rFonts w:ascii="標楷體"/>
+              </w:rPr>
+            </w:pPr>
+            <w:r>
+              <w:rPr>
+                <w:rFonts w:ascii="標楷體" w:hint="eastAsia"/>
               </w:rPr>
               <w:t>元</w:t>
             </w:r>
@@ -3299,19 +2773,11 @@
       </w:tr>
       <w:tr>
         <w:trPr>
-          <w:cantSplit/>
           <w:trHeight w:val="314"/>
         </w:trPr>
         <w:tc>
           <w:tcPr>
             <w:tcW w:w="537" w:type="dxa"/>
-            <w:tcBorders>
-              <w:top w:val="single" w:sz="6" w:space="0" w:color="000000"/>
-              <w:left w:val="single" w:sz="12" w:space="0" w:color="000000"/>
-              <w:bottom w:val="single" w:sz="6" w:space="0" w:color="000000"/>
-              <w:right w:val="nil"/>
-            </w:tcBorders>
-            <w:vAlign w:val="center"/>
           </w:tcPr>
           <w:p>
             <w:pPr>
@@ -3322,28 +2788,29 @@
               <w:spacing w:after="100" w:line="240" w:lineRule="atLeast"/>
               <w:jc w:val="both"/>
               <w:rPr>
-                <w:rFonts w:ascii="標楷體" w:eastAsia="標楷體"/>
-              </w:rPr>
-            </w:pPr>
-            <w:r>
-              <w:rPr>
-                <w:rFonts w:ascii="標楷體" w:eastAsia="標楷體" w:hint="eastAsia"/>
-              </w:rPr>
-              <w:t>六﹑</w:t>
-            </w:r>
+                <w:rFonts w:ascii="標楷體"/>
+              </w:rPr>
+            </w:pPr>
+            <w:r>
+              <w:rPr>
+                <w:rFonts w:ascii="標楷體" w:hint="eastAsia"/>
+              </w:rPr>
+              <w:t>六</w:t>
+            </w:r>
+            <w:proofErr w:type="gramStart"/>
+            <w:r>
+              <w:rPr>
+                <w:rFonts w:ascii="標楷體" w:hint="eastAsia"/>
+              </w:rPr>
+              <w:t>﹑</w:t>
+            </w:r>
+            <w:proofErr w:type="gramEnd"/>
           </w:p>
         </w:tc>
         <w:tc>
           <w:tcPr>
             <w:tcW w:w="2523" w:type="dxa"/>
             <w:gridSpan w:val="3"/>
-            <w:tcBorders>
-              <w:top w:val="single" w:sz="6" w:space="0" w:color="000000"/>
-              <w:left w:val="nil"/>
-              <w:bottom w:val="nil"/>
-              <w:right w:val="single" w:sz="6" w:space="0" w:color="000000"/>
-            </w:tcBorders>
-            <w:vAlign w:val="center"/>
           </w:tcPr>
           <w:p>
             <w:pPr>
@@ -3355,13 +2822,13 @@
               <w:ind w:right="42"/>
               <w:jc w:val="both"/>
               <w:rPr>
-                <w:rFonts w:ascii="標楷體" w:eastAsia="標楷體"/>
+                <w:rFonts w:ascii="標楷體"/>
                 <w:snapToGrid w:val="0"/>
               </w:rPr>
             </w:pPr>
             <w:r>
               <w:rPr>
-                <w:rFonts w:ascii="標楷體" w:eastAsia="標楷體" w:hint="eastAsia"/>
+                <w:rFonts w:ascii="標楷體" w:hint="eastAsia"/>
                 <w:snapToGrid w:val="0"/>
                 <w:sz w:val="22"/>
                 <w:szCs w:val="22"/>
@@ -3370,7 +2837,7 @@
             </w:r>
             <w:r>
               <w:rPr>
-                <w:rFonts w:ascii="標楷體" w:eastAsia="標楷體"/>
+                <w:rFonts w:ascii="標楷體"/>
                 <w:sz w:val="16"/>
                 <w:szCs w:val="16"/>
               </w:rPr>
@@ -3378,7 +2845,7 @@
             </w:r>
             <w:r>
               <w:rPr>
-                <w:rFonts w:ascii="標楷體" w:eastAsia="標楷體" w:hint="eastAsia"/>
+                <w:rFonts w:ascii="標楷體" w:hint="eastAsia"/>
                 <w:sz w:val="16"/>
                 <w:szCs w:val="16"/>
               </w:rPr>
@@ -3386,7 +2853,7 @@
             </w:r>
             <w:r>
               <w:rPr>
-                <w:rFonts w:ascii="標楷體" w:eastAsia="標楷體"/>
+                <w:rFonts w:ascii="標楷體"/>
                 <w:sz w:val="16"/>
                 <w:szCs w:val="16"/>
               </w:rPr>
@@ -3398,13 +2865,6 @@
           <w:tcPr>
             <w:tcW w:w="6682" w:type="dxa"/>
             <w:gridSpan w:val="21"/>
-            <w:tcBorders>
-              <w:top w:val="single" w:sz="6" w:space="0" w:color="000000"/>
-              <w:left w:val="single" w:sz="6" w:space="0" w:color="000000"/>
-              <w:bottom w:val="nil"/>
-              <w:right w:val="nil"/>
-            </w:tcBorders>
-            <w:vAlign w:val="center"/>
           </w:tcPr>
           <w:p>
             <w:pPr>
@@ -3417,7 +2877,7 @@
               <w:jc w:val="right"/>
               <w:textAlignment w:val="center"/>
               <w:rPr>
-                <w:rFonts w:ascii="標楷體" w:eastAsia="標楷體"/>
+                <w:rFonts w:ascii="標楷體"/>
               </w:rPr>
             </w:pPr>
           </w:p>
@@ -3425,13 +2885,6 @@
         <w:tc>
           <w:tcPr>
             <w:tcW w:w="507" w:type="dxa"/>
-            <w:tcBorders>
-              <w:top w:val="single" w:sz="6" w:space="0" w:color="000000"/>
-              <w:left w:val="nil"/>
-              <w:bottom w:val="single" w:sz="6" w:space="0" w:color="000000"/>
-              <w:right w:val="single" w:sz="12" w:space="0" w:color="000000"/>
-            </w:tcBorders>
-            <w:vAlign w:val="center"/>
           </w:tcPr>
           <w:p>
             <w:pPr>
@@ -3443,12 +2896,12 @@
               <w:ind w:left="-28"/>
               <w:textAlignment w:val="center"/>
               <w:rPr>
-                <w:rFonts w:ascii="標楷體" w:eastAsia="標楷體"/>
-              </w:rPr>
-            </w:pPr>
-            <w:r>
-              <w:rPr>
-                <w:rFonts w:ascii="標楷體" w:eastAsia="標楷體" w:hint="eastAsia"/>
+                <w:rFonts w:ascii="標楷體"/>
+              </w:rPr>
+            </w:pPr>
+            <w:r>
+              <w:rPr>
+                <w:rFonts w:ascii="標楷體" w:hint="eastAsia"/>
               </w:rPr>
               <w:t>元</w:t>
             </w:r>
@@ -3457,19 +2910,12 @@
       </w:tr>
       <w:tr>
         <w:trPr>
-          <w:cantSplit/>
           <w:trHeight w:val="94"/>
         </w:trPr>
         <w:tc>
           <w:tcPr>
             <w:tcW w:w="537" w:type="dxa"/>
             <w:vMerge w:val="restart"/>
-            <w:tcBorders>
-              <w:top w:val="single" w:sz="6" w:space="0" w:color="000000"/>
-              <w:left w:val="single" w:sz="12" w:space="0" w:color="000000"/>
-              <w:right w:val="nil"/>
-            </w:tcBorders>
-            <w:vAlign w:val="center"/>
           </w:tcPr>
           <w:p>
             <w:pPr>
@@ -3479,15 +2925,23 @@
               <w:spacing w:line="240" w:lineRule="atLeast"/>
               <w:jc w:val="both"/>
               <w:rPr>
-                <w:rFonts w:ascii="標楷體" w:eastAsia="標楷體"/>
-              </w:rPr>
-            </w:pPr>
-            <w:r>
-              <w:rPr>
-                <w:rFonts w:ascii="標楷體" w:eastAsia="標楷體" w:hint="eastAsia"/>
-              </w:rPr>
-              <w:t>七﹑</w:t>
-            </w:r>
+                <w:rFonts w:ascii="標楷體"/>
+              </w:rPr>
+            </w:pPr>
+            <w:r>
+              <w:rPr>
+                <w:rFonts w:ascii="標楷體" w:hint="eastAsia"/>
+              </w:rPr>
+              <w:t>七</w:t>
+            </w:r>
+            <w:proofErr w:type="gramStart"/>
+            <w:r>
+              <w:rPr>
+                <w:rFonts w:ascii="標楷體" w:hint="eastAsia"/>
+              </w:rPr>
+              <w:t>﹑</w:t>
+            </w:r>
+            <w:proofErr w:type="gramEnd"/>
           </w:p>
         </w:tc>
         <w:tc>
@@ -3495,12 +2949,6 @@
             <w:tcW w:w="2523" w:type="dxa"/>
             <w:gridSpan w:val="3"/>
             <w:vMerge w:val="restart"/>
-            <w:tcBorders>
-              <w:top w:val="single" w:sz="6" w:space="0" w:color="000000"/>
-              <w:left w:val="nil"/>
-              <w:right w:val="single" w:sz="6" w:space="0" w:color="000000"/>
-            </w:tcBorders>
-            <w:vAlign w:val="center"/>
           </w:tcPr>
           <w:p>
             <w:pPr>
@@ -3511,55 +2959,55 @@
               <w:ind w:right="42"/>
               <w:jc w:val="both"/>
               <w:rPr>
-                <w:rFonts w:ascii="標楷體" w:eastAsia="標楷體"/>
+                <w:rFonts w:ascii="標楷體"/>
                 <w:snapToGrid w:val="0"/>
               </w:rPr>
             </w:pPr>
             <w:r>
               <w:rPr>
-                <w:rFonts w:ascii="標楷體" w:eastAsia="標楷體" w:hint="eastAsia"/>
+                <w:rFonts w:ascii="標楷體" w:hint="eastAsia"/>
                 <w:snapToGrid w:val="0"/>
               </w:rPr>
               <w:t>股</w:t>
             </w:r>
             <w:r>
               <w:rPr>
-                <w:rFonts w:ascii="標楷體" w:eastAsia="標楷體"/>
+                <w:rFonts w:ascii="標楷體"/>
                 <w:snapToGrid w:val="0"/>
               </w:rPr>
               <w:t xml:space="preserve">  </w:t>
             </w:r>
             <w:r>
               <w:rPr>
-                <w:rFonts w:ascii="標楷體" w:eastAsia="標楷體" w:hint="eastAsia"/>
+                <w:rFonts w:ascii="標楷體" w:hint="eastAsia"/>
                 <w:snapToGrid w:val="0"/>
               </w:rPr>
               <w:t>份</w:t>
             </w:r>
             <w:r>
               <w:rPr>
-                <w:rFonts w:ascii="標楷體" w:eastAsia="標楷體"/>
+                <w:rFonts w:ascii="標楷體"/>
                 <w:snapToGrid w:val="0"/>
               </w:rPr>
               <w:t xml:space="preserve">  </w:t>
             </w:r>
             <w:r>
               <w:rPr>
-                <w:rFonts w:ascii="標楷體" w:eastAsia="標楷體" w:hint="eastAsia"/>
+                <w:rFonts w:ascii="標楷體" w:hint="eastAsia"/>
                 <w:snapToGrid w:val="0"/>
               </w:rPr>
               <w:t>總</w:t>
             </w:r>
             <w:r>
               <w:rPr>
-                <w:rFonts w:ascii="標楷體" w:eastAsia="標楷體"/>
+                <w:rFonts w:ascii="標楷體"/>
                 <w:snapToGrid w:val="0"/>
               </w:rPr>
               <w:t xml:space="preserve">  </w:t>
             </w:r>
             <w:r>
               <w:rPr>
-                <w:rFonts w:ascii="標楷體" w:eastAsia="標楷體" w:hint="eastAsia"/>
+                <w:rFonts w:ascii="標楷體" w:hint="eastAsia"/>
                 <w:snapToGrid w:val="0"/>
               </w:rPr>
               <w:t>數</w:t>
@@ -3571,13 +3019,6 @@
             <w:tcW w:w="1790" w:type="dxa"/>
             <w:gridSpan w:val="7"/>
             <w:vMerge w:val="restart"/>
-            <w:tcBorders>
-              <w:top w:val="single" w:sz="6" w:space="0" w:color="000000"/>
-              <w:left w:val="single" w:sz="6" w:space="0" w:color="000000"/>
-              <w:bottom w:val="nil"/>
-              <w:right w:val="nil"/>
-            </w:tcBorders>
-            <w:vAlign w:val="center"/>
           </w:tcPr>
           <w:p>
             <w:pPr>
@@ -3589,7 +3030,7 @@
               <w:jc w:val="right"/>
               <w:textAlignment w:val="center"/>
               <w:rPr>
-                <w:rFonts w:ascii="標楷體" w:eastAsia="標楷體"/>
+                <w:rFonts w:ascii="標楷體"/>
               </w:rPr>
             </w:pPr>
           </w:p>
@@ -3598,13 +3039,6 @@
           <w:tcPr>
             <w:tcW w:w="364" w:type="dxa"/>
             <w:vMerge w:val="restart"/>
-            <w:tcBorders>
-              <w:top w:val="single" w:sz="6" w:space="0" w:color="000000"/>
-              <w:left w:val="nil"/>
-              <w:bottom w:val="single" w:sz="6" w:space="0" w:color="000000"/>
-              <w:right w:val="single" w:sz="6" w:space="0" w:color="000000"/>
-            </w:tcBorders>
-            <w:vAlign w:val="center"/>
           </w:tcPr>
           <w:p>
             <w:pPr>
@@ -3616,12 +3050,12 @@
               <w:jc w:val="both"/>
               <w:textAlignment w:val="center"/>
               <w:rPr>
-                <w:rFonts w:ascii="標楷體" w:eastAsia="標楷體"/>
-              </w:rPr>
-            </w:pPr>
-            <w:r>
-              <w:rPr>
-                <w:rFonts w:ascii="標楷體" w:eastAsia="標楷體" w:hint="eastAsia"/>
+                <w:rFonts w:ascii="標楷體"/>
+              </w:rPr>
+            </w:pPr>
+            <w:r>
+              <w:rPr>
+                <w:rFonts w:ascii="標楷體" w:hint="eastAsia"/>
               </w:rPr>
               <w:t>股</w:t>
             </w:r>
@@ -3632,12 +3066,6 @@
             <w:tcW w:w="2000" w:type="dxa"/>
             <w:gridSpan w:val="5"/>
             <w:vMerge w:val="restart"/>
-            <w:tcBorders>
-              <w:top w:val="single" w:sz="6" w:space="0" w:color="000000"/>
-              <w:left w:val="single" w:sz="6" w:space="0" w:color="000000"/>
-              <w:right w:val="nil"/>
-            </w:tcBorders>
-            <w:vAlign w:val="center"/>
           </w:tcPr>
           <w:p>
             <w:pPr>
@@ -3649,24 +3077,24 @@
               <w:jc w:val="both"/>
               <w:textAlignment w:val="center"/>
               <w:rPr>
-                <w:rFonts w:ascii="標楷體" w:eastAsia="標楷體"/>
-              </w:rPr>
-            </w:pPr>
-            <w:r>
-              <w:rPr>
-                <w:rFonts w:ascii="標楷體" w:eastAsia="標楷體" w:hint="eastAsia"/>
+                <w:rFonts w:ascii="標楷體"/>
+              </w:rPr>
+            </w:pPr>
+            <w:r>
+              <w:rPr>
+                <w:rFonts w:ascii="標楷體" w:hint="eastAsia"/>
               </w:rPr>
               <w:t>八、</w:t>
             </w:r>
             <w:r>
               <w:rPr>
-                <w:rFonts w:eastAsia="標楷體" w:hint="eastAsia"/>
+                <w:rFonts w:hint="eastAsia"/>
               </w:rPr>
               <w:t>已發行</w:t>
             </w:r>
             <w:r>
               <w:rPr>
-                <w:rFonts w:ascii="標楷體" w:eastAsia="標楷體" w:hint="eastAsia"/>
+                <w:rFonts w:ascii="標楷體" w:hint="eastAsia"/>
               </w:rPr>
               <w:t>股份</w:t>
             </w:r>
@@ -3681,12 +3109,12 @@
               <w:jc w:val="both"/>
               <w:textAlignment w:val="center"/>
               <w:rPr>
-                <w:rFonts w:ascii="標楷體" w:eastAsia="標楷體"/>
-              </w:rPr>
-            </w:pPr>
-            <w:r>
-              <w:rPr>
-                <w:rFonts w:ascii="標楷體" w:eastAsia="標楷體" w:hint="eastAsia"/>
+                <w:rFonts w:ascii="標楷體"/>
+              </w:rPr>
+            </w:pPr>
+            <w:r>
+              <w:rPr>
+                <w:rFonts w:ascii="標楷體" w:hint="eastAsia"/>
               </w:rPr>
               <w:t>總數</w:t>
             </w:r>
@@ -3696,13 +3124,6 @@
           <w:tcPr>
             <w:tcW w:w="1134" w:type="dxa"/>
             <w:gridSpan w:val="4"/>
-            <w:tcBorders>
-              <w:top w:val="single" w:sz="6" w:space="0" w:color="000000"/>
-              <w:left w:val="single" w:sz="6" w:space="0" w:color="000000"/>
-              <w:bottom w:val="single" w:sz="6" w:space="0" w:color="000000"/>
-              <w:right w:val="nil"/>
-            </w:tcBorders>
-            <w:vAlign w:val="center"/>
           </w:tcPr>
           <w:p>
             <w:pPr>
@@ -3714,18 +3135,18 @@
               <w:jc w:val="both"/>
               <w:textAlignment w:val="center"/>
               <w:rPr>
-                <w:rFonts w:ascii="標楷體" w:eastAsia="標楷體"/>
-              </w:rPr>
-            </w:pPr>
-            <w:r>
-              <w:rPr>
-                <w:rFonts w:ascii="標楷體" w:eastAsia="標楷體"/>
+                <w:rFonts w:ascii="標楷體"/>
+              </w:rPr>
+            </w:pPr>
+            <w:r>
+              <w:rPr>
+                <w:rFonts w:ascii="標楷體"/>
               </w:rPr>
               <w:t>1.</w:t>
             </w:r>
             <w:r>
               <w:rPr>
-                <w:rFonts w:ascii="標楷體" w:eastAsia="標楷體" w:hint="eastAsia"/>
+                <w:rFonts w:ascii="標楷體" w:hint="eastAsia"/>
               </w:rPr>
               <w:t>普通股</w:t>
             </w:r>
@@ -3735,13 +3156,6 @@
           <w:tcPr>
             <w:tcW w:w="1394" w:type="dxa"/>
             <w:gridSpan w:val="4"/>
-            <w:tcBorders>
-              <w:top w:val="single" w:sz="6" w:space="0" w:color="000000"/>
-              <w:left w:val="nil"/>
-              <w:bottom w:val="single" w:sz="6" w:space="0" w:color="000000"/>
-              <w:right w:val="nil"/>
-            </w:tcBorders>
-            <w:vAlign w:val="center"/>
           </w:tcPr>
           <w:p>
             <w:pPr>
@@ -3753,7 +3167,7 @@
               <w:jc w:val="right"/>
               <w:textAlignment w:val="center"/>
               <w:rPr>
-                <w:rFonts w:ascii="標楷體" w:eastAsia="標楷體"/>
+                <w:rFonts w:ascii="標楷體"/>
               </w:rPr>
             </w:pPr>
           </w:p>
@@ -3761,13 +3175,6 @@
         <w:tc>
           <w:tcPr>
             <w:tcW w:w="507" w:type="dxa"/>
-            <w:tcBorders>
-              <w:top w:val="single" w:sz="6" w:space="0" w:color="000000"/>
-              <w:left w:val="nil"/>
-              <w:bottom w:val="single" w:sz="8" w:space="0" w:color="000000"/>
-              <w:right w:val="single" w:sz="12" w:space="0" w:color="000000"/>
-            </w:tcBorders>
-            <w:vAlign w:val="center"/>
           </w:tcPr>
           <w:p>
             <w:pPr>
@@ -3778,12 +3185,12 @@
               <w:ind w:left="-28" w:right="33"/>
               <w:textAlignment w:val="center"/>
               <w:rPr>
-                <w:rFonts w:ascii="標楷體" w:eastAsia="標楷體"/>
-              </w:rPr>
-            </w:pPr>
-            <w:r>
-              <w:rPr>
-                <w:rFonts w:ascii="標楷體" w:eastAsia="標楷體" w:hint="eastAsia"/>
+                <w:rFonts w:ascii="標楷體"/>
+              </w:rPr>
+            </w:pPr>
+            <w:r>
+              <w:rPr>
+                <w:rFonts w:ascii="標楷體" w:hint="eastAsia"/>
               </w:rPr>
               <w:t>股</w:t>
             </w:r>
@@ -3792,18 +3199,12 @@
       </w:tr>
       <w:tr>
         <w:trPr>
-          <w:cantSplit/>
           <w:trHeight w:val="142"/>
         </w:trPr>
         <w:tc>
           <w:tcPr>
             <w:tcW w:w="537" w:type="dxa"/>
             <w:vMerge/>
-            <w:tcBorders>
-              <w:left w:val="single" w:sz="12" w:space="0" w:color="000000"/>
-              <w:bottom w:val="single" w:sz="6" w:space="0" w:color="000000"/>
-              <w:right w:val="nil"/>
-            </w:tcBorders>
           </w:tcPr>
           <w:p>
             <w:pPr>
@@ -3813,7 +3214,7 @@
               <w:spacing w:line="240" w:lineRule="atLeast"/>
               <w:jc w:val="right"/>
               <w:rPr>
-                <w:rFonts w:ascii="標楷體" w:eastAsia="標楷體"/>
+                <w:rFonts w:ascii="標楷體"/>
               </w:rPr>
             </w:pPr>
           </w:p>
@@ -3823,11 +3224,6 @@
             <w:tcW w:w="2523" w:type="dxa"/>
             <w:gridSpan w:val="3"/>
             <w:vMerge/>
-            <w:tcBorders>
-              <w:left w:val="nil"/>
-              <w:bottom w:val="nil"/>
-              <w:right w:val="single" w:sz="6" w:space="0" w:color="000000"/>
-            </w:tcBorders>
           </w:tcPr>
           <w:p>
             <w:pPr>
@@ -3838,7 +3234,7 @@
               <w:ind w:right="42"/>
               <w:jc w:val="both"/>
               <w:rPr>
-                <w:rFonts w:ascii="標楷體" w:eastAsia="標楷體"/>
+                <w:rFonts w:ascii="標楷體"/>
                 <w:snapToGrid w:val="0"/>
               </w:rPr>
             </w:pPr>
@@ -3849,13 +3245,6 @@
             <w:tcW w:w="1790" w:type="dxa"/>
             <w:gridSpan w:val="7"/>
             <w:vMerge/>
-            <w:tcBorders>
-              <w:top w:val="single" w:sz="6" w:space="0" w:color="000000"/>
-              <w:left w:val="single" w:sz="6" w:space="0" w:color="000000"/>
-              <w:bottom w:val="nil"/>
-              <w:right w:val="nil"/>
-            </w:tcBorders>
-            <w:vAlign w:val="center"/>
           </w:tcPr>
           <w:p>
             <w:pPr>
@@ -3867,7 +3256,7 @@
               <w:jc w:val="both"/>
               <w:textAlignment w:val="center"/>
               <w:rPr>
-                <w:rFonts w:ascii="標楷體" w:eastAsia="標楷體"/>
+                <w:rFonts w:ascii="標楷體"/>
               </w:rPr>
             </w:pPr>
           </w:p>
@@ -3876,13 +3265,6 @@
           <w:tcPr>
             <w:tcW w:w="364" w:type="dxa"/>
             <w:vMerge/>
-            <w:tcBorders>
-              <w:top w:val="single" w:sz="6" w:space="0" w:color="000000"/>
-              <w:left w:val="nil"/>
-              <w:bottom w:val="single" w:sz="6" w:space="0" w:color="000000"/>
-              <w:right w:val="single" w:sz="6" w:space="0" w:color="000000"/>
-            </w:tcBorders>
-            <w:vAlign w:val="center"/>
           </w:tcPr>
           <w:p>
             <w:pPr>
@@ -3894,7 +3276,7 @@
               <w:jc w:val="both"/>
               <w:textAlignment w:val="center"/>
               <w:rPr>
-                <w:rFonts w:ascii="標楷體" w:eastAsia="標楷體"/>
+                <w:rFonts w:ascii="標楷體"/>
               </w:rPr>
             </w:pPr>
           </w:p>
@@ -3904,13 +3286,6 @@
             <w:tcW w:w="2000" w:type="dxa"/>
             <w:gridSpan w:val="5"/>
             <w:vMerge/>
-            <w:tcBorders>
-              <w:top w:val="single" w:sz="6" w:space="0" w:color="000000"/>
-              <w:left w:val="single" w:sz="6" w:space="0" w:color="000000"/>
-              <w:bottom w:val="nil"/>
-              <w:right w:val="nil"/>
-            </w:tcBorders>
-            <w:vAlign w:val="center"/>
           </w:tcPr>
           <w:p>
             <w:pPr>
@@ -3922,7 +3297,7 @@
               <w:jc w:val="both"/>
               <w:textAlignment w:val="center"/>
               <w:rPr>
-                <w:rFonts w:ascii="標楷體" w:eastAsia="標楷體"/>
+                <w:rFonts w:ascii="標楷體"/>
               </w:rPr>
             </w:pPr>
           </w:p>
@@ -3931,13 +3306,6 @@
           <w:tcPr>
             <w:tcW w:w="1134" w:type="dxa"/>
             <w:gridSpan w:val="4"/>
-            <w:tcBorders>
-              <w:top w:val="single" w:sz="6" w:space="0" w:color="000000"/>
-              <w:left w:val="single" w:sz="6" w:space="0" w:color="000000"/>
-              <w:bottom w:val="nil"/>
-              <w:right w:val="nil"/>
-            </w:tcBorders>
-            <w:vAlign w:val="center"/>
           </w:tcPr>
           <w:p>
             <w:pPr>
@@ -3949,18 +3317,18 @@
               <w:jc w:val="both"/>
               <w:textAlignment w:val="center"/>
               <w:rPr>
-                <w:rFonts w:ascii="標楷體" w:eastAsia="標楷體"/>
-              </w:rPr>
-            </w:pPr>
-            <w:r>
-              <w:rPr>
-                <w:rFonts w:ascii="標楷體" w:eastAsia="標楷體"/>
+                <w:rFonts w:ascii="標楷體"/>
+              </w:rPr>
+            </w:pPr>
+            <w:r>
+              <w:rPr>
+                <w:rFonts w:ascii="標楷體"/>
               </w:rPr>
               <w:t>2.</w:t>
             </w:r>
             <w:r>
               <w:rPr>
-                <w:rFonts w:ascii="標楷體" w:eastAsia="標楷體" w:hint="eastAsia"/>
+                <w:rFonts w:ascii="標楷體" w:hint="eastAsia"/>
               </w:rPr>
               <w:t>特別股</w:t>
             </w:r>
@@ -3970,13 +3338,6 @@
           <w:tcPr>
             <w:tcW w:w="1394" w:type="dxa"/>
             <w:gridSpan w:val="4"/>
-            <w:tcBorders>
-              <w:top w:val="single" w:sz="6" w:space="0" w:color="000000"/>
-              <w:left w:val="nil"/>
-              <w:bottom w:val="nil"/>
-              <w:right w:val="nil"/>
-            </w:tcBorders>
-            <w:vAlign w:val="center"/>
           </w:tcPr>
           <w:p>
             <w:pPr>
@@ -3988,7 +3349,7 @@
               <w:jc w:val="right"/>
               <w:textAlignment w:val="center"/>
               <w:rPr>
-                <w:rFonts w:ascii="標楷體" w:eastAsia="標楷體"/>
+                <w:rFonts w:ascii="標楷體"/>
               </w:rPr>
             </w:pPr>
           </w:p>
@@ -3996,13 +3357,6 @@
         <w:tc>
           <w:tcPr>
             <w:tcW w:w="507" w:type="dxa"/>
-            <w:tcBorders>
-              <w:top w:val="single" w:sz="8" w:space="0" w:color="000000"/>
-              <w:left w:val="nil"/>
-              <w:bottom w:val="single" w:sz="6" w:space="0" w:color="000000"/>
-              <w:right w:val="single" w:sz="12" w:space="0" w:color="000000"/>
-            </w:tcBorders>
-            <w:vAlign w:val="center"/>
           </w:tcPr>
           <w:p>
             <w:pPr>
@@ -4013,12 +3367,12 @@
               <w:ind w:left="-28" w:right="33"/>
               <w:textAlignment w:val="center"/>
               <w:rPr>
-                <w:rFonts w:ascii="標楷體" w:eastAsia="標楷體"/>
-              </w:rPr>
-            </w:pPr>
-            <w:r>
-              <w:rPr>
-                <w:rFonts w:ascii="標楷體" w:eastAsia="標楷體" w:hint="eastAsia"/>
+                <w:rFonts w:ascii="標楷體"/>
+              </w:rPr>
+            </w:pPr>
+            <w:r>
+              <w:rPr>
+                <w:rFonts w:ascii="標楷體" w:hint="eastAsia"/>
               </w:rPr>
               <w:t>股</w:t>
             </w:r>
@@ -4027,7 +3381,6 @@
       </w:tr>
       <w:tr>
         <w:trPr>
-          <w:cantSplit/>
           <w:trHeight w:val="317"/>
         </w:trPr>
         <w:tc>
@@ -4035,12 +3388,6 @@
             <w:tcW w:w="3060" w:type="dxa"/>
             <w:gridSpan w:val="4"/>
             <w:vMerge w:val="restart"/>
-            <w:tcBorders>
-              <w:top w:val="single" w:sz="6" w:space="0" w:color="000000"/>
-              <w:left w:val="single" w:sz="12" w:space="0" w:color="000000"/>
-              <w:right w:val="single" w:sz="6" w:space="0" w:color="000000"/>
-            </w:tcBorders>
-            <w:vAlign w:val="center"/>
           </w:tcPr>
           <w:p>
             <w:pPr>
@@ -4052,25 +3399,27 @@
               <w:ind w:left="-28" w:right="114" w:firstLine="28"/>
               <w:jc w:val="both"/>
               <w:rPr>
-                <w:rFonts w:ascii="標楷體" w:eastAsia="標楷體"/>
-              </w:rPr>
-            </w:pPr>
-            <w:r>
-              <w:rPr>
-                <w:rFonts w:ascii="標楷體" w:eastAsia="標楷體" w:hint="eastAsia"/>
+                <w:rFonts w:ascii="標楷體"/>
+              </w:rPr>
+            </w:pPr>
+            <w:r>
+              <w:rPr>
+                <w:rFonts w:ascii="標楷體" w:hint="eastAsia"/>
               </w:rPr>
               <w:t>九</w:t>
             </w:r>
-            <w:r>
-              <w:rPr>
-                <w:rFonts w:ascii="標楷體" w:eastAsia="標楷體" w:hint="eastAsia"/>
+            <w:proofErr w:type="gramStart"/>
+            <w:r>
+              <w:rPr>
+                <w:rFonts w:ascii="標楷體" w:hint="eastAsia"/>
                 <w:b/>
               </w:rPr>
               <w:t>﹑</w:t>
             </w:r>
-            <w:r>
-              <w:rPr>
-                <w:rFonts w:ascii="標楷體" w:eastAsia="標楷體" w:hint="eastAsia"/>
+            <w:proofErr w:type="gramEnd"/>
+            <w:r>
+              <w:rPr>
+                <w:rFonts w:ascii="標楷體" w:hint="eastAsia"/>
               </w:rPr>
               <w:t>董事人數任期</w:t>
             </w:r>
@@ -4080,12 +3429,6 @@
           <w:tcPr>
             <w:tcW w:w="1446" w:type="dxa"/>
             <w:gridSpan w:val="5"/>
-            <w:tcBorders>
-              <w:top w:val="single" w:sz="6" w:space="0" w:color="000000"/>
-              <w:left w:val="single" w:sz="6" w:space="0" w:color="000000"/>
-              <w:bottom w:val="nil"/>
-              <w:right w:val="nil"/>
-            </w:tcBorders>
           </w:tcPr>
           <w:p>
             <w:pPr>
@@ -4102,12 +3445,12 @@
               <w:spacing w:after="100" w:line="240" w:lineRule="atLeast"/>
               <w:jc w:val="right"/>
               <w:rPr>
-                <w:rFonts w:ascii="標楷體" w:eastAsia="標楷體"/>
-              </w:rPr>
-            </w:pPr>
-            <w:r>
-              <w:rPr>
-                <w:rFonts w:ascii="標楷體" w:eastAsia="標楷體" w:hint="eastAsia"/>
+                <w:rFonts w:ascii="標楷體"/>
+              </w:rPr>
+            </w:pPr>
+            <w:r>
+              <w:rPr>
+                <w:rFonts w:ascii="標楷體" w:hint="eastAsia"/>
               </w:rPr>
               <w:t>人</w:t>
             </w:r>
@@ -4117,13 +3460,6 @@
           <w:tcPr>
             <w:tcW w:w="5743" w:type="dxa"/>
             <w:gridSpan w:val="17"/>
-            <w:tcBorders>
-              <w:top w:val="single" w:sz="6" w:space="0" w:color="000000"/>
-              <w:left w:val="nil"/>
-              <w:bottom w:val="nil"/>
-              <w:right w:val="single" w:sz="12" w:space="0" w:color="000000"/>
-            </w:tcBorders>
-            <w:vAlign w:val="center"/>
           </w:tcPr>
           <w:p>
             <w:pPr>
@@ -4140,93 +3476,93 @@
               <w:spacing w:after="100" w:line="240" w:lineRule="atLeast"/>
               <w:jc w:val="both"/>
               <w:rPr>
-                <w:rFonts w:ascii="標楷體" w:eastAsia="標楷體"/>
-              </w:rPr>
-            </w:pPr>
-            <w:r>
-              <w:rPr>
-                <w:rFonts w:ascii="標楷體" w:eastAsia="標楷體" w:hint="eastAsia"/>
+                <w:rFonts w:ascii="標楷體"/>
+              </w:rPr>
+            </w:pPr>
+            <w:r>
+              <w:rPr>
+                <w:rFonts w:ascii="標楷體" w:hint="eastAsia"/>
                 <w:spacing w:val="-20"/>
               </w:rPr>
               <w:t xml:space="preserve">自   </w:t>
             </w:r>
             <w:r>
               <w:rPr>
-                <w:rFonts w:ascii="標楷體" w:eastAsia="標楷體" w:hint="eastAsia"/>
+                <w:rFonts w:ascii="標楷體" w:hint="eastAsia"/>
                 <w:spacing w:val="-20"/>
               </w:rPr>
               <w:t xml:space="preserve"> </w:t>
             </w:r>
             <w:r>
               <w:rPr>
-                <w:rFonts w:ascii="標楷體" w:eastAsia="標楷體" w:hint="eastAsia"/>
+                <w:rFonts w:ascii="標楷體" w:hint="eastAsia"/>
                 <w:spacing w:val="-20"/>
               </w:rPr>
               <w:t xml:space="preserve">   </w:t>
             </w:r>
             <w:r>
               <w:rPr>
-                <w:rFonts w:ascii="標楷體" w:eastAsia="標楷體" w:hint="eastAsia"/>
+                <w:rFonts w:ascii="標楷體" w:hint="eastAsia"/>
               </w:rPr>
               <w:t xml:space="preserve">年  </w:t>
             </w:r>
             <w:r>
               <w:rPr>
-                <w:rFonts w:ascii="標楷體" w:eastAsia="標楷體" w:hint="eastAsia"/>
+                <w:rFonts w:ascii="標楷體" w:hint="eastAsia"/>
               </w:rPr>
               <w:t xml:space="preserve"> </w:t>
             </w:r>
             <w:r>
               <w:rPr>
-                <w:rFonts w:ascii="標楷體" w:eastAsia="標楷體" w:hint="eastAsia"/>
+                <w:rFonts w:ascii="標楷體" w:hint="eastAsia"/>
               </w:rPr>
               <w:t xml:space="preserve">  月   </w:t>
             </w:r>
             <w:r>
               <w:rPr>
-                <w:rFonts w:ascii="標楷體" w:eastAsia="標楷體" w:hint="eastAsia"/>
+                <w:rFonts w:ascii="標楷體" w:hint="eastAsia"/>
               </w:rPr>
               <w:t xml:space="preserve"> </w:t>
             </w:r>
             <w:r>
               <w:rPr>
-                <w:rFonts w:ascii="標楷體" w:eastAsia="標楷體" w:hint="eastAsia"/>
+                <w:rFonts w:ascii="標楷體" w:hint="eastAsia"/>
               </w:rPr>
               <w:t xml:space="preserve"> 日至 </w:t>
             </w:r>
             <w:r>
               <w:rPr>
-                <w:rFonts w:ascii="標楷體" w:eastAsia="標楷體" w:hint="eastAsia"/>
+                <w:rFonts w:ascii="標楷體" w:hint="eastAsia"/>
               </w:rPr>
               <w:t xml:space="preserve"> </w:t>
             </w:r>
             <w:r>
               <w:rPr>
-                <w:rFonts w:ascii="標楷體" w:eastAsia="標楷體" w:hint="eastAsia"/>
+                <w:rFonts w:ascii="標楷體" w:hint="eastAsia"/>
               </w:rPr>
               <w:t xml:space="preserve">   年 </w:t>
             </w:r>
             <w:r>
               <w:rPr>
-                <w:rFonts w:ascii="標楷體" w:eastAsia="標楷體" w:hint="eastAsia"/>
+                <w:rFonts w:ascii="標楷體" w:hint="eastAsia"/>
               </w:rPr>
               <w:t xml:space="preserve"> </w:t>
             </w:r>
             <w:r>
               <w:rPr>
-                <w:rFonts w:ascii="標楷體" w:eastAsia="標楷體" w:hint="eastAsia"/>
+                <w:rFonts w:ascii="標楷體" w:hint="eastAsia"/>
               </w:rPr>
               <w:t xml:space="preserve">   月 </w:t>
             </w:r>
             <w:r>
               <w:rPr>
-                <w:rFonts w:ascii="標楷體" w:eastAsia="標楷體" w:hint="eastAsia"/>
+                <w:rFonts w:ascii="標楷體" w:hint="eastAsia"/>
               </w:rPr>
               <w:t xml:space="preserve"> </w:t>
             </w:r>
             <w:r>
               <w:rPr>
-                <w:rFonts w:ascii="標楷體" w:eastAsia="標楷體" w:hint="eastAsia"/>
+                <w:rFonts w:ascii="標楷體" w:hint="eastAsia"/>
               </w:rPr>
               <w:t xml:space="preserve">   日</w:t>
             </w:r>
@@ -4235,7 +3571,6 @@
       </w:tr>
       <w:tr>
         <w:trPr>
-          <w:cantSplit/>
           <w:trHeight w:val="288"/>
         </w:trPr>
         <w:tc>
@@ -4243,12 +3578,6 @@
             <w:tcW w:w="3060" w:type="dxa"/>
             <w:gridSpan w:val="4"/>
             <w:vMerge/>
-            <w:tcBorders>
-              <w:left w:val="single" w:sz="12" w:space="0" w:color="000000"/>
-              <w:bottom w:val="single" w:sz="6" w:space="0" w:color="000000"/>
-              <w:right w:val="single" w:sz="6" w:space="0" w:color="000000"/>
-            </w:tcBorders>
-            <w:vAlign w:val="center"/>
           </w:tcPr>
           <w:p>
             <w:pPr>
@@ -4260,7 +3589,7 @@
               <w:ind w:left="-28" w:right="114" w:firstLine="28"/>
               <w:jc w:val="both"/>
               <w:rPr>
-                <w:rFonts w:ascii="標楷體" w:eastAsia="標楷體"/>
+                <w:rFonts w:ascii="標楷體"/>
               </w:rPr>
             </w:pPr>
           </w:p>
@@ -4269,13 +3598,6 @@
           <w:tcPr>
             <w:tcW w:w="7189" w:type="dxa"/>
             <w:gridSpan w:val="22"/>
-            <w:tcBorders>
-              <w:top w:val="nil"/>
-              <w:left w:val="single" w:sz="6" w:space="0" w:color="000000"/>
-              <w:bottom w:val="single" w:sz="6" w:space="0" w:color="000000"/>
-              <w:right w:val="single" w:sz="12" w:space="0" w:color="000000"/>
-            </w:tcBorders>
-            <w:vAlign w:val="center"/>
           </w:tcPr>
           <w:p>
             <w:pPr>
@@ -4292,46 +3614,46 @@
               <w:spacing w:after="100" w:line="240" w:lineRule="atLeast"/>
               <w:jc w:val="both"/>
               <w:rPr>
-                <w:rFonts w:ascii="標楷體" w:eastAsia="標楷體"/>
-              </w:rPr>
-            </w:pPr>
-            <w:r>
-              <w:rPr>
-                <w:rFonts w:ascii="標楷體" w:eastAsia="標楷體" w:hint="eastAsia"/>
+                <w:rFonts w:ascii="標楷體"/>
+              </w:rPr>
+            </w:pPr>
+            <w:r>
+              <w:rPr>
+                <w:rFonts w:ascii="標楷體" w:hint="eastAsia"/>
               </w:rPr>
               <w:t>（</w:t>
             </w:r>
             <w:r>
               <w:rPr>
-                <w:rFonts w:ascii="標楷體" w:eastAsia="標楷體" w:hint="eastAsia"/>
+                <w:rFonts w:ascii="標楷體" w:hint="eastAsia"/>
                 <w:spacing w:val="-20"/>
               </w:rPr>
               <w:t>含獨立董事</w:t>
             </w:r>
             <w:r>
               <w:rPr>
-                <w:rFonts w:ascii="標楷體" w:eastAsia="標楷體"/>
+                <w:rFonts w:ascii="標楷體"/>
                 <w:spacing w:val="-20"/>
               </w:rPr>
               <w:t xml:space="preserve">    </w:t>
             </w:r>
             <w:r>
               <w:rPr>
-                <w:rFonts w:ascii="標楷體" w:eastAsia="標楷體" w:hint="eastAsia"/>
+                <w:rFonts w:ascii="標楷體" w:hint="eastAsia"/>
                 <w:spacing w:val="-20"/>
               </w:rPr>
               <w:t xml:space="preserve">    </w:t>
             </w:r>
             <w:r>
               <w:rPr>
-                <w:rFonts w:ascii="標楷體" w:eastAsia="標楷體"/>
+                <w:rFonts w:ascii="標楷體"/>
                 <w:spacing w:val="-20"/>
               </w:rPr>
               <w:t xml:space="preserve">  </w:t>
             </w:r>
             <w:r>
               <w:rPr>
-                <w:rFonts w:ascii="標楷體" w:eastAsia="標楷體" w:hint="eastAsia"/>
+                <w:rFonts w:ascii="標楷體" w:hint="eastAsia"/>
               </w:rPr>
               <w:t>人）</w:t>
             </w:r>
@@ -4340,7 +3662,6 @@
       </w:tr>
       <w:tr>
         <w:trPr>
-          <w:cantSplit/>
           <w:trHeight w:val="499"/>
         </w:trPr>
         <w:tc>
@@ -4348,11 +3669,6 @@
             <w:tcW w:w="3060" w:type="dxa"/>
             <w:gridSpan w:val="4"/>
             <w:vMerge w:val="restart"/>
-            <w:tcBorders>
-              <w:top w:val="single" w:sz="6" w:space="0" w:color="000000"/>
-              <w:left w:val="single" w:sz="12" w:space="0" w:color="000000"/>
-              <w:right w:val="single" w:sz="6" w:space="0" w:color="000000"/>
-            </w:tcBorders>
           </w:tcPr>
           <w:p>
             <w:pPr>
@@ -4363,19 +3679,28 @@
               <w:spacing w:line="160" w:lineRule="atLeast"/>
               <w:jc w:val="both"/>
               <w:rPr>
-                <w:rFonts w:ascii="標楷體" w:eastAsia="標楷體"/>
-              </w:rPr>
-            </w:pPr>
-            <w:r>
-              <w:rPr>
-                <w:rFonts w:ascii="標楷體" w:eastAsia="標楷體" w:hint="eastAsia"/>
+                <w:rFonts w:ascii="標楷體"/>
+              </w:rPr>
+            </w:pPr>
+            <w:r>
+              <w:rPr>
+                <w:rFonts w:ascii="標楷體" w:hint="eastAsia"/>
                 <w:spacing w:val="-20"/>
               </w:rPr>
-              <w:t>十﹑</w:t>
-            </w:r>
-            <w:r>
-              <w:rPr>
-                <w:rFonts w:ascii="標楷體" w:eastAsia="標楷體"/>
+              <w:t>十</w:t>
+            </w:r>
+            <w:proofErr w:type="gramStart"/>
+            <w:r>
+              <w:rPr>
+                <w:rFonts w:ascii="標楷體" w:hint="eastAsia"/>
+                <w:spacing w:val="-20"/>
+              </w:rPr>
+              <w:t>﹑</w:t>
+            </w:r>
+            <w:proofErr w:type="gramEnd"/>
+            <w:r>
+              <w:rPr>
+                <w:rFonts w:ascii="標楷體"/>
                 <w:spacing w:val="-20"/>
                 <w:sz w:val="20"/>
                 <w:szCs w:val="20"/>
@@ -4384,7 +3709,7 @@
             </w:r>
             <w:r>
               <w:rPr>
-                <w:rFonts w:ascii="標楷體" w:eastAsia="標楷體" w:hAnsi="標楷體" w:hint="eastAsia"/>
+                <w:rFonts w:ascii="標楷體" w:hAnsi="標楷體" w:hint="eastAsia"/>
                 <w:spacing w:val="-20"/>
                 <w:sz w:val="28"/>
                 <w:szCs w:val="28"/>
@@ -4393,7 +3718,7 @@
             </w:r>
             <w:r>
               <w:rPr>
-                <w:rFonts w:ascii="標楷體" w:eastAsia="標楷體" w:hint="eastAsia"/>
+                <w:rFonts w:ascii="標楷體" w:hint="eastAsia"/>
               </w:rPr>
               <w:t>監察人人數任期</w:t>
             </w:r>
@@ -4407,12 +3732,12 @@
               <w:spacing w:line="160" w:lineRule="atLeast"/>
               <w:jc w:val="center"/>
               <w:rPr>
-                <w:rFonts w:ascii="標楷體" w:eastAsia="標楷體"/>
-              </w:rPr>
-            </w:pPr>
-            <w:r>
-              <w:rPr>
-                <w:rFonts w:ascii="標楷體" w:eastAsia="標楷體" w:hint="eastAsia"/>
+                <w:rFonts w:ascii="標楷體"/>
+              </w:rPr>
+            </w:pPr>
+            <w:r>
+              <w:rPr>
+                <w:rFonts w:ascii="標楷體" w:hint="eastAsia"/>
               </w:rPr>
               <w:t>或</w:t>
             </w:r>
@@ -4427,13 +3752,13 @@
               <w:ind w:firstLineChars="245" w:firstLine="588"/>
               <w:jc w:val="both"/>
               <w:rPr>
-                <w:rFonts w:ascii="標楷體" w:eastAsia="標楷體" w:hAnsi="標楷體"/>
+                <w:rFonts w:ascii="標楷體" w:hAnsi="標楷體"/>
                 <w:spacing w:val="-20"/>
               </w:rPr>
             </w:pPr>
             <w:r>
               <w:rPr>
-                <w:rFonts w:ascii="標楷體" w:eastAsia="標楷體" w:hAnsi="標楷體" w:hint="eastAsia"/>
+                <w:rFonts w:ascii="標楷體" w:hAnsi="標楷體" w:hint="eastAsia"/>
                 <w:spacing w:val="-20"/>
                 <w:sz w:val="28"/>
                 <w:szCs w:val="28"/>
@@ -4442,7 +3767,7 @@
             </w:r>
             <w:r>
               <w:rPr>
-                <w:rFonts w:ascii="標楷體" w:eastAsia="標楷體" w:hint="eastAsia"/>
+                <w:rFonts w:ascii="標楷體" w:hint="eastAsia"/>
               </w:rPr>
               <w:t>審計委員會</w:t>
             </w:r>
@@ -4452,13 +3777,6 @@
           <w:tcPr>
             <w:tcW w:w="1440" w:type="dxa"/>
             <w:gridSpan w:val="4"/>
-            <w:tcBorders>
-              <w:top w:val="single" w:sz="6" w:space="0" w:color="000000"/>
-              <w:left w:val="single" w:sz="6" w:space="0" w:color="000000"/>
-              <w:bottom w:val="dashed" w:sz="4" w:space="0" w:color="auto"/>
-              <w:right w:val="nil"/>
-            </w:tcBorders>
-            <w:vAlign w:val="center"/>
           </w:tcPr>
           <w:p>
             <w:pPr>
@@ -4475,7 +3793,7 @@
               <w:spacing w:after="100" w:line="240" w:lineRule="atLeast"/>
               <w:jc w:val="right"/>
               <w:rPr>
-                <w:rFonts w:ascii="標楷體" w:eastAsia="標楷體"/>
+                <w:rFonts w:ascii="標楷體"/>
                 <w:spacing w:val="-20"/>
                 <w:sz w:val="22"/>
                 <w:szCs w:val="22"/>
@@ -4483,7 +3801,7 @@
             </w:pPr>
             <w:r>
               <w:rPr>
-                <w:rFonts w:ascii="標楷體" w:eastAsia="標楷體" w:hint="eastAsia"/>
+                <w:rFonts w:ascii="標楷體" w:hint="eastAsia"/>
                 <w:spacing w:val="-20"/>
                 <w:sz w:val="22"/>
                 <w:szCs w:val="22"/>
@@ -4496,13 +3814,6 @@
           <w:tcPr>
             <w:tcW w:w="5749" w:type="dxa"/>
             <w:gridSpan w:val="18"/>
-            <w:tcBorders>
-              <w:top w:val="single" w:sz="6" w:space="0" w:color="000000"/>
-              <w:left w:val="nil"/>
-              <w:bottom w:val="dashed" w:sz="4" w:space="0" w:color="auto"/>
-              <w:right w:val="single" w:sz="12" w:space="0" w:color="000000"/>
-            </w:tcBorders>
-            <w:vAlign w:val="center"/>
           </w:tcPr>
           <w:p>
             <w:pPr>
@@ -4518,84 +3829,84 @@
               <w:snapToGrid w:val="0"/>
               <w:spacing w:after="100" w:line="240" w:lineRule="atLeast"/>
               <w:rPr>
-                <w:rFonts w:ascii="標楷體" w:eastAsia="標楷體"/>
-              </w:rPr>
-            </w:pPr>
-            <w:r>
-              <w:rPr>
-                <w:rFonts w:ascii="標楷體" w:eastAsia="標楷體" w:hint="eastAsia"/>
+                <w:rFonts w:ascii="標楷體"/>
+              </w:rPr>
+            </w:pPr>
+            <w:r>
+              <w:rPr>
+                <w:rFonts w:ascii="標楷體" w:hint="eastAsia"/>
               </w:rPr>
               <w:t xml:space="preserve">自    </w:t>
             </w:r>
             <w:r>
               <w:rPr>
-                <w:rFonts w:ascii="標楷體" w:eastAsia="標楷體" w:hint="eastAsia"/>
+                <w:rFonts w:ascii="標楷體" w:hint="eastAsia"/>
               </w:rPr>
               <w:t xml:space="preserve"> </w:t>
             </w:r>
             <w:r>
               <w:rPr>
-                <w:rFonts w:ascii="標楷體" w:eastAsia="標楷體" w:hint="eastAsia"/>
+                <w:rFonts w:ascii="標楷體" w:hint="eastAsia"/>
               </w:rPr>
               <w:t xml:space="preserve">年    </w:t>
             </w:r>
             <w:r>
               <w:rPr>
-                <w:rFonts w:ascii="標楷體" w:eastAsia="標楷體" w:hint="eastAsia"/>
+                <w:rFonts w:ascii="標楷體" w:hint="eastAsia"/>
               </w:rPr>
               <w:t xml:space="preserve"> </w:t>
             </w:r>
             <w:r>
               <w:rPr>
-                <w:rFonts w:ascii="標楷體" w:eastAsia="標楷體" w:hint="eastAsia"/>
+                <w:rFonts w:ascii="標楷體" w:hint="eastAsia"/>
               </w:rPr>
               <w:t xml:space="preserve">月 </w:t>
             </w:r>
             <w:r>
               <w:rPr>
-                <w:rFonts w:ascii="標楷體" w:eastAsia="標楷體" w:hint="eastAsia"/>
+                <w:rFonts w:ascii="標楷體" w:hint="eastAsia"/>
               </w:rPr>
               <w:t xml:space="preserve"> </w:t>
             </w:r>
             <w:r>
               <w:rPr>
-                <w:rFonts w:ascii="標楷體" w:eastAsia="標楷體" w:hint="eastAsia"/>
+                <w:rFonts w:ascii="標楷體" w:hint="eastAsia"/>
               </w:rPr>
               <w:t xml:space="preserve">   日至 </w:t>
             </w:r>
             <w:r>
               <w:rPr>
-                <w:rFonts w:ascii="標楷體" w:eastAsia="標楷體" w:hint="eastAsia"/>
+                <w:rFonts w:ascii="標楷體" w:hint="eastAsia"/>
               </w:rPr>
               <w:t xml:space="preserve"> </w:t>
             </w:r>
             <w:r>
               <w:rPr>
-                <w:rFonts w:ascii="標楷體" w:eastAsia="標楷體" w:hint="eastAsia"/>
+                <w:rFonts w:ascii="標楷體" w:hint="eastAsia"/>
               </w:rPr>
               <w:t xml:space="preserve">   年  </w:t>
             </w:r>
             <w:r>
               <w:rPr>
-                <w:rFonts w:ascii="標楷體" w:eastAsia="標楷體" w:hint="eastAsia"/>
+                <w:rFonts w:ascii="標楷體" w:hint="eastAsia"/>
               </w:rPr>
               <w:t xml:space="preserve"> </w:t>
             </w:r>
             <w:r>
               <w:rPr>
-                <w:rFonts w:ascii="標楷體" w:eastAsia="標楷體" w:hint="eastAsia"/>
+                <w:rFonts w:ascii="標楷體" w:hint="eastAsia"/>
               </w:rPr>
               <w:t xml:space="preserve">  月  </w:t>
             </w:r>
             <w:r>
               <w:rPr>
-                <w:rFonts w:ascii="標楷體" w:eastAsia="標楷體" w:hint="eastAsia"/>
+                <w:rFonts w:ascii="標楷體" w:hint="eastAsia"/>
               </w:rPr>
               <w:t xml:space="preserve"> </w:t>
             </w:r>
             <w:r>
               <w:rPr>
-                <w:rFonts w:ascii="標楷體" w:eastAsia="標楷體" w:hint="eastAsia"/>
+                <w:rFonts w:ascii="標楷體" w:hint="eastAsia"/>
               </w:rPr>
               <w:t xml:space="preserve">  日</w:t>
             </w:r>
@@ -4604,7 +3915,6 @@
       </w:tr>
       <w:tr>
         <w:trPr>
-          <w:cantSplit/>
           <w:trHeight w:val="443"/>
         </w:trPr>
         <w:tc>
@@ -4612,11 +3922,6 @@
             <w:tcW w:w="3060" w:type="dxa"/>
             <w:gridSpan w:val="4"/>
             <w:vMerge/>
-            <w:tcBorders>
-              <w:left w:val="single" w:sz="12" w:space="0" w:color="000000"/>
-              <w:bottom w:val="single" w:sz="6" w:space="0" w:color="000000"/>
-              <w:right w:val="single" w:sz="6" w:space="0" w:color="000000"/>
-            </w:tcBorders>
           </w:tcPr>
           <w:p>
             <w:pPr>
@@ -4626,7 +3931,7 @@
               <w:spacing w:line="240" w:lineRule="atLeast"/>
               <w:jc w:val="both"/>
               <w:rPr>
-                <w:rFonts w:ascii="標楷體" w:eastAsia="標楷體"/>
+                <w:rFonts w:ascii="標楷體"/>
                 <w:spacing w:val="-20"/>
                 <w:sz w:val="20"/>
                 <w:szCs w:val="20"/>
@@ -4638,13 +3943,6 @@
           <w:tcPr>
             <w:tcW w:w="7189" w:type="dxa"/>
             <w:gridSpan w:val="22"/>
-            <w:tcBorders>
-              <w:top w:val="dashed" w:sz="4" w:space="0" w:color="auto"/>
-              <w:left w:val="single" w:sz="6" w:space="0" w:color="000000"/>
-              <w:bottom w:val="single" w:sz="6" w:space="0" w:color="000000"/>
-              <w:right w:val="single" w:sz="12" w:space="0" w:color="000000"/>
-            </w:tcBorders>
-            <w:vAlign w:val="center"/>
           </w:tcPr>
           <w:p>
             <w:pPr>
@@ -4661,12 +3959,12 @@
               <w:spacing w:line="240" w:lineRule="atLeast"/>
               <w:jc w:val="center"/>
               <w:rPr>
-                <w:rFonts w:ascii="標楷體" w:eastAsia="標楷體"/>
-              </w:rPr>
-            </w:pPr>
-            <w:r>
-              <w:rPr>
-                <w:rFonts w:ascii="標楷體" w:eastAsia="標楷體" w:hint="eastAsia"/>
+                <w:rFonts w:ascii="標楷體"/>
+              </w:rPr>
+            </w:pPr>
+            <w:r>
+              <w:rPr>
+                <w:rFonts w:ascii="標楷體" w:hint="eastAsia"/>
               </w:rPr>
               <w:t>本公司設置審計委員會由全體獨立董事組成替代監察人</w:t>
             </w:r>
@@ -4675,20 +3973,12 @@
       </w:tr>
       <w:tr>
         <w:trPr>
-          <w:cantSplit/>
           <w:trHeight w:val="443"/>
         </w:trPr>
         <w:tc>
           <w:tcPr>
             <w:tcW w:w="3060" w:type="dxa"/>
             <w:gridSpan w:val="4"/>
-            <w:tcBorders>
-              <w:top w:val="single" w:sz="6" w:space="0" w:color="000000"/>
-              <w:left w:val="single" w:sz="12" w:space="0" w:color="000000"/>
-              <w:bottom w:val="single" w:sz="12" w:space="0" w:color="000000"/>
-              <w:right w:val="single" w:sz="6" w:space="0" w:color="000000"/>
-            </w:tcBorders>
-            <w:vAlign w:val="center"/>
           </w:tcPr>
           <w:p>
             <w:pPr>
@@ -4698,30 +3988,39 @@
               <w:spacing w:line="240" w:lineRule="atLeast"/>
               <w:jc w:val="both"/>
               <w:rPr>
-                <w:rFonts w:ascii="標楷體" w:eastAsia="標楷體"/>
+                <w:rFonts w:ascii="標楷體"/>
                 <w:spacing w:val="-20"/>
               </w:rPr>
             </w:pPr>
             <w:r>
               <w:rPr>
-                <w:rFonts w:ascii="標楷體" w:eastAsia="標楷體" w:hint="eastAsia"/>
+                <w:rFonts w:ascii="標楷體" w:hint="eastAsia"/>
                 <w:spacing w:val="-20"/>
               </w:rPr>
               <w:t>十</w:t>
             </w:r>
             <w:r>
               <w:rPr>
-                <w:rFonts w:ascii="標楷體" w:eastAsia="標楷體" w:hint="eastAsia"/>
+                <w:rFonts w:ascii="標楷體" w:hint="eastAsia"/>
                 <w:spacing w:val="-20"/>
               </w:rPr>
               <w:t>一</w:t>
             </w:r>
-            <w:r>
-              <w:rPr>
-                <w:rFonts w:ascii="標楷體" w:eastAsia="標楷體" w:hint="eastAsia"/>
+            <w:proofErr w:type="gramStart"/>
+            <w:r>
+              <w:rPr>
+                <w:rFonts w:ascii="標楷體" w:hint="eastAsia"/>
                 <w:spacing w:val="-20"/>
               </w:rPr>
-              <w:t>﹑公司章程訂定日期</w:t>
+              <w:t>﹑</w:t>
+            </w:r>
+            <w:proofErr w:type="gramEnd"/>
+            <w:r>
+              <w:rPr>
+                <w:rFonts w:ascii="標楷體" w:hint="eastAsia"/>
+                <w:spacing w:val="-20"/>
+              </w:rPr>
+              <w:t>公司章程訂定日期</w:t>
             </w:r>
           </w:p>
         </w:tc>
@@ -4729,13 +4028,6 @@
           <w:tcPr>
             <w:tcW w:w="7189" w:type="dxa"/>
             <w:gridSpan w:val="22"/>
-            <w:tcBorders>
-              <w:top w:val="single" w:sz="6" w:space="0" w:color="000000"/>
-              <w:left w:val="single" w:sz="6" w:space="0" w:color="000000"/>
-              <w:bottom w:val="single" w:sz="12" w:space="0" w:color="000000"/>
-              <w:right w:val="single" w:sz="12" w:space="0" w:color="000000"/>
-            </w:tcBorders>
-            <w:vAlign w:val="center"/>
           </w:tcPr>
           <w:p>
             <w:pPr>
@@ -4752,36 +4044,36 @@
               <w:spacing w:line="240" w:lineRule="atLeast"/>
               <w:ind w:firstLineChars="400" w:firstLine="960"/>
               <w:rPr>
-                <w:rFonts w:ascii="標楷體" w:eastAsia="標楷體"/>
-              </w:rPr>
-            </w:pPr>
-            <w:r>
-              <w:rPr>
-                <w:rFonts w:ascii="標楷體" w:eastAsia="標楷體" w:hint="eastAsia"/>
+                <w:rFonts w:ascii="標楷體"/>
+              </w:rPr>
+            </w:pPr>
+            <w:r>
+              <w:rPr>
+                <w:rFonts w:ascii="標楷體" w:hint="eastAsia"/>
               </w:rPr>
               <w:t>年</w:t>
             </w:r>
             <w:r>
               <w:rPr>
-                <w:rFonts w:ascii="標楷體" w:eastAsia="標楷體"/>
+                <w:rFonts w:ascii="標楷體"/>
               </w:rPr>
               <w:t xml:space="preserve">    </w:t>
             </w:r>
             <w:r>
               <w:rPr>
-                <w:rFonts w:ascii="標楷體" w:eastAsia="標楷體" w:hint="eastAsia"/>
+                <w:rFonts w:ascii="標楷體" w:hint="eastAsia"/>
               </w:rPr>
               <w:t>月</w:t>
             </w:r>
             <w:r>
               <w:rPr>
-                <w:rFonts w:ascii="標楷體" w:eastAsia="標楷體"/>
+                <w:rFonts w:ascii="標楷體"/>
               </w:rPr>
               <w:t xml:space="preserve">   </w:t>
             </w:r>
             <w:r>
               <w:rPr>
-                <w:rFonts w:ascii="標楷體" w:eastAsia="標楷體" w:hint="eastAsia"/>
+                <w:rFonts w:ascii="標楷體" w:hint="eastAsia"/>
               </w:rPr>
               <w:t>日</w:t>
             </w:r>
@@ -5153,8 +4445,10 @@
                 <w:sz w:val="16"/>
                 <w:szCs w:val="16"/>
               </w:rPr>
+              <w:lastRenderedPageBreak/>
               <w:t>(</w:t>
             </w:r>
+            <w:proofErr w:type="gramStart"/>
             <w:r>
               <w:rPr>
                 <w:rFonts w:ascii="標楷體" w:eastAsia="標楷體" w:hint="eastAsia"/>
@@ -5163,6 +4457,7 @@
               </w:rPr>
               <w:t>一</w:t>
             </w:r>
+            <w:proofErr w:type="gramEnd"/>
             <w:r>
               <w:rPr>
                 <w:rFonts w:ascii="標楷體" w:eastAsia="標楷體"/>
@@ -5177,91 +4472,172 @@
                 <w:sz w:val="16"/>
                 <w:szCs w:val="16"/>
               </w:rPr>
-              <w:t>申請表一式二份﹐於核辦後一份存核辦單位﹐一份送還申請公司收執。</w:t>
-            </w:r>
-          </w:p>
-          <w:p>
-            <w:pPr>
-              <w:spacing w:line="120" w:lineRule="atLeast"/>
-              <w:rPr>
-                <w:rFonts w:ascii="標楷體" w:eastAsia="標楷體"/>
-                <w:sz w:val="16"/>
-                <w:szCs w:val="16"/>
-              </w:rPr>
-            </w:pPr>
-            <w:r>
-              <w:rPr>
-                <w:rFonts w:ascii="標楷體" w:eastAsia="標楷體"/>
-                <w:sz w:val="16"/>
-                <w:szCs w:val="16"/>
-              </w:rPr>
-              <w:t>(</w:t>
-            </w:r>
+              <w:t>申請表一式二份</w:t>
+            </w:r>
+            <w:proofErr w:type="gramStart"/>
             <w:r>
               <w:rPr>
                 <w:rFonts w:ascii="標楷體" w:eastAsia="標楷體" w:hint="eastAsia"/>
                 <w:sz w:val="16"/>
                 <w:szCs w:val="16"/>
               </w:rPr>
-              <w:t>二</w:t>
-            </w:r>
-            <w:r>
-              <w:rPr>
-                <w:rFonts w:ascii="標楷體" w:eastAsia="標楷體"/>
-                <w:sz w:val="16"/>
-                <w:szCs w:val="16"/>
-              </w:rPr>
-              <w:t>)</w:t>
-            </w:r>
+              <w:t>﹐</w:t>
+            </w:r>
+            <w:proofErr w:type="gramEnd"/>
             <w:r>
               <w:rPr>
                 <w:rFonts w:ascii="標楷體" w:eastAsia="標楷體" w:hint="eastAsia"/>
                 <w:sz w:val="16"/>
                 <w:szCs w:val="16"/>
               </w:rPr>
-              <w:t>為配合電腦作業，請打字或電腦以黑色列印填寫清楚，數字部份請採用阿拉伯數字，並請勿折疊、挖補、浮貼或塗改。</w:t>
-            </w:r>
-          </w:p>
-          <w:p>
-            <w:pPr>
-              <w:spacing w:line="120" w:lineRule="atLeast"/>
-              <w:rPr>
-                <w:rFonts w:ascii="標楷體" w:eastAsia="標楷體"/>
-                <w:sz w:val="16"/>
-                <w:szCs w:val="16"/>
-              </w:rPr>
-            </w:pPr>
-            <w:r>
-              <w:rPr>
-                <w:rFonts w:ascii="標楷體" w:eastAsia="標楷體"/>
-                <w:sz w:val="16"/>
-                <w:szCs w:val="16"/>
-              </w:rPr>
-              <w:t>(</w:t>
-            </w:r>
+              <w:t>於核辦</w:t>
+            </w:r>
+            <w:proofErr w:type="gramStart"/>
             <w:r>
               <w:rPr>
                 <w:rFonts w:ascii="標楷體" w:eastAsia="標楷體" w:hint="eastAsia"/>
                 <w:sz w:val="16"/>
                 <w:szCs w:val="16"/>
               </w:rPr>
-              <w:t>三</w:t>
-            </w:r>
-            <w:r>
-              <w:rPr>
-                <w:rFonts w:ascii="標楷體" w:eastAsia="標楷體"/>
-                <w:sz w:val="16"/>
-                <w:szCs w:val="16"/>
-              </w:rPr>
-              <w:t>)</w:t>
-            </w:r>
+              <w:t>後一份存核辦</w:t>
+            </w:r>
+            <w:proofErr w:type="gramEnd"/>
             <w:r>
               <w:rPr>
                 <w:rFonts w:ascii="標楷體" w:eastAsia="標楷體" w:hint="eastAsia"/>
                 <w:sz w:val="16"/>
                 <w:szCs w:val="16"/>
               </w:rPr>
-              <w:t>※各欄如</w:t>
+              <w:t>單位</w:t>
+            </w:r>
+            <w:proofErr w:type="gramStart"/>
+            <w:r>
+              <w:rPr>
+                <w:rFonts w:ascii="標楷體" w:eastAsia="標楷體" w:hint="eastAsia"/>
+                <w:sz w:val="16"/>
+                <w:szCs w:val="16"/>
+              </w:rPr>
+              <w:t>﹐</w:t>
+            </w:r>
+            <w:proofErr w:type="gramEnd"/>
+            <w:r>
+              <w:rPr>
+                <w:rFonts w:ascii="標楷體" w:eastAsia="標楷體" w:hint="eastAsia"/>
+                <w:sz w:val="16"/>
+                <w:szCs w:val="16"/>
+              </w:rPr>
+              <w:t>一份送還申請公司收執。</w:t>
+            </w:r>
+          </w:p>
+          <w:p>
+            <w:pPr>
+              <w:spacing w:line="120" w:lineRule="atLeast"/>
+              <w:rPr>
+                <w:rFonts w:ascii="標楷體" w:eastAsia="標楷體"/>
+                <w:sz w:val="16"/>
+                <w:szCs w:val="16"/>
+              </w:rPr>
+            </w:pPr>
+            <w:r>
+              <w:rPr>
+                <w:rFonts w:ascii="標楷體" w:eastAsia="標楷體"/>
+                <w:sz w:val="16"/>
+                <w:szCs w:val="16"/>
+              </w:rPr>
+              <w:t>(</w:t>
+            </w:r>
+            <w:r>
+              <w:rPr>
+                <w:rFonts w:ascii="標楷體" w:eastAsia="標楷體" w:hint="eastAsia"/>
+                <w:sz w:val="16"/>
+                <w:szCs w:val="16"/>
+              </w:rPr>
+              <w:t>二</w:t>
+            </w:r>
+            <w:r>
+              <w:rPr>
+                <w:rFonts w:ascii="標楷體" w:eastAsia="標楷體"/>
+                <w:sz w:val="16"/>
+                <w:szCs w:val="16"/>
+              </w:rPr>
+              <w:t>)</w:t>
+            </w:r>
+            <w:r>
+              <w:rPr>
+                <w:rFonts w:ascii="標楷體" w:eastAsia="標楷體" w:hint="eastAsia"/>
+                <w:sz w:val="16"/>
+                <w:szCs w:val="16"/>
+              </w:rPr>
+              <w:t>為配合電腦作業，請打字或電腦以黑色列印填寫</w:t>
+            </w:r>
+            <w:proofErr w:type="gramStart"/>
+            <w:r>
+              <w:rPr>
+                <w:rFonts w:ascii="標楷體" w:eastAsia="標楷體" w:hint="eastAsia"/>
+                <w:sz w:val="16"/>
+                <w:szCs w:val="16"/>
+              </w:rPr>
+              <w:t>清楚，</w:t>
+            </w:r>
+            <w:proofErr w:type="gramEnd"/>
+            <w:r>
+              <w:rPr>
+                <w:rFonts w:ascii="標楷體" w:eastAsia="標楷體" w:hint="eastAsia"/>
+                <w:sz w:val="16"/>
+                <w:szCs w:val="16"/>
+              </w:rPr>
+              <w:t>數字部份請採用阿拉伯數字，並請勿折疊、挖補、浮貼或塗改。</w:t>
+            </w:r>
+          </w:p>
+          <w:p>
+            <w:pPr>
+              <w:spacing w:line="120" w:lineRule="atLeast"/>
+              <w:rPr>
+                <w:rFonts w:ascii="標楷體" w:eastAsia="標楷體"/>
+                <w:sz w:val="16"/>
+                <w:szCs w:val="16"/>
+              </w:rPr>
+            </w:pPr>
+            <w:r>
+              <w:rPr>
+                <w:rFonts w:ascii="標楷體" w:eastAsia="標楷體"/>
+                <w:sz w:val="16"/>
+                <w:szCs w:val="16"/>
+              </w:rPr>
+              <w:t>(</w:t>
+            </w:r>
+            <w:r>
+              <w:rPr>
+                <w:rFonts w:ascii="標楷體" w:eastAsia="標楷體" w:hint="eastAsia"/>
+                <w:sz w:val="16"/>
+                <w:szCs w:val="16"/>
+              </w:rPr>
+              <w:t>三</w:t>
+            </w:r>
+            <w:r>
+              <w:rPr>
+                <w:rFonts w:ascii="標楷體" w:eastAsia="標楷體"/>
+                <w:sz w:val="16"/>
+                <w:szCs w:val="16"/>
+              </w:rPr>
+              <w:t>)</w:t>
+            </w:r>
+            <w:r>
+              <w:rPr>
+                <w:rFonts w:ascii="標楷體" w:eastAsia="標楷體" w:hint="eastAsia"/>
+                <w:sz w:val="16"/>
+                <w:szCs w:val="16"/>
+              </w:rPr>
+              <w:t>※</w:t>
+            </w:r>
+            <w:proofErr w:type="gramStart"/>
+            <w:r>
+              <w:rPr>
+                <w:rFonts w:ascii="標楷體" w:eastAsia="標楷體" w:hint="eastAsia"/>
+                <w:sz w:val="16"/>
+                <w:szCs w:val="16"/>
+              </w:rPr>
+              <w:t>各欄如</w:t>
             </w:r>
             <w:r>
               <w:rPr>
@@ -5270,7 +4646,17 @@
                 <w:sz w:val="16"/>
                 <w:szCs w:val="16"/>
               </w:rPr>
-              <w:t>公司統一編號</w:t>
+              <w:t>公司</w:t>
+            </w:r>
+            <w:proofErr w:type="gramEnd"/>
+            <w:r>
+              <w:rPr>
+                <w:rFonts w:ascii="標楷體" w:eastAsia="標楷體" w:hint="eastAsia"/>
+                <w:spacing w:val="-20"/>
+                <w:sz w:val="16"/>
+                <w:szCs w:val="16"/>
+              </w:rPr>
+              <w:t>統一編號</w:t>
             </w:r>
             <w:r>
               <w:rPr>
@@ -5320,57 +4706,25 @@
                 <w:sz w:val="16"/>
                 <w:szCs w:val="16"/>
               </w:rPr>
-              <w:t>違反公司法代作資金導致公司資本不實，公司負責人最高可處五年以下有期徒刑。</w:t>
-            </w:r>
-          </w:p>
-          <w:p>
-            <w:pPr>
-              <w:widowControl/>
-              <w:tabs>
-                <w:tab w:val="left" w:pos="0"/>
-              </w:tabs>
-              <w:autoSpaceDE w:val="0"/>
-              <w:autoSpaceDN w:val="0"/>
-              <w:snapToGrid w:val="0"/>
-              <w:spacing w:line="240" w:lineRule="atLeast"/>
-              <w:textAlignment w:val="bottom"/>
-              <w:rPr>
-                <w:rFonts w:ascii="標楷體" w:eastAsia="標楷體"/>
-                <w:sz w:val="16"/>
-                <w:szCs w:val="16"/>
-              </w:rPr>
-            </w:pPr>
-            <w:r>
-              <w:rPr>
-                <w:rFonts w:ascii="標楷體" w:eastAsia="標楷體"/>
-                <w:sz w:val="16"/>
-                <w:szCs w:val="16"/>
-              </w:rPr>
-              <w:t>(</w:t>
-            </w:r>
+              <w:t>違反</w:t>
+            </w:r>
+            <w:proofErr w:type="gramStart"/>
             <w:r>
               <w:rPr>
                 <w:rFonts w:ascii="標楷體" w:eastAsia="標楷體" w:hint="eastAsia"/>
                 <w:sz w:val="16"/>
                 <w:szCs w:val="16"/>
               </w:rPr>
-              <w:t>五</w:t>
-            </w:r>
-            <w:r>
-              <w:rPr>
-                <w:rFonts w:ascii="標楷體" w:eastAsia="標楷體"/>
-                <w:sz w:val="16"/>
-                <w:szCs w:val="16"/>
-              </w:rPr>
-              <w:t>)</w:t>
-            </w:r>
+              <w:t>公司法代作資金</w:t>
+            </w:r>
+            <w:proofErr w:type="gramEnd"/>
             <w:r>
               <w:rPr>
                 <w:rFonts w:ascii="標楷體" w:eastAsia="標楷體" w:hint="eastAsia"/>
                 <w:sz w:val="16"/>
                 <w:szCs w:val="16"/>
               </w:rPr>
-              <w:t>為配合郵政作業，請於所在地加填郵遞區號。</w:t>
+              <w:t>導致公司資本不實，公司負責人最高可處五年以下有期徒刑。</w:t>
             </w:r>
           </w:p>
           <w:p>
@@ -5404,7 +4758,7 @@
                 <w:sz w:val="16"/>
                 <w:szCs w:val="16"/>
               </w:rPr>
-              <w:t>六</w:t>
+              <w:t>五</w:t>
             </w:r>
             <w:r>
               <w:rPr>
@@ -5420,7 +4774,75 @@
                 <w:sz w:val="16"/>
                 <w:szCs w:val="16"/>
               </w:rPr>
-              <w:t>第十欄位請依公司章程內容，於「監察人人數任期」前註記■，並填寫人數任期；或於「審計委員會」前註記■，監察人之人數任期免填。</w:t>
+              <w:t>為配合郵政作業，請於所在地加填郵遞區號。</w:t>
+            </w:r>
+          </w:p>
+          <w:p>
+            <w:pPr>
+              <w:widowControl/>
+              <w:tabs>
+                <w:tab w:val="left" w:pos="0"/>
+              </w:tabs>
+              <w:autoSpaceDE w:val="0"/>
+              <w:autoSpaceDN w:val="0"/>
+              <w:snapToGrid w:val="0"/>
+              <w:spacing w:line="240" w:lineRule="atLeast"/>
+              <w:textAlignment w:val="bottom"/>
+              <w:rPr>
+                <w:rFonts w:ascii="標楷體" w:eastAsia="標楷體"/>
+                <w:sz w:val="16"/>
+                <w:szCs w:val="16"/>
+              </w:rPr>
+            </w:pPr>
+            <w:r>
+              <w:rPr>
+                <w:rFonts w:ascii="標楷體" w:eastAsia="標楷體"/>
+                <w:sz w:val="16"/>
+                <w:szCs w:val="16"/>
+              </w:rPr>
+              <w:t>(</w:t>
+            </w:r>
+            <w:r>
+              <w:rPr>
+                <w:rFonts w:ascii="標楷體" w:eastAsia="標楷體" w:hint="eastAsia"/>
+                <w:sz w:val="16"/>
+                <w:szCs w:val="16"/>
+              </w:rPr>
+              <w:t>六</w:t>
+            </w:r>
+            <w:r>
+              <w:rPr>
+                <w:rFonts w:ascii="標楷體" w:eastAsia="標楷體"/>
+                <w:sz w:val="16"/>
+                <w:szCs w:val="16"/>
+              </w:rPr>
+              <w:t>)</w:t>
+            </w:r>
+            <w:r>
+              <w:rPr>
+                <w:rFonts w:ascii="標楷體" w:eastAsia="標楷體" w:hint="eastAsia"/>
+                <w:sz w:val="16"/>
+                <w:szCs w:val="16"/>
+              </w:rPr>
+              <w:t>第十欄位請依公司章程內容，於「監察人人數任期」前註記■，並填寫人數任期；或於「審計委員會」前註記■，監察人之人數</w:t>
+            </w:r>
+            <w:proofErr w:type="gramStart"/>
+            <w:r>
+              <w:rPr>
+                <w:rFonts w:ascii="標楷體" w:eastAsia="標楷體" w:hint="eastAsia"/>
+                <w:sz w:val="16"/>
+                <w:szCs w:val="16"/>
+              </w:rPr>
+              <w:t>任期免填</w:t>
+            </w:r>
+            <w:proofErr w:type="gramEnd"/>
+            <w:r>
+              <w:rPr>
+                <w:rFonts w:ascii="標楷體" w:eastAsia="標楷體" w:hint="eastAsia"/>
+                <w:sz w:val="16"/>
+                <w:szCs w:val="16"/>
+              </w:rPr>
+              <w:t>。</w:t>
             </w:r>
           </w:p>
           <w:p>
@@ -5504,23 +4926,59 @@
                 <w:sz w:val="16"/>
                 <w:szCs w:val="16"/>
               </w:rPr>
-              <w:t>出資者應填列章程載明之核給股數與抵充金額</w:t>
-            </w:r>
+              <w:t>出資者應填列章程載明之</w:t>
+            </w:r>
+            <w:proofErr w:type="gramStart"/>
             <w:r>
               <w:rPr>
                 <w:rFonts w:ascii="標楷體" w:eastAsia="標楷體" w:hint="eastAsia"/>
                 <w:sz w:val="16"/>
                 <w:szCs w:val="16"/>
               </w:rPr>
-              <w:t>(勞務出資僅適用</w:t>
-            </w:r>
+              <w:t>核給股數</w:t>
+            </w:r>
+            <w:proofErr w:type="gramEnd"/>
             <w:r>
               <w:rPr>
                 <w:rFonts w:ascii="標楷體" w:eastAsia="標楷體" w:hint="eastAsia"/>
                 <w:sz w:val="16"/>
                 <w:szCs w:val="16"/>
               </w:rPr>
-              <w:t>閉鎖性股份有限公司</w:t>
+              <w:t>與抵充金額</w:t>
+            </w:r>
+            <w:r>
+              <w:rPr>
+                <w:rFonts w:ascii="標楷體" w:eastAsia="標楷體" w:hint="eastAsia"/>
+                <w:sz w:val="16"/>
+                <w:szCs w:val="16"/>
+              </w:rPr>
+              <w:t>(勞務出資僅</w:t>
+            </w:r>
+            <w:proofErr w:type="gramStart"/>
+            <w:r>
+              <w:rPr>
+                <w:rFonts w:ascii="標楷體" w:eastAsia="標楷體" w:hint="eastAsia"/>
+                <w:sz w:val="16"/>
+                <w:szCs w:val="16"/>
+              </w:rPr>
+              <w:t>適用</w:t>
+            </w:r>
+            <w:r>
+              <w:rPr>
+                <w:rFonts w:ascii="標楷體" w:eastAsia="標楷體" w:hint="eastAsia"/>
+                <w:sz w:val="16"/>
+                <w:szCs w:val="16"/>
+              </w:rPr>
+              <w:t>閉</w:t>
+            </w:r>
+            <w:proofErr w:type="gramEnd"/>
+            <w:r>
+              <w:rPr>
+                <w:rFonts w:ascii="標楷體" w:eastAsia="標楷體" w:hint="eastAsia"/>
+                <w:sz w:val="16"/>
+                <w:szCs w:val="16"/>
+              </w:rPr>
+              <w:t>鎖性股份有限公司</w:t>
             </w:r>
             <w:r>
               <w:rPr>
@@ -5689,6 +5147,7 @@
       <w:r>
         <w:t xml:space="preserve"> </w:t>
       </w:r>
+      <w:proofErr w:type="gramStart"/>
       <w:r>
         <w:rPr>
           <w:rFonts w:hint="eastAsia"/>
@@ -5697,6 +5156,7 @@
         </w:rPr>
         <w:t>註</w:t>
       </w:r>
+      <w:proofErr w:type="gramEnd"/>
       <w:r>
         <w:rPr>
           <w:sz w:val="20"/>
@@ -5710,7 +5170,25 @@
           <w:sz w:val="20"/>
           <w:szCs w:val="20"/>
         </w:rPr>
-        <w:t>欄位不足請自行複製，未使用之欄位可自行刪除，若本頁不足使用，請複製全頁後自行增減欄位。</w:t>
+        <w:t>欄位不足請自行複製，未使用之欄位可自行刪除，若本頁不足使用，請複製</w:t>
+      </w:r>
+      <w:proofErr w:type="gramStart"/>
+      <w:r>
+        <w:rPr>
+          <w:rFonts w:hint="eastAsia"/>
+          <w:sz w:val="20"/>
+          <w:szCs w:val="20"/>
+        </w:rPr>
+        <w:t>全頁後自行</w:t>
+      </w:r>
+      <w:proofErr w:type="gramEnd"/>
+      <w:r>
+        <w:rPr>
+          <w:rFonts w:hint="eastAsia"/>
+          <w:sz w:val="20"/>
+          <w:szCs w:val="20"/>
+        </w:rPr>
+        <w:t>增減欄位。</w:t>
       </w:r>
     </w:p>
     <w:p>
@@ -5786,7 +5264,23 @@
                 <w:rFonts w:ascii="標楷體" w:eastAsia="標楷體" w:hAnsi="標楷體" w:hint="eastAsia"/>
                 <w:spacing w:val="-20"/>
               </w:rPr>
-              <w:t>十二﹑股本明細</w:t>
+              <w:t>十二</w:t>
+            </w:r>
+            <w:proofErr w:type="gramStart"/>
+            <w:r>
+              <w:rPr>
+                <w:rFonts w:ascii="標楷體" w:eastAsia="標楷體" w:hAnsi="標楷體" w:hint="eastAsia"/>
+                <w:spacing w:val="-20"/>
+              </w:rPr>
+              <w:t>﹑</w:t>
+            </w:r>
+            <w:proofErr w:type="gramEnd"/>
+            <w:r>
+              <w:rPr>
+                <w:rFonts w:ascii="標楷體" w:eastAsia="標楷體" w:hAnsi="標楷體" w:hint="eastAsia"/>
+                <w:spacing w:val="-20"/>
+              </w:rPr>
+              <w:t>股本明細</w:t>
             </w:r>
           </w:p>
           <w:p>
@@ -5878,7 +5372,27 @@
                 <w:sz w:val="20"/>
                 <w:szCs w:val="20"/>
               </w:rPr>
-              <w:t>之併購者，請加填第十三欄）</w:t>
+              <w:t>之</w:t>
+            </w:r>
+            <w:proofErr w:type="gramStart"/>
+            <w:r>
+              <w:rPr>
+                <w:rFonts w:ascii="標楷體" w:eastAsia="標楷體" w:hAnsi="標楷體" w:hint="eastAsia"/>
+                <w:spacing w:val="10"/>
+                <w:sz w:val="20"/>
+                <w:szCs w:val="20"/>
+              </w:rPr>
+              <w:t>併</w:t>
+            </w:r>
+            <w:proofErr w:type="gramEnd"/>
+            <w:r>
+              <w:rPr>
+                <w:rFonts w:ascii="標楷體" w:eastAsia="標楷體" w:hAnsi="標楷體" w:hint="eastAsia"/>
+                <w:spacing w:val="10"/>
+                <w:sz w:val="20"/>
+                <w:szCs w:val="20"/>
+              </w:rPr>
+              <w:t>購者，請加填第十三欄）</w:t>
             </w:r>
           </w:p>
         </w:tc>
@@ -6394,11 +5908,19 @@
                 <w:rFonts w:ascii="標楷體" w:eastAsia="標楷體" w:hAnsi="標楷體"/>
               </w:rPr>
             </w:pPr>
+            <w:proofErr w:type="gramStart"/>
             <w:r>
               <w:rPr>
                 <w:rFonts w:ascii="標楷體" w:eastAsia="標楷體" w:hAnsi="標楷體" w:hint="eastAsia"/>
               </w:rPr>
-              <w:t>併購</w:t>
+              <w:t>併</w:t>
+            </w:r>
+            <w:proofErr w:type="gramEnd"/>
+            <w:r>
+              <w:rPr>
+                <w:rFonts w:ascii="標楷體" w:eastAsia="標楷體" w:hAnsi="標楷體" w:hint="eastAsia"/>
+              </w:rPr>
+              <w:t>購</w:t>
             </w:r>
           </w:p>
         </w:tc>
@@ -7272,6 +6794,7 @@
               </w:rPr>
               <w:t>十三</w:t>
             </w:r>
+            <w:proofErr w:type="gramStart"/>
             <w:r>
               <w:rPr>
                 <w:rFonts w:ascii="標楷體" w:eastAsia="標楷體" w:hAnsi="標楷體" w:hint="eastAsia"/>
@@ -7280,11 +6803,26 @@
               </w:rPr>
               <w:t>﹑</w:t>
             </w:r>
+            <w:proofErr w:type="gramEnd"/>
             <w:r>
               <w:rPr>
                 <w:rFonts w:ascii="標楷體" w:eastAsia="標楷體" w:hAnsi="標楷體" w:hint="eastAsia"/>
               </w:rPr>
-              <w:t>被併購公司資料明細</w:t>
+              <w:t>被</w:t>
+            </w:r>
+            <w:proofErr w:type="gramStart"/>
+            <w:r>
+              <w:rPr>
+                <w:rFonts w:ascii="標楷體" w:eastAsia="標楷體" w:hAnsi="標楷體" w:hint="eastAsia"/>
+              </w:rPr>
+              <w:t>併</w:t>
+            </w:r>
+            <w:proofErr w:type="gramEnd"/>
+            <w:r>
+              <w:rPr>
+                <w:rFonts w:ascii="標楷體" w:eastAsia="標楷體" w:hAnsi="標楷體" w:hint="eastAsia"/>
+              </w:rPr>
+              <w:t>購公司資料明細</w:t>
             </w:r>
           </w:p>
         </w:tc>
@@ -7325,12 +6863,21 @@
                 <w:spacing w:val="-20"/>
               </w:rPr>
             </w:pPr>
+            <w:proofErr w:type="gramStart"/>
             <w:r>
               <w:rPr>
                 <w:rFonts w:ascii="標楷體" w:eastAsia="標楷體" w:hAnsi="標楷體" w:hint="eastAsia"/>
                 <w:spacing w:val="-20"/>
               </w:rPr>
-              <w:t>併購種類</w:t>
+              <w:t>併</w:t>
+            </w:r>
+            <w:proofErr w:type="gramEnd"/>
+            <w:r>
+              <w:rPr>
+                <w:rFonts w:ascii="標楷體" w:eastAsia="標楷體" w:hAnsi="標楷體" w:hint="eastAsia"/>
+                <w:spacing w:val="-20"/>
+              </w:rPr>
+              <w:t>購種類</w:t>
             </w:r>
           </w:p>
         </w:tc>
@@ -7356,11 +6903,19 @@
                 <w:rFonts w:ascii="標楷體" w:eastAsia="標楷體" w:hAnsi="標楷體"/>
               </w:rPr>
             </w:pPr>
+            <w:proofErr w:type="gramStart"/>
             <w:r>
               <w:rPr>
                 <w:rFonts w:ascii="標楷體" w:eastAsia="標楷體" w:hAnsi="標楷體" w:hint="eastAsia"/>
               </w:rPr>
-              <w:t>併購基準日</w:t>
+              <w:t>併</w:t>
+            </w:r>
+            <w:proofErr w:type="gramEnd"/>
+            <w:r>
+              <w:rPr>
+                <w:rFonts w:ascii="標楷體" w:eastAsia="標楷體" w:hAnsi="標楷體" w:hint="eastAsia"/>
+              </w:rPr>
+              <w:t>購基準日</w:t>
             </w:r>
           </w:p>
         </w:tc>
@@ -7389,7 +6944,21 @@
               <w:rPr>
                 <w:rFonts w:ascii="標楷體" w:eastAsia="標楷體" w:hAnsi="標楷體" w:hint="eastAsia"/>
               </w:rPr>
-              <w:t>被併購公司</w:t>
+              <w:t>被</w:t>
+            </w:r>
+            <w:proofErr w:type="gramStart"/>
+            <w:r>
+              <w:rPr>
+                <w:rFonts w:ascii="標楷體" w:eastAsia="標楷體" w:hAnsi="標楷體" w:hint="eastAsia"/>
+              </w:rPr>
+              <w:t>併</w:t>
+            </w:r>
+            <w:proofErr w:type="gramEnd"/>
+            <w:r>
+              <w:rPr>
+                <w:rFonts w:ascii="標楷體" w:eastAsia="標楷體" w:hAnsi="標楷體" w:hint="eastAsia"/>
+              </w:rPr>
+              <w:t>購公司</w:t>
             </w:r>
           </w:p>
         </w:tc>
@@ -8283,594 +7852,6 @@
             <w:tcBorders>
               <w:top w:val="single" w:sz="6" w:space="0" w:color="000000"/>
               <w:left w:val="single" w:sz="12" w:space="0" w:color="000000"/>
-              <w:bottom w:val="single" w:sz="6" w:space="0" w:color="000000"/>
-              <w:right w:val="single" w:sz="6" w:space="0" w:color="000000"/>
-            </w:tcBorders>
-            <w:vAlign w:val="center"/>
-          </w:tcPr>
-          <w:p>
-            <w:pPr>
-              <w:tabs>
-                <w:tab w:val="left" w:pos="4800"/>
-              </w:tabs>
-              <w:snapToGrid w:val="0"/>
-              <w:spacing w:after="100" w:line="240" w:lineRule="atLeast"/>
-              <w:jc w:val="center"/>
-              <w:textAlignment w:val="center"/>
-              <w:rPr>
-                <w:rFonts w:ascii="標楷體" w:eastAsia="標楷體"/>
-              </w:rPr>
-            </w:pPr>
-          </w:p>
-        </w:tc>
-        <w:tc>
-          <w:tcPr>
-            <w:tcW w:w="2100" w:type="dxa"/>
-            <w:tcBorders>
-              <w:top w:val="single" w:sz="6" w:space="0" w:color="000000"/>
-              <w:left w:val="nil"/>
-              <w:bottom w:val="single" w:sz="6" w:space="0" w:color="000000"/>
-              <w:right w:val="single" w:sz="6" w:space="0" w:color="000000"/>
-            </w:tcBorders>
-            <w:vAlign w:val="center"/>
-          </w:tcPr>
-          <w:p>
-            <w:pPr>
-              <w:tabs>
-                <w:tab w:val="left" w:pos="4800"/>
-              </w:tabs>
-              <w:snapToGrid w:val="0"/>
-              <w:spacing w:after="100" w:line="240" w:lineRule="atLeast"/>
-              <w:jc w:val="center"/>
-              <w:textAlignment w:val="center"/>
-              <w:rPr>
-                <w:rFonts w:ascii="標楷體" w:eastAsia="標楷體"/>
-              </w:rPr>
-            </w:pPr>
-          </w:p>
-        </w:tc>
-        <w:tc>
-          <w:tcPr>
-            <w:tcW w:w="7474" w:type="dxa"/>
-            <w:tcBorders>
-              <w:top w:val="single" w:sz="6" w:space="0" w:color="000000"/>
-              <w:left w:val="single" w:sz="6" w:space="0" w:color="000000"/>
-              <w:bottom w:val="single" w:sz="6" w:space="0" w:color="000000"/>
-              <w:right w:val="single" w:sz="12" w:space="0" w:color="000000"/>
-            </w:tcBorders>
-            <w:vAlign w:val="center"/>
-          </w:tcPr>
-          <w:p>
-            <w:pPr>
-              <w:tabs>
-                <w:tab w:val="left" w:pos="4800"/>
-              </w:tabs>
-              <w:snapToGrid w:val="0"/>
-              <w:spacing w:after="100" w:line="240" w:lineRule="atLeast"/>
-              <w:textAlignment w:val="center"/>
-              <w:rPr>
-                <w:rFonts w:ascii="標楷體" w:eastAsia="標楷體"/>
-                <w:spacing w:val="-20"/>
-              </w:rPr>
-            </w:pPr>
-          </w:p>
-        </w:tc>
-      </w:tr>
-      <w:tr>
-        <w:trPr>
-          <w:cantSplit/>
-          <w:trHeight w:hRule="exact" w:val="440"/>
-        </w:trPr>
-        <w:tc>
-          <w:tcPr>
-            <w:tcW w:w="686" w:type="dxa"/>
-            <w:tcBorders>
-              <w:top w:val="single" w:sz="6" w:space="0" w:color="000000"/>
-              <w:left w:val="single" w:sz="12" w:space="0" w:color="000000"/>
-              <w:bottom w:val="single" w:sz="6" w:space="0" w:color="000000"/>
-              <w:right w:val="single" w:sz="6" w:space="0" w:color="000000"/>
-            </w:tcBorders>
-            <w:vAlign w:val="center"/>
-          </w:tcPr>
-          <w:p>
-            <w:pPr>
-              <w:tabs>
-                <w:tab w:val="left" w:pos="4800"/>
-              </w:tabs>
-              <w:snapToGrid w:val="0"/>
-              <w:spacing w:after="100" w:line="240" w:lineRule="atLeast"/>
-              <w:jc w:val="center"/>
-              <w:textAlignment w:val="center"/>
-              <w:rPr>
-                <w:rFonts w:ascii="標楷體" w:eastAsia="標楷體"/>
-              </w:rPr>
-            </w:pPr>
-          </w:p>
-        </w:tc>
-        <w:tc>
-          <w:tcPr>
-            <w:tcW w:w="2100" w:type="dxa"/>
-            <w:tcBorders>
-              <w:top w:val="single" w:sz="6" w:space="0" w:color="000000"/>
-              <w:left w:val="nil"/>
-              <w:bottom w:val="single" w:sz="6" w:space="0" w:color="000000"/>
-              <w:right w:val="single" w:sz="6" w:space="0" w:color="000000"/>
-            </w:tcBorders>
-            <w:vAlign w:val="center"/>
-          </w:tcPr>
-          <w:p>
-            <w:pPr>
-              <w:tabs>
-                <w:tab w:val="left" w:pos="4800"/>
-              </w:tabs>
-              <w:snapToGrid w:val="0"/>
-              <w:spacing w:after="100" w:line="240" w:lineRule="atLeast"/>
-              <w:jc w:val="center"/>
-              <w:textAlignment w:val="center"/>
-              <w:rPr>
-                <w:rFonts w:ascii="標楷體" w:eastAsia="標楷體"/>
-              </w:rPr>
-            </w:pPr>
-          </w:p>
-        </w:tc>
-        <w:tc>
-          <w:tcPr>
-            <w:tcW w:w="7474" w:type="dxa"/>
-            <w:tcBorders>
-              <w:top w:val="single" w:sz="6" w:space="0" w:color="000000"/>
-              <w:left w:val="single" w:sz="6" w:space="0" w:color="000000"/>
-              <w:bottom w:val="single" w:sz="6" w:space="0" w:color="000000"/>
-              <w:right w:val="single" w:sz="12" w:space="0" w:color="000000"/>
-            </w:tcBorders>
-            <w:vAlign w:val="center"/>
-          </w:tcPr>
-          <w:p>
-            <w:pPr>
-              <w:tabs>
-                <w:tab w:val="left" w:pos="4800"/>
-              </w:tabs>
-              <w:snapToGrid w:val="0"/>
-              <w:spacing w:after="100" w:line="240" w:lineRule="atLeast"/>
-              <w:textAlignment w:val="center"/>
-              <w:rPr>
-                <w:rFonts w:ascii="標楷體" w:eastAsia="標楷體"/>
-                <w:spacing w:val="-20"/>
-              </w:rPr>
-            </w:pPr>
-          </w:p>
-        </w:tc>
-      </w:tr>
-      <w:tr>
-        <w:trPr>
-          <w:cantSplit/>
-          <w:trHeight w:hRule="exact" w:val="440"/>
-        </w:trPr>
-        <w:tc>
-          <w:tcPr>
-            <w:tcW w:w="686" w:type="dxa"/>
-            <w:tcBorders>
-              <w:top w:val="single" w:sz="6" w:space="0" w:color="000000"/>
-              <w:left w:val="single" w:sz="12" w:space="0" w:color="000000"/>
-              <w:bottom w:val="single" w:sz="6" w:space="0" w:color="000000"/>
-              <w:right w:val="single" w:sz="6" w:space="0" w:color="000000"/>
-            </w:tcBorders>
-            <w:vAlign w:val="center"/>
-          </w:tcPr>
-          <w:p>
-            <w:pPr>
-              <w:tabs>
-                <w:tab w:val="left" w:pos="4800"/>
-              </w:tabs>
-              <w:snapToGrid w:val="0"/>
-              <w:spacing w:after="100" w:line="240" w:lineRule="atLeast"/>
-              <w:jc w:val="center"/>
-              <w:textAlignment w:val="center"/>
-              <w:rPr>
-                <w:rFonts w:ascii="標楷體" w:eastAsia="標楷體"/>
-              </w:rPr>
-            </w:pPr>
-          </w:p>
-        </w:tc>
-        <w:tc>
-          <w:tcPr>
-            <w:tcW w:w="2100" w:type="dxa"/>
-            <w:tcBorders>
-              <w:top w:val="single" w:sz="6" w:space="0" w:color="000000"/>
-              <w:left w:val="nil"/>
-              <w:bottom w:val="single" w:sz="6" w:space="0" w:color="000000"/>
-              <w:right w:val="single" w:sz="6" w:space="0" w:color="000000"/>
-            </w:tcBorders>
-            <w:vAlign w:val="center"/>
-          </w:tcPr>
-          <w:p>
-            <w:pPr>
-              <w:tabs>
-                <w:tab w:val="left" w:pos="4800"/>
-              </w:tabs>
-              <w:snapToGrid w:val="0"/>
-              <w:spacing w:after="100" w:line="240" w:lineRule="atLeast"/>
-              <w:jc w:val="center"/>
-              <w:textAlignment w:val="center"/>
-              <w:rPr>
-                <w:rFonts w:ascii="標楷體" w:eastAsia="標楷體"/>
-              </w:rPr>
-            </w:pPr>
-          </w:p>
-        </w:tc>
-        <w:tc>
-          <w:tcPr>
-            <w:tcW w:w="7474" w:type="dxa"/>
-            <w:tcBorders>
-              <w:top w:val="single" w:sz="6" w:space="0" w:color="000000"/>
-              <w:left w:val="single" w:sz="6" w:space="0" w:color="000000"/>
-              <w:bottom w:val="single" w:sz="6" w:space="0" w:color="000000"/>
-              <w:right w:val="single" w:sz="12" w:space="0" w:color="000000"/>
-            </w:tcBorders>
-            <w:vAlign w:val="center"/>
-          </w:tcPr>
-          <w:p>
-            <w:pPr>
-              <w:tabs>
-                <w:tab w:val="left" w:pos="4800"/>
-              </w:tabs>
-              <w:snapToGrid w:val="0"/>
-              <w:spacing w:after="100" w:line="240" w:lineRule="atLeast"/>
-              <w:textAlignment w:val="center"/>
-              <w:rPr>
-                <w:rFonts w:ascii="標楷體" w:eastAsia="標楷體"/>
-                <w:spacing w:val="-20"/>
-              </w:rPr>
-            </w:pPr>
-          </w:p>
-        </w:tc>
-      </w:tr>
-      <w:tr>
-        <w:trPr>
-          <w:cantSplit/>
-          <w:trHeight w:hRule="exact" w:val="440"/>
-        </w:trPr>
-        <w:tc>
-          <w:tcPr>
-            <w:tcW w:w="686" w:type="dxa"/>
-            <w:tcBorders>
-              <w:top w:val="single" w:sz="6" w:space="0" w:color="000000"/>
-              <w:left w:val="single" w:sz="12" w:space="0" w:color="000000"/>
-              <w:bottom w:val="single" w:sz="6" w:space="0" w:color="000000"/>
-              <w:right w:val="single" w:sz="6" w:space="0" w:color="000000"/>
-            </w:tcBorders>
-            <w:vAlign w:val="center"/>
-          </w:tcPr>
-          <w:p>
-            <w:pPr>
-              <w:tabs>
-                <w:tab w:val="left" w:pos="4800"/>
-              </w:tabs>
-              <w:snapToGrid w:val="0"/>
-              <w:spacing w:after="100" w:line="240" w:lineRule="atLeast"/>
-              <w:jc w:val="center"/>
-              <w:textAlignment w:val="center"/>
-              <w:rPr>
-                <w:rFonts w:ascii="標楷體" w:eastAsia="標楷體"/>
-              </w:rPr>
-            </w:pPr>
-          </w:p>
-        </w:tc>
-        <w:tc>
-          <w:tcPr>
-            <w:tcW w:w="2100" w:type="dxa"/>
-            <w:tcBorders>
-              <w:top w:val="single" w:sz="6" w:space="0" w:color="000000"/>
-              <w:left w:val="nil"/>
-              <w:bottom w:val="single" w:sz="6" w:space="0" w:color="000000"/>
-              <w:right w:val="single" w:sz="6" w:space="0" w:color="000000"/>
-            </w:tcBorders>
-            <w:vAlign w:val="center"/>
-          </w:tcPr>
-          <w:p>
-            <w:pPr>
-              <w:tabs>
-                <w:tab w:val="left" w:pos="4800"/>
-              </w:tabs>
-              <w:snapToGrid w:val="0"/>
-              <w:spacing w:after="100" w:line="240" w:lineRule="atLeast"/>
-              <w:jc w:val="center"/>
-              <w:textAlignment w:val="center"/>
-              <w:rPr>
-                <w:rFonts w:ascii="標楷體" w:eastAsia="標楷體"/>
-              </w:rPr>
-            </w:pPr>
-          </w:p>
-        </w:tc>
-        <w:tc>
-          <w:tcPr>
-            <w:tcW w:w="7474" w:type="dxa"/>
-            <w:tcBorders>
-              <w:top w:val="single" w:sz="6" w:space="0" w:color="000000"/>
-              <w:left w:val="single" w:sz="6" w:space="0" w:color="000000"/>
-              <w:bottom w:val="single" w:sz="6" w:space="0" w:color="000000"/>
-              <w:right w:val="single" w:sz="12" w:space="0" w:color="000000"/>
-            </w:tcBorders>
-            <w:vAlign w:val="center"/>
-          </w:tcPr>
-          <w:p>
-            <w:pPr>
-              <w:tabs>
-                <w:tab w:val="left" w:pos="4800"/>
-              </w:tabs>
-              <w:snapToGrid w:val="0"/>
-              <w:spacing w:after="100" w:line="240" w:lineRule="atLeast"/>
-              <w:textAlignment w:val="center"/>
-              <w:rPr>
-                <w:rFonts w:ascii="標楷體" w:eastAsia="標楷體"/>
-                <w:spacing w:val="-20"/>
-              </w:rPr>
-            </w:pPr>
-          </w:p>
-        </w:tc>
-      </w:tr>
-      <w:tr>
-        <w:trPr>
-          <w:cantSplit/>
-          <w:trHeight w:hRule="exact" w:val="440"/>
-        </w:trPr>
-        <w:tc>
-          <w:tcPr>
-            <w:tcW w:w="686" w:type="dxa"/>
-            <w:tcBorders>
-              <w:top w:val="single" w:sz="6" w:space="0" w:color="000000"/>
-              <w:left w:val="single" w:sz="12" w:space="0" w:color="000000"/>
-              <w:bottom w:val="single" w:sz="6" w:space="0" w:color="000000"/>
-              <w:right w:val="single" w:sz="6" w:space="0" w:color="000000"/>
-            </w:tcBorders>
-            <w:vAlign w:val="center"/>
-          </w:tcPr>
-          <w:p>
-            <w:pPr>
-              <w:tabs>
-                <w:tab w:val="left" w:pos="4800"/>
-              </w:tabs>
-              <w:snapToGrid w:val="0"/>
-              <w:spacing w:after="100" w:line="240" w:lineRule="atLeast"/>
-              <w:jc w:val="center"/>
-              <w:textAlignment w:val="center"/>
-              <w:rPr>
-                <w:rFonts w:ascii="標楷體" w:eastAsia="標楷體"/>
-              </w:rPr>
-            </w:pPr>
-          </w:p>
-        </w:tc>
-        <w:tc>
-          <w:tcPr>
-            <w:tcW w:w="2100" w:type="dxa"/>
-            <w:tcBorders>
-              <w:top w:val="single" w:sz="6" w:space="0" w:color="000000"/>
-              <w:left w:val="nil"/>
-              <w:bottom w:val="single" w:sz="6" w:space="0" w:color="000000"/>
-              <w:right w:val="single" w:sz="6" w:space="0" w:color="000000"/>
-            </w:tcBorders>
-            <w:vAlign w:val="center"/>
-          </w:tcPr>
-          <w:p>
-            <w:pPr>
-              <w:tabs>
-                <w:tab w:val="left" w:pos="4800"/>
-              </w:tabs>
-              <w:snapToGrid w:val="0"/>
-              <w:spacing w:after="100" w:line="240" w:lineRule="atLeast"/>
-              <w:jc w:val="center"/>
-              <w:textAlignment w:val="center"/>
-              <w:rPr>
-                <w:rFonts w:ascii="標楷體" w:eastAsia="標楷體"/>
-              </w:rPr>
-            </w:pPr>
-          </w:p>
-        </w:tc>
-        <w:tc>
-          <w:tcPr>
-            <w:tcW w:w="7474" w:type="dxa"/>
-            <w:tcBorders>
-              <w:top w:val="single" w:sz="6" w:space="0" w:color="000000"/>
-              <w:left w:val="single" w:sz="6" w:space="0" w:color="000000"/>
-              <w:bottom w:val="single" w:sz="6" w:space="0" w:color="000000"/>
-              <w:right w:val="single" w:sz="12" w:space="0" w:color="000000"/>
-            </w:tcBorders>
-            <w:vAlign w:val="center"/>
-          </w:tcPr>
-          <w:p>
-            <w:pPr>
-              <w:tabs>
-                <w:tab w:val="left" w:pos="4800"/>
-              </w:tabs>
-              <w:snapToGrid w:val="0"/>
-              <w:spacing w:after="100" w:line="240" w:lineRule="atLeast"/>
-              <w:textAlignment w:val="center"/>
-              <w:rPr>
-                <w:rFonts w:ascii="標楷體" w:eastAsia="標楷體"/>
-                <w:spacing w:val="-20"/>
-              </w:rPr>
-            </w:pPr>
-          </w:p>
-        </w:tc>
-      </w:tr>
-      <w:tr>
-        <w:trPr>
-          <w:cantSplit/>
-          <w:trHeight w:hRule="exact" w:val="440"/>
-        </w:trPr>
-        <w:tc>
-          <w:tcPr>
-            <w:tcW w:w="686" w:type="dxa"/>
-            <w:tcBorders>
-              <w:top w:val="single" w:sz="6" w:space="0" w:color="000000"/>
-              <w:left w:val="single" w:sz="12" w:space="0" w:color="000000"/>
-              <w:bottom w:val="single" w:sz="6" w:space="0" w:color="000000"/>
-              <w:right w:val="single" w:sz="6" w:space="0" w:color="000000"/>
-            </w:tcBorders>
-            <w:vAlign w:val="center"/>
-          </w:tcPr>
-          <w:p>
-            <w:pPr>
-              <w:tabs>
-                <w:tab w:val="left" w:pos="4800"/>
-              </w:tabs>
-              <w:snapToGrid w:val="0"/>
-              <w:spacing w:after="100" w:line="240" w:lineRule="atLeast"/>
-              <w:jc w:val="center"/>
-              <w:textAlignment w:val="center"/>
-              <w:rPr>
-                <w:rFonts w:ascii="標楷體" w:eastAsia="標楷體"/>
-              </w:rPr>
-            </w:pPr>
-          </w:p>
-        </w:tc>
-        <w:tc>
-          <w:tcPr>
-            <w:tcW w:w="2100" w:type="dxa"/>
-            <w:tcBorders>
-              <w:top w:val="single" w:sz="6" w:space="0" w:color="000000"/>
-              <w:left w:val="nil"/>
-              <w:bottom w:val="single" w:sz="6" w:space="0" w:color="000000"/>
-              <w:right w:val="single" w:sz="6" w:space="0" w:color="000000"/>
-            </w:tcBorders>
-            <w:vAlign w:val="center"/>
-          </w:tcPr>
-          <w:p>
-            <w:pPr>
-              <w:tabs>
-                <w:tab w:val="left" w:pos="4800"/>
-              </w:tabs>
-              <w:snapToGrid w:val="0"/>
-              <w:spacing w:after="100" w:line="240" w:lineRule="atLeast"/>
-              <w:jc w:val="center"/>
-              <w:textAlignment w:val="center"/>
-              <w:rPr>
-                <w:rFonts w:ascii="標楷體" w:eastAsia="標楷體"/>
-              </w:rPr>
-            </w:pPr>
-          </w:p>
-        </w:tc>
-        <w:tc>
-          <w:tcPr>
-            <w:tcW w:w="7474" w:type="dxa"/>
-            <w:tcBorders>
-              <w:top w:val="single" w:sz="6" w:space="0" w:color="000000"/>
-              <w:left w:val="single" w:sz="6" w:space="0" w:color="000000"/>
-              <w:bottom w:val="single" w:sz="6" w:space="0" w:color="000000"/>
-              <w:right w:val="single" w:sz="12" w:space="0" w:color="000000"/>
-            </w:tcBorders>
-            <w:vAlign w:val="center"/>
-          </w:tcPr>
-          <w:p>
-            <w:pPr>
-              <w:tabs>
-                <w:tab w:val="left" w:pos="4800"/>
-              </w:tabs>
-              <w:snapToGrid w:val="0"/>
-              <w:spacing w:after="100" w:line="240" w:lineRule="atLeast"/>
-              <w:textAlignment w:val="center"/>
-              <w:rPr>
-                <w:rFonts w:ascii="標楷體" w:eastAsia="標楷體"/>
-                <w:spacing w:val="-20"/>
-              </w:rPr>
-            </w:pPr>
-          </w:p>
-        </w:tc>
-      </w:tr>
-      <w:tr>
-        <w:trPr>
-          <w:cantSplit/>
-          <w:trHeight w:hRule="exact" w:val="440"/>
-        </w:trPr>
-        <w:tc>
-          <w:tcPr>
-            <w:tcW w:w="686" w:type="dxa"/>
-            <w:tcBorders>
-              <w:top w:val="single" w:sz="6" w:space="0" w:color="000000"/>
-              <w:left w:val="single" w:sz="12" w:space="0" w:color="000000"/>
-              <w:bottom w:val="single" w:sz="6" w:space="0" w:color="000000"/>
-              <w:right w:val="single" w:sz="6" w:space="0" w:color="000000"/>
-            </w:tcBorders>
-            <w:vAlign w:val="center"/>
-          </w:tcPr>
-          <w:p>
-            <w:pPr>
-              <w:tabs>
-                <w:tab w:val="left" w:pos="4800"/>
-              </w:tabs>
-              <w:snapToGrid w:val="0"/>
-              <w:spacing w:after="100" w:line="240" w:lineRule="atLeast"/>
-              <w:jc w:val="center"/>
-              <w:textAlignment w:val="center"/>
-              <w:rPr>
-                <w:rFonts w:ascii="標楷體" w:eastAsia="標楷體"/>
-              </w:rPr>
-            </w:pPr>
-          </w:p>
-        </w:tc>
-        <w:tc>
-          <w:tcPr>
-            <w:tcW w:w="2100" w:type="dxa"/>
-            <w:tcBorders>
-              <w:top w:val="single" w:sz="6" w:space="0" w:color="000000"/>
-              <w:left w:val="nil"/>
-              <w:bottom w:val="single" w:sz="6" w:space="0" w:color="000000"/>
-              <w:right w:val="single" w:sz="6" w:space="0" w:color="000000"/>
-            </w:tcBorders>
-            <w:vAlign w:val="center"/>
-          </w:tcPr>
-          <w:p>
-            <w:pPr>
-              <w:tabs>
-                <w:tab w:val="left" w:pos="4800"/>
-              </w:tabs>
-              <w:snapToGrid w:val="0"/>
-              <w:spacing w:after="100" w:line="240" w:lineRule="atLeast"/>
-              <w:jc w:val="center"/>
-              <w:textAlignment w:val="center"/>
-              <w:rPr>
-                <w:rFonts w:ascii="標楷體" w:eastAsia="標楷體"/>
-              </w:rPr>
-            </w:pPr>
-          </w:p>
-        </w:tc>
-        <w:tc>
-          <w:tcPr>
-            <w:tcW w:w="7474" w:type="dxa"/>
-            <w:tcBorders>
-              <w:top w:val="single" w:sz="6" w:space="0" w:color="000000"/>
-              <w:left w:val="single" w:sz="6" w:space="0" w:color="000000"/>
-              <w:bottom w:val="single" w:sz="6" w:space="0" w:color="000000"/>
-              <w:right w:val="single" w:sz="12" w:space="0" w:color="000000"/>
-            </w:tcBorders>
-            <w:vAlign w:val="center"/>
-          </w:tcPr>
-          <w:p>
-            <w:pPr>
-              <w:tabs>
-                <w:tab w:val="left" w:pos="4800"/>
-              </w:tabs>
-              <w:snapToGrid w:val="0"/>
-              <w:spacing w:after="100" w:line="240" w:lineRule="atLeast"/>
-              <w:textAlignment w:val="center"/>
-              <w:rPr>
-                <w:rFonts w:ascii="標楷體" w:eastAsia="標楷體"/>
-                <w:spacing w:val="-20"/>
-              </w:rPr>
-            </w:pPr>
-          </w:p>
-        </w:tc>
-      </w:tr>
-      <w:tr>
-        <w:trPr>
-          <w:cantSplit/>
-          <w:trHeight w:hRule="exact" w:val="440"/>
-        </w:trPr>
-        <w:tc>
-          <w:tcPr>
-            <w:tcW w:w="686" w:type="dxa"/>
-            <w:tcBorders>
-              <w:top w:val="single" w:sz="6" w:space="0" w:color="000000"/>
-              <w:left w:val="single" w:sz="12" w:space="0" w:color="000000"/>
               <w:bottom w:val="single" w:sz="12" w:space="0" w:color="000000"/>
               <w:right w:val="single" w:sz="6" w:space="0" w:color="000000"/>
             </w:tcBorders>
@@ -8945,6 +7926,31 @@
         </w:tc>
       </w:tr>
     </w:tbl>
+    <w:p>
+      <w:pPr>
+        <w:pStyle w:val="a4"/>
+        <w:tabs>
+          <w:tab w:val="clear" w:pos="4153"/>
+          <w:tab w:val="clear" w:pos="8306"/>
+        </w:tabs>
+        <w:spacing w:line="160" w:lineRule="atLeast"/>
+        <w:rPr>
+          <w:rFonts w:ascii="新細明體" w:eastAsia="新細明體" w:hAnsi="新細明體"/>
+        </w:rPr>
+      </w:pPr>
+    </w:p>
+    <w:p>
+      <w:pPr>
+        <w:tabs>
+          <w:tab w:val="left" w:pos="10440"/>
+        </w:tabs>
+        <w:ind w:right="191"/>
+        <w:jc w:val="both"/>
+      </w:pPr>
+      <w:r>
+        <w:t>[TABLE_BUSINESS_SCOPE_ANCHOR]</w:t>
+      </w:r>
+    </w:p>
     <w:p>
       <w:pPr>
         <w:pStyle w:val="a4"/>
@@ -9102,6 +8108,7 @@
       <w:r>
         <w:t xml:space="preserve"> </w:t>
       </w:r>
+      <w:proofErr w:type="gramStart"/>
       <w:r>
         <w:rPr>
           <w:rFonts w:hint="eastAsia"/>
@@ -9110,6 +8117,7 @@
         </w:rPr>
         <w:t>註</w:t>
       </w:r>
+      <w:proofErr w:type="gramEnd"/>
       <w:r>
         <w:rPr>
           <w:sz w:val="20"/>
@@ -9123,7 +8131,25 @@
           <w:sz w:val="20"/>
           <w:szCs w:val="20"/>
         </w:rPr>
-        <w:t>欄位不足請自行複製，未使用之欄位可自行刪除，若本頁不足使用，請複製全頁後自行增減欄位。</w:t>
+        <w:t>欄位不足請自行複製，未使用之欄位可自行刪除，若本頁不足使用，請複製</w:t>
+      </w:r>
+      <w:proofErr w:type="gramStart"/>
+      <w:r>
+        <w:rPr>
+          <w:rFonts w:hint="eastAsia"/>
+          <w:sz w:val="20"/>
+          <w:szCs w:val="20"/>
+        </w:rPr>
+        <w:t>全頁後自行</w:t>
+      </w:r>
+      <w:proofErr w:type="gramEnd"/>
+      <w:r>
+        <w:rPr>
+          <w:rFonts w:hint="eastAsia"/>
+          <w:sz w:val="20"/>
+          <w:szCs w:val="20"/>
+        </w:rPr>
+        <w:t>增減欄位。</w:t>
       </w:r>
     </w:p>
     <w:p>
@@ -9204,7 +8230,31 @@
                 <w:sz w:val="32"/>
                 <w:szCs w:val="32"/>
               </w:rPr>
-              <w:t>董事﹑監察人名單</w:t>
+              <w:t>董事</w:t>
+            </w:r>
+            <w:proofErr w:type="gramStart"/>
+            <w:r>
+              <w:rPr>
+                <w:rFonts w:ascii="標楷體" w:eastAsia="標楷體" w:hint="eastAsia"/>
+                <w:b/>
+                <w:bCs/>
+                <w:position w:val="10"/>
+                <w:sz w:val="32"/>
+                <w:szCs w:val="32"/>
+              </w:rPr>
+              <w:t>﹑</w:t>
+            </w:r>
+            <w:proofErr w:type="gramEnd"/>
+            <w:r>
+              <w:rPr>
+                <w:rFonts w:ascii="標楷體" w:eastAsia="標楷體" w:hint="eastAsia"/>
+                <w:b/>
+                <w:bCs/>
+                <w:position w:val="10"/>
+                <w:sz w:val="32"/>
+                <w:szCs w:val="32"/>
+              </w:rPr>
+              <w:t>監察人名單</w:t>
             </w:r>
           </w:p>
         </w:tc>
@@ -9670,7 +8720,7 @@
     </w:p>
     <w:tbl>
       <w:tblPr>
-        <w:tblStyle w:val="directortable"/>
+        <w:tblStyle w:val="registertable"/>
         <w:tblW w:w="0" w:type="auto"/>
         <w:tblLayout w:type="fixed"/>
         <w:tblLook w:val="0000" w:firstRow="0" w:lastRow="0" w:firstColumn="0" w:lastColumn="0" w:noHBand="0" w:noVBand="0"/>
@@ -10013,6 +9063,36 @@
         </w:tc>
       </w:tr>
     </w:tbl>
+    <w:p>
+      <w:pPr>
+        <w:tabs>
+          <w:tab w:val="left" w:pos="10440"/>
+        </w:tabs>
+        <w:ind w:right="191"/>
+        <w:jc w:val="both"/>
+      </w:pPr>
+    </w:p>
+    <w:p>
+      <w:pPr>
+        <w:tabs>
+          <w:tab w:val="left" w:pos="10440"/>
+        </w:tabs>
+        <w:ind w:right="191"/>
+        <w:jc w:val="both"/>
+      </w:pPr>
+      <w:r>
+        <w:t>[TABLE_DIRECTORS_ANCHOR]</w:t>
+      </w:r>
+    </w:p>
+    <w:p>
+      <w:pPr>
+        <w:tabs>
+          <w:tab w:val="left" w:pos="10440"/>
+        </w:tabs>
+        <w:ind w:right="191"/>
+        <w:jc w:val="both"/>
+      </w:pPr>
+    </w:p>
     <w:p>
       <w:pPr>
         <w:tabs>
@@ -10665,9 +9745,11 @@
           </w:tcPr>
           <w:p>
             <w:pPr>
+              <w:wordWrap w:val="0"/>
               <w:snapToGrid w:val="0"/>
               <w:spacing w:after="100" w:line="240" w:lineRule="atLeast"/>
-              <w:jc w:val="both"/>
+              <w:ind w:right="240"/>
+              <w:jc w:val="right"/>
               <w:textAlignment w:val="center"/>
               <w:rPr>
                 <w:rFonts w:ascii="標楷體" w:eastAsia="標楷體"/>
@@ -10986,6 +10068,24 @@
         <w:ind w:right="191"/>
         <w:jc w:val="both"/>
       </w:pPr>
+    </w:p>
+    <w:p>
+      <w:pPr>
+        <w:tabs>
+          <w:tab w:val="left" w:pos="10440"/>
+        </w:tabs>
+        <w:ind w:right="191"/>
+        <w:jc w:val="both"/>
+      </w:pPr>
+      <w:r>
+        <w:t>[</w:t>
+      </w:r>
+      <w:r>
+        <w:t>TABLE_MANAGER_ANCHOR</w:t>
+      </w:r>
+      <w:r>
+        <w:t>]</w:t>
+      </w:r>
     </w:p>
     <w:p>
       <w:pPr>
@@ -12438,6 +11538,45 @@
         </w:tc>
       </w:tr>
     </w:tbl>
+    <w:p>
+      <w:pPr>
+        <w:tabs>
+          <w:tab w:val="left" w:pos="10440"/>
+        </w:tabs>
+        <w:ind w:right="191"/>
+        <w:jc w:val="both"/>
+      </w:pPr>
+    </w:p>
+    <w:p>
+      <w:pPr>
+        <w:tabs>
+          <w:tab w:val="left" w:pos="10440"/>
+        </w:tabs>
+        <w:ind w:right="191"/>
+        <w:jc w:val="both"/>
+      </w:pPr>
+      <w:r>
+        <w:t>[</w:t>
+      </w:r>
+      <w:r>
+        <w:t>TABLE_REPRESENTATIVE_OF_THE_COMPANY_ANCHOR</w:t>
+      </w:r>
+      <w:r>
+        <w:t>]</w:t>
+      </w:r>
+    </w:p>
+    <w:p>
+      <w:pPr>
+        <w:tabs>
+          <w:tab w:val="left" w:pos="10440"/>
+        </w:tabs>
+        <w:ind w:right="191"/>
+        <w:jc w:val="both"/>
+      </w:pPr>
+      <w:r>
+        <w:t>]</w:t>
+      </w:r>
+    </w:p>
     <w:p>
       <w:pPr>
         <w:tabs>
@@ -13456,11 +12595,11 @@
       <w:szCs w:val="18"/>
     </w:rPr>
   </w:style>
-  <w:style w:type="table" w:customStyle="1" w:styleId="directortable">
-    <w:name w:val="director_table"/>
+  <w:style w:type="table" w:customStyle="1" w:styleId="registertable">
+    <w:name w:val="register_table"/>
     <w:basedOn w:val="a1"/>
     <w:uiPriority w:val="99"/>
-    <w:rsid w:val="00857504"/>
+    <w:rsid w:val="00B806B4"/>
     <w:rPr>
       <w:rFonts w:eastAsia="標楷體"/>
     </w:rPr>
@@ -13474,6 +12613,21 @@
         <w:insideV w:val="single" w:sz="8" w:space="0" w:color="auto"/>
       </w:tblBorders>
     </w:tblPr>
+    <w:tblStylePr w:type="firstRow">
+      <w:tblPr/>
+      <w:tcPr>
+        <w:tcBorders>
+          <w:top w:val="single" w:sz="12" w:space="0" w:color="auto"/>
+          <w:left w:val="single" w:sz="12" w:space="0" w:color="auto"/>
+          <w:bottom w:val="single" w:sz="12" w:space="0" w:color="auto"/>
+          <w:right w:val="single" w:sz="12" w:space="0" w:color="auto"/>
+          <w:insideH w:val="single" w:sz="6" w:space="0" w:color="auto"/>
+          <w:insideV w:val="single" w:sz="6" w:space="0" w:color="auto"/>
+          <w:tl2br w:val="nil"/>
+          <w:tr2bl w:val="nil"/>
+        </w:tcBorders>
+      </w:tcPr>
+    </w:tblStylePr>
   </w:style>
   <w:style w:type="table" w:styleId="a9">
     <w:name w:val="Table Grid"/>

--- a/templates/設立登記表.docx
+++ b/templates/設立登記表.docx
@@ -45,6 +45,12 @@
           <w:tcPr>
             <w:tcW w:w="2441" w:type="dxa"/>
             <w:gridSpan w:val="3"/>
+            <w:tcBorders>
+              <w:top w:val="nil"/>
+              <w:left w:val="nil"/>
+              <w:bottom w:val="nil"/>
+              <w:right w:val="nil"/>
+            </w:tcBorders>
           </w:tcPr>
           <w:p>
             <w:pPr>
@@ -145,6 +151,9 @@
           <w:tcPr>
             <w:tcW w:w="1938" w:type="dxa"/>
             <w:gridSpan w:val="4"/>
+            <w:tcBorders>
+              <w:left w:val="nil"/>
+            </w:tcBorders>
           </w:tcPr>
           <w:p>
             <w:pPr>
@@ -229,6 +238,9 @@
             <w:tcW w:w="2441" w:type="dxa"/>
             <w:gridSpan w:val="3"/>
             <w:vMerge w:val="restart"/>
+            <w:tcBorders>
+              <w:top w:val="nil"/>
+            </w:tcBorders>
           </w:tcPr>
           <w:p>
             <w:pPr>
@@ -1172,7 +1184,6 @@
                 <w:szCs w:val="22"/>
               </w:rPr>
             </w:pPr>
-            <w:proofErr w:type="gramStart"/>
             <w:r>
               <w:rPr>
                 <w:rFonts w:ascii="標楷體" w:hint="eastAsia"/>
@@ -1181,7 +1192,6 @@
               </w:rPr>
               <w:t>否</w:t>
             </w:r>
-            <w:proofErr w:type="gramEnd"/>
           </w:p>
           <w:p>
             <w:pPr>
@@ -1910,14 +1920,12 @@
                 <w:rFonts w:ascii="標楷體"/>
               </w:rPr>
             </w:pPr>
-            <w:proofErr w:type="gramStart"/>
             <w:r>
               <w:rPr>
                 <w:rFonts w:ascii="標楷體" w:hint="eastAsia"/>
               </w:rPr>
               <w:t>一﹑</w:t>
             </w:r>
-            <w:proofErr w:type="gramEnd"/>
             <w:r>
               <w:rPr>
                 <w:rFonts w:ascii="標楷體" w:hint="eastAsia"/>
@@ -1979,9 +1987,9 @@
             <w:proofErr w:type="spellStart"/>
             <w:r>
               <w:rPr>
-                <w:rFonts w:ascii="標楷體" w:hint="eastAsia"/>
-              </w:rPr>
-              <w:t>compnanyName</w:t>
+                <w:rFonts w:ascii="標楷體"/>
+              </w:rPr>
+              <w:t>companyName</w:t>
             </w:r>
             <w:proofErr w:type="spellEnd"/>
             <w:r>
@@ -2143,16 +2151,8 @@
               <w:rPr>
                 <w:rFonts w:ascii="標楷體" w:hint="eastAsia"/>
               </w:rPr>
-              <w:t>二</w:t>
-            </w:r>
-            <w:proofErr w:type="gramStart"/>
-            <w:r>
-              <w:rPr>
-                <w:rFonts w:ascii="標楷體" w:hint="eastAsia"/>
-              </w:rPr>
-              <w:t>﹑</w:t>
-            </w:r>
-            <w:proofErr w:type="gramEnd"/>
+              <w:t>二﹑</w:t>
+            </w:r>
           </w:p>
         </w:tc>
         <w:tc>
@@ -2330,16 +2330,8 @@
               <w:rPr>
                 <w:rFonts w:ascii="標楷體" w:hint="eastAsia"/>
               </w:rPr>
-              <w:t>三</w:t>
-            </w:r>
-            <w:proofErr w:type="gramStart"/>
-            <w:r>
-              <w:rPr>
-                <w:rFonts w:ascii="標楷體" w:hint="eastAsia"/>
-              </w:rPr>
-              <w:t>﹑</w:t>
-            </w:r>
-            <w:proofErr w:type="gramEnd"/>
+              <w:t>三﹑</w:t>
+            </w:r>
           </w:p>
         </w:tc>
         <w:tc>
@@ -2521,7 +2513,6 @@
               </w:rPr>
               <w:t>四</w:t>
             </w:r>
-            <w:proofErr w:type="gramStart"/>
             <w:r>
               <w:rPr>
                 <w:rFonts w:ascii="標楷體" w:hint="eastAsia"/>
@@ -2530,7 +2521,6 @@
               </w:rPr>
               <w:t>﹑</w:t>
             </w:r>
-            <w:proofErr w:type="gramEnd"/>
             <w:r>
               <w:rPr>
                 <w:rFonts w:ascii="標楷體" w:hint="eastAsia"/>
@@ -2593,7 +2583,7 @@
             <w:proofErr w:type="spellStart"/>
             <w:r>
               <w:rPr>
-                <w:rFonts w:ascii="標楷體" w:hAnsi="標楷體" w:hint="eastAsia"/>
+                <w:rFonts w:ascii="標楷體" w:hAnsi="標楷體"/>
                 <w:color w:val="000000"/>
               </w:rPr>
               <w:t>parvalue</w:t>
@@ -2660,7 +2650,6 @@
               </w:rPr>
               <w:t>五</w:t>
             </w:r>
-            <w:proofErr w:type="gramStart"/>
             <w:r>
               <w:rPr>
                 <w:rFonts w:ascii="標楷體" w:hint="eastAsia"/>
@@ -2669,7 +2658,6 @@
               </w:rPr>
               <w:t>﹑</w:t>
             </w:r>
-            <w:proofErr w:type="gramEnd"/>
           </w:p>
         </w:tc>
         <w:tc>
@@ -2795,16 +2783,8 @@
               <w:rPr>
                 <w:rFonts w:ascii="標楷體" w:hint="eastAsia"/>
               </w:rPr>
-              <w:t>六</w:t>
-            </w:r>
-            <w:proofErr w:type="gramStart"/>
-            <w:r>
-              <w:rPr>
-                <w:rFonts w:ascii="標楷體" w:hint="eastAsia"/>
-              </w:rPr>
-              <w:t>﹑</w:t>
-            </w:r>
-            <w:proofErr w:type="gramEnd"/>
+              <w:t>六﹑</w:t>
+            </w:r>
           </w:p>
         </w:tc>
         <w:tc>
@@ -2932,16 +2912,8 @@
               <w:rPr>
                 <w:rFonts w:ascii="標楷體" w:hint="eastAsia"/>
               </w:rPr>
-              <w:t>七</w:t>
-            </w:r>
-            <w:proofErr w:type="gramStart"/>
-            <w:r>
-              <w:rPr>
-                <w:rFonts w:ascii="標楷體" w:hint="eastAsia"/>
-              </w:rPr>
-              <w:t>﹑</w:t>
-            </w:r>
-            <w:proofErr w:type="gramEnd"/>
+              <w:t>七﹑</w:t>
+            </w:r>
           </w:p>
         </w:tc>
         <w:tc>
@@ -3408,7 +3380,6 @@
               </w:rPr>
               <w:t>九</w:t>
             </w:r>
-            <w:proofErr w:type="gramStart"/>
             <w:r>
               <w:rPr>
                 <w:rFonts w:ascii="標楷體" w:hint="eastAsia"/>
@@ -3416,7 +3387,6 @@
               </w:rPr>
               <w:t>﹑</w:t>
             </w:r>
-            <w:proofErr w:type="gramEnd"/>
             <w:r>
               <w:rPr>
                 <w:rFonts w:ascii="標楷體" w:hint="eastAsia"/>
@@ -3687,17 +3657,8 @@
                 <w:rFonts w:ascii="標楷體" w:hint="eastAsia"/>
                 <w:spacing w:val="-20"/>
               </w:rPr>
-              <w:t>十</w:t>
-            </w:r>
-            <w:proofErr w:type="gramStart"/>
-            <w:r>
-              <w:rPr>
-                <w:rFonts w:ascii="標楷體" w:hint="eastAsia"/>
-                <w:spacing w:val="-20"/>
-              </w:rPr>
-              <w:t>﹑</w:t>
-            </w:r>
-            <w:proofErr w:type="gramEnd"/>
+              <w:t>十﹑</w:t>
+            </w:r>
             <w:r>
               <w:rPr>
                 <w:rFonts w:ascii="標楷體"/>
@@ -4006,21 +3967,12 @@
               </w:rPr>
               <w:t>一</w:t>
             </w:r>
-            <w:proofErr w:type="gramStart"/>
             <w:r>
               <w:rPr>
                 <w:rFonts w:ascii="標楷體" w:hint="eastAsia"/>
                 <w:spacing w:val="-20"/>
               </w:rPr>
-              <w:t>﹑</w:t>
-            </w:r>
-            <w:proofErr w:type="gramEnd"/>
-            <w:r>
-              <w:rPr>
-                <w:rFonts w:ascii="標楷體" w:hint="eastAsia"/>
-                <w:spacing w:val="-20"/>
-              </w:rPr>
-              <w:t>公司章程訂定日期</w:t>
+              <w:t>﹑公司章程訂定日期</w:t>
             </w:r>
           </w:p>
         </w:tc>
@@ -4448,7 +4400,6 @@
               <w:lastRenderedPageBreak/>
               <w:t>(</w:t>
             </w:r>
-            <w:proofErr w:type="gramStart"/>
             <w:r>
               <w:rPr>
                 <w:rFonts w:ascii="標楷體" w:eastAsia="標楷體" w:hint="eastAsia"/>
@@ -4457,7 +4408,6 @@
               </w:rPr>
               <w:t>一</w:t>
             </w:r>
-            <w:proofErr w:type="gramEnd"/>
             <w:r>
               <w:rPr>
                 <w:rFonts w:ascii="標楷體" w:eastAsia="標楷體"/>
@@ -4472,172 +4422,91 @@
                 <w:sz w:val="16"/>
                 <w:szCs w:val="16"/>
               </w:rPr>
-              <w:t>申請表一式二份</w:t>
-            </w:r>
-            <w:proofErr w:type="gramStart"/>
+              <w:t>申請表一式二份﹐於核辦後一份存核辦單位﹐一份送還申請公司收執。</w:t>
+            </w:r>
+          </w:p>
+          <w:p>
+            <w:pPr>
+              <w:spacing w:line="120" w:lineRule="atLeast"/>
+              <w:rPr>
+                <w:rFonts w:ascii="標楷體" w:eastAsia="標楷體"/>
+                <w:sz w:val="16"/>
+                <w:szCs w:val="16"/>
+              </w:rPr>
+            </w:pPr>
+            <w:r>
+              <w:rPr>
+                <w:rFonts w:ascii="標楷體" w:eastAsia="標楷體"/>
+                <w:sz w:val="16"/>
+                <w:szCs w:val="16"/>
+              </w:rPr>
+              <w:t>(</w:t>
+            </w:r>
             <w:r>
               <w:rPr>
                 <w:rFonts w:ascii="標楷體" w:eastAsia="標楷體" w:hint="eastAsia"/>
                 <w:sz w:val="16"/>
                 <w:szCs w:val="16"/>
               </w:rPr>
-              <w:t>﹐</w:t>
-            </w:r>
-            <w:proofErr w:type="gramEnd"/>
+              <w:t>二</w:t>
+            </w:r>
+            <w:r>
+              <w:rPr>
+                <w:rFonts w:ascii="標楷體" w:eastAsia="標楷體"/>
+                <w:sz w:val="16"/>
+                <w:szCs w:val="16"/>
+              </w:rPr>
+              <w:t>)</w:t>
+            </w:r>
             <w:r>
               <w:rPr>
                 <w:rFonts w:ascii="標楷體" w:eastAsia="標楷體" w:hint="eastAsia"/>
                 <w:sz w:val="16"/>
                 <w:szCs w:val="16"/>
               </w:rPr>
-              <w:t>於核辦</w:t>
-            </w:r>
-            <w:proofErr w:type="gramStart"/>
+              <w:t>為配合電腦作業，請打字或電腦以黑色列印填寫清楚，數字部份請採用阿拉伯數字，並請勿折疊、挖補、浮貼或塗改。</w:t>
+            </w:r>
+          </w:p>
+          <w:p>
+            <w:pPr>
+              <w:spacing w:line="120" w:lineRule="atLeast"/>
+              <w:rPr>
+                <w:rFonts w:ascii="標楷體" w:eastAsia="標楷體"/>
+                <w:sz w:val="16"/>
+                <w:szCs w:val="16"/>
+              </w:rPr>
+            </w:pPr>
+            <w:r>
+              <w:rPr>
+                <w:rFonts w:ascii="標楷體" w:eastAsia="標楷體"/>
+                <w:sz w:val="16"/>
+                <w:szCs w:val="16"/>
+              </w:rPr>
+              <w:t>(</w:t>
+            </w:r>
             <w:r>
               <w:rPr>
                 <w:rFonts w:ascii="標楷體" w:eastAsia="標楷體" w:hint="eastAsia"/>
                 <w:sz w:val="16"/>
                 <w:szCs w:val="16"/>
               </w:rPr>
-              <w:t>後一份存核辦</w:t>
-            </w:r>
-            <w:proofErr w:type="gramEnd"/>
+              <w:t>三</w:t>
+            </w:r>
+            <w:r>
+              <w:rPr>
+                <w:rFonts w:ascii="標楷體" w:eastAsia="標楷體"/>
+                <w:sz w:val="16"/>
+                <w:szCs w:val="16"/>
+              </w:rPr>
+              <w:t>)</w:t>
+            </w:r>
             <w:r>
               <w:rPr>
                 <w:rFonts w:ascii="標楷體" w:eastAsia="標楷體" w:hint="eastAsia"/>
                 <w:sz w:val="16"/>
                 <w:szCs w:val="16"/>
               </w:rPr>
-              <w:t>單位</w:t>
-            </w:r>
-            <w:proofErr w:type="gramStart"/>
-            <w:r>
-              <w:rPr>
-                <w:rFonts w:ascii="標楷體" w:eastAsia="標楷體" w:hint="eastAsia"/>
-                <w:sz w:val="16"/>
-                <w:szCs w:val="16"/>
-              </w:rPr>
-              <w:t>﹐</w:t>
-            </w:r>
-            <w:proofErr w:type="gramEnd"/>
-            <w:r>
-              <w:rPr>
-                <w:rFonts w:ascii="標楷體" w:eastAsia="標楷體" w:hint="eastAsia"/>
-                <w:sz w:val="16"/>
-                <w:szCs w:val="16"/>
-              </w:rPr>
-              <w:t>一份送還申請公司收執。</w:t>
-            </w:r>
-          </w:p>
-          <w:p>
-            <w:pPr>
-              <w:spacing w:line="120" w:lineRule="atLeast"/>
-              <w:rPr>
-                <w:rFonts w:ascii="標楷體" w:eastAsia="標楷體"/>
-                <w:sz w:val="16"/>
-                <w:szCs w:val="16"/>
-              </w:rPr>
-            </w:pPr>
-            <w:r>
-              <w:rPr>
-                <w:rFonts w:ascii="標楷體" w:eastAsia="標楷體"/>
-                <w:sz w:val="16"/>
-                <w:szCs w:val="16"/>
-              </w:rPr>
-              <w:t>(</w:t>
-            </w:r>
-            <w:r>
-              <w:rPr>
-                <w:rFonts w:ascii="標楷體" w:eastAsia="標楷體" w:hint="eastAsia"/>
-                <w:sz w:val="16"/>
-                <w:szCs w:val="16"/>
-              </w:rPr>
-              <w:t>二</w:t>
-            </w:r>
-            <w:r>
-              <w:rPr>
-                <w:rFonts w:ascii="標楷體" w:eastAsia="標楷體"/>
-                <w:sz w:val="16"/>
-                <w:szCs w:val="16"/>
-              </w:rPr>
-              <w:t>)</w:t>
-            </w:r>
-            <w:r>
-              <w:rPr>
-                <w:rFonts w:ascii="標楷體" w:eastAsia="標楷體" w:hint="eastAsia"/>
-                <w:sz w:val="16"/>
-                <w:szCs w:val="16"/>
-              </w:rPr>
-              <w:t>為配合電腦作業，請打字或電腦以黑色列印填寫</w:t>
-            </w:r>
-            <w:proofErr w:type="gramStart"/>
-            <w:r>
-              <w:rPr>
-                <w:rFonts w:ascii="標楷體" w:eastAsia="標楷體" w:hint="eastAsia"/>
-                <w:sz w:val="16"/>
-                <w:szCs w:val="16"/>
-              </w:rPr>
-              <w:t>清楚，</w:t>
-            </w:r>
-            <w:proofErr w:type="gramEnd"/>
-            <w:r>
-              <w:rPr>
-                <w:rFonts w:ascii="標楷體" w:eastAsia="標楷體" w:hint="eastAsia"/>
-                <w:sz w:val="16"/>
-                <w:szCs w:val="16"/>
-              </w:rPr>
-              <w:t>數字部份請採用阿拉伯數字，並請勿折疊、挖補、浮貼或塗改。</w:t>
-            </w:r>
-          </w:p>
-          <w:p>
-            <w:pPr>
-              <w:spacing w:line="120" w:lineRule="atLeast"/>
-              <w:rPr>
-                <w:rFonts w:ascii="標楷體" w:eastAsia="標楷體"/>
-                <w:sz w:val="16"/>
-                <w:szCs w:val="16"/>
-              </w:rPr>
-            </w:pPr>
-            <w:r>
-              <w:rPr>
-                <w:rFonts w:ascii="標楷體" w:eastAsia="標楷體"/>
-                <w:sz w:val="16"/>
-                <w:szCs w:val="16"/>
-              </w:rPr>
-              <w:t>(</w:t>
-            </w:r>
-            <w:r>
-              <w:rPr>
-                <w:rFonts w:ascii="標楷體" w:eastAsia="標楷體" w:hint="eastAsia"/>
-                <w:sz w:val="16"/>
-                <w:szCs w:val="16"/>
-              </w:rPr>
-              <w:t>三</w:t>
-            </w:r>
-            <w:r>
-              <w:rPr>
-                <w:rFonts w:ascii="標楷體" w:eastAsia="標楷體"/>
-                <w:sz w:val="16"/>
-                <w:szCs w:val="16"/>
-              </w:rPr>
-              <w:t>)</w:t>
-            </w:r>
-            <w:r>
-              <w:rPr>
-                <w:rFonts w:ascii="標楷體" w:eastAsia="標楷體" w:hint="eastAsia"/>
-                <w:sz w:val="16"/>
-                <w:szCs w:val="16"/>
-              </w:rPr>
-              <w:t>※</w:t>
-            </w:r>
-            <w:proofErr w:type="gramStart"/>
-            <w:r>
-              <w:rPr>
-                <w:rFonts w:ascii="標楷體" w:eastAsia="標楷體" w:hint="eastAsia"/>
-                <w:sz w:val="16"/>
-                <w:szCs w:val="16"/>
-              </w:rPr>
-              <w:t>各欄如</w:t>
+              <w:t>※各欄如</w:t>
             </w:r>
             <w:r>
               <w:rPr>
@@ -4646,17 +4515,7 @@
                 <w:sz w:val="16"/>
                 <w:szCs w:val="16"/>
               </w:rPr>
-              <w:t>公司</w:t>
-            </w:r>
-            <w:proofErr w:type="gramEnd"/>
-            <w:r>
-              <w:rPr>
-                <w:rFonts w:ascii="標楷體" w:eastAsia="標楷體" w:hint="eastAsia"/>
-                <w:spacing w:val="-20"/>
-                <w:sz w:val="16"/>
-                <w:szCs w:val="16"/>
-              </w:rPr>
-              <w:t>統一編號</w:t>
+              <w:t>公司統一編號</w:t>
             </w:r>
             <w:r>
               <w:rPr>
@@ -4706,25 +4565,57 @@
                 <w:sz w:val="16"/>
                 <w:szCs w:val="16"/>
               </w:rPr>
-              <w:t>違反</w:t>
-            </w:r>
-            <w:proofErr w:type="gramStart"/>
+              <w:t>違反公司法代作資金導致公司資本不實，公司負責人最高可處五年以下有期徒刑。</w:t>
+            </w:r>
+          </w:p>
+          <w:p>
+            <w:pPr>
+              <w:widowControl/>
+              <w:tabs>
+                <w:tab w:val="left" w:pos="0"/>
+              </w:tabs>
+              <w:autoSpaceDE w:val="0"/>
+              <w:autoSpaceDN w:val="0"/>
+              <w:snapToGrid w:val="0"/>
+              <w:spacing w:line="240" w:lineRule="atLeast"/>
+              <w:textAlignment w:val="bottom"/>
+              <w:rPr>
+                <w:rFonts w:ascii="標楷體" w:eastAsia="標楷體"/>
+                <w:sz w:val="16"/>
+                <w:szCs w:val="16"/>
+              </w:rPr>
+            </w:pPr>
+            <w:r>
+              <w:rPr>
+                <w:rFonts w:ascii="標楷體" w:eastAsia="標楷體"/>
+                <w:sz w:val="16"/>
+                <w:szCs w:val="16"/>
+              </w:rPr>
+              <w:t>(</w:t>
+            </w:r>
             <w:r>
               <w:rPr>
                 <w:rFonts w:ascii="標楷體" w:eastAsia="標楷體" w:hint="eastAsia"/>
                 <w:sz w:val="16"/>
                 <w:szCs w:val="16"/>
               </w:rPr>
-              <w:t>公司法代作資金</w:t>
-            </w:r>
-            <w:proofErr w:type="gramEnd"/>
+              <w:t>五</w:t>
+            </w:r>
+            <w:r>
+              <w:rPr>
+                <w:rFonts w:ascii="標楷體" w:eastAsia="標楷體"/>
+                <w:sz w:val="16"/>
+                <w:szCs w:val="16"/>
+              </w:rPr>
+              <w:t>)</w:t>
+            </w:r>
             <w:r>
               <w:rPr>
                 <w:rFonts w:ascii="標楷體" w:eastAsia="標楷體" w:hint="eastAsia"/>
                 <w:sz w:val="16"/>
                 <w:szCs w:val="16"/>
               </w:rPr>
-              <w:t>導致公司資本不實，公司負責人最高可處五年以下有期徒刑。</w:t>
+              <w:t>為配合郵政作業，請於所在地加填郵遞區號。</w:t>
             </w:r>
           </w:p>
           <w:p>
@@ -4758,7 +4649,7 @@
                 <w:sz w:val="16"/>
                 <w:szCs w:val="16"/>
               </w:rPr>
-              <w:t>五</w:t>
+              <w:t>六</w:t>
             </w:r>
             <w:r>
               <w:rPr>
@@ -4774,49 +4665,27 @@
                 <w:sz w:val="16"/>
                 <w:szCs w:val="16"/>
               </w:rPr>
-              <w:t>為配合郵政作業，請於所在地加填郵遞區號。</w:t>
-            </w:r>
-          </w:p>
-          <w:p>
-            <w:pPr>
-              <w:widowControl/>
-              <w:tabs>
-                <w:tab w:val="left" w:pos="0"/>
-              </w:tabs>
-              <w:autoSpaceDE w:val="0"/>
-              <w:autoSpaceDN w:val="0"/>
-              <w:snapToGrid w:val="0"/>
-              <w:spacing w:line="240" w:lineRule="atLeast"/>
-              <w:textAlignment w:val="bottom"/>
+              <w:t>第十欄位請依公司章程內容，於「監察人人數任期」前註記■，並填寫人數任期；或於「審計委員會」前註記■，監察人之人數任期免填。</w:t>
+            </w:r>
+          </w:p>
+          <w:p>
+            <w:pPr>
+              <w:spacing w:line="120" w:lineRule="atLeast"/>
+              <w:ind w:left="320" w:hangingChars="200" w:hanging="320"/>
+              <w:jc w:val="both"/>
               <w:rPr>
                 <w:rFonts w:ascii="標楷體" w:eastAsia="標楷體"/>
                 <w:sz w:val="16"/>
                 <w:szCs w:val="16"/>
               </w:rPr>
             </w:pPr>
-            <w:r>
-              <w:rPr>
-                <w:rFonts w:ascii="標楷體" w:eastAsia="標楷體"/>
-                <w:sz w:val="16"/>
-                <w:szCs w:val="16"/>
-              </w:rPr>
-              <w:t>(</w:t>
-            </w:r>
             <w:r>
               <w:rPr>
                 <w:rFonts w:ascii="標楷體" w:eastAsia="標楷體" w:hint="eastAsia"/>
                 <w:sz w:val="16"/>
                 <w:szCs w:val="16"/>
               </w:rPr>
-              <w:t>六</w:t>
-            </w:r>
-            <w:r>
-              <w:rPr>
-                <w:rFonts w:ascii="標楷體" w:eastAsia="標楷體"/>
-                <w:sz w:val="16"/>
-                <w:szCs w:val="16"/>
-              </w:rPr>
-              <w:t>)</w:t>
+              <w:t>(七)閉</w:t>
             </w:r>
             <w:r>
               <w:rPr>
@@ -4824,45 +4693,31 @@
                 <w:sz w:val="16"/>
                 <w:szCs w:val="16"/>
               </w:rPr>
-              <w:t>第十欄位請依公司章程內容，於「監察人人數任期」前註記■，並填寫人數任期；或於「審計委員會」前註記■，監察人之人數</w:t>
-            </w:r>
-            <w:proofErr w:type="gramStart"/>
+              <w:t>鎖</w:t>
+            </w:r>
             <w:r>
               <w:rPr>
                 <w:rFonts w:ascii="標楷體" w:eastAsia="標楷體" w:hint="eastAsia"/>
                 <w:sz w:val="16"/>
                 <w:szCs w:val="16"/>
               </w:rPr>
-              <w:t>任期免填</w:t>
-            </w:r>
-            <w:proofErr w:type="gramEnd"/>
+              <w:t>性股份有限公司</w:t>
+            </w:r>
             <w:r>
               <w:rPr>
                 <w:rFonts w:ascii="標楷體" w:eastAsia="標楷體" w:hint="eastAsia"/>
                 <w:sz w:val="16"/>
                 <w:szCs w:val="16"/>
               </w:rPr>
-              <w:t>。</w:t>
-            </w:r>
-          </w:p>
-          <w:p>
-            <w:pPr>
-              <w:spacing w:line="120" w:lineRule="atLeast"/>
-              <w:ind w:left="320" w:hangingChars="200" w:hanging="320"/>
-              <w:jc w:val="both"/>
-              <w:rPr>
-                <w:rFonts w:ascii="標楷體" w:eastAsia="標楷體"/>
-                <w:sz w:val="16"/>
-                <w:szCs w:val="16"/>
-              </w:rPr>
-            </w:pPr>
+              <w:t>應填列股東人</w:t>
+            </w:r>
             <w:r>
               <w:rPr>
                 <w:rFonts w:ascii="標楷體" w:eastAsia="標楷體" w:hint="eastAsia"/>
                 <w:sz w:val="16"/>
                 <w:szCs w:val="16"/>
               </w:rPr>
-              <w:t>(七)閉</w:t>
+              <w:t>數</w:t>
             </w:r>
             <w:r>
               <w:rPr>
@@ -4870,7 +4725,7 @@
                 <w:sz w:val="16"/>
                 <w:szCs w:val="16"/>
               </w:rPr>
-              <w:t>鎖</w:t>
+              <w:t>、</w:t>
             </w:r>
             <w:r>
               <w:rPr>
@@ -4878,7 +4733,7 @@
                 <w:sz w:val="16"/>
                 <w:szCs w:val="16"/>
               </w:rPr>
-              <w:t>性股份有限公司</w:t>
+              <w:t>以</w:t>
             </w:r>
             <w:r>
               <w:rPr>
@@ -4886,7 +4741,7 @@
                 <w:sz w:val="16"/>
                 <w:szCs w:val="16"/>
               </w:rPr>
-              <w:t>應填列股東人</w:t>
+              <w:t>技術或勞務</w:t>
             </w:r>
             <w:r>
               <w:rPr>
@@ -4894,7 +4749,7 @@
                 <w:sz w:val="16"/>
                 <w:szCs w:val="16"/>
               </w:rPr>
-              <w:t>數</w:t>
+              <w:t>出資者應填列章程載明之核給股數與抵充金額</w:t>
             </w:r>
             <w:r>
               <w:rPr>
@@ -4902,7 +4757,7 @@
                 <w:sz w:val="16"/>
                 <w:szCs w:val="16"/>
               </w:rPr>
-              <w:t>、</w:t>
+              <w:t>(勞務出資僅適用</w:t>
             </w:r>
             <w:r>
               <w:rPr>
@@ -4910,75 +4765,7 @@
                 <w:sz w:val="16"/>
                 <w:szCs w:val="16"/>
               </w:rPr>
-              <w:t>以</w:t>
-            </w:r>
-            <w:r>
-              <w:rPr>
-                <w:rFonts w:ascii="標楷體" w:eastAsia="標楷體" w:hint="eastAsia"/>
-                <w:sz w:val="16"/>
-                <w:szCs w:val="16"/>
-              </w:rPr>
-              <w:t>技術或勞務</w:t>
-            </w:r>
-            <w:r>
-              <w:rPr>
-                <w:rFonts w:ascii="標楷體" w:eastAsia="標楷體" w:hint="eastAsia"/>
-                <w:sz w:val="16"/>
-                <w:szCs w:val="16"/>
-              </w:rPr>
-              <w:t>出資者應填列章程載明之</w:t>
-            </w:r>
-            <w:proofErr w:type="gramStart"/>
-            <w:r>
-              <w:rPr>
-                <w:rFonts w:ascii="標楷體" w:eastAsia="標楷體" w:hint="eastAsia"/>
-                <w:sz w:val="16"/>
-                <w:szCs w:val="16"/>
-              </w:rPr>
-              <w:t>核給股數</w:t>
-            </w:r>
-            <w:proofErr w:type="gramEnd"/>
-            <w:r>
-              <w:rPr>
-                <w:rFonts w:ascii="標楷體" w:eastAsia="標楷體" w:hint="eastAsia"/>
-                <w:sz w:val="16"/>
-                <w:szCs w:val="16"/>
-              </w:rPr>
-              <w:t>與抵充金額</w:t>
-            </w:r>
-            <w:r>
-              <w:rPr>
-                <w:rFonts w:ascii="標楷體" w:eastAsia="標楷體" w:hint="eastAsia"/>
-                <w:sz w:val="16"/>
-                <w:szCs w:val="16"/>
-              </w:rPr>
-              <w:t>(勞務出資僅</w:t>
-            </w:r>
-            <w:proofErr w:type="gramStart"/>
-            <w:r>
-              <w:rPr>
-                <w:rFonts w:ascii="標楷體" w:eastAsia="標楷體" w:hint="eastAsia"/>
-                <w:sz w:val="16"/>
-                <w:szCs w:val="16"/>
-              </w:rPr>
-              <w:t>適用</w:t>
-            </w:r>
-            <w:r>
-              <w:rPr>
-                <w:rFonts w:ascii="標楷體" w:eastAsia="標楷體" w:hint="eastAsia"/>
-                <w:sz w:val="16"/>
-                <w:szCs w:val="16"/>
-              </w:rPr>
-              <w:t>閉</w:t>
-            </w:r>
-            <w:proofErr w:type="gramEnd"/>
-            <w:r>
-              <w:rPr>
-                <w:rFonts w:ascii="標楷體" w:eastAsia="標楷體" w:hint="eastAsia"/>
-                <w:sz w:val="16"/>
-                <w:szCs w:val="16"/>
-              </w:rPr>
-              <w:t>鎖性股份有限公司</w:t>
+              <w:t>閉鎖性股份有限公司</w:t>
             </w:r>
             <w:r>
               <w:rPr>
@@ -5147,7 +4934,6 @@
       <w:r>
         <w:t xml:space="preserve"> </w:t>
       </w:r>
-      <w:proofErr w:type="gramStart"/>
       <w:r>
         <w:rPr>
           <w:rFonts w:hint="eastAsia"/>
@@ -5156,7 +4942,6 @@
         </w:rPr>
         <w:t>註</w:t>
       </w:r>
-      <w:proofErr w:type="gramEnd"/>
       <w:r>
         <w:rPr>
           <w:sz w:val="20"/>
@@ -5170,25 +4955,7 @@
           <w:sz w:val="20"/>
           <w:szCs w:val="20"/>
         </w:rPr>
-        <w:t>欄位不足請自行複製，未使用之欄位可自行刪除，若本頁不足使用，請複製</w:t>
-      </w:r>
-      <w:proofErr w:type="gramStart"/>
-      <w:r>
-        <w:rPr>
-          <w:rFonts w:hint="eastAsia"/>
-          <w:sz w:val="20"/>
-          <w:szCs w:val="20"/>
-        </w:rPr>
-        <w:t>全頁後自行</w:t>
-      </w:r>
-      <w:proofErr w:type="gramEnd"/>
-      <w:r>
-        <w:rPr>
-          <w:rFonts w:hint="eastAsia"/>
-          <w:sz w:val="20"/>
-          <w:szCs w:val="20"/>
-        </w:rPr>
-        <w:t>增減欄位。</w:t>
+        <w:t>欄位不足請自行複製，未使用之欄位可自行刪除，若本頁不足使用，請複製全頁後自行增減欄位。</w:t>
       </w:r>
     </w:p>
     <w:p>
@@ -5264,23 +5031,7 @@
                 <w:rFonts w:ascii="標楷體" w:eastAsia="標楷體" w:hAnsi="標楷體" w:hint="eastAsia"/>
                 <w:spacing w:val="-20"/>
               </w:rPr>
-              <w:t>十二</w:t>
-            </w:r>
-            <w:proofErr w:type="gramStart"/>
-            <w:r>
-              <w:rPr>
-                <w:rFonts w:ascii="標楷體" w:eastAsia="標楷體" w:hAnsi="標楷體" w:hint="eastAsia"/>
-                <w:spacing w:val="-20"/>
-              </w:rPr>
-              <w:t>﹑</w:t>
-            </w:r>
-            <w:proofErr w:type="gramEnd"/>
-            <w:r>
-              <w:rPr>
-                <w:rFonts w:ascii="標楷體" w:eastAsia="標楷體" w:hAnsi="標楷體" w:hint="eastAsia"/>
-                <w:spacing w:val="-20"/>
-              </w:rPr>
-              <w:t>股本明細</w:t>
+              <w:t>十二﹑股本明細</w:t>
             </w:r>
           </w:p>
           <w:p>
@@ -5372,27 +5123,7 @@
                 <w:sz w:val="20"/>
                 <w:szCs w:val="20"/>
               </w:rPr>
-              <w:t>之</w:t>
-            </w:r>
-            <w:proofErr w:type="gramStart"/>
-            <w:r>
-              <w:rPr>
-                <w:rFonts w:ascii="標楷體" w:eastAsia="標楷體" w:hAnsi="標楷體" w:hint="eastAsia"/>
-                <w:spacing w:val="10"/>
-                <w:sz w:val="20"/>
-                <w:szCs w:val="20"/>
-              </w:rPr>
-              <w:t>併</w:t>
-            </w:r>
-            <w:proofErr w:type="gramEnd"/>
-            <w:r>
-              <w:rPr>
-                <w:rFonts w:ascii="標楷體" w:eastAsia="標楷體" w:hAnsi="標楷體" w:hint="eastAsia"/>
-                <w:spacing w:val="10"/>
-                <w:sz w:val="20"/>
-                <w:szCs w:val="20"/>
-              </w:rPr>
-              <w:t>購者，請加填第十三欄）</w:t>
+              <w:t>之併購者，請加填第十三欄）</w:t>
             </w:r>
           </w:p>
         </w:tc>
@@ -5908,19 +5639,11 @@
                 <w:rFonts w:ascii="標楷體" w:eastAsia="標楷體" w:hAnsi="標楷體"/>
               </w:rPr>
             </w:pPr>
-            <w:proofErr w:type="gramStart"/>
             <w:r>
               <w:rPr>
                 <w:rFonts w:ascii="標楷體" w:eastAsia="標楷體" w:hAnsi="標楷體" w:hint="eastAsia"/>
               </w:rPr>
-              <w:t>併</w:t>
-            </w:r>
-            <w:proofErr w:type="gramEnd"/>
-            <w:r>
-              <w:rPr>
-                <w:rFonts w:ascii="標楷體" w:eastAsia="標楷體" w:hAnsi="標楷體" w:hint="eastAsia"/>
-              </w:rPr>
-              <w:t>購</w:t>
+              <w:t>併購</w:t>
             </w:r>
           </w:p>
         </w:tc>
@@ -6794,7 +6517,6 @@
               </w:rPr>
               <w:t>十三</w:t>
             </w:r>
-            <w:proofErr w:type="gramStart"/>
             <w:r>
               <w:rPr>
                 <w:rFonts w:ascii="標楷體" w:eastAsia="標楷體" w:hAnsi="標楷體" w:hint="eastAsia"/>
@@ -6803,26 +6525,11 @@
               </w:rPr>
               <w:t>﹑</w:t>
             </w:r>
-            <w:proofErr w:type="gramEnd"/>
             <w:r>
               <w:rPr>
                 <w:rFonts w:ascii="標楷體" w:eastAsia="標楷體" w:hAnsi="標楷體" w:hint="eastAsia"/>
               </w:rPr>
-              <w:t>被</w:t>
-            </w:r>
-            <w:proofErr w:type="gramStart"/>
-            <w:r>
-              <w:rPr>
-                <w:rFonts w:ascii="標楷體" w:eastAsia="標楷體" w:hAnsi="標楷體" w:hint="eastAsia"/>
-              </w:rPr>
-              <w:t>併</w:t>
-            </w:r>
-            <w:proofErr w:type="gramEnd"/>
-            <w:r>
-              <w:rPr>
-                <w:rFonts w:ascii="標楷體" w:eastAsia="標楷體" w:hAnsi="標楷體" w:hint="eastAsia"/>
-              </w:rPr>
-              <w:t>購公司資料明細</w:t>
+              <w:t>被併購公司資料明細</w:t>
             </w:r>
           </w:p>
         </w:tc>
@@ -6863,21 +6570,12 @@
                 <w:spacing w:val="-20"/>
               </w:rPr>
             </w:pPr>
-            <w:proofErr w:type="gramStart"/>
             <w:r>
               <w:rPr>
                 <w:rFonts w:ascii="標楷體" w:eastAsia="標楷體" w:hAnsi="標楷體" w:hint="eastAsia"/>
                 <w:spacing w:val="-20"/>
               </w:rPr>
-              <w:t>併</w:t>
-            </w:r>
-            <w:proofErr w:type="gramEnd"/>
-            <w:r>
-              <w:rPr>
-                <w:rFonts w:ascii="標楷體" w:eastAsia="標楷體" w:hAnsi="標楷體" w:hint="eastAsia"/>
-                <w:spacing w:val="-20"/>
-              </w:rPr>
-              <w:t>購種類</w:t>
+              <w:t>併購種類</w:t>
             </w:r>
           </w:p>
         </w:tc>
@@ -6903,19 +6601,11 @@
                 <w:rFonts w:ascii="標楷體" w:eastAsia="標楷體" w:hAnsi="標楷體"/>
               </w:rPr>
             </w:pPr>
-            <w:proofErr w:type="gramStart"/>
             <w:r>
               <w:rPr>
                 <w:rFonts w:ascii="標楷體" w:eastAsia="標楷體" w:hAnsi="標楷體" w:hint="eastAsia"/>
               </w:rPr>
-              <w:t>併</w:t>
-            </w:r>
-            <w:proofErr w:type="gramEnd"/>
-            <w:r>
-              <w:rPr>
-                <w:rFonts w:ascii="標楷體" w:eastAsia="標楷體" w:hAnsi="標楷體" w:hint="eastAsia"/>
-              </w:rPr>
-              <w:t>購基準日</w:t>
+              <w:t>併購基準日</w:t>
             </w:r>
           </w:p>
         </w:tc>
@@ -6944,21 +6634,7 @@
               <w:rPr>
                 <w:rFonts w:ascii="標楷體" w:eastAsia="標楷體" w:hAnsi="標楷體" w:hint="eastAsia"/>
               </w:rPr>
-              <w:t>被</w:t>
-            </w:r>
-            <w:proofErr w:type="gramStart"/>
-            <w:r>
-              <w:rPr>
-                <w:rFonts w:ascii="標楷體" w:eastAsia="標楷體" w:hAnsi="標楷體" w:hint="eastAsia"/>
-              </w:rPr>
-              <w:t>併</w:t>
-            </w:r>
-            <w:proofErr w:type="gramEnd"/>
-            <w:r>
-              <w:rPr>
-                <w:rFonts w:ascii="標楷體" w:eastAsia="標楷體" w:hAnsi="標楷體" w:hint="eastAsia"/>
-              </w:rPr>
-              <w:t>購公司</w:t>
+              <w:t>被併購公司</w:t>
             </w:r>
           </w:p>
         </w:tc>
@@ -8108,7 +7784,6 @@
       <w:r>
         <w:t xml:space="preserve"> </w:t>
       </w:r>
-      <w:proofErr w:type="gramStart"/>
       <w:r>
         <w:rPr>
           <w:rFonts w:hint="eastAsia"/>
@@ -8117,7 +7792,6 @@
         </w:rPr>
         <w:t>註</w:t>
       </w:r>
-      <w:proofErr w:type="gramEnd"/>
       <w:r>
         <w:rPr>
           <w:sz w:val="20"/>
@@ -8131,25 +7805,7 @@
           <w:sz w:val="20"/>
           <w:szCs w:val="20"/>
         </w:rPr>
-        <w:t>欄位不足請自行複製，未使用之欄位可自行刪除，若本頁不足使用，請複製</w:t>
-      </w:r>
-      <w:proofErr w:type="gramStart"/>
-      <w:r>
-        <w:rPr>
-          <w:rFonts w:hint="eastAsia"/>
-          <w:sz w:val="20"/>
-          <w:szCs w:val="20"/>
-        </w:rPr>
-        <w:t>全頁後自行</w:t>
-      </w:r>
-      <w:proofErr w:type="gramEnd"/>
-      <w:r>
-        <w:rPr>
-          <w:rFonts w:hint="eastAsia"/>
-          <w:sz w:val="20"/>
-          <w:szCs w:val="20"/>
-        </w:rPr>
-        <w:t>增減欄位。</w:t>
+        <w:t>欄位不足請自行複製，未使用之欄位可自行刪除，若本頁不足使用，請複製全頁後自行增減欄位。</w:t>
       </w:r>
     </w:p>
     <w:p>
@@ -8230,31 +7886,7 @@
                 <w:sz w:val="32"/>
                 <w:szCs w:val="32"/>
               </w:rPr>
-              <w:t>董事</w:t>
-            </w:r>
-            <w:proofErr w:type="gramStart"/>
-            <w:r>
-              <w:rPr>
-                <w:rFonts w:ascii="標楷體" w:eastAsia="標楷體" w:hint="eastAsia"/>
-                <w:b/>
-                <w:bCs/>
-                <w:position w:val="10"/>
-                <w:sz w:val="32"/>
-                <w:szCs w:val="32"/>
-              </w:rPr>
-              <w:t>﹑</w:t>
-            </w:r>
-            <w:proofErr w:type="gramEnd"/>
-            <w:r>
-              <w:rPr>
-                <w:rFonts w:ascii="標楷體" w:eastAsia="標楷體" w:hint="eastAsia"/>
-                <w:b/>
-                <w:bCs/>
-                <w:position w:val="10"/>
-                <w:sz w:val="32"/>
-                <w:szCs w:val="32"/>
-              </w:rPr>
-              <w:t>監察人名單</w:t>
+              <w:t>董事﹑監察人名單</w:t>
             </w:r>
           </w:p>
         </w:tc>
@@ -8727,49 +8359,45 @@
       </w:tblPr>
       <w:tblGrid>
         <w:gridCol w:w="552"/>
-        <w:gridCol w:w="1128"/>
-        <w:gridCol w:w="3180"/>
-        <w:gridCol w:w="3420"/>
-        <w:gridCol w:w="1980"/>
+        <w:gridCol w:w="1134"/>
+        <w:gridCol w:w="3139"/>
+        <w:gridCol w:w="3544"/>
+        <w:gridCol w:w="1964"/>
       </w:tblGrid>
       <w:tr>
         <w:trPr>
-          <w:trHeight w:hRule="exact" w:val="425"/>
+          <w:trHeight w:hRule="exact" w:val="57"/>
         </w:trPr>
         <w:tc>
           <w:tcPr>
-            <w:tcW w:w="10260" w:type="dxa"/>
+            <w:tcW w:w="10333" w:type="dxa"/>
             <w:gridSpan w:val="5"/>
           </w:tcPr>
           <w:p>
             <w:pPr>
               <w:snapToGrid w:val="0"/>
-              <w:spacing w:after="100" w:line="240" w:lineRule="atLeast"/>
+              <w:spacing w:line="0" w:lineRule="atLeast"/>
               <w:jc w:val="both"/>
               <w:textAlignment w:val="center"/>
               <w:rPr>
-                <w:rFonts w:ascii="標楷體"/>
-              </w:rPr>
-            </w:pPr>
-            <w:r>
-              <w:rPr>
-                <w:rFonts w:ascii="標楷體" w:hint="eastAsia"/>
-              </w:rPr>
-              <w:t>{{</w:t>
-            </w:r>
-            <w:proofErr w:type="spellStart"/>
-            <w:r>
-              <w:rPr>
-                <w:rFonts w:ascii="標楷體" w:hint="eastAsia"/>
-              </w:rPr>
-              <w:t>director_table</w:t>
-            </w:r>
-            <w:proofErr w:type="spellEnd"/>
-            <w:r>
-              <w:rPr>
-                <w:rFonts w:ascii="標楷體" w:hint="eastAsia"/>
-              </w:rPr>
-              <w:t>}}</w:t>
+                <w:rFonts w:ascii="標楷體" w:hAnsi="標楷體"/>
+              </w:rPr>
+            </w:pPr>
+            <w:r>
+              <w:rPr>
+                <w:rFonts w:ascii="標楷體" w:hAnsi="標楷體"/>
+                <w:sz w:val="20"/>
+                <w:szCs w:val="20"/>
+              </w:rPr>
+              <w:t>{% for direc</w:t>
+            </w:r>
+            <w:r>
+              <w:rPr>
+                <w:rFonts w:ascii="標楷體" w:hAnsi="標楷體"/>
+                <w:sz w:val="16"/>
+                <w:szCs w:val="20"/>
+              </w:rPr>
+              <w:t>tor in directors %}</w:t>
             </w:r>
           </w:p>
         </w:tc>
@@ -8781,22 +8409,41 @@
         <w:tc>
           <w:tcPr>
             <w:tcW w:w="552" w:type="dxa"/>
-          </w:tcPr>
-          <w:p>
-            <w:pPr>
-              <w:snapToGrid w:val="0"/>
-              <w:spacing w:after="100" w:line="240" w:lineRule="atLeast"/>
-              <w:jc w:val="center"/>
-              <w:rPr>
-                <w:rFonts w:ascii="標楷體"/>
-              </w:rPr>
-            </w:pPr>
-          </w:p>
-        </w:tc>
-        <w:tc>
-          <w:tcPr>
-            <w:tcW w:w="1128" w:type="dxa"/>
-          </w:tcPr>
+            <w:vMerge w:val="restart"/>
+            <w:tcBorders>
+              <w:top w:val="nil"/>
+            </w:tcBorders>
+          </w:tcPr>
+          <w:p>
+            <w:pPr>
+              <w:tabs>
+                <w:tab w:val="left" w:pos="10440"/>
+              </w:tabs>
+              <w:ind w:right="191"/>
+              <w:jc w:val="both"/>
+              <w:rPr>
+                <w:rFonts w:ascii="標楷體" w:hAnsi="標楷體"/>
+              </w:rPr>
+            </w:pPr>
+            <w:r>
+              <w:rPr>
+                <w:rFonts w:ascii="標楷體" w:hAnsi="標楷體"/>
+              </w:rPr>
+              <w:t>{{director.</w:t>
+            </w:r>
+            <w:r>
+              <w:rPr>
+                <w:rFonts w:ascii="標楷體" w:hAnsi="標楷體" w:hint="eastAsia"/>
+              </w:rPr>
+              <w:t>id</w:t>
+            </w:r>
+            <w:r>
+              <w:rPr>
+                <w:rFonts w:ascii="標楷體" w:hAnsi="標楷體"/>
+              </w:rPr>
+              <w:t>}}</w:t>
+            </w:r>
+          </w:p>
           <w:p>
             <w:pPr>
               <w:snapToGrid w:val="0"/>
@@ -8804,14 +8451,19 @@
               <w:jc w:val="both"/>
               <w:textAlignment w:val="center"/>
               <w:rPr>
-                <w:rFonts w:ascii="標楷體"/>
-              </w:rPr>
-            </w:pPr>
-          </w:p>
-        </w:tc>
-        <w:tc>
-          <w:tcPr>
-            <w:tcW w:w="3180" w:type="dxa"/>
+                <w:rFonts w:ascii="標楷體" w:hAnsi="標楷體"/>
+              </w:rPr>
+            </w:pPr>
+          </w:p>
+        </w:tc>
+        <w:tc>
+          <w:tcPr>
+            <w:tcW w:w="1134" w:type="dxa"/>
+            <w:tcBorders>
+              <w:top w:val="nil"/>
+              <w:bottom w:val="single" w:sz="4" w:space="0" w:color="auto"/>
+              <w:right w:val="single" w:sz="4" w:space="0" w:color="auto"/>
+            </w:tcBorders>
           </w:tcPr>
           <w:p>
             <w:pPr>
@@ -8819,30 +8471,66 @@
               <w:spacing w:after="100" w:line="240" w:lineRule="atLeast"/>
               <w:textAlignment w:val="center"/>
               <w:rPr>
-                <w:rFonts w:ascii="標楷體"/>
-              </w:rPr>
-            </w:pPr>
-          </w:p>
-        </w:tc>
-        <w:tc>
-          <w:tcPr>
-            <w:tcW w:w="3420" w:type="dxa"/>
+                <w:rFonts w:ascii="標楷體" w:hAnsi="標楷體"/>
+              </w:rPr>
+            </w:pPr>
+            <w:r>
+              <w:rPr>
+                <w:rFonts w:ascii="標楷體" w:hAnsi="標楷體"/>
+              </w:rPr>
+              <w:t>{{</w:t>
+            </w:r>
+            <w:proofErr w:type="spellStart"/>
+            <w:r>
+              <w:rPr>
+                <w:rFonts w:ascii="標楷體" w:hAnsi="標楷體"/>
+              </w:rPr>
+              <w:t>director.</w:t>
+            </w:r>
+            <w:r>
+              <w:rPr>
+                <w:rFonts w:ascii="標楷體" w:hAnsi="標楷體" w:hint="eastAsia"/>
+              </w:rPr>
+              <w:t>position</w:t>
+            </w:r>
+            <w:proofErr w:type="spellEnd"/>
+            <w:r>
+              <w:rPr>
+                <w:rFonts w:ascii="標楷體" w:hAnsi="標楷體"/>
+              </w:rPr>
+              <w:t>}}</w:t>
+            </w:r>
+          </w:p>
+        </w:tc>
+        <w:tc>
+          <w:tcPr>
+            <w:tcW w:w="3139" w:type="dxa"/>
+            <w:tcBorders>
+              <w:top w:val="nil"/>
+              <w:left w:val="single" w:sz="4" w:space="0" w:color="auto"/>
+              <w:bottom w:val="single" w:sz="4" w:space="0" w:color="auto"/>
+            </w:tcBorders>
           </w:tcPr>
           <w:p>
             <w:pPr>
               <w:snapToGrid w:val="0"/>
               <w:spacing w:after="100" w:line="240" w:lineRule="atLeast"/>
-              <w:jc w:val="center"/>
-              <w:textAlignment w:val="center"/>
-              <w:rPr>
-                <w:rFonts w:ascii="標楷體"/>
-              </w:rPr>
-            </w:pPr>
-          </w:p>
-        </w:tc>
-        <w:tc>
-          <w:tcPr>
-            <w:tcW w:w="1980" w:type="dxa"/>
+              <w:textAlignment w:val="center"/>
+              <w:rPr>
+                <w:rFonts w:ascii="標楷體" w:hAnsi="標楷體"/>
+              </w:rPr>
+            </w:pPr>
+            <w:r>
+              <w:rPr>
+                <w:rFonts w:ascii="標楷體" w:hAnsi="標楷體"/>
+              </w:rPr>
+              <w:t>{{director.name}}</w:t>
+            </w:r>
+          </w:p>
+        </w:tc>
+        <w:tc>
+          <w:tcPr>
+            <w:tcW w:w="3544" w:type="dxa"/>
           </w:tcPr>
           <w:p>
             <w:pPr>
@@ -8851,7 +8539,90 @@
               <w:jc w:val="both"/>
               <w:textAlignment w:val="center"/>
               <w:rPr>
-                <w:rFonts w:ascii="標楷體"/>
+                <w:rFonts w:ascii="標楷體" w:hAnsi="標楷體"/>
+              </w:rPr>
+            </w:pPr>
+            <w:r>
+              <w:rPr>
+                <w:rFonts w:ascii="標楷體" w:hAnsi="標楷體"/>
+              </w:rPr>
+              <w:t>{{</w:t>
+            </w:r>
+            <w:proofErr w:type="spellStart"/>
+            <w:r>
+              <w:rPr>
+                <w:rFonts w:ascii="標楷體" w:hAnsi="標楷體"/>
+              </w:rPr>
+              <w:t>director.id_number</w:t>
+            </w:r>
+            <w:proofErr w:type="spellEnd"/>
+            <w:r>
+              <w:rPr>
+                <w:rFonts w:ascii="標楷體" w:hAnsi="標楷體"/>
+              </w:rPr>
+              <w:t>}}</w:t>
+            </w:r>
+          </w:p>
+          <w:p>
+            <w:pPr>
+              <w:snapToGrid w:val="0"/>
+              <w:spacing w:after="100" w:line="240" w:lineRule="atLeast"/>
+              <w:textAlignment w:val="center"/>
+              <w:rPr>
+                <w:rFonts w:ascii="標楷體" w:hAnsi="標楷體"/>
+              </w:rPr>
+            </w:pPr>
+          </w:p>
+        </w:tc>
+        <w:tc>
+          <w:tcPr>
+            <w:tcW w:w="1964" w:type="dxa"/>
+          </w:tcPr>
+          <w:p>
+            <w:pPr>
+              <w:snapToGrid w:val="0"/>
+              <w:spacing w:after="100" w:line="240" w:lineRule="atLeast"/>
+              <w:jc w:val="both"/>
+              <w:textAlignment w:val="center"/>
+              <w:rPr>
+                <w:rFonts w:ascii="標楷體" w:hAnsi="標楷體"/>
+              </w:rPr>
+            </w:pPr>
+            <w:r>
+              <w:rPr>
+                <w:rFonts w:ascii="標楷體" w:hAnsi="標楷體"/>
+              </w:rPr>
+              <w:t>{{</w:t>
+            </w:r>
+            <w:proofErr w:type="spellStart"/>
+            <w:r>
+              <w:rPr>
+                <w:rFonts w:ascii="標楷體" w:hAnsi="標楷體"/>
+              </w:rPr>
+              <w:t>director.</w:t>
+            </w:r>
+            <w:r>
+              <w:rPr>
+                <w:rFonts w:ascii="標楷體" w:hAnsi="標楷體" w:hint="eastAsia"/>
+              </w:rPr>
+              <w:t>shares</w:t>
+            </w:r>
+            <w:proofErr w:type="spellEnd"/>
+            <w:r>
+              <w:rPr>
+                <w:rFonts w:ascii="標楷體" w:hAnsi="標楷體" w:hint="eastAsia"/>
+              </w:rPr>
+              <w:t>}}</w:t>
+            </w:r>
+          </w:p>
+          <w:p>
+            <w:pPr>
+              <w:snapToGrid w:val="0"/>
+              <w:spacing w:after="100" w:line="240" w:lineRule="atLeast"/>
+              <w:jc w:val="both"/>
+              <w:textAlignment w:val="center"/>
+              <w:rPr>
+                <w:rFonts w:ascii="標楷體" w:hAnsi="標楷體"/>
               </w:rPr>
             </w:pPr>
           </w:p>
@@ -8864,22 +8635,10 @@
         <w:tc>
           <w:tcPr>
             <w:tcW w:w="552" w:type="dxa"/>
-          </w:tcPr>
-          <w:p>
-            <w:pPr>
-              <w:snapToGrid w:val="0"/>
-              <w:spacing w:after="100" w:line="240" w:lineRule="atLeast"/>
-              <w:jc w:val="center"/>
-              <w:rPr>
-                <w:rFonts w:ascii="標楷體"/>
-                <w:spacing w:val="12"/>
-              </w:rPr>
-            </w:pPr>
-          </w:p>
-        </w:tc>
-        <w:tc>
-          <w:tcPr>
-            <w:tcW w:w="1128" w:type="dxa"/>
+            <w:vMerge/>
+            <w:tcBorders>
+              <w:bottom w:val="nil"/>
+            </w:tcBorders>
           </w:tcPr>
           <w:p>
             <w:pPr>
@@ -8888,21 +8647,18 @@
               <w:jc w:val="distribute"/>
               <w:textAlignment w:val="center"/>
               <w:rPr>
-                <w:rFonts w:ascii="標楷體"/>
-              </w:rPr>
-            </w:pPr>
-            <w:r>
-              <w:rPr>
-                <w:rFonts w:ascii="標楷體"/>
-              </w:rPr>
-              <w:t>()</w:t>
-            </w:r>
-          </w:p>
-        </w:tc>
-        <w:tc>
-          <w:tcPr>
-            <w:tcW w:w="8580" w:type="dxa"/>
-            <w:gridSpan w:val="3"/>
+                <w:rFonts w:ascii="標楷體" w:hAnsi="標楷體"/>
+              </w:rPr>
+            </w:pPr>
+          </w:p>
+        </w:tc>
+        <w:tc>
+          <w:tcPr>
+            <w:tcW w:w="9781" w:type="dxa"/>
+            <w:gridSpan w:val="4"/>
+            <w:tcBorders>
+              <w:bottom w:val="nil"/>
+            </w:tcBorders>
           </w:tcPr>
           <w:p>
             <w:pPr>
@@ -8911,158 +8667,96 @@
               <w:jc w:val="both"/>
               <w:textAlignment w:val="center"/>
               <w:rPr>
-                <w:rFonts w:ascii="標楷體"/>
-              </w:rPr>
-            </w:pPr>
+                <w:rFonts w:ascii="標楷體" w:hAnsi="標楷體"/>
+              </w:rPr>
+            </w:pPr>
+            <w:r>
+              <w:rPr>
+                <w:rFonts w:ascii="標楷體" w:hAnsi="標楷體"/>
+              </w:rPr>
+              <w:t>{{</w:t>
+            </w:r>
+            <w:proofErr w:type="spellStart"/>
+            <w:r>
+              <w:rPr>
+                <w:rFonts w:ascii="標楷體" w:hAnsi="標楷體"/>
+              </w:rPr>
+              <w:t>director.</w:t>
+            </w:r>
+            <w:r>
+              <w:rPr>
+                <w:rFonts w:ascii="標楷體" w:hAnsi="標楷體" w:hint="eastAsia"/>
+              </w:rPr>
+              <w:t>address</w:t>
+            </w:r>
+            <w:proofErr w:type="spellEnd"/>
+            <w:r>
+              <w:rPr>
+                <w:rFonts w:ascii="標楷體" w:hAnsi="標楷體" w:hint="eastAsia"/>
+              </w:rPr>
+              <w:t>}}</w:t>
+            </w:r>
           </w:p>
         </w:tc>
       </w:tr>
       <w:tr>
         <w:trPr>
-          <w:trHeight w:hRule="exact" w:val="425"/>
+          <w:trHeight w:hRule="exact" w:val="57"/>
         </w:trPr>
         <w:tc>
           <w:tcPr>
-            <w:tcW w:w="552" w:type="dxa"/>
-          </w:tcPr>
-          <w:p>
-            <w:pPr>
-              <w:snapToGrid w:val="0"/>
-              <w:spacing w:after="100" w:line="240" w:lineRule="atLeast"/>
-              <w:jc w:val="center"/>
-              <w:rPr>
-                <w:rFonts w:ascii="標楷體"/>
-                <w:spacing w:val="12"/>
-              </w:rPr>
-            </w:pPr>
-          </w:p>
-        </w:tc>
-        <w:tc>
-          <w:tcPr>
-            <w:tcW w:w="1128" w:type="dxa"/>
-          </w:tcPr>
-          <w:p>
-            <w:pPr>
-              <w:snapToGrid w:val="0"/>
-              <w:spacing w:after="100" w:line="240" w:lineRule="atLeast"/>
-              <w:jc w:val="distribute"/>
-              <w:textAlignment w:val="center"/>
-              <w:rPr>
-                <w:rFonts w:ascii="標楷體"/>
-              </w:rPr>
-            </w:pPr>
-          </w:p>
-        </w:tc>
-        <w:tc>
-          <w:tcPr>
-            <w:tcW w:w="3180" w:type="dxa"/>
-          </w:tcPr>
-          <w:p>
-            <w:pPr>
-              <w:snapToGrid w:val="0"/>
-              <w:spacing w:after="100" w:line="240" w:lineRule="atLeast"/>
+            <w:tcW w:w="10333" w:type="dxa"/>
+            <w:gridSpan w:val="5"/>
+            <w:tcBorders>
+              <w:top w:val="nil"/>
+            </w:tcBorders>
+          </w:tcPr>
+          <w:p>
+            <w:pPr>
+              <w:snapToGrid w:val="0"/>
+              <w:spacing w:after="100" w:line="0" w:lineRule="atLeast"/>
               <w:jc w:val="both"/>
               <w:textAlignment w:val="center"/>
               <w:rPr>
-                <w:rFonts w:ascii="標楷體"/>
-              </w:rPr>
-            </w:pPr>
-          </w:p>
-        </w:tc>
-        <w:tc>
-          <w:tcPr>
-            <w:tcW w:w="3420" w:type="dxa"/>
-          </w:tcPr>
-          <w:p>
-            <w:pPr>
-              <w:snapToGrid w:val="0"/>
-              <w:spacing w:after="100" w:line="240" w:lineRule="atLeast"/>
-              <w:jc w:val="center"/>
-              <w:textAlignment w:val="center"/>
-              <w:rPr>
-                <w:rFonts w:ascii="標楷體"/>
-              </w:rPr>
-            </w:pPr>
-          </w:p>
-        </w:tc>
-        <w:tc>
-          <w:tcPr>
-            <w:tcW w:w="1980" w:type="dxa"/>
-          </w:tcPr>
-          <w:p>
-            <w:pPr>
-              <w:snapToGrid w:val="0"/>
-              <w:spacing w:after="100" w:line="240" w:lineRule="atLeast"/>
-              <w:jc w:val="both"/>
-              <w:textAlignment w:val="center"/>
-              <w:rPr>
-                <w:rFonts w:ascii="標楷體"/>
-              </w:rPr>
-            </w:pPr>
-          </w:p>
-        </w:tc>
-      </w:tr>
-      <w:tr>
-        <w:trPr>
-          <w:trHeight w:hRule="exact" w:val="425"/>
-        </w:trPr>
-        <w:tc>
-          <w:tcPr>
-            <w:tcW w:w="552" w:type="dxa"/>
-          </w:tcPr>
-          <w:p>
-            <w:pPr>
-              <w:snapToGrid w:val="0"/>
-              <w:spacing w:after="100" w:line="240" w:lineRule="atLeast"/>
-              <w:jc w:val="center"/>
-              <w:rPr>
-                <w:rFonts w:ascii="標楷體"/>
-                <w:spacing w:val="12"/>
-              </w:rPr>
-            </w:pPr>
-          </w:p>
-        </w:tc>
-        <w:tc>
-          <w:tcPr>
-            <w:tcW w:w="1128" w:type="dxa"/>
-          </w:tcPr>
-          <w:p>
-            <w:pPr>
-              <w:snapToGrid w:val="0"/>
-              <w:spacing w:after="100" w:line="240" w:lineRule="atLeast"/>
-              <w:jc w:val="distribute"/>
-              <w:textAlignment w:val="center"/>
-              <w:rPr>
-                <w:rFonts w:ascii="標楷體"/>
-              </w:rPr>
-            </w:pPr>
-            <w:r>
-              <w:rPr>
-                <w:rFonts w:ascii="標楷體"/>
-              </w:rPr>
-              <w:t>()</w:t>
-            </w:r>
-          </w:p>
-        </w:tc>
-        <w:tc>
-          <w:tcPr>
-            <w:tcW w:w="8580" w:type="dxa"/>
-            <w:gridSpan w:val="3"/>
-          </w:tcPr>
-          <w:p>
-            <w:pPr>
-              <w:snapToGrid w:val="0"/>
-              <w:spacing w:after="100" w:line="240" w:lineRule="atLeast"/>
-              <w:jc w:val="both"/>
-              <w:textAlignment w:val="center"/>
-              <w:rPr>
-                <w:rFonts w:ascii="標楷體"/>
-              </w:rPr>
-            </w:pPr>
+                <w:rFonts w:ascii="標楷體" w:hAnsi="標楷體"/>
+              </w:rPr>
+            </w:pPr>
+            <w:r>
+              <w:rPr>
+                <w:rFonts w:ascii="標楷體" w:hAnsi="標楷體"/>
+              </w:rPr>
+              <w:t xml:space="preserve">{% </w:t>
+            </w:r>
+            <w:proofErr w:type="spellStart"/>
+            <w:r>
+              <w:rPr>
+                <w:rFonts w:ascii="標楷體" w:hAnsi="標楷體"/>
+              </w:rPr>
+              <w:t>endfor</w:t>
+            </w:r>
+            <w:proofErr w:type="spellEnd"/>
+            <w:r>
+              <w:rPr>
+                <w:rFonts w:ascii="標楷體" w:hAnsi="標楷體"/>
+              </w:rPr>
+              <w:t xml:space="preserve"> %}</w:t>
+            </w:r>
           </w:p>
         </w:tc>
       </w:tr>
     </w:tbl>
+    <w:p>
+      <w:pPr>
+        <w:tabs>
+          <w:tab w:val="left" w:pos="10440"/>
+        </w:tabs>
+        <w:ind w:right="191"/>
+        <w:jc w:val="both"/>
+      </w:pPr>
+      <w:r>
+        <w:t>[TABLE_DIRECTORS_ANCHOR]</w:t>
+      </w:r>
+    </w:p>
     <w:p>
       <w:pPr>
         <w:tabs>
@@ -9081,8 +8775,356 @@
         <w:jc w:val="both"/>
       </w:pPr>
       <w:r>
-        <w:t>[TABLE_DIRECTORS_ANCHOR]</w:t>
+        <w:rPr>
+          <w:rFonts w:ascii="標楷體" w:hAnsi="標楷體"/>
+          <w:sz w:val="20"/>
+          <w:szCs w:val="20"/>
+        </w:rPr>
+        <w:t>{% for direc</w:t>
       </w:r>
+      <w:r>
+        <w:rPr>
+          <w:rFonts w:ascii="標楷體" w:hAnsi="標楷體"/>
+          <w:sz w:val="16"/>
+          <w:szCs w:val="20"/>
+        </w:rPr>
+        <w:t>tor in directors %}</w:t>
+      </w:r>
+    </w:p>
+    <w:tbl>
+      <w:tblPr>
+        <w:tblStyle w:val="registertable"/>
+        <w:tblW w:w="0" w:type="auto"/>
+        <w:tblInd w:w="10" w:type="dxa"/>
+        <w:tblLayout w:type="fixed"/>
+        <w:tblLook w:val="0000" w:firstRow="0" w:lastRow="0" w:firstColumn="0" w:lastColumn="0" w:noHBand="0" w:noVBand="0"/>
+      </w:tblPr>
+      <w:tblGrid>
+        <w:gridCol w:w="552"/>
+        <w:gridCol w:w="1134"/>
+        <w:gridCol w:w="3139"/>
+        <w:gridCol w:w="3544"/>
+        <w:gridCol w:w="1964"/>
+      </w:tblGrid>
+      <w:tr>
+        <w:trPr>
+          <w:trHeight w:hRule="exact" w:val="425"/>
+        </w:trPr>
+        <w:tc>
+          <w:tcPr>
+            <w:tcW w:w="552" w:type="dxa"/>
+            <w:vMerge w:val="restart"/>
+            <w:tcBorders>
+              <w:top w:val="nil"/>
+              <w:left w:val="single" w:sz="12" w:space="0" w:color="auto"/>
+              <w:right w:val="nil"/>
+            </w:tcBorders>
+          </w:tcPr>
+          <w:p>
+            <w:pPr>
+              <w:tabs>
+                <w:tab w:val="left" w:pos="10440"/>
+              </w:tabs>
+              <w:ind w:right="191"/>
+              <w:jc w:val="both"/>
+              <w:rPr>
+                <w:rFonts w:ascii="標楷體" w:hAnsi="標楷體"/>
+              </w:rPr>
+            </w:pPr>
+          </w:p>
+        </w:tc>
+        <w:tc>
+          <w:tcPr>
+            <w:tcW w:w="1134" w:type="dxa"/>
+            <w:tcBorders>
+              <w:top w:val="nil"/>
+              <w:left w:val="nil"/>
+              <w:bottom w:val="single" w:sz="4" w:space="0" w:color="auto"/>
+              <w:right w:val="single" w:sz="4" w:space="0" w:color="auto"/>
+            </w:tcBorders>
+          </w:tcPr>
+          <w:p>
+            <w:pPr>
+              <w:snapToGrid w:val="0"/>
+              <w:spacing w:after="100" w:line="240" w:lineRule="atLeast"/>
+              <w:textAlignment w:val="center"/>
+              <w:rPr>
+                <w:rFonts w:ascii="標楷體" w:hAnsi="標楷體"/>
+              </w:rPr>
+            </w:pPr>
+            <w:r>
+              <w:rPr>
+                <w:rFonts w:ascii="標楷體" w:hAnsi="標楷體"/>
+              </w:rPr>
+              <w:t>{{</w:t>
+            </w:r>
+            <w:proofErr w:type="spellStart"/>
+            <w:r>
+              <w:rPr>
+                <w:rFonts w:ascii="標楷體" w:hAnsi="標楷體"/>
+              </w:rPr>
+              <w:t>director.</w:t>
+            </w:r>
+            <w:r>
+              <w:rPr>
+                <w:rFonts w:ascii="標楷體" w:hAnsi="標楷體" w:hint="eastAsia"/>
+              </w:rPr>
+              <w:t>position</w:t>
+            </w:r>
+            <w:proofErr w:type="spellEnd"/>
+            <w:r>
+              <w:rPr>
+                <w:rFonts w:ascii="標楷體" w:hAnsi="標楷體"/>
+              </w:rPr>
+              <w:t>}}</w:t>
+            </w:r>
+          </w:p>
+        </w:tc>
+        <w:tc>
+          <w:tcPr>
+            <w:tcW w:w="3139" w:type="dxa"/>
+            <w:tcBorders>
+              <w:top w:val="nil"/>
+              <w:left w:val="single" w:sz="4" w:space="0" w:color="auto"/>
+              <w:bottom w:val="single" w:sz="4" w:space="0" w:color="auto"/>
+            </w:tcBorders>
+          </w:tcPr>
+          <w:p>
+            <w:pPr>
+              <w:snapToGrid w:val="0"/>
+              <w:spacing w:after="100" w:line="240" w:lineRule="atLeast"/>
+              <w:textAlignment w:val="center"/>
+              <w:rPr>
+                <w:rFonts w:ascii="標楷體" w:hAnsi="標楷體"/>
+              </w:rPr>
+            </w:pPr>
+            <w:r>
+              <w:rPr>
+                <w:rFonts w:ascii="標楷體" w:hAnsi="標楷體"/>
+              </w:rPr>
+              <w:t>{{director.name}}</w:t>
+            </w:r>
+          </w:p>
+        </w:tc>
+        <w:tc>
+          <w:tcPr>
+            <w:tcW w:w="3544" w:type="dxa"/>
+            <w:tcBorders>
+              <w:top w:val="nil"/>
+            </w:tcBorders>
+          </w:tcPr>
+          <w:p>
+            <w:pPr>
+              <w:snapToGrid w:val="0"/>
+              <w:spacing w:after="100" w:line="240" w:lineRule="atLeast"/>
+              <w:jc w:val="both"/>
+              <w:textAlignment w:val="center"/>
+              <w:rPr>
+                <w:rFonts w:ascii="標楷體" w:hAnsi="標楷體"/>
+              </w:rPr>
+            </w:pPr>
+            <w:r>
+              <w:rPr>
+                <w:rFonts w:ascii="標楷體" w:hAnsi="標楷體"/>
+              </w:rPr>
+              <w:t>{{</w:t>
+            </w:r>
+            <w:proofErr w:type="spellStart"/>
+            <w:r>
+              <w:rPr>
+                <w:rFonts w:ascii="標楷體" w:hAnsi="標楷體"/>
+              </w:rPr>
+              <w:t>director.id_number</w:t>
+            </w:r>
+            <w:proofErr w:type="spellEnd"/>
+            <w:r>
+              <w:rPr>
+                <w:rFonts w:ascii="標楷體" w:hAnsi="標楷體"/>
+              </w:rPr>
+              <w:t>}}</w:t>
+            </w:r>
+          </w:p>
+          <w:p>
+            <w:pPr>
+              <w:snapToGrid w:val="0"/>
+              <w:spacing w:after="100" w:line="240" w:lineRule="atLeast"/>
+              <w:textAlignment w:val="center"/>
+              <w:rPr>
+                <w:rFonts w:ascii="標楷體" w:hAnsi="標楷體"/>
+              </w:rPr>
+            </w:pPr>
+          </w:p>
+        </w:tc>
+        <w:tc>
+          <w:tcPr>
+            <w:tcW w:w="1964" w:type="dxa"/>
+            <w:tcBorders>
+              <w:top w:val="nil"/>
+            </w:tcBorders>
+          </w:tcPr>
+          <w:p>
+            <w:pPr>
+              <w:snapToGrid w:val="0"/>
+              <w:spacing w:after="100" w:line="240" w:lineRule="atLeast"/>
+              <w:jc w:val="both"/>
+              <w:textAlignment w:val="center"/>
+              <w:rPr>
+                <w:rFonts w:ascii="標楷體" w:hAnsi="標楷體"/>
+              </w:rPr>
+            </w:pPr>
+            <w:r>
+              <w:rPr>
+                <w:rFonts w:ascii="標楷體" w:hAnsi="標楷體"/>
+              </w:rPr>
+              <w:t>{{</w:t>
+            </w:r>
+            <w:proofErr w:type="spellStart"/>
+            <w:r>
+              <w:rPr>
+                <w:rFonts w:ascii="標楷體" w:hAnsi="標楷體"/>
+              </w:rPr>
+              <w:t>director.</w:t>
+            </w:r>
+            <w:r>
+              <w:rPr>
+                <w:rFonts w:ascii="標楷體" w:hAnsi="標楷體" w:hint="eastAsia"/>
+              </w:rPr>
+              <w:t>shares</w:t>
+            </w:r>
+            <w:proofErr w:type="spellEnd"/>
+            <w:r>
+              <w:rPr>
+                <w:rFonts w:ascii="標楷體" w:hAnsi="標楷體" w:hint="eastAsia"/>
+              </w:rPr>
+              <w:t>}}</w:t>
+            </w:r>
+          </w:p>
+          <w:p>
+            <w:pPr>
+              <w:snapToGrid w:val="0"/>
+              <w:spacing w:after="100" w:line="240" w:lineRule="atLeast"/>
+              <w:jc w:val="both"/>
+              <w:textAlignment w:val="center"/>
+              <w:rPr>
+                <w:rFonts w:ascii="標楷體" w:hAnsi="標楷體"/>
+              </w:rPr>
+            </w:pPr>
+          </w:p>
+        </w:tc>
+      </w:tr>
+      <w:tr>
+        <w:trPr>
+          <w:trHeight w:hRule="exact" w:val="425"/>
+        </w:trPr>
+        <w:tc>
+          <w:tcPr>
+            <w:tcW w:w="552" w:type="dxa"/>
+            <w:vMerge/>
+            <w:tcBorders>
+              <w:left w:val="single" w:sz="12" w:space="0" w:color="auto"/>
+              <w:bottom w:val="single" w:sz="12" w:space="0" w:color="auto"/>
+              <w:right w:val="nil"/>
+            </w:tcBorders>
+          </w:tcPr>
+          <w:p>
+            <w:pPr>
+              <w:snapToGrid w:val="0"/>
+              <w:spacing w:line="240" w:lineRule="exact"/>
+              <w:jc w:val="distribute"/>
+              <w:textAlignment w:val="center"/>
+              <w:rPr>
+                <w:rFonts w:ascii="標楷體" w:hAnsi="標楷體"/>
+              </w:rPr>
+            </w:pPr>
+          </w:p>
+        </w:tc>
+        <w:tc>
+          <w:tcPr>
+            <w:tcW w:w="9781" w:type="dxa"/>
+            <w:gridSpan w:val="4"/>
+            <w:tcBorders>
+              <w:left w:val="nil"/>
+            </w:tcBorders>
+          </w:tcPr>
+          <w:p>
+            <w:pPr>
+              <w:snapToGrid w:val="0"/>
+              <w:spacing w:line="240" w:lineRule="exact"/>
+              <w:jc w:val="both"/>
+              <w:textAlignment w:val="center"/>
+              <w:rPr>
+                <w:rFonts w:ascii="標楷體" w:hAnsi="標楷體"/>
+              </w:rPr>
+            </w:pPr>
+            <w:r>
+              <w:rPr>
+                <w:rFonts w:ascii="標楷體" w:hAnsi="標楷體"/>
+              </w:rPr>
+              <w:t>{{</w:t>
+            </w:r>
+            <w:proofErr w:type="spellStart"/>
+            <w:r>
+              <w:rPr>
+                <w:rFonts w:ascii="標楷體" w:hAnsi="標楷體"/>
+              </w:rPr>
+              <w:t>director.</w:t>
+            </w:r>
+            <w:r>
+              <w:rPr>
+                <w:rFonts w:ascii="標楷體" w:hAnsi="標楷體" w:hint="eastAsia"/>
+              </w:rPr>
+              <w:t>address</w:t>
+            </w:r>
+            <w:proofErr w:type="spellEnd"/>
+            <w:r>
+              <w:rPr>
+                <w:rFonts w:ascii="標楷體" w:hAnsi="標楷體" w:hint="eastAsia"/>
+              </w:rPr>
+              <w:t>}}</w:t>
+            </w:r>
+          </w:p>
+        </w:tc>
+      </w:tr>
+    </w:tbl>
+    <w:p>
+      <w:pPr>
+        <w:tabs>
+          <w:tab w:val="left" w:pos="10440"/>
+        </w:tabs>
+        <w:spacing w:line="14" w:lineRule="exact"/>
+        <w:ind w:right="193"/>
+        <w:jc w:val="both"/>
+      </w:pPr>
+      <w:r>
+        <w:rPr>
+          <w:rFonts w:ascii="標楷體" w:hAnsi="標楷體"/>
+        </w:rPr>
+        <w:t xml:space="preserve">{% </w:t>
+      </w:r>
+      <w:proofErr w:type="spellStart"/>
+      <w:r>
+        <w:rPr>
+          <w:rFonts w:ascii="標楷體" w:hAnsi="標楷體"/>
+        </w:rPr>
+        <w:t>endfor</w:t>
+      </w:r>
+      <w:proofErr w:type="spellEnd"/>
+      <w:r>
+        <w:rPr>
+          <w:rFonts w:ascii="標楷體" w:hAnsi="標楷體"/>
+        </w:rPr>
+        <w:t xml:space="preserve"> %}</w:t>
+      </w:r>
+    </w:p>
+    <w:p>
+      <w:pPr>
+        <w:tabs>
+          <w:tab w:val="left" w:pos="10440"/>
+        </w:tabs>
+        <w:spacing w:line="240" w:lineRule="exact"/>
+        <w:ind w:right="191"/>
+        <w:jc w:val="both"/>
+      </w:pPr>
     </w:p>
     <w:p>
       <w:pPr>
@@ -10254,7 +10296,6 @@
       <w:r>
         <w:t xml:space="preserve"> </w:t>
       </w:r>
-      <w:proofErr w:type="gramStart"/>
       <w:r>
         <w:rPr>
           <w:rFonts w:hint="eastAsia"/>
@@ -10263,7 +10304,6 @@
         </w:rPr>
         <w:t>註</w:t>
       </w:r>
-      <w:proofErr w:type="gramEnd"/>
       <w:r>
         <w:rPr>
           <w:sz w:val="20"/>
@@ -10277,25 +10317,7 @@
           <w:sz w:val="20"/>
           <w:szCs w:val="20"/>
         </w:rPr>
-        <w:t>欄位不足請自行複製，未使用之欄位可自行刪除，若本頁不足使用，請複製</w:t>
-      </w:r>
-      <w:proofErr w:type="gramStart"/>
-      <w:r>
-        <w:rPr>
-          <w:rFonts w:hint="eastAsia"/>
-          <w:sz w:val="20"/>
-          <w:szCs w:val="20"/>
-        </w:rPr>
-        <w:t>全頁後自行</w:t>
-      </w:r>
-      <w:proofErr w:type="gramEnd"/>
-      <w:r>
-        <w:rPr>
-          <w:rFonts w:hint="eastAsia"/>
-          <w:sz w:val="20"/>
-          <w:szCs w:val="20"/>
-        </w:rPr>
-        <w:t>增減欄位。</w:t>
+        <w:t>欄位不足請自行複製，未使用之欄位可自行刪除，若本頁不足使用，請複製全頁後自行增減欄位。</w:t>
       </w:r>
     </w:p>
     <w:p>
@@ -12485,7 +12507,6 @@
   <w:style w:type="character" w:default="1" w:styleId="a0">
     <w:name w:val="Default Paragraph Font"/>
     <w:uiPriority w:val="1"/>
-    <w:semiHidden/>
     <w:unhideWhenUsed/>
   </w:style>
   <w:style w:type="table" w:default="1" w:styleId="a1">

--- a/templates/設立登記表.docx
+++ b/templates/設立登記表.docx
@@ -4,41 +4,52 @@
   <w:body>
     <w:tbl>
       <w:tblPr>
-        <w:tblStyle w:val="registertable"/>
         <w:tblW w:w="10249" w:type="dxa"/>
+        <w:tblInd w:w="208" w:type="dxa"/>
+        <w:tblBorders>
+          <w:top w:val="single" w:sz="6" w:space="0" w:color="auto"/>
+          <w:left w:val="single" w:sz="6" w:space="0" w:color="auto"/>
+          <w:bottom w:val="single" w:sz="6" w:space="0" w:color="auto"/>
+          <w:right w:val="single" w:sz="6" w:space="0" w:color="auto"/>
+        </w:tblBorders>
         <w:tblLayout w:type="fixed"/>
+        <w:tblCellMar>
+          <w:left w:w="28" w:type="dxa"/>
+          <w:right w:w="28" w:type="dxa"/>
+        </w:tblCellMar>
         <w:tblLook w:val="0000" w:firstRow="0" w:lastRow="0" w:firstColumn="0" w:lastColumn="0" w:noHBand="0" w:noVBand="0"/>
       </w:tblPr>
       <w:tblGrid>
-        <w:gridCol w:w="535"/>
-        <w:gridCol w:w="1263"/>
-        <w:gridCol w:w="635"/>
-        <w:gridCol w:w="618"/>
-        <w:gridCol w:w="510"/>
-        <w:gridCol w:w="481"/>
-        <w:gridCol w:w="325"/>
-        <w:gridCol w:w="130"/>
-        <w:gridCol w:w="11"/>
-        <w:gridCol w:w="95"/>
-        <w:gridCol w:w="255"/>
+        <w:gridCol w:w="537"/>
+        <w:gridCol w:w="1267"/>
+        <w:gridCol w:w="637"/>
+        <w:gridCol w:w="619"/>
+        <w:gridCol w:w="511"/>
+        <w:gridCol w:w="482"/>
+        <w:gridCol w:w="326"/>
+        <w:gridCol w:w="121"/>
+        <w:gridCol w:w="6"/>
+        <w:gridCol w:w="88"/>
+        <w:gridCol w:w="256"/>
         <w:gridCol w:w="364"/>
-        <w:gridCol w:w="864"/>
+        <w:gridCol w:w="867"/>
         <w:gridCol w:w="308"/>
         <w:gridCol w:w="280"/>
         <w:gridCol w:w="262"/>
         <w:gridCol w:w="283"/>
         <w:gridCol w:w="145"/>
-        <w:gridCol w:w="373"/>
-        <w:gridCol w:w="355"/>
-        <w:gridCol w:w="258"/>
+        <w:gridCol w:w="374"/>
+        <w:gridCol w:w="356"/>
         <w:gridCol w:w="259"/>
+        <w:gridCol w:w="260"/>
         <w:gridCol w:w="393"/>
         <w:gridCol w:w="370"/>
         <w:gridCol w:w="371"/>
-        <w:gridCol w:w="506"/>
+        <w:gridCol w:w="507"/>
       </w:tblGrid>
       <w:tr>
         <w:trPr>
+          <w:cantSplit/>
           <w:trHeight w:hRule="exact" w:val="240"/>
         </w:trPr>
         <w:tc>
@@ -60,14 +71,14 @@
               <w:spacing w:line="240" w:lineRule="atLeast"/>
               <w:jc w:val="center"/>
               <w:rPr>
-                <w:rFonts w:ascii="標楷體"/>
+                <w:rFonts w:ascii="標楷體" w:eastAsia="標楷體"/>
                 <w:sz w:val="20"/>
                 <w:szCs w:val="20"/>
               </w:rPr>
             </w:pPr>
             <w:r>
               <w:rPr>
-                <w:rFonts w:ascii="標楷體"/>
+                <w:rFonts w:ascii="標楷體" w:eastAsia="標楷體"/>
                 <w:sz w:val="20"/>
                 <w:szCs w:val="20"/>
               </w:rPr>
@@ -75,7 +86,7 @@
             </w:r>
             <w:r>
               <w:rPr>
-                <w:rFonts w:ascii="標楷體"/>
+                <w:rFonts w:ascii="標楷體" w:eastAsia="標楷體"/>
                 <w:sz w:val="20"/>
                 <w:szCs w:val="20"/>
               </w:rPr>
@@ -83,7 +94,7 @@
             </w:r>
             <w:r>
               <w:rPr>
-                <w:rFonts w:ascii="標楷體" w:hint="eastAsia"/>
+                <w:rFonts w:ascii="標楷體" w:eastAsia="標楷體" w:hint="eastAsia"/>
                 <w:sz w:val="20"/>
                 <w:szCs w:val="20"/>
               </w:rPr>
@@ -91,7 +102,7 @@
             </w:r>
             <w:r>
               <w:rPr>
-                <w:rFonts w:ascii="標楷體"/>
+                <w:rFonts w:ascii="標楷體" w:eastAsia="標楷體"/>
                 <w:sz w:val="20"/>
                 <w:szCs w:val="20"/>
               </w:rPr>
@@ -99,7 +110,7 @@
             </w:r>
             <w:r>
               <w:rPr>
-                <w:rFonts w:ascii="標楷體" w:hint="eastAsia"/>
+                <w:rFonts w:ascii="標楷體" w:eastAsia="標楷體" w:hint="eastAsia"/>
                 <w:sz w:val="20"/>
                 <w:szCs w:val="20"/>
               </w:rPr>
@@ -107,7 +118,7 @@
             </w:r>
             <w:r>
               <w:rPr>
-                <w:rFonts w:ascii="標楷體"/>
+                <w:rFonts w:ascii="標楷體" w:eastAsia="標楷體"/>
                 <w:sz w:val="20"/>
                 <w:szCs w:val="20"/>
               </w:rPr>
@@ -115,7 +126,7 @@
             </w:r>
             <w:r>
               <w:rPr>
-                <w:rFonts w:ascii="標楷體" w:hint="eastAsia"/>
+                <w:rFonts w:ascii="標楷體" w:eastAsia="標楷體" w:hint="eastAsia"/>
                 <w:sz w:val="20"/>
                 <w:szCs w:val="20"/>
               </w:rPr>
@@ -123,7 +134,7 @@
             </w:r>
             <w:r>
               <w:rPr>
-                <w:rFonts w:ascii="標楷體"/>
+                <w:rFonts w:ascii="標楷體" w:eastAsia="標楷體"/>
                 <w:sz w:val="20"/>
                 <w:szCs w:val="20"/>
               </w:rPr>
@@ -131,7 +142,7 @@
             </w:r>
             <w:r>
               <w:rPr>
-                <w:rFonts w:ascii="標楷體" w:hint="eastAsia"/>
+                <w:rFonts w:ascii="標楷體" w:eastAsia="標楷體" w:hint="eastAsia"/>
                 <w:sz w:val="20"/>
                 <w:szCs w:val="20"/>
               </w:rPr>
@@ -139,7 +150,7 @@
             </w:r>
             <w:r>
               <w:rPr>
-                <w:rFonts w:ascii="標楷體"/>
+                <w:rFonts w:ascii="標楷體" w:eastAsia="標楷體"/>
                 <w:sz w:val="20"/>
                 <w:szCs w:val="20"/>
               </w:rPr>
@@ -152,7 +163,10 @@
             <w:tcW w:w="1938" w:type="dxa"/>
             <w:gridSpan w:val="4"/>
             <w:tcBorders>
+              <w:top w:val="nil"/>
               <w:left w:val="nil"/>
+              <w:bottom w:val="nil"/>
+              <w:right w:val="nil"/>
             </w:tcBorders>
           </w:tcPr>
           <w:p>
@@ -163,7 +177,7 @@
               <w:spacing w:line="240" w:lineRule="atLeast"/>
               <w:jc w:val="center"/>
               <w:rPr>
-                <w:rFonts w:ascii="標楷體"/>
+                <w:rFonts w:ascii="標楷體" w:eastAsia="標楷體"/>
                 <w:spacing w:val="-10"/>
                 <w:sz w:val="20"/>
                 <w:szCs w:val="20"/>
@@ -171,7 +185,7 @@
             </w:pPr>
             <w:r>
               <w:rPr>
-                <w:rFonts w:ascii="標楷體"/>
+                <w:rFonts w:ascii="標楷體" w:eastAsia="標楷體"/>
                 <w:spacing w:val="-10"/>
                 <w:sz w:val="20"/>
                 <w:szCs w:val="20"/>
@@ -180,7 +194,7 @@
             </w:r>
             <w:r>
               <w:rPr>
-                <w:rFonts w:ascii="標楷體" w:hint="eastAsia"/>
+                <w:rFonts w:ascii="標楷體" w:eastAsia="標楷體" w:hint="eastAsia"/>
                 <w:spacing w:val="-10"/>
                 <w:sz w:val="20"/>
                 <w:szCs w:val="20"/>
@@ -189,7 +203,7 @@
             </w:r>
             <w:r>
               <w:rPr>
-                <w:rFonts w:ascii="標楷體"/>
+                <w:rFonts w:ascii="標楷體" w:eastAsia="標楷體"/>
                 <w:spacing w:val="-10"/>
                 <w:sz w:val="20"/>
                 <w:szCs w:val="20"/>
@@ -203,6 +217,12 @@
             <w:tcW w:w="5870" w:type="dxa"/>
             <w:gridSpan w:val="19"/>
             <w:vMerge w:val="restart"/>
+            <w:tcBorders>
+              <w:top w:val="nil"/>
+              <w:left w:val="nil"/>
+              <w:bottom w:val="nil"/>
+              <w:right w:val="nil"/>
+            </w:tcBorders>
           </w:tcPr>
           <w:p>
             <w:pPr>
@@ -212,12 +232,12 @@
               <w:spacing w:line="560" w:lineRule="atLeast"/>
               <w:ind w:left="271"/>
               <w:rPr>
-                <w:rFonts w:ascii="標楷體"/>
-              </w:rPr>
-            </w:pPr>
-            <w:r>
-              <w:rPr>
-                <w:rFonts w:ascii="標楷體" w:hint="eastAsia"/>
+                <w:rFonts w:ascii="標楷體" w:eastAsia="標楷體"/>
+              </w:rPr>
+            </w:pPr>
+            <w:r>
+              <w:rPr>
+                <w:rFonts w:ascii="標楷體" w:eastAsia="標楷體" w:hint="eastAsia"/>
                 <w:b/>
                 <w:bCs/>
                 <w:spacing w:val="-10"/>
@@ -231,6 +251,7 @@
       </w:tr>
       <w:tr>
         <w:trPr>
+          <w:cantSplit/>
           <w:trHeight w:val="500"/>
         </w:trPr>
         <w:tc>
@@ -239,7 +260,9 @@
             <w:gridSpan w:val="3"/>
             <w:vMerge w:val="restart"/>
             <w:tcBorders>
-              <w:top w:val="nil"/>
+              <w:top w:val="single" w:sz="12" w:space="0" w:color="000000"/>
+              <w:left w:val="single" w:sz="12" w:space="0" w:color="000000"/>
+              <w:right w:val="single" w:sz="12" w:space="0" w:color="000000"/>
             </w:tcBorders>
           </w:tcPr>
           <w:p>
@@ -251,7 +274,7 @@
               <w:jc w:val="both"/>
               <w:textAlignment w:val="center"/>
               <w:rPr>
-                <w:rFonts w:ascii="標楷體"/>
+                <w:rFonts w:ascii="標楷體" w:eastAsia="標楷體"/>
                 <w:spacing w:val="-12"/>
               </w:rPr>
             </w:pPr>
@@ -262,6 +285,11 @@
             <w:tcW w:w="1938" w:type="dxa"/>
             <w:gridSpan w:val="4"/>
             <w:vMerge w:val="restart"/>
+            <w:tcBorders>
+              <w:top w:val="single" w:sz="12" w:space="0" w:color="000000"/>
+              <w:left w:val="single" w:sz="12" w:space="0" w:color="000000"/>
+              <w:right w:val="single" w:sz="12" w:space="0" w:color="000000"/>
+            </w:tcBorders>
           </w:tcPr>
           <w:p>
             <w:pPr>
@@ -272,7 +300,7 @@
               <w:spacing w:line="240" w:lineRule="atLeast"/>
               <w:jc w:val="both"/>
               <w:rPr>
-                <w:rFonts w:ascii="標楷體"/>
+                <w:rFonts w:ascii="標楷體" w:eastAsia="標楷體"/>
                 <w:spacing w:val="-10"/>
                 <w:sz w:val="20"/>
                 <w:szCs w:val="20"/>
@@ -285,6 +313,12 @@
             <w:tcW w:w="5870" w:type="dxa"/>
             <w:gridSpan w:val="19"/>
             <w:vMerge/>
+            <w:tcBorders>
+              <w:top w:val="nil"/>
+              <w:left w:val="nil"/>
+              <w:bottom w:val="nil"/>
+              <w:right w:val="nil"/>
+            </w:tcBorders>
           </w:tcPr>
           <w:p>
             <w:pPr>
@@ -293,7 +327,7 @@
               </w:tabs>
               <w:spacing w:line="440" w:lineRule="exact"/>
               <w:rPr>
-                <w:rFonts w:ascii="標楷體"/>
+                <w:rFonts w:ascii="標楷體" w:eastAsia="標楷體"/>
               </w:rPr>
             </w:pPr>
           </w:p>
@@ -301,6 +335,7 @@
       </w:tr>
       <w:tr>
         <w:trPr>
+          <w:cantSplit/>
           <w:trHeight w:hRule="exact" w:val="340"/>
         </w:trPr>
         <w:tc>
@@ -308,6 +343,10 @@
             <w:tcW w:w="2441" w:type="dxa"/>
             <w:gridSpan w:val="3"/>
             <w:vMerge/>
+            <w:tcBorders>
+              <w:left w:val="single" w:sz="12" w:space="0" w:color="000000"/>
+              <w:right w:val="single" w:sz="12" w:space="0" w:color="000000"/>
+            </w:tcBorders>
           </w:tcPr>
           <w:p>
             <w:pPr>
@@ -317,7 +356,7 @@
               <w:spacing w:line="440" w:lineRule="exact"/>
               <w:jc w:val="center"/>
               <w:rPr>
-                <w:rFonts w:ascii="標楷體"/>
+                <w:rFonts w:ascii="標楷體" w:eastAsia="標楷體"/>
                 <w:sz w:val="16"/>
                 <w:szCs w:val="16"/>
               </w:rPr>
@@ -329,6 +368,10 @@
             <w:tcW w:w="1938" w:type="dxa"/>
             <w:gridSpan w:val="4"/>
             <w:vMerge/>
+            <w:tcBorders>
+              <w:left w:val="single" w:sz="12" w:space="0" w:color="000000"/>
+              <w:right w:val="single" w:sz="12" w:space="0" w:color="000000"/>
+            </w:tcBorders>
           </w:tcPr>
           <w:p>
             <w:pPr>
@@ -337,7 +380,7 @@
               </w:tabs>
               <w:spacing w:line="440" w:lineRule="exact"/>
               <w:rPr>
-                <w:rFonts w:ascii="標楷體"/>
+                <w:rFonts w:ascii="標楷體" w:eastAsia="標楷體"/>
                 <w:sz w:val="16"/>
                 <w:szCs w:val="16"/>
               </w:rPr>
@@ -348,6 +391,12 @@
           <w:tcPr>
             <w:tcW w:w="215" w:type="dxa"/>
             <w:gridSpan w:val="3"/>
+            <w:tcBorders>
+              <w:top w:val="nil"/>
+              <w:left w:val="nil"/>
+              <w:bottom w:val="nil"/>
+              <w:right w:val="nil"/>
+            </w:tcBorders>
           </w:tcPr>
           <w:p>
             <w:pPr>
@@ -358,7 +407,7 @@
               <w:jc w:val="center"/>
               <w:textAlignment w:val="center"/>
               <w:rPr>
-                <w:rFonts w:ascii="標楷體"/>
+                <w:rFonts w:ascii="標楷體" w:eastAsia="標楷體"/>
               </w:rPr>
             </w:pPr>
           </w:p>
@@ -367,6 +416,12 @@
           <w:tcPr>
             <w:tcW w:w="1487" w:type="dxa"/>
             <w:gridSpan w:val="3"/>
+            <w:tcBorders>
+              <w:top w:val="nil"/>
+              <w:left w:val="nil"/>
+              <w:bottom w:val="nil"/>
+              <w:right w:val="nil"/>
+            </w:tcBorders>
           </w:tcPr>
           <w:p>
             <w:pPr>
@@ -377,12 +432,12 @@
               <w:jc w:val="distribute"/>
               <w:textAlignment w:val="center"/>
               <w:rPr>
-                <w:rFonts w:ascii="標楷體"/>
-              </w:rPr>
-            </w:pPr>
-            <w:r>
-              <w:rPr>
-                <w:rFonts w:ascii="標楷體" w:hint="eastAsia"/>
+                <w:rFonts w:ascii="標楷體" w:eastAsia="標楷體"/>
+              </w:rPr>
+            </w:pPr>
+            <w:r>
+              <w:rPr>
+                <w:rFonts w:ascii="標楷體" w:eastAsia="標楷體" w:hint="eastAsia"/>
                 <w:sz w:val="22"/>
                 <w:szCs w:val="22"/>
               </w:rPr>
@@ -394,6 +449,12 @@
           <w:tcPr>
             <w:tcW w:w="4168" w:type="dxa"/>
             <w:gridSpan w:val="13"/>
+            <w:tcBorders>
+              <w:top w:val="single" w:sz="12" w:space="0" w:color="auto"/>
+              <w:left w:val="single" w:sz="12" w:space="0" w:color="auto"/>
+              <w:bottom w:val="single" w:sz="12" w:space="0" w:color="auto"/>
+              <w:right w:val="single" w:sz="12" w:space="0" w:color="auto"/>
+            </w:tcBorders>
           </w:tcPr>
           <w:p>
             <w:pPr>
@@ -404,15 +465,39 @@
               <w:jc w:val="distribute"/>
               <w:textAlignment w:val="center"/>
               <w:rPr>
-                <w:rFonts w:ascii="標楷體"/>
+                <w:rFonts w:ascii="標楷體" w:eastAsia="標楷體"/>
                 <w:spacing w:val="-12"/>
               </w:rPr>
             </w:pPr>
+            <w:r>
+              <w:rPr>
+                <w:rFonts w:ascii="標楷體" w:eastAsia="標楷體"/>
+                <w:spacing w:val="-12"/>
+              </w:rPr>
+              <w:t>{{</w:t>
+            </w:r>
+            <w:proofErr w:type="spellStart"/>
+            <w:r>
+              <w:rPr>
+                <w:rFonts w:ascii="標楷體" w:eastAsia="標楷體"/>
+                <w:spacing w:val="-12"/>
+              </w:rPr>
+              <w:t>applicationNumber</w:t>
+            </w:r>
+            <w:proofErr w:type="spellEnd"/>
+            <w:r>
+              <w:rPr>
+                <w:rFonts w:ascii="標楷體" w:eastAsia="標楷體"/>
+                <w:spacing w:val="-12"/>
+              </w:rPr>
+              <w:t>}}</w:t>
+            </w:r>
           </w:p>
         </w:tc>
       </w:tr>
       <w:tr>
         <w:trPr>
+          <w:cantSplit/>
           <w:trHeight w:hRule="exact" w:val="340"/>
         </w:trPr>
         <w:tc>
@@ -420,6 +505,10 @@
             <w:tcW w:w="2441" w:type="dxa"/>
             <w:gridSpan w:val="3"/>
             <w:vMerge/>
+            <w:tcBorders>
+              <w:left w:val="single" w:sz="12" w:space="0" w:color="000000"/>
+              <w:right w:val="single" w:sz="12" w:space="0" w:color="000000"/>
+            </w:tcBorders>
           </w:tcPr>
           <w:p>
             <w:pPr>
@@ -429,7 +518,7 @@
               <w:spacing w:line="440" w:lineRule="exact"/>
               <w:jc w:val="center"/>
               <w:rPr>
-                <w:rFonts w:ascii="標楷體"/>
+                <w:rFonts w:ascii="標楷體" w:eastAsia="標楷體"/>
                 <w:sz w:val="16"/>
                 <w:szCs w:val="16"/>
               </w:rPr>
@@ -441,6 +530,10 @@
             <w:tcW w:w="1938" w:type="dxa"/>
             <w:gridSpan w:val="4"/>
             <w:vMerge/>
+            <w:tcBorders>
+              <w:left w:val="single" w:sz="12" w:space="0" w:color="000000"/>
+              <w:right w:val="single" w:sz="12" w:space="0" w:color="000000"/>
+            </w:tcBorders>
           </w:tcPr>
           <w:p>
             <w:pPr>
@@ -449,7 +542,7 @@
               </w:tabs>
               <w:spacing w:line="440" w:lineRule="exact"/>
               <w:rPr>
-                <w:rFonts w:ascii="標楷體"/>
+                <w:rFonts w:ascii="標楷體" w:eastAsia="標楷體"/>
                 <w:sz w:val="16"/>
                 <w:szCs w:val="16"/>
               </w:rPr>
@@ -460,6 +553,12 @@
           <w:tcPr>
             <w:tcW w:w="215" w:type="dxa"/>
             <w:gridSpan w:val="3"/>
+            <w:tcBorders>
+              <w:top w:val="nil"/>
+              <w:left w:val="nil"/>
+              <w:bottom w:val="nil"/>
+              <w:right w:val="nil"/>
+            </w:tcBorders>
           </w:tcPr>
           <w:p>
             <w:pPr>
@@ -470,12 +569,12 @@
               <w:jc w:val="center"/>
               <w:textAlignment w:val="center"/>
               <w:rPr>
-                <w:rFonts w:ascii="標楷體"/>
-              </w:rPr>
-            </w:pPr>
-            <w:r>
-              <w:rPr>
-                <w:rFonts w:ascii="標楷體" w:hint="eastAsia"/>
+                <w:rFonts w:ascii="標楷體" w:eastAsia="標楷體"/>
+              </w:rPr>
+            </w:pPr>
+            <w:r>
+              <w:rPr>
+                <w:rFonts w:ascii="標楷體" w:eastAsia="標楷體" w:hint="eastAsia"/>
                 <w:sz w:val="22"/>
                 <w:szCs w:val="22"/>
               </w:rPr>
@@ -487,6 +586,12 @@
           <w:tcPr>
             <w:tcW w:w="1487" w:type="dxa"/>
             <w:gridSpan w:val="3"/>
+            <w:tcBorders>
+              <w:top w:val="nil"/>
+              <w:left w:val="nil"/>
+              <w:bottom w:val="nil"/>
+              <w:right w:val="nil"/>
+            </w:tcBorders>
           </w:tcPr>
           <w:p>
             <w:pPr>
@@ -497,12 +602,12 @@
               <w:jc w:val="distribute"/>
               <w:textAlignment w:val="center"/>
               <w:rPr>
-                <w:rFonts w:ascii="標楷體"/>
-              </w:rPr>
-            </w:pPr>
-            <w:r>
-              <w:rPr>
-                <w:rFonts w:ascii="標楷體" w:hint="eastAsia"/>
+                <w:rFonts w:ascii="標楷體" w:eastAsia="標楷體"/>
+              </w:rPr>
+            </w:pPr>
+            <w:r>
+              <w:rPr>
+                <w:rFonts w:ascii="標楷體" w:eastAsia="標楷體" w:hint="eastAsia"/>
                 <w:sz w:val="22"/>
                 <w:szCs w:val="22"/>
               </w:rPr>
@@ -514,6 +619,12 @@
           <w:tcPr>
             <w:tcW w:w="4168" w:type="dxa"/>
             <w:gridSpan w:val="13"/>
+            <w:tcBorders>
+              <w:top w:val="single" w:sz="12" w:space="0" w:color="auto"/>
+              <w:left w:val="single" w:sz="12" w:space="0" w:color="auto"/>
+              <w:bottom w:val="single" w:sz="12" w:space="0" w:color="auto"/>
+              <w:right w:val="single" w:sz="12" w:space="0" w:color="auto"/>
+            </w:tcBorders>
           </w:tcPr>
           <w:p>
             <w:pPr>
@@ -524,15 +635,39 @@
               <w:jc w:val="distribute"/>
               <w:textAlignment w:val="center"/>
               <w:rPr>
-                <w:rFonts w:ascii="標楷體"/>
+                <w:rFonts w:ascii="標楷體" w:eastAsia="標楷體"/>
                 <w:spacing w:val="-12"/>
               </w:rPr>
             </w:pPr>
+            <w:r>
+              <w:rPr>
+                <w:rFonts w:ascii="標楷體" w:eastAsia="標楷體" w:hint="eastAsia"/>
+                <w:spacing w:val="-12"/>
+              </w:rPr>
+              <w:t>{{</w:t>
+            </w:r>
+            <w:proofErr w:type="spellStart"/>
+            <w:r>
+              <w:rPr>
+                <w:rFonts w:ascii="標楷體" w:eastAsia="標楷體" w:hint="eastAsia"/>
+                <w:spacing w:val="-12"/>
+              </w:rPr>
+              <w:t>companyId</w:t>
+            </w:r>
+            <w:proofErr w:type="spellEnd"/>
+            <w:r>
+              <w:rPr>
+                <w:rFonts w:ascii="標楷體" w:eastAsia="標楷體" w:hint="eastAsia"/>
+                <w:spacing w:val="-12"/>
+              </w:rPr>
+              <w:t>}}</w:t>
+            </w:r>
           </w:p>
         </w:tc>
       </w:tr>
       <w:tr>
         <w:trPr>
+          <w:cantSplit/>
           <w:trHeight w:hRule="exact" w:val="340"/>
         </w:trPr>
         <w:tc>
@@ -540,6 +675,10 @@
             <w:tcW w:w="2441" w:type="dxa"/>
             <w:gridSpan w:val="3"/>
             <w:vMerge/>
+            <w:tcBorders>
+              <w:left w:val="single" w:sz="12" w:space="0" w:color="000000"/>
+              <w:right w:val="single" w:sz="12" w:space="0" w:color="000000"/>
+            </w:tcBorders>
           </w:tcPr>
           <w:p>
             <w:pPr>
@@ -549,7 +688,7 @@
               <w:spacing w:line="440" w:lineRule="exact"/>
               <w:jc w:val="center"/>
               <w:rPr>
-                <w:rFonts w:ascii="標楷體"/>
+                <w:rFonts w:ascii="標楷體" w:eastAsia="標楷體"/>
                 <w:sz w:val="16"/>
                 <w:szCs w:val="16"/>
               </w:rPr>
@@ -561,6 +700,10 @@
             <w:tcW w:w="1938" w:type="dxa"/>
             <w:gridSpan w:val="4"/>
             <w:vMerge/>
+            <w:tcBorders>
+              <w:left w:val="single" w:sz="12" w:space="0" w:color="000000"/>
+              <w:right w:val="single" w:sz="12" w:space="0" w:color="000000"/>
+            </w:tcBorders>
           </w:tcPr>
           <w:p>
             <w:pPr>
@@ -569,7 +712,7 @@
               </w:tabs>
               <w:spacing w:line="440" w:lineRule="exact"/>
               <w:rPr>
-                <w:rFonts w:ascii="標楷體"/>
+                <w:rFonts w:ascii="標楷體" w:eastAsia="標楷體"/>
                 <w:sz w:val="16"/>
                 <w:szCs w:val="16"/>
               </w:rPr>
@@ -580,6 +723,12 @@
           <w:tcPr>
             <w:tcW w:w="215" w:type="dxa"/>
             <w:gridSpan w:val="3"/>
+            <w:tcBorders>
+              <w:top w:val="nil"/>
+              <w:left w:val="nil"/>
+              <w:bottom w:val="nil"/>
+              <w:right w:val="nil"/>
+            </w:tcBorders>
           </w:tcPr>
           <w:p>
             <w:pPr>
@@ -590,7 +739,7 @@
               <w:jc w:val="center"/>
               <w:textAlignment w:val="center"/>
               <w:rPr>
-                <w:rFonts w:ascii="標楷體"/>
+                <w:rFonts w:ascii="標楷體" w:eastAsia="標楷體"/>
               </w:rPr>
             </w:pPr>
           </w:p>
@@ -599,6 +748,12 @@
           <w:tcPr>
             <w:tcW w:w="1487" w:type="dxa"/>
             <w:gridSpan w:val="3"/>
+            <w:tcBorders>
+              <w:top w:val="nil"/>
+              <w:left w:val="nil"/>
+              <w:bottom w:val="nil"/>
+              <w:right w:val="nil"/>
+            </w:tcBorders>
           </w:tcPr>
           <w:p>
             <w:pPr>
@@ -609,12 +764,12 @@
               <w:jc w:val="distribute"/>
               <w:textAlignment w:val="center"/>
               <w:rPr>
-                <w:rFonts w:ascii="標楷體"/>
-              </w:rPr>
-            </w:pPr>
-            <w:r>
-              <w:rPr>
-                <w:rFonts w:ascii="標楷體" w:hint="eastAsia"/>
+                <w:rFonts w:ascii="標楷體" w:eastAsia="標楷體"/>
+              </w:rPr>
+            </w:pPr>
+            <w:r>
+              <w:rPr>
+                <w:rFonts w:ascii="標楷體" w:eastAsia="標楷體" w:hint="eastAsia"/>
                 <w:sz w:val="22"/>
                 <w:szCs w:val="22"/>
               </w:rPr>
@@ -624,8 +779,14 @@
         </w:tc>
         <w:tc>
           <w:tcPr>
-            <w:tcW w:w="850" w:type="dxa"/>
-            <w:gridSpan w:val="3"/>
+            <w:tcW w:w="4168" w:type="dxa"/>
+            <w:gridSpan w:val="13"/>
+            <w:tcBorders>
+              <w:top w:val="single" w:sz="12" w:space="0" w:color="auto"/>
+              <w:left w:val="single" w:sz="12" w:space="0" w:color="auto"/>
+              <w:bottom w:val="single" w:sz="12" w:space="0" w:color="auto"/>
+              <w:right w:val="single" w:sz="12" w:space="0" w:color="auto"/>
+            </w:tcBorders>
           </w:tcPr>
           <w:p>
             <w:pPr>
@@ -636,24 +797,54 @@
               <w:jc w:val="distribute"/>
               <w:textAlignment w:val="center"/>
               <w:rPr>
-                <w:rFonts w:ascii="標楷體"/>
+                <w:rFonts w:ascii="標楷體" w:eastAsia="標楷體"/>
                 <w:spacing w:val="-12"/>
               </w:rPr>
             </w:pPr>
             <w:r>
               <w:rPr>
-                <w:rFonts w:ascii="標楷體"/>
+                <w:rFonts w:ascii="標楷體" w:eastAsia="標楷體" w:hint="eastAsia"/>
                 <w:spacing w:val="-12"/>
               </w:rPr>
-              <w:t>()</w:t>
-            </w:r>
-          </w:p>
-        </w:tc>
-        <w:tc>
-          <w:tcPr>
-            <w:tcW w:w="3318" w:type="dxa"/>
-            <w:gridSpan w:val="10"/>
-          </w:tcPr>
+              <w:t>{{</w:t>
+            </w:r>
+            <w:proofErr w:type="spellStart"/>
+            <w:r>
+              <w:rPr>
+                <w:rFonts w:ascii="標楷體" w:eastAsia="標楷體"/>
+                <w:spacing w:val="-12"/>
+              </w:rPr>
+              <w:t>companyPhoneNumber</w:t>
+            </w:r>
+            <w:proofErr w:type="spellEnd"/>
+            <w:r>
+              <w:rPr>
+                <w:rFonts w:ascii="標楷體" w:eastAsia="標楷體" w:hint="eastAsia"/>
+                <w:spacing w:val="-12"/>
+              </w:rPr>
+              <w:t>}}</w:t>
+            </w:r>
+          </w:p>
+          <w:p>
+            <w:pPr>
+              <w:tabs>
+                <w:tab w:val="left" w:pos="4800"/>
+              </w:tabs>
+              <w:spacing w:line="280" w:lineRule="exact"/>
+              <w:textAlignment w:val="center"/>
+              <w:rPr>
+                <w:rFonts w:ascii="標楷體" w:eastAsia="標楷體"/>
+                <w:spacing w:val="-12"/>
+              </w:rPr>
+            </w:pPr>
+            <w:r>
+              <w:rPr>
+                <w:rFonts w:ascii="標楷體" w:eastAsia="標楷體" w:hint="eastAsia"/>
+                <w:spacing w:val="-12"/>
+              </w:rPr>
+              <w:t>}}</w:t>
+            </w:r>
+          </w:p>
           <w:p>
             <w:pPr>
               <w:tabs>
@@ -663,15 +854,23 @@
               <w:jc w:val="distribute"/>
               <w:textAlignment w:val="center"/>
               <w:rPr>
-                <w:rFonts w:ascii="標楷體"/>
+                <w:rFonts w:ascii="標楷體" w:eastAsia="標楷體"/>
                 <w:spacing w:val="-12"/>
               </w:rPr>
             </w:pPr>
+            <w:r>
+              <w:rPr>
+                <w:rFonts w:ascii="標楷體" w:eastAsia="標楷體" w:hint="eastAsia"/>
+                <w:spacing w:val="-12"/>
+              </w:rPr>
+              <w:t>}}</w:t>
+            </w:r>
           </w:p>
         </w:tc>
       </w:tr>
       <w:tr>
         <w:trPr>
+          <w:cantSplit/>
           <w:trHeight w:hRule="exact" w:val="340"/>
         </w:trPr>
         <w:tc>
@@ -679,6 +878,10 @@
             <w:tcW w:w="2441" w:type="dxa"/>
             <w:gridSpan w:val="3"/>
             <w:vMerge/>
+            <w:tcBorders>
+              <w:left w:val="single" w:sz="12" w:space="0" w:color="000000"/>
+              <w:right w:val="single" w:sz="12" w:space="0" w:color="000000"/>
+            </w:tcBorders>
           </w:tcPr>
           <w:p>
             <w:pPr>
@@ -688,7 +891,7 @@
               <w:spacing w:line="440" w:lineRule="exact"/>
               <w:jc w:val="center"/>
               <w:rPr>
-                <w:rFonts w:ascii="標楷體"/>
+                <w:rFonts w:ascii="標楷體" w:eastAsia="標楷體"/>
                 <w:sz w:val="16"/>
                 <w:szCs w:val="16"/>
               </w:rPr>
@@ -700,6 +903,10 @@
             <w:tcW w:w="1938" w:type="dxa"/>
             <w:gridSpan w:val="4"/>
             <w:vMerge/>
+            <w:tcBorders>
+              <w:left w:val="single" w:sz="12" w:space="0" w:color="000000"/>
+              <w:right w:val="single" w:sz="12" w:space="0" w:color="000000"/>
+            </w:tcBorders>
           </w:tcPr>
           <w:p>
             <w:pPr>
@@ -708,7 +915,7 @@
               </w:tabs>
               <w:spacing w:line="440" w:lineRule="exact"/>
               <w:rPr>
-                <w:rFonts w:ascii="標楷體"/>
+                <w:rFonts w:ascii="標楷體" w:eastAsia="標楷體"/>
                 <w:sz w:val="16"/>
                 <w:szCs w:val="16"/>
               </w:rPr>
@@ -719,6 +926,12 @@
           <w:tcPr>
             <w:tcW w:w="215" w:type="dxa"/>
             <w:gridSpan w:val="3"/>
+            <w:tcBorders>
+              <w:top w:val="nil"/>
+              <w:left w:val="nil"/>
+              <w:bottom w:val="nil"/>
+              <w:right w:val="nil"/>
+            </w:tcBorders>
           </w:tcPr>
           <w:p>
             <w:pPr>
@@ -729,7 +942,7 @@
               <w:jc w:val="center"/>
               <w:textAlignment w:val="center"/>
               <w:rPr>
-                <w:rFonts w:ascii="標楷體"/>
+                <w:rFonts w:ascii="標楷體" w:eastAsia="標楷體"/>
               </w:rPr>
             </w:pPr>
           </w:p>
@@ -738,6 +951,12 @@
           <w:tcPr>
             <w:tcW w:w="1487" w:type="dxa"/>
             <w:gridSpan w:val="3"/>
+            <w:tcBorders>
+              <w:top w:val="nil"/>
+              <w:left w:val="nil"/>
+              <w:bottom w:val="nil"/>
+              <w:right w:val="nil"/>
+            </w:tcBorders>
           </w:tcPr>
           <w:p>
             <w:pPr>
@@ -748,12 +967,12 @@
               <w:jc w:val="distribute"/>
               <w:textAlignment w:val="center"/>
               <w:rPr>
-                <w:rFonts w:ascii="標楷體"/>
-              </w:rPr>
-            </w:pPr>
-            <w:r>
-              <w:rPr>
-                <w:rFonts w:ascii="標楷體" w:hint="eastAsia"/>
+                <w:rFonts w:ascii="標楷體" w:eastAsia="標楷體"/>
+              </w:rPr>
+            </w:pPr>
+            <w:r>
+              <w:rPr>
+                <w:rFonts w:ascii="標楷體" w:eastAsia="標楷體" w:hint="eastAsia"/>
                 <w:sz w:val="22"/>
                 <w:szCs w:val="22"/>
               </w:rPr>
@@ -764,6 +983,12 @@
         <w:tc>
           <w:tcPr>
             <w:tcW w:w="308" w:type="dxa"/>
+            <w:tcBorders>
+              <w:top w:val="nil"/>
+              <w:left w:val="single" w:sz="12" w:space="0" w:color="auto"/>
+              <w:bottom w:val="single" w:sz="12" w:space="0" w:color="auto"/>
+              <w:right w:val="nil"/>
+            </w:tcBorders>
           </w:tcPr>
           <w:p>
             <w:pPr>
@@ -774,7 +999,7 @@
               <w:jc w:val="center"/>
               <w:textAlignment w:val="center"/>
               <w:rPr>
-                <w:rFonts w:ascii="標楷體"/>
+                <w:rFonts w:ascii="標楷體" w:eastAsia="標楷體"/>
                 <w:spacing w:val="-12"/>
               </w:rPr>
             </w:pPr>
@@ -783,6 +1008,12 @@
         <w:tc>
           <w:tcPr>
             <w:tcW w:w="280" w:type="dxa"/>
+            <w:tcBorders>
+              <w:top w:val="nil"/>
+              <w:left w:val="single" w:sz="12" w:space="0" w:color="auto"/>
+              <w:bottom w:val="nil"/>
+              <w:right w:val="single" w:sz="12" w:space="0" w:color="auto"/>
+            </w:tcBorders>
           </w:tcPr>
           <w:p>
             <w:pPr>
@@ -793,13 +1024,13 @@
               <w:jc w:val="both"/>
               <w:textAlignment w:val="center"/>
               <w:rPr>
-                <w:rFonts w:ascii="標楷體"/>
+                <w:rFonts w:ascii="標楷體" w:eastAsia="標楷體"/>
                 <w:spacing w:val="-12"/>
               </w:rPr>
             </w:pPr>
             <w:r>
               <w:rPr>
-                <w:rFonts w:ascii="標楷體" w:hint="eastAsia"/>
+                <w:rFonts w:ascii="標楷體" w:eastAsia="標楷體" w:hint="eastAsia"/>
                 <w:spacing w:val="-12"/>
                 <w:sz w:val="22"/>
                 <w:szCs w:val="22"/>
@@ -811,6 +1042,12 @@
         <w:tc>
           <w:tcPr>
             <w:tcW w:w="262" w:type="dxa"/>
+            <w:tcBorders>
+              <w:top w:val="nil"/>
+              <w:left w:val="nil"/>
+              <w:bottom w:val="single" w:sz="12" w:space="0" w:color="auto"/>
+              <w:right w:val="nil"/>
+            </w:tcBorders>
           </w:tcPr>
           <w:p>
             <w:pPr>
@@ -821,16 +1058,29 @@
               <w:jc w:val="center"/>
               <w:textAlignment w:val="center"/>
               <w:rPr>
-                <w:rFonts w:ascii="標楷體"/>
+                <w:rFonts w:ascii="標楷體" w:eastAsia="標楷體"/>
                 <w:spacing w:val="-12"/>
               </w:rPr>
             </w:pPr>
+            <w:r>
+              <w:rPr>
+                <w:rFonts w:ascii="標楷體" w:eastAsia="標楷體" w:hint="eastAsia"/>
+                <w:spacing w:val="-12"/>
+              </w:rPr>
+              <w:t>v</w:t>
+            </w:r>
           </w:p>
         </w:tc>
         <w:tc>
           <w:tcPr>
             <w:tcW w:w="428" w:type="dxa"/>
             <w:gridSpan w:val="2"/>
+            <w:tcBorders>
+              <w:top w:val="single" w:sz="12" w:space="0" w:color="auto"/>
+              <w:left w:val="single" w:sz="12" w:space="0" w:color="auto"/>
+              <w:bottom w:val="nil"/>
+              <w:right w:val="nil"/>
+            </w:tcBorders>
           </w:tcPr>
           <w:p>
             <w:pPr>
@@ -844,13 +1094,13 @@
               <w:jc w:val="both"/>
               <w:textAlignment w:val="center"/>
               <w:rPr>
-                <w:rFonts w:ascii="標楷體"/>
+                <w:rFonts w:ascii="標楷體" w:eastAsia="標楷體"/>
                 <w:spacing w:val="-12"/>
               </w:rPr>
             </w:pPr>
             <w:r>
               <w:rPr>
-                <w:rFonts w:ascii="標楷體" w:hint="eastAsia"/>
+                <w:rFonts w:ascii="標楷體" w:eastAsia="標楷體" w:hint="eastAsia"/>
                 <w:spacing w:val="-12"/>
                 <w:sz w:val="22"/>
                 <w:szCs w:val="22"/>
@@ -863,6 +1113,12 @@
           <w:tcPr>
             <w:tcW w:w="1249" w:type="dxa"/>
             <w:gridSpan w:val="4"/>
+            <w:tcBorders>
+              <w:top w:val="single" w:sz="12" w:space="0" w:color="auto"/>
+              <w:left w:val="nil"/>
+              <w:bottom w:val="nil"/>
+              <w:right w:val="nil"/>
+            </w:tcBorders>
           </w:tcPr>
           <w:p>
             <w:pPr>
@@ -876,7 +1132,7 @@
               <w:jc w:val="right"/>
               <w:textAlignment w:val="center"/>
               <w:rPr>
-                <w:rFonts w:ascii="標楷體"/>
+                <w:rFonts w:ascii="標楷體" w:eastAsia="標楷體"/>
                 <w:spacing w:val="-12"/>
                 <w:sz w:val="22"/>
                 <w:szCs w:val="22"/>
@@ -884,7 +1140,7 @@
             </w:pPr>
             <w:r>
               <w:rPr>
-                <w:rFonts w:ascii="標楷體" w:hint="eastAsia"/>
+                <w:rFonts w:ascii="標楷體" w:eastAsia="標楷體" w:hint="eastAsia"/>
                 <w:sz w:val="22"/>
                 <w:szCs w:val="22"/>
               </w:rPr>
@@ -895,6 +1151,12 @@
         <w:tc>
           <w:tcPr>
             <w:tcW w:w="393" w:type="dxa"/>
+            <w:tcBorders>
+              <w:top w:val="single" w:sz="12" w:space="0" w:color="auto"/>
+              <w:left w:val="single" w:sz="12" w:space="0" w:color="auto"/>
+              <w:bottom w:val="single" w:sz="12" w:space="0" w:color="auto"/>
+              <w:right w:val="single" w:sz="12" w:space="0" w:color="auto"/>
+            </w:tcBorders>
           </w:tcPr>
           <w:p>
             <w:pPr>
@@ -908,7 +1170,7 @@
               <w:jc w:val="center"/>
               <w:textAlignment w:val="center"/>
               <w:rPr>
-                <w:rFonts w:ascii="標楷體"/>
+                <w:rFonts w:ascii="標楷體" w:eastAsia="標楷體"/>
                 <w:sz w:val="22"/>
                 <w:szCs w:val="22"/>
               </w:rPr>
@@ -918,6 +1180,12 @@
         <w:tc>
           <w:tcPr>
             <w:tcW w:w="370" w:type="dxa"/>
+            <w:tcBorders>
+              <w:top w:val="single" w:sz="12" w:space="0" w:color="auto"/>
+              <w:left w:val="single" w:sz="12" w:space="0" w:color="auto"/>
+              <w:bottom w:val="nil"/>
+              <w:right w:val="single" w:sz="12" w:space="0" w:color="auto"/>
+            </w:tcBorders>
           </w:tcPr>
           <w:p>
             <w:pPr>
@@ -931,14 +1199,14 @@
               <w:jc w:val="center"/>
               <w:textAlignment w:val="center"/>
               <w:rPr>
-                <w:rFonts w:ascii="標楷體"/>
+                <w:rFonts w:ascii="標楷體" w:eastAsia="標楷體"/>
                 <w:sz w:val="22"/>
                 <w:szCs w:val="22"/>
               </w:rPr>
             </w:pPr>
             <w:r>
               <w:rPr>
-                <w:rFonts w:ascii="標楷體" w:hint="eastAsia"/>
+                <w:rFonts w:ascii="標楷體" w:eastAsia="標楷體" w:hint="eastAsia"/>
                 <w:sz w:val="22"/>
                 <w:szCs w:val="22"/>
               </w:rPr>
@@ -949,6 +1217,12 @@
         <w:tc>
           <w:tcPr>
             <w:tcW w:w="371" w:type="dxa"/>
+            <w:tcBorders>
+              <w:top w:val="single" w:sz="12" w:space="0" w:color="auto"/>
+              <w:left w:val="single" w:sz="12" w:space="0" w:color="auto"/>
+              <w:bottom w:val="single" w:sz="12" w:space="0" w:color="auto"/>
+              <w:right w:val="single" w:sz="12" w:space="0" w:color="auto"/>
+            </w:tcBorders>
           </w:tcPr>
           <w:p>
             <w:pPr>
@@ -962,16 +1236,30 @@
               <w:jc w:val="center"/>
               <w:textAlignment w:val="center"/>
               <w:rPr>
-                <w:rFonts w:ascii="標楷體"/>
+                <w:rFonts w:ascii="標楷體" w:eastAsia="標楷體"/>
                 <w:sz w:val="22"/>
                 <w:szCs w:val="22"/>
               </w:rPr>
             </w:pPr>
+            <w:r>
+              <w:rPr>
+                <w:rFonts w:ascii="標楷體" w:eastAsia="標楷體" w:hint="eastAsia"/>
+                <w:sz w:val="22"/>
+                <w:szCs w:val="22"/>
+              </w:rPr>
+              <w:t>v</w:t>
+            </w:r>
           </w:p>
         </w:tc>
         <w:tc>
           <w:tcPr>
             <w:tcW w:w="507" w:type="dxa"/>
+            <w:tcBorders>
+              <w:top w:val="single" w:sz="12" w:space="0" w:color="auto"/>
+              <w:left w:val="single" w:sz="12" w:space="0" w:color="auto"/>
+              <w:bottom w:val="nil"/>
+              <w:right w:val="nil"/>
+            </w:tcBorders>
           </w:tcPr>
           <w:p>
             <w:pPr>
@@ -985,14 +1273,14 @@
               <w:jc w:val="center"/>
               <w:textAlignment w:val="center"/>
               <w:rPr>
-                <w:rFonts w:ascii="標楷體"/>
+                <w:rFonts w:ascii="標楷體" w:eastAsia="標楷體"/>
                 <w:sz w:val="22"/>
                 <w:szCs w:val="22"/>
               </w:rPr>
             </w:pPr>
             <w:r>
               <w:rPr>
-                <w:rFonts w:ascii="標楷體" w:hint="eastAsia"/>
+                <w:rFonts w:ascii="標楷體" w:eastAsia="標楷體" w:hint="eastAsia"/>
                 <w:sz w:val="22"/>
                 <w:szCs w:val="22"/>
               </w:rPr>
@@ -1003,6 +1291,7 @@
       </w:tr>
       <w:tr>
         <w:trPr>
+          <w:cantSplit/>
           <w:trHeight w:hRule="exact" w:val="340"/>
         </w:trPr>
         <w:tc>
@@ -1010,6 +1299,10 @@
             <w:tcW w:w="2441" w:type="dxa"/>
             <w:gridSpan w:val="3"/>
             <w:vMerge/>
+            <w:tcBorders>
+              <w:left w:val="single" w:sz="12" w:space="0" w:color="000000"/>
+              <w:right w:val="single" w:sz="12" w:space="0" w:color="000000"/>
+            </w:tcBorders>
           </w:tcPr>
           <w:p>
             <w:pPr>
@@ -1019,7 +1312,7 @@
               <w:spacing w:line="440" w:lineRule="exact"/>
               <w:jc w:val="center"/>
               <w:rPr>
-                <w:rFonts w:ascii="標楷體"/>
+                <w:rFonts w:ascii="標楷體" w:eastAsia="標楷體"/>
                 <w:sz w:val="16"/>
                 <w:szCs w:val="16"/>
               </w:rPr>
@@ -1031,6 +1324,10 @@
             <w:tcW w:w="1938" w:type="dxa"/>
             <w:gridSpan w:val="4"/>
             <w:vMerge/>
+            <w:tcBorders>
+              <w:left w:val="single" w:sz="12" w:space="0" w:color="000000"/>
+              <w:right w:val="single" w:sz="12" w:space="0" w:color="000000"/>
+            </w:tcBorders>
           </w:tcPr>
           <w:p>
             <w:pPr>
@@ -1039,7 +1336,7 @@
               </w:tabs>
               <w:spacing w:line="440" w:lineRule="exact"/>
               <w:rPr>
-                <w:rFonts w:ascii="標楷體"/>
+                <w:rFonts w:ascii="標楷體" w:eastAsia="標楷體"/>
                 <w:sz w:val="16"/>
                 <w:szCs w:val="16"/>
               </w:rPr>
@@ -1050,6 +1347,12 @@
           <w:tcPr>
             <w:tcW w:w="215" w:type="dxa"/>
             <w:gridSpan w:val="3"/>
+            <w:tcBorders>
+              <w:top w:val="nil"/>
+              <w:left w:val="nil"/>
+              <w:bottom w:val="nil"/>
+              <w:right w:val="nil"/>
+            </w:tcBorders>
           </w:tcPr>
           <w:p>
             <w:pPr>
@@ -1060,7 +1363,7 @@
               <w:jc w:val="center"/>
               <w:textAlignment w:val="center"/>
               <w:rPr>
-                <w:rFonts w:ascii="標楷體"/>
+                <w:rFonts w:ascii="標楷體" w:eastAsia="標楷體"/>
               </w:rPr>
             </w:pPr>
           </w:p>
@@ -1069,6 +1372,12 @@
           <w:tcPr>
             <w:tcW w:w="1487" w:type="dxa"/>
             <w:gridSpan w:val="3"/>
+            <w:tcBorders>
+              <w:top w:val="nil"/>
+              <w:left w:val="nil"/>
+              <w:bottom w:val="nil"/>
+              <w:right w:val="nil"/>
+            </w:tcBorders>
           </w:tcPr>
           <w:p>
             <w:pPr>
@@ -1079,14 +1388,14 @@
               <w:jc w:val="distribute"/>
               <w:textAlignment w:val="center"/>
               <w:rPr>
-                <w:rFonts w:ascii="標楷體"/>
+                <w:rFonts w:ascii="標楷體" w:eastAsia="標楷體"/>
                 <w:sz w:val="22"/>
                 <w:szCs w:val="22"/>
               </w:rPr>
             </w:pPr>
             <w:r>
               <w:rPr>
-                <w:rFonts w:ascii="標楷體" w:hint="eastAsia"/>
+                <w:rFonts w:ascii="標楷體" w:eastAsia="標楷體" w:hint="eastAsia"/>
                 <w:sz w:val="22"/>
                 <w:szCs w:val="22"/>
               </w:rPr>
@@ -1097,6 +1406,12 @@
         <w:tc>
           <w:tcPr>
             <w:tcW w:w="308" w:type="dxa"/>
+            <w:tcBorders>
+              <w:top w:val="nil"/>
+              <w:left w:val="single" w:sz="12" w:space="0" w:color="auto"/>
+              <w:bottom w:val="single" w:sz="12" w:space="0" w:color="auto"/>
+              <w:right w:val="nil"/>
+            </w:tcBorders>
           </w:tcPr>
           <w:p>
             <w:pPr>
@@ -1107,7 +1422,7 @@
               <w:jc w:val="center"/>
               <w:textAlignment w:val="center"/>
               <w:rPr>
-                <w:rFonts w:ascii="標楷體"/>
+                <w:rFonts w:ascii="標楷體" w:eastAsia="標楷體"/>
                 <w:spacing w:val="-12"/>
               </w:rPr>
             </w:pPr>
@@ -1116,6 +1431,12 @@
         <w:tc>
           <w:tcPr>
             <w:tcW w:w="280" w:type="dxa"/>
+            <w:tcBorders>
+              <w:top w:val="nil"/>
+              <w:left w:val="single" w:sz="12" w:space="0" w:color="auto"/>
+              <w:bottom w:val="nil"/>
+              <w:right w:val="single" w:sz="12" w:space="0" w:color="auto"/>
+            </w:tcBorders>
           </w:tcPr>
           <w:p>
             <w:pPr>
@@ -1126,7 +1447,7 @@
               <w:jc w:val="both"/>
               <w:textAlignment w:val="center"/>
               <w:rPr>
-                <w:rFonts w:ascii="標楷體"/>
+                <w:rFonts w:ascii="標楷體" w:eastAsia="標楷體"/>
                 <w:spacing w:val="-12"/>
                 <w:sz w:val="22"/>
                 <w:szCs w:val="22"/>
@@ -1134,7 +1455,7 @@
             </w:pPr>
             <w:r>
               <w:rPr>
-                <w:rFonts w:ascii="標楷體" w:hint="eastAsia"/>
+                <w:rFonts w:ascii="標楷體" w:eastAsia="標楷體" w:hint="eastAsia"/>
                 <w:spacing w:val="-12"/>
                 <w:sz w:val="22"/>
                 <w:szCs w:val="22"/>
@@ -1146,6 +1467,12 @@
         <w:tc>
           <w:tcPr>
             <w:tcW w:w="262" w:type="dxa"/>
+            <w:tcBorders>
+              <w:top w:val="nil"/>
+              <w:left w:val="nil"/>
+              <w:bottom w:val="single" w:sz="12" w:space="0" w:color="auto"/>
+              <w:right w:val="nil"/>
+            </w:tcBorders>
           </w:tcPr>
           <w:p>
             <w:pPr>
@@ -1156,16 +1483,29 @@
               <w:jc w:val="center"/>
               <w:textAlignment w:val="center"/>
               <w:rPr>
-                <w:rFonts w:ascii="標楷體"/>
+                <w:rFonts w:ascii="標楷體" w:eastAsia="標楷體"/>
                 <w:spacing w:val="-12"/>
               </w:rPr>
             </w:pPr>
+            <w:r>
+              <w:rPr>
+                <w:rFonts w:ascii="標楷體" w:eastAsia="標楷體" w:hint="eastAsia"/>
+                <w:spacing w:val="-12"/>
+              </w:rPr>
+              <w:t>v</w:t>
+            </w:r>
           </w:p>
         </w:tc>
         <w:tc>
           <w:tcPr>
             <w:tcW w:w="428" w:type="dxa"/>
             <w:gridSpan w:val="2"/>
+            <w:tcBorders>
+              <w:top w:val="nil"/>
+              <w:left w:val="single" w:sz="12" w:space="0" w:color="auto"/>
+              <w:bottom w:val="nil"/>
+              <w:right w:val="nil"/>
+            </w:tcBorders>
           </w:tcPr>
           <w:p>
             <w:pPr>
@@ -1179,19 +1519,21 @@
               <w:jc w:val="both"/>
               <w:textAlignment w:val="center"/>
               <w:rPr>
-                <w:rFonts w:ascii="標楷體"/>
+                <w:rFonts w:ascii="標楷體" w:eastAsia="標楷體"/>
                 <w:sz w:val="22"/>
                 <w:szCs w:val="22"/>
               </w:rPr>
             </w:pPr>
-            <w:r>
-              <w:rPr>
-                <w:rFonts w:ascii="標楷體" w:hint="eastAsia"/>
+            <w:proofErr w:type="gramStart"/>
+            <w:r>
+              <w:rPr>
+                <w:rFonts w:ascii="標楷體" w:eastAsia="標楷體" w:hint="eastAsia"/>
                 <w:sz w:val="22"/>
                 <w:szCs w:val="22"/>
               </w:rPr>
               <w:t>否</w:t>
             </w:r>
+            <w:proofErr w:type="gramEnd"/>
           </w:p>
           <w:p>
             <w:pPr>
@@ -1205,7 +1547,7 @@
               <w:jc w:val="both"/>
               <w:textAlignment w:val="center"/>
               <w:rPr>
-                <w:rFonts w:ascii="標楷體"/>
+                <w:rFonts w:ascii="標楷體" w:eastAsia="標楷體"/>
                 <w:spacing w:val="-12"/>
                 <w:sz w:val="22"/>
                 <w:szCs w:val="22"/>
@@ -1217,6 +1559,12 @@
           <w:tcPr>
             <w:tcW w:w="2890" w:type="dxa"/>
             <w:gridSpan w:val="8"/>
+            <w:tcBorders>
+              <w:top w:val="nil"/>
+              <w:left w:val="nil"/>
+              <w:bottom w:val="nil"/>
+              <w:right w:val="nil"/>
+            </w:tcBorders>
           </w:tcPr>
           <w:p>
             <w:pPr>
@@ -1229,14 +1577,14 @@
               <w:spacing w:before="120" w:line="220" w:lineRule="exact"/>
               <w:textAlignment w:val="center"/>
               <w:rPr>
-                <w:rFonts w:ascii="標楷體"/>
+                <w:rFonts w:ascii="標楷體" w:eastAsia="標楷體"/>
                 <w:sz w:val="20"/>
                 <w:szCs w:val="20"/>
               </w:rPr>
             </w:pPr>
             <w:r>
               <w:rPr>
-                <w:rFonts w:ascii="標楷體" w:hint="eastAsia"/>
+                <w:rFonts w:ascii="標楷體" w:eastAsia="標楷體" w:hint="eastAsia"/>
                 <w:sz w:val="18"/>
                 <w:szCs w:val="18"/>
               </w:rPr>
@@ -1244,7 +1592,7 @@
             </w:r>
             <w:r>
               <w:rPr>
-                <w:rFonts w:ascii="標楷體"/>
+                <w:rFonts w:ascii="標楷體" w:eastAsia="標楷體"/>
                 <w:sz w:val="18"/>
                 <w:szCs w:val="18"/>
                 <w:u w:val="single"/>
@@ -1264,7 +1612,7 @@
               <w:jc w:val="center"/>
               <w:textAlignment w:val="center"/>
               <w:rPr>
-                <w:rFonts w:ascii="標楷體"/>
+                <w:rFonts w:ascii="標楷體" w:eastAsia="標楷體"/>
                 <w:sz w:val="22"/>
                 <w:szCs w:val="22"/>
               </w:rPr>
@@ -1282,14 +1630,14 @@
               <w:jc w:val="center"/>
               <w:textAlignment w:val="center"/>
               <w:rPr>
-                <w:rFonts w:ascii="標楷體"/>
+                <w:rFonts w:ascii="標楷體" w:eastAsia="標楷體"/>
                 <w:sz w:val="22"/>
                 <w:szCs w:val="22"/>
               </w:rPr>
             </w:pPr>
             <w:r>
               <w:rPr>
-                <w:rFonts w:ascii="標楷體" w:hint="eastAsia"/>
+                <w:rFonts w:ascii="標楷體" w:eastAsia="標楷體" w:hint="eastAsia"/>
                 <w:sz w:val="22"/>
                 <w:szCs w:val="22"/>
               </w:rPr>
@@ -1300,6 +1648,7 @@
       </w:tr>
       <w:tr>
         <w:trPr>
+          <w:cantSplit/>
           <w:trHeight w:hRule="exact" w:val="340"/>
         </w:trPr>
         <w:tc>
@@ -1307,6 +1656,10 @@
             <w:tcW w:w="2441" w:type="dxa"/>
             <w:gridSpan w:val="3"/>
             <w:vMerge/>
+            <w:tcBorders>
+              <w:left w:val="single" w:sz="12" w:space="0" w:color="000000"/>
+              <w:right w:val="single" w:sz="12" w:space="0" w:color="000000"/>
+            </w:tcBorders>
           </w:tcPr>
           <w:p>
             <w:pPr>
@@ -1316,7 +1669,7 @@
               <w:spacing w:line="440" w:lineRule="exact"/>
               <w:jc w:val="center"/>
               <w:rPr>
-                <w:rFonts w:ascii="標楷體"/>
+                <w:rFonts w:ascii="標楷體" w:eastAsia="標楷體"/>
                 <w:sz w:val="16"/>
                 <w:szCs w:val="16"/>
               </w:rPr>
@@ -1328,6 +1681,10 @@
             <w:tcW w:w="1938" w:type="dxa"/>
             <w:gridSpan w:val="4"/>
             <w:vMerge/>
+            <w:tcBorders>
+              <w:left w:val="single" w:sz="12" w:space="0" w:color="000000"/>
+              <w:right w:val="single" w:sz="12" w:space="0" w:color="000000"/>
+            </w:tcBorders>
           </w:tcPr>
           <w:p>
             <w:pPr>
@@ -1336,7 +1693,7 @@
               </w:tabs>
               <w:spacing w:line="440" w:lineRule="exact"/>
               <w:rPr>
-                <w:rFonts w:ascii="標楷體"/>
+                <w:rFonts w:ascii="標楷體" w:eastAsia="標楷體"/>
                 <w:sz w:val="16"/>
                 <w:szCs w:val="16"/>
               </w:rPr>
@@ -1347,6 +1704,12 @@
           <w:tcPr>
             <w:tcW w:w="215" w:type="dxa"/>
             <w:gridSpan w:val="3"/>
+            <w:tcBorders>
+              <w:top w:val="nil"/>
+              <w:left w:val="nil"/>
+              <w:bottom w:val="nil"/>
+              <w:right w:val="nil"/>
+            </w:tcBorders>
           </w:tcPr>
           <w:p>
             <w:pPr>
@@ -1357,7 +1720,7 @@
               <w:jc w:val="center"/>
               <w:textAlignment w:val="center"/>
               <w:rPr>
-                <w:rFonts w:ascii="標楷體"/>
+                <w:rFonts w:ascii="標楷體" w:eastAsia="標楷體"/>
               </w:rPr>
             </w:pPr>
           </w:p>
@@ -1366,6 +1729,13 @@
           <w:tcPr>
             <w:tcW w:w="5655" w:type="dxa"/>
             <w:gridSpan w:val="16"/>
+            <w:tcBorders>
+              <w:top w:val="nil"/>
+              <w:left w:val="nil"/>
+              <w:bottom w:val="nil"/>
+              <w:right w:val="nil"/>
+            </w:tcBorders>
+            <w:vAlign w:val="center"/>
           </w:tcPr>
           <w:p>
             <w:pPr>
@@ -1376,14 +1746,14 @@
               <w:jc w:val="both"/>
               <w:textAlignment w:val="center"/>
               <w:rPr>
-                <w:rFonts w:ascii="標楷體"/>
+                <w:rFonts w:ascii="標楷體" w:eastAsia="標楷體"/>
                 <w:sz w:val="22"/>
                 <w:szCs w:val="22"/>
               </w:rPr>
             </w:pPr>
             <w:r>
               <w:rPr>
-                <w:rFonts w:ascii="標楷體" w:hint="eastAsia"/>
+                <w:rFonts w:ascii="標楷體" w:eastAsia="標楷體" w:hint="eastAsia"/>
                 <w:sz w:val="22"/>
                 <w:szCs w:val="22"/>
               </w:rPr>
@@ -1391,7 +1761,7 @@
             </w:r>
             <w:r>
               <w:rPr>
-                <w:rFonts w:ascii="標楷體" w:hint="eastAsia"/>
+                <w:rFonts w:ascii="標楷體" w:eastAsia="標楷體" w:hint="eastAsia"/>
                 <w:sz w:val="22"/>
                 <w:szCs w:val="22"/>
                 <w:u w:val="single"/>
@@ -1400,7 +1770,7 @@
             </w:r>
             <w:r>
               <w:rPr>
-                <w:rFonts w:ascii="標楷體" w:hint="eastAsia"/>
+                <w:rFonts w:ascii="標楷體" w:eastAsia="標楷體" w:hint="eastAsia"/>
                 <w:sz w:val="22"/>
                 <w:szCs w:val="22"/>
               </w:rPr>
@@ -1416,7 +1786,7 @@
               <w:jc w:val="both"/>
               <w:textAlignment w:val="center"/>
               <w:rPr>
-                <w:rFonts w:ascii="標楷體"/>
+                <w:rFonts w:ascii="標楷體" w:eastAsia="標楷體"/>
                 <w:sz w:val="18"/>
                 <w:szCs w:val="18"/>
               </w:rPr>
@@ -1426,6 +1796,7 @@
       </w:tr>
       <w:tr>
         <w:trPr>
+          <w:cantSplit/>
           <w:trHeight w:hRule="exact" w:val="284"/>
         </w:trPr>
         <w:tc>
@@ -1433,6 +1804,10 @@
             <w:tcW w:w="2441" w:type="dxa"/>
             <w:gridSpan w:val="3"/>
             <w:vMerge/>
+            <w:tcBorders>
+              <w:left w:val="single" w:sz="12" w:space="0" w:color="000000"/>
+              <w:right w:val="single" w:sz="12" w:space="0" w:color="000000"/>
+            </w:tcBorders>
           </w:tcPr>
           <w:p>
             <w:pPr>
@@ -1442,7 +1817,7 @@
               <w:spacing w:line="440" w:lineRule="exact"/>
               <w:jc w:val="center"/>
               <w:rPr>
-                <w:rFonts w:ascii="標楷體"/>
+                <w:rFonts w:ascii="標楷體" w:eastAsia="標楷體"/>
                 <w:sz w:val="16"/>
                 <w:szCs w:val="16"/>
               </w:rPr>
@@ -1454,6 +1829,10 @@
             <w:tcW w:w="1938" w:type="dxa"/>
             <w:gridSpan w:val="4"/>
             <w:vMerge/>
+            <w:tcBorders>
+              <w:left w:val="single" w:sz="12" w:space="0" w:color="000000"/>
+              <w:right w:val="single" w:sz="12" w:space="0" w:color="000000"/>
+            </w:tcBorders>
           </w:tcPr>
           <w:p>
             <w:pPr>
@@ -1462,7 +1841,7 @@
               </w:tabs>
               <w:spacing w:line="440" w:lineRule="exact"/>
               <w:rPr>
-                <w:rFonts w:ascii="標楷體"/>
+                <w:rFonts w:ascii="標楷體" w:eastAsia="標楷體"/>
                 <w:sz w:val="16"/>
                 <w:szCs w:val="16"/>
               </w:rPr>
@@ -1473,6 +1852,12 @@
           <w:tcPr>
             <w:tcW w:w="215" w:type="dxa"/>
             <w:gridSpan w:val="3"/>
+            <w:tcBorders>
+              <w:top w:val="nil"/>
+              <w:left w:val="nil"/>
+              <w:bottom w:val="nil"/>
+              <w:right w:val="nil"/>
+            </w:tcBorders>
           </w:tcPr>
           <w:p>
             <w:pPr>
@@ -1483,7 +1868,7 @@
               <w:jc w:val="center"/>
               <w:textAlignment w:val="center"/>
               <w:rPr>
-                <w:rFonts w:ascii="標楷體"/>
+                <w:rFonts w:ascii="標楷體" w:eastAsia="標楷體"/>
               </w:rPr>
             </w:pPr>
           </w:p>
@@ -1492,6 +1877,13 @@
           <w:tcPr>
             <w:tcW w:w="5655" w:type="dxa"/>
             <w:gridSpan w:val="16"/>
+            <w:tcBorders>
+              <w:top w:val="nil"/>
+              <w:left w:val="nil"/>
+              <w:bottom w:val="nil"/>
+              <w:right w:val="nil"/>
+            </w:tcBorders>
+            <w:vAlign w:val="center"/>
           </w:tcPr>
           <w:p>
             <w:pPr>
@@ -1502,14 +1894,14 @@
               <w:jc w:val="both"/>
               <w:textAlignment w:val="center"/>
               <w:rPr>
-                <w:rFonts w:ascii="標楷體"/>
+                <w:rFonts w:ascii="標楷體" w:eastAsia="標楷體"/>
                 <w:sz w:val="22"/>
                 <w:szCs w:val="22"/>
               </w:rPr>
             </w:pPr>
             <w:r>
               <w:rPr>
-                <w:rFonts w:ascii="標楷體" w:hAnsi="標楷體" w:hint="eastAsia"/>
+                <w:rFonts w:ascii="標楷體" w:eastAsia="標楷體" w:hAnsi="標楷體" w:hint="eastAsia"/>
                 <w:sz w:val="22"/>
                 <w:szCs w:val="22"/>
               </w:rPr>
@@ -1517,7 +1909,7 @@
             </w:r>
             <w:r>
               <w:rPr>
-                <w:rFonts w:ascii="標楷體" w:hAnsi="標楷體" w:hint="eastAsia"/>
+                <w:rFonts w:ascii="標楷體" w:eastAsia="標楷體" w:hAnsi="標楷體" w:hint="eastAsia"/>
                 <w:sz w:val="22"/>
                 <w:szCs w:val="22"/>
               </w:rPr>
@@ -1525,17 +1917,34 @@
             </w:r>
             <w:r>
               <w:rPr>
-                <w:rFonts w:ascii="標楷體" w:hAnsi="標楷體" w:hint="eastAsia"/>
+                <w:rFonts w:ascii="標楷體" w:eastAsia="標楷體" w:hAnsi="標楷體" w:hint="eastAsia"/>
                 <w:sz w:val="22"/>
                 <w:szCs w:val="22"/>
               </w:rPr>
-              <w:t xml:space="preserve">□有□無 </w:t>
+              <w:t>□有</w:t>
+            </w:r>
+            <w:r>
+              <w:rPr>
+                <w:rFonts w:ascii="標楷體" w:eastAsia="標楷體" w:hAnsi="標楷體" w:hint="eastAsia"/>
+                <w:sz w:val="22"/>
+                <w:szCs w:val="22"/>
+              </w:rPr>
+              <w:t>■</w:t>
+            </w:r>
+            <w:r>
+              <w:rPr>
+                <w:rFonts w:ascii="標楷體" w:eastAsia="標楷體" w:hAnsi="標楷體" w:hint="eastAsia"/>
+                <w:sz w:val="22"/>
+                <w:szCs w:val="22"/>
+              </w:rPr>
+              <w:t xml:space="preserve">無 </w:t>
             </w:r>
           </w:p>
         </w:tc>
       </w:tr>
       <w:tr>
         <w:trPr>
+          <w:cantSplit/>
           <w:trHeight w:hRule="exact" w:val="284"/>
         </w:trPr>
         <w:tc>
@@ -1543,6 +1952,10 @@
             <w:tcW w:w="2441" w:type="dxa"/>
             <w:gridSpan w:val="3"/>
             <w:vMerge/>
+            <w:tcBorders>
+              <w:left w:val="single" w:sz="12" w:space="0" w:color="000000"/>
+              <w:right w:val="single" w:sz="12" w:space="0" w:color="000000"/>
+            </w:tcBorders>
           </w:tcPr>
           <w:p>
             <w:pPr>
@@ -1552,7 +1965,7 @@
               <w:spacing w:line="440" w:lineRule="exact"/>
               <w:jc w:val="center"/>
               <w:rPr>
-                <w:rFonts w:ascii="標楷體"/>
+                <w:rFonts w:ascii="標楷體" w:eastAsia="標楷體"/>
                 <w:sz w:val="16"/>
                 <w:szCs w:val="16"/>
               </w:rPr>
@@ -1564,6 +1977,10 @@
             <w:tcW w:w="1938" w:type="dxa"/>
             <w:gridSpan w:val="4"/>
             <w:vMerge/>
+            <w:tcBorders>
+              <w:left w:val="single" w:sz="12" w:space="0" w:color="000000"/>
+              <w:right w:val="single" w:sz="12" w:space="0" w:color="000000"/>
+            </w:tcBorders>
           </w:tcPr>
           <w:p>
             <w:pPr>
@@ -1572,7 +1989,7 @@
               </w:tabs>
               <w:spacing w:line="440" w:lineRule="exact"/>
               <w:rPr>
-                <w:rFonts w:ascii="標楷體"/>
+                <w:rFonts w:ascii="標楷體" w:eastAsia="標楷體"/>
                 <w:sz w:val="16"/>
                 <w:szCs w:val="16"/>
               </w:rPr>
@@ -1583,6 +2000,12 @@
           <w:tcPr>
             <w:tcW w:w="215" w:type="dxa"/>
             <w:gridSpan w:val="3"/>
+            <w:tcBorders>
+              <w:top w:val="nil"/>
+              <w:left w:val="nil"/>
+              <w:bottom w:val="nil"/>
+              <w:right w:val="nil"/>
+            </w:tcBorders>
           </w:tcPr>
           <w:p>
             <w:pPr>
@@ -1593,7 +2016,7 @@
               <w:jc w:val="center"/>
               <w:textAlignment w:val="center"/>
               <w:rPr>
-                <w:rFonts w:ascii="標楷體"/>
+                <w:rFonts w:ascii="標楷體" w:eastAsia="標楷體"/>
               </w:rPr>
             </w:pPr>
           </w:p>
@@ -1602,6 +2025,13 @@
           <w:tcPr>
             <w:tcW w:w="5655" w:type="dxa"/>
             <w:gridSpan w:val="16"/>
+            <w:tcBorders>
+              <w:top w:val="nil"/>
+              <w:left w:val="nil"/>
+              <w:bottom w:val="nil"/>
+              <w:right w:val="nil"/>
+            </w:tcBorders>
+            <w:vAlign w:val="center"/>
           </w:tcPr>
           <w:p>
             <w:pPr>
@@ -1612,24 +2042,41 @@
               <w:jc w:val="both"/>
               <w:textAlignment w:val="center"/>
               <w:rPr>
-                <w:rFonts w:ascii="標楷體" w:hAnsi="標楷體"/>
+                <w:rFonts w:ascii="標楷體" w:eastAsia="標楷體" w:hAnsi="標楷體"/>
                 <w:sz w:val="22"/>
                 <w:szCs w:val="22"/>
               </w:rPr>
             </w:pPr>
             <w:r>
               <w:rPr>
-                <w:rFonts w:ascii="標楷體" w:hAnsi="標楷體" w:hint="eastAsia"/>
+                <w:rFonts w:ascii="標楷體" w:eastAsia="標楷體" w:hAnsi="標楷體" w:hint="eastAsia"/>
                 <w:sz w:val="22"/>
                 <w:szCs w:val="22"/>
               </w:rPr>
-              <w:t>對於特定事項具否決權特別股   □有□無</w:t>
+              <w:t>對於特定事項具否決權特別股   □有</w:t>
+            </w:r>
+            <w:r>
+              <w:rPr>
+                <w:rFonts w:ascii="標楷體" w:eastAsia="標楷體" w:hAnsi="標楷體" w:hint="eastAsia"/>
+                <w:sz w:val="22"/>
+                <w:szCs w:val="22"/>
+              </w:rPr>
+              <w:t>■</w:t>
+            </w:r>
+            <w:r>
+              <w:rPr>
+                <w:rFonts w:ascii="標楷體" w:eastAsia="標楷體" w:hAnsi="標楷體" w:hint="eastAsia"/>
+                <w:sz w:val="22"/>
+                <w:szCs w:val="22"/>
+              </w:rPr>
+              <w:t>無</w:t>
             </w:r>
           </w:p>
         </w:tc>
       </w:tr>
       <w:tr>
         <w:trPr>
+          <w:cantSplit/>
           <w:trHeight w:hRule="exact" w:val="284"/>
         </w:trPr>
         <w:tc>
@@ -1637,6 +2084,10 @@
             <w:tcW w:w="2441" w:type="dxa"/>
             <w:gridSpan w:val="3"/>
             <w:vMerge/>
+            <w:tcBorders>
+              <w:left w:val="single" w:sz="12" w:space="0" w:color="000000"/>
+              <w:right w:val="single" w:sz="12" w:space="0" w:color="000000"/>
+            </w:tcBorders>
           </w:tcPr>
           <w:p>
             <w:pPr>
@@ -1646,7 +2097,7 @@
               <w:spacing w:line="440" w:lineRule="exact"/>
               <w:jc w:val="center"/>
               <w:rPr>
-                <w:rFonts w:ascii="標楷體"/>
+                <w:rFonts w:ascii="標楷體" w:eastAsia="標楷體"/>
                 <w:sz w:val="16"/>
                 <w:szCs w:val="16"/>
               </w:rPr>
@@ -1658,6 +2109,10 @@
             <w:tcW w:w="1938" w:type="dxa"/>
             <w:gridSpan w:val="4"/>
             <w:vMerge/>
+            <w:tcBorders>
+              <w:left w:val="single" w:sz="12" w:space="0" w:color="000000"/>
+              <w:right w:val="single" w:sz="12" w:space="0" w:color="000000"/>
+            </w:tcBorders>
           </w:tcPr>
           <w:p>
             <w:pPr>
@@ -1666,7 +2121,7 @@
               </w:tabs>
               <w:spacing w:line="440" w:lineRule="exact"/>
               <w:rPr>
-                <w:rFonts w:ascii="標楷體"/>
+                <w:rFonts w:ascii="標楷體" w:eastAsia="標楷體"/>
                 <w:sz w:val="16"/>
                 <w:szCs w:val="16"/>
               </w:rPr>
@@ -1677,6 +2132,12 @@
           <w:tcPr>
             <w:tcW w:w="215" w:type="dxa"/>
             <w:gridSpan w:val="3"/>
+            <w:tcBorders>
+              <w:top w:val="nil"/>
+              <w:left w:val="nil"/>
+              <w:bottom w:val="nil"/>
+              <w:right w:val="nil"/>
+            </w:tcBorders>
           </w:tcPr>
           <w:p>
             <w:pPr>
@@ -1687,7 +2148,7 @@
               <w:jc w:val="center"/>
               <w:textAlignment w:val="center"/>
               <w:rPr>
-                <w:rFonts w:ascii="標楷體"/>
+                <w:rFonts w:ascii="標楷體" w:eastAsia="標楷體"/>
               </w:rPr>
             </w:pPr>
           </w:p>
@@ -1696,6 +2157,13 @@
           <w:tcPr>
             <w:tcW w:w="5655" w:type="dxa"/>
             <w:gridSpan w:val="16"/>
+            <w:tcBorders>
+              <w:top w:val="nil"/>
+              <w:left w:val="nil"/>
+              <w:bottom w:val="nil"/>
+              <w:right w:val="nil"/>
+            </w:tcBorders>
+            <w:vAlign w:val="center"/>
           </w:tcPr>
           <w:p>
             <w:pPr>
@@ -1706,14 +2174,14 @@
               <w:jc w:val="both"/>
               <w:textAlignment w:val="center"/>
               <w:rPr>
-                <w:rFonts w:ascii="標楷體"/>
+                <w:rFonts w:ascii="標楷體" w:eastAsia="標楷體"/>
                 <w:sz w:val="22"/>
                 <w:szCs w:val="22"/>
               </w:rPr>
             </w:pPr>
             <w:r>
               <w:rPr>
-                <w:rFonts w:ascii="標楷體" w:hAnsi="標楷體" w:hint="eastAsia"/>
+                <w:rFonts w:ascii="標楷體" w:eastAsia="標楷體" w:hAnsi="標楷體" w:hint="eastAsia"/>
                 <w:sz w:val="22"/>
                 <w:szCs w:val="22"/>
               </w:rPr>
@@ -1721,7 +2189,7 @@
             </w:r>
             <w:r>
               <w:rPr>
-                <w:rFonts w:ascii="標楷體" w:hAnsi="標楷體" w:hint="eastAsia"/>
+                <w:rFonts w:ascii="標楷體" w:eastAsia="標楷體" w:hAnsi="標楷體" w:hint="eastAsia"/>
                 <w:sz w:val="22"/>
                 <w:szCs w:val="22"/>
               </w:rPr>
@@ -1729,7 +2197,7 @@
             </w:r>
             <w:r>
               <w:rPr>
-                <w:rFonts w:ascii="標楷體" w:hAnsi="標楷體" w:hint="eastAsia"/>
+                <w:rFonts w:ascii="標楷體" w:eastAsia="標楷體" w:hAnsi="標楷體" w:hint="eastAsia"/>
                 <w:sz w:val="22"/>
                 <w:szCs w:val="22"/>
               </w:rPr>
@@ -1737,7 +2205,7 @@
             </w:r>
             <w:r>
               <w:rPr>
-                <w:rFonts w:ascii="標楷體" w:hAnsi="標楷體" w:hint="eastAsia"/>
+                <w:rFonts w:ascii="標楷體" w:eastAsia="標楷體" w:hAnsi="標楷體" w:hint="eastAsia"/>
                 <w:sz w:val="22"/>
                 <w:szCs w:val="22"/>
               </w:rPr>
@@ -1745,17 +2213,34 @@
             </w:r>
             <w:r>
               <w:rPr>
-                <w:rFonts w:ascii="標楷體" w:hAnsi="標楷體" w:hint="eastAsia"/>
+                <w:rFonts w:ascii="標楷體" w:eastAsia="標楷體" w:hAnsi="標楷體" w:hint="eastAsia"/>
                 <w:sz w:val="22"/>
                 <w:szCs w:val="22"/>
               </w:rPr>
-              <w:t>之禁止或限制 □有□無</w:t>
+              <w:t>之禁止或限制 □有</w:t>
+            </w:r>
+            <w:r>
+              <w:rPr>
+                <w:rFonts w:ascii="標楷體" w:eastAsia="標楷體" w:hAnsi="標楷體" w:hint="eastAsia"/>
+                <w:sz w:val="22"/>
+                <w:szCs w:val="22"/>
+              </w:rPr>
+              <w:t>■</w:t>
+            </w:r>
+            <w:r>
+              <w:rPr>
+                <w:rFonts w:ascii="標楷體" w:eastAsia="標楷體" w:hAnsi="標楷體" w:hint="eastAsia"/>
+                <w:sz w:val="22"/>
+                <w:szCs w:val="22"/>
+              </w:rPr>
+              <w:t>無</w:t>
             </w:r>
           </w:p>
         </w:tc>
       </w:tr>
       <w:tr>
         <w:trPr>
+          <w:cantSplit/>
           <w:trHeight w:hRule="exact" w:val="284"/>
         </w:trPr>
         <w:tc>
@@ -1763,6 +2248,11 @@
             <w:tcW w:w="2441" w:type="dxa"/>
             <w:gridSpan w:val="3"/>
             <w:vMerge/>
+            <w:tcBorders>
+              <w:left w:val="single" w:sz="12" w:space="0" w:color="000000"/>
+              <w:bottom w:val="single" w:sz="12" w:space="0" w:color="000000"/>
+              <w:right w:val="single" w:sz="12" w:space="0" w:color="000000"/>
+            </w:tcBorders>
           </w:tcPr>
           <w:p>
             <w:pPr>
@@ -1772,7 +2262,7 @@
               <w:spacing w:line="440" w:lineRule="exact"/>
               <w:jc w:val="center"/>
               <w:rPr>
-                <w:rFonts w:ascii="標楷體"/>
+                <w:rFonts w:ascii="標楷體" w:eastAsia="標楷體"/>
                 <w:sz w:val="16"/>
                 <w:szCs w:val="16"/>
               </w:rPr>
@@ -1784,6 +2274,11 @@
             <w:tcW w:w="1938" w:type="dxa"/>
             <w:gridSpan w:val="4"/>
             <w:vMerge/>
+            <w:tcBorders>
+              <w:left w:val="single" w:sz="12" w:space="0" w:color="000000"/>
+              <w:bottom w:val="single" w:sz="12" w:space="0" w:color="000000"/>
+              <w:right w:val="single" w:sz="12" w:space="0" w:color="000000"/>
+            </w:tcBorders>
           </w:tcPr>
           <w:p>
             <w:pPr>
@@ -1792,7 +2287,7 @@
               </w:tabs>
               <w:spacing w:line="440" w:lineRule="exact"/>
               <w:rPr>
-                <w:rFonts w:ascii="標楷體"/>
+                <w:rFonts w:ascii="標楷體" w:eastAsia="標楷體"/>
                 <w:sz w:val="16"/>
                 <w:szCs w:val="16"/>
               </w:rPr>
@@ -1803,6 +2298,12 @@
           <w:tcPr>
             <w:tcW w:w="215" w:type="dxa"/>
             <w:gridSpan w:val="3"/>
+            <w:tcBorders>
+              <w:top w:val="nil"/>
+              <w:left w:val="nil"/>
+              <w:bottom w:val="nil"/>
+              <w:right w:val="nil"/>
+            </w:tcBorders>
           </w:tcPr>
           <w:p>
             <w:pPr>
@@ -1813,7 +2314,7 @@
               <w:jc w:val="center"/>
               <w:textAlignment w:val="center"/>
               <w:rPr>
-                <w:rFonts w:ascii="標楷體"/>
+                <w:rFonts w:ascii="標楷體" w:eastAsia="標楷體"/>
               </w:rPr>
             </w:pPr>
           </w:p>
@@ -1822,6 +2323,13 @@
           <w:tcPr>
             <w:tcW w:w="5655" w:type="dxa"/>
             <w:gridSpan w:val="16"/>
+            <w:tcBorders>
+              <w:top w:val="nil"/>
+              <w:left w:val="nil"/>
+              <w:bottom w:val="nil"/>
+              <w:right w:val="nil"/>
+            </w:tcBorders>
+            <w:vAlign w:val="center"/>
           </w:tcPr>
           <w:p>
             <w:pPr>
@@ -1832,14 +2340,14 @@
               <w:jc w:val="both"/>
               <w:textAlignment w:val="center"/>
               <w:rPr>
-                <w:rFonts w:ascii="標楷體" w:hAnsi="標楷體"/>
+                <w:rFonts w:ascii="標楷體" w:eastAsia="標楷體" w:hAnsi="標楷體"/>
                 <w:sz w:val="22"/>
                 <w:szCs w:val="22"/>
               </w:rPr>
             </w:pPr>
             <w:r>
               <w:rPr>
-                <w:rFonts w:ascii="標楷體" w:hAnsi="標楷體" w:hint="eastAsia"/>
+                <w:rFonts w:ascii="標楷體" w:eastAsia="標楷體" w:hAnsi="標楷體" w:hint="eastAsia"/>
                 <w:sz w:val="22"/>
                 <w:szCs w:val="22"/>
               </w:rPr>
@@ -1852,12 +2360,19 @@
         <w:trPr>
           <w:gridAfter w:val="21"/>
           <w:wAfter w:w="6678" w:type="dxa"/>
+          <w:cantSplit/>
           <w:trHeight w:hRule="exact" w:val="264"/>
         </w:trPr>
         <w:tc>
           <w:tcPr>
             <w:tcW w:w="3571" w:type="dxa"/>
             <w:gridSpan w:val="5"/>
+            <w:tcBorders>
+              <w:top w:val="nil"/>
+              <w:left w:val="nil"/>
+              <w:bottom w:val="nil"/>
+              <w:right w:val="nil"/>
+            </w:tcBorders>
           </w:tcPr>
           <w:p>
             <w:pPr>
@@ -1866,14 +2381,14 @@
               </w:tabs>
               <w:spacing w:line="240" w:lineRule="exact"/>
               <w:rPr>
-                <w:rFonts w:ascii="標楷體"/>
+                <w:rFonts w:ascii="標楷體" w:eastAsia="標楷體"/>
                 <w:sz w:val="20"/>
                 <w:szCs w:val="20"/>
               </w:rPr>
             </w:pPr>
             <w:r>
               <w:rPr>
-                <w:rFonts w:ascii="標楷體" w:hint="eastAsia"/>
+                <w:rFonts w:ascii="標楷體" w:eastAsia="標楷體" w:hint="eastAsia"/>
                 <w:sz w:val="20"/>
                 <w:szCs w:val="20"/>
               </w:rPr>
@@ -1881,7 +2396,7 @@
             </w:r>
             <w:r>
               <w:rPr>
-                <w:rFonts w:ascii="標楷體"/>
+                <w:rFonts w:ascii="標楷體" w:eastAsia="標楷體"/>
                 <w:sz w:val="20"/>
                 <w:szCs w:val="20"/>
               </w:rPr>
@@ -1889,7 +2404,7 @@
             </w:r>
             <w:r>
               <w:rPr>
-                <w:rFonts w:ascii="標楷體" w:hint="eastAsia"/>
+                <w:rFonts w:ascii="標楷體" w:eastAsia="標楷體" w:hint="eastAsia"/>
                 <w:sz w:val="20"/>
                 <w:szCs w:val="20"/>
               </w:rPr>
@@ -1900,6 +2415,7 @@
       </w:tr>
       <w:tr>
         <w:trPr>
+          <w:cantSplit/>
           <w:trHeight w:val="329"/>
         </w:trPr>
         <w:tc>
@@ -1907,6 +2423,12 @@
             <w:tcW w:w="1804" w:type="dxa"/>
             <w:gridSpan w:val="2"/>
             <w:vMerge w:val="restart"/>
+            <w:tcBorders>
+              <w:top w:val="single" w:sz="12" w:space="0" w:color="000000"/>
+              <w:left w:val="single" w:sz="12" w:space="0" w:color="000000"/>
+              <w:right w:val="single" w:sz="6" w:space="0" w:color="auto"/>
+            </w:tcBorders>
+            <w:vAlign w:val="center"/>
           </w:tcPr>
           <w:p>
             <w:pPr>
@@ -1917,18 +2439,20 @@
               <w:spacing w:after="100" w:line="240" w:lineRule="atLeast"/>
               <w:jc w:val="both"/>
               <w:rPr>
-                <w:rFonts w:ascii="標楷體"/>
-              </w:rPr>
-            </w:pPr>
-            <w:r>
-              <w:rPr>
-                <w:rFonts w:ascii="標楷體" w:hint="eastAsia"/>
+                <w:rFonts w:ascii="標楷體" w:eastAsia="標楷體"/>
+              </w:rPr>
+            </w:pPr>
+            <w:proofErr w:type="gramStart"/>
+            <w:r>
+              <w:rPr>
+                <w:rFonts w:ascii="標楷體" w:eastAsia="標楷體" w:hint="eastAsia"/>
               </w:rPr>
               <w:t>一﹑</w:t>
             </w:r>
-            <w:r>
-              <w:rPr>
-                <w:rFonts w:ascii="標楷體" w:hint="eastAsia"/>
+            <w:proofErr w:type="gramEnd"/>
+            <w:r>
+              <w:rPr>
+                <w:rFonts w:ascii="標楷體" w:eastAsia="標楷體" w:hint="eastAsia"/>
                 <w:spacing w:val="50"/>
               </w:rPr>
               <w:t>公司名稱</w:t>
@@ -1939,6 +2463,13 @@
           <w:tcPr>
             <w:tcW w:w="1256" w:type="dxa"/>
             <w:gridSpan w:val="2"/>
+            <w:tcBorders>
+              <w:top w:val="single" w:sz="12" w:space="0" w:color="000000"/>
+              <w:left w:val="single" w:sz="6" w:space="0" w:color="auto"/>
+              <w:bottom w:val="single" w:sz="6" w:space="0" w:color="auto"/>
+              <w:right w:val="single" w:sz="6" w:space="0" w:color="000000"/>
+            </w:tcBorders>
+            <w:vAlign w:val="center"/>
           </w:tcPr>
           <w:p>
             <w:pPr>
@@ -1950,12 +2481,12 @@
               <w:ind w:right="113"/>
               <w:jc w:val="center"/>
               <w:rPr>
-                <w:rFonts w:ascii="標楷體"/>
-              </w:rPr>
-            </w:pPr>
-            <w:r>
-              <w:rPr>
-                <w:rFonts w:ascii="標楷體" w:hint="eastAsia"/>
+                <w:rFonts w:ascii="標楷體" w:eastAsia="標楷體"/>
+              </w:rPr>
+            </w:pPr>
+            <w:r>
+              <w:rPr>
+                <w:rFonts w:ascii="標楷體" w:eastAsia="標楷體" w:hint="eastAsia"/>
               </w:rPr>
               <w:t>中文</w:t>
             </w:r>
@@ -1965,6 +2496,13 @@
           <w:tcPr>
             <w:tcW w:w="5029" w:type="dxa"/>
             <w:gridSpan w:val="16"/>
+            <w:tcBorders>
+              <w:top w:val="single" w:sz="12" w:space="0" w:color="000000"/>
+              <w:left w:val="single" w:sz="6" w:space="0" w:color="000000"/>
+              <w:bottom w:val="single" w:sz="6" w:space="0" w:color="auto"/>
+              <w:right w:val="nil"/>
+            </w:tcBorders>
+            <w:vAlign w:val="center"/>
           </w:tcPr>
           <w:p>
             <w:pPr>
@@ -1975,26 +2513,26 @@
               <w:spacing w:after="100" w:line="240" w:lineRule="atLeast"/>
               <w:jc w:val="both"/>
               <w:rPr>
-                <w:rFonts w:ascii="標楷體"/>
-              </w:rPr>
-            </w:pPr>
-            <w:r>
-              <w:rPr>
-                <w:rFonts w:ascii="標楷體" w:hint="eastAsia"/>
+                <w:rFonts w:ascii="標楷體" w:eastAsia="標楷體"/>
+              </w:rPr>
+            </w:pPr>
+            <w:r>
+              <w:rPr>
+                <w:rFonts w:ascii="標楷體" w:eastAsia="標楷體" w:hint="eastAsia"/>
               </w:rPr>
               <w:t>{{</w:t>
             </w:r>
             <w:proofErr w:type="spellStart"/>
             <w:r>
               <w:rPr>
-                <w:rFonts w:ascii="標楷體"/>
-              </w:rPr>
-              <w:t>companyName</w:t>
+                <w:rFonts w:ascii="標楷體" w:eastAsia="標楷體"/>
+              </w:rPr>
+              <w:t>ompanyName</w:t>
             </w:r>
             <w:proofErr w:type="spellEnd"/>
             <w:r>
               <w:rPr>
-                <w:rFonts w:ascii="標楷體" w:hint="eastAsia"/>
+                <w:rFonts w:ascii="標楷體" w:eastAsia="標楷體" w:hint="eastAsia"/>
               </w:rPr>
               <w:t>}}</w:t>
             </w:r>
@@ -2004,6 +2542,13 @@
           <w:tcPr>
             <w:tcW w:w="2160" w:type="dxa"/>
             <w:gridSpan w:val="6"/>
+            <w:tcBorders>
+              <w:top w:val="single" w:sz="12" w:space="0" w:color="000000"/>
+              <w:left w:val="nil"/>
+              <w:bottom w:val="single" w:sz="6" w:space="0" w:color="auto"/>
+              <w:right w:val="single" w:sz="12" w:space="0" w:color="000000"/>
+            </w:tcBorders>
+            <w:vAlign w:val="center"/>
           </w:tcPr>
           <w:p>
             <w:pPr>
@@ -2014,12 +2559,12 @@
               <w:spacing w:after="100" w:line="240" w:lineRule="atLeast"/>
               <w:jc w:val="both"/>
               <w:rPr>
-                <w:rFonts w:ascii="標楷體"/>
-              </w:rPr>
-            </w:pPr>
-            <w:r>
-              <w:rPr>
-                <w:rFonts w:ascii="標楷體" w:hint="eastAsia"/>
+                <w:rFonts w:ascii="標楷體" w:eastAsia="標楷體"/>
+              </w:rPr>
+            </w:pPr>
+            <w:r>
+              <w:rPr>
+                <w:rFonts w:ascii="標楷體" w:eastAsia="標楷體" w:hint="eastAsia"/>
               </w:rPr>
               <w:t>股份有限公司</w:t>
             </w:r>
@@ -2028,6 +2573,7 @@
       </w:tr>
       <w:tr>
         <w:trPr>
+          <w:cantSplit/>
           <w:trHeight w:hRule="exact" w:val="592"/>
         </w:trPr>
         <w:tc>
@@ -2035,6 +2581,11 @@
             <w:tcW w:w="1804" w:type="dxa"/>
             <w:gridSpan w:val="2"/>
             <w:vMerge/>
+            <w:tcBorders>
+              <w:left w:val="single" w:sz="12" w:space="0" w:color="000000"/>
+              <w:bottom w:val="single" w:sz="6" w:space="0" w:color="000000"/>
+              <w:right w:val="single" w:sz="6" w:space="0" w:color="auto"/>
+            </w:tcBorders>
           </w:tcPr>
           <w:p>
             <w:pPr>
@@ -2045,7 +2596,7 @@
               <w:spacing w:line="120" w:lineRule="atLeast"/>
               <w:ind w:right="113"/>
               <w:rPr>
-                <w:rFonts w:ascii="標楷體"/>
+                <w:rFonts w:ascii="標楷體" w:eastAsia="標楷體"/>
                 <w:sz w:val="16"/>
                 <w:szCs w:val="16"/>
               </w:rPr>
@@ -2056,6 +2607,13 @@
           <w:tcPr>
             <w:tcW w:w="1256" w:type="dxa"/>
             <w:gridSpan w:val="2"/>
+            <w:tcBorders>
+              <w:top w:val="single" w:sz="6" w:space="0" w:color="auto"/>
+              <w:left w:val="single" w:sz="6" w:space="0" w:color="auto"/>
+              <w:bottom w:val="single" w:sz="6" w:space="0" w:color="auto"/>
+              <w:right w:val="single" w:sz="6" w:space="0" w:color="000000"/>
+            </w:tcBorders>
+            <w:vAlign w:val="center"/>
           </w:tcPr>
           <w:p>
             <w:pPr>
@@ -2067,21 +2625,21 @@
               <w:ind w:right="113"/>
               <w:jc w:val="center"/>
               <w:rPr>
-                <w:rFonts w:ascii="標楷體"/>
+                <w:rFonts w:ascii="標楷體" w:eastAsia="標楷體"/>
                 <w:sz w:val="16"/>
                 <w:szCs w:val="16"/>
               </w:rPr>
             </w:pPr>
             <w:r>
               <w:rPr>
-                <w:rFonts w:ascii="標楷體" w:hint="eastAsia"/>
+                <w:rFonts w:ascii="標楷體" w:eastAsia="標楷體" w:hint="eastAsia"/>
                 <w:sz w:val="20"/>
               </w:rPr>
               <w:t>(章程所訂)</w:t>
             </w:r>
             <w:r>
               <w:rPr>
-                <w:rFonts w:ascii="標楷體" w:hint="eastAsia"/>
+                <w:rFonts w:ascii="標楷體" w:eastAsia="標楷體" w:hint="eastAsia"/>
               </w:rPr>
               <w:t>外文</w:t>
             </w:r>
@@ -2091,6 +2649,13 @@
           <w:tcPr>
             <w:tcW w:w="7189" w:type="dxa"/>
             <w:gridSpan w:val="22"/>
+            <w:tcBorders>
+              <w:top w:val="single" w:sz="6" w:space="0" w:color="auto"/>
+              <w:left w:val="single" w:sz="6" w:space="0" w:color="000000"/>
+              <w:bottom w:val="single" w:sz="6" w:space="0" w:color="auto"/>
+              <w:right w:val="single" w:sz="12" w:space="0" w:color="000000"/>
+            </w:tcBorders>
+            <w:vAlign w:val="center"/>
           </w:tcPr>
           <w:p>
             <w:pPr>
@@ -2101,26 +2666,26 @@
               <w:spacing w:after="100" w:line="240" w:lineRule="atLeast"/>
               <w:jc w:val="both"/>
               <w:rPr>
-                <w:rFonts w:ascii="標楷體"/>
-              </w:rPr>
-            </w:pPr>
-            <w:r>
-              <w:rPr>
-                <w:rFonts w:ascii="標楷體" w:hAnsi="標楷體" w:cs="標楷體" w:hint="eastAsia"/>
-              </w:rPr>
-              <w:t>{</w:t>
+                <w:rFonts w:ascii="標楷體" w:eastAsia="標楷體"/>
+              </w:rPr>
+            </w:pPr>
+            <w:r>
+              <w:rPr>
+                <w:rFonts w:ascii="標楷體" w:eastAsia="標楷體" w:hint="eastAsia"/>
+              </w:rPr>
+              <w:t>{{</w:t>
             </w:r>
             <w:proofErr w:type="spellStart"/>
             <w:r>
               <w:rPr>
-                <w:rFonts w:ascii="標楷體" w:hAnsi="標楷體" w:cs="標楷體" w:hint="eastAsia"/>
-              </w:rPr>
-              <w:t>companyName_eng</w:t>
+                <w:rFonts w:ascii="標楷體" w:eastAsia="標楷體"/>
+              </w:rPr>
+              <w:t>companyName_en</w:t>
             </w:r>
             <w:proofErr w:type="spellEnd"/>
             <w:r>
               <w:rPr>
-                <w:rFonts w:ascii="標楷體" w:hAnsi="標楷體" w:cs="標楷體" w:hint="eastAsia"/>
+                <w:rFonts w:ascii="標楷體" w:eastAsia="標楷體" w:hint="eastAsia"/>
               </w:rPr>
               <w:t>}}</w:t>
             </w:r>
@@ -2129,11 +2694,18 @@
       </w:tr>
       <w:tr>
         <w:trPr>
+          <w:cantSplit/>
           <w:trHeight w:hRule="exact" w:val="510"/>
         </w:trPr>
         <w:tc>
           <w:tcPr>
             <w:tcW w:w="537" w:type="dxa"/>
+            <w:tcBorders>
+              <w:top w:val="nil"/>
+              <w:left w:val="single" w:sz="12" w:space="0" w:color="000000"/>
+              <w:bottom w:val="single" w:sz="6" w:space="0" w:color="000000"/>
+              <w:right w:val="nil"/>
+            </w:tcBorders>
           </w:tcPr>
           <w:p>
             <w:pPr>
@@ -2144,21 +2716,35 @@
               <w:spacing w:after="100" w:line="240" w:lineRule="atLeast"/>
               <w:jc w:val="right"/>
               <w:rPr>
-                <w:rFonts w:ascii="標楷體"/>
-              </w:rPr>
-            </w:pPr>
-            <w:r>
-              <w:rPr>
-                <w:rFonts w:ascii="標楷體" w:hint="eastAsia"/>
-              </w:rPr>
-              <w:t>二﹑</w:t>
-            </w:r>
+                <w:rFonts w:ascii="標楷體" w:eastAsia="標楷體"/>
+              </w:rPr>
+            </w:pPr>
+            <w:r>
+              <w:rPr>
+                <w:rFonts w:ascii="標楷體" w:eastAsia="標楷體" w:hint="eastAsia"/>
+              </w:rPr>
+              <w:t>二</w:t>
+            </w:r>
+            <w:proofErr w:type="gramStart"/>
+            <w:r>
+              <w:rPr>
+                <w:rFonts w:ascii="標楷體" w:eastAsia="標楷體" w:hint="eastAsia"/>
+              </w:rPr>
+              <w:t>﹑</w:t>
+            </w:r>
+            <w:proofErr w:type="gramEnd"/>
           </w:p>
         </w:tc>
         <w:tc>
           <w:tcPr>
             <w:tcW w:w="2523" w:type="dxa"/>
             <w:gridSpan w:val="3"/>
+            <w:tcBorders>
+              <w:top w:val="single" w:sz="6" w:space="0" w:color="auto"/>
+              <w:left w:val="nil"/>
+              <w:bottom w:val="nil"/>
+              <w:right w:val="single" w:sz="6" w:space="0" w:color="000000"/>
+            </w:tcBorders>
           </w:tcPr>
           <w:p>
             <w:pPr>
@@ -2169,12 +2755,12 @@
               <w:spacing w:line="120" w:lineRule="atLeast"/>
               <w:ind w:right="113"/>
               <w:rPr>
-                <w:rFonts w:ascii="標楷體"/>
-              </w:rPr>
-            </w:pPr>
-            <w:r>
-              <w:rPr>
-                <w:rFonts w:ascii="標楷體"/>
+                <w:rFonts w:ascii="標楷體" w:eastAsia="標楷體"/>
+              </w:rPr>
+            </w:pPr>
+            <w:r>
+              <w:rPr>
+                <w:rFonts w:ascii="標楷體" w:eastAsia="標楷體"/>
                 <w:sz w:val="16"/>
                 <w:szCs w:val="16"/>
               </w:rPr>
@@ -2182,7 +2768,7 @@
             </w:r>
             <w:r>
               <w:rPr>
-                <w:rFonts w:ascii="標楷體" w:hint="eastAsia"/>
+                <w:rFonts w:ascii="標楷體" w:eastAsia="標楷體" w:hint="eastAsia"/>
                 <w:sz w:val="16"/>
                 <w:szCs w:val="16"/>
               </w:rPr>
@@ -2190,7 +2776,7 @@
             </w:r>
             <w:r>
               <w:rPr>
-                <w:rFonts w:ascii="標楷體"/>
+                <w:rFonts w:ascii="標楷體" w:eastAsia="標楷體"/>
                 <w:sz w:val="16"/>
                 <w:szCs w:val="16"/>
               </w:rPr>
@@ -2198,7 +2784,7 @@
             </w:r>
             <w:r>
               <w:rPr>
-                <w:rFonts w:ascii="標楷體" w:hint="eastAsia"/>
+                <w:rFonts w:ascii="標楷體" w:eastAsia="標楷體" w:hint="eastAsia"/>
               </w:rPr>
               <w:t>公司所在地</w:t>
             </w:r>
@@ -2212,14 +2798,14 @@
               <w:spacing w:line="120" w:lineRule="atLeast"/>
               <w:ind w:right="113"/>
               <w:rPr>
-                <w:rFonts w:ascii="標楷體"/>
+                <w:rFonts w:ascii="標楷體" w:eastAsia="標楷體"/>
                 <w:sz w:val="16"/>
                 <w:szCs w:val="16"/>
               </w:rPr>
             </w:pPr>
             <w:r>
               <w:rPr>
-                <w:rFonts w:ascii="標楷體" w:hint="eastAsia"/>
+                <w:rFonts w:ascii="標楷體" w:eastAsia="標楷體" w:hint="eastAsia"/>
                 <w:sz w:val="16"/>
                 <w:szCs w:val="16"/>
               </w:rPr>
@@ -2231,6 +2817,13 @@
           <w:tcPr>
             <w:tcW w:w="993" w:type="dxa"/>
             <w:gridSpan w:val="2"/>
+            <w:tcBorders>
+              <w:top w:val="single" w:sz="6" w:space="0" w:color="auto"/>
+              <w:left w:val="single" w:sz="6" w:space="0" w:color="000000"/>
+              <w:bottom w:val="single" w:sz="6" w:space="0" w:color="000000"/>
+              <w:right w:val="nil"/>
+            </w:tcBorders>
+            <w:vAlign w:val="center"/>
           </w:tcPr>
           <w:p>
             <w:pPr>
@@ -2241,35 +2834,38 @@
               <w:spacing w:after="100" w:line="240" w:lineRule="atLeast"/>
               <w:jc w:val="distribute"/>
               <w:rPr>
-                <w:rFonts w:ascii="標楷體"/>
-              </w:rPr>
-            </w:pPr>
-            <w:r>
-              <w:rPr>
-                <w:rFonts w:ascii="標楷體"/>
+                <w:rFonts w:ascii="標楷體" w:eastAsia="標楷體"/>
+              </w:rPr>
+            </w:pPr>
+            <w:r>
+              <w:rPr>
+                <w:rFonts w:ascii="標楷體" w:eastAsia="標楷體"/>
               </w:rPr>
               <w:t>(</w:t>
             </w:r>
             <w:r>
               <w:rPr>
-                <w:rFonts w:hint="eastAsia"/>
+                <w:rFonts w:ascii="標楷體" w:eastAsia="標楷體" w:hint="eastAsia"/>
               </w:rPr>
               <w:t>{{</w:t>
             </w:r>
             <w:proofErr w:type="spellStart"/>
             <w:r>
+              <w:rPr>
+                <w:rFonts w:ascii="標楷體" w:eastAsia="標楷體" w:hint="eastAsia"/>
+              </w:rPr>
               <w:t>zipcode</w:t>
             </w:r>
             <w:proofErr w:type="spellEnd"/>
             <w:r>
               <w:rPr>
-                <w:rFonts w:hint="eastAsia"/>
+                <w:rFonts w:ascii="標楷體" w:eastAsia="標楷體" w:hint="eastAsia"/>
               </w:rPr>
               <w:t>}}</w:t>
             </w:r>
             <w:r>
               <w:rPr>
-                <w:rFonts w:ascii="標楷體"/>
+                <w:rFonts w:ascii="標楷體" w:eastAsia="標楷體"/>
               </w:rPr>
               <w:t>)</w:t>
             </w:r>
@@ -2279,6 +2875,13 @@
           <w:tcPr>
             <w:tcW w:w="6196" w:type="dxa"/>
             <w:gridSpan w:val="20"/>
+            <w:tcBorders>
+              <w:top w:val="single" w:sz="6" w:space="0" w:color="auto"/>
+              <w:left w:val="nil"/>
+              <w:bottom w:val="single" w:sz="6" w:space="0" w:color="000000"/>
+              <w:right w:val="single" w:sz="12" w:space="0" w:color="000000"/>
+            </w:tcBorders>
+            <w:vAlign w:val="center"/>
           </w:tcPr>
           <w:p>
             <w:pPr>
@@ -2289,18 +2892,27 @@
               <w:spacing w:after="100" w:line="240" w:lineRule="atLeast"/>
               <w:jc w:val="both"/>
               <w:rPr>
-                <w:rFonts w:ascii="標楷體"/>
-              </w:rPr>
-            </w:pPr>
-            <w:r>
+                <w:rFonts w:ascii="標楷體" w:eastAsia="標楷體"/>
+              </w:rPr>
+            </w:pPr>
+            <w:r>
+              <w:rPr>
+                <w:rFonts w:ascii="標楷體" w:eastAsia="標楷體" w:hint="eastAsia"/>
+              </w:rPr>
               <w:t>{{</w:t>
             </w:r>
             <w:proofErr w:type="spellStart"/>
             <w:r>
-              <w:t>company_address</w:t>
+              <w:rPr>
+                <w:rFonts w:ascii="標楷體" w:eastAsia="標楷體"/>
+              </w:rPr>
+              <w:t>companyAddress</w:t>
             </w:r>
             <w:proofErr w:type="spellEnd"/>
             <w:r>
+              <w:rPr>
+                <w:rFonts w:ascii="標楷體" w:eastAsia="標楷體" w:hint="eastAsia"/>
+              </w:rPr>
               <w:t>}}</w:t>
             </w:r>
           </w:p>
@@ -2308,11 +2920,19 @@
       </w:tr>
       <w:tr>
         <w:trPr>
+          <w:cantSplit/>
           <w:trHeight w:val="210"/>
         </w:trPr>
         <w:tc>
           <w:tcPr>
             <w:tcW w:w="537" w:type="dxa"/>
+            <w:tcBorders>
+              <w:top w:val="single" w:sz="6" w:space="0" w:color="000000"/>
+              <w:left w:val="single" w:sz="12" w:space="0" w:color="000000"/>
+              <w:bottom w:val="nil"/>
+              <w:right w:val="nil"/>
+            </w:tcBorders>
+            <w:vAlign w:val="center"/>
           </w:tcPr>
           <w:p>
             <w:pPr>
@@ -2323,21 +2943,36 @@
               <w:spacing w:after="100" w:line="240" w:lineRule="atLeast"/>
               <w:jc w:val="both"/>
               <w:rPr>
-                <w:rFonts w:ascii="標楷體"/>
-              </w:rPr>
-            </w:pPr>
-            <w:r>
-              <w:rPr>
-                <w:rFonts w:ascii="標楷體" w:hint="eastAsia"/>
-              </w:rPr>
-              <w:t>三﹑</w:t>
-            </w:r>
+                <w:rFonts w:ascii="標楷體" w:eastAsia="標楷體"/>
+              </w:rPr>
+            </w:pPr>
+            <w:r>
+              <w:rPr>
+                <w:rFonts w:ascii="標楷體" w:eastAsia="標楷體" w:hint="eastAsia"/>
+              </w:rPr>
+              <w:t>三</w:t>
+            </w:r>
+            <w:proofErr w:type="gramStart"/>
+            <w:r>
+              <w:rPr>
+                <w:rFonts w:ascii="標楷體" w:eastAsia="標楷體" w:hint="eastAsia"/>
+              </w:rPr>
+              <w:t>﹑</w:t>
+            </w:r>
+            <w:proofErr w:type="gramEnd"/>
           </w:p>
         </w:tc>
         <w:tc>
           <w:tcPr>
             <w:tcW w:w="2523" w:type="dxa"/>
             <w:gridSpan w:val="3"/>
+            <w:tcBorders>
+              <w:top w:val="single" w:sz="6" w:space="0" w:color="000000"/>
+              <w:left w:val="nil"/>
+              <w:bottom w:val="nil"/>
+              <w:right w:val="single" w:sz="6" w:space="0" w:color="000000"/>
+            </w:tcBorders>
+            <w:vAlign w:val="center"/>
           </w:tcPr>
           <w:p>
             <w:pPr>
@@ -2349,97 +2984,97 @@
               <w:ind w:right="181"/>
               <w:jc w:val="both"/>
               <w:rPr>
-                <w:rFonts w:ascii="標楷體"/>
+                <w:rFonts w:ascii="標楷體" w:eastAsia="標楷體"/>
                 <w:spacing w:val="50"/>
               </w:rPr>
             </w:pPr>
             <w:r>
               <w:rPr>
-                <w:rFonts w:ascii="標楷體" w:hint="eastAsia"/>
+                <w:rFonts w:ascii="標楷體" w:eastAsia="標楷體" w:hint="eastAsia"/>
                 <w:spacing w:val="-20"/>
               </w:rPr>
               <w:t>代</w:t>
             </w:r>
             <w:r>
               <w:rPr>
-                <w:rFonts w:ascii="標楷體"/>
+                <w:rFonts w:ascii="標楷體" w:eastAsia="標楷體"/>
                 <w:spacing w:val="-20"/>
               </w:rPr>
               <w:t xml:space="preserve"> </w:t>
             </w:r>
             <w:r>
               <w:rPr>
-                <w:rFonts w:ascii="標楷體" w:hint="eastAsia"/>
+                <w:rFonts w:ascii="標楷體" w:eastAsia="標楷體" w:hint="eastAsia"/>
                 <w:spacing w:val="-20"/>
               </w:rPr>
               <w:t>表</w:t>
             </w:r>
             <w:r>
               <w:rPr>
-                <w:rFonts w:ascii="標楷體"/>
+                <w:rFonts w:ascii="標楷體" w:eastAsia="標楷體"/>
                 <w:spacing w:val="-20"/>
               </w:rPr>
               <w:t xml:space="preserve"> </w:t>
             </w:r>
             <w:r>
               <w:rPr>
-                <w:rFonts w:ascii="標楷體" w:hint="eastAsia"/>
+                <w:rFonts w:ascii="標楷體" w:eastAsia="標楷體" w:hint="eastAsia"/>
                 <w:spacing w:val="-20"/>
               </w:rPr>
               <w:t>公</w:t>
             </w:r>
             <w:r>
               <w:rPr>
-                <w:rFonts w:ascii="標楷體"/>
+                <w:rFonts w:ascii="標楷體" w:eastAsia="標楷體"/>
                 <w:spacing w:val="-20"/>
               </w:rPr>
               <w:t xml:space="preserve"> </w:t>
             </w:r>
             <w:r>
               <w:rPr>
-                <w:rFonts w:ascii="標楷體" w:hint="eastAsia"/>
+                <w:rFonts w:ascii="標楷體" w:eastAsia="標楷體" w:hint="eastAsia"/>
                 <w:spacing w:val="-20"/>
               </w:rPr>
               <w:t>司</w:t>
             </w:r>
             <w:r>
               <w:rPr>
-                <w:rFonts w:ascii="標楷體"/>
+                <w:rFonts w:ascii="標楷體" w:eastAsia="標楷體"/>
                 <w:spacing w:val="-20"/>
               </w:rPr>
               <w:t xml:space="preserve"> </w:t>
             </w:r>
             <w:r>
               <w:rPr>
-                <w:rFonts w:ascii="標楷體" w:hint="eastAsia"/>
+                <w:rFonts w:ascii="標楷體" w:eastAsia="標楷體" w:hint="eastAsia"/>
                 <w:spacing w:val="-20"/>
               </w:rPr>
               <w:t>負</w:t>
             </w:r>
             <w:r>
               <w:rPr>
-                <w:rFonts w:ascii="標楷體"/>
+                <w:rFonts w:ascii="標楷體" w:eastAsia="標楷體"/>
                 <w:spacing w:val="-20"/>
               </w:rPr>
               <w:t xml:space="preserve"> </w:t>
             </w:r>
             <w:r>
               <w:rPr>
-                <w:rFonts w:ascii="標楷體" w:hint="eastAsia"/>
+                <w:rFonts w:ascii="標楷體" w:eastAsia="標楷體" w:hint="eastAsia"/>
                 <w:spacing w:val="-20"/>
               </w:rPr>
               <w:t>責</w:t>
             </w:r>
             <w:r>
               <w:rPr>
-                <w:rFonts w:ascii="標楷體"/>
+                <w:rFonts w:ascii="標楷體" w:eastAsia="標楷體"/>
                 <w:spacing w:val="-20"/>
               </w:rPr>
               <w:t xml:space="preserve"> </w:t>
             </w:r>
             <w:r>
               <w:rPr>
-                <w:rFonts w:ascii="標楷體" w:hint="eastAsia"/>
+                <w:rFonts w:ascii="標楷體" w:eastAsia="標楷體" w:hint="eastAsia"/>
                 <w:spacing w:val="-20"/>
               </w:rPr>
               <w:t>人</w:t>
@@ -2450,6 +3085,12 @@
           <w:tcPr>
             <w:tcW w:w="2154" w:type="dxa"/>
             <w:gridSpan w:val="8"/>
+            <w:tcBorders>
+              <w:top w:val="single" w:sz="6" w:space="0" w:color="000000"/>
+              <w:left w:val="single" w:sz="6" w:space="0" w:color="000000"/>
+              <w:bottom w:val="nil"/>
+              <w:right w:val="single" w:sz="6" w:space="0" w:color="000000"/>
+            </w:tcBorders>
           </w:tcPr>
           <w:p>
             <w:pPr>
@@ -2462,30 +3103,26 @@
               <w:ind w:left="-112" w:right="-100"/>
               <w:jc w:val="center"/>
               <w:rPr>
-                <w:rFonts w:ascii="標楷體"/>
-              </w:rPr>
-            </w:pPr>
-            <w:r>
-              <w:rPr>
-                <w:rFonts w:hAnsi="標楷體" w:hint="eastAsia"/>
-                <w:bCs/>
-                <w:color w:val="000000"/>
+                <w:rFonts w:ascii="標楷體" w:eastAsia="標楷體"/>
+              </w:rPr>
+            </w:pPr>
+            <w:r>
+              <w:rPr>
+                <w:rFonts w:ascii="標楷體" w:eastAsia="標楷體" w:hint="eastAsia"/>
               </w:rPr>
               <w:t>{{</w:t>
             </w:r>
-            <w:r>
-              <w:rPr>
-                <w:rFonts w:hAnsi="標楷體"/>
-                <w:bCs/>
-                <w:color w:val="000000"/>
-              </w:rPr>
-              <w:t>chairperson</w:t>
-            </w:r>
-            <w:r>
-              <w:rPr>
-                <w:rFonts w:hAnsi="標楷體" w:hint="eastAsia"/>
-                <w:bCs/>
-                <w:color w:val="000000"/>
+            <w:proofErr w:type="spellStart"/>
+            <w:r>
+              <w:rPr>
+                <w:rFonts w:ascii="標楷體" w:eastAsia="標楷體"/>
+              </w:rPr>
+              <w:t>chairmanName</w:t>
+            </w:r>
+            <w:proofErr w:type="spellEnd"/>
+            <w:r>
+              <w:rPr>
+                <w:rFonts w:ascii="標楷體" w:eastAsia="標楷體" w:hint="eastAsia"/>
               </w:rPr>
               <w:t>}}</w:t>
             </w:r>
@@ -2495,6 +3132,12 @@
           <w:tcPr>
             <w:tcW w:w="2519" w:type="dxa"/>
             <w:gridSpan w:val="7"/>
+            <w:tcBorders>
+              <w:top w:val="single" w:sz="6" w:space="0" w:color="000000"/>
+              <w:left w:val="single" w:sz="6" w:space="0" w:color="000000"/>
+              <w:bottom w:val="nil"/>
+              <w:right w:val="single" w:sz="6" w:space="0" w:color="000000"/>
+            </w:tcBorders>
           </w:tcPr>
           <w:p>
             <w:pPr>
@@ -2504,18 +3147,18 @@
               <w:snapToGrid w:val="0"/>
               <w:spacing w:after="100" w:line="240" w:lineRule="atLeast"/>
               <w:rPr>
-                <w:rFonts w:ascii="標楷體"/>
-              </w:rPr>
-            </w:pPr>
-            <w:r>
-              <w:rPr>
-                <w:rFonts w:ascii="標楷體" w:hint="eastAsia"/>
+                <w:rFonts w:ascii="標楷體" w:eastAsia="標楷體"/>
+              </w:rPr>
+            </w:pPr>
+            <w:r>
+              <w:rPr>
+                <w:rFonts w:ascii="標楷體" w:eastAsia="標楷體" w:hint="eastAsia"/>
               </w:rPr>
               <w:t>四</w:t>
             </w:r>
             <w:r>
               <w:rPr>
-                <w:rFonts w:ascii="標楷體" w:hint="eastAsia"/>
+                <w:rFonts w:ascii="標楷體" w:eastAsia="標楷體" w:hint="eastAsia"/>
                 <w:sz w:val="22"/>
                 <w:szCs w:val="22"/>
               </w:rPr>
@@ -2523,14 +3166,14 @@
             </w:r>
             <w:r>
               <w:rPr>
-                <w:rFonts w:ascii="標楷體" w:hint="eastAsia"/>
+                <w:rFonts w:ascii="標楷體" w:eastAsia="標楷體" w:hint="eastAsia"/>
                 <w:snapToGrid w:val="0"/>
               </w:rPr>
               <w:t>每股金額</w:t>
             </w:r>
             <w:r>
               <w:rPr>
-                <w:rFonts w:ascii="標楷體"/>
+                <w:rFonts w:ascii="標楷體" w:eastAsia="標楷體"/>
                 <w:sz w:val="16"/>
                 <w:szCs w:val="16"/>
               </w:rPr>
@@ -2538,7 +3181,7 @@
             </w:r>
             <w:r>
               <w:rPr>
-                <w:rFonts w:ascii="標楷體" w:hint="eastAsia"/>
+                <w:rFonts w:ascii="標楷體" w:eastAsia="標楷體" w:hint="eastAsia"/>
                 <w:sz w:val="16"/>
                 <w:szCs w:val="16"/>
               </w:rPr>
@@ -2546,7 +3189,7 @@
             </w:r>
             <w:r>
               <w:rPr>
-                <w:rFonts w:ascii="標楷體"/>
+                <w:rFonts w:ascii="標楷體" w:eastAsia="標楷體"/>
                 <w:sz w:val="16"/>
                 <w:szCs w:val="16"/>
               </w:rPr>
@@ -2558,6 +3201,12 @@
           <w:tcPr>
             <w:tcW w:w="2009" w:type="dxa"/>
             <w:gridSpan w:val="6"/>
+            <w:tcBorders>
+              <w:top w:val="single" w:sz="6" w:space="0" w:color="000000"/>
+              <w:left w:val="single" w:sz="6" w:space="0" w:color="000000"/>
+              <w:bottom w:val="nil"/>
+              <w:right w:val="nil"/>
+            </w:tcBorders>
           </w:tcPr>
           <w:p>
             <w:pPr>
@@ -2570,29 +3219,26 @@
               <w:ind w:rightChars="33" w:right="79"/>
               <w:jc w:val="right"/>
               <w:rPr>
-                <w:rFonts w:ascii="標楷體"/>
-              </w:rPr>
-            </w:pPr>
-            <w:r>
-              <w:rPr>
-                <w:rFonts w:ascii="標楷體" w:hAnsi="標楷體" w:hint="eastAsia"/>
-                <w:color w:val="000000"/>
+                <w:rFonts w:ascii="標楷體" w:eastAsia="標楷體"/>
+              </w:rPr>
+            </w:pPr>
+            <w:r>
+              <w:rPr>
+                <w:rFonts w:ascii="標楷體" w:eastAsia="標楷體" w:hint="eastAsia"/>
               </w:rPr>
               <w:t>{{</w:t>
             </w:r>
             <w:proofErr w:type="spellStart"/>
             <w:r>
               <w:rPr>
-                <w:rFonts w:ascii="標楷體" w:hAnsi="標楷體"/>
-                <w:color w:val="000000"/>
+                <w:rFonts w:ascii="標楷體" w:eastAsia="標楷體" w:hint="eastAsia"/>
               </w:rPr>
               <w:t>parvalue</w:t>
             </w:r>
             <w:proofErr w:type="spellEnd"/>
             <w:r>
               <w:rPr>
-                <w:rFonts w:ascii="標楷體" w:hAnsi="標楷體" w:hint="eastAsia"/>
-                <w:color w:val="000000"/>
+                <w:rFonts w:ascii="標楷體" w:eastAsia="標楷體" w:hint="eastAsia"/>
               </w:rPr>
               <w:t>}}</w:t>
             </w:r>
@@ -2601,6 +3247,12 @@
         <w:tc>
           <w:tcPr>
             <w:tcW w:w="507" w:type="dxa"/>
+            <w:tcBorders>
+              <w:top w:val="single" w:sz="6" w:space="0" w:color="000000"/>
+              <w:left w:val="nil"/>
+              <w:bottom w:val="nil"/>
+              <w:right w:val="single" w:sz="12" w:space="0" w:color="000000"/>
+            </w:tcBorders>
           </w:tcPr>
           <w:p>
             <w:pPr>
@@ -2612,12 +3264,12 @@
               <w:spacing w:after="100" w:line="240" w:lineRule="atLeast"/>
               <w:ind w:left="-28"/>
               <w:rPr>
-                <w:rFonts w:ascii="標楷體"/>
-              </w:rPr>
-            </w:pPr>
-            <w:r>
-              <w:rPr>
-                <w:rFonts w:ascii="標楷體" w:hint="eastAsia"/>
+                <w:rFonts w:ascii="標楷體" w:eastAsia="標楷體"/>
+              </w:rPr>
+            </w:pPr>
+            <w:r>
+              <w:rPr>
+                <w:rFonts w:ascii="標楷體" w:eastAsia="標楷體" w:hint="eastAsia"/>
               </w:rPr>
               <w:t>元</w:t>
             </w:r>
@@ -2626,11 +3278,19 @@
       </w:tr>
       <w:tr>
         <w:trPr>
+          <w:cantSplit/>
           <w:trHeight w:val="314"/>
         </w:trPr>
         <w:tc>
           <w:tcPr>
             <w:tcW w:w="537" w:type="dxa"/>
+            <w:tcBorders>
+              <w:top w:val="single" w:sz="6" w:space="0" w:color="000000"/>
+              <w:left w:val="single" w:sz="12" w:space="0" w:color="000000"/>
+              <w:bottom w:val="single" w:sz="6" w:space="0" w:color="000000"/>
+              <w:right w:val="nil"/>
+            </w:tcBorders>
+            <w:vAlign w:val="center"/>
           </w:tcPr>
           <w:p>
             <w:pPr>
@@ -2641,18 +3301,18 @@
               <w:spacing w:after="100" w:line="240" w:lineRule="atLeast"/>
               <w:jc w:val="both"/>
               <w:rPr>
-                <w:rFonts w:ascii="標楷體"/>
-              </w:rPr>
-            </w:pPr>
-            <w:r>
-              <w:rPr>
-                <w:rFonts w:ascii="標楷體" w:hint="eastAsia"/>
+                <w:rFonts w:ascii="標楷體" w:eastAsia="標楷體"/>
+              </w:rPr>
+            </w:pPr>
+            <w:r>
+              <w:rPr>
+                <w:rFonts w:ascii="標楷體" w:eastAsia="標楷體" w:hint="eastAsia"/>
               </w:rPr>
               <w:t>五</w:t>
             </w:r>
             <w:r>
               <w:rPr>
-                <w:rFonts w:ascii="標楷體" w:hint="eastAsia"/>
+                <w:rFonts w:ascii="標楷體" w:eastAsia="標楷體" w:hint="eastAsia"/>
                 <w:sz w:val="22"/>
                 <w:szCs w:val="22"/>
               </w:rPr>
@@ -2664,6 +3324,13 @@
           <w:tcPr>
             <w:tcW w:w="2523" w:type="dxa"/>
             <w:gridSpan w:val="3"/>
+            <w:tcBorders>
+              <w:top w:val="single" w:sz="6" w:space="0" w:color="000000"/>
+              <w:left w:val="nil"/>
+              <w:bottom w:val="nil"/>
+              <w:right w:val="single" w:sz="6" w:space="0" w:color="000000"/>
+            </w:tcBorders>
+            <w:vAlign w:val="center"/>
           </w:tcPr>
           <w:p>
             <w:pPr>
@@ -2675,20 +3342,20 @@
               <w:ind w:right="42"/>
               <w:jc w:val="both"/>
               <w:rPr>
-                <w:rFonts w:ascii="標楷體"/>
+                <w:rFonts w:ascii="標楷體" w:eastAsia="標楷體"/>
                 <w:snapToGrid w:val="0"/>
               </w:rPr>
             </w:pPr>
             <w:r>
               <w:rPr>
-                <w:rFonts w:ascii="標楷體" w:hint="eastAsia"/>
+                <w:rFonts w:ascii="標楷體" w:eastAsia="標楷體" w:hint="eastAsia"/>
                 <w:snapToGrid w:val="0"/>
               </w:rPr>
               <w:t>資本總額</w:t>
             </w:r>
             <w:r>
               <w:rPr>
-                <w:rFonts w:ascii="標楷體"/>
+                <w:rFonts w:ascii="標楷體" w:eastAsia="標楷體"/>
                 <w:sz w:val="16"/>
                 <w:szCs w:val="16"/>
               </w:rPr>
@@ -2696,7 +3363,7 @@
             </w:r>
             <w:r>
               <w:rPr>
-                <w:rFonts w:ascii="標楷體" w:hint="eastAsia"/>
+                <w:rFonts w:ascii="標楷體" w:eastAsia="標楷體" w:hint="eastAsia"/>
                 <w:sz w:val="16"/>
                 <w:szCs w:val="16"/>
               </w:rPr>
@@ -2704,7 +3371,7 @@
             </w:r>
             <w:r>
               <w:rPr>
-                <w:rFonts w:ascii="標楷體"/>
+                <w:rFonts w:ascii="標楷體" w:eastAsia="標楷體"/>
                 <w:sz w:val="16"/>
                 <w:szCs w:val="16"/>
               </w:rPr>
@@ -2716,6 +3383,13 @@
           <w:tcPr>
             <w:tcW w:w="6682" w:type="dxa"/>
             <w:gridSpan w:val="21"/>
+            <w:tcBorders>
+              <w:top w:val="single" w:sz="6" w:space="0" w:color="000000"/>
+              <w:left w:val="single" w:sz="6" w:space="0" w:color="000000"/>
+              <w:bottom w:val="nil"/>
+              <w:right w:val="nil"/>
+            </w:tcBorders>
+            <w:vAlign w:val="center"/>
           </w:tcPr>
           <w:p>
             <w:pPr>
@@ -2728,14 +3402,41 @@
               <w:jc w:val="right"/>
               <w:textAlignment w:val="center"/>
               <w:rPr>
-                <w:rFonts w:ascii="標楷體"/>
-              </w:rPr>
-            </w:pPr>
+                <w:rFonts w:ascii="標楷體" w:eastAsia="標楷體"/>
+              </w:rPr>
+            </w:pPr>
+            <w:r>
+              <w:rPr>
+                <w:rFonts w:ascii="標楷體" w:eastAsia="標楷體" w:hint="eastAsia"/>
+              </w:rPr>
+              <w:t>{{</w:t>
+            </w:r>
+            <w:proofErr w:type="spellStart"/>
+            <w:r>
+              <w:rPr>
+                <w:rFonts w:ascii="標楷體" w:eastAsia="標楷體" w:hint="eastAsia"/>
+              </w:rPr>
+              <w:t>authorizedCapital</w:t>
+            </w:r>
+            <w:proofErr w:type="spellEnd"/>
+            <w:r>
+              <w:rPr>
+                <w:rFonts w:ascii="標楷體" w:eastAsia="標楷體" w:hint="eastAsia"/>
+              </w:rPr>
+              <w:t>}}</w:t>
+            </w:r>
           </w:p>
         </w:tc>
         <w:tc>
           <w:tcPr>
             <w:tcW w:w="507" w:type="dxa"/>
+            <w:tcBorders>
+              <w:top w:val="single" w:sz="6" w:space="0" w:color="000000"/>
+              <w:left w:val="nil"/>
+              <w:bottom w:val="single" w:sz="6" w:space="0" w:color="000000"/>
+              <w:right w:val="single" w:sz="12" w:space="0" w:color="000000"/>
+            </w:tcBorders>
+            <w:vAlign w:val="center"/>
           </w:tcPr>
           <w:p>
             <w:pPr>
@@ -2747,12 +3448,12 @@
               <w:ind w:left="-28"/>
               <w:textAlignment w:val="center"/>
               <w:rPr>
-                <w:rFonts w:ascii="標楷體"/>
-              </w:rPr>
-            </w:pPr>
-            <w:r>
-              <w:rPr>
-                <w:rFonts w:ascii="標楷體" w:hint="eastAsia"/>
+                <w:rFonts w:ascii="標楷體" w:eastAsia="標楷體"/>
+              </w:rPr>
+            </w:pPr>
+            <w:r>
+              <w:rPr>
+                <w:rFonts w:ascii="標楷體" w:eastAsia="標楷體" w:hint="eastAsia"/>
               </w:rPr>
               <w:t>元</w:t>
             </w:r>
@@ -2761,11 +3462,19 @@
       </w:tr>
       <w:tr>
         <w:trPr>
+          <w:cantSplit/>
           <w:trHeight w:val="314"/>
         </w:trPr>
         <w:tc>
           <w:tcPr>
             <w:tcW w:w="537" w:type="dxa"/>
+            <w:tcBorders>
+              <w:top w:val="single" w:sz="6" w:space="0" w:color="000000"/>
+              <w:left w:val="single" w:sz="12" w:space="0" w:color="000000"/>
+              <w:bottom w:val="single" w:sz="6" w:space="0" w:color="000000"/>
+              <w:right w:val="nil"/>
+            </w:tcBorders>
+            <w:vAlign w:val="center"/>
           </w:tcPr>
           <w:p>
             <w:pPr>
@@ -2776,12 +3485,12 @@
               <w:spacing w:after="100" w:line="240" w:lineRule="atLeast"/>
               <w:jc w:val="both"/>
               <w:rPr>
-                <w:rFonts w:ascii="標楷體"/>
-              </w:rPr>
-            </w:pPr>
-            <w:r>
-              <w:rPr>
-                <w:rFonts w:ascii="標楷體" w:hint="eastAsia"/>
+                <w:rFonts w:ascii="標楷體" w:eastAsia="標楷體"/>
+              </w:rPr>
+            </w:pPr>
+            <w:r>
+              <w:rPr>
+                <w:rFonts w:ascii="標楷體" w:eastAsia="標楷體" w:hint="eastAsia"/>
               </w:rPr>
               <w:t>六﹑</w:t>
             </w:r>
@@ -2791,6 +3500,13 @@
           <w:tcPr>
             <w:tcW w:w="2523" w:type="dxa"/>
             <w:gridSpan w:val="3"/>
+            <w:tcBorders>
+              <w:top w:val="single" w:sz="6" w:space="0" w:color="000000"/>
+              <w:left w:val="nil"/>
+              <w:bottom w:val="nil"/>
+              <w:right w:val="single" w:sz="6" w:space="0" w:color="000000"/>
+            </w:tcBorders>
+            <w:vAlign w:val="center"/>
           </w:tcPr>
           <w:p>
             <w:pPr>
@@ -2802,13 +3518,13 @@
               <w:ind w:right="42"/>
               <w:jc w:val="both"/>
               <w:rPr>
-                <w:rFonts w:ascii="標楷體"/>
+                <w:rFonts w:ascii="標楷體" w:eastAsia="標楷體"/>
                 <w:snapToGrid w:val="0"/>
               </w:rPr>
             </w:pPr>
             <w:r>
               <w:rPr>
-                <w:rFonts w:ascii="標楷體" w:hint="eastAsia"/>
+                <w:rFonts w:ascii="標楷體" w:eastAsia="標楷體" w:hint="eastAsia"/>
                 <w:snapToGrid w:val="0"/>
                 <w:sz w:val="22"/>
                 <w:szCs w:val="22"/>
@@ -2817,7 +3533,7 @@
             </w:r>
             <w:r>
               <w:rPr>
-                <w:rFonts w:ascii="標楷體"/>
+                <w:rFonts w:ascii="標楷體" w:eastAsia="標楷體"/>
                 <w:sz w:val="16"/>
                 <w:szCs w:val="16"/>
               </w:rPr>
@@ -2825,7 +3541,7 @@
             </w:r>
             <w:r>
               <w:rPr>
-                <w:rFonts w:ascii="標楷體" w:hint="eastAsia"/>
+                <w:rFonts w:ascii="標楷體" w:eastAsia="標楷體" w:hint="eastAsia"/>
                 <w:sz w:val="16"/>
                 <w:szCs w:val="16"/>
               </w:rPr>
@@ -2833,7 +3549,7 @@
             </w:r>
             <w:r>
               <w:rPr>
-                <w:rFonts w:ascii="標楷體"/>
+                <w:rFonts w:ascii="標楷體" w:eastAsia="標楷體"/>
                 <w:sz w:val="16"/>
                 <w:szCs w:val="16"/>
               </w:rPr>
@@ -2845,6 +3561,13 @@
           <w:tcPr>
             <w:tcW w:w="6682" w:type="dxa"/>
             <w:gridSpan w:val="21"/>
+            <w:tcBorders>
+              <w:top w:val="single" w:sz="6" w:space="0" w:color="000000"/>
+              <w:left w:val="single" w:sz="6" w:space="0" w:color="000000"/>
+              <w:bottom w:val="nil"/>
+              <w:right w:val="nil"/>
+            </w:tcBorders>
+            <w:vAlign w:val="center"/>
           </w:tcPr>
           <w:p>
             <w:pPr>
@@ -2857,14 +3580,41 @@
               <w:jc w:val="right"/>
               <w:textAlignment w:val="center"/>
               <w:rPr>
-                <w:rFonts w:ascii="標楷體"/>
-              </w:rPr>
-            </w:pPr>
+                <w:rFonts w:ascii="標楷體" w:eastAsia="標楷體"/>
+              </w:rPr>
+            </w:pPr>
+            <w:r>
+              <w:rPr>
+                <w:rFonts w:ascii="標楷體" w:eastAsia="標楷體" w:hint="eastAsia"/>
+              </w:rPr>
+              <w:t>{{</w:t>
+            </w:r>
+            <w:proofErr w:type="spellStart"/>
+            <w:r>
+              <w:rPr>
+                <w:rFonts w:ascii="標楷體" w:eastAsia="標楷體" w:hint="eastAsia"/>
+              </w:rPr>
+              <w:t>paidincapital</w:t>
+            </w:r>
+            <w:proofErr w:type="spellEnd"/>
+            <w:r>
+              <w:rPr>
+                <w:rFonts w:ascii="標楷體" w:eastAsia="標楷體" w:hint="eastAsia"/>
+              </w:rPr>
+              <w:t>}}</w:t>
+            </w:r>
           </w:p>
         </w:tc>
         <w:tc>
           <w:tcPr>
             <w:tcW w:w="507" w:type="dxa"/>
+            <w:tcBorders>
+              <w:top w:val="single" w:sz="6" w:space="0" w:color="000000"/>
+              <w:left w:val="nil"/>
+              <w:bottom w:val="single" w:sz="6" w:space="0" w:color="000000"/>
+              <w:right w:val="single" w:sz="12" w:space="0" w:color="000000"/>
+            </w:tcBorders>
+            <w:vAlign w:val="center"/>
           </w:tcPr>
           <w:p>
             <w:pPr>
@@ -2876,12 +3626,12 @@
               <w:ind w:left="-28"/>
               <w:textAlignment w:val="center"/>
               <w:rPr>
-                <w:rFonts w:ascii="標楷體"/>
-              </w:rPr>
-            </w:pPr>
-            <w:r>
-              <w:rPr>
-                <w:rFonts w:ascii="標楷體" w:hint="eastAsia"/>
+                <w:rFonts w:ascii="標楷體" w:eastAsia="標楷體"/>
+              </w:rPr>
+            </w:pPr>
+            <w:r>
+              <w:rPr>
+                <w:rFonts w:ascii="標楷體" w:eastAsia="標楷體" w:hint="eastAsia"/>
               </w:rPr>
               <w:t>元</w:t>
             </w:r>
@@ -2890,12 +3640,19 @@
       </w:tr>
       <w:tr>
         <w:trPr>
+          <w:cantSplit/>
           <w:trHeight w:val="94"/>
         </w:trPr>
         <w:tc>
           <w:tcPr>
             <w:tcW w:w="537" w:type="dxa"/>
             <w:vMerge w:val="restart"/>
+            <w:tcBorders>
+              <w:top w:val="single" w:sz="6" w:space="0" w:color="000000"/>
+              <w:left w:val="single" w:sz="12" w:space="0" w:color="000000"/>
+              <w:right w:val="nil"/>
+            </w:tcBorders>
+            <w:vAlign w:val="center"/>
           </w:tcPr>
           <w:p>
             <w:pPr>
@@ -2905,12 +3662,12 @@
               <w:spacing w:line="240" w:lineRule="atLeast"/>
               <w:jc w:val="both"/>
               <w:rPr>
-                <w:rFonts w:ascii="標楷體"/>
-              </w:rPr>
-            </w:pPr>
-            <w:r>
-              <w:rPr>
-                <w:rFonts w:ascii="標楷體" w:hint="eastAsia"/>
+                <w:rFonts w:ascii="標楷體" w:eastAsia="標楷體"/>
+              </w:rPr>
+            </w:pPr>
+            <w:r>
+              <w:rPr>
+                <w:rFonts w:ascii="標楷體" w:eastAsia="標楷體" w:hint="eastAsia"/>
               </w:rPr>
               <w:t>七﹑</w:t>
             </w:r>
@@ -2921,6 +3678,12 @@
             <w:tcW w:w="2523" w:type="dxa"/>
             <w:gridSpan w:val="3"/>
             <w:vMerge w:val="restart"/>
+            <w:tcBorders>
+              <w:top w:val="single" w:sz="6" w:space="0" w:color="000000"/>
+              <w:left w:val="nil"/>
+              <w:right w:val="single" w:sz="6" w:space="0" w:color="000000"/>
+            </w:tcBorders>
+            <w:vAlign w:val="center"/>
           </w:tcPr>
           <w:p>
             <w:pPr>
@@ -2931,55 +3694,55 @@
               <w:ind w:right="42"/>
               <w:jc w:val="both"/>
               <w:rPr>
-                <w:rFonts w:ascii="標楷體"/>
+                <w:rFonts w:ascii="標楷體" w:eastAsia="標楷體"/>
                 <w:snapToGrid w:val="0"/>
               </w:rPr>
             </w:pPr>
             <w:r>
               <w:rPr>
-                <w:rFonts w:ascii="標楷體" w:hint="eastAsia"/>
+                <w:rFonts w:ascii="標楷體" w:eastAsia="標楷體" w:hint="eastAsia"/>
                 <w:snapToGrid w:val="0"/>
               </w:rPr>
               <w:t>股</w:t>
             </w:r>
             <w:r>
               <w:rPr>
-                <w:rFonts w:ascii="標楷體"/>
+                <w:rFonts w:ascii="標楷體" w:eastAsia="標楷體"/>
                 <w:snapToGrid w:val="0"/>
               </w:rPr>
               <w:t xml:space="preserve">  </w:t>
             </w:r>
             <w:r>
               <w:rPr>
-                <w:rFonts w:ascii="標楷體" w:hint="eastAsia"/>
+                <w:rFonts w:ascii="標楷體" w:eastAsia="標楷體" w:hint="eastAsia"/>
                 <w:snapToGrid w:val="0"/>
               </w:rPr>
               <w:t>份</w:t>
             </w:r>
             <w:r>
               <w:rPr>
-                <w:rFonts w:ascii="標楷體"/>
+                <w:rFonts w:ascii="標楷體" w:eastAsia="標楷體"/>
                 <w:snapToGrid w:val="0"/>
               </w:rPr>
               <w:t xml:space="preserve">  </w:t>
             </w:r>
             <w:r>
               <w:rPr>
-                <w:rFonts w:ascii="標楷體" w:hint="eastAsia"/>
+                <w:rFonts w:ascii="標楷體" w:eastAsia="標楷體" w:hint="eastAsia"/>
                 <w:snapToGrid w:val="0"/>
               </w:rPr>
               <w:t>總</w:t>
             </w:r>
             <w:r>
               <w:rPr>
-                <w:rFonts w:ascii="標楷體"/>
+                <w:rFonts w:ascii="標楷體" w:eastAsia="標楷體"/>
                 <w:snapToGrid w:val="0"/>
               </w:rPr>
               <w:t xml:space="preserve">  </w:t>
             </w:r>
             <w:r>
               <w:rPr>
-                <w:rFonts w:ascii="標楷體" w:hint="eastAsia"/>
+                <w:rFonts w:ascii="標楷體" w:eastAsia="標楷體" w:hint="eastAsia"/>
                 <w:snapToGrid w:val="0"/>
               </w:rPr>
               <w:t>數</w:t>
@@ -2991,6 +3754,13 @@
             <w:tcW w:w="1790" w:type="dxa"/>
             <w:gridSpan w:val="7"/>
             <w:vMerge w:val="restart"/>
+            <w:tcBorders>
+              <w:top w:val="single" w:sz="6" w:space="0" w:color="000000"/>
+              <w:left w:val="single" w:sz="6" w:space="0" w:color="000000"/>
+              <w:bottom w:val="nil"/>
+              <w:right w:val="nil"/>
+            </w:tcBorders>
+            <w:vAlign w:val="center"/>
           </w:tcPr>
           <w:p>
             <w:pPr>
@@ -3002,15 +3772,42 @@
               <w:jc w:val="right"/>
               <w:textAlignment w:val="center"/>
               <w:rPr>
-                <w:rFonts w:ascii="標楷體"/>
-              </w:rPr>
-            </w:pPr>
+                <w:rFonts w:ascii="標楷體" w:eastAsia="標楷體"/>
+              </w:rPr>
+            </w:pPr>
+            <w:r>
+              <w:rPr>
+                <w:rFonts w:ascii="標楷體" w:eastAsia="標楷體" w:hint="eastAsia"/>
+              </w:rPr>
+              <w:t>{{</w:t>
+            </w:r>
+            <w:proofErr w:type="spellStart"/>
+            <w:r>
+              <w:rPr>
+                <w:rFonts w:ascii="標楷體" w:eastAsia="標楷體" w:hint="eastAsia"/>
+              </w:rPr>
+              <w:t>authorizedShares</w:t>
+            </w:r>
+            <w:proofErr w:type="spellEnd"/>
+            <w:r>
+              <w:rPr>
+                <w:rFonts w:ascii="標楷體" w:eastAsia="標楷體" w:hint="eastAsia"/>
+              </w:rPr>
+              <w:t>}}</w:t>
+            </w:r>
           </w:p>
         </w:tc>
         <w:tc>
           <w:tcPr>
             <w:tcW w:w="364" w:type="dxa"/>
             <w:vMerge w:val="restart"/>
+            <w:tcBorders>
+              <w:top w:val="single" w:sz="6" w:space="0" w:color="000000"/>
+              <w:left w:val="nil"/>
+              <w:bottom w:val="single" w:sz="6" w:space="0" w:color="000000"/>
+              <w:right w:val="single" w:sz="6" w:space="0" w:color="000000"/>
+            </w:tcBorders>
+            <w:vAlign w:val="center"/>
           </w:tcPr>
           <w:p>
             <w:pPr>
@@ -3022,12 +3819,12 @@
               <w:jc w:val="both"/>
               <w:textAlignment w:val="center"/>
               <w:rPr>
-                <w:rFonts w:ascii="標楷體"/>
-              </w:rPr>
-            </w:pPr>
-            <w:r>
-              <w:rPr>
-                <w:rFonts w:ascii="標楷體" w:hint="eastAsia"/>
+                <w:rFonts w:ascii="標楷體" w:eastAsia="標楷體"/>
+              </w:rPr>
+            </w:pPr>
+            <w:r>
+              <w:rPr>
+                <w:rFonts w:ascii="標楷體" w:eastAsia="標楷體" w:hint="eastAsia"/>
               </w:rPr>
               <w:t>股</w:t>
             </w:r>
@@ -3038,6 +3835,12 @@
             <w:tcW w:w="2000" w:type="dxa"/>
             <w:gridSpan w:val="5"/>
             <w:vMerge w:val="restart"/>
+            <w:tcBorders>
+              <w:top w:val="single" w:sz="6" w:space="0" w:color="000000"/>
+              <w:left w:val="single" w:sz="6" w:space="0" w:color="000000"/>
+              <w:right w:val="nil"/>
+            </w:tcBorders>
+            <w:vAlign w:val="center"/>
           </w:tcPr>
           <w:p>
             <w:pPr>
@@ -3049,24 +3852,24 @@
               <w:jc w:val="both"/>
               <w:textAlignment w:val="center"/>
               <w:rPr>
-                <w:rFonts w:ascii="標楷體"/>
-              </w:rPr>
-            </w:pPr>
-            <w:r>
-              <w:rPr>
-                <w:rFonts w:ascii="標楷體" w:hint="eastAsia"/>
+                <w:rFonts w:ascii="標楷體" w:eastAsia="標楷體"/>
+              </w:rPr>
+            </w:pPr>
+            <w:r>
+              <w:rPr>
+                <w:rFonts w:ascii="標楷體" w:eastAsia="標楷體" w:hint="eastAsia"/>
               </w:rPr>
               <w:t>八、</w:t>
             </w:r>
             <w:r>
               <w:rPr>
-                <w:rFonts w:hint="eastAsia"/>
+                <w:rFonts w:eastAsia="標楷體" w:hint="eastAsia"/>
               </w:rPr>
               <w:t>已發行</w:t>
             </w:r>
             <w:r>
               <w:rPr>
-                <w:rFonts w:ascii="標楷體" w:hint="eastAsia"/>
+                <w:rFonts w:ascii="標楷體" w:eastAsia="標楷體" w:hint="eastAsia"/>
               </w:rPr>
               <w:t>股份</w:t>
             </w:r>
@@ -3081,12 +3884,12 @@
               <w:jc w:val="both"/>
               <w:textAlignment w:val="center"/>
               <w:rPr>
-                <w:rFonts w:ascii="標楷體"/>
-              </w:rPr>
-            </w:pPr>
-            <w:r>
-              <w:rPr>
-                <w:rFonts w:ascii="標楷體" w:hint="eastAsia"/>
+                <w:rFonts w:ascii="標楷體" w:eastAsia="標楷體"/>
+              </w:rPr>
+            </w:pPr>
+            <w:r>
+              <w:rPr>
+                <w:rFonts w:ascii="標楷體" w:eastAsia="標楷體" w:hint="eastAsia"/>
               </w:rPr>
               <w:t>總數</w:t>
             </w:r>
@@ -3096,6 +3899,13 @@
           <w:tcPr>
             <w:tcW w:w="1134" w:type="dxa"/>
             <w:gridSpan w:val="4"/>
+            <w:tcBorders>
+              <w:top w:val="single" w:sz="6" w:space="0" w:color="000000"/>
+              <w:left w:val="single" w:sz="6" w:space="0" w:color="000000"/>
+              <w:bottom w:val="single" w:sz="6" w:space="0" w:color="000000"/>
+              <w:right w:val="nil"/>
+            </w:tcBorders>
+            <w:vAlign w:val="center"/>
           </w:tcPr>
           <w:p>
             <w:pPr>
@@ -3107,18 +3917,18 @@
               <w:jc w:val="both"/>
               <w:textAlignment w:val="center"/>
               <w:rPr>
-                <w:rFonts w:ascii="標楷體"/>
-              </w:rPr>
-            </w:pPr>
-            <w:r>
-              <w:rPr>
-                <w:rFonts w:ascii="標楷體"/>
+                <w:rFonts w:ascii="標楷體" w:eastAsia="標楷體"/>
+              </w:rPr>
+            </w:pPr>
+            <w:r>
+              <w:rPr>
+                <w:rFonts w:ascii="標楷體" w:eastAsia="標楷體"/>
               </w:rPr>
               <w:t>1.</w:t>
             </w:r>
             <w:r>
               <w:rPr>
-                <w:rFonts w:ascii="標楷體" w:hint="eastAsia"/>
+                <w:rFonts w:ascii="標楷體" w:eastAsia="標楷體" w:hint="eastAsia"/>
               </w:rPr>
               <w:t>普通股</w:t>
             </w:r>
@@ -3128,6 +3938,13 @@
           <w:tcPr>
             <w:tcW w:w="1394" w:type="dxa"/>
             <w:gridSpan w:val="4"/>
+            <w:tcBorders>
+              <w:top w:val="single" w:sz="6" w:space="0" w:color="000000"/>
+              <w:left w:val="nil"/>
+              <w:bottom w:val="single" w:sz="6" w:space="0" w:color="000000"/>
+              <w:right w:val="nil"/>
+            </w:tcBorders>
+            <w:vAlign w:val="center"/>
           </w:tcPr>
           <w:p>
             <w:pPr>
@@ -3139,14 +3956,41 @@
               <w:jc w:val="right"/>
               <w:textAlignment w:val="center"/>
               <w:rPr>
-                <w:rFonts w:ascii="標楷體"/>
-              </w:rPr>
-            </w:pPr>
+                <w:rFonts w:ascii="標楷體" w:eastAsia="標楷體"/>
+              </w:rPr>
+            </w:pPr>
+            <w:r>
+              <w:rPr>
+                <w:rFonts w:ascii="標楷體" w:eastAsia="標楷體" w:hint="eastAsia"/>
+              </w:rPr>
+              <w:t>{{</w:t>
+            </w:r>
+            <w:proofErr w:type="spellStart"/>
+            <w:r>
+              <w:rPr>
+                <w:rFonts w:ascii="標楷體" w:eastAsia="標楷體" w:hint="eastAsia"/>
+              </w:rPr>
+              <w:t>totalshares</w:t>
+            </w:r>
+            <w:proofErr w:type="spellEnd"/>
+            <w:r>
+              <w:rPr>
+                <w:rFonts w:ascii="標楷體" w:eastAsia="標楷體" w:hint="eastAsia"/>
+              </w:rPr>
+              <w:t>}}</w:t>
+            </w:r>
           </w:p>
         </w:tc>
         <w:tc>
           <w:tcPr>
             <w:tcW w:w="507" w:type="dxa"/>
+            <w:tcBorders>
+              <w:top w:val="single" w:sz="6" w:space="0" w:color="000000"/>
+              <w:left w:val="nil"/>
+              <w:bottom w:val="single" w:sz="8" w:space="0" w:color="000000"/>
+              <w:right w:val="single" w:sz="12" w:space="0" w:color="000000"/>
+            </w:tcBorders>
+            <w:vAlign w:val="center"/>
           </w:tcPr>
           <w:p>
             <w:pPr>
@@ -3157,12 +4001,12 @@
               <w:ind w:left="-28" w:right="33"/>
               <w:textAlignment w:val="center"/>
               <w:rPr>
-                <w:rFonts w:ascii="標楷體"/>
-              </w:rPr>
-            </w:pPr>
-            <w:r>
-              <w:rPr>
-                <w:rFonts w:ascii="標楷體" w:hint="eastAsia"/>
+                <w:rFonts w:ascii="標楷體" w:eastAsia="標楷體"/>
+              </w:rPr>
+            </w:pPr>
+            <w:r>
+              <w:rPr>
+                <w:rFonts w:ascii="標楷體" w:eastAsia="標楷體" w:hint="eastAsia"/>
               </w:rPr>
               <w:t>股</w:t>
             </w:r>
@@ -3171,12 +4015,18 @@
       </w:tr>
       <w:tr>
         <w:trPr>
+          <w:cantSplit/>
           <w:trHeight w:val="142"/>
         </w:trPr>
         <w:tc>
           <w:tcPr>
             <w:tcW w:w="537" w:type="dxa"/>
             <w:vMerge/>
+            <w:tcBorders>
+              <w:left w:val="single" w:sz="12" w:space="0" w:color="000000"/>
+              <w:bottom w:val="single" w:sz="6" w:space="0" w:color="000000"/>
+              <w:right w:val="nil"/>
+            </w:tcBorders>
           </w:tcPr>
           <w:p>
             <w:pPr>
@@ -3186,7 +4036,7 @@
               <w:spacing w:line="240" w:lineRule="atLeast"/>
               <w:jc w:val="right"/>
               <w:rPr>
-                <w:rFonts w:ascii="標楷體"/>
+                <w:rFonts w:ascii="標楷體" w:eastAsia="標楷體"/>
               </w:rPr>
             </w:pPr>
           </w:p>
@@ -3196,6 +4046,11 @@
             <w:tcW w:w="2523" w:type="dxa"/>
             <w:gridSpan w:val="3"/>
             <w:vMerge/>
+            <w:tcBorders>
+              <w:left w:val="nil"/>
+              <w:bottom w:val="nil"/>
+              <w:right w:val="single" w:sz="6" w:space="0" w:color="000000"/>
+            </w:tcBorders>
           </w:tcPr>
           <w:p>
             <w:pPr>
@@ -3206,7 +4061,7 @@
               <w:ind w:right="42"/>
               <w:jc w:val="both"/>
               <w:rPr>
-                <w:rFonts w:ascii="標楷體"/>
+                <w:rFonts w:ascii="標楷體" w:eastAsia="標楷體"/>
                 <w:snapToGrid w:val="0"/>
               </w:rPr>
             </w:pPr>
@@ -3217,6 +4072,13 @@
             <w:tcW w:w="1790" w:type="dxa"/>
             <w:gridSpan w:val="7"/>
             <w:vMerge/>
+            <w:tcBorders>
+              <w:top w:val="single" w:sz="6" w:space="0" w:color="000000"/>
+              <w:left w:val="single" w:sz="6" w:space="0" w:color="000000"/>
+              <w:bottom w:val="nil"/>
+              <w:right w:val="nil"/>
+            </w:tcBorders>
+            <w:vAlign w:val="center"/>
           </w:tcPr>
           <w:p>
             <w:pPr>
@@ -3228,7 +4090,7 @@
               <w:jc w:val="both"/>
               <w:textAlignment w:val="center"/>
               <w:rPr>
-                <w:rFonts w:ascii="標楷體"/>
+                <w:rFonts w:ascii="標楷體" w:eastAsia="標楷體"/>
               </w:rPr>
             </w:pPr>
           </w:p>
@@ -3237,6 +4099,13 @@
           <w:tcPr>
             <w:tcW w:w="364" w:type="dxa"/>
             <w:vMerge/>
+            <w:tcBorders>
+              <w:top w:val="single" w:sz="6" w:space="0" w:color="000000"/>
+              <w:left w:val="nil"/>
+              <w:bottom w:val="single" w:sz="6" w:space="0" w:color="000000"/>
+              <w:right w:val="single" w:sz="6" w:space="0" w:color="000000"/>
+            </w:tcBorders>
+            <w:vAlign w:val="center"/>
           </w:tcPr>
           <w:p>
             <w:pPr>
@@ -3248,7 +4117,7 @@
               <w:jc w:val="both"/>
               <w:textAlignment w:val="center"/>
               <w:rPr>
-                <w:rFonts w:ascii="標楷體"/>
+                <w:rFonts w:ascii="標楷體" w:eastAsia="標楷體"/>
               </w:rPr>
             </w:pPr>
           </w:p>
@@ -3258,6 +4127,13 @@
             <w:tcW w:w="2000" w:type="dxa"/>
             <w:gridSpan w:val="5"/>
             <w:vMerge/>
+            <w:tcBorders>
+              <w:top w:val="single" w:sz="6" w:space="0" w:color="000000"/>
+              <w:left w:val="single" w:sz="6" w:space="0" w:color="000000"/>
+              <w:bottom w:val="nil"/>
+              <w:right w:val="nil"/>
+            </w:tcBorders>
+            <w:vAlign w:val="center"/>
           </w:tcPr>
           <w:p>
             <w:pPr>
@@ -3269,7 +4145,7 @@
               <w:jc w:val="both"/>
               <w:textAlignment w:val="center"/>
               <w:rPr>
-                <w:rFonts w:ascii="標楷體"/>
+                <w:rFonts w:ascii="標楷體" w:eastAsia="標楷體"/>
               </w:rPr>
             </w:pPr>
           </w:p>
@@ -3278,6 +4154,13 @@
           <w:tcPr>
             <w:tcW w:w="1134" w:type="dxa"/>
             <w:gridSpan w:val="4"/>
+            <w:tcBorders>
+              <w:top w:val="single" w:sz="6" w:space="0" w:color="000000"/>
+              <w:left w:val="single" w:sz="6" w:space="0" w:color="000000"/>
+              <w:bottom w:val="nil"/>
+              <w:right w:val="nil"/>
+            </w:tcBorders>
+            <w:vAlign w:val="center"/>
           </w:tcPr>
           <w:p>
             <w:pPr>
@@ -3289,18 +4172,18 @@
               <w:jc w:val="both"/>
               <w:textAlignment w:val="center"/>
               <w:rPr>
-                <w:rFonts w:ascii="標楷體"/>
-              </w:rPr>
-            </w:pPr>
-            <w:r>
-              <w:rPr>
-                <w:rFonts w:ascii="標楷體"/>
+                <w:rFonts w:ascii="標楷體" w:eastAsia="標楷體"/>
+              </w:rPr>
+            </w:pPr>
+            <w:r>
+              <w:rPr>
+                <w:rFonts w:ascii="標楷體" w:eastAsia="標楷體"/>
               </w:rPr>
               <w:t>2.</w:t>
             </w:r>
             <w:r>
               <w:rPr>
-                <w:rFonts w:ascii="標楷體" w:hint="eastAsia"/>
+                <w:rFonts w:ascii="標楷體" w:eastAsia="標楷體" w:hint="eastAsia"/>
               </w:rPr>
               <w:t>特別股</w:t>
             </w:r>
@@ -3310,6 +4193,13 @@
           <w:tcPr>
             <w:tcW w:w="1394" w:type="dxa"/>
             <w:gridSpan w:val="4"/>
+            <w:tcBorders>
+              <w:top w:val="single" w:sz="6" w:space="0" w:color="000000"/>
+              <w:left w:val="nil"/>
+              <w:bottom w:val="nil"/>
+              <w:right w:val="nil"/>
+            </w:tcBorders>
+            <w:vAlign w:val="center"/>
           </w:tcPr>
           <w:p>
             <w:pPr>
@@ -3321,7 +4211,7 @@
               <w:jc w:val="right"/>
               <w:textAlignment w:val="center"/>
               <w:rPr>
-                <w:rFonts w:ascii="標楷體"/>
+                <w:rFonts w:ascii="標楷體" w:eastAsia="標楷體"/>
               </w:rPr>
             </w:pPr>
           </w:p>
@@ -3329,6 +4219,13 @@
         <w:tc>
           <w:tcPr>
             <w:tcW w:w="507" w:type="dxa"/>
+            <w:tcBorders>
+              <w:top w:val="single" w:sz="8" w:space="0" w:color="000000"/>
+              <w:left w:val="nil"/>
+              <w:bottom w:val="single" w:sz="6" w:space="0" w:color="000000"/>
+              <w:right w:val="single" w:sz="12" w:space="0" w:color="000000"/>
+            </w:tcBorders>
+            <w:vAlign w:val="center"/>
           </w:tcPr>
           <w:p>
             <w:pPr>
@@ -3339,12 +4236,12 @@
               <w:ind w:left="-28" w:right="33"/>
               <w:textAlignment w:val="center"/>
               <w:rPr>
-                <w:rFonts w:ascii="標楷體"/>
-              </w:rPr>
-            </w:pPr>
-            <w:r>
-              <w:rPr>
-                <w:rFonts w:ascii="標楷體" w:hint="eastAsia"/>
+                <w:rFonts w:ascii="標楷體" w:eastAsia="標楷體"/>
+              </w:rPr>
+            </w:pPr>
+            <w:r>
+              <w:rPr>
+                <w:rFonts w:ascii="標楷體" w:eastAsia="標楷體" w:hint="eastAsia"/>
               </w:rPr>
               <w:t>股</w:t>
             </w:r>
@@ -3353,13 +4250,20 @@
       </w:tr>
       <w:tr>
         <w:trPr>
-          <w:trHeight w:val="317"/>
+          <w:cantSplit/>
+          <w:trHeight w:val="580"/>
         </w:trPr>
         <w:tc>
           <w:tcPr>
             <w:tcW w:w="3060" w:type="dxa"/>
             <w:gridSpan w:val="4"/>
             <w:vMerge w:val="restart"/>
+            <w:tcBorders>
+              <w:top w:val="single" w:sz="6" w:space="0" w:color="000000"/>
+              <w:left w:val="single" w:sz="12" w:space="0" w:color="000000"/>
+              <w:right w:val="single" w:sz="6" w:space="0" w:color="000000"/>
+            </w:tcBorders>
+            <w:vAlign w:val="center"/>
           </w:tcPr>
           <w:p>
             <w:pPr>
@@ -3371,25 +4275,25 @@
               <w:ind w:left="-28" w:right="114" w:firstLine="28"/>
               <w:jc w:val="both"/>
               <w:rPr>
-                <w:rFonts w:ascii="標楷體"/>
-              </w:rPr>
-            </w:pPr>
-            <w:r>
-              <w:rPr>
-                <w:rFonts w:ascii="標楷體" w:hint="eastAsia"/>
+                <w:rFonts w:ascii="標楷體" w:eastAsia="標楷體"/>
+              </w:rPr>
+            </w:pPr>
+            <w:r>
+              <w:rPr>
+                <w:rFonts w:ascii="標楷體" w:eastAsia="標楷體" w:hint="eastAsia"/>
               </w:rPr>
               <w:t>九</w:t>
             </w:r>
             <w:r>
               <w:rPr>
-                <w:rFonts w:ascii="標楷體" w:hint="eastAsia"/>
+                <w:rFonts w:ascii="標楷體" w:eastAsia="標楷體" w:hint="eastAsia"/>
                 <w:b/>
               </w:rPr>
               <w:t>﹑</w:t>
             </w:r>
             <w:r>
               <w:rPr>
-                <w:rFonts w:ascii="標楷體" w:hint="eastAsia"/>
+                <w:rFonts w:ascii="標楷體" w:eastAsia="標楷體" w:hint="eastAsia"/>
               </w:rPr>
               <w:t>董事人數任期</w:t>
             </w:r>
@@ -3399,6 +4303,12 @@
           <w:tcPr>
             <w:tcW w:w="1446" w:type="dxa"/>
             <w:gridSpan w:val="5"/>
+            <w:tcBorders>
+              <w:top w:val="single" w:sz="6" w:space="0" w:color="000000"/>
+              <w:left w:val="single" w:sz="6" w:space="0" w:color="000000"/>
+              <w:bottom w:val="nil"/>
+              <w:right w:val="nil"/>
+            </w:tcBorders>
           </w:tcPr>
           <w:p>
             <w:pPr>
@@ -3415,12 +4325,41 @@
               <w:spacing w:after="100" w:line="240" w:lineRule="atLeast"/>
               <w:jc w:val="right"/>
               <w:rPr>
-                <w:rFonts w:ascii="標楷體"/>
-              </w:rPr>
-            </w:pPr>
-            <w:r>
-              <w:rPr>
-                <w:rFonts w:ascii="標楷體" w:hint="eastAsia"/>
+                <w:rFonts w:ascii="標楷體" w:eastAsia="標楷體"/>
+              </w:rPr>
+            </w:pPr>
+            <w:r>
+              <w:rPr>
+                <w:rFonts w:ascii="標楷體" w:eastAsia="標楷體" w:hint="eastAsia"/>
+                <w:spacing w:val="-20"/>
+                <w:sz w:val="22"/>
+                <w:szCs w:val="22"/>
+              </w:rPr>
+              <w:t>{{</w:t>
+            </w:r>
+            <w:proofErr w:type="spellStart"/>
+            <w:r>
+              <w:rPr>
+                <w:rFonts w:ascii="標楷體" w:eastAsia="標楷體" w:hint="eastAsia"/>
+                <w:spacing w:val="-20"/>
+                <w:sz w:val="22"/>
+                <w:szCs w:val="22"/>
+              </w:rPr>
+              <w:t>numberofDirecotrs</w:t>
+            </w:r>
+            <w:proofErr w:type="spellEnd"/>
+            <w:r>
+              <w:rPr>
+                <w:rFonts w:ascii="標楷體" w:eastAsia="標楷體" w:hint="eastAsia"/>
+                <w:spacing w:val="-20"/>
+                <w:sz w:val="22"/>
+                <w:szCs w:val="22"/>
+              </w:rPr>
+              <w:t>}}</w:t>
+            </w:r>
+            <w:r>
+              <w:rPr>
+                <w:rFonts w:ascii="標楷體" w:eastAsia="標楷體" w:hint="eastAsia"/>
               </w:rPr>
               <w:t>人</w:t>
             </w:r>
@@ -3430,6 +4369,13 @@
           <w:tcPr>
             <w:tcW w:w="5743" w:type="dxa"/>
             <w:gridSpan w:val="17"/>
+            <w:tcBorders>
+              <w:top w:val="single" w:sz="6" w:space="0" w:color="000000"/>
+              <w:left w:val="nil"/>
+              <w:bottom w:val="nil"/>
+              <w:right w:val="single" w:sz="12" w:space="0" w:color="000000"/>
+            </w:tcBorders>
+            <w:vAlign w:val="center"/>
           </w:tcPr>
           <w:p>
             <w:pPr>
@@ -3446,101 +4392,38 @@
               <w:spacing w:after="100" w:line="240" w:lineRule="atLeast"/>
               <w:jc w:val="both"/>
               <w:rPr>
-                <w:rFonts w:ascii="標楷體"/>
-              </w:rPr>
-            </w:pPr>
-            <w:r>
-              <w:rPr>
-                <w:rFonts w:ascii="標楷體" w:hint="eastAsia"/>
+                <w:rFonts w:ascii="標楷體" w:eastAsia="標楷體"/>
+              </w:rPr>
+            </w:pPr>
+            <w:r>
+              <w:rPr>
+                <w:rFonts w:ascii="標楷體" w:eastAsia="標楷體" w:hint="eastAsia"/>
                 <w:spacing w:val="-20"/>
               </w:rPr>
-              <w:t xml:space="preserve">自   </w:t>
-            </w:r>
-            <w:r>
-              <w:rPr>
-                <w:rFonts w:ascii="標楷體" w:hint="eastAsia"/>
+              <w:t>{{</w:t>
+            </w:r>
+            <w:proofErr w:type="spellStart"/>
+            <w:r>
+              <w:rPr>
+                <w:rFonts w:ascii="標楷體" w:eastAsia="標楷體" w:hint="eastAsia"/>
                 <w:spacing w:val="-20"/>
               </w:rPr>
-              <w:t xml:space="preserve"> </w:t>
-            </w:r>
-            <w:r>
-              <w:rPr>
-                <w:rFonts w:ascii="標楷體" w:hint="eastAsia"/>
+              <w:t>termofoffice_director</w:t>
+            </w:r>
+            <w:proofErr w:type="spellEnd"/>
+            <w:r>
+              <w:rPr>
+                <w:rFonts w:ascii="標楷體" w:eastAsia="標楷體" w:hint="eastAsia"/>
                 <w:spacing w:val="-20"/>
               </w:rPr>
-              <w:t xml:space="preserve">   </w:t>
-            </w:r>
-            <w:r>
-              <w:rPr>
-                <w:rFonts w:ascii="標楷體" w:hint="eastAsia"/>
-              </w:rPr>
-              <w:t xml:space="preserve">年  </w:t>
-            </w:r>
-            <w:r>
-              <w:rPr>
-                <w:rFonts w:ascii="標楷體" w:hint="eastAsia"/>
-              </w:rPr>
-              <w:t xml:space="preserve"> </w:t>
-            </w:r>
-            <w:r>
-              <w:rPr>
-                <w:rFonts w:ascii="標楷體" w:hint="eastAsia"/>
-              </w:rPr>
-              <w:t xml:space="preserve">  月   </w:t>
-            </w:r>
-            <w:r>
-              <w:rPr>
-                <w:rFonts w:ascii="標楷體" w:hint="eastAsia"/>
-              </w:rPr>
-              <w:t xml:space="preserve"> </w:t>
-            </w:r>
-            <w:r>
-              <w:rPr>
-                <w:rFonts w:ascii="標楷體" w:hint="eastAsia"/>
-              </w:rPr>
-              <w:t xml:space="preserve"> 日至 </w:t>
-            </w:r>
-            <w:r>
-              <w:rPr>
-                <w:rFonts w:ascii="標楷體" w:hint="eastAsia"/>
-              </w:rPr>
-              <w:t xml:space="preserve"> </w:t>
-            </w:r>
-            <w:r>
-              <w:rPr>
-                <w:rFonts w:ascii="標楷體" w:hint="eastAsia"/>
-              </w:rPr>
-              <w:t xml:space="preserve">   年 </w:t>
-            </w:r>
-            <w:r>
-              <w:rPr>
-                <w:rFonts w:ascii="標楷體" w:hint="eastAsia"/>
-              </w:rPr>
-              <w:t xml:space="preserve"> </w:t>
-            </w:r>
-            <w:r>
-              <w:rPr>
-                <w:rFonts w:ascii="標楷體" w:hint="eastAsia"/>
-              </w:rPr>
-              <w:t xml:space="preserve">   月 </w:t>
-            </w:r>
-            <w:r>
-              <w:rPr>
-                <w:rFonts w:ascii="標楷體" w:hint="eastAsia"/>
-              </w:rPr>
-              <w:t xml:space="preserve"> </w:t>
-            </w:r>
-            <w:r>
-              <w:rPr>
-                <w:rFonts w:ascii="標楷體" w:hint="eastAsia"/>
-              </w:rPr>
-              <w:t xml:space="preserve">   日</w:t>
+              <w:t>}}</w:t>
             </w:r>
           </w:p>
         </w:tc>
       </w:tr>
       <w:tr>
         <w:trPr>
+          <w:cantSplit/>
           <w:trHeight w:val="288"/>
         </w:trPr>
         <w:tc>
@@ -3548,6 +4431,12 @@
             <w:tcW w:w="3060" w:type="dxa"/>
             <w:gridSpan w:val="4"/>
             <w:vMerge/>
+            <w:tcBorders>
+              <w:left w:val="single" w:sz="12" w:space="0" w:color="000000"/>
+              <w:bottom w:val="single" w:sz="6" w:space="0" w:color="000000"/>
+              <w:right w:val="single" w:sz="6" w:space="0" w:color="000000"/>
+            </w:tcBorders>
+            <w:vAlign w:val="center"/>
           </w:tcPr>
           <w:p>
             <w:pPr>
@@ -3559,7 +4448,7 @@
               <w:ind w:left="-28" w:right="114" w:firstLine="28"/>
               <w:jc w:val="both"/>
               <w:rPr>
-                <w:rFonts w:ascii="標楷體"/>
+                <w:rFonts w:ascii="標楷體" w:eastAsia="標楷體"/>
               </w:rPr>
             </w:pPr>
           </w:p>
@@ -3568,6 +4457,13 @@
           <w:tcPr>
             <w:tcW w:w="7189" w:type="dxa"/>
             <w:gridSpan w:val="22"/>
+            <w:tcBorders>
+              <w:top w:val="nil"/>
+              <w:left w:val="single" w:sz="6" w:space="0" w:color="000000"/>
+              <w:bottom w:val="single" w:sz="6" w:space="0" w:color="000000"/>
+              <w:right w:val="single" w:sz="12" w:space="0" w:color="000000"/>
+            </w:tcBorders>
+            <w:vAlign w:val="center"/>
           </w:tcPr>
           <w:p>
             <w:pPr>
@@ -3584,46 +4480,46 @@
               <w:spacing w:after="100" w:line="240" w:lineRule="atLeast"/>
               <w:jc w:val="both"/>
               <w:rPr>
-                <w:rFonts w:ascii="標楷體"/>
-              </w:rPr>
-            </w:pPr>
-            <w:r>
-              <w:rPr>
-                <w:rFonts w:ascii="標楷體" w:hint="eastAsia"/>
+                <w:rFonts w:ascii="標楷體" w:eastAsia="標楷體"/>
+              </w:rPr>
+            </w:pPr>
+            <w:r>
+              <w:rPr>
+                <w:rFonts w:ascii="標楷體" w:eastAsia="標楷體" w:hint="eastAsia"/>
               </w:rPr>
               <w:t>（</w:t>
             </w:r>
             <w:r>
               <w:rPr>
-                <w:rFonts w:ascii="標楷體" w:hint="eastAsia"/>
+                <w:rFonts w:ascii="標楷體" w:eastAsia="標楷體" w:hint="eastAsia"/>
                 <w:spacing w:val="-20"/>
               </w:rPr>
               <w:t>含獨立董事</w:t>
             </w:r>
             <w:r>
               <w:rPr>
-                <w:rFonts w:ascii="標楷體"/>
+                <w:rFonts w:ascii="標楷體" w:eastAsia="標楷體"/>
                 <w:spacing w:val="-20"/>
               </w:rPr>
               <w:t xml:space="preserve">    </w:t>
             </w:r>
             <w:r>
               <w:rPr>
-                <w:rFonts w:ascii="標楷體" w:hint="eastAsia"/>
+                <w:rFonts w:ascii="標楷體" w:eastAsia="標楷體" w:hint="eastAsia"/>
                 <w:spacing w:val="-20"/>
               </w:rPr>
               <w:t xml:space="preserve">    </w:t>
             </w:r>
             <w:r>
               <w:rPr>
-                <w:rFonts w:ascii="標楷體"/>
+                <w:rFonts w:ascii="標楷體" w:eastAsia="標楷體" w:hint="eastAsia"/>
                 <w:spacing w:val="-20"/>
               </w:rPr>
-              <w:t xml:space="preserve">  </w:t>
-            </w:r>
-            <w:r>
-              <w:rPr>
-                <w:rFonts w:ascii="標楷體" w:hint="eastAsia"/>
+              <w:t>0</w:t>
+            </w:r>
+            <w:r>
+              <w:rPr>
+                <w:rFonts w:ascii="標楷體" w:eastAsia="標楷體" w:hint="eastAsia"/>
               </w:rPr>
               <w:t>人）</w:t>
             </w:r>
@@ -3632,6 +4528,7 @@
       </w:tr>
       <w:tr>
         <w:trPr>
+          <w:cantSplit/>
           <w:trHeight w:val="499"/>
         </w:trPr>
         <w:tc>
@@ -3639,6 +4536,11 @@
             <w:tcW w:w="3060" w:type="dxa"/>
             <w:gridSpan w:val="4"/>
             <w:vMerge w:val="restart"/>
+            <w:tcBorders>
+              <w:top w:val="single" w:sz="6" w:space="0" w:color="000000"/>
+              <w:left w:val="single" w:sz="12" w:space="0" w:color="000000"/>
+              <w:right w:val="single" w:sz="6" w:space="0" w:color="000000"/>
+            </w:tcBorders>
           </w:tcPr>
           <w:p>
             <w:pPr>
@@ -3649,19 +4551,19 @@
               <w:spacing w:line="160" w:lineRule="atLeast"/>
               <w:jc w:val="both"/>
               <w:rPr>
-                <w:rFonts w:ascii="標楷體"/>
-              </w:rPr>
-            </w:pPr>
-            <w:r>
-              <w:rPr>
-                <w:rFonts w:ascii="標楷體" w:hint="eastAsia"/>
+                <w:rFonts w:ascii="標楷體" w:eastAsia="標楷體"/>
+              </w:rPr>
+            </w:pPr>
+            <w:r>
+              <w:rPr>
+                <w:rFonts w:ascii="標楷體" w:eastAsia="標楷體" w:hint="eastAsia"/>
                 <w:spacing w:val="-20"/>
               </w:rPr>
               <w:t>十﹑</w:t>
             </w:r>
             <w:r>
               <w:rPr>
-                <w:rFonts w:ascii="標楷體"/>
+                <w:rFonts w:ascii="標楷體" w:eastAsia="標楷體"/>
                 <w:spacing w:val="-20"/>
                 <w:sz w:val="20"/>
                 <w:szCs w:val="20"/>
@@ -3670,7 +4572,7 @@
             </w:r>
             <w:r>
               <w:rPr>
-                <w:rFonts w:ascii="標楷體" w:hAnsi="標楷體" w:hint="eastAsia"/>
+                <w:rFonts w:ascii="標楷體" w:eastAsia="標楷體" w:hAnsi="標楷體" w:hint="eastAsia"/>
                 <w:spacing w:val="-20"/>
                 <w:sz w:val="28"/>
                 <w:szCs w:val="28"/>
@@ -3679,7 +4581,7 @@
             </w:r>
             <w:r>
               <w:rPr>
-                <w:rFonts w:ascii="標楷體" w:hint="eastAsia"/>
+                <w:rFonts w:ascii="標楷體" w:eastAsia="標楷體" w:hint="eastAsia"/>
               </w:rPr>
               <w:t>監察人人數任期</w:t>
             </w:r>
@@ -3693,12 +4595,12 @@
               <w:spacing w:line="160" w:lineRule="atLeast"/>
               <w:jc w:val="center"/>
               <w:rPr>
-                <w:rFonts w:ascii="標楷體"/>
-              </w:rPr>
-            </w:pPr>
-            <w:r>
-              <w:rPr>
-                <w:rFonts w:ascii="標楷體" w:hint="eastAsia"/>
+                <w:rFonts w:ascii="標楷體" w:eastAsia="標楷體"/>
+              </w:rPr>
+            </w:pPr>
+            <w:r>
+              <w:rPr>
+                <w:rFonts w:ascii="標楷體" w:eastAsia="標楷體" w:hint="eastAsia"/>
               </w:rPr>
               <w:t>或</w:t>
             </w:r>
@@ -3713,13 +4615,13 @@
               <w:ind w:firstLineChars="245" w:firstLine="588"/>
               <w:jc w:val="both"/>
               <w:rPr>
-                <w:rFonts w:ascii="標楷體" w:hAnsi="標楷體"/>
+                <w:rFonts w:ascii="標楷體" w:eastAsia="標楷體" w:hAnsi="標楷體"/>
                 <w:spacing w:val="-20"/>
               </w:rPr>
             </w:pPr>
             <w:r>
               <w:rPr>
-                <w:rFonts w:ascii="標楷體" w:hAnsi="標楷體" w:hint="eastAsia"/>
+                <w:rFonts w:ascii="標楷體" w:eastAsia="標楷體" w:hAnsi="標楷體" w:hint="eastAsia"/>
                 <w:spacing w:val="-20"/>
                 <w:sz w:val="28"/>
                 <w:szCs w:val="28"/>
@@ -3728,7 +4630,7 @@
             </w:r>
             <w:r>
               <w:rPr>
-                <w:rFonts w:ascii="標楷體" w:hint="eastAsia"/>
+                <w:rFonts w:ascii="標楷體" w:eastAsia="標楷體" w:hint="eastAsia"/>
               </w:rPr>
               <w:t>審計委員會</w:t>
             </w:r>
@@ -3738,6 +4640,13 @@
           <w:tcPr>
             <w:tcW w:w="1440" w:type="dxa"/>
             <w:gridSpan w:val="4"/>
+            <w:tcBorders>
+              <w:top w:val="single" w:sz="6" w:space="0" w:color="000000"/>
+              <w:left w:val="single" w:sz="6" w:space="0" w:color="000000"/>
+              <w:bottom w:val="dashed" w:sz="4" w:space="0" w:color="auto"/>
+              <w:right w:val="nil"/>
+            </w:tcBorders>
+            <w:vAlign w:val="center"/>
           </w:tcPr>
           <w:p>
             <w:pPr>
@@ -3754,7 +4663,7 @@
               <w:spacing w:after="100" w:line="240" w:lineRule="atLeast"/>
               <w:jc w:val="right"/>
               <w:rPr>
-                <w:rFonts w:ascii="標楷體"/>
+                <w:rFonts w:ascii="標楷體" w:eastAsia="標楷體"/>
                 <w:spacing w:val="-20"/>
                 <w:sz w:val="22"/>
                 <w:szCs w:val="22"/>
@@ -3762,11 +4671,40 @@
             </w:pPr>
             <w:r>
               <w:rPr>
-                <w:rFonts w:ascii="標楷體" w:hint="eastAsia"/>
+                <w:rFonts w:ascii="標楷體" w:eastAsia="標楷體" w:hint="eastAsia"/>
                 <w:spacing w:val="-20"/>
                 <w:sz w:val="22"/>
                 <w:szCs w:val="22"/>
               </w:rPr>
+              <w:t>{{</w:t>
+            </w:r>
+            <w:proofErr w:type="spellStart"/>
+            <w:r>
+              <w:rPr>
+                <w:rFonts w:ascii="標楷體" w:eastAsia="標楷體" w:hint="eastAsia"/>
+                <w:spacing w:val="-20"/>
+                <w:sz w:val="22"/>
+                <w:szCs w:val="22"/>
+              </w:rPr>
+              <w:t>numberofSupervisors</w:t>
+            </w:r>
+            <w:proofErr w:type="spellEnd"/>
+            <w:r>
+              <w:rPr>
+                <w:rFonts w:ascii="標楷體" w:eastAsia="標楷體" w:hint="eastAsia"/>
+                <w:spacing w:val="-20"/>
+                <w:sz w:val="22"/>
+                <w:szCs w:val="22"/>
+              </w:rPr>
+              <w:t>}}</w:t>
+            </w:r>
+            <w:r>
+              <w:rPr>
+                <w:rFonts w:ascii="標楷體" w:eastAsia="標楷體" w:hint="eastAsia"/>
+                <w:spacing w:val="-20"/>
+                <w:sz w:val="22"/>
+                <w:szCs w:val="22"/>
+              </w:rPr>
               <w:t>人</w:t>
             </w:r>
           </w:p>
@@ -3775,6 +4713,13 @@
           <w:tcPr>
             <w:tcW w:w="5749" w:type="dxa"/>
             <w:gridSpan w:val="18"/>
+            <w:tcBorders>
+              <w:top w:val="single" w:sz="6" w:space="0" w:color="000000"/>
+              <w:left w:val="nil"/>
+              <w:bottom w:val="dashed" w:sz="4" w:space="0" w:color="auto"/>
+              <w:right w:val="single" w:sz="12" w:space="0" w:color="000000"/>
+            </w:tcBorders>
+            <w:vAlign w:val="center"/>
           </w:tcPr>
           <w:p>
             <w:pPr>
@@ -3790,92 +4735,38 @@
               <w:snapToGrid w:val="0"/>
               <w:spacing w:after="100" w:line="240" w:lineRule="atLeast"/>
               <w:rPr>
-                <w:rFonts w:ascii="標楷體"/>
-              </w:rPr>
-            </w:pPr>
-            <w:r>
-              <w:rPr>
-                <w:rFonts w:ascii="標楷體" w:hint="eastAsia"/>
-              </w:rPr>
-              <w:t xml:space="preserve">自    </w:t>
-            </w:r>
-            <w:r>
-              <w:rPr>
-                <w:rFonts w:ascii="標楷體" w:hint="eastAsia"/>
-              </w:rPr>
-              <w:t xml:space="preserve"> </w:t>
-            </w:r>
-            <w:r>
-              <w:rPr>
-                <w:rFonts w:ascii="標楷體" w:hint="eastAsia"/>
-              </w:rPr>
-              <w:t xml:space="preserve">年    </w:t>
-            </w:r>
-            <w:r>
-              <w:rPr>
-                <w:rFonts w:ascii="標楷體" w:hint="eastAsia"/>
-              </w:rPr>
-              <w:t xml:space="preserve"> </w:t>
-            </w:r>
-            <w:r>
-              <w:rPr>
-                <w:rFonts w:ascii="標楷體" w:hint="eastAsia"/>
-              </w:rPr>
-              <w:t xml:space="preserve">月 </w:t>
-            </w:r>
-            <w:r>
-              <w:rPr>
-                <w:rFonts w:ascii="標楷體" w:hint="eastAsia"/>
-              </w:rPr>
-              <w:t xml:space="preserve"> </w:t>
-            </w:r>
-            <w:r>
-              <w:rPr>
-                <w:rFonts w:ascii="標楷體" w:hint="eastAsia"/>
-              </w:rPr>
-              <w:t xml:space="preserve">   日至 </w:t>
-            </w:r>
-            <w:r>
-              <w:rPr>
-                <w:rFonts w:ascii="標楷體" w:hint="eastAsia"/>
-              </w:rPr>
-              <w:t xml:space="preserve"> </w:t>
-            </w:r>
-            <w:r>
-              <w:rPr>
-                <w:rFonts w:ascii="標楷體" w:hint="eastAsia"/>
-              </w:rPr>
-              <w:t xml:space="preserve">   年  </w:t>
-            </w:r>
-            <w:r>
-              <w:rPr>
-                <w:rFonts w:ascii="標楷體" w:hint="eastAsia"/>
-              </w:rPr>
-              <w:t xml:space="preserve"> </w:t>
-            </w:r>
-            <w:r>
-              <w:rPr>
-                <w:rFonts w:ascii="標楷體" w:hint="eastAsia"/>
-              </w:rPr>
-              <w:t xml:space="preserve">  月  </w:t>
-            </w:r>
-            <w:r>
-              <w:rPr>
-                <w:rFonts w:ascii="標楷體" w:hint="eastAsia"/>
-              </w:rPr>
-              <w:t xml:space="preserve"> </w:t>
-            </w:r>
-            <w:r>
-              <w:rPr>
-                <w:rFonts w:ascii="標楷體" w:hint="eastAsia"/>
-              </w:rPr>
-              <w:t xml:space="preserve">  日</w:t>
+                <w:rFonts w:ascii="標楷體" w:eastAsia="標楷體"/>
+              </w:rPr>
+            </w:pPr>
+            <w:r>
+              <w:rPr>
+                <w:rFonts w:ascii="標楷體" w:eastAsia="標楷體" w:hint="eastAsia"/>
+                <w:spacing w:val="-20"/>
+              </w:rPr>
+              <w:t>{{</w:t>
+            </w:r>
+            <w:proofErr w:type="spellStart"/>
+            <w:r>
+              <w:rPr>
+                <w:rFonts w:ascii="標楷體" w:eastAsia="標楷體" w:hint="eastAsia"/>
+                <w:spacing w:val="-20"/>
+              </w:rPr>
+              <w:t>termofoffice_supervisor</w:t>
+            </w:r>
+            <w:proofErr w:type="spellEnd"/>
+            <w:r>
+              <w:rPr>
+                <w:rFonts w:ascii="標楷體" w:eastAsia="標楷體" w:hint="eastAsia"/>
+                <w:spacing w:val="-20"/>
+              </w:rPr>
+              <w:t>}}</w:t>
             </w:r>
           </w:p>
         </w:tc>
       </w:tr>
       <w:tr>
         <w:trPr>
+          <w:cantSplit/>
           <w:trHeight w:val="443"/>
         </w:trPr>
         <w:tc>
@@ -3883,6 +4774,11 @@
             <w:tcW w:w="3060" w:type="dxa"/>
             <w:gridSpan w:val="4"/>
             <w:vMerge/>
+            <w:tcBorders>
+              <w:left w:val="single" w:sz="12" w:space="0" w:color="000000"/>
+              <w:bottom w:val="single" w:sz="6" w:space="0" w:color="000000"/>
+              <w:right w:val="single" w:sz="6" w:space="0" w:color="000000"/>
+            </w:tcBorders>
           </w:tcPr>
           <w:p>
             <w:pPr>
@@ -3892,7 +4788,7 @@
               <w:spacing w:line="240" w:lineRule="atLeast"/>
               <w:jc w:val="both"/>
               <w:rPr>
-                <w:rFonts w:ascii="標楷體"/>
+                <w:rFonts w:ascii="標楷體" w:eastAsia="標楷體"/>
                 <w:spacing w:val="-20"/>
                 <w:sz w:val="20"/>
                 <w:szCs w:val="20"/>
@@ -3904,6 +4800,13 @@
           <w:tcPr>
             <w:tcW w:w="7189" w:type="dxa"/>
             <w:gridSpan w:val="22"/>
+            <w:tcBorders>
+              <w:top w:val="dashed" w:sz="4" w:space="0" w:color="auto"/>
+              <w:left w:val="single" w:sz="6" w:space="0" w:color="000000"/>
+              <w:bottom w:val="single" w:sz="6" w:space="0" w:color="000000"/>
+              <w:right w:val="single" w:sz="12" w:space="0" w:color="000000"/>
+            </w:tcBorders>
+            <w:vAlign w:val="center"/>
           </w:tcPr>
           <w:p>
             <w:pPr>
@@ -3920,12 +4823,12 @@
               <w:spacing w:line="240" w:lineRule="atLeast"/>
               <w:jc w:val="center"/>
               <w:rPr>
-                <w:rFonts w:ascii="標楷體"/>
-              </w:rPr>
-            </w:pPr>
-            <w:r>
-              <w:rPr>
-                <w:rFonts w:ascii="標楷體" w:hint="eastAsia"/>
+                <w:rFonts w:ascii="標楷體" w:eastAsia="標楷體"/>
+              </w:rPr>
+            </w:pPr>
+            <w:r>
+              <w:rPr>
+                <w:rFonts w:ascii="標楷體" w:eastAsia="標楷體" w:hint="eastAsia"/>
               </w:rPr>
               <w:t>本公司設置審計委員會由全體獨立董事組成替代監察人</w:t>
             </w:r>
@@ -3934,12 +4837,20 @@
       </w:tr>
       <w:tr>
         <w:trPr>
+          <w:cantSplit/>
           <w:trHeight w:val="443"/>
         </w:trPr>
         <w:tc>
           <w:tcPr>
             <w:tcW w:w="3060" w:type="dxa"/>
             <w:gridSpan w:val="4"/>
+            <w:tcBorders>
+              <w:top w:val="single" w:sz="6" w:space="0" w:color="000000"/>
+              <w:left w:val="single" w:sz="12" w:space="0" w:color="000000"/>
+              <w:bottom w:val="single" w:sz="12" w:space="0" w:color="000000"/>
+              <w:right w:val="single" w:sz="6" w:space="0" w:color="000000"/>
+            </w:tcBorders>
+            <w:vAlign w:val="center"/>
           </w:tcPr>
           <w:p>
             <w:pPr>
@@ -3949,27 +4860,27 @@
               <w:spacing w:line="240" w:lineRule="atLeast"/>
               <w:jc w:val="both"/>
               <w:rPr>
-                <w:rFonts w:ascii="標楷體"/>
+                <w:rFonts w:ascii="標楷體" w:eastAsia="標楷體"/>
                 <w:spacing w:val="-20"/>
               </w:rPr>
             </w:pPr>
             <w:r>
               <w:rPr>
-                <w:rFonts w:ascii="標楷體" w:hint="eastAsia"/>
+                <w:rFonts w:ascii="標楷體" w:eastAsia="標楷體" w:hint="eastAsia"/>
                 <w:spacing w:val="-20"/>
               </w:rPr>
               <w:t>十</w:t>
             </w:r>
             <w:r>
               <w:rPr>
-                <w:rFonts w:ascii="標楷體" w:hint="eastAsia"/>
+                <w:rFonts w:ascii="標楷體" w:eastAsia="標楷體" w:hint="eastAsia"/>
                 <w:spacing w:val="-20"/>
               </w:rPr>
               <w:t>一</w:t>
             </w:r>
             <w:r>
               <w:rPr>
-                <w:rFonts w:ascii="標楷體" w:hint="eastAsia"/>
+                <w:rFonts w:ascii="標楷體" w:eastAsia="標楷體" w:hint="eastAsia"/>
                 <w:spacing w:val="-20"/>
               </w:rPr>
               <w:t>﹑公司章程訂定日期</w:t>
@@ -3980,6 +4891,13 @@
           <w:tcPr>
             <w:tcW w:w="7189" w:type="dxa"/>
             <w:gridSpan w:val="22"/>
+            <w:tcBorders>
+              <w:top w:val="single" w:sz="6" w:space="0" w:color="000000"/>
+              <w:left w:val="single" w:sz="6" w:space="0" w:color="000000"/>
+              <w:bottom w:val="single" w:sz="12" w:space="0" w:color="000000"/>
+              <w:right w:val="single" w:sz="12" w:space="0" w:color="000000"/>
+            </w:tcBorders>
+            <w:vAlign w:val="center"/>
           </w:tcPr>
           <w:p>
             <w:pPr>
@@ -3996,38 +4914,28 @@
               <w:spacing w:line="240" w:lineRule="atLeast"/>
               <w:ind w:firstLineChars="400" w:firstLine="960"/>
               <w:rPr>
-                <w:rFonts w:ascii="標楷體"/>
-              </w:rPr>
-            </w:pPr>
-            <w:r>
-              <w:rPr>
-                <w:rFonts w:ascii="標楷體" w:hint="eastAsia"/>
-              </w:rPr>
-              <w:t>年</w:t>
-            </w:r>
-            <w:r>
-              <w:rPr>
-                <w:rFonts w:ascii="標楷體"/>
-              </w:rPr>
-              <w:t xml:space="preserve">    </w:t>
-            </w:r>
-            <w:r>
-              <w:rPr>
-                <w:rFonts w:ascii="標楷體" w:hint="eastAsia"/>
-              </w:rPr>
-              <w:t>月</w:t>
-            </w:r>
-            <w:r>
-              <w:rPr>
-                <w:rFonts w:ascii="標楷體"/>
-              </w:rPr>
-              <w:t xml:space="preserve">   </w:t>
-            </w:r>
-            <w:r>
-              <w:rPr>
-                <w:rFonts w:ascii="標楷體" w:hint="eastAsia"/>
-              </w:rPr>
-              <w:t>日</w:t>
+                <w:rFonts w:ascii="標楷體" w:eastAsia="標楷體"/>
+              </w:rPr>
+            </w:pPr>
+            <w:r>
+              <w:rPr>
+                <w:rFonts w:ascii="標楷體" w:eastAsia="標楷體" w:hint="eastAsia"/>
+              </w:rPr>
+              <w:t>{{</w:t>
+            </w:r>
+            <w:proofErr w:type="spellStart"/>
+            <w:r>
+              <w:rPr>
+                <w:rFonts w:ascii="標楷體" w:eastAsia="標楷體" w:hint="eastAsia"/>
+              </w:rPr>
+              <w:t>dateOfAdoption</w:t>
+            </w:r>
+            <w:proofErr w:type="spellEnd"/>
+            <w:r>
+              <w:rPr>
+                <w:rFonts w:ascii="標楷體" w:eastAsia="標楷體" w:hint="eastAsia"/>
+              </w:rPr>
+              <w:t>}}</w:t>
             </w:r>
           </w:p>
         </w:tc>
@@ -4856,12 +5764,30 @@
             </w:pPr>
             <w:r>
               <w:rPr>
-                <w:rFonts w:ascii="標楷體" w:eastAsia="標楷體"/>
+                <w:rFonts w:ascii="標楷體" w:eastAsia="標楷體" w:hint="eastAsia"/>
                 <w:sz w:val="32"/>
                 <w:szCs w:val="32"/>
               </w:rPr>
               <w:lastRenderedPageBreak/>
-              <w:tab/>
+              <w:t>{{</w:t>
+            </w:r>
+            <w:proofErr w:type="spellStart"/>
+            <w:r>
+              <w:rPr>
+                <w:rFonts w:ascii="標楷體" w:eastAsia="標楷體" w:hint="eastAsia"/>
+                <w:sz w:val="32"/>
+                <w:szCs w:val="32"/>
+              </w:rPr>
+              <w:t>companyName</w:t>
+            </w:r>
+            <w:proofErr w:type="spellEnd"/>
+            <w:r>
+              <w:rPr>
+                <w:rFonts w:ascii="標楷體" w:eastAsia="標楷體" w:hint="eastAsia"/>
+                <w:sz w:val="32"/>
+                <w:szCs w:val="32"/>
+              </w:rPr>
+              <w:t>}}</w:t>
             </w:r>
           </w:p>
         </w:tc>
@@ -7032,9 +7958,9 @@
         <w:tblLook w:val="0000" w:firstRow="0" w:lastRow="0" w:firstColumn="0" w:lastColumn="0" w:noHBand="0" w:noVBand="0"/>
       </w:tblPr>
       <w:tblGrid>
-        <w:gridCol w:w="686"/>
-        <w:gridCol w:w="2100"/>
-        <w:gridCol w:w="7474"/>
+        <w:gridCol w:w="3643"/>
+        <w:gridCol w:w="1559"/>
+        <w:gridCol w:w="5058"/>
       </w:tblGrid>
       <w:tr>
         <w:trPr>
@@ -7079,7 +8005,73 @@
                 <w:sz w:val="32"/>
                 <w:szCs w:val="32"/>
               </w:rPr>
-              <w:t>所營事業</w:t>
+              <w:t>所</w:t>
+            </w:r>
+            <w:r>
+              <w:rPr>
+                <w:rFonts w:ascii="標楷體" w:eastAsia="標楷體"/>
+                <w:b/>
+                <w:bCs/>
+                <w:position w:val="10"/>
+                <w:sz w:val="32"/>
+                <w:szCs w:val="32"/>
+              </w:rPr>
+              <w:t xml:space="preserve">  </w:t>
+            </w:r>
+            <w:r>
+              <w:rPr>
+                <w:rFonts w:ascii="標楷體" w:eastAsia="標楷體" w:hint="eastAsia"/>
+                <w:b/>
+                <w:bCs/>
+                <w:position w:val="10"/>
+                <w:sz w:val="32"/>
+                <w:szCs w:val="32"/>
+              </w:rPr>
+              <w:t>營</w:t>
+            </w:r>
+            <w:r>
+              <w:rPr>
+                <w:rFonts w:ascii="標楷體" w:eastAsia="標楷體"/>
+                <w:b/>
+                <w:bCs/>
+                <w:position w:val="10"/>
+                <w:sz w:val="32"/>
+                <w:szCs w:val="32"/>
+              </w:rPr>
+              <w:t xml:space="preserve">  </w:t>
+            </w:r>
+            <w:r>
+              <w:rPr>
+                <w:rFonts w:ascii="標楷體" w:eastAsia="標楷體" w:hint="eastAsia"/>
+                <w:b/>
+                <w:bCs/>
+                <w:position w:val="10"/>
+                <w:sz w:val="32"/>
+                <w:szCs w:val="32"/>
+              </w:rPr>
+              <w:t>事</w:t>
+            </w:r>
+            <w:r>
+              <w:rPr>
+                <w:rFonts w:ascii="標楷體" w:eastAsia="標楷體"/>
+                <w:b/>
+                <w:bCs/>
+                <w:position w:val="10"/>
+                <w:sz w:val="32"/>
+                <w:szCs w:val="32"/>
+              </w:rPr>
+              <w:t xml:space="preserve">  </w:t>
+            </w:r>
+            <w:r>
+              <w:rPr>
+                <w:rFonts w:ascii="標楷體" w:eastAsia="標楷體" w:hint="eastAsia"/>
+                <w:b/>
+                <w:bCs/>
+                <w:position w:val="10"/>
+                <w:sz w:val="32"/>
+                <w:szCs w:val="32"/>
+              </w:rPr>
+              <w:t>業</w:t>
             </w:r>
           </w:p>
         </w:tc>
@@ -7091,7 +8083,7 @@
         </w:trPr>
         <w:tc>
           <w:tcPr>
-            <w:tcW w:w="686" w:type="dxa"/>
+            <w:tcW w:w="3643" w:type="dxa"/>
             <w:tcBorders>
               <w:top w:val="single" w:sz="12" w:space="0" w:color="000000"/>
               <w:left w:val="single" w:sz="12" w:space="0" w:color="000000"/>
@@ -7122,7 +8114,7 @@
         </w:tc>
         <w:tc>
           <w:tcPr>
-            <w:tcW w:w="2100" w:type="dxa"/>
+            <w:tcW w:w="1559" w:type="dxa"/>
             <w:tcBorders>
               <w:top w:val="single" w:sz="12" w:space="0" w:color="000000"/>
               <w:left w:val="nil"/>
@@ -7164,7 +8156,7 @@
         </w:tc>
         <w:tc>
           <w:tcPr>
-            <w:tcW w:w="7474" w:type="dxa"/>
+            <w:tcW w:w="5058" w:type="dxa"/>
             <w:tcBorders>
               <w:top w:val="single" w:sz="12" w:space="0" w:color="000000"/>
               <w:left w:val="single" w:sz="6" w:space="0" w:color="000000"/>
@@ -7194,55 +8186,178 @@
           </w:p>
         </w:tc>
       </w:tr>
-    </w:tbl>
-    <w:p>
-      <w:pPr>
-        <w:pStyle w:val="a4"/>
-        <w:tabs>
-          <w:tab w:val="clear" w:pos="4153"/>
-          <w:tab w:val="clear" w:pos="8306"/>
-        </w:tabs>
-        <w:spacing w:line="160" w:lineRule="atLeast"/>
-        <w:rPr>
-          <w:rFonts w:ascii="新細明體" w:eastAsia="新細明體" w:hAnsi="新細明體"/>
-        </w:rPr>
-      </w:pPr>
-    </w:p>
-    <w:tbl>
-      <w:tblPr>
-        <w:tblW w:w="0" w:type="auto"/>
-        <w:tblInd w:w="28" w:type="dxa"/>
-        <w:tblBorders>
-          <w:top w:val="single" w:sz="6" w:space="0" w:color="auto"/>
-          <w:left w:val="single" w:sz="6" w:space="0" w:color="auto"/>
-          <w:bottom w:val="single" w:sz="6" w:space="0" w:color="auto"/>
-          <w:right w:val="single" w:sz="6" w:space="0" w:color="auto"/>
-        </w:tblBorders>
-        <w:tblLayout w:type="fixed"/>
-        <w:tblCellMar>
-          <w:left w:w="28" w:type="dxa"/>
-          <w:right w:w="28" w:type="dxa"/>
-        </w:tblCellMar>
-        <w:tblLook w:val="0000" w:firstRow="0" w:lastRow="0" w:firstColumn="0" w:lastColumn="0" w:noHBand="0" w:noVBand="0"/>
-      </w:tblPr>
-      <w:tblGrid>
-        <w:gridCol w:w="686"/>
-        <w:gridCol w:w="2100"/>
-        <w:gridCol w:w="7474"/>
-      </w:tblGrid>
       <w:tr>
         <w:trPr>
           <w:cantSplit/>
-          <w:trHeight w:hRule="exact" w:val="440"/>
+          <w:trHeight w:hRule="exact" w:val="1460"/>
         </w:trPr>
         <w:tc>
           <w:tcPr>
-            <w:tcW w:w="10260" w:type="dxa"/>
-            <w:gridSpan w:val="3"/>
+            <w:tcW w:w="3643" w:type="dxa"/>
             <w:tcBorders>
               <w:top w:val="single" w:sz="6" w:space="0" w:color="000000"/>
               <w:left w:val="single" w:sz="12" w:space="0" w:color="000000"/>
               <w:bottom w:val="single" w:sz="6" w:space="0" w:color="000000"/>
+              <w:right w:val="single" w:sz="6" w:space="0" w:color="000000"/>
+            </w:tcBorders>
+            <w:vAlign w:val="center"/>
+          </w:tcPr>
+          <w:p>
+            <w:pPr>
+              <w:tabs>
+                <w:tab w:val="left" w:pos="10440"/>
+              </w:tabs>
+              <w:ind w:right="191"/>
+              <w:jc w:val="both"/>
+              <w:rPr>
+                <w:rFonts w:ascii="標楷體" w:eastAsia="標楷體"/>
+              </w:rPr>
+            </w:pPr>
+            <w:r>
+              <w:rPr>
+                <w:rFonts w:ascii="標楷體" w:hAnsi="標楷體"/>
+                <w:sz w:val="20"/>
+                <w:szCs w:val="20"/>
+              </w:rPr>
+              <w:t xml:space="preserve">{% for </w:t>
+            </w:r>
+            <w:r>
+              <w:rPr>
+                <w:rFonts w:ascii="標楷體" w:hAnsi="標楷體" w:hint="eastAsia"/>
+                <w:sz w:val="20"/>
+                <w:szCs w:val="20"/>
+              </w:rPr>
+              <w:t>d</w:t>
+            </w:r>
+            <w:r>
+              <w:rPr>
+                <w:rFonts w:ascii="標楷體" w:hAnsi="標楷體"/>
+                <w:sz w:val="16"/>
+                <w:szCs w:val="20"/>
+              </w:rPr>
+              <w:t xml:space="preserve"> in </w:t>
+            </w:r>
+            <w:proofErr w:type="spellStart"/>
+            <w:r>
+              <w:rPr>
+                <w:rFonts w:ascii="標楷體" w:hAnsi="標楷體"/>
+                <w:sz w:val="16"/>
+                <w:szCs w:val="20"/>
+              </w:rPr>
+              <w:t>business_item</w:t>
+            </w:r>
+            <w:r>
+              <w:rPr>
+                <w:rFonts w:ascii="標楷體" w:hAnsi="標楷體" w:hint="eastAsia"/>
+                <w:sz w:val="16"/>
+                <w:szCs w:val="20"/>
+              </w:rPr>
+              <w:t>s</w:t>
+            </w:r>
+            <w:proofErr w:type="spellEnd"/>
+            <w:r>
+              <w:rPr>
+                <w:rFonts w:ascii="標楷體" w:hAnsi="標楷體" w:hint="eastAsia"/>
+                <w:sz w:val="16"/>
+                <w:szCs w:val="20"/>
+              </w:rPr>
+              <w:t xml:space="preserve"> </w:t>
+            </w:r>
+            <w:r>
+              <w:rPr>
+                <w:rFonts w:ascii="標楷體" w:hAnsi="標楷體"/>
+                <w:sz w:val="16"/>
+                <w:szCs w:val="20"/>
+              </w:rPr>
+              <w:t>%}</w:t>
+            </w:r>
+            <w:r>
+              <w:rPr>
+                <w:rFonts w:ascii="標楷體" w:eastAsia="標楷體" w:hint="eastAsia"/>
+              </w:rPr>
+              <w:t>{{</w:t>
+            </w:r>
+            <w:r>
+              <w:rPr>
+                <w:rFonts w:ascii="標楷體" w:eastAsia="標楷體" w:hint="eastAsia"/>
+              </w:rPr>
+              <w:t>d</w:t>
+            </w:r>
+            <w:r>
+              <w:rPr>
+                <w:rFonts w:ascii="標楷體" w:eastAsia="標楷體" w:hint="eastAsia"/>
+              </w:rPr>
+              <w:t>.</w:t>
+            </w:r>
+            <w:r>
+              <w:rPr>
+                <w:rFonts w:ascii="標楷體" w:eastAsia="標楷體" w:hint="eastAsia"/>
+              </w:rPr>
+              <w:t>id}}</w:t>
+            </w:r>
+          </w:p>
+        </w:tc>
+        <w:tc>
+          <w:tcPr>
+            <w:tcW w:w="1559" w:type="dxa"/>
+            <w:tcBorders>
+              <w:top w:val="single" w:sz="6" w:space="0" w:color="000000"/>
+              <w:left w:val="nil"/>
+              <w:bottom w:val="single" w:sz="6" w:space="0" w:color="000000"/>
+              <w:right w:val="single" w:sz="6" w:space="0" w:color="000000"/>
+            </w:tcBorders>
+            <w:vAlign w:val="center"/>
+          </w:tcPr>
+          <w:p>
+            <w:pPr>
+              <w:tabs>
+                <w:tab w:val="left" w:pos="4800"/>
+              </w:tabs>
+              <w:snapToGrid w:val="0"/>
+              <w:spacing w:after="100" w:line="240" w:lineRule="atLeast"/>
+              <w:jc w:val="center"/>
+              <w:textAlignment w:val="center"/>
+              <w:rPr>
+                <w:rFonts w:ascii="標楷體" w:eastAsia="標楷體"/>
+              </w:rPr>
+            </w:pPr>
+            <w:r>
+              <w:rPr>
+                <w:rFonts w:ascii="標楷體" w:eastAsia="標楷體" w:hint="eastAsia"/>
+              </w:rPr>
+              <w:t>{{</w:t>
+            </w:r>
+            <w:proofErr w:type="spellStart"/>
+            <w:proofErr w:type="gramStart"/>
+            <w:r>
+              <w:rPr>
+                <w:rFonts w:ascii="標楷體" w:eastAsia="標楷體" w:hint="eastAsia"/>
+              </w:rPr>
+              <w:t>d.</w:t>
+            </w:r>
+            <w:r>
+              <w:rPr>
+                <w:rFonts w:ascii="標楷體" w:eastAsia="標楷體"/>
+              </w:rPr>
+              <w:t>code</w:t>
+            </w:r>
+            <w:proofErr w:type="spellEnd"/>
+            <w:proofErr w:type="gramEnd"/>
+            <w:r>
+              <w:rPr>
+                <w:rFonts w:ascii="標楷體" w:eastAsia="標楷體" w:hint="eastAsia"/>
+              </w:rPr>
+              <w:t>}}</w:t>
+            </w:r>
+          </w:p>
+        </w:tc>
+        <w:tc>
+          <w:tcPr>
+            <w:tcW w:w="5058" w:type="dxa"/>
+            <w:tcBorders>
+              <w:top w:val="single" w:sz="6" w:space="0" w:color="000000"/>
+              <w:left w:val="single" w:sz="6" w:space="0" w:color="000000"/>
+              <w:bottom w:val="single" w:sz="6" w:space="0" w:color="000000"/>
               <w:right w:val="single" w:sz="12" w:space="0" w:color="000000"/>
             </w:tcBorders>
             <w:vAlign w:val="center"/>
@@ -7257,64 +8372,29 @@
               <w:textAlignment w:val="center"/>
               <w:rPr>
                 <w:rFonts w:ascii="標楷體" w:eastAsia="標楷體"/>
-                <w:spacing w:val="-20"/>
-              </w:rPr>
-            </w:pPr>
-            <w:r>
-              <w:rPr>
-                <w:rFonts w:ascii="標楷體" w:eastAsia="標楷體" w:hAnsi="標楷體" w:hint="eastAsia"/>
-                <w:color w:val="000000"/>
-                <w:spacing w:val="-20"/>
+              </w:rPr>
+            </w:pPr>
+            <w:r>
+              <w:rPr>
+                <w:rFonts w:ascii="標楷體" w:eastAsia="標楷體" w:hint="eastAsia"/>
               </w:rPr>
               <w:t>{{</w:t>
             </w:r>
-            <w:proofErr w:type="spellStart"/>
-            <w:r>
-              <w:rPr>
-                <w:rFonts w:ascii="標楷體" w:eastAsia="標楷體" w:hAnsi="標楷體" w:hint="eastAsia"/>
-                <w:color w:val="000000"/>
-                <w:spacing w:val="-20"/>
-              </w:rPr>
-              <w:t>b</w:t>
-            </w:r>
-            <w:r>
-              <w:rPr>
-                <w:rFonts w:ascii="標楷體" w:eastAsia="標楷體" w:hAnsi="標楷體"/>
-                <w:color w:val="000000"/>
-                <w:spacing w:val="-20"/>
-              </w:rPr>
-              <w:t>usiness</w:t>
-            </w:r>
-            <w:r>
-              <w:rPr>
-                <w:rFonts w:ascii="標楷體" w:eastAsia="標楷體" w:hAnsi="標楷體" w:hint="eastAsia"/>
-                <w:color w:val="000000"/>
-                <w:spacing w:val="-20"/>
-              </w:rPr>
-              <w:t>_</w:t>
-            </w:r>
-            <w:r>
-              <w:rPr>
-                <w:rFonts w:ascii="標楷體" w:eastAsia="標楷體" w:hAnsi="標楷體"/>
-                <w:color w:val="000000"/>
-                <w:spacing w:val="-20"/>
-              </w:rPr>
-              <w:t>Scope</w:t>
-            </w:r>
-            <w:r>
-              <w:rPr>
-                <w:rFonts w:ascii="標楷體" w:eastAsia="標楷體" w:hAnsi="標楷體" w:hint="eastAsia"/>
-                <w:color w:val="000000"/>
-                <w:spacing w:val="-20"/>
-              </w:rPr>
-              <w:t>_table</w:t>
-            </w:r>
-            <w:proofErr w:type="spellEnd"/>
-            <w:r>
-              <w:rPr>
-                <w:rFonts w:ascii="標楷體" w:eastAsia="標楷體" w:hAnsi="標楷體" w:hint="eastAsia"/>
-                <w:color w:val="000000"/>
-                <w:spacing w:val="-20"/>
+            <w:r>
+              <w:rPr>
+                <w:rFonts w:ascii="標楷體" w:eastAsia="標楷體" w:hint="eastAsia"/>
+              </w:rPr>
+              <w:t>d.</w:t>
+            </w:r>
+            <w:r>
+              <w:rPr>
+                <w:rFonts w:ascii="標楷體" w:eastAsia="標楷體"/>
+              </w:rPr>
+              <w:t>name</w:t>
+            </w:r>
+            <w:r>
+              <w:rPr>
+                <w:rFonts w:ascii="標楷體" w:eastAsia="標楷體" w:hint="eastAsia"/>
               </w:rPr>
               <w:t>}}</w:t>
             </w:r>
@@ -7324,11 +8404,11 @@
       <w:tr>
         <w:trPr>
           <w:cantSplit/>
-          <w:trHeight w:hRule="exact" w:val="440"/>
+          <w:trHeight w:hRule="exact" w:val="1460"/>
         </w:trPr>
         <w:tc>
           <w:tcPr>
-            <w:tcW w:w="686" w:type="dxa"/>
+            <w:tcW w:w="3643" w:type="dxa"/>
             <w:tcBorders>
               <w:top w:val="single" w:sz="6" w:space="0" w:color="000000"/>
               <w:left w:val="single" w:sz="12" w:space="0" w:color="000000"/>
@@ -7340,6 +8420,50 @@
           <w:p>
             <w:pPr>
               <w:tabs>
+                <w:tab w:val="left" w:pos="10440"/>
+              </w:tabs>
+              <w:ind w:right="191"/>
+              <w:jc w:val="both"/>
+              <w:rPr>
+                <w:rFonts w:ascii="標楷體" w:eastAsia="標楷體"/>
+              </w:rPr>
+            </w:pPr>
+            <w:r>
+              <w:rPr>
+                <w:rFonts w:ascii="標楷體" w:hAnsi="標楷體"/>
+              </w:rPr>
+              <w:t xml:space="preserve">{% </w:t>
+            </w:r>
+            <w:proofErr w:type="spellStart"/>
+            <w:r>
+              <w:rPr>
+                <w:rFonts w:ascii="標楷體" w:hAnsi="標楷體"/>
+              </w:rPr>
+              <w:t>endfor</w:t>
+            </w:r>
+            <w:proofErr w:type="spellEnd"/>
+            <w:r>
+              <w:rPr>
+                <w:rFonts w:ascii="標楷體" w:hAnsi="標楷體"/>
+              </w:rPr>
+              <w:t xml:space="preserve"> %}</w:t>
+            </w:r>
+          </w:p>
+        </w:tc>
+        <w:tc>
+          <w:tcPr>
+            <w:tcW w:w="1559" w:type="dxa"/>
+            <w:tcBorders>
+              <w:top w:val="single" w:sz="6" w:space="0" w:color="000000"/>
+              <w:left w:val="nil"/>
+              <w:bottom w:val="single" w:sz="6" w:space="0" w:color="000000"/>
+              <w:right w:val="single" w:sz="6" w:space="0" w:color="000000"/>
+            </w:tcBorders>
+            <w:vAlign w:val="center"/>
+          </w:tcPr>
+          <w:p>
+            <w:pPr>
+              <w:tabs>
                 <w:tab w:val="left" w:pos="4800"/>
               </w:tabs>
               <w:snapToGrid w:val="0"/>
@@ -7354,33 +8478,7 @@
         </w:tc>
         <w:tc>
           <w:tcPr>
-            <w:tcW w:w="2100" w:type="dxa"/>
-            <w:tcBorders>
-              <w:top w:val="single" w:sz="6" w:space="0" w:color="000000"/>
-              <w:left w:val="nil"/>
-              <w:bottom w:val="single" w:sz="6" w:space="0" w:color="000000"/>
-              <w:right w:val="single" w:sz="6" w:space="0" w:color="000000"/>
-            </w:tcBorders>
-            <w:vAlign w:val="center"/>
-          </w:tcPr>
-          <w:p>
-            <w:pPr>
-              <w:tabs>
-                <w:tab w:val="left" w:pos="4800"/>
-              </w:tabs>
-              <w:snapToGrid w:val="0"/>
-              <w:spacing w:after="100" w:line="240" w:lineRule="atLeast"/>
-              <w:jc w:val="center"/>
-              <w:textAlignment w:val="center"/>
-              <w:rPr>
-                <w:rFonts w:ascii="標楷體" w:eastAsia="標楷體"/>
-              </w:rPr>
-            </w:pPr>
-          </w:p>
-        </w:tc>
-        <w:tc>
-          <w:tcPr>
-            <w:tcW w:w="7474" w:type="dxa"/>
+            <w:tcW w:w="5058" w:type="dxa"/>
             <w:tcBorders>
               <w:top w:val="single" w:sz="6" w:space="0" w:color="000000"/>
               <w:left w:val="single" w:sz="6" w:space="0" w:color="000000"/>
@@ -7399,234 +8497,12 @@
               <w:textAlignment w:val="center"/>
               <w:rPr>
                 <w:rFonts w:ascii="標楷體" w:eastAsia="標楷體"/>
-                <w:spacing w:val="-20"/>
-              </w:rPr>
-            </w:pPr>
-          </w:p>
-          <w:p>
-            <w:pPr>
-              <w:tabs>
-                <w:tab w:val="left" w:pos="4800"/>
-              </w:tabs>
-              <w:snapToGrid w:val="0"/>
-              <w:spacing w:after="100" w:line="240" w:lineRule="atLeast"/>
-              <w:textAlignment w:val="center"/>
-              <w:rPr>
-                <w:rFonts w:ascii="標楷體" w:eastAsia="標楷體"/>
-                <w:spacing w:val="-20"/>
-              </w:rPr>
-            </w:pPr>
-          </w:p>
-          <w:p>
-            <w:pPr>
-              <w:tabs>
-                <w:tab w:val="left" w:pos="4800"/>
-              </w:tabs>
-              <w:snapToGrid w:val="0"/>
-              <w:spacing w:after="100" w:line="240" w:lineRule="atLeast"/>
-              <w:textAlignment w:val="center"/>
-              <w:rPr>
-                <w:rFonts w:ascii="標楷體" w:eastAsia="標楷體"/>
-                <w:spacing w:val="-20"/>
-              </w:rPr>
-            </w:pPr>
-          </w:p>
-        </w:tc>
-      </w:tr>
-      <w:tr>
-        <w:trPr>
-          <w:cantSplit/>
-          <w:trHeight w:hRule="exact" w:val="440"/>
-        </w:trPr>
-        <w:tc>
-          <w:tcPr>
-            <w:tcW w:w="686" w:type="dxa"/>
-            <w:tcBorders>
-              <w:top w:val="single" w:sz="6" w:space="0" w:color="000000"/>
-              <w:left w:val="single" w:sz="12" w:space="0" w:color="000000"/>
-              <w:bottom w:val="single" w:sz="6" w:space="0" w:color="000000"/>
-              <w:right w:val="single" w:sz="6" w:space="0" w:color="000000"/>
-            </w:tcBorders>
-            <w:vAlign w:val="center"/>
-          </w:tcPr>
-          <w:p>
-            <w:pPr>
-              <w:tabs>
-                <w:tab w:val="left" w:pos="4800"/>
-              </w:tabs>
-              <w:snapToGrid w:val="0"/>
-              <w:spacing w:after="100" w:line="240" w:lineRule="atLeast"/>
-              <w:jc w:val="center"/>
-              <w:textAlignment w:val="center"/>
-              <w:rPr>
-                <w:rFonts w:ascii="標楷體" w:eastAsia="標楷體"/>
-              </w:rPr>
-            </w:pPr>
-          </w:p>
-        </w:tc>
-        <w:tc>
-          <w:tcPr>
-            <w:tcW w:w="2100" w:type="dxa"/>
-            <w:tcBorders>
-              <w:top w:val="single" w:sz="6" w:space="0" w:color="000000"/>
-              <w:left w:val="nil"/>
-              <w:bottom w:val="single" w:sz="6" w:space="0" w:color="000000"/>
-              <w:right w:val="single" w:sz="6" w:space="0" w:color="000000"/>
-            </w:tcBorders>
-            <w:vAlign w:val="center"/>
-          </w:tcPr>
-          <w:p>
-            <w:pPr>
-              <w:tabs>
-                <w:tab w:val="left" w:pos="4800"/>
-              </w:tabs>
-              <w:snapToGrid w:val="0"/>
-              <w:spacing w:after="100" w:line="240" w:lineRule="atLeast"/>
-              <w:jc w:val="center"/>
-              <w:textAlignment w:val="center"/>
-              <w:rPr>
-                <w:rFonts w:ascii="標楷體" w:eastAsia="標楷體"/>
-              </w:rPr>
-            </w:pPr>
-          </w:p>
-        </w:tc>
-        <w:tc>
-          <w:tcPr>
-            <w:tcW w:w="7474" w:type="dxa"/>
-            <w:tcBorders>
-              <w:top w:val="single" w:sz="6" w:space="0" w:color="000000"/>
-              <w:left w:val="single" w:sz="6" w:space="0" w:color="000000"/>
-              <w:bottom w:val="single" w:sz="6" w:space="0" w:color="000000"/>
-              <w:right w:val="single" w:sz="12" w:space="0" w:color="000000"/>
-            </w:tcBorders>
-            <w:vAlign w:val="center"/>
-          </w:tcPr>
-          <w:p>
-            <w:pPr>
-              <w:tabs>
-                <w:tab w:val="left" w:pos="4800"/>
-              </w:tabs>
-              <w:snapToGrid w:val="0"/>
-              <w:spacing w:after="100" w:line="240" w:lineRule="atLeast"/>
-              <w:textAlignment w:val="center"/>
-              <w:rPr>
-                <w:rFonts w:ascii="標楷體" w:eastAsia="標楷體"/>
-                <w:spacing w:val="-20"/>
-              </w:rPr>
-            </w:pPr>
-          </w:p>
-        </w:tc>
-      </w:tr>
-      <w:tr>
-        <w:trPr>
-          <w:cantSplit/>
-          <w:trHeight w:hRule="exact" w:val="440"/>
-        </w:trPr>
-        <w:tc>
-          <w:tcPr>
-            <w:tcW w:w="686" w:type="dxa"/>
-            <w:tcBorders>
-              <w:top w:val="single" w:sz="6" w:space="0" w:color="000000"/>
-              <w:left w:val="single" w:sz="12" w:space="0" w:color="000000"/>
-              <w:bottom w:val="single" w:sz="12" w:space="0" w:color="000000"/>
-              <w:right w:val="single" w:sz="6" w:space="0" w:color="000000"/>
-            </w:tcBorders>
-            <w:vAlign w:val="center"/>
-          </w:tcPr>
-          <w:p>
-            <w:pPr>
-              <w:tabs>
-                <w:tab w:val="left" w:pos="4800"/>
-              </w:tabs>
-              <w:snapToGrid w:val="0"/>
-              <w:spacing w:after="100" w:line="240" w:lineRule="atLeast"/>
-              <w:jc w:val="center"/>
-              <w:textAlignment w:val="center"/>
-              <w:rPr>
-                <w:rFonts w:ascii="標楷體" w:eastAsia="標楷體"/>
-              </w:rPr>
-            </w:pPr>
-          </w:p>
-        </w:tc>
-        <w:tc>
-          <w:tcPr>
-            <w:tcW w:w="2100" w:type="dxa"/>
-            <w:tcBorders>
-              <w:top w:val="single" w:sz="6" w:space="0" w:color="000000"/>
-              <w:left w:val="nil"/>
-              <w:bottom w:val="single" w:sz="12" w:space="0" w:color="000000"/>
-              <w:right w:val="single" w:sz="6" w:space="0" w:color="000000"/>
-            </w:tcBorders>
-            <w:vAlign w:val="center"/>
-          </w:tcPr>
-          <w:p>
-            <w:pPr>
-              <w:tabs>
-                <w:tab w:val="left" w:pos="4800"/>
-              </w:tabs>
-              <w:snapToGrid w:val="0"/>
-              <w:spacing w:after="100" w:line="240" w:lineRule="atLeast"/>
-              <w:jc w:val="center"/>
-              <w:textAlignment w:val="center"/>
-              <w:rPr>
-                <w:rFonts w:ascii="標楷體" w:eastAsia="標楷體"/>
-              </w:rPr>
-            </w:pPr>
-          </w:p>
-        </w:tc>
-        <w:tc>
-          <w:tcPr>
-            <w:tcW w:w="7474" w:type="dxa"/>
-            <w:tcBorders>
-              <w:top w:val="single" w:sz="6" w:space="0" w:color="000000"/>
-              <w:left w:val="single" w:sz="6" w:space="0" w:color="000000"/>
-              <w:bottom w:val="single" w:sz="12" w:space="0" w:color="000000"/>
-              <w:right w:val="single" w:sz="12" w:space="0" w:color="000000"/>
-            </w:tcBorders>
-            <w:vAlign w:val="center"/>
-          </w:tcPr>
-          <w:p>
-            <w:pPr>
-              <w:tabs>
-                <w:tab w:val="left" w:pos="4800"/>
-              </w:tabs>
-              <w:snapToGrid w:val="0"/>
-              <w:spacing w:after="100" w:line="240" w:lineRule="atLeast"/>
-              <w:textAlignment w:val="center"/>
-              <w:rPr>
-                <w:rFonts w:ascii="標楷體" w:eastAsia="標楷體"/>
-                <w:spacing w:val="-20"/>
               </w:rPr>
             </w:pPr>
           </w:p>
         </w:tc>
       </w:tr>
     </w:tbl>
-    <w:p>
-      <w:pPr>
-        <w:pStyle w:val="a4"/>
-        <w:tabs>
-          <w:tab w:val="clear" w:pos="4153"/>
-          <w:tab w:val="clear" w:pos="8306"/>
-        </w:tabs>
-        <w:spacing w:line="160" w:lineRule="atLeast"/>
-        <w:rPr>
-          <w:rFonts w:ascii="新細明體" w:eastAsia="新細明體" w:hAnsi="新細明體"/>
-        </w:rPr>
-      </w:pPr>
-    </w:p>
-    <w:p>
-      <w:pPr>
-        <w:tabs>
-          <w:tab w:val="left" w:pos="10440"/>
-        </w:tabs>
-        <w:ind w:right="191"/>
-        <w:jc w:val="both"/>
-      </w:pPr>
-      <w:r>
-        <w:t>[TABLE_BUSINESS_SCOPE_ANCHOR]</w:t>
-      </w:r>
-    </w:p>
     <w:p>
       <w:pPr>
         <w:pStyle w:val="a4"/>
@@ -7652,6 +8528,12 @@
           <w:rFonts w:ascii="新細明體" w:eastAsia="新細明體" w:hAnsi="新細明體"/>
         </w:rPr>
       </w:pPr>
+      <w:r>
+        <w:rPr>
+          <w:rFonts w:ascii="新細明體" w:eastAsia="新細明體" w:hAnsi="新細明體"/>
+        </w:rPr>
+        <w:br w:type="page"/>
+      </w:r>
     </w:p>
     <w:tbl>
       <w:tblPr>
@@ -7707,11 +8589,30 @@
             </w:pPr>
             <w:r>
               <w:rPr>
-                <w:rFonts w:ascii="標楷體" w:eastAsia="標楷體"/>
+                <w:rFonts w:ascii="標楷體" w:eastAsia="標楷體" w:hint="eastAsia"/>
                 <w:sz w:val="32"/>
                 <w:szCs w:val="32"/>
               </w:rPr>
-              <w:tab/>
+              <w:lastRenderedPageBreak/>
+              <w:t>{{</w:t>
+            </w:r>
+            <w:proofErr w:type="spellStart"/>
+            <w:r>
+              <w:rPr>
+                <w:rFonts w:ascii="標楷體" w:eastAsia="標楷體" w:hint="eastAsia"/>
+                <w:sz w:val="32"/>
+                <w:szCs w:val="32"/>
+              </w:rPr>
+              <w:t>companyName</w:t>
+            </w:r>
+            <w:proofErr w:type="spellEnd"/>
+            <w:r>
+              <w:rPr>
+                <w:rFonts w:ascii="標楷體" w:eastAsia="標楷體" w:hint="eastAsia"/>
+                <w:sz w:val="32"/>
+                <w:szCs w:val="32"/>
+              </w:rPr>
+              <w:t>}}</w:t>
             </w:r>
           </w:p>
         </w:tc>
@@ -7784,6 +8685,7 @@
       <w:r>
         <w:t xml:space="preserve"> </w:t>
       </w:r>
+      <w:proofErr w:type="gramStart"/>
       <w:r>
         <w:rPr>
           <w:rFonts w:hint="eastAsia"/>
@@ -7792,6 +8694,7 @@
         </w:rPr>
         <w:t>註</w:t>
       </w:r>
+      <w:proofErr w:type="gramEnd"/>
       <w:r>
         <w:rPr>
           <w:sz w:val="20"/>
@@ -7805,7 +8708,25 @@
           <w:sz w:val="20"/>
           <w:szCs w:val="20"/>
         </w:rPr>
-        <w:t>欄位不足請自行複製，未使用之欄位可自行刪除，若本頁不足使用，請複製全頁後自行增減欄位。</w:t>
+        <w:t>欄位不足請自行複製，未使用之欄位可自行刪除，若本頁不足使用，請複製</w:t>
+      </w:r>
+      <w:proofErr w:type="gramStart"/>
+      <w:r>
+        <w:rPr>
+          <w:rFonts w:hint="eastAsia"/>
+          <w:sz w:val="20"/>
+          <w:szCs w:val="20"/>
+        </w:rPr>
+        <w:t>全頁後自行</w:t>
+      </w:r>
+      <w:proofErr w:type="gramEnd"/>
+      <w:r>
+        <w:rPr>
+          <w:rFonts w:hint="eastAsia"/>
+          <w:sz w:val="20"/>
+          <w:szCs w:val="20"/>
+        </w:rPr>
+        <w:t>增減欄位。</w:t>
       </w:r>
     </w:p>
     <w:p>
@@ -7886,7 +8807,141 @@
                 <w:sz w:val="32"/>
                 <w:szCs w:val="32"/>
               </w:rPr>
-              <w:t>董事﹑監察人名單</w:t>
+              <w:t>董</w:t>
+            </w:r>
+            <w:r>
+              <w:rPr>
+                <w:rFonts w:ascii="標楷體" w:eastAsia="標楷體"/>
+                <w:b/>
+                <w:bCs/>
+                <w:position w:val="10"/>
+                <w:sz w:val="32"/>
+                <w:szCs w:val="32"/>
+              </w:rPr>
+              <w:t xml:space="preserve">  </w:t>
+            </w:r>
+            <w:r>
+              <w:rPr>
+                <w:rFonts w:ascii="標楷體" w:eastAsia="標楷體" w:hint="eastAsia"/>
+                <w:b/>
+                <w:bCs/>
+                <w:position w:val="10"/>
+                <w:sz w:val="32"/>
+                <w:szCs w:val="32"/>
+              </w:rPr>
+              <w:t>事</w:t>
+            </w:r>
+            <w:proofErr w:type="gramStart"/>
+            <w:r>
+              <w:rPr>
+                <w:rFonts w:ascii="標楷體" w:eastAsia="標楷體" w:hint="eastAsia"/>
+                <w:b/>
+                <w:bCs/>
+                <w:position w:val="10"/>
+                <w:sz w:val="32"/>
+                <w:szCs w:val="32"/>
+              </w:rPr>
+              <w:t>﹑</w:t>
+            </w:r>
+            <w:proofErr w:type="gramEnd"/>
+            <w:r>
+              <w:rPr>
+                <w:rFonts w:ascii="標楷體" w:eastAsia="標楷體" w:hint="eastAsia"/>
+                <w:b/>
+                <w:bCs/>
+                <w:position w:val="10"/>
+                <w:sz w:val="32"/>
+                <w:szCs w:val="32"/>
+              </w:rPr>
+              <w:t>監</w:t>
+            </w:r>
+            <w:r>
+              <w:rPr>
+                <w:rFonts w:ascii="標楷體" w:eastAsia="標楷體"/>
+                <w:b/>
+                <w:bCs/>
+                <w:position w:val="10"/>
+                <w:sz w:val="32"/>
+                <w:szCs w:val="32"/>
+              </w:rPr>
+              <w:t xml:space="preserve">  </w:t>
+            </w:r>
+            <w:r>
+              <w:rPr>
+                <w:rFonts w:ascii="標楷體" w:eastAsia="標楷體" w:hint="eastAsia"/>
+                <w:b/>
+                <w:bCs/>
+                <w:position w:val="10"/>
+                <w:sz w:val="32"/>
+                <w:szCs w:val="32"/>
+              </w:rPr>
+              <w:t>察</w:t>
+            </w:r>
+            <w:r>
+              <w:rPr>
+                <w:rFonts w:ascii="標楷體" w:eastAsia="標楷體"/>
+                <w:b/>
+                <w:bCs/>
+                <w:position w:val="10"/>
+                <w:sz w:val="32"/>
+                <w:szCs w:val="32"/>
+              </w:rPr>
+              <w:t xml:space="preserve">  </w:t>
+            </w:r>
+            <w:r>
+              <w:rPr>
+                <w:rFonts w:ascii="標楷體" w:eastAsia="標楷體" w:hint="eastAsia"/>
+                <w:b/>
+                <w:bCs/>
+                <w:position w:val="10"/>
+                <w:sz w:val="32"/>
+                <w:szCs w:val="32"/>
+              </w:rPr>
+              <w:t>人</w:t>
+            </w:r>
+            <w:r>
+              <w:rPr>
+                <w:rFonts w:ascii="標楷體" w:eastAsia="標楷體"/>
+                <w:b/>
+                <w:bCs/>
+                <w:position w:val="10"/>
+                <w:sz w:val="32"/>
+                <w:szCs w:val="32"/>
+              </w:rPr>
+              <w:t xml:space="preserve">  </w:t>
+            </w:r>
+            <w:r>
+              <w:rPr>
+                <w:rFonts w:ascii="標楷體" w:eastAsia="標楷體" w:hint="eastAsia"/>
+                <w:b/>
+                <w:bCs/>
+                <w:position w:val="10"/>
+                <w:sz w:val="32"/>
+                <w:szCs w:val="32"/>
+              </w:rPr>
+              <w:t>名</w:t>
+            </w:r>
+            <w:r>
+              <w:rPr>
+                <w:rFonts w:ascii="標楷體" w:eastAsia="標楷體"/>
+                <w:b/>
+                <w:bCs/>
+                <w:position w:val="10"/>
+                <w:sz w:val="32"/>
+                <w:szCs w:val="32"/>
+              </w:rPr>
+              <w:t xml:space="preserve">  </w:t>
+            </w:r>
+            <w:r>
+              <w:rPr>
+                <w:rFonts w:ascii="標楷體" w:eastAsia="標楷體" w:hint="eastAsia"/>
+                <w:b/>
+                <w:bCs/>
+                <w:position w:val="10"/>
+                <w:sz w:val="32"/>
+                <w:szCs w:val="32"/>
+              </w:rPr>
+              <w:t>單</w:t>
             </w:r>
           </w:p>
         </w:tc>
@@ -8339,39 +9394,21 @@
           </w:p>
         </w:tc>
       </w:tr>
-    </w:tbl>
-    <w:p>
-      <w:pPr>
-        <w:tabs>
-          <w:tab w:val="left" w:pos="10440"/>
-        </w:tabs>
-        <w:spacing w:line="60" w:lineRule="exact"/>
-        <w:ind w:right="193"/>
-        <w:jc w:val="both"/>
-      </w:pPr>
-    </w:p>
-    <w:tbl>
-      <w:tblPr>
-        <w:tblStyle w:val="registertable"/>
-        <w:tblW w:w="0" w:type="auto"/>
-        <w:tblLayout w:type="fixed"/>
-        <w:tblLook w:val="0000" w:firstRow="0" w:lastRow="0" w:firstColumn="0" w:lastColumn="0" w:noHBand="0" w:noVBand="0"/>
-      </w:tblPr>
-      <w:tblGrid>
-        <w:gridCol w:w="552"/>
-        <w:gridCol w:w="1134"/>
-        <w:gridCol w:w="3139"/>
-        <w:gridCol w:w="3544"/>
-        <w:gridCol w:w="1964"/>
-      </w:tblGrid>
       <w:tr>
         <w:trPr>
-          <w:trHeight w:hRule="exact" w:val="57"/>
+          <w:cantSplit/>
+          <w:trHeight w:hRule="exact" w:val="483"/>
         </w:trPr>
         <w:tc>
           <w:tcPr>
-            <w:tcW w:w="10333" w:type="dxa"/>
+            <w:tcW w:w="10260" w:type="dxa"/>
             <w:gridSpan w:val="5"/>
+            <w:tcBorders>
+              <w:top w:val="single" w:sz="12" w:space="0" w:color="000000"/>
+              <w:left w:val="single" w:sz="12" w:space="0" w:color="000000"/>
+              <w:bottom w:val="single" w:sz="6" w:space="0" w:color="000000"/>
+              <w:right w:val="single" w:sz="12" w:space="0" w:color="000000"/>
+            </w:tcBorders>
           </w:tcPr>
           <w:p>
             <w:pPr>
@@ -8381,6 +9418,8 @@
               <w:textAlignment w:val="center"/>
               <w:rPr>
                 <w:rFonts w:ascii="標楷體" w:hAnsi="標楷體"/>
+                <w:sz w:val="16"/>
+                <w:szCs w:val="20"/>
               </w:rPr>
             </w:pPr>
             <w:r>
@@ -8389,7 +9428,7 @@
                 <w:sz w:val="20"/>
                 <w:szCs w:val="20"/>
               </w:rPr>
-              <w:t>{% for direc</w:t>
+              <w:t xml:space="preserve">{% </w:t>
             </w:r>
             <w:r>
               <w:rPr>
@@ -8397,21 +9436,57 @@
                 <w:sz w:val="16"/>
                 <w:szCs w:val="20"/>
               </w:rPr>
-              <w:t>tor in directors %}</w:t>
+              <w:t>for d</w:t>
+            </w:r>
+            <w:r>
+              <w:rPr>
+                <w:rFonts w:ascii="標楷體" w:hAnsi="標楷體" w:hint="eastAsia"/>
+                <w:sz w:val="16"/>
+                <w:szCs w:val="20"/>
+              </w:rPr>
+              <w:t>i</w:t>
+            </w:r>
+            <w:r>
+              <w:rPr>
+                <w:rFonts w:ascii="標楷體" w:hAnsi="標楷體"/>
+                <w:sz w:val="16"/>
+                <w:szCs w:val="20"/>
+              </w:rPr>
+              <w:t xml:space="preserve"> in </w:t>
+            </w:r>
+            <w:r>
+              <w:rPr>
+                <w:rFonts w:ascii="標楷體" w:hAnsi="標楷體"/>
+                <w:sz w:val="16"/>
+                <w:szCs w:val="20"/>
+              </w:rPr>
+              <w:t>directors</w:t>
+            </w:r>
+            <w:r>
+              <w:rPr>
+                <w:rFonts w:ascii="標楷體" w:hAnsi="標楷體"/>
+                <w:sz w:val="16"/>
+                <w:szCs w:val="20"/>
+              </w:rPr>
+              <w:t xml:space="preserve"> %}</w:t>
             </w:r>
           </w:p>
         </w:tc>
       </w:tr>
       <w:tr>
         <w:trPr>
-          <w:trHeight w:hRule="exact" w:val="425"/>
+          <w:cantSplit/>
+          <w:trHeight w:hRule="exact" w:val="773"/>
         </w:trPr>
         <w:tc>
           <w:tcPr>
-            <w:tcW w:w="552" w:type="dxa"/>
+            <w:tcW w:w="540" w:type="dxa"/>
             <w:vMerge w:val="restart"/>
             <w:tcBorders>
-              <w:top w:val="nil"/>
+              <w:top w:val="single" w:sz="2" w:space="0" w:color="auto"/>
+              <w:left w:val="single" w:sz="12" w:space="0" w:color="000000"/>
+              <w:bottom w:val="single" w:sz="6" w:space="0" w:color="000000"/>
+              <w:right w:val="single" w:sz="6" w:space="0" w:color="000000"/>
             </w:tcBorders>
           </w:tcPr>
           <w:p>
@@ -8422,14 +9497,32 @@
               <w:ind w:right="191"/>
               <w:jc w:val="both"/>
               <w:rPr>
+                <w:rFonts w:ascii="標楷體" w:eastAsia="標楷體"/>
+              </w:rPr>
+            </w:pPr>
+            <w:r>
+              <w:rPr>
                 <w:rFonts w:ascii="標楷體" w:hAnsi="標楷體"/>
               </w:rPr>
-            </w:pPr>
+              <w:t>{{</w:t>
+            </w:r>
+            <w:r>
+              <w:rPr>
+                <w:rFonts w:ascii="標楷體" w:hAnsi="標楷體" w:hint="eastAsia"/>
+              </w:rPr>
+              <w:t>d</w:t>
+            </w:r>
+            <w:r>
+              <w:rPr>
+                <w:rFonts w:ascii="標楷體" w:hAnsi="標楷體" w:hint="eastAsia"/>
+              </w:rPr>
+              <w:t>i</w:t>
+            </w:r>
             <w:r>
               <w:rPr>
                 <w:rFonts w:ascii="標楷體" w:hAnsi="標楷體"/>
               </w:rPr>
-              <w:t>{{director.</w:t>
+              <w:t>.</w:t>
             </w:r>
             <w:r>
               <w:rPr>
@@ -8444,6 +9537,17 @@
               <w:t>}}</w:t>
             </w:r>
           </w:p>
+        </w:tc>
+        <w:tc>
+          <w:tcPr>
+            <w:tcW w:w="1140" w:type="dxa"/>
+            <w:tcBorders>
+              <w:top w:val="single" w:sz="2" w:space="0" w:color="auto"/>
+              <w:left w:val="single" w:sz="6" w:space="0" w:color="000000"/>
+              <w:bottom w:val="single" w:sz="6" w:space="0" w:color="000000"/>
+              <w:right w:val="single" w:sz="6" w:space="0" w:color="000000"/>
+            </w:tcBorders>
+          </w:tcPr>
           <w:p>
             <w:pPr>
               <w:snapToGrid w:val="0"/>
@@ -8451,18 +9555,53 @@
               <w:jc w:val="both"/>
               <w:textAlignment w:val="center"/>
               <w:rPr>
-                <w:rFonts w:ascii="標楷體" w:hAnsi="標楷體"/>
-              </w:rPr>
-            </w:pPr>
-          </w:p>
-        </w:tc>
-        <w:tc>
-          <w:tcPr>
-            <w:tcW w:w="1134" w:type="dxa"/>
-            <w:tcBorders>
-              <w:top w:val="nil"/>
-              <w:bottom w:val="single" w:sz="4" w:space="0" w:color="auto"/>
-              <w:right w:val="single" w:sz="4" w:space="0" w:color="auto"/>
+                <w:rFonts w:ascii="標楷體" w:eastAsia="標楷體"/>
+              </w:rPr>
+            </w:pPr>
+            <w:r>
+              <w:rPr>
+                <w:rFonts w:ascii="標楷體" w:eastAsia="標楷體" w:hint="eastAsia"/>
+              </w:rPr>
+              <w:t>{{</w:t>
+            </w:r>
+            <w:proofErr w:type="spellStart"/>
+            <w:proofErr w:type="gramStart"/>
+            <w:r>
+              <w:rPr>
+                <w:rFonts w:ascii="標楷體" w:eastAsia="標楷體" w:hint="eastAsia"/>
+              </w:rPr>
+              <w:t>d</w:t>
+            </w:r>
+            <w:r>
+              <w:rPr>
+                <w:rFonts w:ascii="標楷體" w:eastAsia="標楷體" w:hint="eastAsia"/>
+              </w:rPr>
+              <w:t>i</w:t>
+            </w:r>
+            <w:r>
+              <w:rPr>
+                <w:rFonts w:ascii="標楷體" w:eastAsia="標楷體" w:hint="eastAsia"/>
+              </w:rPr>
+              <w:t>.position</w:t>
+            </w:r>
+            <w:proofErr w:type="spellEnd"/>
+            <w:proofErr w:type="gramEnd"/>
+            <w:r>
+              <w:rPr>
+                <w:rFonts w:ascii="標楷體" w:eastAsia="標楷體" w:hint="eastAsia"/>
+              </w:rPr>
+              <w:t>}}</w:t>
+            </w:r>
+          </w:p>
+        </w:tc>
+        <w:tc>
+          <w:tcPr>
+            <w:tcW w:w="3180" w:type="dxa"/>
+            <w:tcBorders>
+              <w:top w:val="single" w:sz="2" w:space="0" w:color="auto"/>
+              <w:left w:val="single" w:sz="6" w:space="0" w:color="000000"/>
+              <w:bottom w:val="single" w:sz="6" w:space="0" w:color="000000"/>
+              <w:right w:val="single" w:sz="6" w:space="0" w:color="000000"/>
             </w:tcBorders>
           </w:tcPr>
           <w:p>
@@ -8471,66 +9610,92 @@
               <w:spacing w:after="100" w:line="240" w:lineRule="atLeast"/>
               <w:textAlignment w:val="center"/>
               <w:rPr>
-                <w:rFonts w:ascii="標楷體" w:hAnsi="標楷體"/>
-              </w:rPr>
-            </w:pPr>
-            <w:r>
-              <w:rPr>
-                <w:rFonts w:ascii="標楷體" w:hAnsi="標楷體"/>
-              </w:rPr>
-              <w:t>{{</w:t>
-            </w:r>
-            <w:proofErr w:type="spellStart"/>
-            <w:r>
-              <w:rPr>
-                <w:rFonts w:ascii="標楷體" w:hAnsi="標楷體"/>
-              </w:rPr>
-              <w:t>director.</w:t>
-            </w:r>
-            <w:r>
-              <w:rPr>
-                <w:rFonts w:ascii="標楷體" w:hAnsi="標楷體" w:hint="eastAsia"/>
-              </w:rPr>
-              <w:t>position</w:t>
-            </w:r>
-            <w:proofErr w:type="spellEnd"/>
-            <w:r>
-              <w:rPr>
-                <w:rFonts w:ascii="標楷體" w:hAnsi="標楷體"/>
-              </w:rPr>
-              <w:t>}}</w:t>
-            </w:r>
-          </w:p>
-        </w:tc>
-        <w:tc>
-          <w:tcPr>
-            <w:tcW w:w="3139" w:type="dxa"/>
-            <w:tcBorders>
-              <w:top w:val="nil"/>
-              <w:left w:val="single" w:sz="4" w:space="0" w:color="auto"/>
-              <w:bottom w:val="single" w:sz="4" w:space="0" w:color="auto"/>
+                <w:rFonts w:ascii="標楷體" w:eastAsia="標楷體"/>
+              </w:rPr>
+            </w:pPr>
+            <w:r>
+              <w:rPr>
+                <w:rFonts w:ascii="標楷體" w:eastAsia="標楷體" w:hint="eastAsia"/>
+              </w:rPr>
+              <w:t>{{d</w:t>
+            </w:r>
+            <w:r>
+              <w:rPr>
+                <w:rFonts w:ascii="標楷體" w:eastAsia="標楷體" w:hint="eastAsia"/>
+              </w:rPr>
+              <w:t>i</w:t>
+            </w:r>
+            <w:r>
+              <w:rPr>
+                <w:rFonts w:ascii="標楷體" w:eastAsia="標楷體" w:hint="eastAsia"/>
+              </w:rPr>
+              <w:t>.name}}</w:t>
+            </w:r>
+          </w:p>
+        </w:tc>
+        <w:tc>
+          <w:tcPr>
+            <w:tcW w:w="3420" w:type="dxa"/>
+            <w:tcBorders>
+              <w:top w:val="single" w:sz="2" w:space="0" w:color="auto"/>
+              <w:left w:val="single" w:sz="6" w:space="0" w:color="000000"/>
+              <w:bottom w:val="single" w:sz="6" w:space="0" w:color="000000"/>
+              <w:right w:val="single" w:sz="6" w:space="0" w:color="000000"/>
             </w:tcBorders>
           </w:tcPr>
           <w:p>
             <w:pPr>
               <w:snapToGrid w:val="0"/>
               <w:spacing w:after="100" w:line="240" w:lineRule="atLeast"/>
+              <w:jc w:val="center"/>
               <w:textAlignment w:val="center"/>
               <w:rPr>
-                <w:rFonts w:ascii="標楷體" w:hAnsi="標楷體"/>
-              </w:rPr>
-            </w:pPr>
-            <w:r>
-              <w:rPr>
-                <w:rFonts w:ascii="標楷體" w:hAnsi="標楷體"/>
-              </w:rPr>
-              <w:t>{{director.name}}</w:t>
-            </w:r>
-          </w:p>
-        </w:tc>
-        <w:tc>
-          <w:tcPr>
-            <w:tcW w:w="3544" w:type="dxa"/>
+                <w:rFonts w:ascii="標楷體" w:eastAsia="標楷體"/>
+              </w:rPr>
+            </w:pPr>
+            <w:r>
+              <w:rPr>
+                <w:rFonts w:ascii="標楷體" w:eastAsia="標楷體" w:hint="eastAsia"/>
+              </w:rPr>
+              <w:t>{{</w:t>
+            </w:r>
+            <w:proofErr w:type="spellStart"/>
+            <w:r>
+              <w:rPr>
+                <w:rFonts w:ascii="標楷體" w:eastAsia="標楷體" w:hint="eastAsia"/>
+              </w:rPr>
+              <w:t>d</w:t>
+            </w:r>
+            <w:r>
+              <w:rPr>
+                <w:rFonts w:ascii="標楷體" w:eastAsia="標楷體" w:hint="eastAsia"/>
+              </w:rPr>
+              <w:t>i</w:t>
+            </w:r>
+            <w:r>
+              <w:rPr>
+                <w:rFonts w:ascii="標楷體" w:eastAsia="標楷體" w:hint="eastAsia"/>
+              </w:rPr>
+              <w:t>.id_number</w:t>
+            </w:r>
+            <w:proofErr w:type="spellEnd"/>
+            <w:r>
+              <w:rPr>
+                <w:rFonts w:ascii="標楷體" w:eastAsia="標楷體" w:hint="eastAsia"/>
+              </w:rPr>
+              <w:t>}}</w:t>
+            </w:r>
+          </w:p>
+        </w:tc>
+        <w:tc>
+          <w:tcPr>
+            <w:tcW w:w="1980" w:type="dxa"/>
+            <w:tcBorders>
+              <w:top w:val="single" w:sz="2" w:space="0" w:color="auto"/>
+              <w:left w:val="single" w:sz="6" w:space="0" w:color="000000"/>
+              <w:bottom w:val="single" w:sz="6" w:space="0" w:color="000000"/>
+              <w:right w:val="single" w:sz="12" w:space="0" w:color="000000"/>
+            </w:tcBorders>
           </w:tcPr>
           <w:p>
             <w:pPr>
@@ -8539,44 +9704,84 @@
               <w:jc w:val="both"/>
               <w:textAlignment w:val="center"/>
               <w:rPr>
-                <w:rFonts w:ascii="標楷體" w:hAnsi="標楷體"/>
-              </w:rPr>
-            </w:pPr>
-            <w:r>
-              <w:rPr>
-                <w:rFonts w:ascii="標楷體" w:hAnsi="標楷體"/>
+                <w:rFonts w:ascii="標楷體" w:eastAsia="標楷體"/>
+              </w:rPr>
+            </w:pPr>
+            <w:r>
+              <w:rPr>
+                <w:rFonts w:ascii="標楷體" w:eastAsia="標楷體" w:hint="eastAsia"/>
               </w:rPr>
               <w:t>{{</w:t>
             </w:r>
             <w:proofErr w:type="spellStart"/>
-            <w:r>
-              <w:rPr>
-                <w:rFonts w:ascii="標楷體" w:hAnsi="標楷體"/>
-              </w:rPr>
-              <w:t>director.id_number</w:t>
+            <w:proofErr w:type="gramStart"/>
+            <w:r>
+              <w:rPr>
+                <w:rFonts w:ascii="標楷體" w:eastAsia="標楷體" w:hint="eastAsia"/>
+              </w:rPr>
+              <w:t>d</w:t>
+            </w:r>
+            <w:r>
+              <w:rPr>
+                <w:rFonts w:ascii="標楷體" w:eastAsia="標楷體" w:hint="eastAsia"/>
+              </w:rPr>
+              <w:t>i</w:t>
+            </w:r>
+            <w:r>
+              <w:rPr>
+                <w:rFonts w:ascii="標楷體" w:eastAsia="標楷體" w:hint="eastAsia"/>
+              </w:rPr>
+              <w:t>.shares</w:t>
             </w:r>
             <w:proofErr w:type="spellEnd"/>
-            <w:r>
-              <w:rPr>
-                <w:rFonts w:ascii="標楷體" w:hAnsi="標楷體"/>
+            <w:proofErr w:type="gramEnd"/>
+            <w:r>
+              <w:rPr>
+                <w:rFonts w:ascii="標楷體" w:eastAsia="標楷體" w:hint="eastAsia"/>
               </w:rPr>
               <w:t>}}</w:t>
             </w:r>
           </w:p>
+        </w:tc>
+      </w:tr>
+      <w:tr>
+        <w:trPr>
+          <w:cantSplit/>
+          <w:trHeight w:hRule="exact" w:val="1478"/>
+        </w:trPr>
+        <w:tc>
+          <w:tcPr>
+            <w:tcW w:w="540" w:type="dxa"/>
+            <w:vMerge/>
+            <w:tcBorders>
+              <w:top w:val="single" w:sz="6" w:space="0" w:color="000000"/>
+              <w:left w:val="single" w:sz="12" w:space="0" w:color="000000"/>
+              <w:bottom w:val="nil"/>
+              <w:right w:val="single" w:sz="6" w:space="0" w:color="000000"/>
+            </w:tcBorders>
+          </w:tcPr>
           <w:p>
             <w:pPr>
               <w:snapToGrid w:val="0"/>
               <w:spacing w:after="100" w:line="240" w:lineRule="atLeast"/>
-              <w:textAlignment w:val="center"/>
-              <w:rPr>
-                <w:rFonts w:ascii="標楷體" w:hAnsi="標楷體"/>
-              </w:rPr>
-            </w:pPr>
-          </w:p>
-        </w:tc>
-        <w:tc>
-          <w:tcPr>
-            <w:tcW w:w="1964" w:type="dxa"/>
+              <w:jc w:val="center"/>
+              <w:rPr>
+                <w:rFonts w:ascii="標楷體" w:eastAsia="標楷體"/>
+                <w:spacing w:val="12"/>
+              </w:rPr>
+            </w:pPr>
+          </w:p>
+        </w:tc>
+        <w:tc>
+          <w:tcPr>
+            <w:tcW w:w="9720" w:type="dxa"/>
+            <w:gridSpan w:val="4"/>
+            <w:tcBorders>
+              <w:top w:val="single" w:sz="6" w:space="0" w:color="000000"/>
+              <w:left w:val="single" w:sz="6" w:space="0" w:color="000000"/>
+              <w:bottom w:val="nil"/>
+              <w:right w:val="single" w:sz="12" w:space="0" w:color="000000"/>
+            </w:tcBorders>
           </w:tcPr>
           <w:p>
             <w:pPr>
@@ -8585,140 +9790,70 @@
               <w:jc w:val="both"/>
               <w:textAlignment w:val="center"/>
               <w:rPr>
-                <w:rFonts w:ascii="標楷體" w:hAnsi="標楷體"/>
-              </w:rPr>
-            </w:pPr>
-            <w:r>
-              <w:rPr>
-                <w:rFonts w:ascii="標楷體" w:hAnsi="標楷體"/>
+                <w:rFonts w:ascii="標楷體" w:eastAsia="標楷體"/>
+              </w:rPr>
+            </w:pPr>
+            <w:r>
+              <w:rPr>
+                <w:rFonts w:ascii="標楷體" w:eastAsia="標楷體" w:hint="eastAsia"/>
               </w:rPr>
               <w:t>{{</w:t>
             </w:r>
             <w:proofErr w:type="spellStart"/>
-            <w:r>
-              <w:rPr>
-                <w:rFonts w:ascii="標楷體" w:hAnsi="標楷體"/>
-              </w:rPr>
-              <w:t>director.</w:t>
-            </w:r>
-            <w:r>
-              <w:rPr>
-                <w:rFonts w:ascii="標楷體" w:hAnsi="標楷體" w:hint="eastAsia"/>
-              </w:rPr>
-              <w:t>shares</w:t>
+            <w:proofErr w:type="gramStart"/>
+            <w:r>
+              <w:rPr>
+                <w:rFonts w:ascii="標楷體" w:eastAsia="標楷體" w:hint="eastAsia"/>
+              </w:rPr>
+              <w:t>d</w:t>
+            </w:r>
+            <w:r>
+              <w:rPr>
+                <w:rFonts w:ascii="標楷體" w:eastAsia="標楷體" w:hint="eastAsia"/>
+              </w:rPr>
+              <w:t>i</w:t>
+            </w:r>
+            <w:r>
+              <w:rPr>
+                <w:rFonts w:ascii="標楷體" w:eastAsia="標楷體" w:hint="eastAsia"/>
+              </w:rPr>
+              <w:t>.address</w:t>
             </w:r>
             <w:proofErr w:type="spellEnd"/>
-            <w:r>
-              <w:rPr>
-                <w:rFonts w:ascii="標楷體" w:hAnsi="標楷體" w:hint="eastAsia"/>
+            <w:proofErr w:type="gramEnd"/>
+            <w:r>
+              <w:rPr>
+                <w:rFonts w:ascii="標楷體" w:eastAsia="標楷體" w:hint="eastAsia"/>
               </w:rPr>
               <w:t>}}</w:t>
             </w:r>
-          </w:p>
-          <w:p>
-            <w:pPr>
-              <w:snapToGrid w:val="0"/>
-              <w:spacing w:after="100" w:line="240" w:lineRule="atLeast"/>
-              <w:jc w:val="both"/>
-              <w:textAlignment w:val="center"/>
-              <w:rPr>
-                <w:rFonts w:ascii="標楷體" w:hAnsi="標楷體"/>
-              </w:rPr>
-            </w:pPr>
           </w:p>
         </w:tc>
       </w:tr>
       <w:tr>
         <w:trPr>
-          <w:trHeight w:hRule="exact" w:val="425"/>
+          <w:cantSplit/>
+          <w:trHeight w:hRule="exact" w:val="510"/>
         </w:trPr>
         <w:tc>
           <w:tcPr>
-            <w:tcW w:w="552" w:type="dxa"/>
-            <w:vMerge/>
-            <w:tcBorders>
-              <w:bottom w:val="nil"/>
+            <w:tcW w:w="10260" w:type="dxa"/>
+            <w:gridSpan w:val="5"/>
+            <w:tcBorders>
+              <w:top w:val="nil"/>
+              <w:left w:val="single" w:sz="12" w:space="0" w:color="000000"/>
+              <w:bottom w:val="single" w:sz="12" w:space="0" w:color="auto"/>
+              <w:right w:val="single" w:sz="12" w:space="0" w:color="000000"/>
             </w:tcBorders>
           </w:tcPr>
           <w:p>
             <w:pPr>
               <w:snapToGrid w:val="0"/>
-              <w:spacing w:after="100" w:line="240" w:lineRule="atLeast"/>
-              <w:jc w:val="distribute"/>
-              <w:textAlignment w:val="center"/>
-              <w:rPr>
-                <w:rFonts w:ascii="標楷體" w:hAnsi="標楷體"/>
-              </w:rPr>
-            </w:pPr>
-          </w:p>
-        </w:tc>
-        <w:tc>
-          <w:tcPr>
-            <w:tcW w:w="9781" w:type="dxa"/>
-            <w:gridSpan w:val="4"/>
-            <w:tcBorders>
-              <w:bottom w:val="nil"/>
-            </w:tcBorders>
-          </w:tcPr>
-          <w:p>
-            <w:pPr>
-              <w:snapToGrid w:val="0"/>
-              <w:spacing w:after="100" w:line="240" w:lineRule="atLeast"/>
+              <w:spacing w:line="0" w:lineRule="atLeast"/>
               <w:jc w:val="both"/>
               <w:textAlignment w:val="center"/>
               <w:rPr>
-                <w:rFonts w:ascii="標楷體" w:hAnsi="標楷體"/>
-              </w:rPr>
-            </w:pPr>
-            <w:r>
-              <w:rPr>
-                <w:rFonts w:ascii="標楷體" w:hAnsi="標楷體"/>
-              </w:rPr>
-              <w:t>{{</w:t>
-            </w:r>
-            <w:proofErr w:type="spellStart"/>
-            <w:r>
-              <w:rPr>
-                <w:rFonts w:ascii="標楷體" w:hAnsi="標楷體"/>
-              </w:rPr>
-              <w:t>director.</w:t>
-            </w:r>
-            <w:r>
-              <w:rPr>
-                <w:rFonts w:ascii="標楷體" w:hAnsi="標楷體" w:hint="eastAsia"/>
-              </w:rPr>
-              <w:t>address</w:t>
-            </w:r>
-            <w:proofErr w:type="spellEnd"/>
-            <w:r>
-              <w:rPr>
-                <w:rFonts w:ascii="標楷體" w:hAnsi="標楷體" w:hint="eastAsia"/>
-              </w:rPr>
-              <w:t>}}</w:t>
-            </w:r>
-          </w:p>
-        </w:tc>
-      </w:tr>
-      <w:tr>
-        <w:trPr>
-          <w:trHeight w:hRule="exact" w:val="57"/>
-        </w:trPr>
-        <w:tc>
-          <w:tcPr>
-            <w:tcW w:w="10333" w:type="dxa"/>
-            <w:gridSpan w:val="5"/>
-            <w:tcBorders>
-              <w:top w:val="nil"/>
-            </w:tcBorders>
-          </w:tcPr>
-          <w:p>
-            <w:pPr>
-              <w:snapToGrid w:val="0"/>
-              <w:spacing w:after="100" w:line="0" w:lineRule="atLeast"/>
-              <w:jc w:val="both"/>
-              <w:textAlignment w:val="center"/>
-              <w:rPr>
-                <w:rFonts w:ascii="標楷體" w:hAnsi="標楷體"/>
+                <w:rFonts w:ascii="標楷體" w:eastAsia="標楷體"/>
               </w:rPr>
             </w:pPr>
             <w:r>
@@ -8745,405 +9880,6 @@
         </w:tc>
       </w:tr>
     </w:tbl>
-    <w:p>
-      <w:pPr>
-        <w:tabs>
-          <w:tab w:val="left" w:pos="10440"/>
-        </w:tabs>
-        <w:ind w:right="191"/>
-        <w:jc w:val="both"/>
-      </w:pPr>
-      <w:r>
-        <w:t>[TABLE_DIRECTORS_ANCHOR]</w:t>
-      </w:r>
-    </w:p>
-    <w:p>
-      <w:pPr>
-        <w:tabs>
-          <w:tab w:val="left" w:pos="10440"/>
-        </w:tabs>
-        <w:ind w:right="191"/>
-        <w:jc w:val="both"/>
-      </w:pPr>
-    </w:p>
-    <w:p>
-      <w:pPr>
-        <w:tabs>
-          <w:tab w:val="left" w:pos="10440"/>
-        </w:tabs>
-        <w:ind w:right="191"/>
-        <w:jc w:val="both"/>
-      </w:pPr>
-      <w:r>
-        <w:rPr>
-          <w:rFonts w:ascii="標楷體" w:hAnsi="標楷體"/>
-          <w:sz w:val="20"/>
-          <w:szCs w:val="20"/>
-        </w:rPr>
-        <w:t>{% for direc</w:t>
-      </w:r>
-      <w:r>
-        <w:rPr>
-          <w:rFonts w:ascii="標楷體" w:hAnsi="標楷體"/>
-          <w:sz w:val="16"/>
-          <w:szCs w:val="20"/>
-        </w:rPr>
-        <w:t>tor in directors %}</w:t>
-      </w:r>
-    </w:p>
-    <w:tbl>
-      <w:tblPr>
-        <w:tblStyle w:val="registertable"/>
-        <w:tblW w:w="0" w:type="auto"/>
-        <w:tblInd w:w="10" w:type="dxa"/>
-        <w:tblLayout w:type="fixed"/>
-        <w:tblLook w:val="0000" w:firstRow="0" w:lastRow="0" w:firstColumn="0" w:lastColumn="0" w:noHBand="0" w:noVBand="0"/>
-      </w:tblPr>
-      <w:tblGrid>
-        <w:gridCol w:w="552"/>
-        <w:gridCol w:w="1134"/>
-        <w:gridCol w:w="3139"/>
-        <w:gridCol w:w="3544"/>
-        <w:gridCol w:w="1964"/>
-      </w:tblGrid>
-      <w:tr>
-        <w:trPr>
-          <w:trHeight w:hRule="exact" w:val="425"/>
-        </w:trPr>
-        <w:tc>
-          <w:tcPr>
-            <w:tcW w:w="552" w:type="dxa"/>
-            <w:vMerge w:val="restart"/>
-            <w:tcBorders>
-              <w:top w:val="nil"/>
-              <w:left w:val="single" w:sz="12" w:space="0" w:color="auto"/>
-              <w:right w:val="nil"/>
-            </w:tcBorders>
-          </w:tcPr>
-          <w:p>
-            <w:pPr>
-              <w:tabs>
-                <w:tab w:val="left" w:pos="10440"/>
-              </w:tabs>
-              <w:ind w:right="191"/>
-              <w:jc w:val="both"/>
-              <w:rPr>
-                <w:rFonts w:ascii="標楷體" w:hAnsi="標楷體"/>
-              </w:rPr>
-            </w:pPr>
-          </w:p>
-        </w:tc>
-        <w:tc>
-          <w:tcPr>
-            <w:tcW w:w="1134" w:type="dxa"/>
-            <w:tcBorders>
-              <w:top w:val="nil"/>
-              <w:left w:val="nil"/>
-              <w:bottom w:val="single" w:sz="4" w:space="0" w:color="auto"/>
-              <w:right w:val="single" w:sz="4" w:space="0" w:color="auto"/>
-            </w:tcBorders>
-          </w:tcPr>
-          <w:p>
-            <w:pPr>
-              <w:snapToGrid w:val="0"/>
-              <w:spacing w:after="100" w:line="240" w:lineRule="atLeast"/>
-              <w:textAlignment w:val="center"/>
-              <w:rPr>
-                <w:rFonts w:ascii="標楷體" w:hAnsi="標楷體"/>
-              </w:rPr>
-            </w:pPr>
-            <w:r>
-              <w:rPr>
-                <w:rFonts w:ascii="標楷體" w:hAnsi="標楷體"/>
-              </w:rPr>
-              <w:t>{{</w:t>
-            </w:r>
-            <w:proofErr w:type="spellStart"/>
-            <w:r>
-              <w:rPr>
-                <w:rFonts w:ascii="標楷體" w:hAnsi="標楷體"/>
-              </w:rPr>
-              <w:t>director.</w:t>
-            </w:r>
-            <w:r>
-              <w:rPr>
-                <w:rFonts w:ascii="標楷體" w:hAnsi="標楷體" w:hint="eastAsia"/>
-              </w:rPr>
-              <w:t>position</w:t>
-            </w:r>
-            <w:proofErr w:type="spellEnd"/>
-            <w:r>
-              <w:rPr>
-                <w:rFonts w:ascii="標楷體" w:hAnsi="標楷體"/>
-              </w:rPr>
-              <w:t>}}</w:t>
-            </w:r>
-          </w:p>
-        </w:tc>
-        <w:tc>
-          <w:tcPr>
-            <w:tcW w:w="3139" w:type="dxa"/>
-            <w:tcBorders>
-              <w:top w:val="nil"/>
-              <w:left w:val="single" w:sz="4" w:space="0" w:color="auto"/>
-              <w:bottom w:val="single" w:sz="4" w:space="0" w:color="auto"/>
-            </w:tcBorders>
-          </w:tcPr>
-          <w:p>
-            <w:pPr>
-              <w:snapToGrid w:val="0"/>
-              <w:spacing w:after="100" w:line="240" w:lineRule="atLeast"/>
-              <w:textAlignment w:val="center"/>
-              <w:rPr>
-                <w:rFonts w:ascii="標楷體" w:hAnsi="標楷體"/>
-              </w:rPr>
-            </w:pPr>
-            <w:r>
-              <w:rPr>
-                <w:rFonts w:ascii="標楷體" w:hAnsi="標楷體"/>
-              </w:rPr>
-              <w:t>{{director.name}}</w:t>
-            </w:r>
-          </w:p>
-        </w:tc>
-        <w:tc>
-          <w:tcPr>
-            <w:tcW w:w="3544" w:type="dxa"/>
-            <w:tcBorders>
-              <w:top w:val="nil"/>
-            </w:tcBorders>
-          </w:tcPr>
-          <w:p>
-            <w:pPr>
-              <w:snapToGrid w:val="0"/>
-              <w:spacing w:after="100" w:line="240" w:lineRule="atLeast"/>
-              <w:jc w:val="both"/>
-              <w:textAlignment w:val="center"/>
-              <w:rPr>
-                <w:rFonts w:ascii="標楷體" w:hAnsi="標楷體"/>
-              </w:rPr>
-            </w:pPr>
-            <w:r>
-              <w:rPr>
-                <w:rFonts w:ascii="標楷體" w:hAnsi="標楷體"/>
-              </w:rPr>
-              <w:t>{{</w:t>
-            </w:r>
-            <w:proofErr w:type="spellStart"/>
-            <w:r>
-              <w:rPr>
-                <w:rFonts w:ascii="標楷體" w:hAnsi="標楷體"/>
-              </w:rPr>
-              <w:t>director.id_number</w:t>
-            </w:r>
-            <w:proofErr w:type="spellEnd"/>
-            <w:r>
-              <w:rPr>
-                <w:rFonts w:ascii="標楷體" w:hAnsi="標楷體"/>
-              </w:rPr>
-              <w:t>}}</w:t>
-            </w:r>
-          </w:p>
-          <w:p>
-            <w:pPr>
-              <w:snapToGrid w:val="0"/>
-              <w:spacing w:after="100" w:line="240" w:lineRule="atLeast"/>
-              <w:textAlignment w:val="center"/>
-              <w:rPr>
-                <w:rFonts w:ascii="標楷體" w:hAnsi="標楷體"/>
-              </w:rPr>
-            </w:pPr>
-          </w:p>
-        </w:tc>
-        <w:tc>
-          <w:tcPr>
-            <w:tcW w:w="1964" w:type="dxa"/>
-            <w:tcBorders>
-              <w:top w:val="nil"/>
-            </w:tcBorders>
-          </w:tcPr>
-          <w:p>
-            <w:pPr>
-              <w:snapToGrid w:val="0"/>
-              <w:spacing w:after="100" w:line="240" w:lineRule="atLeast"/>
-              <w:jc w:val="both"/>
-              <w:textAlignment w:val="center"/>
-              <w:rPr>
-                <w:rFonts w:ascii="標楷體" w:hAnsi="標楷體"/>
-              </w:rPr>
-            </w:pPr>
-            <w:r>
-              <w:rPr>
-                <w:rFonts w:ascii="標楷體" w:hAnsi="標楷體"/>
-              </w:rPr>
-              <w:t>{{</w:t>
-            </w:r>
-            <w:proofErr w:type="spellStart"/>
-            <w:r>
-              <w:rPr>
-                <w:rFonts w:ascii="標楷體" w:hAnsi="標楷體"/>
-              </w:rPr>
-              <w:t>director.</w:t>
-            </w:r>
-            <w:r>
-              <w:rPr>
-                <w:rFonts w:ascii="標楷體" w:hAnsi="標楷體" w:hint="eastAsia"/>
-              </w:rPr>
-              <w:t>shares</w:t>
-            </w:r>
-            <w:proofErr w:type="spellEnd"/>
-            <w:r>
-              <w:rPr>
-                <w:rFonts w:ascii="標楷體" w:hAnsi="標楷體" w:hint="eastAsia"/>
-              </w:rPr>
-              <w:t>}}</w:t>
-            </w:r>
-          </w:p>
-          <w:p>
-            <w:pPr>
-              <w:snapToGrid w:val="0"/>
-              <w:spacing w:after="100" w:line="240" w:lineRule="atLeast"/>
-              <w:jc w:val="both"/>
-              <w:textAlignment w:val="center"/>
-              <w:rPr>
-                <w:rFonts w:ascii="標楷體" w:hAnsi="標楷體"/>
-              </w:rPr>
-            </w:pPr>
-          </w:p>
-        </w:tc>
-      </w:tr>
-      <w:tr>
-        <w:trPr>
-          <w:trHeight w:hRule="exact" w:val="425"/>
-        </w:trPr>
-        <w:tc>
-          <w:tcPr>
-            <w:tcW w:w="552" w:type="dxa"/>
-            <w:vMerge/>
-            <w:tcBorders>
-              <w:left w:val="single" w:sz="12" w:space="0" w:color="auto"/>
-              <w:bottom w:val="single" w:sz="12" w:space="0" w:color="auto"/>
-              <w:right w:val="nil"/>
-            </w:tcBorders>
-          </w:tcPr>
-          <w:p>
-            <w:pPr>
-              <w:snapToGrid w:val="0"/>
-              <w:spacing w:line="240" w:lineRule="exact"/>
-              <w:jc w:val="distribute"/>
-              <w:textAlignment w:val="center"/>
-              <w:rPr>
-                <w:rFonts w:ascii="標楷體" w:hAnsi="標楷體"/>
-              </w:rPr>
-            </w:pPr>
-          </w:p>
-        </w:tc>
-        <w:tc>
-          <w:tcPr>
-            <w:tcW w:w="9781" w:type="dxa"/>
-            <w:gridSpan w:val="4"/>
-            <w:tcBorders>
-              <w:left w:val="nil"/>
-            </w:tcBorders>
-          </w:tcPr>
-          <w:p>
-            <w:pPr>
-              <w:snapToGrid w:val="0"/>
-              <w:spacing w:line="240" w:lineRule="exact"/>
-              <w:jc w:val="both"/>
-              <w:textAlignment w:val="center"/>
-              <w:rPr>
-                <w:rFonts w:ascii="標楷體" w:hAnsi="標楷體"/>
-              </w:rPr>
-            </w:pPr>
-            <w:r>
-              <w:rPr>
-                <w:rFonts w:ascii="標楷體" w:hAnsi="標楷體"/>
-              </w:rPr>
-              <w:t>{{</w:t>
-            </w:r>
-            <w:proofErr w:type="spellStart"/>
-            <w:r>
-              <w:rPr>
-                <w:rFonts w:ascii="標楷體" w:hAnsi="標楷體"/>
-              </w:rPr>
-              <w:t>director.</w:t>
-            </w:r>
-            <w:r>
-              <w:rPr>
-                <w:rFonts w:ascii="標楷體" w:hAnsi="標楷體" w:hint="eastAsia"/>
-              </w:rPr>
-              <w:t>address</w:t>
-            </w:r>
-            <w:proofErr w:type="spellEnd"/>
-            <w:r>
-              <w:rPr>
-                <w:rFonts w:ascii="標楷體" w:hAnsi="標楷體" w:hint="eastAsia"/>
-              </w:rPr>
-              <w:t>}}</w:t>
-            </w:r>
-          </w:p>
-        </w:tc>
-      </w:tr>
-    </w:tbl>
-    <w:p>
-      <w:pPr>
-        <w:tabs>
-          <w:tab w:val="left" w:pos="10440"/>
-        </w:tabs>
-        <w:spacing w:line="14" w:lineRule="exact"/>
-        <w:ind w:right="193"/>
-        <w:jc w:val="both"/>
-      </w:pPr>
-      <w:r>
-        <w:rPr>
-          <w:rFonts w:ascii="標楷體" w:hAnsi="標楷體"/>
-        </w:rPr>
-        <w:t xml:space="preserve">{% </w:t>
-      </w:r>
-      <w:proofErr w:type="spellStart"/>
-      <w:r>
-        <w:rPr>
-          <w:rFonts w:ascii="標楷體" w:hAnsi="標楷體"/>
-        </w:rPr>
-        <w:t>endfor</w:t>
-      </w:r>
-      <w:proofErr w:type="spellEnd"/>
-      <w:r>
-        <w:rPr>
-          <w:rFonts w:ascii="標楷體" w:hAnsi="標楷體"/>
-        </w:rPr>
-        <w:t xml:space="preserve"> %}</w:t>
-      </w:r>
-    </w:p>
-    <w:p>
-      <w:pPr>
-        <w:tabs>
-          <w:tab w:val="left" w:pos="10440"/>
-        </w:tabs>
-        <w:spacing w:line="240" w:lineRule="exact"/>
-        <w:ind w:right="191"/>
-        <w:jc w:val="both"/>
-      </w:pPr>
-    </w:p>
-    <w:p>
-      <w:pPr>
-        <w:tabs>
-          <w:tab w:val="left" w:pos="10440"/>
-        </w:tabs>
-        <w:ind w:right="191"/>
-        <w:jc w:val="both"/>
-      </w:pPr>
-    </w:p>
-    <w:p>
-      <w:pPr>
-        <w:tabs>
-          <w:tab w:val="left" w:pos="10440"/>
-        </w:tabs>
-        <w:ind w:right="191"/>
-        <w:jc w:val="both"/>
-      </w:pPr>
-    </w:p>
     <w:p>
       <w:pPr>
         <w:tabs>
@@ -9522,7 +10258,7 @@
       <w:tr>
         <w:trPr>
           <w:cantSplit/>
-          <w:trHeight w:hRule="exact" w:val="280"/>
+          <w:trHeight w:hRule="exact" w:val="390"/>
         </w:trPr>
         <w:tc>
           <w:tcPr>
@@ -9661,64 +10397,27 @@
           </w:p>
         </w:tc>
       </w:tr>
-    </w:tbl>
-    <w:p>
-      <w:pPr>
-        <w:tabs>
-          <w:tab w:val="left" w:pos="10440"/>
-        </w:tabs>
-        <w:spacing w:line="120" w:lineRule="exact"/>
-        <w:ind w:right="193"/>
-        <w:jc w:val="both"/>
-      </w:pPr>
-    </w:p>
-    <w:tbl>
-      <w:tblPr>
-        <w:tblW w:w="0" w:type="auto"/>
-        <w:tblInd w:w="28" w:type="dxa"/>
-        <w:tblBorders>
-          <w:top w:val="single" w:sz="6" w:space="0" w:color="auto"/>
-          <w:left w:val="single" w:sz="6" w:space="0" w:color="auto"/>
-          <w:bottom w:val="single" w:sz="6" w:space="0" w:color="auto"/>
-          <w:right w:val="single" w:sz="6" w:space="0" w:color="auto"/>
-          <w:insideH w:val="single" w:sz="6" w:space="0" w:color="auto"/>
-          <w:insideV w:val="single" w:sz="6" w:space="0" w:color="auto"/>
-        </w:tblBorders>
-        <w:tblLayout w:type="fixed"/>
-        <w:tblCellMar>
-          <w:left w:w="28" w:type="dxa"/>
-          <w:right w:w="28" w:type="dxa"/>
-        </w:tblCellMar>
-        <w:tblLook w:val="0000" w:firstRow="0" w:lastRow="0" w:firstColumn="0" w:lastColumn="0" w:noHBand="0" w:noVBand="0"/>
-      </w:tblPr>
-      <w:tblGrid>
-        <w:gridCol w:w="526"/>
-        <w:gridCol w:w="1106"/>
-        <w:gridCol w:w="1968"/>
-        <w:gridCol w:w="3043"/>
-        <w:gridCol w:w="33"/>
-        <w:gridCol w:w="3584"/>
-      </w:tblGrid>
       <w:tr>
         <w:trPr>
           <w:cantSplit/>
-          <w:trHeight w:val="356"/>
+          <w:trHeight w:val="676"/>
         </w:trPr>
         <w:tc>
           <w:tcPr>
             <w:tcW w:w="10260" w:type="dxa"/>
-            <w:gridSpan w:val="6"/>
+            <w:gridSpan w:val="4"/>
             <w:tcBorders>
               <w:top w:val="single" w:sz="12" w:space="0" w:color="000000"/>
               <w:left w:val="single" w:sz="12" w:space="0" w:color="000000"/>
-              <w:bottom w:val="single" w:sz="6" w:space="0" w:color="000000"/>
+              <w:bottom w:val="single" w:sz="4" w:space="0" w:color="auto"/>
               <w:right w:val="single" w:sz="12" w:space="0" w:color="000000"/>
             </w:tcBorders>
           </w:tcPr>
           <w:p>
             <w:pPr>
               <w:snapToGrid w:val="0"/>
-              <w:spacing w:after="100" w:line="240" w:lineRule="atLeast"/>
+              <w:spacing w:line="0" w:lineRule="atLeast"/>
+              <w:contextualSpacing/>
               <w:jc w:val="both"/>
               <w:textAlignment w:val="center"/>
               <w:rPr>
@@ -9728,22 +10427,44 @@
             <w:r>
               <w:rPr>
                 <w:rFonts w:ascii="標楷體" w:eastAsia="標楷體" w:hint="eastAsia"/>
-              </w:rPr>
-              <w:t>{{</w:t>
+                <w:sz w:val="32"/>
+                <w:szCs w:val="32"/>
+              </w:rPr>
+              <w:t>{</w:t>
+            </w:r>
+            <w:r>
+              <w:rPr>
+                <w:rFonts w:ascii="標楷體" w:eastAsia="標楷體" w:hint="eastAsia"/>
+                <w:sz w:val="32"/>
+                <w:szCs w:val="32"/>
+              </w:rPr>
+              <w:t xml:space="preserve">% </w:t>
             </w:r>
             <w:proofErr w:type="spellStart"/>
             <w:r>
               <w:rPr>
                 <w:rFonts w:ascii="標楷體" w:eastAsia="標楷體" w:hint="eastAsia"/>
-              </w:rPr>
-              <w:t>management_table</w:t>
+                <w:sz w:val="32"/>
+                <w:szCs w:val="32"/>
+              </w:rPr>
+              <w:t>for m</w:t>
             </w:r>
             <w:proofErr w:type="spellEnd"/>
             <w:r>
               <w:rPr>
                 <w:rFonts w:ascii="標楷體" w:eastAsia="標楷體" w:hint="eastAsia"/>
-              </w:rPr>
-              <w:t>}}</w:t>
+                <w:sz w:val="32"/>
+                <w:szCs w:val="32"/>
+              </w:rPr>
+              <w:t xml:space="preserve"> in managers %</w:t>
+            </w:r>
+            <w:r>
+              <w:rPr>
+                <w:rFonts w:ascii="標楷體" w:eastAsia="標楷體" w:hint="eastAsia"/>
+                <w:sz w:val="32"/>
+                <w:szCs w:val="32"/>
+              </w:rPr>
+              <w:t>}</w:t>
             </w:r>
           </w:p>
         </w:tc>
@@ -9756,10 +10477,11 @@
         <w:tc>
           <w:tcPr>
             <w:tcW w:w="526" w:type="dxa"/>
-            <w:tcBorders>
-              <w:top w:val="single" w:sz="12" w:space="0" w:color="000000"/>
+            <w:vMerge w:val="restart"/>
+            <w:tcBorders>
+              <w:top w:val="single" w:sz="4" w:space="0" w:color="auto"/>
               <w:left w:val="single" w:sz="12" w:space="0" w:color="000000"/>
-              <w:bottom w:val="single" w:sz="4" w:space="0" w:color="auto"/>
+              <w:bottom w:val="single" w:sz="6" w:space="0" w:color="000000"/>
               <w:right w:val="single" w:sz="6" w:space="0" w:color="000000"/>
             </w:tcBorders>
           </w:tcPr>
@@ -9772,38 +10494,47 @@
                 <w:rFonts w:ascii="標楷體" w:eastAsia="標楷體"/>
               </w:rPr>
             </w:pPr>
+            <w:r>
+              <w:rPr>
+                <w:rFonts w:ascii="標楷體" w:eastAsia="標楷體" w:hint="eastAsia"/>
+              </w:rPr>
+              <w:t>{{m.id}}</w:t>
+            </w:r>
           </w:p>
         </w:tc>
         <w:tc>
           <w:tcPr>
             <w:tcW w:w="3074" w:type="dxa"/>
-            <w:gridSpan w:val="2"/>
-            <w:tcBorders>
-              <w:top w:val="single" w:sz="12" w:space="0" w:color="000000"/>
+            <w:tcBorders>
+              <w:top w:val="single" w:sz="4" w:space="0" w:color="auto"/>
               <w:left w:val="single" w:sz="6" w:space="0" w:color="000000"/>
-              <w:bottom w:val="single" w:sz="4" w:space="0" w:color="auto"/>
+              <w:bottom w:val="single" w:sz="6" w:space="0" w:color="000000"/>
               <w:right w:val="single" w:sz="6" w:space="0" w:color="000000"/>
             </w:tcBorders>
           </w:tcPr>
           <w:p>
             <w:pPr>
-              <w:wordWrap w:val="0"/>
               <w:snapToGrid w:val="0"/>
               <w:spacing w:after="100" w:line="240" w:lineRule="atLeast"/>
-              <w:ind w:right="240"/>
-              <w:jc w:val="right"/>
+              <w:jc w:val="both"/>
               <w:textAlignment w:val="center"/>
               <w:rPr>
                 <w:rFonts w:ascii="標楷體" w:eastAsia="標楷體"/>
               </w:rPr>
             </w:pPr>
+            <w:r>
+              <w:rPr>
+                <w:rFonts w:ascii="標楷體" w:eastAsia="標楷體" w:hint="eastAsia"/>
+              </w:rPr>
+              <w:t>{{m.name}}</w:t>
+            </w:r>
           </w:p>
         </w:tc>
         <w:tc>
           <w:tcPr>
             <w:tcW w:w="3043" w:type="dxa"/>
             <w:tcBorders>
-              <w:top w:val="single" w:sz="12" w:space="0" w:color="000000"/>
+              <w:top w:val="single" w:sz="4" w:space="0" w:color="auto"/>
               <w:left w:val="single" w:sz="6" w:space="0" w:color="000000"/>
               <w:bottom w:val="single" w:sz="6" w:space="0" w:color="000000"/>
               <w:right w:val="single" w:sz="6" w:space="0" w:color="000000"/>
@@ -9820,14 +10551,33 @@
                 <w:rFonts w:ascii="標楷體" w:eastAsia="標楷體"/>
               </w:rPr>
             </w:pPr>
+            <w:r>
+              <w:rPr>
+                <w:rFonts w:ascii="標楷體" w:eastAsia="標楷體" w:hint="eastAsia"/>
+              </w:rPr>
+              <w:t>{{</w:t>
+            </w:r>
+            <w:proofErr w:type="spellStart"/>
+            <w:r>
+              <w:rPr>
+                <w:rFonts w:ascii="標楷體" w:eastAsia="標楷體" w:hint="eastAsia"/>
+              </w:rPr>
+              <w:t>m.id_number</w:t>
+            </w:r>
+            <w:proofErr w:type="spellEnd"/>
+            <w:r>
+              <w:rPr>
+                <w:rFonts w:ascii="標楷體" w:eastAsia="標楷體" w:hint="eastAsia"/>
+              </w:rPr>
+              <w:t>}}</w:t>
+            </w:r>
           </w:p>
         </w:tc>
         <w:tc>
           <w:tcPr>
             <w:tcW w:w="3617" w:type="dxa"/>
-            <w:gridSpan w:val="2"/>
-            <w:tcBorders>
-              <w:top w:val="single" w:sz="12" w:space="0" w:color="000000"/>
+            <w:tcBorders>
+              <w:top w:val="single" w:sz="4" w:space="0" w:color="auto"/>
               <w:left w:val="single" w:sz="6" w:space="0" w:color="000000"/>
               <w:bottom w:val="single" w:sz="6" w:space="0" w:color="000000"/>
               <w:right w:val="single" w:sz="12" w:space="0" w:color="000000"/>
@@ -9843,21 +10593,44 @@
                 <w:rFonts w:ascii="標楷體" w:eastAsia="標楷體"/>
               </w:rPr>
             </w:pPr>
+            <w:r>
+              <w:rPr>
+                <w:rFonts w:ascii="標楷體" w:eastAsia="標楷體" w:hint="eastAsia"/>
+              </w:rPr>
+              <w:t>{{</w:t>
+            </w:r>
+            <w:proofErr w:type="spellStart"/>
+            <w:proofErr w:type="gramStart"/>
+            <w:r>
+              <w:rPr>
+                <w:rFonts w:ascii="標楷體" w:eastAsia="標楷體" w:hint="eastAsia"/>
+              </w:rPr>
+              <w:t>m.starDate</w:t>
+            </w:r>
+            <w:proofErr w:type="spellEnd"/>
+            <w:proofErr w:type="gramEnd"/>
+            <w:r>
+              <w:rPr>
+                <w:rFonts w:ascii="標楷體" w:eastAsia="標楷體" w:hint="eastAsia"/>
+              </w:rPr>
+              <w:t>}}</w:t>
+            </w:r>
           </w:p>
         </w:tc>
       </w:tr>
       <w:tr>
         <w:trPr>
           <w:cantSplit/>
-          <w:trHeight w:val="344"/>
+          <w:trHeight w:val="659"/>
         </w:trPr>
         <w:tc>
           <w:tcPr>
             <w:tcW w:w="526" w:type="dxa"/>
-            <w:tcBorders>
-              <w:top w:val="single" w:sz="4" w:space="0" w:color="auto"/>
+            <w:vMerge/>
+            <w:tcBorders>
+              <w:top w:val="single" w:sz="6" w:space="0" w:color="000000"/>
               <w:left w:val="single" w:sz="12" w:space="0" w:color="000000"/>
-              <w:bottom w:val="single" w:sz="12" w:space="0" w:color="000000"/>
+              <w:bottom w:val="nil"/>
               <w:right w:val="single" w:sz="6" w:space="0" w:color="000000"/>
             </w:tcBorders>
           </w:tcPr>
@@ -9875,40 +10648,12 @@
         </w:tc>
         <w:tc>
           <w:tcPr>
-            <w:tcW w:w="1106" w:type="dxa"/>
-            <w:tcBorders>
-              <w:top w:val="single" w:sz="4" w:space="0" w:color="auto"/>
+            <w:tcW w:w="9734" w:type="dxa"/>
+            <w:gridSpan w:val="3"/>
+            <w:tcBorders>
+              <w:top w:val="single" w:sz="6" w:space="0" w:color="000000"/>
               <w:left w:val="single" w:sz="6" w:space="0" w:color="000000"/>
-              <w:bottom w:val="single" w:sz="12" w:space="0" w:color="000000"/>
-              <w:right w:val="nil"/>
-            </w:tcBorders>
-          </w:tcPr>
-          <w:p>
-            <w:pPr>
-              <w:snapToGrid w:val="0"/>
-              <w:spacing w:after="100" w:line="240" w:lineRule="atLeast"/>
-              <w:jc w:val="distribute"/>
-              <w:textAlignment w:val="center"/>
-              <w:rPr>
-                <w:rFonts w:ascii="標楷體" w:eastAsia="標楷體"/>
-              </w:rPr>
-            </w:pPr>
-            <w:r>
-              <w:rPr>
-                <w:rFonts w:ascii="標楷體" w:eastAsia="標楷體"/>
-              </w:rPr>
-              <w:t>()</w:t>
-            </w:r>
-          </w:p>
-        </w:tc>
-        <w:tc>
-          <w:tcPr>
-            <w:tcW w:w="8628" w:type="dxa"/>
-            <w:gridSpan w:val="4"/>
-            <w:tcBorders>
-              <w:top w:val="single" w:sz="6" w:space="0" w:color="000000"/>
-              <w:left w:val="nil"/>
-              <w:bottom w:val="single" w:sz="12" w:space="0" w:color="000000"/>
+              <w:bottom w:val="nil"/>
               <w:right w:val="single" w:sz="12" w:space="0" w:color="000000"/>
             </w:tcBorders>
           </w:tcPr>
@@ -9922,182 +10667,80 @@
                 <w:rFonts w:ascii="標楷體" w:eastAsia="標楷體"/>
               </w:rPr>
             </w:pPr>
+            <w:r>
+              <w:rPr>
+                <w:rFonts w:ascii="標楷體" w:eastAsia="標楷體" w:hint="eastAsia"/>
+              </w:rPr>
+              <w:t>{{</w:t>
+            </w:r>
+            <w:proofErr w:type="spellStart"/>
+            <w:proofErr w:type="gramStart"/>
+            <w:r>
+              <w:rPr>
+                <w:rFonts w:ascii="標楷體" w:eastAsia="標楷體" w:hint="eastAsia"/>
+              </w:rPr>
+              <w:t>m.address</w:t>
+            </w:r>
+            <w:proofErr w:type="spellEnd"/>
+            <w:proofErr w:type="gramEnd"/>
+            <w:r>
+              <w:rPr>
+                <w:rFonts w:ascii="標楷體" w:eastAsia="標楷體" w:hint="eastAsia"/>
+              </w:rPr>
+              <w:t>}}</w:t>
+            </w:r>
           </w:p>
         </w:tc>
       </w:tr>
       <w:tr>
         <w:trPr>
           <w:cantSplit/>
-          <w:trHeight w:val="344"/>
+          <w:trHeight w:val="850"/>
         </w:trPr>
         <w:tc>
           <w:tcPr>
-            <w:tcW w:w="526" w:type="dxa"/>
-            <w:tcBorders>
-              <w:top w:val="single" w:sz="12" w:space="0" w:color="000000"/>
+            <w:tcW w:w="10260" w:type="dxa"/>
+            <w:gridSpan w:val="4"/>
+            <w:tcBorders>
+              <w:top w:val="nil"/>
               <w:left w:val="single" w:sz="12" w:space="0" w:color="000000"/>
-              <w:bottom w:val="single" w:sz="4" w:space="0" w:color="auto"/>
-              <w:right w:val="nil"/>
+              <w:bottom w:val="single" w:sz="12" w:space="0" w:color="000000"/>
+              <w:right w:val="single" w:sz="12" w:space="0" w:color="000000"/>
             </w:tcBorders>
           </w:tcPr>
           <w:p>
             <w:pPr>
               <w:snapToGrid w:val="0"/>
-              <w:spacing w:after="100" w:line="240" w:lineRule="atLeast"/>
-              <w:jc w:val="center"/>
-              <w:rPr>
-                <w:rFonts w:ascii="標楷體" w:eastAsia="標楷體"/>
-                <w:spacing w:val="12"/>
-              </w:rPr>
-            </w:pPr>
-          </w:p>
-        </w:tc>
-        <w:tc>
-          <w:tcPr>
-            <w:tcW w:w="3074" w:type="dxa"/>
-            <w:gridSpan w:val="2"/>
-            <w:tcBorders>
-              <w:top w:val="single" w:sz="12" w:space="0" w:color="000000"/>
-              <w:left w:val="single" w:sz="6" w:space="0" w:color="000000"/>
-              <w:bottom w:val="single" w:sz="4" w:space="0" w:color="auto"/>
-              <w:right w:val="single" w:sz="6" w:space="0" w:color="000000"/>
-            </w:tcBorders>
-          </w:tcPr>
-          <w:p>
-            <w:pPr>
-              <w:snapToGrid w:val="0"/>
-              <w:spacing w:after="100" w:line="240" w:lineRule="atLeast"/>
+              <w:spacing w:line="0" w:lineRule="atLeast"/>
+              <w:contextualSpacing/>
               <w:jc w:val="both"/>
               <w:textAlignment w:val="center"/>
               <w:rPr>
                 <w:rFonts w:ascii="標楷體" w:eastAsia="標楷體"/>
-              </w:rPr>
-            </w:pPr>
-          </w:p>
-        </w:tc>
-        <w:tc>
-          <w:tcPr>
-            <w:tcW w:w="3076" w:type="dxa"/>
-            <w:gridSpan w:val="2"/>
-            <w:tcBorders>
-              <w:top w:val="single" w:sz="12" w:space="0" w:color="000000"/>
-              <w:left w:val="single" w:sz="6" w:space="0" w:color="000000"/>
-              <w:bottom w:val="single" w:sz="4" w:space="0" w:color="auto"/>
-              <w:right w:val="single" w:sz="6" w:space="0" w:color="000000"/>
-            </w:tcBorders>
-            <w:vAlign w:val="center"/>
-          </w:tcPr>
-          <w:p>
-            <w:pPr>
-              <w:snapToGrid w:val="0"/>
-              <w:spacing w:after="100" w:line="240" w:lineRule="atLeast"/>
-              <w:jc w:val="center"/>
-              <w:textAlignment w:val="center"/>
-              <w:rPr>
-                <w:rFonts w:ascii="標楷體" w:eastAsia="標楷體"/>
-              </w:rPr>
-            </w:pPr>
-          </w:p>
-        </w:tc>
-        <w:tc>
-          <w:tcPr>
-            <w:tcW w:w="3584" w:type="dxa"/>
-            <w:tcBorders>
-              <w:top w:val="single" w:sz="12" w:space="0" w:color="000000"/>
-              <w:left w:val="single" w:sz="6" w:space="0" w:color="000000"/>
-              <w:bottom w:val="single" w:sz="4" w:space="0" w:color="auto"/>
-              <w:right w:val="single" w:sz="12" w:space="0" w:color="000000"/>
-            </w:tcBorders>
-          </w:tcPr>
-          <w:p>
-            <w:pPr>
-              <w:snapToGrid w:val="0"/>
-              <w:spacing w:after="100" w:line="240" w:lineRule="atLeast"/>
-              <w:jc w:val="both"/>
-              <w:textAlignment w:val="center"/>
-              <w:rPr>
-                <w:rFonts w:ascii="標楷體" w:eastAsia="標楷體"/>
-              </w:rPr>
-            </w:pPr>
-          </w:p>
-        </w:tc>
-      </w:tr>
-      <w:tr>
-        <w:trPr>
-          <w:cantSplit/>
-          <w:trHeight w:val="344"/>
-        </w:trPr>
-        <w:tc>
-          <w:tcPr>
-            <w:tcW w:w="526" w:type="dxa"/>
-            <w:tcBorders>
-              <w:top w:val="single" w:sz="4" w:space="0" w:color="auto"/>
-              <w:left w:val="single" w:sz="12" w:space="0" w:color="000000"/>
-              <w:bottom w:val="single" w:sz="12" w:space="0" w:color="000000"/>
-              <w:right w:val="nil"/>
-            </w:tcBorders>
-          </w:tcPr>
-          <w:p>
-            <w:pPr>
-              <w:snapToGrid w:val="0"/>
-              <w:spacing w:after="100" w:line="240" w:lineRule="atLeast"/>
-              <w:jc w:val="center"/>
-              <w:rPr>
-                <w:rFonts w:ascii="標楷體" w:eastAsia="標楷體"/>
-                <w:spacing w:val="12"/>
-              </w:rPr>
-            </w:pPr>
-          </w:p>
-        </w:tc>
-        <w:tc>
-          <w:tcPr>
-            <w:tcW w:w="1106" w:type="dxa"/>
-            <w:tcBorders>
-              <w:top w:val="single" w:sz="4" w:space="0" w:color="auto"/>
-              <w:left w:val="single" w:sz="6" w:space="0" w:color="000000"/>
-              <w:bottom w:val="single" w:sz="12" w:space="0" w:color="000000"/>
-              <w:right w:val="nil"/>
-            </w:tcBorders>
-          </w:tcPr>
-          <w:p>
-            <w:pPr>
-              <w:snapToGrid w:val="0"/>
-              <w:spacing w:after="100" w:line="240" w:lineRule="atLeast"/>
-              <w:jc w:val="distribute"/>
-              <w:textAlignment w:val="center"/>
-              <w:rPr>
-                <w:rFonts w:ascii="標楷體" w:eastAsia="標楷體"/>
-              </w:rPr>
-            </w:pPr>
-            <w:r>
-              <w:rPr>
-                <w:rFonts w:ascii="標楷體" w:eastAsia="標楷體"/>
-              </w:rPr>
-              <w:t>()</w:t>
-            </w:r>
-          </w:p>
-        </w:tc>
-        <w:tc>
-          <w:tcPr>
-            <w:tcW w:w="8628" w:type="dxa"/>
-            <w:gridSpan w:val="4"/>
-            <w:tcBorders>
-              <w:top w:val="single" w:sz="4" w:space="0" w:color="auto"/>
-              <w:left w:val="nil"/>
-              <w:bottom w:val="single" w:sz="12" w:space="0" w:color="000000"/>
-              <w:right w:val="single" w:sz="12" w:space="0" w:color="000000"/>
-            </w:tcBorders>
-          </w:tcPr>
-          <w:p>
-            <w:pPr>
-              <w:snapToGrid w:val="0"/>
-              <w:spacing w:after="100" w:line="240" w:lineRule="atLeast"/>
-              <w:jc w:val="both"/>
-              <w:textAlignment w:val="center"/>
-              <w:rPr>
-                <w:rFonts w:ascii="標楷體" w:eastAsia="標楷體"/>
-              </w:rPr>
-            </w:pPr>
+                <w:sz w:val="2"/>
+                <w:szCs w:val="2"/>
+              </w:rPr>
+            </w:pPr>
+            <w:r>
+              <w:rPr>
+                <w:rFonts w:ascii="標楷體" w:eastAsia="標楷體" w:hint="eastAsia"/>
+              </w:rPr>
+              <w:t xml:space="preserve">{% </w:t>
+            </w:r>
+            <w:proofErr w:type="spellStart"/>
+            <w:r>
+              <w:rPr>
+                <w:rFonts w:ascii="標楷體" w:eastAsia="標楷體" w:hint="eastAsia"/>
+              </w:rPr>
+              <w:t>endfor</w:t>
+            </w:r>
+            <w:proofErr w:type="spellEnd"/>
+            <w:r>
+              <w:rPr>
+                <w:rFonts w:ascii="標楷體" w:eastAsia="標楷體" w:hint="eastAsia"/>
+              </w:rPr>
+              <w:t xml:space="preserve"> %}</w:t>
+            </w:r>
           </w:p>
         </w:tc>
       </w:tr>
@@ -10119,206 +10762,6 @@
         <w:ind w:right="191"/>
         <w:jc w:val="both"/>
       </w:pPr>
-      <w:r>
-        <w:t>[</w:t>
-      </w:r>
-      <w:r>
-        <w:t>TABLE_MANAGER_ANCHOR</w:t>
-      </w:r>
-      <w:r>
-        <w:t>]</w:t>
-      </w:r>
-    </w:p>
-    <w:p>
-      <w:pPr>
-        <w:tabs>
-          <w:tab w:val="left" w:pos="10440"/>
-        </w:tabs>
-        <w:ind w:right="191"/>
-        <w:jc w:val="both"/>
-      </w:pPr>
-    </w:p>
-    <w:p>
-      <w:pPr>
-        <w:tabs>
-          <w:tab w:val="left" w:pos="10440"/>
-        </w:tabs>
-        <w:ind w:right="191"/>
-        <w:jc w:val="both"/>
-      </w:pPr>
-    </w:p>
-    <w:p>
-      <w:pPr>
-        <w:tabs>
-          <w:tab w:val="left" w:pos="10440"/>
-        </w:tabs>
-        <w:ind w:right="191"/>
-        <w:jc w:val="both"/>
-      </w:pPr>
-    </w:p>
-    <w:p>
-      <w:pPr>
-        <w:tabs>
-          <w:tab w:val="left" w:pos="10440"/>
-        </w:tabs>
-        <w:ind w:right="191"/>
-        <w:jc w:val="both"/>
-      </w:pPr>
-    </w:p>
-    <w:tbl>
-      <w:tblPr>
-        <w:tblW w:w="0" w:type="auto"/>
-        <w:tblInd w:w="28" w:type="dxa"/>
-        <w:tblBorders>
-          <w:top w:val="single" w:sz="6" w:space="0" w:color="auto"/>
-          <w:left w:val="single" w:sz="6" w:space="0" w:color="auto"/>
-          <w:bottom w:val="single" w:sz="6" w:space="0" w:color="auto"/>
-          <w:right w:val="single" w:sz="6" w:space="0" w:color="auto"/>
-          <w:insideH w:val="single" w:sz="6" w:space="0" w:color="auto"/>
-          <w:insideV w:val="single" w:sz="6" w:space="0" w:color="auto"/>
-        </w:tblBorders>
-        <w:tblLayout w:type="fixed"/>
-        <w:tblCellMar>
-          <w:left w:w="28" w:type="dxa"/>
-          <w:right w:w="28" w:type="dxa"/>
-        </w:tblCellMar>
-        <w:tblLook w:val="0000" w:firstRow="0" w:lastRow="0" w:firstColumn="0" w:lastColumn="0" w:noHBand="0" w:noVBand="0"/>
-      </w:tblPr>
-      <w:tblGrid>
-        <w:gridCol w:w="4680"/>
-        <w:gridCol w:w="5580"/>
-      </w:tblGrid>
-      <w:tr>
-        <w:trPr>
-          <w:cantSplit/>
-          <w:trHeight w:val="530"/>
-        </w:trPr>
-        <w:tc>
-          <w:tcPr>
-            <w:tcW w:w="4680" w:type="dxa"/>
-            <w:tcBorders>
-              <w:top w:val="nil"/>
-              <w:left w:val="nil"/>
-              <w:bottom w:val="nil"/>
-              <w:right w:val="nil"/>
-            </w:tcBorders>
-            <w:vAlign w:val="bottom"/>
-          </w:tcPr>
-          <w:p>
-            <w:pPr>
-              <w:tabs>
-                <w:tab w:val="left" w:leader="underscore" w:pos="4292"/>
-              </w:tabs>
-              <w:spacing w:before="120" w:after="120" w:line="240" w:lineRule="atLeast"/>
-              <w:jc w:val="both"/>
-              <w:rPr>
-                <w:rFonts w:ascii="標楷體" w:eastAsia="標楷體"/>
-                <w:sz w:val="32"/>
-                <w:szCs w:val="32"/>
-              </w:rPr>
-            </w:pPr>
-            <w:r>
-              <w:rPr>
-                <w:rFonts w:ascii="標楷體" w:eastAsia="標楷體"/>
-                <w:sz w:val="32"/>
-                <w:szCs w:val="32"/>
-              </w:rPr>
-              <w:tab/>
-            </w:r>
-          </w:p>
-        </w:tc>
-        <w:tc>
-          <w:tcPr>
-            <w:tcW w:w="5580" w:type="dxa"/>
-            <w:tcBorders>
-              <w:top w:val="nil"/>
-              <w:left w:val="nil"/>
-              <w:bottom w:val="nil"/>
-              <w:right w:val="nil"/>
-            </w:tcBorders>
-          </w:tcPr>
-          <w:p>
-            <w:pPr>
-              <w:tabs>
-                <w:tab w:val="right" w:pos="4556"/>
-                <w:tab w:val="right" w:leader="underscore" w:pos="5248"/>
-              </w:tabs>
-              <w:spacing w:before="120" w:after="120" w:line="240" w:lineRule="atLeast"/>
-              <w:ind w:left="-28"/>
-              <w:jc w:val="both"/>
-              <w:textAlignment w:val="center"/>
-              <w:rPr>
-                <w:rFonts w:ascii="標楷體" w:eastAsia="標楷體"/>
-                <w:sz w:val="32"/>
-                <w:szCs w:val="32"/>
-              </w:rPr>
-            </w:pPr>
-            <w:r>
-              <w:rPr>
-                <w:rFonts w:ascii="標楷體" w:eastAsia="標楷體" w:hint="eastAsia"/>
-                <w:b/>
-                <w:bCs/>
-                <w:sz w:val="32"/>
-                <w:szCs w:val="32"/>
-              </w:rPr>
-              <w:t>股份有限公司設立</w:t>
-            </w:r>
-            <w:r>
-              <w:rPr>
-                <w:rFonts w:ascii="標楷體" w:eastAsia="標楷體" w:hint="eastAsia"/>
-                <w:b/>
-                <w:bCs/>
-                <w:spacing w:val="-10"/>
-                <w:sz w:val="32"/>
-                <w:szCs w:val="32"/>
-              </w:rPr>
-              <w:t>登記表</w:t>
-            </w:r>
-            <w:r>
-              <w:rPr>
-                <w:rFonts w:ascii="標楷體" w:eastAsia="標楷體"/>
-              </w:rPr>
-              <w:t xml:space="preserve"> </w:t>
-            </w:r>
-          </w:p>
-        </w:tc>
-      </w:tr>
-    </w:tbl>
-    <w:p>
-      <w:pPr>
-        <w:snapToGrid w:val="0"/>
-        <w:spacing w:line="240" w:lineRule="atLeast"/>
-        <w:rPr>
-          <w:sz w:val="20"/>
-          <w:szCs w:val="20"/>
-        </w:rPr>
-      </w:pPr>
-      <w:r>
-        <w:t xml:space="preserve"> </w:t>
-      </w:r>
-      <w:r>
-        <w:rPr>
-          <w:rFonts w:hint="eastAsia"/>
-          <w:sz w:val="20"/>
-          <w:szCs w:val="20"/>
-        </w:rPr>
-        <w:t>註</w:t>
-      </w:r>
-      <w:r>
-        <w:rPr>
-          <w:sz w:val="20"/>
-          <w:szCs w:val="20"/>
-        </w:rPr>
-        <w:t>:</w:t>
-      </w:r>
-      <w:r>
-        <w:rPr>
-          <w:rFonts w:hint="eastAsia"/>
-          <w:sz w:val="20"/>
-          <w:szCs w:val="20"/>
-        </w:rPr>
-        <w:t>欄位不足請自行複製，未使用之欄位可自行刪除，若本頁不足使用，請複製全頁後自行增減欄位。</w:t>
-      </w:r>
     </w:p>
     <w:p>
       <w:pPr>
@@ -10350,7 +10793,9 @@
       </w:tblPr>
       <w:tblGrid>
         <w:gridCol w:w="540"/>
-        <w:gridCol w:w="1965"/>
+        <w:gridCol w:w="720"/>
+        <w:gridCol w:w="420"/>
+        <w:gridCol w:w="825"/>
         <w:gridCol w:w="3970"/>
         <w:gridCol w:w="3785"/>
       </w:tblGrid>
@@ -10362,7 +10807,7 @@
         <w:tc>
           <w:tcPr>
             <w:tcW w:w="10260" w:type="dxa"/>
-            <w:gridSpan w:val="4"/>
+            <w:gridSpan w:val="6"/>
             <w:tcBorders>
               <w:top w:val="single" w:sz="12" w:space="0" w:color="000000"/>
               <w:left w:val="single" w:sz="12" w:space="0" w:color="000000"/>
@@ -10535,6 +10980,7 @@
         <w:tc>
           <w:tcPr>
             <w:tcW w:w="1965" w:type="dxa"/>
+            <w:gridSpan w:val="3"/>
             <w:tcBorders>
               <w:top w:val="nil"/>
               <w:left w:val="single" w:sz="6" w:space="0" w:color="000000"/>
@@ -10652,7 +11098,7 @@
         <w:tc>
           <w:tcPr>
             <w:tcW w:w="9720" w:type="dxa"/>
-            <w:gridSpan w:val="3"/>
+            <w:gridSpan w:val="5"/>
             <w:tcBorders>
               <w:top w:val="single" w:sz="6" w:space="0" w:color="000000"/>
               <w:left w:val="single" w:sz="6" w:space="0" w:color="000000"/>
@@ -10759,96 +11205,6 @@
                 <w:spacing w:val="20"/>
               </w:rPr>
               <w:t>地</w:t>
-            </w:r>
-          </w:p>
-        </w:tc>
-      </w:tr>
-    </w:tbl>
-    <w:p>
-      <w:pPr>
-        <w:tabs>
-          <w:tab w:val="left" w:pos="10440"/>
-        </w:tabs>
-        <w:spacing w:line="120" w:lineRule="exact"/>
-        <w:ind w:right="193"/>
-        <w:jc w:val="both"/>
-      </w:pPr>
-    </w:p>
-    <w:tbl>
-      <w:tblPr>
-        <w:tblW w:w="0" w:type="auto"/>
-        <w:tblInd w:w="28" w:type="dxa"/>
-        <w:tblBorders>
-          <w:top w:val="single" w:sz="6" w:space="0" w:color="auto"/>
-          <w:left w:val="single" w:sz="6" w:space="0" w:color="auto"/>
-          <w:bottom w:val="single" w:sz="6" w:space="0" w:color="auto"/>
-          <w:right w:val="single" w:sz="6" w:space="0" w:color="auto"/>
-          <w:insideH w:val="single" w:sz="6" w:space="0" w:color="auto"/>
-          <w:insideV w:val="single" w:sz="6" w:space="0" w:color="auto"/>
-        </w:tblBorders>
-        <w:tblLayout w:type="fixed"/>
-        <w:tblCellMar>
-          <w:left w:w="28" w:type="dxa"/>
-          <w:right w:w="28" w:type="dxa"/>
-        </w:tblCellMar>
-        <w:tblLook w:val="0000" w:firstRow="0" w:lastRow="0" w:firstColumn="0" w:lastColumn="0" w:noHBand="0" w:noVBand="0"/>
-      </w:tblPr>
-      <w:tblGrid>
-        <w:gridCol w:w="540"/>
-        <w:gridCol w:w="720"/>
-        <w:gridCol w:w="15"/>
-        <w:gridCol w:w="405"/>
-        <w:gridCol w:w="825"/>
-        <w:gridCol w:w="30"/>
-        <w:gridCol w:w="3940"/>
-        <w:gridCol w:w="20"/>
-        <w:gridCol w:w="3765"/>
-      </w:tblGrid>
-      <w:tr>
-        <w:trPr>
-          <w:cantSplit/>
-          <w:trHeight w:hRule="exact" w:val="425"/>
-        </w:trPr>
-        <w:tc>
-          <w:tcPr>
-            <w:tcW w:w="10260" w:type="dxa"/>
-            <w:gridSpan w:val="9"/>
-            <w:tcBorders>
-              <w:top w:val="single" w:sz="12" w:space="0" w:color="000000"/>
-              <w:left w:val="single" w:sz="12" w:space="0" w:color="000000"/>
-              <w:bottom w:val="single" w:sz="12" w:space="0" w:color="000000"/>
-              <w:right w:val="single" w:sz="12" w:space="0" w:color="000000"/>
-            </w:tcBorders>
-            <w:vAlign w:val="center"/>
-          </w:tcPr>
-          <w:p>
-            <w:pPr>
-              <w:snapToGrid w:val="0"/>
-              <w:spacing w:after="100" w:line="240" w:lineRule="atLeast"/>
-              <w:textAlignment w:val="center"/>
-              <w:rPr>
-                <w:rFonts w:ascii="標楷體" w:eastAsia="標楷體"/>
-              </w:rPr>
-            </w:pPr>
-            <w:r>
-              <w:rPr>
-                <w:rFonts w:ascii="標楷體" w:eastAsia="標楷體" w:hint="eastAsia"/>
-              </w:rPr>
-              <w:t>{{</w:t>
-            </w:r>
-            <w:proofErr w:type="spellStart"/>
-            <w:r>
-              <w:rPr>
-                <w:rFonts w:ascii="標楷體" w:eastAsia="標楷體" w:hint="eastAsia"/>
-              </w:rPr>
-              <w:t>leagalperson_table</w:t>
-            </w:r>
-            <w:proofErr w:type="spellEnd"/>
-            <w:r>
-              <w:rPr>
-                <w:rFonts w:ascii="標楷體" w:eastAsia="標楷體" w:hint="eastAsia"/>
-              </w:rPr>
-              <w:t>}}</w:t>
             </w:r>
           </w:p>
         </w:tc>
@@ -10907,7 +11263,6 @@
         <w:tc>
           <w:tcPr>
             <w:tcW w:w="420" w:type="dxa"/>
-            <w:gridSpan w:val="2"/>
             <w:tcBorders>
               <w:top w:val="single" w:sz="12" w:space="0" w:color="000000"/>
               <w:left w:val="nil"/>
@@ -10963,7 +11318,6 @@
         <w:tc>
           <w:tcPr>
             <w:tcW w:w="3970" w:type="dxa"/>
-            <w:gridSpan w:val="2"/>
             <w:tcBorders>
               <w:top w:val="single" w:sz="12" w:space="0" w:color="000000"/>
               <w:left w:val="single" w:sz="6" w:space="0" w:color="000000"/>
@@ -10986,7 +11340,6 @@
         <w:tc>
           <w:tcPr>
             <w:tcW w:w="3785" w:type="dxa"/>
-            <w:gridSpan w:val="2"/>
             <w:tcBorders>
               <w:top w:val="single" w:sz="12" w:space="0" w:color="000000"/>
               <w:left w:val="nil"/>
@@ -11038,7 +11391,7 @@
         <w:tc>
           <w:tcPr>
             <w:tcW w:w="1140" w:type="dxa"/>
-            <w:gridSpan w:val="3"/>
+            <w:gridSpan w:val="2"/>
             <w:tcBorders>
               <w:top w:val="single" w:sz="6" w:space="0" w:color="000000"/>
               <w:left w:val="single" w:sz="6" w:space="0" w:color="000000"/>
@@ -11067,7 +11420,7 @@
         <w:tc>
           <w:tcPr>
             <w:tcW w:w="8580" w:type="dxa"/>
-            <w:gridSpan w:val="5"/>
+            <w:gridSpan w:val="3"/>
             <w:tcBorders>
               <w:top w:val="single" w:sz="6" w:space="0" w:color="000000"/>
               <w:left w:val="nil"/>
@@ -11088,517 +11441,7 @@
           </w:p>
         </w:tc>
       </w:tr>
-      <w:tr>
-        <w:trPr>
-          <w:cantSplit/>
-          <w:trHeight w:hRule="exact" w:val="425"/>
-        </w:trPr>
-        <w:tc>
-          <w:tcPr>
-            <w:tcW w:w="540" w:type="dxa"/>
-            <w:vMerge w:val="restart"/>
-            <w:tcBorders>
-              <w:top w:val="single" w:sz="12" w:space="0" w:color="000000"/>
-              <w:left w:val="single" w:sz="12" w:space="0" w:color="000000"/>
-              <w:bottom w:val="single" w:sz="6" w:space="0" w:color="auto"/>
-              <w:right w:val="nil"/>
-            </w:tcBorders>
-            <w:vAlign w:val="center"/>
-          </w:tcPr>
-          <w:p>
-            <w:pPr>
-              <w:snapToGrid w:val="0"/>
-              <w:spacing w:after="100" w:line="240" w:lineRule="atLeast"/>
-              <w:jc w:val="center"/>
-              <w:rPr>
-                <w:rFonts w:ascii="標楷體" w:eastAsia="標楷體"/>
-              </w:rPr>
-            </w:pPr>
-          </w:p>
-        </w:tc>
-        <w:tc>
-          <w:tcPr>
-            <w:tcW w:w="735" w:type="dxa"/>
-            <w:gridSpan w:val="2"/>
-            <w:tcBorders>
-              <w:top w:val="single" w:sz="12" w:space="0" w:color="000000"/>
-              <w:left w:val="single" w:sz="6" w:space="0" w:color="000000"/>
-              <w:bottom w:val="single" w:sz="6" w:space="0" w:color="000000"/>
-              <w:right w:val="nil"/>
-            </w:tcBorders>
-            <w:vAlign w:val="center"/>
-          </w:tcPr>
-          <w:p>
-            <w:pPr>
-              <w:snapToGrid w:val="0"/>
-              <w:spacing w:after="100" w:line="240" w:lineRule="atLeast"/>
-              <w:jc w:val="center"/>
-              <w:textAlignment w:val="center"/>
-              <w:rPr>
-                <w:rFonts w:ascii="標楷體" w:eastAsia="標楷體"/>
-              </w:rPr>
-            </w:pPr>
-          </w:p>
-        </w:tc>
-        <w:tc>
-          <w:tcPr>
-            <w:tcW w:w="405" w:type="dxa"/>
-            <w:tcBorders>
-              <w:top w:val="single" w:sz="12" w:space="0" w:color="000000"/>
-              <w:left w:val="nil"/>
-              <w:bottom w:val="single" w:sz="6" w:space="0" w:color="000000"/>
-              <w:right w:val="nil"/>
-            </w:tcBorders>
-            <w:vAlign w:val="center"/>
-          </w:tcPr>
-          <w:p>
-            <w:pPr>
-              <w:snapToGrid w:val="0"/>
-              <w:spacing w:after="100" w:line="240" w:lineRule="atLeast"/>
-              <w:jc w:val="center"/>
-              <w:textAlignment w:val="center"/>
-              <w:rPr>
-                <w:rFonts w:ascii="標楷體" w:eastAsia="標楷體"/>
-              </w:rPr>
-            </w:pPr>
-            <w:r>
-              <w:rPr>
-                <w:rFonts w:ascii="標楷體" w:eastAsia="標楷體"/>
-                <w:spacing w:val="-10"/>
-                <w:sz w:val="38"/>
-                <w:szCs w:val="38"/>
-              </w:rPr>
-              <w:t>~</w:t>
-            </w:r>
-          </w:p>
-        </w:tc>
-        <w:tc>
-          <w:tcPr>
-            <w:tcW w:w="855" w:type="dxa"/>
-            <w:gridSpan w:val="2"/>
-            <w:tcBorders>
-              <w:top w:val="single" w:sz="12" w:space="0" w:color="000000"/>
-              <w:left w:val="nil"/>
-              <w:bottom w:val="single" w:sz="6" w:space="0" w:color="000000"/>
-              <w:right w:val="single" w:sz="6" w:space="0" w:color="000000"/>
-            </w:tcBorders>
-            <w:vAlign w:val="center"/>
-          </w:tcPr>
-          <w:p>
-            <w:pPr>
-              <w:snapToGrid w:val="0"/>
-              <w:spacing w:after="100" w:line="240" w:lineRule="atLeast"/>
-              <w:jc w:val="center"/>
-              <w:textAlignment w:val="center"/>
-              <w:rPr>
-                <w:rFonts w:ascii="標楷體" w:eastAsia="標楷體"/>
-              </w:rPr>
-            </w:pPr>
-          </w:p>
-        </w:tc>
-        <w:tc>
-          <w:tcPr>
-            <w:tcW w:w="3960" w:type="dxa"/>
-            <w:gridSpan w:val="2"/>
-            <w:tcBorders>
-              <w:top w:val="single" w:sz="12" w:space="0" w:color="000000"/>
-              <w:left w:val="single" w:sz="6" w:space="0" w:color="000000"/>
-              <w:bottom w:val="single" w:sz="6" w:space="0" w:color="000000"/>
-              <w:right w:val="single" w:sz="6" w:space="0" w:color="000000"/>
-            </w:tcBorders>
-          </w:tcPr>
-          <w:p>
-            <w:pPr>
-              <w:snapToGrid w:val="0"/>
-              <w:spacing w:after="100" w:line="240" w:lineRule="atLeast"/>
-              <w:jc w:val="both"/>
-              <w:textAlignment w:val="center"/>
-              <w:rPr>
-                <w:rFonts w:ascii="標楷體" w:eastAsia="標楷體"/>
-              </w:rPr>
-            </w:pPr>
-          </w:p>
-        </w:tc>
-        <w:tc>
-          <w:tcPr>
-            <w:tcW w:w="3765" w:type="dxa"/>
-            <w:tcBorders>
-              <w:top w:val="single" w:sz="12" w:space="0" w:color="000000"/>
-              <w:left w:val="single" w:sz="6" w:space="0" w:color="000000"/>
-              <w:bottom w:val="single" w:sz="6" w:space="0" w:color="000000"/>
-              <w:right w:val="single" w:sz="12" w:space="0" w:color="000000"/>
-            </w:tcBorders>
-            <w:vAlign w:val="center"/>
-          </w:tcPr>
-          <w:p>
-            <w:pPr>
-              <w:snapToGrid w:val="0"/>
-              <w:spacing w:after="100" w:line="240" w:lineRule="atLeast"/>
-              <w:jc w:val="center"/>
-              <w:textAlignment w:val="center"/>
-              <w:rPr>
-                <w:rFonts w:ascii="標楷體" w:eastAsia="標楷體"/>
-              </w:rPr>
-            </w:pPr>
-          </w:p>
-        </w:tc>
-      </w:tr>
-      <w:tr>
-        <w:trPr>
-          <w:cantSplit/>
-          <w:trHeight w:hRule="exact" w:val="425"/>
-        </w:trPr>
-        <w:tc>
-          <w:tcPr>
-            <w:tcW w:w="540" w:type="dxa"/>
-            <w:vMerge/>
-            <w:tcBorders>
-              <w:top w:val="single" w:sz="6" w:space="0" w:color="auto"/>
-              <w:left w:val="single" w:sz="12" w:space="0" w:color="000000"/>
-              <w:bottom w:val="single" w:sz="12" w:space="0" w:color="000000"/>
-              <w:right w:val="nil"/>
-            </w:tcBorders>
-            <w:vAlign w:val="center"/>
-          </w:tcPr>
-          <w:p>
-            <w:pPr>
-              <w:snapToGrid w:val="0"/>
-              <w:spacing w:after="100" w:line="240" w:lineRule="atLeast"/>
-              <w:jc w:val="center"/>
-              <w:rPr>
-                <w:rFonts w:ascii="標楷體" w:eastAsia="標楷體"/>
-              </w:rPr>
-            </w:pPr>
-          </w:p>
-        </w:tc>
-        <w:tc>
-          <w:tcPr>
-            <w:tcW w:w="1140" w:type="dxa"/>
-            <w:gridSpan w:val="3"/>
-            <w:tcBorders>
-              <w:top w:val="single" w:sz="6" w:space="0" w:color="000000"/>
-              <w:left w:val="single" w:sz="6" w:space="0" w:color="000000"/>
-              <w:bottom w:val="single" w:sz="12" w:space="0" w:color="000000"/>
-              <w:right w:val="nil"/>
-            </w:tcBorders>
-          </w:tcPr>
-          <w:p>
-            <w:pPr>
-              <w:snapToGrid w:val="0"/>
-              <w:spacing w:after="100" w:line="240" w:lineRule="atLeast"/>
-              <w:jc w:val="distribute"/>
-              <w:textAlignment w:val="center"/>
-              <w:rPr>
-                <w:rFonts w:ascii="標楷體" w:eastAsia="標楷體"/>
-              </w:rPr>
-            </w:pPr>
-            <w:r>
-              <w:rPr>
-                <w:rFonts w:ascii="標楷體" w:eastAsia="標楷體"/>
-              </w:rPr>
-              <w:t>()</w:t>
-            </w:r>
-          </w:p>
-        </w:tc>
-        <w:tc>
-          <w:tcPr>
-            <w:tcW w:w="8580" w:type="dxa"/>
-            <w:gridSpan w:val="5"/>
-            <w:tcBorders>
-              <w:top w:val="single" w:sz="6" w:space="0" w:color="000000"/>
-              <w:left w:val="nil"/>
-              <w:bottom w:val="single" w:sz="12" w:space="0" w:color="000000"/>
-              <w:right w:val="single" w:sz="12" w:space="0" w:color="000000"/>
-            </w:tcBorders>
-          </w:tcPr>
-          <w:p>
-            <w:pPr>
-              <w:snapToGrid w:val="0"/>
-              <w:spacing w:after="100" w:line="240" w:lineRule="atLeast"/>
-              <w:jc w:val="both"/>
-              <w:textAlignment w:val="center"/>
-              <w:rPr>
-                <w:rFonts w:ascii="標楷體" w:eastAsia="標楷體"/>
-              </w:rPr>
-            </w:pPr>
-          </w:p>
-        </w:tc>
-      </w:tr>
-      <w:tr>
-        <w:trPr>
-          <w:cantSplit/>
-          <w:trHeight w:hRule="exact" w:val="425"/>
-        </w:trPr>
-        <w:tc>
-          <w:tcPr>
-            <w:tcW w:w="540" w:type="dxa"/>
-            <w:vMerge w:val="restart"/>
-            <w:tcBorders>
-              <w:top w:val="single" w:sz="12" w:space="0" w:color="000000"/>
-              <w:left w:val="single" w:sz="12" w:space="0" w:color="000000"/>
-              <w:bottom w:val="single" w:sz="6" w:space="0" w:color="auto"/>
-              <w:right w:val="nil"/>
-            </w:tcBorders>
-            <w:vAlign w:val="center"/>
-          </w:tcPr>
-          <w:p>
-            <w:pPr>
-              <w:snapToGrid w:val="0"/>
-              <w:spacing w:after="100" w:line="240" w:lineRule="atLeast"/>
-              <w:jc w:val="center"/>
-              <w:rPr>
-                <w:rFonts w:ascii="標楷體" w:eastAsia="標楷體"/>
-              </w:rPr>
-            </w:pPr>
-          </w:p>
-        </w:tc>
-        <w:tc>
-          <w:tcPr>
-            <w:tcW w:w="735" w:type="dxa"/>
-            <w:gridSpan w:val="2"/>
-            <w:tcBorders>
-              <w:top w:val="single" w:sz="12" w:space="0" w:color="000000"/>
-              <w:left w:val="single" w:sz="6" w:space="0" w:color="000000"/>
-              <w:bottom w:val="single" w:sz="6" w:space="0" w:color="000000"/>
-              <w:right w:val="nil"/>
-            </w:tcBorders>
-            <w:vAlign w:val="center"/>
-          </w:tcPr>
-          <w:p>
-            <w:pPr>
-              <w:snapToGrid w:val="0"/>
-              <w:spacing w:after="100" w:line="240" w:lineRule="atLeast"/>
-              <w:jc w:val="center"/>
-              <w:textAlignment w:val="center"/>
-              <w:rPr>
-                <w:rFonts w:ascii="標楷體" w:eastAsia="標楷體"/>
-              </w:rPr>
-            </w:pPr>
-          </w:p>
-        </w:tc>
-        <w:tc>
-          <w:tcPr>
-            <w:tcW w:w="405" w:type="dxa"/>
-            <w:tcBorders>
-              <w:top w:val="single" w:sz="12" w:space="0" w:color="000000"/>
-              <w:left w:val="nil"/>
-              <w:bottom w:val="single" w:sz="6" w:space="0" w:color="000000"/>
-              <w:right w:val="nil"/>
-            </w:tcBorders>
-            <w:vAlign w:val="center"/>
-          </w:tcPr>
-          <w:p>
-            <w:pPr>
-              <w:snapToGrid w:val="0"/>
-              <w:spacing w:after="100" w:line="240" w:lineRule="atLeast"/>
-              <w:jc w:val="center"/>
-              <w:textAlignment w:val="center"/>
-              <w:rPr>
-                <w:rFonts w:ascii="標楷體" w:eastAsia="標楷體"/>
-              </w:rPr>
-            </w:pPr>
-            <w:r>
-              <w:rPr>
-                <w:rFonts w:ascii="標楷體" w:eastAsia="標楷體"/>
-                <w:spacing w:val="-10"/>
-                <w:sz w:val="38"/>
-                <w:szCs w:val="38"/>
-              </w:rPr>
-              <w:t>~</w:t>
-            </w:r>
-          </w:p>
-        </w:tc>
-        <w:tc>
-          <w:tcPr>
-            <w:tcW w:w="855" w:type="dxa"/>
-            <w:gridSpan w:val="2"/>
-            <w:tcBorders>
-              <w:top w:val="single" w:sz="12" w:space="0" w:color="000000"/>
-              <w:left w:val="nil"/>
-              <w:bottom w:val="single" w:sz="6" w:space="0" w:color="000000"/>
-              <w:right w:val="single" w:sz="6" w:space="0" w:color="000000"/>
-            </w:tcBorders>
-            <w:vAlign w:val="center"/>
-          </w:tcPr>
-          <w:p>
-            <w:pPr>
-              <w:snapToGrid w:val="0"/>
-              <w:spacing w:after="100" w:line="240" w:lineRule="atLeast"/>
-              <w:jc w:val="center"/>
-              <w:textAlignment w:val="center"/>
-              <w:rPr>
-                <w:rFonts w:ascii="標楷體" w:eastAsia="標楷體"/>
-              </w:rPr>
-            </w:pPr>
-          </w:p>
-        </w:tc>
-        <w:tc>
-          <w:tcPr>
-            <w:tcW w:w="3960" w:type="dxa"/>
-            <w:gridSpan w:val="2"/>
-            <w:tcBorders>
-              <w:top w:val="single" w:sz="12" w:space="0" w:color="000000"/>
-              <w:left w:val="single" w:sz="6" w:space="0" w:color="000000"/>
-              <w:bottom w:val="single" w:sz="6" w:space="0" w:color="000000"/>
-              <w:right w:val="single" w:sz="6" w:space="0" w:color="000000"/>
-            </w:tcBorders>
-          </w:tcPr>
-          <w:p>
-            <w:pPr>
-              <w:snapToGrid w:val="0"/>
-              <w:spacing w:after="100" w:line="240" w:lineRule="atLeast"/>
-              <w:jc w:val="both"/>
-              <w:textAlignment w:val="center"/>
-              <w:rPr>
-                <w:rFonts w:ascii="標楷體" w:eastAsia="標楷體"/>
-              </w:rPr>
-            </w:pPr>
-          </w:p>
-        </w:tc>
-        <w:tc>
-          <w:tcPr>
-            <w:tcW w:w="3765" w:type="dxa"/>
-            <w:tcBorders>
-              <w:top w:val="single" w:sz="12" w:space="0" w:color="000000"/>
-              <w:left w:val="single" w:sz="6" w:space="0" w:color="000000"/>
-              <w:bottom w:val="single" w:sz="6" w:space="0" w:color="000000"/>
-              <w:right w:val="single" w:sz="12" w:space="0" w:color="000000"/>
-            </w:tcBorders>
-            <w:vAlign w:val="center"/>
-          </w:tcPr>
-          <w:p>
-            <w:pPr>
-              <w:snapToGrid w:val="0"/>
-              <w:spacing w:after="100" w:line="240" w:lineRule="atLeast"/>
-              <w:jc w:val="center"/>
-              <w:textAlignment w:val="center"/>
-              <w:rPr>
-                <w:rFonts w:ascii="標楷體" w:eastAsia="標楷體"/>
-              </w:rPr>
-            </w:pPr>
-          </w:p>
-        </w:tc>
-      </w:tr>
-      <w:tr>
-        <w:trPr>
-          <w:cantSplit/>
-          <w:trHeight w:hRule="exact" w:val="425"/>
-        </w:trPr>
-        <w:tc>
-          <w:tcPr>
-            <w:tcW w:w="540" w:type="dxa"/>
-            <w:vMerge/>
-            <w:tcBorders>
-              <w:top w:val="single" w:sz="6" w:space="0" w:color="auto"/>
-              <w:left w:val="single" w:sz="12" w:space="0" w:color="000000"/>
-              <w:bottom w:val="single" w:sz="12" w:space="0" w:color="000000"/>
-              <w:right w:val="nil"/>
-            </w:tcBorders>
-          </w:tcPr>
-          <w:p>
-            <w:pPr>
-              <w:snapToGrid w:val="0"/>
-              <w:spacing w:after="100" w:line="240" w:lineRule="atLeast"/>
-              <w:jc w:val="center"/>
-              <w:rPr>
-                <w:rFonts w:ascii="標楷體" w:eastAsia="標楷體"/>
-              </w:rPr>
-            </w:pPr>
-          </w:p>
-        </w:tc>
-        <w:tc>
-          <w:tcPr>
-            <w:tcW w:w="1140" w:type="dxa"/>
-            <w:gridSpan w:val="3"/>
-            <w:tcBorders>
-              <w:top w:val="single" w:sz="6" w:space="0" w:color="000000"/>
-              <w:left w:val="single" w:sz="6" w:space="0" w:color="000000"/>
-              <w:bottom w:val="single" w:sz="12" w:space="0" w:color="000000"/>
-              <w:right w:val="nil"/>
-            </w:tcBorders>
-          </w:tcPr>
-          <w:p>
-            <w:pPr>
-              <w:snapToGrid w:val="0"/>
-              <w:spacing w:after="100" w:line="240" w:lineRule="atLeast"/>
-              <w:jc w:val="distribute"/>
-              <w:textAlignment w:val="center"/>
-              <w:rPr>
-                <w:rFonts w:ascii="標楷體" w:eastAsia="標楷體"/>
-              </w:rPr>
-            </w:pPr>
-            <w:r>
-              <w:rPr>
-                <w:rFonts w:ascii="標楷體" w:eastAsia="標楷體"/>
-              </w:rPr>
-              <w:t>()</w:t>
-            </w:r>
-          </w:p>
-        </w:tc>
-        <w:tc>
-          <w:tcPr>
-            <w:tcW w:w="8580" w:type="dxa"/>
-            <w:gridSpan w:val="5"/>
-            <w:tcBorders>
-              <w:top w:val="single" w:sz="6" w:space="0" w:color="000000"/>
-              <w:left w:val="nil"/>
-              <w:bottom w:val="single" w:sz="12" w:space="0" w:color="000000"/>
-              <w:right w:val="single" w:sz="12" w:space="0" w:color="000000"/>
-            </w:tcBorders>
-          </w:tcPr>
-          <w:p>
-            <w:pPr>
-              <w:snapToGrid w:val="0"/>
-              <w:spacing w:after="100" w:line="240" w:lineRule="atLeast"/>
-              <w:jc w:val="both"/>
-              <w:textAlignment w:val="center"/>
-              <w:rPr>
-                <w:rFonts w:ascii="標楷體" w:eastAsia="標楷體"/>
-              </w:rPr>
-            </w:pPr>
-          </w:p>
-        </w:tc>
-      </w:tr>
     </w:tbl>
-    <w:p>
-      <w:pPr>
-        <w:tabs>
-          <w:tab w:val="left" w:pos="10440"/>
-        </w:tabs>
-        <w:ind w:right="191"/>
-        <w:jc w:val="both"/>
-      </w:pPr>
-    </w:p>
-    <w:p>
-      <w:pPr>
-        <w:tabs>
-          <w:tab w:val="left" w:pos="10440"/>
-        </w:tabs>
-        <w:ind w:right="191"/>
-        <w:jc w:val="both"/>
-      </w:pPr>
-      <w:r>
-        <w:t>[</w:t>
-      </w:r>
-      <w:r>
-        <w:t>TABLE_REPRESENTATIVE_OF_THE_COMPANY_ANCHOR</w:t>
-      </w:r>
-      <w:r>
-        <w:t>]</w:t>
-      </w:r>
-    </w:p>
-    <w:p>
-      <w:pPr>
-        <w:tabs>
-          <w:tab w:val="left" w:pos="10440"/>
-        </w:tabs>
-        <w:ind w:right="191"/>
-        <w:jc w:val="both"/>
-      </w:pPr>
-      <w:r>
-        <w:t>]</w:t>
-      </w:r>
-    </w:p>
     <w:p>
       <w:pPr>
         <w:tabs>
@@ -12189,10 +12032,10 @@
       </w:rPr>
     </w:lvl>
   </w:abstractNum>
-  <w:num w:numId="1" w16cid:durableId="536938015">
+  <w:num w:numId="1" w16cid:durableId="246043696">
     <w:abstractNumId w:val="0"/>
   </w:num>
-  <w:num w:numId="2" w16cid:durableId="292299182">
+  <w:num w:numId="2" w16cid:durableId="2037123387">
     <w:abstractNumId w:val="1"/>
   </w:num>
 </w:numbering>
@@ -12616,55 +12459,6 @@
       <w:szCs w:val="18"/>
     </w:rPr>
   </w:style>
-  <w:style w:type="table" w:customStyle="1" w:styleId="registertable">
-    <w:name w:val="register_table"/>
-    <w:basedOn w:val="a1"/>
-    <w:uiPriority w:val="99"/>
-    <w:rsid w:val="00B806B4"/>
-    <w:rPr>
-      <w:rFonts w:eastAsia="標楷體"/>
-    </w:rPr>
-    <w:tblPr>
-      <w:tblBorders>
-        <w:top w:val="single" w:sz="12" w:space="0" w:color="auto"/>
-        <w:left w:val="single" w:sz="12" w:space="0" w:color="auto"/>
-        <w:bottom w:val="single" w:sz="12" w:space="0" w:color="auto"/>
-        <w:right w:val="single" w:sz="12" w:space="0" w:color="auto"/>
-        <w:insideH w:val="single" w:sz="8" w:space="0" w:color="auto"/>
-        <w:insideV w:val="single" w:sz="8" w:space="0" w:color="auto"/>
-      </w:tblBorders>
-    </w:tblPr>
-    <w:tblStylePr w:type="firstRow">
-      <w:tblPr/>
-      <w:tcPr>
-        <w:tcBorders>
-          <w:top w:val="single" w:sz="12" w:space="0" w:color="auto"/>
-          <w:left w:val="single" w:sz="12" w:space="0" w:color="auto"/>
-          <w:bottom w:val="single" w:sz="12" w:space="0" w:color="auto"/>
-          <w:right w:val="single" w:sz="12" w:space="0" w:color="auto"/>
-          <w:insideH w:val="single" w:sz="6" w:space="0" w:color="auto"/>
-          <w:insideV w:val="single" w:sz="6" w:space="0" w:color="auto"/>
-          <w:tl2br w:val="nil"/>
-          <w:tr2bl w:val="nil"/>
-        </w:tcBorders>
-      </w:tcPr>
-    </w:tblStylePr>
-  </w:style>
-  <w:style w:type="table" w:styleId="a9">
-    <w:name w:val="Table Grid"/>
-    <w:basedOn w:val="a1"/>
-    <w:rsid w:val="00857504"/>
-    <w:tblPr>
-      <w:tblBorders>
-        <w:top w:val="single" w:sz="4" w:space="0" w:color="auto"/>
-        <w:left w:val="single" w:sz="4" w:space="0" w:color="auto"/>
-        <w:bottom w:val="single" w:sz="4" w:space="0" w:color="auto"/>
-        <w:right w:val="single" w:sz="4" w:space="0" w:color="auto"/>
-        <w:insideH w:val="single" w:sz="4" w:space="0" w:color="auto"/>
-        <w:insideV w:val="single" w:sz="4" w:space="0" w:color="auto"/>
-      </w:tblBorders>
-    </w:tblPr>
-  </w:style>
 </w:styles>
 </file>
 
